--- a/docs/report.docx
+++ b/docs/report.docx
@@ -358,7 +358,7 @@
           <w:r>
             <w:fldChar w:fldCharType="separate"/>
           </w:r>
-          <w:hyperlink w:anchor="_Toc236864485" w:history="1">
+          <w:hyperlink w:anchor="_Toc237030887" w:history="1">
             <w:r>
               <w:rPr>
                 <w:rStyle w:val="Hyperlink"/>
@@ -400,7 +400,7 @@
                 <w:noProof/>
                 <w:webHidden/>
               </w:rPr>
-              <w:instrText xml:space="preserve"> PAGEREF _Toc236864485 \h </w:instrText>
+              <w:instrText xml:space="preserve"> PAGEREF _Toc237030887 \h </w:instrText>
             </w:r>
             <w:r>
               <w:rPr>
@@ -443,7 +443,7 @@
               <w:noProof/>
             </w:rPr>
           </w:pPr>
-          <w:hyperlink w:anchor="_Toc236864486" w:history="1">
+          <w:hyperlink w:anchor="_Toc237030888" w:history="1">
             <w:r>
               <w:rPr>
                 <w:rStyle w:val="Hyperlink"/>
@@ -485,7 +485,7 @@
                 <w:noProof/>
                 <w:webHidden/>
               </w:rPr>
-              <w:instrText xml:space="preserve"> PAGEREF _Toc236864486 \h </w:instrText>
+              <w:instrText xml:space="preserve"> PAGEREF _Toc237030888 \h </w:instrText>
             </w:r>
             <w:r>
               <w:rPr>
@@ -528,7 +528,7 @@
               <w:noProof/>
             </w:rPr>
           </w:pPr>
-          <w:hyperlink w:anchor="_Toc236864487" w:history="1">
+          <w:hyperlink w:anchor="_Toc237030889" w:history="1">
             <w:r>
               <w:rPr>
                 <w:rStyle w:val="Hyperlink"/>
@@ -572,7 +572,7 @@
                 <w:noProof/>
                 <w:webHidden/>
               </w:rPr>
-              <w:instrText xml:space="preserve"> PAGEREF _Toc236864487 \h </w:instrText>
+              <w:instrText xml:space="preserve"> PAGEREF _Toc237030889 \h </w:instrText>
             </w:r>
             <w:r>
               <w:rPr>
@@ -593,6 +593,106 @@
                 <w:webHidden/>
               </w:rPr>
               <w:t>4</w:t>
+            </w:r>
+            <w:r>
+              <w:rPr>
+                <w:noProof/>
+                <w:webHidden/>
+              </w:rPr>
+              <w:fldChar w:fldCharType="end"/>
+            </w:r>
+          </w:hyperlink>
+        </w:p>
+        <w:p>
+          <w:pPr>
+            <w:pStyle w:val="TOC2"/>
+            <w:tabs>
+              <w:tab w:val="left" w:pos="960"/>
+              <w:tab w:val="right" w:leader="dot" w:pos="9350"/>
+            </w:tabs>
+            <w:rPr>
+              <w:rFonts w:asciiTheme="minorHAnsi" w:eastAsiaTheme="minorEastAsia" w:hAnsiTheme="minorHAnsi"/>
+              <w:noProof/>
+            </w:rPr>
+          </w:pPr>
+          <w:hyperlink w:anchor="_Toc237030890" w:history="1">
+            <w:r>
+              <w:rPr>
+                <w:rStyle w:val="Hyperlink"/>
+                <w:noProof/>
+                <w:lang w:val="vi-VN"/>
+              </w:rPr>
+              <w:t>1.3.</w:t>
+            </w:r>
+            <w:r>
+              <w:rPr>
+                <w:rFonts w:asciiTheme="minorHAnsi" w:eastAsiaTheme="minorEastAsia" w:hAnsiTheme="minorHAnsi"/>
+                <w:noProof/>
+              </w:rPr>
+              <w:tab/>
+            </w:r>
+            <w:r>
+              <w:rPr>
+                <w:rStyle w:val="Hyperlink"/>
+                <w:noProof/>
+              </w:rPr>
+              <w:t>Unique</w:t>
+            </w:r>
+            <w:r>
+              <w:rPr>
+                <w:rStyle w:val="Hyperlink"/>
+                <w:noProof/>
+                <w:lang w:val="vi-VN"/>
+              </w:rPr>
+              <w:t xml:space="preserve">/Append Uploads and </w:t>
+            </w:r>
+            <w:r>
+              <w:rPr>
+                <w:rStyle w:val="Hyperlink"/>
+                <w:noProof/>
+              </w:rPr>
+              <w:t>Transfer Cancellation</w:t>
+            </w:r>
+            <w:r>
+              <w:rPr>
+                <w:noProof/>
+                <w:webHidden/>
+              </w:rPr>
+              <w:tab/>
+            </w:r>
+            <w:r>
+              <w:rPr>
+                <w:noProof/>
+                <w:webHidden/>
+              </w:rPr>
+              <w:fldChar w:fldCharType="begin"/>
+            </w:r>
+            <w:r>
+              <w:rPr>
+                <w:noProof/>
+                <w:webHidden/>
+              </w:rPr>
+              <w:instrText xml:space="preserve"> PAGEREF _Toc237030890 \h </w:instrText>
+            </w:r>
+            <w:r>
+              <w:rPr>
+                <w:noProof/>
+                <w:webHidden/>
+              </w:rPr>
+            </w:r>
+            <w:r>
+              <w:rPr>
+                <w:noProof/>
+                <w:webHidden/>
+              </w:rPr>
+              <w:fldChar w:fldCharType="separate"/>
+            </w:r>
+            <w:r>
+              <w:rPr>
+                <w:noProof/>
+                <w:webHidden/>
+              </w:rPr>
+              <w:t>9</w:t>
             </w:r>
             <w:r>
               <w:rPr>
@@ -615,7 +715,7 @@
               <w:noProof/>
             </w:rPr>
           </w:pPr>
-          <w:hyperlink w:anchor="_Toc236864488" w:history="1">
+          <w:hyperlink w:anchor="_Toc237030891" w:history="1">
             <w:r>
               <w:rPr>
                 <w:rStyle w:val="Hyperlink"/>
@@ -657,7 +757,7 @@
                 <w:noProof/>
                 <w:webHidden/>
               </w:rPr>
-              <w:instrText xml:space="preserve"> PAGEREF _Toc236864488 \h </w:instrText>
+              <w:instrText xml:space="preserve"> PAGEREF _Toc237030891 \h </w:instrText>
             </w:r>
             <w:r>
               <w:rPr>
@@ -677,7 +777,7 @@
                 <w:noProof/>
                 <w:webHidden/>
               </w:rPr>
-              <w:t>9</w:t>
+              <w:t>10</w:t>
             </w:r>
             <w:r>
               <w:rPr>
@@ -700,7 +800,7 @@
               <w:noProof/>
             </w:rPr>
           </w:pPr>
-          <w:hyperlink w:anchor="_Toc236864489" w:history="1">
+          <w:hyperlink w:anchor="_Toc237030892" w:history="1">
             <w:r>
               <w:rPr>
                 <w:rStyle w:val="Hyperlink"/>
@@ -742,7 +842,7 @@
                 <w:noProof/>
                 <w:webHidden/>
               </w:rPr>
-              <w:instrText xml:space="preserve"> PAGEREF _Toc236864489 \h </w:instrText>
+              <w:instrText xml:space="preserve"> PAGEREF _Toc237030892 \h </w:instrText>
             </w:r>
             <w:r>
               <w:rPr>
@@ -762,7 +862,7 @@
                 <w:noProof/>
                 <w:webHidden/>
               </w:rPr>
-              <w:t>9</w:t>
+              <w:t>10</w:t>
             </w:r>
             <w:r>
               <w:rPr>
@@ -785,7 +885,7 @@
               <w:noProof/>
             </w:rPr>
           </w:pPr>
-          <w:hyperlink w:anchor="_Toc236864490" w:history="1">
+          <w:hyperlink w:anchor="_Toc237030893" w:history="1">
             <w:r>
               <w:rPr>
                 <w:rStyle w:val="Hyperlink"/>
@@ -837,7 +937,7 @@
                 <w:noProof/>
                 <w:webHidden/>
               </w:rPr>
-              <w:instrText xml:space="preserve"> PAGEREF _Toc236864490 \h </w:instrText>
+              <w:instrText xml:space="preserve"> PAGEREF _Toc237030893 \h </w:instrText>
             </w:r>
             <w:r>
               <w:rPr>
@@ -857,7 +957,7 @@
                 <w:noProof/>
                 <w:webHidden/>
               </w:rPr>
-              <w:t>10</w:t>
+              <w:t>11</w:t>
             </w:r>
             <w:r>
               <w:rPr>
@@ -880,7 +980,7 @@
               <w:noProof/>
             </w:rPr>
           </w:pPr>
-          <w:hyperlink w:anchor="_Toc236864491" w:history="1">
+          <w:hyperlink w:anchor="_Toc237030894" w:history="1">
             <w:r>
               <w:rPr>
                 <w:rStyle w:val="Hyperlink"/>
@@ -922,7 +1022,7 @@
                 <w:noProof/>
                 <w:webHidden/>
               </w:rPr>
-              <w:instrText xml:space="preserve"> PAGEREF _Toc236864491 \h </w:instrText>
+              <w:instrText xml:space="preserve"> PAGEREF _Toc237030894 \h </w:instrText>
             </w:r>
             <w:r>
               <w:rPr>
@@ -942,7 +1042,7 @@
                 <w:noProof/>
                 <w:webHidden/>
               </w:rPr>
-              <w:t>12</w:t>
+              <w:t>13</w:t>
             </w:r>
             <w:r>
               <w:rPr>
@@ -965,7 +1065,7 @@
               <w:noProof/>
             </w:rPr>
           </w:pPr>
-          <w:hyperlink w:anchor="_Toc236864492" w:history="1">
+          <w:hyperlink w:anchor="_Toc237030895" w:history="1">
             <w:r>
               <w:rPr>
                 <w:rStyle w:val="Hyperlink"/>
@@ -1006,7 +1106,7 @@
                 <w:noProof/>
                 <w:webHidden/>
               </w:rPr>
-              <w:instrText xml:space="preserve"> PAGEREF _Toc236864492 \h </w:instrText>
+              <w:instrText xml:space="preserve"> PAGEREF _Toc237030895 \h </w:instrText>
             </w:r>
             <w:r>
               <w:rPr>
@@ -1026,7 +1126,7 @@
                 <w:noProof/>
                 <w:webHidden/>
               </w:rPr>
-              <w:t>13</w:t>
+              <w:t>16</w:t>
             </w:r>
             <w:r>
               <w:rPr>
@@ -1049,7 +1149,7 @@
               <w:noProof/>
             </w:rPr>
           </w:pPr>
-          <w:hyperlink w:anchor="_Toc236864493" w:history="1">
+          <w:hyperlink w:anchor="_Toc237030896" w:history="1">
             <w:r>
               <w:rPr>
                 <w:rStyle w:val="Hyperlink"/>
@@ -1091,7 +1191,7 @@
                 <w:noProof/>
                 <w:webHidden/>
               </w:rPr>
-              <w:instrText xml:space="preserve"> PAGEREF _Toc236864493 \h </w:instrText>
+              <w:instrText xml:space="preserve"> PAGEREF _Toc237030896 \h </w:instrText>
             </w:r>
             <w:r>
               <w:rPr>
@@ -1111,7 +1211,7 @@
                 <w:noProof/>
                 <w:webHidden/>
               </w:rPr>
-              <w:t>14</w:t>
+              <w:t>17</w:t>
             </w:r>
             <w:r>
               <w:rPr>
@@ -1134,7 +1234,7 @@
               <w:noProof/>
             </w:rPr>
           </w:pPr>
-          <w:hyperlink w:anchor="_Toc236864494" w:history="1">
+          <w:hyperlink w:anchor="_Toc237030897" w:history="1">
             <w:r>
               <w:rPr>
                 <w:rStyle w:val="Hyperlink"/>
@@ -1176,7 +1276,7 @@
                 <w:noProof/>
                 <w:webHidden/>
               </w:rPr>
-              <w:instrText xml:space="preserve"> PAGEREF _Toc236864494 \h </w:instrText>
+              <w:instrText xml:space="preserve"> PAGEREF _Toc237030897 \h </w:instrText>
             </w:r>
             <w:r>
               <w:rPr>
@@ -1196,7 +1296,7 @@
                 <w:noProof/>
                 <w:webHidden/>
               </w:rPr>
-              <w:t>15</w:t>
+              <w:t>18</w:t>
             </w:r>
             <w:r>
               <w:rPr>
@@ -1219,7 +1319,7 @@
               <w:noProof/>
             </w:rPr>
           </w:pPr>
-          <w:hyperlink w:anchor="_Toc236864495" w:history="1">
+          <w:hyperlink w:anchor="_Toc237030898" w:history="1">
             <w:r>
               <w:rPr>
                 <w:rStyle w:val="Hyperlink"/>
@@ -1261,7 +1361,7 @@
                 <w:noProof/>
                 <w:webHidden/>
               </w:rPr>
-              <w:instrText xml:space="preserve"> PAGEREF _Toc236864495 \h </w:instrText>
+              <w:instrText xml:space="preserve"> PAGEREF _Toc237030898 \h </w:instrText>
             </w:r>
             <w:r>
               <w:rPr>
@@ -1281,7 +1381,7 @@
                 <w:noProof/>
                 <w:webHidden/>
               </w:rPr>
-              <w:t>15</w:t>
+              <w:t>18</w:t>
             </w:r>
             <w:r>
               <w:rPr>
@@ -1304,7 +1404,7 @@
               <w:noProof/>
             </w:rPr>
           </w:pPr>
-          <w:hyperlink w:anchor="_Toc236864496" w:history="1">
+          <w:hyperlink w:anchor="_Toc237030899" w:history="1">
             <w:r>
               <w:rPr>
                 <w:rStyle w:val="Hyperlink"/>
@@ -1347,7 +1447,7 @@
                 <w:noProof/>
                 <w:webHidden/>
               </w:rPr>
-              <w:instrText xml:space="preserve"> PAGEREF _Toc236864496 \h </w:instrText>
+              <w:instrText xml:space="preserve"> PAGEREF _Toc237030899 \h </w:instrText>
             </w:r>
             <w:r>
               <w:rPr>
@@ -1367,7 +1467,7 @@
                 <w:noProof/>
                 <w:webHidden/>
               </w:rPr>
-              <w:t>17</w:t>
+              <w:t>21</w:t>
             </w:r>
             <w:r>
               <w:rPr>
@@ -1390,7 +1490,7 @@
               <w:noProof/>
             </w:rPr>
           </w:pPr>
-          <w:hyperlink w:anchor="_Toc236864497" w:history="1">
+          <w:hyperlink w:anchor="_Toc237030900" w:history="1">
             <w:r>
               <w:rPr>
                 <w:rStyle w:val="Hyperlink"/>
@@ -1431,7 +1531,7 @@
                 <w:noProof/>
                 <w:webHidden/>
               </w:rPr>
-              <w:instrText xml:space="preserve"> PAGEREF _Toc236864497 \h </w:instrText>
+              <w:instrText xml:space="preserve"> PAGEREF _Toc237030900 \h </w:instrText>
             </w:r>
             <w:r>
               <w:rPr>
@@ -1451,7 +1551,130 @@
                 <w:noProof/>
                 <w:webHidden/>
               </w:rPr>
-              <w:t>21</w:t>
+              <w:t>25</w:t>
+            </w:r>
+            <w:r>
+              <w:rPr>
+                <w:noProof/>
+                <w:webHidden/>
+              </w:rPr>
+              <w:fldChar w:fldCharType="end"/>
+            </w:r>
+          </w:hyperlink>
+        </w:p>
+        <w:p>
+          <w:pPr>
+            <w:pStyle w:val="TOC2"/>
+            <w:tabs>
+              <w:tab w:val="left" w:pos="960"/>
+              <w:tab w:val="right" w:leader="dot" w:pos="9350"/>
+            </w:tabs>
+            <w:rPr>
+              <w:rFonts w:asciiTheme="minorHAnsi" w:eastAsiaTheme="minorEastAsia" w:hAnsiTheme="minorHAnsi"/>
+              <w:noProof/>
+            </w:rPr>
+          </w:pPr>
+          <w:hyperlink w:anchor="_Toc237030901" w:history="1">
+            <w:r>
+              <w:rPr>
+                <w:rStyle w:val="Hyperlink"/>
+                <w:noProof/>
+                <w:lang w:val="vi-VN"/>
+              </w:rPr>
+              <w:t>3.4.</w:t>
+            </w:r>
+            <w:r>
+              <w:rPr>
+                <w:rFonts w:asciiTheme="minorHAnsi" w:eastAsiaTheme="minorEastAsia" w:hAnsiTheme="minorHAnsi"/>
+                <w:noProof/>
+              </w:rPr>
+              <w:tab/>
+            </w:r>
+            <w:r>
+              <w:rPr>
+                <w:rStyle w:val="Hyperlink"/>
+                <w:noProof/>
+              </w:rPr>
+              <w:t xml:space="preserve">Unified Upload Handling: </w:t>
+            </w:r>
+            <w:r>
+              <w:rPr>
+                <w:rStyle w:val="Hyperlink"/>
+                <w:rFonts w:ascii="Consolas" w:hAnsi="Consolas"/>
+                <w:noProof/>
+              </w:rPr>
+              <w:t>STOR</w:t>
+            </w:r>
+            <w:r>
+              <w:rPr>
+                <w:rStyle w:val="Hyperlink"/>
+                <w:noProof/>
+              </w:rPr>
+              <w:t xml:space="preserve"> / </w:t>
+            </w:r>
+            <w:r>
+              <w:rPr>
+                <w:rStyle w:val="Hyperlink"/>
+                <w:rFonts w:ascii="Consolas" w:hAnsi="Consolas"/>
+                <w:noProof/>
+              </w:rPr>
+              <w:t>STOU</w:t>
+            </w:r>
+            <w:r>
+              <w:rPr>
+                <w:rStyle w:val="Hyperlink"/>
+                <w:noProof/>
+              </w:rPr>
+              <w:t xml:space="preserve"> / </w:t>
+            </w:r>
+            <w:r>
+              <w:rPr>
+                <w:rStyle w:val="Hyperlink"/>
+                <w:rFonts w:ascii="Consolas" w:hAnsi="Consolas"/>
+                <w:noProof/>
+              </w:rPr>
+              <w:t>APPE</w:t>
+            </w:r>
+            <w:r>
+              <w:rPr>
+                <w:noProof/>
+                <w:webHidden/>
+              </w:rPr>
+              <w:tab/>
+            </w:r>
+            <w:r>
+              <w:rPr>
+                <w:noProof/>
+                <w:webHidden/>
+              </w:rPr>
+              <w:fldChar w:fldCharType="begin"/>
+            </w:r>
+            <w:r>
+              <w:rPr>
+                <w:noProof/>
+                <w:webHidden/>
+              </w:rPr>
+              <w:instrText xml:space="preserve"> PAGEREF _Toc237030901 \h </w:instrText>
+            </w:r>
+            <w:r>
+              <w:rPr>
+                <w:noProof/>
+                <w:webHidden/>
+              </w:rPr>
+            </w:r>
+            <w:r>
+              <w:rPr>
+                <w:noProof/>
+                <w:webHidden/>
+              </w:rPr>
+              <w:fldChar w:fldCharType="separate"/>
+            </w:r>
+            <w:r>
+              <w:rPr>
+                <w:noProof/>
+                <w:webHidden/>
+              </w:rPr>
+              <w:t>27</w:t>
             </w:r>
             <w:r>
               <w:rPr>
@@ -1474,12 +1697,11 @@
               <w:noProof/>
             </w:rPr>
           </w:pPr>
-          <w:hyperlink w:anchor="_Toc236864498" w:history="1">
+          <w:hyperlink w:anchor="_Toc237030902" w:history="1">
             <w:r>
               <w:rPr>
                 <w:rStyle w:val="Hyperlink"/>
                 <w:noProof/>
-                <w:lang w:val="vi-VN"/>
               </w:rPr>
               <w:t>4.</w:t>
             </w:r>
@@ -1516,7 +1738,7 @@
                 <w:noProof/>
                 <w:webHidden/>
               </w:rPr>
-              <w:instrText xml:space="preserve"> PAGEREF _Toc236864498 \h </w:instrText>
+              <w:instrText xml:space="preserve"> PAGEREF _Toc237030902 \h </w:instrText>
             </w:r>
             <w:r>
               <w:rPr>
@@ -1536,7 +1758,176 @@
                 <w:noProof/>
                 <w:webHidden/>
               </w:rPr>
-              <w:t>23</w:t>
+              <w:t>29</w:t>
+            </w:r>
+            <w:r>
+              <w:rPr>
+                <w:noProof/>
+                <w:webHidden/>
+              </w:rPr>
+              <w:fldChar w:fldCharType="end"/>
+            </w:r>
+          </w:hyperlink>
+        </w:p>
+        <w:p>
+          <w:pPr>
+            <w:pStyle w:val="TOC2"/>
+            <w:tabs>
+              <w:tab w:val="left" w:pos="960"/>
+              <w:tab w:val="right" w:leader="dot" w:pos="9350"/>
+            </w:tabs>
+            <w:rPr>
+              <w:rFonts w:asciiTheme="minorHAnsi" w:eastAsiaTheme="minorEastAsia" w:hAnsiTheme="minorHAnsi"/>
+              <w:noProof/>
+            </w:rPr>
+          </w:pPr>
+          <w:hyperlink w:anchor="_Toc237030903" w:history="1">
+            <w:r>
+              <w:rPr>
+                <w:rStyle w:val="Hyperlink"/>
+                <w:noProof/>
+              </w:rPr>
+              <w:t>4.1.</w:t>
+            </w:r>
+            <w:r>
+              <w:rPr>
+                <w:rFonts w:asciiTheme="minorHAnsi" w:eastAsiaTheme="minorEastAsia" w:hAnsiTheme="minorHAnsi"/>
+                <w:noProof/>
+              </w:rPr>
+              <w:tab/>
+            </w:r>
+            <w:r>
+              <w:rPr>
+                <w:rStyle w:val="Hyperlink"/>
+                <w:noProof/>
+              </w:rPr>
+              <w:t>Ownership Overview</w:t>
+            </w:r>
+            <w:r>
+              <w:rPr>
+                <w:noProof/>
+                <w:webHidden/>
+              </w:rPr>
+              <w:tab/>
+            </w:r>
+            <w:r>
+              <w:rPr>
+                <w:noProof/>
+                <w:webHidden/>
+              </w:rPr>
+              <w:fldChar w:fldCharType="begin"/>
+            </w:r>
+            <w:r>
+              <w:rPr>
+                <w:noProof/>
+                <w:webHidden/>
+              </w:rPr>
+              <w:instrText xml:space="preserve"> PAGEREF _Toc237030903 \h </w:instrText>
+            </w:r>
+            <w:r>
+              <w:rPr>
+                <w:noProof/>
+                <w:webHidden/>
+              </w:rPr>
+            </w:r>
+            <w:r>
+              <w:rPr>
+                <w:noProof/>
+                <w:webHidden/>
+              </w:rPr>
+              <w:fldChar w:fldCharType="separate"/>
+            </w:r>
+            <w:r>
+              <w:rPr>
+                <w:noProof/>
+                <w:webHidden/>
+              </w:rPr>
+              <w:t>29</w:t>
+            </w:r>
+            <w:r>
+              <w:rPr>
+                <w:noProof/>
+                <w:webHidden/>
+              </w:rPr>
+              <w:fldChar w:fldCharType="end"/>
+            </w:r>
+          </w:hyperlink>
+        </w:p>
+        <w:p>
+          <w:pPr>
+            <w:pStyle w:val="TOC2"/>
+            <w:tabs>
+              <w:tab w:val="left" w:pos="960"/>
+              <w:tab w:val="right" w:leader="dot" w:pos="9350"/>
+            </w:tabs>
+            <w:rPr>
+              <w:rFonts w:asciiTheme="minorHAnsi" w:eastAsiaTheme="minorEastAsia" w:hAnsiTheme="minorHAnsi"/>
+              <w:noProof/>
+            </w:rPr>
+          </w:pPr>
+          <w:hyperlink w:anchor="_Toc237030904" w:history="1">
+            <w:r>
+              <w:rPr>
+                <w:rStyle w:val="Hyperlink"/>
+                <w:noProof/>
+                <w:lang w:val="vi-VN"/>
+              </w:rPr>
+              <w:t>4.2.</w:t>
+            </w:r>
+            <w:r>
+              <w:rPr>
+                <w:rFonts w:asciiTheme="minorHAnsi" w:eastAsiaTheme="minorEastAsia" w:hAnsiTheme="minorHAnsi"/>
+                <w:noProof/>
+              </w:rPr>
+              <w:tab/>
+            </w:r>
+            <w:r>
+              <w:rPr>
+                <w:rStyle w:val="Hyperlink"/>
+                <w:noProof/>
+              </w:rPr>
+              <w:t>Layer Summary</w:t>
+            </w:r>
+            <w:r>
+              <w:rPr>
+                <w:noProof/>
+                <w:webHidden/>
+              </w:rPr>
+              <w:tab/>
+            </w:r>
+            <w:r>
+              <w:rPr>
+                <w:noProof/>
+                <w:webHidden/>
+              </w:rPr>
+              <w:fldChar w:fldCharType="begin"/>
+            </w:r>
+            <w:r>
+              <w:rPr>
+                <w:noProof/>
+                <w:webHidden/>
+              </w:rPr>
+              <w:instrText xml:space="preserve"> PAGEREF _Toc237030904 \h </w:instrText>
+            </w:r>
+            <w:r>
+              <w:rPr>
+                <w:noProof/>
+                <w:webHidden/>
+              </w:rPr>
+            </w:r>
+            <w:r>
+              <w:rPr>
+                <w:noProof/>
+                <w:webHidden/>
+              </w:rPr>
+              <w:fldChar w:fldCharType="separate"/>
+            </w:r>
+            <w:r>
+              <w:rPr>
+                <w:noProof/>
+                <w:webHidden/>
+              </w:rPr>
+              <w:t>31</w:t>
             </w:r>
             <w:r>
               <w:rPr>
@@ -1559,7 +1950,7 @@
               <w:noProof/>
             </w:rPr>
           </w:pPr>
-          <w:hyperlink w:anchor="_Toc236864499" w:history="1">
+          <w:hyperlink w:anchor="_Toc237030905" w:history="1">
             <w:r>
               <w:rPr>
                 <w:rStyle w:val="Hyperlink"/>
@@ -1601,7 +1992,7 @@
                 <w:noProof/>
                 <w:webHidden/>
               </w:rPr>
-              <w:instrText xml:space="preserve"> PAGEREF _Toc236864499 \h </w:instrText>
+              <w:instrText xml:space="preserve"> PAGEREF _Toc237030905 \h </w:instrText>
             </w:r>
             <w:r>
               <w:rPr>
@@ -1621,7 +2012,7 @@
                 <w:noProof/>
                 <w:webHidden/>
               </w:rPr>
-              <w:t>23</w:t>
+              <w:t>32</w:t>
             </w:r>
             <w:r>
               <w:rPr>
@@ -1644,7 +2035,7 @@
               <w:noProof/>
             </w:rPr>
           </w:pPr>
-          <w:hyperlink w:anchor="_Toc236864500" w:history="1">
+          <w:hyperlink w:anchor="_Toc237030906" w:history="1">
             <w:r>
               <w:rPr>
                 <w:rStyle w:val="Hyperlink"/>
@@ -1686,7 +2077,7 @@
                 <w:noProof/>
                 <w:webHidden/>
               </w:rPr>
-              <w:instrText xml:space="preserve"> PAGEREF _Toc236864500 \h </w:instrText>
+              <w:instrText xml:space="preserve"> PAGEREF _Toc237030906 \h </w:instrText>
             </w:r>
             <w:r>
               <w:rPr>
@@ -1706,7 +2097,7 @@
                 <w:noProof/>
                 <w:webHidden/>
               </w:rPr>
-              <w:t>23</w:t>
+              <w:t>32</w:t>
             </w:r>
             <w:r>
               <w:rPr>
@@ -1729,7 +2120,7 @@
               <w:noProof/>
             </w:rPr>
           </w:pPr>
-          <w:hyperlink w:anchor="_Toc236864501" w:history="1">
+          <w:hyperlink w:anchor="_Toc237030907" w:history="1">
             <w:r>
               <w:rPr>
                 <w:rStyle w:val="Hyperlink"/>
@@ -1771,7 +2162,7 @@
                 <w:noProof/>
                 <w:webHidden/>
               </w:rPr>
-              <w:instrText xml:space="preserve"> PAGEREF _Toc236864501 \h </w:instrText>
+              <w:instrText xml:space="preserve"> PAGEREF _Toc237030907 \h </w:instrText>
             </w:r>
             <w:r>
               <w:rPr>
@@ -1791,7 +2182,7 @@
                 <w:noProof/>
                 <w:webHidden/>
               </w:rPr>
-              <w:t>23</w:t>
+              <w:t>32</w:t>
             </w:r>
             <w:r>
               <w:rPr>
@@ -1814,7 +2205,7 @@
               <w:noProof/>
             </w:rPr>
           </w:pPr>
-          <w:hyperlink w:anchor="_Toc236864502" w:history="1">
+          <w:hyperlink w:anchor="_Toc237030908" w:history="1">
             <w:r>
               <w:rPr>
                 <w:rStyle w:val="Hyperlink"/>
@@ -1834,9 +2225,8 @@
               <w:rPr>
                 <w:rStyle w:val="Hyperlink"/>
                 <w:noProof/>
-                <w:lang w:val="vi-VN"/>
-              </w:rPr>
-              <w:t>References</w:t>
+              </w:rPr>
+              <w:t>Acknowledgment</w:t>
             </w:r>
             <w:r>
               <w:rPr>
@@ -1857,7 +2247,7 @@
                 <w:noProof/>
                 <w:webHidden/>
               </w:rPr>
-              <w:instrText xml:space="preserve"> PAGEREF _Toc236864502 \h </w:instrText>
+              <w:instrText xml:space="preserve"> PAGEREF _Toc237030908 \h </w:instrText>
             </w:r>
             <w:r>
               <w:rPr>
@@ -1877,92 +2267,7 @@
                 <w:noProof/>
                 <w:webHidden/>
               </w:rPr>
-              <w:t>23</w:t>
-            </w:r>
-            <w:r>
-              <w:rPr>
-                <w:noProof/>
-                <w:webHidden/>
-              </w:rPr>
-              <w:fldChar w:fldCharType="end"/>
-            </w:r>
-          </w:hyperlink>
-        </w:p>
-        <w:p>
-          <w:pPr>
-            <w:pStyle w:val="TOC1"/>
-            <w:tabs>
-              <w:tab w:val="left" w:pos="480"/>
-              <w:tab w:val="right" w:leader="dot" w:pos="9350"/>
-            </w:tabs>
-            <w:rPr>
-              <w:rFonts w:asciiTheme="minorHAnsi" w:eastAsiaTheme="minorEastAsia" w:hAnsiTheme="minorHAnsi"/>
-              <w:noProof/>
-            </w:rPr>
-          </w:pPr>
-          <w:hyperlink w:anchor="_Toc236864503" w:history="1">
-            <w:r>
-              <w:rPr>
-                <w:rStyle w:val="Hyperlink"/>
-                <w:noProof/>
-                <w:lang w:val="vi-VN"/>
-              </w:rPr>
-              <w:t>9.</w:t>
-            </w:r>
-            <w:r>
-              <w:rPr>
-                <w:rFonts w:asciiTheme="minorHAnsi" w:eastAsiaTheme="minorEastAsia" w:hAnsiTheme="minorHAnsi"/>
-                <w:noProof/>
-              </w:rPr>
-              <w:tab/>
-            </w:r>
-            <w:r>
-              <w:rPr>
-                <w:rStyle w:val="Hyperlink"/>
-                <w:noProof/>
-              </w:rPr>
-              <w:t>Acknowledgment</w:t>
-            </w:r>
-            <w:r>
-              <w:rPr>
-                <w:noProof/>
-                <w:webHidden/>
-              </w:rPr>
-              <w:tab/>
-            </w:r>
-            <w:r>
-              <w:rPr>
-                <w:noProof/>
-                <w:webHidden/>
-              </w:rPr>
-              <w:fldChar w:fldCharType="begin"/>
-            </w:r>
-            <w:r>
-              <w:rPr>
-                <w:noProof/>
-                <w:webHidden/>
-              </w:rPr>
-              <w:instrText xml:space="preserve"> PAGEREF _Toc236864503 \h </w:instrText>
-            </w:r>
-            <w:r>
-              <w:rPr>
-                <w:noProof/>
-                <w:webHidden/>
-              </w:rPr>
-            </w:r>
-            <w:r>
-              <w:rPr>
-                <w:noProof/>
-                <w:webHidden/>
-              </w:rPr>
-              <w:fldChar w:fldCharType="separate"/>
-            </w:r>
-            <w:r>
-              <w:rPr>
-                <w:noProof/>
-                <w:webHidden/>
-              </w:rPr>
-              <w:t>23</w:t>
+              <w:t>32</w:t>
             </w:r>
             <w:r>
               <w:rPr>
@@ -2060,7 +2365,7 @@
         </w:rPr>
         <w:fldChar w:fldCharType="separate"/>
       </w:r>
-      <w:hyperlink w:anchor="_Toc236864459" w:history="1">
+      <w:hyperlink w:anchor="_Toc237030909" w:history="1">
         <w:r>
           <w:rPr>
             <w:rStyle w:val="Hyperlink"/>
@@ -2074,7 +2379,7 @@
             <w:noProof/>
             <w:lang w:val="vi-VN"/>
           </w:rPr>
-          <w:t>: PASV Sequence Diagram</w:t>
+          <w:t>: PASV Process</w:t>
         </w:r>
         <w:r>
           <w:rPr>
@@ -2095,7 +2400,7 @@
             <w:noProof/>
             <w:webHidden/>
           </w:rPr>
-          <w:instrText xml:space="preserve"> PAGEREF _Toc236864459 \h </w:instrText>
+          <w:instrText xml:space="preserve"> PAGEREF _Toc237030909 \h </w:instrText>
         </w:r>
         <w:r>
           <w:rPr>
@@ -2137,7 +2442,7 @@
           <w:noProof/>
         </w:rPr>
       </w:pPr>
-      <w:hyperlink w:anchor="_Toc236864460" w:history="1">
+      <w:hyperlink w:anchor="_Toc237030910" w:history="1">
         <w:r>
           <w:rPr>
             <w:rStyle w:val="Hyperlink"/>
@@ -2158,7 +2463,15 @@
             <w:rStyle w:val="Hyperlink"/>
             <w:noProof/>
           </w:rPr>
-          <w:t xml:space="preserve"> Sequence Diagram</w:t>
+          <w:t xml:space="preserve"> </w:t>
+        </w:r>
+        <w:r>
+          <w:rPr>
+            <w:rStyle w:val="Hyperlink"/>
+            <w:noProof/>
+            <w:lang w:val="vi-VN"/>
+          </w:rPr>
+          <w:t>Process</w:t>
         </w:r>
         <w:r>
           <w:rPr>
@@ -2179,7 +2492,7 @@
             <w:noProof/>
             <w:webHidden/>
           </w:rPr>
-          <w:instrText xml:space="preserve"> PAGEREF _Toc236864460 \h </w:instrText>
+          <w:instrText xml:space="preserve"> PAGEREF _Toc237030910 \h </w:instrText>
         </w:r>
         <w:r>
           <w:rPr>
@@ -2221,13 +2534,21 @@
           <w:noProof/>
         </w:rPr>
       </w:pPr>
-      <w:hyperlink w:anchor="_Toc236864461" w:history="1">
+      <w:hyperlink w:anchor="_Toc237030911" w:history="1">
         <w:r>
           <w:rPr>
             <w:rStyle w:val="Hyperlink"/>
             <w:noProof/>
           </w:rPr>
-          <w:t>Figure 3: Server Thread-Dispatch</w:t>
+          <w:t>Figure 3</w:t>
+        </w:r>
+        <w:r>
+          <w:rPr>
+            <w:rStyle w:val="Hyperlink"/>
+            <w:noProof/>
+            <w:lang w:val="vi-VN"/>
+          </w:rPr>
+          <w:t>. ABOR Process</w:t>
         </w:r>
         <w:r>
           <w:rPr>
@@ -2248,7 +2569,7 @@
             <w:noProof/>
             <w:webHidden/>
           </w:rPr>
-          <w:instrText xml:space="preserve"> PAGEREF _Toc236864461 \h </w:instrText>
+          <w:instrText xml:space="preserve"> PAGEREF _Toc237030911 \h </w:instrText>
         </w:r>
         <w:r>
           <w:rPr>
@@ -2268,7 +2589,7 @@
             <w:noProof/>
             <w:webHidden/>
           </w:rPr>
-          <w:t>16</w:t>
+          <w:t>9</w:t>
         </w:r>
         <w:r>
           <w:rPr>
@@ -2290,21 +2611,13 @@
           <w:noProof/>
         </w:rPr>
       </w:pPr>
-      <w:hyperlink w:anchor="_Toc236864462" w:history="1">
+      <w:hyperlink w:anchor="_Toc237030912" w:history="1">
         <w:r>
           <w:rPr>
             <w:rStyle w:val="Hyperlink"/>
             <w:noProof/>
           </w:rPr>
-          <w:t>Figure 4</w:t>
-        </w:r>
-        <w:r>
-          <w:rPr>
-            <w:rStyle w:val="Hyperlink"/>
-            <w:noProof/>
-            <w:lang w:val="vi-VN"/>
-          </w:rPr>
-          <w:t>: sendChunk High-Level Flow</w:t>
+          <w:t>Figure 4: Server Thread-Dispatch</w:t>
         </w:r>
         <w:r>
           <w:rPr>
@@ -2325,84 +2638,7 @@
             <w:noProof/>
             <w:webHidden/>
           </w:rPr>
-          <w:instrText xml:space="preserve"> PAGEREF _Toc236864462 \h </w:instrText>
-        </w:r>
-        <w:r>
-          <w:rPr>
-            <w:noProof/>
-            <w:webHidden/>
-          </w:rPr>
-        </w:r>
-        <w:r>
-          <w:rPr>
-            <w:noProof/>
-            <w:webHidden/>
-          </w:rPr>
-          <w:fldChar w:fldCharType="separate"/>
-        </w:r>
-        <w:r>
-          <w:rPr>
-            <w:noProof/>
-            <w:webHidden/>
-          </w:rPr>
-          <w:t>18</w:t>
-        </w:r>
-        <w:r>
-          <w:rPr>
-            <w:noProof/>
-            <w:webHidden/>
-          </w:rPr>
-          <w:fldChar w:fldCharType="end"/>
-        </w:r>
-      </w:hyperlink>
-    </w:p>
-    <w:p>
-      <w:pPr>
-        <w:pStyle w:val="TableofFigures"/>
-        <w:tabs>
-          <w:tab w:val="right" w:leader="dot" w:pos="9350"/>
-        </w:tabs>
-        <w:rPr>
-          <w:rFonts w:asciiTheme="minorHAnsi" w:eastAsiaTheme="minorEastAsia" w:hAnsiTheme="minorHAnsi"/>
-          <w:noProof/>
-        </w:rPr>
-      </w:pPr>
-      <w:hyperlink w:anchor="_Toc236864463" w:history="1">
-        <w:r>
-          <w:rPr>
-            <w:rStyle w:val="Hyperlink"/>
-            <w:noProof/>
-          </w:rPr>
-          <w:t>Figure 5</w:t>
-        </w:r>
-        <w:r>
-          <w:rPr>
-            <w:rStyle w:val="Hyperlink"/>
-            <w:noProof/>
-            <w:lang w:val="vi-VN"/>
-          </w:rPr>
-          <w:t>: pollAcksAndRetransmit Subroutine</w:t>
-        </w:r>
-        <w:r>
-          <w:rPr>
-            <w:noProof/>
-            <w:webHidden/>
-          </w:rPr>
-          <w:tab/>
-        </w:r>
-        <w:r>
-          <w:rPr>
-            <w:noProof/>
-            <w:webHidden/>
-          </w:rPr>
-          <w:fldChar w:fldCharType="begin"/>
-        </w:r>
-        <w:r>
-          <w:rPr>
-            <w:noProof/>
-            <w:webHidden/>
-          </w:rPr>
-          <w:instrText xml:space="preserve"> PAGEREF _Toc236864463 \h </w:instrText>
+          <w:instrText xml:space="preserve"> PAGEREF _Toc237030912 \h </w:instrText>
         </w:r>
         <w:r>
           <w:rPr>
@@ -2444,13 +2680,21 @@
           <w:noProof/>
         </w:rPr>
       </w:pPr>
-      <w:hyperlink w:anchor="_Toc236864464" w:history="1">
+      <w:hyperlink w:anchor="_Toc237030913" w:history="1">
         <w:r>
           <w:rPr>
             <w:rStyle w:val="Hyperlink"/>
             <w:noProof/>
           </w:rPr>
-          <w:t>Figure 6: receiveNext Flow</w:t>
+          <w:t>Figure 5</w:t>
+        </w:r>
+        <w:r>
+          <w:rPr>
+            <w:rStyle w:val="Hyperlink"/>
+            <w:noProof/>
+            <w:lang w:val="vi-VN"/>
+          </w:rPr>
+          <w:t>: Transfer Worker Launch &amp; Cross-Thread Handoff</w:t>
         </w:r>
         <w:r>
           <w:rPr>
@@ -2471,7 +2715,7 @@
             <w:noProof/>
             <w:webHidden/>
           </w:rPr>
-          <w:instrText xml:space="preserve"> PAGEREF _Toc236864464 \h </w:instrText>
+          <w:instrText xml:space="preserve"> PAGEREF _Toc237030913 \h </w:instrText>
         </w:r>
         <w:r>
           <w:rPr>
@@ -2513,13 +2757,13 @@
           <w:noProof/>
         </w:rPr>
       </w:pPr>
-      <w:hyperlink w:anchor="_Toc236864465" w:history="1">
+      <w:hyperlink w:anchor="_Toc237030914" w:history="1">
         <w:r>
           <w:rPr>
             <w:rStyle w:val="Hyperlink"/>
             <w:noProof/>
           </w:rPr>
-          <w:t>Figure 7</w:t>
+          <w:t>Figure 6</w:t>
         </w:r>
         <w:r>
           <w:rPr>
@@ -2527,7 +2771,7 @@
             <w:noProof/>
             <w:lang w:val="vi-VN"/>
           </w:rPr>
-          <w:t>: Active/Passive Mode Toggle</w:t>
+          <w:t>: sendChunk High-Level Flow</w:t>
         </w:r>
         <w:r>
           <w:rPr>
@@ -2548,7 +2792,7 @@
             <w:noProof/>
             <w:webHidden/>
           </w:rPr>
-          <w:instrText xml:space="preserve"> PAGEREF _Toc236864465 \h </w:instrText>
+          <w:instrText xml:space="preserve"> PAGEREF _Toc237030914 \h </w:instrText>
         </w:r>
         <w:r>
           <w:rPr>
@@ -2581,6 +2825,383 @@
     </w:p>
     <w:p>
       <w:pPr>
+        <w:pStyle w:val="TableofFigures"/>
+        <w:tabs>
+          <w:tab w:val="right" w:leader="dot" w:pos="9350"/>
+        </w:tabs>
+        <w:rPr>
+          <w:rFonts w:asciiTheme="minorHAnsi" w:eastAsiaTheme="minorEastAsia" w:hAnsiTheme="minorHAnsi"/>
+          <w:noProof/>
+        </w:rPr>
+      </w:pPr>
+      <w:hyperlink w:anchor="_Toc237030915" w:history="1">
+        <w:r>
+          <w:rPr>
+            <w:rStyle w:val="Hyperlink"/>
+            <w:noProof/>
+          </w:rPr>
+          <w:t>Figure 7</w:t>
+        </w:r>
+        <w:r>
+          <w:rPr>
+            <w:rStyle w:val="Hyperlink"/>
+            <w:noProof/>
+            <w:lang w:val="vi-VN"/>
+          </w:rPr>
+          <w:t>: pollAcksAndRetransmit Subroutine</w:t>
+        </w:r>
+        <w:r>
+          <w:rPr>
+            <w:noProof/>
+            <w:webHidden/>
+          </w:rPr>
+          <w:tab/>
+        </w:r>
+        <w:r>
+          <w:rPr>
+            <w:noProof/>
+            <w:webHidden/>
+          </w:rPr>
+          <w:fldChar w:fldCharType="begin"/>
+        </w:r>
+        <w:r>
+          <w:rPr>
+            <w:noProof/>
+            <w:webHidden/>
+          </w:rPr>
+          <w:instrText xml:space="preserve"> PAGEREF _Toc237030915 \h </w:instrText>
+        </w:r>
+        <w:r>
+          <w:rPr>
+            <w:noProof/>
+            <w:webHidden/>
+          </w:rPr>
+        </w:r>
+        <w:r>
+          <w:rPr>
+            <w:noProof/>
+            <w:webHidden/>
+          </w:rPr>
+          <w:fldChar w:fldCharType="separate"/>
+        </w:r>
+        <w:r>
+          <w:rPr>
+            <w:noProof/>
+            <w:webHidden/>
+          </w:rPr>
+          <w:t>23</w:t>
+        </w:r>
+        <w:r>
+          <w:rPr>
+            <w:noProof/>
+            <w:webHidden/>
+          </w:rPr>
+          <w:fldChar w:fldCharType="end"/>
+        </w:r>
+      </w:hyperlink>
+    </w:p>
+    <w:p>
+      <w:pPr>
+        <w:pStyle w:val="TableofFigures"/>
+        <w:tabs>
+          <w:tab w:val="right" w:leader="dot" w:pos="9350"/>
+        </w:tabs>
+        <w:rPr>
+          <w:rFonts w:asciiTheme="minorHAnsi" w:eastAsiaTheme="minorEastAsia" w:hAnsiTheme="minorHAnsi"/>
+          <w:noProof/>
+        </w:rPr>
+      </w:pPr>
+      <w:hyperlink w:anchor="_Toc237030916" w:history="1">
+        <w:r>
+          <w:rPr>
+            <w:rStyle w:val="Hyperlink"/>
+            <w:noProof/>
+          </w:rPr>
+          <w:t>Figure 8: receiveNext Flow</w:t>
+        </w:r>
+        <w:r>
+          <w:rPr>
+            <w:noProof/>
+            <w:webHidden/>
+          </w:rPr>
+          <w:tab/>
+        </w:r>
+        <w:r>
+          <w:rPr>
+            <w:noProof/>
+            <w:webHidden/>
+          </w:rPr>
+          <w:fldChar w:fldCharType="begin"/>
+        </w:r>
+        <w:r>
+          <w:rPr>
+            <w:noProof/>
+            <w:webHidden/>
+          </w:rPr>
+          <w:instrText xml:space="preserve"> PAGEREF _Toc237030916 \h </w:instrText>
+        </w:r>
+        <w:r>
+          <w:rPr>
+            <w:noProof/>
+            <w:webHidden/>
+          </w:rPr>
+        </w:r>
+        <w:r>
+          <w:rPr>
+            <w:noProof/>
+            <w:webHidden/>
+          </w:rPr>
+          <w:fldChar w:fldCharType="separate"/>
+        </w:r>
+        <w:r>
+          <w:rPr>
+            <w:noProof/>
+            <w:webHidden/>
+          </w:rPr>
+          <w:t>24</w:t>
+        </w:r>
+        <w:r>
+          <w:rPr>
+            <w:noProof/>
+            <w:webHidden/>
+          </w:rPr>
+          <w:fldChar w:fldCharType="end"/>
+        </w:r>
+      </w:hyperlink>
+    </w:p>
+    <w:p>
+      <w:pPr>
+        <w:pStyle w:val="TableofFigures"/>
+        <w:tabs>
+          <w:tab w:val="right" w:leader="dot" w:pos="9350"/>
+        </w:tabs>
+        <w:rPr>
+          <w:rFonts w:asciiTheme="minorHAnsi" w:eastAsiaTheme="minorEastAsia" w:hAnsiTheme="minorHAnsi"/>
+          <w:noProof/>
+        </w:rPr>
+      </w:pPr>
+      <w:hyperlink w:anchor="_Toc237030917" w:history="1">
+        <w:r>
+          <w:rPr>
+            <w:rStyle w:val="Hyperlink"/>
+            <w:noProof/>
+          </w:rPr>
+          <w:t>Figure 9</w:t>
+        </w:r>
+        <w:r>
+          <w:rPr>
+            <w:rStyle w:val="Hyperlink"/>
+            <w:noProof/>
+            <w:lang w:val="vi-VN"/>
+          </w:rPr>
+          <w:t>: Active/Passive Mode Toggle</w:t>
+        </w:r>
+        <w:r>
+          <w:rPr>
+            <w:noProof/>
+            <w:webHidden/>
+          </w:rPr>
+          <w:tab/>
+        </w:r>
+        <w:r>
+          <w:rPr>
+            <w:noProof/>
+            <w:webHidden/>
+          </w:rPr>
+          <w:fldChar w:fldCharType="begin"/>
+        </w:r>
+        <w:r>
+          <w:rPr>
+            <w:noProof/>
+            <w:webHidden/>
+          </w:rPr>
+          <w:instrText xml:space="preserve"> PAGEREF _Toc237030917 \h </w:instrText>
+        </w:r>
+        <w:r>
+          <w:rPr>
+            <w:noProof/>
+            <w:webHidden/>
+          </w:rPr>
+        </w:r>
+        <w:r>
+          <w:rPr>
+            <w:noProof/>
+            <w:webHidden/>
+          </w:rPr>
+          <w:fldChar w:fldCharType="separate"/>
+        </w:r>
+        <w:r>
+          <w:rPr>
+            <w:noProof/>
+            <w:webHidden/>
+          </w:rPr>
+          <w:t>26</w:t>
+        </w:r>
+        <w:r>
+          <w:rPr>
+            <w:noProof/>
+            <w:webHidden/>
+          </w:rPr>
+          <w:fldChar w:fldCharType="end"/>
+        </w:r>
+      </w:hyperlink>
+    </w:p>
+    <w:p>
+      <w:pPr>
+        <w:pStyle w:val="TableofFigures"/>
+        <w:tabs>
+          <w:tab w:val="right" w:leader="dot" w:pos="9350"/>
+        </w:tabs>
+        <w:rPr>
+          <w:rFonts w:asciiTheme="minorHAnsi" w:eastAsiaTheme="minorEastAsia" w:hAnsiTheme="minorHAnsi"/>
+          <w:noProof/>
+        </w:rPr>
+      </w:pPr>
+      <w:hyperlink w:anchor="_Toc237030918" w:history="1">
+        <w:r>
+          <w:rPr>
+            <w:rStyle w:val="Hyperlink"/>
+            <w:noProof/>
+          </w:rPr>
+          <w:t>Figure 10</w:t>
+        </w:r>
+        <w:r>
+          <w:rPr>
+            <w:rStyle w:val="Hyperlink"/>
+            <w:noProof/>
+            <w:lang w:val="vi-VN"/>
+          </w:rPr>
+          <w:t>: UploadKind Destination Resolution</w:t>
+        </w:r>
+        <w:r>
+          <w:rPr>
+            <w:noProof/>
+            <w:webHidden/>
+          </w:rPr>
+          <w:tab/>
+        </w:r>
+        <w:r>
+          <w:rPr>
+            <w:noProof/>
+            <w:webHidden/>
+          </w:rPr>
+          <w:fldChar w:fldCharType="begin"/>
+        </w:r>
+        <w:r>
+          <w:rPr>
+            <w:noProof/>
+            <w:webHidden/>
+          </w:rPr>
+          <w:instrText xml:space="preserve"> PAGEREF _Toc237030918 \h </w:instrText>
+        </w:r>
+        <w:r>
+          <w:rPr>
+            <w:noProof/>
+            <w:webHidden/>
+          </w:rPr>
+        </w:r>
+        <w:r>
+          <w:rPr>
+            <w:noProof/>
+            <w:webHidden/>
+          </w:rPr>
+          <w:fldChar w:fldCharType="separate"/>
+        </w:r>
+        <w:r>
+          <w:rPr>
+            <w:noProof/>
+            <w:webHidden/>
+          </w:rPr>
+          <w:t>27</w:t>
+        </w:r>
+        <w:r>
+          <w:rPr>
+            <w:noProof/>
+            <w:webHidden/>
+          </w:rPr>
+          <w:fldChar w:fldCharType="end"/>
+        </w:r>
+      </w:hyperlink>
+    </w:p>
+    <w:p>
+      <w:pPr>
+        <w:pStyle w:val="TableofFigures"/>
+        <w:tabs>
+          <w:tab w:val="right" w:leader="dot" w:pos="9350"/>
+        </w:tabs>
+        <w:rPr>
+          <w:rFonts w:asciiTheme="minorHAnsi" w:eastAsiaTheme="minorEastAsia" w:hAnsiTheme="minorHAnsi"/>
+          <w:noProof/>
+        </w:rPr>
+      </w:pPr>
+      <w:hyperlink w:anchor="_Toc237030919" w:history="1">
+        <w:r>
+          <w:rPr>
+            <w:rStyle w:val="Hyperlink"/>
+            <w:noProof/>
+          </w:rPr>
+          <w:t>Figure 11</w:t>
+        </w:r>
+        <w:r>
+          <w:rPr>
+            <w:rStyle w:val="Hyperlink"/>
+            <w:noProof/>
+            <w:lang w:val="vi-VN"/>
+          </w:rPr>
+          <w:t>: APPE Post-Receive Combination (appendAtomically)</w:t>
+        </w:r>
+        <w:r>
+          <w:rPr>
+            <w:noProof/>
+            <w:webHidden/>
+          </w:rPr>
+          <w:tab/>
+        </w:r>
+        <w:r>
+          <w:rPr>
+            <w:noProof/>
+            <w:webHidden/>
+          </w:rPr>
+          <w:fldChar w:fldCharType="begin"/>
+        </w:r>
+        <w:r>
+          <w:rPr>
+            <w:noProof/>
+            <w:webHidden/>
+          </w:rPr>
+          <w:instrText xml:space="preserve"> PAGEREF _Toc237030919 \h </w:instrText>
+        </w:r>
+        <w:r>
+          <w:rPr>
+            <w:noProof/>
+            <w:webHidden/>
+          </w:rPr>
+        </w:r>
+        <w:r>
+          <w:rPr>
+            <w:noProof/>
+            <w:webHidden/>
+          </w:rPr>
+          <w:fldChar w:fldCharType="separate"/>
+        </w:r>
+        <w:r>
+          <w:rPr>
+            <w:noProof/>
+            <w:webHidden/>
+          </w:rPr>
+          <w:t>28</w:t>
+        </w:r>
+        <w:r>
+          <w:rPr>
+            <w:noProof/>
+            <w:webHidden/>
+          </w:rPr>
+          <w:fldChar w:fldCharType="end"/>
+        </w:r>
+      </w:hyperlink>
+    </w:p>
+    <w:p>
+      <w:pPr>
         <w:rPr>
           <w:rFonts w:eastAsiaTheme="majorEastAsia" w:cstheme="majorBidi"/>
           <w:color w:val="000000" w:themeColor="text1"/>
@@ -2620,7 +3241,7 @@
         <w:lastRenderedPageBreak/>
         <w:t xml:space="preserve"> </w:t>
       </w:r>
-      <w:bookmarkStart w:id="2" w:name="_Toc236864485"/>
+      <w:bookmarkStart w:id="2" w:name="_Toc237030887"/>
       <w:r>
         <w:t>Application Scenario &amp; Protocol Interaction</w:t>
       </w:r>
@@ -2637,7 +3258,7 @@
           <w:lang w:val="vi-VN"/>
         </w:rPr>
       </w:pPr>
-      <w:bookmarkStart w:id="3" w:name="_Toc236864486"/>
+      <w:bookmarkStart w:id="3" w:name="_Toc237030888"/>
       <w:r>
         <w:t>Application Scenario</w:t>
       </w:r>
@@ -2654,7 +3275,21 @@
         <w:rPr>
           <w:lang w:val="vi-VN"/>
         </w:rPr>
-        <w:t>This project implements a Hybrid FTP (File Transfer Protocol) application that separates the control plane from the data plane, mirroring the architectural philosophy of RFC 959 while replacing the data channel's transport with a custom, application-layer reliability protocol built on raw UDP sockets.</w:t>
+        <w:t xml:space="preserve">This project implements a </w:t>
+      </w:r>
+      <w:r>
+        <w:rPr>
+          <w:b/>
+          <w:bCs/>
+          <w:lang w:val="vi-VN"/>
+        </w:rPr>
+        <w:t>Hybrid FTP (File Transfer Protocol)</w:t>
+      </w:r>
+      <w:r>
+        <w:rPr>
+          <w:lang w:val="vi-VN"/>
+        </w:rPr>
+        <w:t xml:space="preserve"> application that separates the control plane from the data plane, mirroring the architectural philosophy of RFC 959 while replacing the data channel's transport with a custom, application-layer reliability protocol built on raw UDP sockets.</w:t>
       </w:r>
     </w:p>
     <w:p>
@@ -3247,7 +3882,7 @@
           <w:lang w:val="vi-VN"/>
         </w:rPr>
       </w:pPr>
-      <w:bookmarkStart w:id="4" w:name="_Toc236864487"/>
+      <w:bookmarkStart w:id="4" w:name="_Toc237030889"/>
       <w:r>
         <w:rPr>
           <w:rFonts w:eastAsia="Times New Roman"/>
@@ -3268,7 +3903,31 @@
         <w:rPr>
           <w:lang w:val="vi-VN"/>
         </w:rPr>
-        <w:t>The following phases are common to every session, regardless of which data-channel mode is eventually used, and precede the PASV/PORT split covered in 1.2.1 and 1.2.2.</w:t>
+        <w:t xml:space="preserve">The following phases are common to every session, regardless of which data-channel mode is eventually used, and precede the PASV/PORT split covered in </w:t>
+      </w:r>
+      <w:r>
+        <w:rPr>
+          <w:lang w:val="vi-VN"/>
+        </w:rPr>
+        <w:t>1.2.1</w:t>
+      </w:r>
+      <w:r>
+        <w:rPr>
+          <w:lang w:val="vi-VN"/>
+        </w:rPr>
+        <w:t xml:space="preserve"> and </w:t>
+      </w:r>
+      <w:r>
+        <w:rPr>
+          <w:lang w:val="vi-VN"/>
+        </w:rPr>
+        <w:t>1.2.2</w:t>
+      </w:r>
+      <w:r>
+        <w:rPr>
+          <w:lang w:val="vi-VN"/>
+        </w:rPr>
+        <w:t>.</w:t>
       </w:r>
     </w:p>
     <w:p>
@@ -3825,6 +4484,8 @@
           <w:lang w:val="vi-VN"/>
         </w:rPr>
       </w:pPr>
+      <w:bookmarkStart w:id="5" w:name="_Passive_Mode_(PASV)"/>
+      <w:bookmarkEnd w:id="5"/>
       <w:r>
         <w:rPr>
           <w:rFonts w:eastAsia="Times New Roman"/>
@@ -4662,18 +5323,31 @@
           <w14:ligatures w14:val="none"/>
         </w:rPr>
       </w:pPr>
-      <w:bookmarkStart w:id="5" w:name="_Toc236864459"/>
+      <w:bookmarkStart w:id="6" w:name="_Toc237030909"/>
       <w:r>
         <w:t xml:space="preserve">Figure </w:t>
       </w:r>
-      <w:fldSimple w:instr=" SEQ Figure \* ARABIC ">
-        <w:r>
-          <w:rPr>
-            <w:noProof/>
-          </w:rPr>
-          <w:t>1</w:t>
-        </w:r>
-      </w:fldSimple>
+      <w:r>
+        <w:fldChar w:fldCharType="begin"/>
+      </w:r>
+      <w:r>
+        <w:instrText xml:space="preserve"> SEQ Figure \* ARABIC </w:instrText>
+      </w:r>
+      <w:r>
+        <w:fldChar w:fldCharType="separate"/>
+      </w:r>
+      <w:r>
+        <w:rPr>
+          <w:noProof/>
+        </w:rPr>
+        <w:t>1</w:t>
+      </w:r>
+      <w:r>
+        <w:rPr>
+          <w:noProof/>
+        </w:rPr>
+        <w:fldChar w:fldCharType="end"/>
+      </w:r>
       <w:r>
         <w:rPr>
           <w:lang w:val="vi-VN"/>
@@ -4684,9 +5358,15 @@
         <w:rPr>
           <w:lang w:val="vi-VN"/>
         </w:rPr>
-        <w:t>PASV Sequence Diagram</w:t>
-      </w:r>
-      <w:bookmarkEnd w:id="5"/>
+        <w:t xml:space="preserve">PASV </w:t>
+      </w:r>
+      <w:r>
+        <w:rPr>
+          <w:lang w:val="vi-VN"/>
+        </w:rPr>
+        <w:t>Process</w:t>
+      </w:r>
+      <w:bookmarkEnd w:id="6"/>
     </w:p>
     <w:p>
       <w:pPr>
@@ -4714,6 +5394,8 @@
           <w:lang w:val="vi-VN"/>
         </w:rPr>
       </w:pPr>
+      <w:bookmarkStart w:id="7" w:name="_Active_Mode_(PORT)"/>
+      <w:bookmarkEnd w:id="7"/>
       <w:r>
         <w:rPr>
           <w:lang w:val="vi-VN"/>
@@ -5254,43 +5936,560 @@
           <w:lang w:val="vi-VN"/>
         </w:rPr>
       </w:pPr>
-      <w:bookmarkStart w:id="6" w:name="_Toc236864460"/>
+      <w:bookmarkStart w:id="8" w:name="_Toc237030910"/>
       <w:r>
         <w:t xml:space="preserve">Figure </w:t>
       </w:r>
-      <w:fldSimple w:instr=" SEQ Figure \* ARABIC ">
+      <w:r>
+        <w:fldChar w:fldCharType="begin"/>
+      </w:r>
+      <w:r>
+        <w:instrText xml:space="preserve"> SEQ Figure \* ARABIC </w:instrText>
+      </w:r>
+      <w:r>
+        <w:fldChar w:fldCharType="separate"/>
+      </w:r>
+      <w:r>
+        <w:rPr>
+          <w:noProof/>
+        </w:rPr>
+        <w:t>2</w:t>
+      </w:r>
+      <w:r>
+        <w:rPr>
+          <w:noProof/>
+        </w:rPr>
+        <w:fldChar w:fldCharType="end"/>
+      </w:r>
+      <w:r>
+        <w:rPr>
+          <w:lang w:val="vi-VN"/>
+        </w:rPr>
+        <w:t>: PORT</w:t>
+      </w:r>
+      <w:r>
+        <w:t xml:space="preserve"> </w:t>
+      </w:r>
+      <w:r>
+        <w:rPr>
+          <w:lang w:val="vi-VN"/>
+        </w:rPr>
+        <w:t>Process</w:t>
+      </w:r>
+      <w:bookmarkEnd w:id="8"/>
+    </w:p>
+    <w:p>
+      <w:pPr>
+        <w:spacing w:after="160"/>
+        <w:jc w:val="left"/>
+        <w:rPr>
+          <w:lang w:val="vi-VN"/>
+        </w:rPr>
+      </w:pPr>
+      <w:r>
+        <w:rPr>
+          <w:lang w:val="vi-VN"/>
+        </w:rPr>
+        <w:br w:type="page"/>
+      </w:r>
+    </w:p>
+    <w:p>
+      <w:pPr>
+        <w:pStyle w:val="Heading2"/>
+        <w:numPr>
+          <w:ilvl w:val="1"/>
+          <w:numId w:val="1"/>
+        </w:numPr>
+        <w:rPr>
+          <w:lang w:val="vi-VN"/>
+        </w:rPr>
+      </w:pPr>
+      <w:bookmarkStart w:id="9" w:name="_Toc237030890"/>
+      <w:r>
+        <w:lastRenderedPageBreak/>
+        <w:t>Unique</w:t>
+      </w:r>
+      <w:r>
+        <w:rPr>
+          <w:lang w:val="vi-VN"/>
+        </w:rPr>
+        <w:t>/Append Uploads and</w:t>
+      </w:r>
+      <w:r>
+        <w:rPr>
+          <w:lang w:val="vi-VN"/>
+        </w:rPr>
+        <w:t xml:space="preserve"> </w:t>
+      </w:r>
+      <w:r>
+        <w:t>Transfer Cancellation</w:t>
+      </w:r>
+      <w:bookmarkEnd w:id="9"/>
+    </w:p>
+    <w:p>
+      <w:pPr>
+        <w:ind w:firstLine="357"/>
+        <w:rPr>
+          <w:lang w:val="vi-VN"/>
+        </w:rPr>
+      </w:pPr>
+      <w:r>
+        <w:t xml:space="preserve">Three further commands extend the transfer lifecycle described in 1.2.1/1.2.2, and one changes its execution </w:t>
+      </w:r>
+      <w:r>
+        <w:t>model</w:t>
+      </w:r>
+      <w:r>
+        <w:rPr>
+          <w:lang w:val="vi-VN"/>
+        </w:rPr>
+        <w:t>:</w:t>
+      </w:r>
+    </w:p>
+    <w:p>
+      <w:pPr>
+        <w:rPr>
+          <w:lang w:val="vi-VN"/>
+        </w:rPr>
+      </w:pPr>
+      <w:r>
+        <w:rPr>
+          <w:rStyle w:val="PseudocodeChar"/>
+          <w:b/>
+          <w:bCs/>
+        </w:rPr>
+        <w:t>MODE {S|B|C}</w:t>
+      </w:r>
+      <w:r>
+        <w:t xml:space="preserve"> is accepted for Stream mode (</w:t>
+      </w:r>
+      <w:r>
+        <w:rPr>
+          <w:rStyle w:val="PseudocodeChar"/>
+        </w:rPr>
+        <w:t>S</w:t>
+      </w:r>
+      <w:r>
+        <w:t xml:space="preserve">) </w:t>
+      </w:r>
+      <w:r>
+        <w:rPr>
+          <w:lang w:val="vi-VN"/>
+        </w:rPr>
+        <w:t>–</w:t>
+      </w:r>
+      <w:r>
+        <w:t xml:space="preserve"> the mode this project already implements throughout </w:t>
+      </w:r>
+      <w:r>
+        <w:rPr>
+          <w:lang w:val="vi-VN"/>
+        </w:rPr>
+        <w:t>–</w:t>
+      </w:r>
+      <w:r>
+        <w:t xml:space="preserve"> and explicitly rejected </w:t>
+      </w:r>
+      <w:r>
+        <w:t>with</w:t>
+      </w:r>
+      <w:r>
+        <w:rPr>
+          <w:lang w:val="vi-VN"/>
+        </w:rPr>
+        <w:t xml:space="preserve"> “</w:t>
+      </w:r>
+      <w:r>
+        <w:rPr>
+          <w:rStyle w:val="PseudocodeChar"/>
+        </w:rPr>
+        <w:t>504 Command not implemented</w:t>
+      </w:r>
+      <w:r>
+        <w:rPr>
+          <w:lang w:val="vi-VN"/>
+        </w:rPr>
+        <w:t xml:space="preserve">” </w:t>
+      </w:r>
+      <w:r>
+        <w:t>for that parameter for Block (</w:t>
+      </w:r>
+      <w:r>
+        <w:rPr>
+          <w:rStyle w:val="PseudocodeChar"/>
+        </w:rPr>
+        <w:t>B</w:t>
+      </w:r>
+      <w:r>
+        <w:t>) or Compressed (</w:t>
+      </w:r>
+      <w:r>
+        <w:rPr>
+          <w:rStyle w:val="PseudocodeChar"/>
+        </w:rPr>
+        <w:t>C</w:t>
+      </w:r>
+      <w:r>
+        <w:t>), rather than silently ignoring or mishandling an unsupported request.</w:t>
+      </w:r>
+    </w:p>
+    <w:p>
+      <w:r>
+        <w:rPr>
+          <w:rStyle w:val="PseudocodeChar"/>
+          <w:b/>
+          <w:bCs/>
+        </w:rPr>
+        <w:t>STOU</w:t>
+      </w:r>
+      <w:r>
+        <w:t xml:space="preserve"> (no argument) behaves exactly like </w:t>
+      </w:r>
+      <w:r>
+        <w:rPr>
+          <w:rStyle w:val="PseudocodeChar"/>
+        </w:rPr>
+        <w:t>STOR</w:t>
+      </w:r>
+      <w:r>
+        <w:t xml:space="preserve"> from the client's perspective, except the server generates and reserves a guaranteed-unused filename rather than trusting a client-supplied one; that filename is reported back to the client in both the </w:t>
+      </w:r>
+      <w:r>
+        <w:rPr>
+          <w:rStyle w:val="PseudocodeChar"/>
+        </w:rPr>
+        <w:t>150</w:t>
+      </w:r>
+      <w:r>
+        <w:t xml:space="preserve"> and </w:t>
+      </w:r>
+      <w:r>
+        <w:rPr>
+          <w:rStyle w:val="PseudocodeChar"/>
+        </w:rPr>
+        <w:t>226</w:t>
+      </w:r>
+      <w:r>
+        <w:t xml:space="preserve"> replies, since the client has no other way to learn what name was actually used.</w:t>
+      </w:r>
+    </w:p>
+    <w:p>
+      <w:pPr>
+        <w:rPr>
+          <w:lang w:val="vi-VN"/>
+        </w:rPr>
+      </w:pPr>
+      <w:r>
+        <w:rPr>
+          <w:rStyle w:val="PseudocodeChar"/>
+          <w:b/>
+          <w:bCs/>
+        </w:rPr>
+        <w:t>APPE &lt;filename&gt;</w:t>
+      </w:r>
+      <w:r>
+        <w:t xml:space="preserve"> behaves like </w:t>
+      </w:r>
+      <w:r>
+        <w:rPr>
+          <w:rStyle w:val="PseudocodeChar"/>
+        </w:rPr>
+        <w:t>STOR</w:t>
+      </w:r>
+      <w:r>
+        <w:t xml:space="preserve"> up through the point where the new data has been fully and correctly received into a staging area; only once that succeeds does the server combine the newly-received data with any existing file at the destination (or simply use it as-is if the destination doesn't yet exist), committing the combined result atomically. A failed or aborted </w:t>
+      </w:r>
+      <w:r>
+        <w:rPr>
+          <w:rStyle w:val="PseudocodeChar"/>
+        </w:rPr>
+        <w:t>APPE</w:t>
+      </w:r>
+      <w:r>
+        <w:t xml:space="preserve"> leaves any pre-existing destination file completely untouched.</w:t>
+      </w:r>
+    </w:p>
+    <w:p>
+      <w:pPr>
+        <w:rPr>
+          <w:lang w:val="vi-VN"/>
+        </w:rPr>
+      </w:pPr>
+      <w:r>
+        <w:rPr>
+          <w:rStyle w:val="PseudocodeChar"/>
+          <w:b/>
+          <w:bCs/>
+        </w:rPr>
+        <w:t>ABOR</w:t>
+      </w:r>
+      <w:r>
+        <w:t xml:space="preserve"> </w:t>
+      </w:r>
+      <w:r>
+        <w:t>stops</w:t>
+      </w:r>
+      <w:r>
+        <w:rPr>
+          <w:lang w:val="vi-VN"/>
+        </w:rPr>
+        <w:t xml:space="preserve"> any data </w:t>
+      </w:r>
+      <w:r>
+        <w:t>t</w:t>
+      </w:r>
+      <w:r>
+        <w:t>ransfer</w:t>
+      </w:r>
+      <w:r>
+        <w:rPr>
+          <w:lang w:val="vi-VN"/>
+        </w:rPr>
+        <w:t xml:space="preserve"> process </w:t>
+      </w:r>
+      <w:r>
+        <w:t>(</w:t>
+      </w:r>
+      <w:r>
+        <w:rPr>
+          <w:rStyle w:val="PseudocodeChar"/>
+        </w:rPr>
+        <w:t>RETR</w:t>
+      </w:r>
+      <w:r>
+        <w:t>/</w:t>
+      </w:r>
+      <w:r>
+        <w:rPr>
+          <w:rStyle w:val="PseudocodeChar"/>
+        </w:rPr>
+        <w:t>STOR</w:t>
+      </w:r>
+      <w:r>
+        <w:t>/</w:t>
+      </w:r>
+      <w:r>
+        <w:rPr>
+          <w:rStyle w:val="PseudocodeChar"/>
+        </w:rPr>
+        <w:t>STOU</w:t>
+      </w:r>
+      <w:r>
+        <w:t>/</w:t>
+      </w:r>
+      <w:r>
+        <w:rPr>
+          <w:rStyle w:val="PseudocodeChar"/>
+        </w:rPr>
+        <w:t>APPE</w:t>
+      </w:r>
+      <w:r>
+        <w:t>)</w:t>
+      </w:r>
+      <w:r>
+        <w:rPr>
+          <w:lang w:val="vi-VN"/>
+        </w:rPr>
+        <w:t xml:space="preserve"> by </w:t>
+      </w:r>
+      <w:r>
+        <w:t>sets a shared, thread-safe flag and then blocks until the worker thread confirms it has actually stopped before replying, giving the client a verified c</w:t>
+      </w:r>
+      <w:r>
+        <w:t>ancellation</w:t>
+      </w:r>
+      <w:r>
+        <w:t>.</w:t>
+      </w:r>
+      <w:r>
+        <w:rPr>
+          <w:lang w:val="vi-VN"/>
+        </w:rPr>
+        <w:t xml:space="preserve"> More information</w:t>
+      </w:r>
+      <w:r>
+        <w:rPr>
+          <w:lang w:val="vi-VN"/>
+        </w:rPr>
+        <w:t xml:space="preserve"> about the</w:t>
+      </w:r>
+      <w:r>
+        <w:t xml:space="preserve"> </w:t>
+      </w:r>
+      <w:r>
+        <w:t>worker thread</w:t>
+      </w:r>
+      <w:r>
+        <w:rPr>
+          <w:lang w:val="vi-VN"/>
+        </w:rPr>
+        <w:t xml:space="preserve"> is</w:t>
+      </w:r>
+      <w:r>
+        <w:rPr>
+          <w:lang w:val="vi-VN"/>
+        </w:rPr>
+        <w:t xml:space="preserve"> </w:t>
+      </w:r>
+      <w:r>
+        <w:rPr>
+          <w:lang w:val="vi-VN"/>
+        </w:rPr>
+        <w:t>provided</w:t>
+      </w:r>
+      <w:r>
+        <w:rPr>
+          <w:lang w:val="vi-VN"/>
+        </w:rPr>
+        <w:t xml:space="preserve"> </w:t>
+      </w:r>
+      <w:r>
+        <w:rPr>
+          <w:lang w:val="vi-VN"/>
+        </w:rPr>
+        <w:t xml:space="preserve">in </w:t>
+      </w:r>
+      <w:r>
+        <w:rPr>
+          <w:lang w:val="vi-VN"/>
+        </w:rPr>
+        <w:t xml:space="preserve">section </w:t>
+      </w:r>
+      <w:hyperlink w:anchor="_Server_Thread-Dispatch_Logic" w:history="1">
         <w:r>
           <w:rPr>
-            <w:noProof/>
+            <w:rStyle w:val="Hyperlink"/>
+            <w:lang w:val="vi-VN"/>
           </w:rPr>
-          <w:t>2</w:t>
+          <w:t>3</w:t>
         </w:r>
-      </w:fldSimple>
-      <w:r>
-        <w:rPr>
-          <w:lang w:val="vi-VN"/>
-        </w:rPr>
-        <w:t>: PORT</w:t>
-      </w:r>
-      <w:r>
-        <w:t xml:space="preserve"> Sequence Diagram</w:t>
-      </w:r>
-      <w:bookmarkEnd w:id="6"/>
+        <w:r>
+          <w:rPr>
+            <w:rStyle w:val="Hyperlink"/>
+            <w:lang w:val="vi-VN"/>
+          </w:rPr>
+          <w:t>.</w:t>
+        </w:r>
+        <w:r>
+          <w:rPr>
+            <w:rStyle w:val="Hyperlink"/>
+            <w:lang w:val="vi-VN"/>
+          </w:rPr>
+          <w:t>1</w:t>
+        </w:r>
+      </w:hyperlink>
+      <w:r>
+        <w:rPr>
+          <w:lang w:val="vi-VN"/>
+        </w:rPr>
+        <w:t>.</w:t>
+      </w:r>
     </w:p>
     <w:p>
       <w:pPr>
-        <w:spacing w:after="160"/>
-        <w:jc w:val="left"/>
-        <w:rPr>
-          <w:lang w:val="vi-VN"/>
-        </w:rPr>
-      </w:pPr>
-      <w:r>
-        <w:rPr>
-          <w:lang w:val="vi-VN"/>
-        </w:rPr>
-        <w:br w:type="page"/>
-      </w:r>
+        <w:keepNext/>
+      </w:pPr>
+      <w:r>
+        <w:rPr>
+          <w:noProof/>
+          <w:lang w:val="vi-VN"/>
+        </w:rPr>
+        <w:drawing>
+          <wp:inline distT="0" distB="0" distL="0" distR="0" wp14:anchorId="2983FEC9" wp14:editId="47773790">
+            <wp:extent cx="5943600" cy="3435985"/>
+            <wp:effectExtent l="0" t="0" r="0" b="0"/>
+            <wp:docPr id="336425524" name="Picture 1"/>
+            <wp:cNvGraphicFramePr>
+              <a:graphicFrameLocks xmlns:a="http://schemas.openxmlformats.org/drawingml/2006/main" noChangeAspect="1"/>
+            </wp:cNvGraphicFramePr>
+            <a:graphic xmlns:a="http://schemas.openxmlformats.org/drawingml/2006/main">
+              <a:graphicData uri="http://schemas.openxmlformats.org/drawingml/2006/picture">
+                <pic:pic xmlns:pic="http://schemas.openxmlformats.org/drawingml/2006/picture">
+                  <pic:nvPicPr>
+                    <pic:cNvPr id="336425524" name="Picture 336425524"/>
+                    <pic:cNvPicPr/>
+                  </pic:nvPicPr>
+                  <pic:blipFill>
+                    <a:blip r:embed="rId11" cstate="print">
+                      <a:extLst>
+                        <a:ext uri="{28A0092B-C50C-407E-A947-70E740481C1C}">
+                          <a14:useLocalDpi xmlns:a14="http://schemas.microsoft.com/office/drawing/2010/main" val="0"/>
+                        </a:ext>
+                      </a:extLst>
+                    </a:blip>
+                    <a:stretch>
+                      <a:fillRect/>
+                    </a:stretch>
+                  </pic:blipFill>
+                  <pic:spPr>
+                    <a:xfrm>
+                      <a:off x="0" y="0"/>
+                      <a:ext cx="5943600" cy="3435985"/>
+                    </a:xfrm>
+                    <a:prstGeom prst="rect">
+                      <a:avLst/>
+                    </a:prstGeom>
+                  </pic:spPr>
+                </pic:pic>
+              </a:graphicData>
+            </a:graphic>
+          </wp:inline>
+        </w:drawing>
+      </w:r>
+    </w:p>
+    <w:p>
+      <w:pPr>
+        <w:pStyle w:val="Caption"/>
+        <w:jc w:val="center"/>
+        <w:rPr>
+          <w:lang w:val="vi-VN"/>
+        </w:rPr>
+      </w:pPr>
+      <w:bookmarkStart w:id="10" w:name="_Toc237030911"/>
+      <w:r>
+        <w:t xml:space="preserve">Figure </w:t>
+      </w:r>
+      <w:r>
+        <w:fldChar w:fldCharType="begin"/>
+      </w:r>
+      <w:r>
+        <w:instrText xml:space="preserve"> SEQ Figure \* ARABIC </w:instrText>
+      </w:r>
+      <w:r>
+        <w:fldChar w:fldCharType="separate"/>
+      </w:r>
+      <w:r>
+        <w:rPr>
+          <w:noProof/>
+        </w:rPr>
+        <w:t>3</w:t>
+      </w:r>
+      <w:r>
+        <w:rPr>
+          <w:noProof/>
+        </w:rPr>
+        <w:fldChar w:fldCharType="end"/>
+      </w:r>
+      <w:r>
+        <w:rPr>
+          <w:lang w:val="vi-VN"/>
+        </w:rPr>
+        <w:t xml:space="preserve">. ABOR </w:t>
+      </w:r>
+      <w:r>
+        <w:rPr>
+          <w:lang w:val="vi-VN"/>
+        </w:rPr>
+        <w:t>Process</w:t>
+      </w:r>
+      <w:bookmarkEnd w:id="10"/>
+    </w:p>
+    <w:p>
+      <w:pPr>
+        <w:rPr>
+          <w:lang w:val="vi-VN"/>
+        </w:rPr>
+      </w:pPr>
     </w:p>
     <w:p>
       <w:pPr>
@@ -5307,14 +6506,13 @@
         <w:rPr>
           <w:lang w:val="vi-VN"/>
         </w:rPr>
-        <w:lastRenderedPageBreak/>
         <w:t xml:space="preserve"> </w:t>
       </w:r>
-      <w:bookmarkStart w:id="7" w:name="_Toc236864488"/>
+      <w:bookmarkStart w:id="11" w:name="_Toc237030891"/>
       <w:r>
         <w:t>Project-Wide Data Structures</w:t>
       </w:r>
-      <w:bookmarkEnd w:id="7"/>
+      <w:bookmarkEnd w:id="11"/>
     </w:p>
     <w:p>
       <w:pPr>
@@ -5327,11 +6525,11 @@
           <w:lang w:val="vi-VN"/>
         </w:rPr>
       </w:pPr>
-      <w:bookmarkStart w:id="8" w:name="_Toc236864489"/>
+      <w:bookmarkStart w:id="12" w:name="_Toc237030892"/>
       <w:r>
         <w:t>TCP Control Packet Format</w:t>
       </w:r>
-      <w:bookmarkEnd w:id="8"/>
+      <w:bookmarkEnd w:id="12"/>
     </w:p>
     <w:p>
       <w:pPr>
@@ -5912,7 +7110,7 @@
           <w:lang w:val="vi-VN"/>
         </w:rPr>
       </w:pPr>
-      <w:bookmarkStart w:id="9" w:name="_Toc236864490"/>
+      <w:bookmarkStart w:id="13" w:name="_Toc237030893"/>
       <w:r>
         <w:rPr>
           <w:lang w:val="vi-VN"/>
@@ -5941,7 +7139,7 @@
         </w:rPr>
         <w:t>RdtHeader</w:t>
       </w:r>
-      <w:bookmarkEnd w:id="9"/>
+      <w:bookmarkEnd w:id="13"/>
     </w:p>
     <w:p>
       <w:pPr>
@@ -8218,7 +9416,24 @@
           <w:iCs/>
         </w:rPr>
         <w:lastRenderedPageBreak/>
-        <w:t>(Congestion-control parameters are documented in Section 3.2.1, alongside the sender state machine they govern.)</w:t>
+        <w:t xml:space="preserve">(Congestion-control parameters are documented in Section </w:t>
+      </w:r>
+      <w:hyperlink w:anchor="_RdtSender_–_Selective" w:history="1">
+        <w:r>
+          <w:rPr>
+            <w:rStyle w:val="Hyperlink"/>
+            <w:i/>
+            <w:iCs/>
+          </w:rPr>
+          <w:t>3.2.1</w:t>
+        </w:r>
+      </w:hyperlink>
+      <w:r>
+        <w:rPr>
+          <w:i/>
+          <w:iCs/>
+        </w:rPr>
+        <w:t>, alongside the sender state machine they govern.)</w:t>
       </w:r>
     </w:p>
     <w:p>
@@ -8239,11 +9454,11 @@
           <w:lang w:val="vi-VN"/>
         </w:rPr>
       </w:pPr>
-      <w:bookmarkStart w:id="10" w:name="_Toc236864491"/>
+      <w:bookmarkStart w:id="14" w:name="_Toc237030894"/>
       <w:r>
         <w:t>Session Management Structures</w:t>
       </w:r>
-      <w:bookmarkEnd w:id="10"/>
+      <w:bookmarkEnd w:id="14"/>
     </w:p>
     <w:p>
       <w:pPr>
@@ -9138,6 +10353,323 @@
           </w:p>
         </w:tc>
       </w:tr>
+      <w:tr>
+        <w:tc>
+          <w:tcPr>
+            <w:cnfStyle w:val="001000000000" w:firstRow="0" w:lastRow="0" w:firstColumn="1" w:lastColumn="0" w:oddVBand="0" w:evenVBand="0" w:oddHBand="0" w:evenHBand="0" w:firstRowFirstColumn="0" w:firstRowLastColumn="0" w:lastRowFirstColumn="0" w:lastRowLastColumn="0"/>
+            <w:tcW w:w="3116" w:type="dxa"/>
+          </w:tcPr>
+          <w:p>
+            <w:pPr>
+              <w:pStyle w:val="Pseudocode"/>
+              <w:rPr>
+                <w:b w:val="0"/>
+                <w:bCs w:val="0"/>
+                <w:lang w:val="vi-VN"/>
+              </w:rPr>
+            </w:pPr>
+            <w:r>
+              <w:rPr>
+                <w:b w:val="0"/>
+                <w:bCs w:val="0"/>
+              </w:rPr>
+              <w:lastRenderedPageBreak/>
+              <w:t>transferActive</w:t>
+            </w:r>
+          </w:p>
+        </w:tc>
+        <w:tc>
+          <w:tcPr>
+            <w:tcW w:w="3117" w:type="dxa"/>
+          </w:tcPr>
+          <w:p>
+            <w:pPr>
+              <w:pStyle w:val="Pseudocode"/>
+              <w:cnfStyle w:val="000000000000" w:firstRow="0" w:lastRow="0" w:firstColumn="0" w:lastColumn="0" w:oddVBand="0" w:evenVBand="0" w:oddHBand="0" w:evenHBand="0" w:firstRowFirstColumn="0" w:firstRowLastColumn="0" w:lastRowFirstColumn="0" w:lastRowLastColumn="0"/>
+            </w:pPr>
+            <w:r>
+              <w:t>std::atomic&lt;bool&gt;</w:t>
+            </w:r>
+          </w:p>
+        </w:tc>
+        <w:tc>
+          <w:tcPr>
+            <w:tcW w:w="3117" w:type="dxa"/>
+          </w:tcPr>
+          <w:p>
+            <w:pPr>
+              <w:cnfStyle w:val="000000000000" w:firstRow="0" w:lastRow="0" w:firstColumn="0" w:lastColumn="0" w:oddVBand="0" w:evenVBand="0" w:oddHBand="0" w:evenHBand="0" w:firstRowFirstColumn="0" w:firstRowLastColumn="0" w:lastRowFirstColumn="0" w:lastRowLastColumn="0"/>
+            </w:pPr>
+            <w:r>
+              <w:t>Whether a transfer worker thread is currently running for this session</w:t>
+            </w:r>
+          </w:p>
+        </w:tc>
+      </w:tr>
+      <w:tr>
+        <w:trPr>
+          <w:cnfStyle w:val="000000100000" w:firstRow="0" w:lastRow="0" w:firstColumn="0" w:lastColumn="0" w:oddVBand="0" w:evenVBand="0" w:oddHBand="1" w:evenHBand="0" w:firstRowFirstColumn="0" w:firstRowLastColumn="0" w:lastRowFirstColumn="0" w:lastRowLastColumn="0"/>
+        </w:trPr>
+        <w:tc>
+          <w:tcPr>
+            <w:cnfStyle w:val="001000000000" w:firstRow="0" w:lastRow="0" w:firstColumn="1" w:lastColumn="0" w:oddVBand="0" w:evenVBand="0" w:oddHBand="0" w:evenHBand="0" w:firstRowFirstColumn="0" w:firstRowLastColumn="0" w:lastRowFirstColumn="0" w:lastRowLastColumn="0"/>
+            <w:tcW w:w="3116" w:type="dxa"/>
+          </w:tcPr>
+          <w:p>
+            <w:pPr>
+              <w:pStyle w:val="Pseudocode"/>
+              <w:rPr>
+                <w:b w:val="0"/>
+                <w:bCs w:val="0"/>
+              </w:rPr>
+            </w:pPr>
+            <w:r>
+              <w:rPr>
+                <w:b w:val="0"/>
+                <w:bCs w:val="0"/>
+              </w:rPr>
+              <w:t>abortRequested</w:t>
+            </w:r>
+          </w:p>
+        </w:tc>
+        <w:tc>
+          <w:tcPr>
+            <w:tcW w:w="3117" w:type="dxa"/>
+          </w:tcPr>
+          <w:p>
+            <w:pPr>
+              <w:pStyle w:val="Pseudocode"/>
+              <w:cnfStyle w:val="000000100000" w:firstRow="0" w:lastRow="0" w:firstColumn="0" w:lastColumn="0" w:oddVBand="0" w:evenVBand="0" w:oddHBand="1" w:evenHBand="0" w:firstRowFirstColumn="0" w:firstRowLastColumn="0" w:lastRowFirstColumn="0" w:lastRowLastColumn="0"/>
+            </w:pPr>
+            <w:r>
+              <w:t>std::atomic&lt;bool&gt;</w:t>
+            </w:r>
+          </w:p>
+        </w:tc>
+        <w:tc>
+          <w:tcPr>
+            <w:tcW w:w="3117" w:type="dxa"/>
+          </w:tcPr>
+          <w:p>
+            <w:pPr>
+              <w:cnfStyle w:val="000000100000" w:firstRow="0" w:lastRow="0" w:firstColumn="0" w:lastColumn="0" w:oddVBand="0" w:evenVBand="0" w:oddHBand="1" w:evenHBand="0" w:firstRowFirstColumn="0" w:firstRowLastColumn="0" w:lastRowFirstColumn="0" w:lastRowLastColumn="0"/>
+            </w:pPr>
+            <w:r>
+              <w:t xml:space="preserve">Set by the </w:t>
+            </w:r>
+            <w:r>
+              <w:rPr>
+                <w:rStyle w:val="PseudocodeChar"/>
+              </w:rPr>
+              <w:t>ABOR</w:t>
+            </w:r>
+            <w:r>
+              <w:t xml:space="preserve"> handler; polled by the transfer worker (and, via the same predicate, by the RDT layer itself) to signal early termination</w:t>
+            </w:r>
+          </w:p>
+        </w:tc>
+      </w:tr>
+      <w:tr>
+        <w:tc>
+          <w:tcPr>
+            <w:cnfStyle w:val="001000000000" w:firstRow="0" w:lastRow="0" w:firstColumn="1" w:lastColumn="0" w:oddVBand="0" w:evenVBand="0" w:oddHBand="0" w:evenHBand="0" w:firstRowFirstColumn="0" w:firstRowLastColumn="0" w:lastRowFirstColumn="0" w:lastRowLastColumn="0"/>
+            <w:tcW w:w="3116" w:type="dxa"/>
+          </w:tcPr>
+          <w:p>
+            <w:pPr>
+              <w:pStyle w:val="Pseudocode"/>
+              <w:rPr>
+                <w:b w:val="0"/>
+                <w:bCs w:val="0"/>
+              </w:rPr>
+            </w:pPr>
+            <w:r>
+              <w:rPr>
+                <w:b w:val="0"/>
+                <w:bCs w:val="0"/>
+              </w:rPr>
+              <w:t>transferWorker</w:t>
+            </w:r>
+          </w:p>
+        </w:tc>
+        <w:tc>
+          <w:tcPr>
+            <w:tcW w:w="3117" w:type="dxa"/>
+          </w:tcPr>
+          <w:p>
+            <w:pPr>
+              <w:pStyle w:val="Pseudocode"/>
+              <w:cnfStyle w:val="000000000000" w:firstRow="0" w:lastRow="0" w:firstColumn="0" w:lastColumn="0" w:oddVBand="0" w:evenVBand="0" w:oddHBand="0" w:evenHBand="0" w:firstRowFirstColumn="0" w:firstRowLastColumn="0" w:lastRowFirstColumn="0" w:lastRowLastColumn="0"/>
+            </w:pPr>
+            <w:r>
+              <w:t>std::thread</w:t>
+            </w:r>
+          </w:p>
+        </w:tc>
+        <w:tc>
+          <w:tcPr>
+            <w:tcW w:w="3117" w:type="dxa"/>
+          </w:tcPr>
+          <w:p>
+            <w:pPr>
+              <w:cnfStyle w:val="000000000000" w:firstRow="0" w:lastRow="0" w:firstColumn="0" w:lastColumn="0" w:oddVBand="0" w:evenVBand="0" w:oddHBand="0" w:evenHBand="0" w:firstRowFirstColumn="0" w:firstRowLastColumn="0" w:lastRowFirstColumn="0" w:lastRowLastColumn="0"/>
+            </w:pPr>
+            <w:r>
+              <w:t xml:space="preserve">The detached-in-purpose (but explicitly joined) worker thread running the current </w:t>
+            </w:r>
+            <w:r>
+              <w:rPr>
+                <w:rStyle w:val="PseudocodeChar"/>
+              </w:rPr>
+              <w:t>RETR</w:t>
+            </w:r>
+            <w:r>
+              <w:t>/</w:t>
+            </w:r>
+            <w:r>
+              <w:rPr>
+                <w:rStyle w:val="PseudocodeChar"/>
+              </w:rPr>
+              <w:t>STOR</w:t>
+            </w:r>
+            <w:r>
+              <w:t>/</w:t>
+            </w:r>
+            <w:r>
+              <w:rPr>
+                <w:rStyle w:val="PseudocodeChar"/>
+              </w:rPr>
+              <w:t>STOU</w:t>
+            </w:r>
+            <w:r>
+              <w:t>/</w:t>
+            </w:r>
+            <w:r>
+              <w:rPr>
+                <w:rStyle w:val="PseudocodeChar"/>
+              </w:rPr>
+              <w:t>APPE</w:t>
+            </w:r>
+            <w:r>
+              <w:t xml:space="preserve"> transfer, decoupling it from the control-command loop</w:t>
+            </w:r>
+          </w:p>
+        </w:tc>
+      </w:tr>
+      <w:tr>
+        <w:trPr>
+          <w:cnfStyle w:val="000000100000" w:firstRow="0" w:lastRow="0" w:firstColumn="0" w:lastColumn="0" w:oddVBand="0" w:evenVBand="0" w:oddHBand="1" w:evenHBand="0" w:firstRowFirstColumn="0" w:firstRowLastColumn="0" w:lastRowFirstColumn="0" w:lastRowLastColumn="0"/>
+        </w:trPr>
+        <w:tc>
+          <w:tcPr>
+            <w:cnfStyle w:val="001000000000" w:firstRow="0" w:lastRow="0" w:firstColumn="1" w:lastColumn="0" w:oddVBand="0" w:evenVBand="0" w:oddHBand="0" w:evenHBand="0" w:firstRowFirstColumn="0" w:firstRowLastColumn="0" w:lastRowFirstColumn="0" w:lastRowLastColumn="0"/>
+            <w:tcW w:w="3116" w:type="dxa"/>
+          </w:tcPr>
+          <w:p>
+            <w:pPr>
+              <w:pStyle w:val="Pseudocode"/>
+              <w:rPr>
+                <w:b w:val="0"/>
+                <w:bCs w:val="0"/>
+              </w:rPr>
+            </w:pPr>
+            <w:r>
+              <w:rPr>
+                <w:b w:val="0"/>
+                <w:bCs w:val="0"/>
+              </w:rPr>
+              <w:t>replyMutex</w:t>
+            </w:r>
+          </w:p>
+        </w:tc>
+        <w:tc>
+          <w:tcPr>
+            <w:tcW w:w="3117" w:type="dxa"/>
+          </w:tcPr>
+          <w:p>
+            <w:pPr>
+              <w:pStyle w:val="Pseudocode"/>
+              <w:cnfStyle w:val="000000100000" w:firstRow="0" w:lastRow="0" w:firstColumn="0" w:lastColumn="0" w:oddVBand="0" w:evenVBand="0" w:oddHBand="1" w:evenHBand="0" w:firstRowFirstColumn="0" w:firstRowLastColumn="0" w:lastRowFirstColumn="0" w:lastRowLastColumn="0"/>
+            </w:pPr>
+            <w:r>
+              <w:t>std::mutex</w:t>
+            </w:r>
+          </w:p>
+        </w:tc>
+        <w:tc>
+          <w:tcPr>
+            <w:tcW w:w="3117" w:type="dxa"/>
+          </w:tcPr>
+          <w:p>
+            <w:pPr>
+              <w:cnfStyle w:val="000000100000" w:firstRow="0" w:lastRow="0" w:firstColumn="0" w:lastColumn="0" w:oddVBand="0" w:evenVBand="0" w:oddHBand="1" w:evenHBand="0" w:firstRowFirstColumn="0" w:firstRowLastColumn="0" w:lastRowFirstColumn="0" w:lastRowLastColumn="0"/>
+            </w:pPr>
+            <w:r>
+              <w:t>Guards concurrent writes to the control socket, since the transfer worker now sends its own completion reply independently of the control thread</w:t>
+            </w:r>
+          </w:p>
+        </w:tc>
+      </w:tr>
+      <w:tr>
+        <w:tc>
+          <w:tcPr>
+            <w:cnfStyle w:val="001000000000" w:firstRow="0" w:lastRow="0" w:firstColumn="1" w:lastColumn="0" w:oddVBand="0" w:evenVBand="0" w:oddHBand="0" w:evenHBand="0" w:firstRowFirstColumn="0" w:firstRowLastColumn="0" w:lastRowFirstColumn="0" w:lastRowLastColumn="0"/>
+            <w:tcW w:w="3116" w:type="dxa"/>
+          </w:tcPr>
+          <w:p>
+            <w:pPr>
+              <w:pStyle w:val="Pseudocode"/>
+              <w:rPr>
+                <w:b w:val="0"/>
+                <w:bCs w:val="0"/>
+              </w:rPr>
+            </w:pPr>
+            <w:r>
+              <w:rPr>
+                <w:b w:val="0"/>
+                <w:bCs w:val="0"/>
+              </w:rPr>
+              <w:t>pendingUniqueFilename</w:t>
+            </w:r>
+          </w:p>
+        </w:tc>
+        <w:tc>
+          <w:tcPr>
+            <w:tcW w:w="3117" w:type="dxa"/>
+          </w:tcPr>
+          <w:p>
+            <w:pPr>
+              <w:pStyle w:val="Pseudocode"/>
+              <w:cnfStyle w:val="000000000000" w:firstRow="0" w:lastRow="0" w:firstColumn="0" w:lastColumn="0" w:oddVBand="0" w:evenVBand="0" w:oddHBand="0" w:evenHBand="0" w:firstRowFirstColumn="0" w:firstRowLastColumn="0" w:lastRowFirstColumn="0" w:lastRowLastColumn="0"/>
+            </w:pPr>
+            <w:r>
+              <w:t>std::string</w:t>
+            </w:r>
+          </w:p>
+        </w:tc>
+        <w:tc>
+          <w:tcPr>
+            <w:tcW w:w="3117" w:type="dxa"/>
+          </w:tcPr>
+          <w:p>
+            <w:pPr>
+              <w:cnfStyle w:val="000000000000" w:firstRow="0" w:lastRow="0" w:firstColumn="0" w:lastColumn="0" w:oddVBand="0" w:evenVBand="0" w:oddHBand="0" w:evenHBand="0" w:firstRowFirstColumn="0" w:firstRowLastColumn="0" w:lastRowFirstColumn="0" w:lastRowLastColumn="0"/>
+            </w:pPr>
+            <w:r>
+              <w:t xml:space="preserve">The server-generated filename reserved by </w:t>
+            </w:r>
+            <w:r>
+              <w:rPr>
+                <w:rStyle w:val="PseudocodeChar"/>
+              </w:rPr>
+              <w:t>STOU</w:t>
+            </w:r>
+            <w:r>
+              <w:t>, reported back to the client in both the preliminary and completion replies</w:t>
+            </w:r>
+          </w:p>
+        </w:tc>
+      </w:tr>
     </w:tbl>
     <w:p/>
     <w:p/>
@@ -9150,7 +10682,6 @@
         </w:numPr>
       </w:pPr>
       <w:r>
-        <w:lastRenderedPageBreak/>
         <w:t xml:space="preserve">Client – </w:t>
       </w:r>
       <w:r>
@@ -9493,6 +11024,7 @@
                 <w:b w:val="0"/>
                 <w:bCs w:val="0"/>
               </w:rPr>
+              <w:lastRenderedPageBreak/>
               <w:t>transferMode</w:t>
             </w:r>
           </w:p>
@@ -9595,7 +11127,631 @@
         </w:tc>
       </w:tr>
     </w:tbl>
-    <w:p/>
+    <w:p>
+      <w:pPr>
+        <w:rPr>
+          <w:lang w:val="vi-VN"/>
+        </w:rPr>
+      </w:pPr>
+    </w:p>
+    <w:p>
+      <w:pPr>
+        <w:pStyle w:val="Heading3"/>
+        <w:numPr>
+          <w:ilvl w:val="2"/>
+          <w:numId w:val="1"/>
+        </w:numPr>
+        <w:rPr>
+          <w:lang w:val="vi-VN"/>
+        </w:rPr>
+      </w:pPr>
+      <w:r>
+        <w:t>Transfer Coordination Types</w:t>
+      </w:r>
+    </w:p>
+    <w:p>
+      <w:pPr>
+        <w:ind w:firstLine="357"/>
+        <w:rPr>
+          <w:lang w:val="vi-VN"/>
+        </w:rPr>
+      </w:pPr>
+      <w:r>
+        <w:rPr>
+          <w:lang w:val="vi-VN"/>
+        </w:rPr>
+        <w:t>Introduced alongside the asynchronous transfer-worker model and the unification of STOR/STOU/APPE into a single code path.</w:t>
+      </w:r>
+    </w:p>
+    <w:p>
+      <w:r>
+        <w:rPr>
+          <w:rStyle w:val="PseudocodeChar"/>
+          <w:b/>
+          <w:bCs/>
+        </w:rPr>
+        <w:t>SendResult</w:t>
+      </w:r>
+      <w:r>
+        <w:t xml:space="preserve"> </w:t>
+      </w:r>
+      <w:r>
+        <w:rPr>
+          <w:lang w:val="vi-VN"/>
+        </w:rPr>
+        <w:t xml:space="preserve">, reside at </w:t>
+      </w:r>
+      <w:r>
+        <w:rPr>
+          <w:rStyle w:val="PseudocodeChar"/>
+        </w:rPr>
+        <w:t>server/src/datachannel/DataChannelSession.h</w:t>
+      </w:r>
+      <w:r>
+        <w:rPr>
+          <w:lang w:val="vi-VN"/>
+        </w:rPr>
+        <w:t xml:space="preserve">, is </w:t>
+      </w:r>
+      <w:r>
+        <w:t>the return type of sendFile, replacing a bare bool:</w:t>
+      </w:r>
+    </w:p>
+    <w:tbl>
+      <w:tblPr>
+        <w:tblStyle w:val="PlainTable2"/>
+        <w:tblW w:w="0" w:type="auto"/>
+        <w:tblLook w:val="04A0" w:firstRow="1" w:lastRow="0" w:firstColumn="1" w:lastColumn="0" w:noHBand="0" w:noVBand="1"/>
+      </w:tblPr>
+      <w:tblGrid>
+        <w:gridCol w:w="1701"/>
+        <w:gridCol w:w="1560"/>
+        <w:gridCol w:w="6089"/>
+      </w:tblGrid>
+      <w:tr>
+        <w:trPr>
+          <w:cnfStyle w:val="100000000000" w:firstRow="1" w:lastRow="0" w:firstColumn="0" w:lastColumn="0" w:oddVBand="0" w:evenVBand="0" w:oddHBand="0" w:evenHBand="0" w:firstRowFirstColumn="0" w:firstRowLastColumn="0" w:lastRowFirstColumn="0" w:lastRowLastColumn="0"/>
+        </w:trPr>
+        <w:tc>
+          <w:tcPr>
+            <w:cnfStyle w:val="001000000000" w:firstRow="0" w:lastRow="0" w:firstColumn="1" w:lastColumn="0" w:oddVBand="0" w:evenVBand="0" w:oddHBand="0" w:evenHBand="0" w:firstRowFirstColumn="0" w:firstRowLastColumn="0" w:lastRowFirstColumn="0" w:lastRowLastColumn="0"/>
+            <w:tcW w:w="1701" w:type="dxa"/>
+          </w:tcPr>
+          <w:p>
+            <w:pPr>
+              <w:rPr>
+                <w:lang w:val="vi-VN"/>
+              </w:rPr>
+            </w:pPr>
+            <w:r>
+              <w:t>Field</w:t>
+            </w:r>
+          </w:p>
+        </w:tc>
+        <w:tc>
+          <w:tcPr>
+            <w:tcW w:w="1560" w:type="dxa"/>
+          </w:tcPr>
+          <w:p>
+            <w:pPr>
+              <w:cnfStyle w:val="100000000000" w:firstRow="1" w:lastRow="0" w:firstColumn="0" w:lastColumn="0" w:oddVBand="0" w:evenVBand="0" w:oddHBand="0" w:evenHBand="0" w:firstRowFirstColumn="0" w:firstRowLastColumn="0" w:lastRowFirstColumn="0" w:lastRowLastColumn="0"/>
+              <w:rPr>
+                <w:lang w:val="vi-VN"/>
+              </w:rPr>
+            </w:pPr>
+            <w:r>
+              <w:t>Type</w:t>
+            </w:r>
+          </w:p>
+        </w:tc>
+        <w:tc>
+          <w:tcPr>
+            <w:tcW w:w="6089" w:type="dxa"/>
+          </w:tcPr>
+          <w:p>
+            <w:pPr>
+              <w:cnfStyle w:val="100000000000" w:firstRow="1" w:lastRow="0" w:firstColumn="0" w:lastColumn="0" w:oddVBand="0" w:evenVBand="0" w:oddHBand="0" w:evenHBand="0" w:firstRowFirstColumn="0" w:firstRowLastColumn="0" w:lastRowFirstColumn="0" w:lastRowLastColumn="0"/>
+              <w:rPr>
+                <w:lang w:val="vi-VN"/>
+              </w:rPr>
+            </w:pPr>
+            <w:r>
+              <w:t>Purpose</w:t>
+            </w:r>
+          </w:p>
+        </w:tc>
+      </w:tr>
+      <w:tr>
+        <w:trPr>
+          <w:cnfStyle w:val="000000100000" w:firstRow="0" w:lastRow="0" w:firstColumn="0" w:lastColumn="0" w:oddVBand="0" w:evenVBand="0" w:oddHBand="1" w:evenHBand="0" w:firstRowFirstColumn="0" w:firstRowLastColumn="0" w:lastRowFirstColumn="0" w:lastRowLastColumn="0"/>
+        </w:trPr>
+        <w:tc>
+          <w:tcPr>
+            <w:cnfStyle w:val="001000000000" w:firstRow="0" w:lastRow="0" w:firstColumn="1" w:lastColumn="0" w:oddVBand="0" w:evenVBand="0" w:oddHBand="0" w:evenHBand="0" w:firstRowFirstColumn="0" w:firstRowLastColumn="0" w:lastRowFirstColumn="0" w:lastRowLastColumn="0"/>
+            <w:tcW w:w="1701" w:type="dxa"/>
+          </w:tcPr>
+          <w:p>
+            <w:pPr>
+              <w:pStyle w:val="Pseudocode"/>
+              <w:rPr>
+                <w:b w:val="0"/>
+                <w:bCs w:val="0"/>
+                <w:lang w:val="vi-VN"/>
+              </w:rPr>
+            </w:pPr>
+            <w:r>
+              <w:rPr>
+                <w:b w:val="0"/>
+                <w:bCs w:val="0"/>
+              </w:rPr>
+              <w:t>success</w:t>
+            </w:r>
+          </w:p>
+        </w:tc>
+        <w:tc>
+          <w:tcPr>
+            <w:tcW w:w="1560" w:type="dxa"/>
+          </w:tcPr>
+          <w:p>
+            <w:pPr>
+              <w:pStyle w:val="Pseudocode"/>
+              <w:cnfStyle w:val="000000100000" w:firstRow="0" w:lastRow="0" w:firstColumn="0" w:lastColumn="0" w:oddVBand="0" w:evenVBand="0" w:oddHBand="1" w:evenHBand="0" w:firstRowFirstColumn="0" w:firstRowLastColumn="0" w:lastRowFirstColumn="0" w:lastRowLastColumn="0"/>
+              <w:rPr>
+                <w:lang w:val="vi-VN"/>
+              </w:rPr>
+            </w:pPr>
+            <w:r>
+              <w:t>bool</w:t>
+            </w:r>
+          </w:p>
+        </w:tc>
+        <w:tc>
+          <w:tcPr>
+            <w:tcW w:w="6089" w:type="dxa"/>
+          </w:tcPr>
+          <w:p>
+            <w:pPr>
+              <w:cnfStyle w:val="000000100000" w:firstRow="0" w:lastRow="0" w:firstColumn="0" w:lastColumn="0" w:oddVBand="0" w:evenVBand="0" w:oddHBand="1" w:evenHBand="0" w:firstRowFirstColumn="0" w:firstRowLastColumn="0" w:lastRowFirstColumn="0" w:lastRowLastColumn="0"/>
+              <w:rPr>
+                <w:lang w:val="vi-VN"/>
+              </w:rPr>
+            </w:pPr>
+            <w:r>
+              <w:t xml:space="preserve">Whether the transfer completed successfully (also exposed via </w:t>
+            </w:r>
+            <w:r>
+              <w:rPr>
+                <w:rStyle w:val="PseudocodeChar"/>
+              </w:rPr>
+              <w:t>operator bool()</w:t>
+            </w:r>
+            <w:r>
+              <w:t xml:space="preserve"> for direct use in conditionals)</w:t>
+            </w:r>
+          </w:p>
+        </w:tc>
+      </w:tr>
+      <w:tr>
+        <w:tc>
+          <w:tcPr>
+            <w:cnfStyle w:val="001000000000" w:firstRow="0" w:lastRow="0" w:firstColumn="1" w:lastColumn="0" w:oddVBand="0" w:evenVBand="0" w:oddHBand="0" w:evenHBand="0" w:firstRowFirstColumn="0" w:firstRowLastColumn="0" w:lastRowFirstColumn="0" w:lastRowLastColumn="0"/>
+            <w:tcW w:w="1701" w:type="dxa"/>
+          </w:tcPr>
+          <w:p>
+            <w:pPr>
+              <w:pStyle w:val="Pseudocode"/>
+              <w:rPr>
+                <w:b w:val="0"/>
+                <w:bCs w:val="0"/>
+                <w:lang w:val="vi-VN"/>
+              </w:rPr>
+            </w:pPr>
+            <w:r>
+              <w:rPr>
+                <w:b w:val="0"/>
+                <w:bCs w:val="0"/>
+              </w:rPr>
+              <w:t>sha256</w:t>
+            </w:r>
+          </w:p>
+        </w:tc>
+        <w:tc>
+          <w:tcPr>
+            <w:tcW w:w="1560" w:type="dxa"/>
+          </w:tcPr>
+          <w:p>
+            <w:pPr>
+              <w:pStyle w:val="Pseudocode"/>
+              <w:cnfStyle w:val="000000000000" w:firstRow="0" w:lastRow="0" w:firstColumn="0" w:lastColumn="0" w:oddVBand="0" w:evenVBand="0" w:oddHBand="0" w:evenHBand="0" w:firstRowFirstColumn="0" w:firstRowLastColumn="0" w:lastRowFirstColumn="0" w:lastRowLastColumn="0"/>
+              <w:rPr>
+                <w:lang w:val="vi-VN"/>
+              </w:rPr>
+            </w:pPr>
+            <w:r>
+              <w:t>std::string</w:t>
+            </w:r>
+          </w:p>
+        </w:tc>
+        <w:tc>
+          <w:tcPr>
+            <w:tcW w:w="6089" w:type="dxa"/>
+          </w:tcPr>
+          <w:p>
+            <w:pPr>
+              <w:cnfStyle w:val="000000000000" w:firstRow="0" w:lastRow="0" w:firstColumn="0" w:lastColumn="0" w:oddVBand="0" w:evenVBand="0" w:oddHBand="0" w:evenHBand="0" w:firstRowFirstColumn="0" w:firstRowLastColumn="0" w:lastRowFirstColumn="0" w:lastRowLastColumn="0"/>
+              <w:rPr>
+                <w:lang w:val="vi-VN"/>
+              </w:rPr>
+            </w:pPr>
+            <w:r>
+              <w:t>The SHA-256 digest computed from the sender's source snapshot, empty if hashing failed or is not applicable</w:t>
+            </w:r>
+          </w:p>
+        </w:tc>
+      </w:tr>
+    </w:tbl>
+    <w:p>
+      <w:pPr>
+        <w:rPr>
+          <w:lang w:val="vi-VN"/>
+        </w:rPr>
+      </w:pPr>
+    </w:p>
+    <w:p>
+      <w:pPr>
+        <w:rPr>
+          <w:lang w:val="vi-VN"/>
+        </w:rPr>
+      </w:pPr>
+      <w:r>
+        <w:rPr>
+          <w:rStyle w:val="PseudocodeChar"/>
+          <w:b/>
+          <w:bCs/>
+        </w:rPr>
+        <w:t>UploadKind</w:t>
+      </w:r>
+      <w:r>
+        <w:rPr>
+          <w:lang w:val="vi-VN"/>
+        </w:rPr>
+        <w:t>, reside at</w:t>
+      </w:r>
+      <w:r>
+        <w:rPr>
+          <w:lang w:val="vi-VN"/>
+        </w:rPr>
+        <w:t xml:space="preserve"> </w:t>
+      </w:r>
+      <w:r>
+        <w:rPr>
+          <w:rStyle w:val="PseudocodeChar"/>
+          <w:lang w:val="vi-VN"/>
+        </w:rPr>
+        <w:t>server/src/control/CommandDispatcher.cpp</w:t>
+      </w:r>
+      <w:r>
+        <w:rPr>
+          <w:lang w:val="vi-VN"/>
+        </w:rPr>
+        <w:t xml:space="preserve"> in a</w:t>
+      </w:r>
+      <w:r>
+        <w:rPr>
+          <w:lang w:val="vi-VN"/>
+        </w:rPr>
+        <w:t xml:space="preserve"> anonymous </w:t>
+      </w:r>
+      <w:r>
+        <w:rPr>
+          <w:lang w:val="vi-VN"/>
+        </w:rPr>
+        <w:t>namespace,</w:t>
+      </w:r>
+      <w:r>
+        <w:rPr>
+          <w:lang w:val="vi-VN"/>
+        </w:rPr>
+        <w:t xml:space="preserve"> </w:t>
+      </w:r>
+      <w:r>
+        <w:rPr>
+          <w:lang w:val="vi-VN"/>
+        </w:rPr>
+        <w:t xml:space="preserve">is </w:t>
+      </w:r>
+      <w:r>
+        <w:rPr>
+          <w:lang w:val="vi-VN"/>
+        </w:rPr>
+        <w:t>an enum distinguishing the three upload commands that now share one implementation (</w:t>
+      </w:r>
+      <w:r>
+        <w:rPr>
+          <w:rStyle w:val="PseudocodeChar"/>
+        </w:rPr>
+        <w:t>startUploadTransfer</w:t>
+      </w:r>
+      <w:r>
+        <w:rPr>
+          <w:lang w:val="vi-VN"/>
+        </w:rPr>
+        <w:t>)</w:t>
+      </w:r>
+      <w:r>
+        <w:rPr>
+          <w:lang w:val="vi-VN"/>
+        </w:rPr>
+        <w:t xml:space="preserve"> </w:t>
+      </w:r>
+    </w:p>
+    <w:tbl>
+      <w:tblPr>
+        <w:tblStyle w:val="PlainTable2"/>
+        <w:tblW w:w="0" w:type="auto"/>
+        <w:tblLook w:val="04A0" w:firstRow="1" w:lastRow="0" w:firstColumn="1" w:lastColumn="0" w:noHBand="0" w:noVBand="1"/>
+      </w:tblPr>
+      <w:tblGrid>
+        <w:gridCol w:w="1674"/>
+        <w:gridCol w:w="1759"/>
+        <w:gridCol w:w="5927"/>
+      </w:tblGrid>
+      <w:tr>
+        <w:trPr>
+          <w:cnfStyle w:val="100000000000" w:firstRow="1" w:lastRow="0" w:firstColumn="0" w:lastColumn="0" w:oddVBand="0" w:evenVBand="0" w:oddHBand="0" w:evenHBand="0" w:firstRowFirstColumn="0" w:firstRowLastColumn="0" w:lastRowFirstColumn="0" w:lastRowLastColumn="0"/>
+        </w:trPr>
+        <w:tc>
+          <w:tcPr>
+            <w:cnfStyle w:val="001000000000" w:firstRow="0" w:lastRow="0" w:firstColumn="1" w:lastColumn="0" w:oddVBand="0" w:evenVBand="0" w:oddHBand="0" w:evenHBand="0" w:firstRowFirstColumn="0" w:firstRowLastColumn="0" w:lastRowFirstColumn="0" w:lastRowLastColumn="0"/>
+            <w:tcW w:w="1674" w:type="dxa"/>
+          </w:tcPr>
+          <w:p>
+            <w:pPr>
+              <w:rPr>
+                <w:lang w:val="vi-VN"/>
+              </w:rPr>
+            </w:pPr>
+            <w:r>
+              <w:t>Value</w:t>
+            </w:r>
+          </w:p>
+        </w:tc>
+        <w:tc>
+          <w:tcPr>
+            <w:tcW w:w="1759" w:type="dxa"/>
+          </w:tcPr>
+          <w:p>
+            <w:pPr>
+              <w:cnfStyle w:val="100000000000" w:firstRow="1" w:lastRow="0" w:firstColumn="0" w:lastColumn="0" w:oddVBand="0" w:evenVBand="0" w:oddHBand="0" w:evenHBand="0" w:firstRowFirstColumn="0" w:firstRowLastColumn="0" w:lastRowFirstColumn="0" w:lastRowLastColumn="0"/>
+              <w:rPr>
+                <w:lang w:val="vi-VN"/>
+              </w:rPr>
+            </w:pPr>
+            <w:r>
+              <w:t>Corresponding command</w:t>
+            </w:r>
+          </w:p>
+        </w:tc>
+        <w:tc>
+          <w:tcPr>
+            <w:tcW w:w="5927" w:type="dxa"/>
+          </w:tcPr>
+          <w:p>
+            <w:pPr>
+              <w:cnfStyle w:val="100000000000" w:firstRow="1" w:lastRow="0" w:firstColumn="0" w:lastColumn="0" w:oddVBand="0" w:evenVBand="0" w:oddHBand="0" w:evenHBand="0" w:firstRowFirstColumn="0" w:firstRowLastColumn="0" w:lastRowFirstColumn="0" w:lastRowLastColumn="0"/>
+              <w:rPr>
+                <w:lang w:val="vi-VN"/>
+              </w:rPr>
+            </w:pPr>
+            <w:r>
+              <w:t>Behavior</w:t>
+            </w:r>
+          </w:p>
+        </w:tc>
+      </w:tr>
+      <w:tr>
+        <w:trPr>
+          <w:cnfStyle w:val="000000100000" w:firstRow="0" w:lastRow="0" w:firstColumn="0" w:lastColumn="0" w:oddVBand="0" w:evenVBand="0" w:oddHBand="1" w:evenHBand="0" w:firstRowFirstColumn="0" w:firstRowLastColumn="0" w:lastRowFirstColumn="0" w:lastRowLastColumn="0"/>
+        </w:trPr>
+        <w:tc>
+          <w:tcPr>
+            <w:cnfStyle w:val="001000000000" w:firstRow="0" w:lastRow="0" w:firstColumn="1" w:lastColumn="0" w:oddVBand="0" w:evenVBand="0" w:oddHBand="0" w:evenHBand="0" w:firstRowFirstColumn="0" w:firstRowLastColumn="0" w:lastRowFirstColumn="0" w:lastRowLastColumn="0"/>
+            <w:tcW w:w="1674" w:type="dxa"/>
+          </w:tcPr>
+          <w:p>
+            <w:pPr>
+              <w:pStyle w:val="Pseudocode"/>
+              <w:rPr>
+                <w:b w:val="0"/>
+                <w:bCs w:val="0"/>
+                <w:lang w:val="vi-VN"/>
+              </w:rPr>
+            </w:pPr>
+            <w:r>
+              <w:rPr>
+                <w:b w:val="0"/>
+                <w:bCs w:val="0"/>
+              </w:rPr>
+              <w:t>Store</w:t>
+            </w:r>
+          </w:p>
+        </w:tc>
+        <w:tc>
+          <w:tcPr>
+            <w:tcW w:w="1759" w:type="dxa"/>
+          </w:tcPr>
+          <w:p>
+            <w:pPr>
+              <w:pStyle w:val="Pseudocode"/>
+              <w:cnfStyle w:val="000000100000" w:firstRow="0" w:lastRow="0" w:firstColumn="0" w:lastColumn="0" w:oddVBand="0" w:evenVBand="0" w:oddHBand="1" w:evenHBand="0" w:firstRowFirstColumn="0" w:firstRowLastColumn="0" w:lastRowFirstColumn="0" w:lastRowLastColumn="0"/>
+              <w:rPr>
+                <w:lang w:val="vi-VN"/>
+              </w:rPr>
+            </w:pPr>
+            <w:r>
+              <w:t>STOR</w:t>
+            </w:r>
+          </w:p>
+        </w:tc>
+        <w:tc>
+          <w:tcPr>
+            <w:tcW w:w="5927" w:type="dxa"/>
+          </w:tcPr>
+          <w:p>
+            <w:pPr>
+              <w:cnfStyle w:val="000000100000" w:firstRow="0" w:lastRow="0" w:firstColumn="0" w:lastColumn="0" w:oddVBand="0" w:evenVBand="0" w:oddHBand="1" w:evenHBand="0" w:firstRowFirstColumn="0" w:firstRowLastColumn="0" w:lastRowFirstColumn="0" w:lastRowLastColumn="0"/>
+              <w:rPr>
+                <w:lang w:val="vi-VN"/>
+              </w:rPr>
+            </w:pPr>
+            <w:r>
+              <w:t>Writes to the client-supplied filename, overwriting if it exists</w:t>
+            </w:r>
+          </w:p>
+        </w:tc>
+      </w:tr>
+      <w:tr>
+        <w:tc>
+          <w:tcPr>
+            <w:cnfStyle w:val="001000000000" w:firstRow="0" w:lastRow="0" w:firstColumn="1" w:lastColumn="0" w:oddVBand="0" w:evenVBand="0" w:oddHBand="0" w:evenHBand="0" w:firstRowFirstColumn="0" w:firstRowLastColumn="0" w:lastRowFirstColumn="0" w:lastRowLastColumn="0"/>
+            <w:tcW w:w="1674" w:type="dxa"/>
+          </w:tcPr>
+          <w:p>
+            <w:pPr>
+              <w:pStyle w:val="Pseudocode"/>
+              <w:rPr>
+                <w:b w:val="0"/>
+                <w:bCs w:val="0"/>
+                <w:lang w:val="vi-VN"/>
+              </w:rPr>
+            </w:pPr>
+            <w:r>
+              <w:rPr>
+                <w:b w:val="0"/>
+                <w:bCs w:val="0"/>
+              </w:rPr>
+              <w:t>Unique</w:t>
+            </w:r>
+          </w:p>
+        </w:tc>
+        <w:tc>
+          <w:tcPr>
+            <w:tcW w:w="1759" w:type="dxa"/>
+          </w:tcPr>
+          <w:p>
+            <w:pPr>
+              <w:pStyle w:val="Pseudocode"/>
+              <w:cnfStyle w:val="000000000000" w:firstRow="0" w:lastRow="0" w:firstColumn="0" w:lastColumn="0" w:oddVBand="0" w:evenVBand="0" w:oddHBand="0" w:evenHBand="0" w:firstRowFirstColumn="0" w:firstRowLastColumn="0" w:lastRowFirstColumn="0" w:lastRowLastColumn="0"/>
+              <w:rPr>
+                <w:lang w:val="vi-VN"/>
+              </w:rPr>
+            </w:pPr>
+            <w:r>
+              <w:t>STOU</w:t>
+            </w:r>
+          </w:p>
+        </w:tc>
+        <w:tc>
+          <w:tcPr>
+            <w:tcW w:w="5927" w:type="dxa"/>
+          </w:tcPr>
+          <w:p>
+            <w:pPr>
+              <w:cnfStyle w:val="000000000000" w:firstRow="0" w:lastRow="0" w:firstColumn="0" w:lastColumn="0" w:oddVBand="0" w:evenVBand="0" w:oddHBand="0" w:evenHBand="0" w:firstRowFirstColumn="0" w:firstRowLastColumn="0" w:lastRowFirstColumn="0" w:lastRowLastColumn="0"/>
+              <w:rPr>
+                <w:lang w:val="vi-VN"/>
+              </w:rPr>
+            </w:pPr>
+            <w:r>
+              <w:t>Writes to a server-reserved, guaranteed-unused filename</w:t>
+            </w:r>
+          </w:p>
+        </w:tc>
+      </w:tr>
+      <w:tr>
+        <w:trPr>
+          <w:cnfStyle w:val="000000100000" w:firstRow="0" w:lastRow="0" w:firstColumn="0" w:lastColumn="0" w:oddVBand="0" w:evenVBand="0" w:oddHBand="1" w:evenHBand="0" w:firstRowFirstColumn="0" w:firstRowLastColumn="0" w:lastRowFirstColumn="0" w:lastRowLastColumn="0"/>
+        </w:trPr>
+        <w:tc>
+          <w:tcPr>
+            <w:cnfStyle w:val="001000000000" w:firstRow="0" w:lastRow="0" w:firstColumn="1" w:lastColumn="0" w:oddVBand="0" w:evenVBand="0" w:oddHBand="0" w:evenHBand="0" w:firstRowFirstColumn="0" w:firstRowLastColumn="0" w:lastRowFirstColumn="0" w:lastRowLastColumn="0"/>
+            <w:tcW w:w="1674" w:type="dxa"/>
+          </w:tcPr>
+          <w:p>
+            <w:pPr>
+              <w:pStyle w:val="Pseudocode"/>
+              <w:rPr>
+                <w:b w:val="0"/>
+                <w:bCs w:val="0"/>
+              </w:rPr>
+            </w:pPr>
+            <w:r>
+              <w:rPr>
+                <w:b w:val="0"/>
+                <w:bCs w:val="0"/>
+              </w:rPr>
+              <w:t>Append</w:t>
+            </w:r>
+          </w:p>
+        </w:tc>
+        <w:tc>
+          <w:tcPr>
+            <w:tcW w:w="1759" w:type="dxa"/>
+          </w:tcPr>
+          <w:p>
+            <w:pPr>
+              <w:pStyle w:val="Pseudocode"/>
+              <w:cnfStyle w:val="000000100000" w:firstRow="0" w:lastRow="0" w:firstColumn="0" w:lastColumn="0" w:oddVBand="0" w:evenVBand="0" w:oddHBand="1" w:evenHBand="0" w:firstRowFirstColumn="0" w:firstRowLastColumn="0" w:lastRowFirstColumn="0" w:lastRowLastColumn="0"/>
+            </w:pPr>
+            <w:r>
+              <w:t>APPE</w:t>
+            </w:r>
+          </w:p>
+        </w:tc>
+        <w:tc>
+          <w:tcPr>
+            <w:tcW w:w="5927" w:type="dxa"/>
+          </w:tcPr>
+          <w:p>
+            <w:pPr>
+              <w:cnfStyle w:val="000000100000" w:firstRow="0" w:lastRow="0" w:firstColumn="0" w:lastColumn="0" w:oddVBand="0" w:evenVBand="0" w:oddHBand="1" w:evenHBand="0" w:firstRowFirstColumn="0" w:firstRowLastColumn="0" w:lastRowFirstColumn="0" w:lastRowLastColumn="0"/>
+            </w:pPr>
+            <w:r>
+              <w:t>Combines new data with any existing file at the destination, rather than overwriting it</w:t>
+            </w:r>
+          </w:p>
+        </w:tc>
+      </w:tr>
+    </w:tbl>
+    <w:p>
+      <w:pPr>
+        <w:rPr>
+          <w:lang w:val="vi-VN"/>
+        </w:rPr>
+      </w:pPr>
+    </w:p>
+    <w:p>
+      <w:pPr>
+        <w:spacing w:after="160"/>
+        <w:jc w:val="left"/>
+        <w:rPr>
+          <w:lang w:val="vi-VN"/>
+        </w:rPr>
+      </w:pPr>
+      <w:r>
+        <w:rPr>
+          <w:lang w:val="vi-VN"/>
+        </w:rPr>
+        <w:br w:type="page"/>
+      </w:r>
+    </w:p>
+    <w:p>
+      <w:pPr>
+        <w:rPr>
+          <w:lang w:val="vi-VN"/>
+        </w:rPr>
+      </w:pPr>
+    </w:p>
     <w:p>
       <w:pPr>
         <w:pStyle w:val="Heading2"/>
@@ -9604,11 +11760,11 @@
           <w:numId w:val="1"/>
         </w:numPr>
       </w:pPr>
-      <w:bookmarkStart w:id="11" w:name="_Toc236864492"/>
+      <w:bookmarkStart w:id="15" w:name="_Toc237030895"/>
       <w:r>
         <w:t>Filesystem &amp; Application-Level Structures</w:t>
       </w:r>
-      <w:bookmarkEnd w:id="11"/>
+      <w:bookmarkEnd w:id="15"/>
     </w:p>
     <w:p>
       <w:pPr>
@@ -9984,25 +12140,12 @@
     </w:tbl>
     <w:p>
       <w:pPr>
-        <w:rPr>
-          <w:lang w:val="vi-VN"/>
-        </w:rPr>
-      </w:pPr>
-    </w:p>
-    <w:p>
-      <w:pPr>
         <w:spacing w:after="160"/>
         <w:jc w:val="left"/>
         <w:rPr>
           <w:lang w:val="vi-VN"/>
         </w:rPr>
       </w:pPr>
-      <w:r>
-        <w:rPr>
-          <w:lang w:val="vi-VN"/>
-        </w:rPr>
-        <w:br w:type="page"/>
-      </w:r>
     </w:p>
     <w:p>
       <w:pPr>
@@ -10021,7 +12164,6 @@
           <w:sz w:val="28"/>
           <w:szCs w:val="36"/>
         </w:rPr>
-        <w:lastRenderedPageBreak/>
         <w:t>DirectoryService::PathMetadata</w:t>
       </w:r>
     </w:p>
@@ -10636,6 +12778,21 @@
     </w:p>
     <w:p>
       <w:pPr>
+        <w:spacing w:after="160"/>
+        <w:jc w:val="left"/>
+        <w:rPr>
+          <w:lang w:val="vi-VN"/>
+        </w:rPr>
+      </w:pPr>
+      <w:r>
+        <w:rPr>
+          <w:lang w:val="vi-VN"/>
+        </w:rPr>
+        <w:br w:type="page"/>
+      </w:r>
+    </w:p>
+    <w:p>
+      <w:pPr>
         <w:pStyle w:val="Heading2"/>
         <w:numPr>
           <w:ilvl w:val="1"/>
@@ -10645,11 +12802,12 @@
           <w:lang w:val="vi-VN"/>
         </w:rPr>
       </w:pPr>
-      <w:bookmarkStart w:id="12" w:name="_Toc236864493"/>
-      <w:r>
+      <w:bookmarkStart w:id="16" w:name="_Toc237030896"/>
+      <w:r>
+        <w:lastRenderedPageBreak/>
         <w:t>RDT Sender-Internal Tracking Structure</w:t>
       </w:r>
-      <w:bookmarkEnd w:id="12"/>
+      <w:bookmarkEnd w:id="16"/>
     </w:p>
     <w:p>
       <w:pPr>
@@ -11163,7 +13321,6 @@
                 <w:b w:val="0"/>
                 <w:bCs w:val="0"/>
               </w:rPr>
-              <w:lastRenderedPageBreak/>
               <w:t>retries</w:t>
             </w:r>
           </w:p>
@@ -11254,15 +13411,38 @@
         <w:rPr>
           <w:lang w:val="vi-VN"/>
         </w:rPr>
-        <w:t xml:space="preserve"> the sender's Selective Repeat sliding window; its slide condition and congestion-window interaction are detailed in Section 3.2.1.</w:t>
+        <w:t xml:space="preserve"> the sender's Selective Repeat sliding window; its slide condition and congestion-window interaction are detailed in Section </w:t>
+      </w:r>
+      <w:hyperlink w:anchor="_RdtSender_–_Selective" w:history="1">
+        <w:r>
+          <w:rPr>
+            <w:rStyle w:val="Hyperlink"/>
+            <w:lang w:val="vi-VN"/>
+          </w:rPr>
+          <w:t>3.2.1</w:t>
+        </w:r>
+      </w:hyperlink>
+      <w:r>
+        <w:rPr>
+          <w:lang w:val="vi-VN"/>
+        </w:rPr>
+        <w:t>.</w:t>
       </w:r>
     </w:p>
     <w:p>
       <w:pPr>
-        <w:rPr>
-          <w:lang w:val="vi-VN"/>
-        </w:rPr>
-      </w:pPr>
+        <w:spacing w:after="160"/>
+        <w:jc w:val="left"/>
+        <w:rPr>
+          <w:lang w:val="vi-VN"/>
+        </w:rPr>
+      </w:pPr>
+      <w:r>
+        <w:rPr>
+          <w:lang w:val="vi-VN"/>
+        </w:rPr>
+        <w:br w:type="page"/>
+      </w:r>
     </w:p>
     <w:p>
       <w:pPr>
@@ -11275,11 +13455,12 @@
           <w:lang w:val="vi-VN"/>
         </w:rPr>
       </w:pPr>
-      <w:bookmarkStart w:id="13" w:name="_Toc236864494"/>
-      <w:r>
+      <w:bookmarkStart w:id="17" w:name="_Toc237030897"/>
+      <w:r>
+        <w:lastRenderedPageBreak/>
         <w:t>Functional Workflows</w:t>
       </w:r>
-      <w:bookmarkEnd w:id="13"/>
+      <w:bookmarkEnd w:id="17"/>
     </w:p>
     <w:p>
       <w:pPr>
@@ -11292,11 +13473,13 @@
           <w:lang w:val="vi-VN"/>
         </w:rPr>
       </w:pPr>
-      <w:bookmarkStart w:id="14" w:name="_Toc236864495"/>
+      <w:bookmarkStart w:id="18" w:name="_Toc237030898"/>
+      <w:bookmarkStart w:id="19" w:name="_Server_Thread-Dispatch_Logic"/>
+      <w:bookmarkEnd w:id="19"/>
       <w:r>
         <w:t>Server Thread-Dispatch Logic</w:t>
       </w:r>
-      <w:bookmarkEnd w:id="14"/>
+      <w:bookmarkEnd w:id="18"/>
     </w:p>
     <w:p>
       <w:pPr>
@@ -11427,7 +13610,7 @@
         <w:rPr>
           <w:lang w:val="vi-VN"/>
         </w:rPr>
-        <w:t xml:space="preserve"> (a connected-clients table, directly supporting the Application Demo Evidence requirement in Section 7), and logs the connection via </w:t>
+        <w:t xml:space="preserve">, and logs the connection via </w:t>
       </w:r>
       <w:r>
         <w:rPr>
@@ -11494,6 +13677,108 @@
           <w:lang w:val="vi-VN"/>
         </w:rPr>
         <w:t xml:space="preserve"> handler) and exits the thread cleanly if so, closing any still-open data-channel socket first.</w:t>
+      </w:r>
+    </w:p>
+    <w:p>
+      <w:pPr>
+        <w:ind w:firstLine="357"/>
+        <w:rPr>
+          <w:lang w:val="vi-VN"/>
+        </w:rPr>
+      </w:pPr>
+      <w:r>
+        <w:t xml:space="preserve">For most commands, dispatch is still synchronous </w:t>
+      </w:r>
+      <w:r>
+        <w:rPr>
+          <w:lang w:val="vi-VN"/>
+        </w:rPr>
+        <w:t>–</w:t>
+      </w:r>
+      <w:r>
+        <w:t xml:space="preserve"> the handler runs to completion and the loop immediately reads the next command. For </w:t>
+      </w:r>
+      <w:r>
+        <w:rPr>
+          <w:rStyle w:val="PseudocodeChar"/>
+        </w:rPr>
+        <w:t>RETR</w:t>
+      </w:r>
+      <w:r>
+        <w:t>/</w:t>
+      </w:r>
+      <w:r>
+        <w:rPr>
+          <w:rStyle w:val="PseudocodeChar"/>
+        </w:rPr>
+        <w:t>STOR</w:t>
+      </w:r>
+      <w:r>
+        <w:t>/</w:t>
+      </w:r>
+      <w:r>
+        <w:rPr>
+          <w:rStyle w:val="PseudocodeChar"/>
+        </w:rPr>
+        <w:t>STOU</w:t>
+      </w:r>
+      <w:r>
+        <w:t>/</w:t>
+      </w:r>
+      <w:r>
+        <w:rPr>
+          <w:rStyle w:val="PseudocodeChar"/>
+        </w:rPr>
+        <w:t>APPE</w:t>
+      </w:r>
+      <w:r>
+        <w:t xml:space="preserve"> specifically, dispatch instead </w:t>
+      </w:r>
+      <w:r>
+        <w:rPr>
+          <w:b/>
+          <w:bCs/>
+        </w:rPr>
+        <w:t>launches a second, dedicated worker thread</w:t>
+      </w:r>
+      <w:r>
+        <w:t xml:space="preserve"> to run the actual transfer and returns immediately, so the control loop stays free to receive further commands </w:t>
+      </w:r>
+      <w:r>
+        <w:rPr>
+          <w:lang w:val="vi-VN"/>
+        </w:rPr>
+        <w:t>–</w:t>
+      </w:r>
+      <w:r>
+        <w:t xml:space="preserve"> most importantly, </w:t>
+      </w:r>
+      <w:r>
+        <w:rPr>
+          <w:rStyle w:val="PseudocodeChar"/>
+        </w:rPr>
+        <w:t>ABOR</w:t>
+      </w:r>
+      <w:r>
+        <w:t xml:space="preserve"> </w:t>
+      </w:r>
+      <w:r>
+        <w:rPr>
+          <w:lang w:val="vi-VN"/>
+        </w:rPr>
+        <w:t>–</w:t>
+      </w:r>
+      <w:r>
+        <w:t xml:space="preserve"> while a transfer is still in progress. The worker thread sends its own completion reply once finished, independently of the control loop, guarded by </w:t>
+      </w:r>
+      <w:r>
+        <w:rPr>
+          <w:rStyle w:val="PseudocodeChar"/>
+        </w:rPr>
+        <w:t>ClientSession::replyMutex</w:t>
+      </w:r>
+      <w:r>
+        <w:t xml:space="preserve"> to prevent the two threads from corrupting each other's writes to the same socket.</w:t>
       </w:r>
     </w:p>
     <w:p>
@@ -11512,10 +13797,10 @@
         </w:rPr>
         <w:lastRenderedPageBreak/>
         <w:drawing>
-          <wp:inline distT="0" distB="0" distL="0" distR="0" wp14:anchorId="2B451223" wp14:editId="025B1ADD">
-            <wp:extent cx="5943600" cy="7571105"/>
+          <wp:inline distT="0" distB="0" distL="0" distR="0" wp14:anchorId="699D39B7" wp14:editId="31F9800A">
+            <wp:extent cx="5943600" cy="6993255"/>
             <wp:effectExtent l="0" t="0" r="0" b="0"/>
-            <wp:docPr id="972126477" name="Picture 8"/>
+            <wp:docPr id="1421332855" name="Picture 3"/>
             <wp:cNvGraphicFramePr>
               <a:graphicFrameLocks xmlns:a="http://schemas.openxmlformats.org/drawingml/2006/main" noChangeAspect="1"/>
             </wp:cNvGraphicFramePr>
@@ -11523,13 +13808,13 @@
               <a:graphicData uri="http://schemas.openxmlformats.org/drawingml/2006/picture">
                 <pic:pic xmlns:pic="http://schemas.openxmlformats.org/drawingml/2006/picture">
                   <pic:nvPicPr>
-                    <pic:cNvPr id="0" name="Picture 13"/>
+                    <pic:cNvPr id="0" name="Picture 6"/>
                     <pic:cNvPicPr>
                       <a:picLocks noChangeAspect="1" noChangeArrowheads="1"/>
                     </pic:cNvPicPr>
                   </pic:nvPicPr>
                   <pic:blipFill>
-                    <a:blip r:embed="rId11">
+                    <a:blip r:embed="rId12">
                       <a:extLst>
                         <a:ext uri="{28A0092B-C50C-407E-A947-70E740481C1C}">
                           <a14:useLocalDpi xmlns:a14="http://schemas.microsoft.com/office/drawing/2010/main" val="0"/>
@@ -11544,7 +13829,7 @@
                   <pic:spPr bwMode="auto">
                     <a:xfrm>
                       <a:off x="0" y="0"/>
-                      <a:ext cx="5943600" cy="7571105"/>
+                      <a:ext cx="5943600" cy="6993255"/>
                     </a:xfrm>
                     <a:prstGeom prst="rect">
                       <a:avLst/>
@@ -11569,25 +13854,139 @@
           <w:lang w:val="vi-VN"/>
         </w:rPr>
       </w:pPr>
-      <w:bookmarkStart w:id="15" w:name="_Toc236864461"/>
+      <w:bookmarkStart w:id="20" w:name="_Toc237030912"/>
       <w:r>
         <w:t xml:space="preserve">Figure </w:t>
       </w:r>
-      <w:fldSimple w:instr=" SEQ Figure \* ARABIC ">
-        <w:r>
-          <w:rPr>
-            <w:noProof/>
-          </w:rPr>
-          <w:t>3</w:t>
-        </w:r>
-      </w:fldSimple>
+      <w:r>
+        <w:fldChar w:fldCharType="begin"/>
+      </w:r>
+      <w:r>
+        <w:instrText xml:space="preserve"> SEQ Figure \* ARABIC </w:instrText>
+      </w:r>
+      <w:r>
+        <w:fldChar w:fldCharType="separate"/>
+      </w:r>
+      <w:r>
+        <w:rPr>
+          <w:noProof/>
+        </w:rPr>
+        <w:t>4</w:t>
+      </w:r>
+      <w:r>
+        <w:rPr>
+          <w:noProof/>
+        </w:rPr>
+        <w:fldChar w:fldCharType="end"/>
+      </w:r>
       <w:r>
         <w:t xml:space="preserve">: </w:t>
       </w:r>
       <w:r>
         <w:t>Server Thread-Dispatch</w:t>
       </w:r>
-      <w:bookmarkEnd w:id="15"/>
+      <w:bookmarkEnd w:id="20"/>
+    </w:p>
+    <w:p>
+      <w:pPr>
+        <w:keepNext/>
+        <w:jc w:val="center"/>
+      </w:pPr>
+      <w:r>
+        <w:lastRenderedPageBreak/>
+        <w:drawing>
+          <wp:inline distT="0" distB="0" distL="0" distR="0" wp14:anchorId="24626B63" wp14:editId="2813368C">
+            <wp:extent cx="4609465" cy="7956550"/>
+            <wp:effectExtent l="0" t="0" r="635" b="6350"/>
+            <wp:docPr id="2126061667" name="Picture 4"/>
+            <wp:cNvGraphicFramePr>
+              <a:graphicFrameLocks xmlns:a="http://schemas.openxmlformats.org/drawingml/2006/main" noChangeAspect="1"/>
+            </wp:cNvGraphicFramePr>
+            <a:graphic xmlns:a="http://schemas.openxmlformats.org/drawingml/2006/main">
+              <a:graphicData uri="http://schemas.openxmlformats.org/drawingml/2006/picture">
+                <pic:pic xmlns:pic="http://schemas.openxmlformats.org/drawingml/2006/picture">
+                  <pic:nvPicPr>
+                    <pic:cNvPr id="0" name="Picture 13"/>
+                    <pic:cNvPicPr>
+                      <a:picLocks noChangeAspect="1" noChangeArrowheads="1"/>
+                    </pic:cNvPicPr>
+                  </pic:nvPicPr>
+                  <pic:blipFill>
+                    <a:blip r:embed="rId13">
+                      <a:extLst>
+                        <a:ext uri="{28A0092B-C50C-407E-A947-70E740481C1C}">
+                          <a14:useLocalDpi xmlns:a14="http://schemas.microsoft.com/office/drawing/2010/main" val="0"/>
+                        </a:ext>
+                      </a:extLst>
+                    </a:blip>
+                    <a:srcRect/>
+                    <a:stretch>
+                      <a:fillRect/>
+                    </a:stretch>
+                  </pic:blipFill>
+                  <pic:spPr bwMode="auto">
+                    <a:xfrm>
+                      <a:off x="0" y="0"/>
+                      <a:ext cx="4609465" cy="7956550"/>
+                    </a:xfrm>
+                    <a:prstGeom prst="rect">
+                      <a:avLst/>
+                    </a:prstGeom>
+                    <a:noFill/>
+                    <a:ln>
+                      <a:noFill/>
+                    </a:ln>
+                  </pic:spPr>
+                </pic:pic>
+              </a:graphicData>
+            </a:graphic>
+          </wp:inline>
+        </w:drawing>
+      </w:r>
+    </w:p>
+    <w:p>
+      <w:pPr>
+        <w:pStyle w:val="Caption"/>
+        <w:jc w:val="center"/>
+        <w:rPr>
+          <w:lang w:val="vi-VN"/>
+        </w:rPr>
+      </w:pPr>
+      <w:bookmarkStart w:id="21" w:name="_Toc237030913"/>
+      <w:r>
+        <w:t xml:space="preserve">Figure </w:t>
+      </w:r>
+      <w:r>
+        <w:fldChar w:fldCharType="begin"/>
+      </w:r>
+      <w:r>
+        <w:instrText xml:space="preserve"> SEQ Figure \* ARABIC </w:instrText>
+      </w:r>
+      <w:r>
+        <w:fldChar w:fldCharType="separate"/>
+      </w:r>
+      <w:r>
+        <w:rPr>
+          <w:noProof/>
+        </w:rPr>
+        <w:t>5</w:t>
+      </w:r>
+      <w:r>
+        <w:fldChar w:fldCharType="end"/>
+      </w:r>
+      <w:r>
+        <w:rPr>
+          <w:lang w:val="vi-VN"/>
+        </w:rPr>
+        <w:t xml:space="preserve">: </w:t>
+      </w:r>
+      <w:r>
+        <w:rPr>
+          <w:lang w:val="vi-VN"/>
+        </w:rPr>
+        <w:t>Transfer Worker Launch &amp; Cross-Thread Handoff</w:t>
+      </w:r>
+      <w:bookmarkEnd w:id="21"/>
     </w:p>
     <w:p>
       <w:pPr>
@@ -11600,7 +13999,7 @@
           <w:lang w:val="vi-VN"/>
         </w:rPr>
       </w:pPr>
-      <w:bookmarkStart w:id="16" w:name="_Toc236864496"/>
+      <w:bookmarkStart w:id="22" w:name="_Toc237030899"/>
       <w:r>
         <w:rPr>
           <w:lang w:val="vi-VN"/>
@@ -11608,7 +14007,7 @@
         <w:lastRenderedPageBreak/>
         <w:t>Reliable UDP Sender/Receiver State Machines</w:t>
       </w:r>
-      <w:bookmarkEnd w:id="16"/>
+      <w:bookmarkEnd w:id="22"/>
     </w:p>
     <w:p>
       <w:pPr>
@@ -11674,6 +14073,8 @@
           <w:lang w:val="vi-VN"/>
         </w:rPr>
       </w:pPr>
+      <w:bookmarkStart w:id="23" w:name="_RdtSender_–_Selective"/>
+      <w:bookmarkEnd w:id="23"/>
       <w:r>
         <w:rPr>
           <w:rStyle w:val="PseudocodeChar"/>
@@ -12404,7 +14805,7 @@
                     </pic:cNvPicPr>
                   </pic:nvPicPr>
                   <pic:blipFill>
-                    <a:blip r:embed="rId12">
+                    <a:blip r:embed="rId14">
                       <a:extLst>
                         <a:ext uri="{28A0092B-C50C-407E-A947-70E740481C1C}">
                           <a14:useLocalDpi xmlns:a14="http://schemas.microsoft.com/office/drawing/2010/main" val="0"/>
@@ -12444,18 +14845,31 @@
           <w:lang w:val="vi-VN"/>
         </w:rPr>
       </w:pPr>
-      <w:bookmarkStart w:id="17" w:name="_Toc236864462"/>
+      <w:bookmarkStart w:id="24" w:name="_Toc237030914"/>
       <w:r>
         <w:t xml:space="preserve">Figure </w:t>
       </w:r>
-      <w:fldSimple w:instr=" SEQ Figure \* ARABIC ">
-        <w:r>
-          <w:rPr>
-            <w:noProof/>
-          </w:rPr>
-          <w:t>4</w:t>
-        </w:r>
-      </w:fldSimple>
+      <w:r>
+        <w:fldChar w:fldCharType="begin"/>
+      </w:r>
+      <w:r>
+        <w:instrText xml:space="preserve"> SEQ Figure \* ARABIC </w:instrText>
+      </w:r>
+      <w:r>
+        <w:fldChar w:fldCharType="separate"/>
+      </w:r>
+      <w:r>
+        <w:rPr>
+          <w:noProof/>
+        </w:rPr>
+        <w:t>6</w:t>
+      </w:r>
+      <w:r>
+        <w:rPr>
+          <w:noProof/>
+        </w:rPr>
+        <w:fldChar w:fldCharType="end"/>
+      </w:r>
       <w:r>
         <w:rPr>
           <w:lang w:val="vi-VN"/>
@@ -12468,7 +14882,7 @@
         </w:rPr>
         <w:t>sendChunk High-Level Flow</w:t>
       </w:r>
-      <w:bookmarkEnd w:id="17"/>
+      <w:bookmarkEnd w:id="24"/>
     </w:p>
     <w:p>
       <w:pPr>
@@ -12500,7 +14914,7 @@
                     </pic:cNvPicPr>
                   </pic:nvPicPr>
                   <pic:blipFill>
-                    <a:blip r:embed="rId13">
+                    <a:blip r:embed="rId15">
                       <a:extLst>
                         <a:ext uri="{28A0092B-C50C-407E-A947-70E740481C1C}">
                           <a14:useLocalDpi xmlns:a14="http://schemas.microsoft.com/office/drawing/2010/main" val="0"/>
@@ -12540,18 +14954,31 @@
           <w:lang w:val="vi-VN"/>
         </w:rPr>
       </w:pPr>
-      <w:bookmarkStart w:id="18" w:name="_Toc236864463"/>
+      <w:bookmarkStart w:id="25" w:name="_Toc237030915"/>
       <w:r>
         <w:t xml:space="preserve">Figure </w:t>
       </w:r>
-      <w:fldSimple w:instr=" SEQ Figure \* ARABIC ">
-        <w:r>
-          <w:rPr>
-            <w:noProof/>
-          </w:rPr>
-          <w:t>5</w:t>
-        </w:r>
-      </w:fldSimple>
+      <w:r>
+        <w:fldChar w:fldCharType="begin"/>
+      </w:r>
+      <w:r>
+        <w:instrText xml:space="preserve"> SEQ Figure \* ARABIC </w:instrText>
+      </w:r>
+      <w:r>
+        <w:fldChar w:fldCharType="separate"/>
+      </w:r>
+      <w:r>
+        <w:rPr>
+          <w:noProof/>
+        </w:rPr>
+        <w:t>7</w:t>
+      </w:r>
+      <w:r>
+        <w:rPr>
+          <w:noProof/>
+        </w:rPr>
+        <w:fldChar w:fldCharType="end"/>
+      </w:r>
       <w:r>
         <w:rPr>
           <w:lang w:val="vi-VN"/>
@@ -12564,7 +14991,7 @@
         </w:rPr>
         <w:t>pollAcksAndRetransmit Subroutine</w:t>
       </w:r>
-      <w:bookmarkEnd w:id="18"/>
+      <w:bookmarkEnd w:id="25"/>
     </w:p>
     <w:p>
       <w:pPr>
@@ -12872,6 +15299,9 @@
         <w:keepNext/>
       </w:pPr>
       <w:r>
+        <w:rPr>
+          <w:noProof/>
+        </w:rPr>
         <w:drawing>
           <wp:inline distT="0" distB="0" distL="0" distR="0" wp14:anchorId="7C0CEE1D" wp14:editId="44876C6A">
             <wp:extent cx="5943600" cy="5404485"/>
@@ -12890,7 +15320,7 @@
                     </pic:cNvPicPr>
                   </pic:nvPicPr>
                   <pic:blipFill>
-                    <a:blip r:embed="rId14" cstate="print">
+                    <a:blip r:embed="rId16" cstate="print">
                       <a:extLst>
                         <a:ext uri="{28A0092B-C50C-407E-A947-70E740481C1C}">
                           <a14:useLocalDpi xmlns:a14="http://schemas.microsoft.com/office/drawing/2010/main" val="0"/>
@@ -12927,18 +15357,31 @@
         <w:pStyle w:val="Caption"/>
         <w:jc w:val="center"/>
       </w:pPr>
-      <w:bookmarkStart w:id="19" w:name="_Toc236864464"/>
+      <w:bookmarkStart w:id="26" w:name="_Toc237030916"/>
       <w:r>
         <w:t xml:space="preserve">Figure </w:t>
       </w:r>
-      <w:fldSimple w:instr=" SEQ Figure \* ARABIC ">
-        <w:r>
-          <w:rPr>
-            <w:noProof/>
-          </w:rPr>
-          <w:t>6</w:t>
-        </w:r>
-      </w:fldSimple>
+      <w:r>
+        <w:fldChar w:fldCharType="begin"/>
+      </w:r>
+      <w:r>
+        <w:instrText xml:space="preserve"> SEQ Figure \* ARABIC </w:instrText>
+      </w:r>
+      <w:r>
+        <w:fldChar w:fldCharType="separate"/>
+      </w:r>
+      <w:r>
+        <w:rPr>
+          <w:noProof/>
+        </w:rPr>
+        <w:t>8</w:t>
+      </w:r>
+      <w:r>
+        <w:rPr>
+          <w:noProof/>
+        </w:rPr>
+        <w:fldChar w:fldCharType="end"/>
+      </w:r>
       <w:r>
         <w:t xml:space="preserve">: </w:t>
       </w:r>
@@ -12948,7 +15391,7 @@
       <w:r>
         <w:t xml:space="preserve"> Flow</w:t>
       </w:r>
-      <w:bookmarkEnd w:id="19"/>
+      <w:bookmarkEnd w:id="26"/>
     </w:p>
     <w:p/>
     <w:p>
@@ -12968,25 +15411,28 @@
           <w:numId w:val="1"/>
         </w:numPr>
       </w:pPr>
-      <w:bookmarkStart w:id="20" w:name="_Toc236864497"/>
+      <w:bookmarkStart w:id="27" w:name="_Toc237030900"/>
       <w:r>
         <w:lastRenderedPageBreak/>
         <w:t>Active/Passive Mode Toggle</w:t>
       </w:r>
-      <w:bookmarkEnd w:id="20"/>
+      <w:bookmarkEnd w:id="27"/>
     </w:p>
     <w:p>
       <w:pPr>
         <w:ind w:firstLine="357"/>
       </w:pPr>
       <w:r>
-        <w:t>Th</w:t>
-      </w:r>
-      <w:r>
-        <w:t>e below</w:t>
-      </w:r>
-      <w:r>
-        <w:t xml:space="preserve"> flowchart documents the control-layer decision logic </w:t>
+        <w:t>This</w:t>
+      </w:r>
+      <w:r>
+        <w:rPr>
+          <w:lang w:val="vi-VN"/>
+        </w:rPr>
+        <w:t xml:space="preserve"> section </w:t>
+      </w:r>
+      <w:r>
+        <w:t xml:space="preserve">documents the control-layer decision logic </w:t>
       </w:r>
       <w:r>
         <w:t>–</w:t>
@@ -13069,6 +15515,9 @@
     <w:p>
       <w:pPr>
         <w:ind w:firstLine="357"/>
+        <w:rPr>
+          <w:lang w:val="vi-VN"/>
+        </w:rPr>
       </w:pPr>
       <w:r>
         <w:t xml:space="preserve">When </w:t>
@@ -13080,16 +15529,52 @@
         <w:t>RETR</w:t>
       </w:r>
       <w:r>
+        <w:rPr>
+          <w:lang w:val="vi-VN"/>
+        </w:rPr>
+        <w:t>,</w:t>
+      </w:r>
+      <w:r>
+        <w:t xml:space="preserve"> </w:t>
+      </w:r>
+      <w:r>
+        <w:rPr>
+          <w:rStyle w:val="PseudocodeChar"/>
+        </w:rPr>
+        <w:t>STOR</w:t>
+      </w:r>
+      <w:r>
+        <w:rPr>
+          <w:lang w:val="vi-VN"/>
+        </w:rPr>
+        <w:t xml:space="preserve">, </w:t>
+      </w:r>
+      <w:r>
+        <w:rPr>
+          <w:rStyle w:val="PseudocodeChar"/>
+        </w:rPr>
+        <w:t>STOU</w:t>
+      </w:r>
+      <w:r>
+        <w:rPr>
+          <w:lang w:val="vi-VN"/>
+        </w:rPr>
         <w:t xml:space="preserve"> or </w:t>
       </w:r>
       <w:r>
         <w:rPr>
           <w:rStyle w:val="PseudocodeChar"/>
         </w:rPr>
-        <w:t>STOR</w:t>
-      </w:r>
-      <w:r>
-        <w:t xml:space="preserve"> is subsequently issued, the dispatcher first rejects the command if no mode was selected. Otherwise it branches: for Passive mode, it takes ownership of the already-open </w:t>
+        <w:t>APPE</w:t>
+      </w:r>
+      <w:r>
+        <w:rPr>
+          <w:lang w:val="vi-VN"/>
+        </w:rPr>
+        <w:t xml:space="preserve"> </w:t>
+      </w:r>
+      <w:r>
+        <w:t xml:space="preserve">is subsequently issued, the dispatcher first rejects the command if no mode was selected. Otherwise it branches: for Passive mode, it takes ownership of the already-open </w:t>
       </w:r>
       <w:r>
         <w:rPr>
@@ -13108,6 +15593,44 @@
       </w:r>
       <w:r>
         <w:t xml:space="preserve"> immediately after this branch, so a mode selection is consumed exactly once per transfer.</w:t>
+      </w:r>
+      <w:r>
+        <w:rPr>
+          <w:lang w:val="vi-VN"/>
+        </w:rPr>
+        <w:t xml:space="preserve"> The whole process, </w:t>
+      </w:r>
+      <w:r>
+        <w:t xml:space="preserve">rather than the transfer proceeding synchronously in place, it is handed off to a worker thread as shown in Figure 5 </w:t>
+      </w:r>
+      <w:r>
+        <w:rPr>
+          <w:lang w:val="vi-VN"/>
+        </w:rPr>
+        <w:t>–</w:t>
+      </w:r>
+      <w:r>
+        <w:t xml:space="preserve"> the mode-toggle decision below determines </w:t>
+      </w:r>
+      <w:r>
+        <w:rPr>
+          <w:i/>
+          <w:iCs/>
+        </w:rPr>
+        <w:t>which transport</w:t>
+      </w:r>
+      <w:r>
+        <w:t xml:space="preserve"> is built, not </w:t>
+      </w:r>
+      <w:r>
+        <w:rPr>
+          <w:i/>
+          <w:iCs/>
+        </w:rPr>
+        <w:t>how</w:t>
+      </w:r>
+      <w:r>
+        <w:t xml:space="preserve"> the resulting transfer executes.</w:t>
       </w:r>
     </w:p>
     <w:p>
@@ -13115,17 +15638,17 @@
         <w:keepNext/>
         <w:spacing w:after="0" w:line="240" w:lineRule="auto"/>
         <w:jc w:val="center"/>
-      </w:pPr>
-      <w:r>
-        <w:rPr>
-          <w:noProof/>
-        </w:rPr>
+        <w:rPr>
+          <w:lang w:val="vi-VN"/>
+        </w:rPr>
+      </w:pPr>
+      <w:r>
         <w:lastRenderedPageBreak/>
         <w:drawing>
-          <wp:inline distT="0" distB="0" distL="0" distR="0" wp14:anchorId="66D33C1E" wp14:editId="0512B9EE">
-            <wp:extent cx="5613400" cy="8094088"/>
-            <wp:effectExtent l="0" t="0" r="6350" b="2540"/>
-            <wp:docPr id="1749711942" name="Picture 5"/>
+          <wp:inline distT="0" distB="0" distL="0" distR="0" wp14:anchorId="406AD88E" wp14:editId="77A769BF">
+            <wp:extent cx="5704840" cy="8013700"/>
+            <wp:effectExtent l="0" t="0" r="0" b="6350"/>
+            <wp:docPr id="840309587" name="Picture 6"/>
             <wp:cNvGraphicFramePr>
               <a:graphicFrameLocks xmlns:a="http://schemas.openxmlformats.org/drawingml/2006/main" noChangeAspect="1"/>
             </wp:cNvGraphicFramePr>
@@ -13133,13 +15656,13 @@
               <a:graphicData uri="http://schemas.openxmlformats.org/drawingml/2006/picture">
                 <pic:pic xmlns:pic="http://schemas.openxmlformats.org/drawingml/2006/picture">
                   <pic:nvPicPr>
-                    <pic:cNvPr id="0" name="Picture 15"/>
+                    <pic:cNvPr id="0" name="Picture 20"/>
                     <pic:cNvPicPr>
                       <a:picLocks noChangeAspect="1" noChangeArrowheads="1"/>
                     </pic:cNvPicPr>
                   </pic:nvPicPr>
                   <pic:blipFill>
-                    <a:blip r:embed="rId15">
+                    <a:blip r:embed="rId17">
                       <a:extLst>
                         <a:ext uri="{28A0092B-C50C-407E-A947-70E740481C1C}">
                           <a14:useLocalDpi xmlns:a14="http://schemas.microsoft.com/office/drawing/2010/main" val="0"/>
@@ -13154,7 +15677,7 @@
                   <pic:spPr bwMode="auto">
                     <a:xfrm>
                       <a:off x="0" y="0"/>
-                      <a:ext cx="5619667" cy="8103124"/>
+                      <a:ext cx="5704840" cy="8013700"/>
                     </a:xfrm>
                     <a:prstGeom prst="rect">
                       <a:avLst/>
@@ -13176,23 +15699,34 @@
         <w:pStyle w:val="Caption"/>
         <w:jc w:val="center"/>
         <w:rPr>
-          <w:rFonts w:eastAsia="Times New Roman" w:cs="Times New Roman"/>
-          <w:kern w:val="0"/>
-          <w14:ligatures w14:val="none"/>
-        </w:rPr>
-      </w:pPr>
-      <w:bookmarkStart w:id="21" w:name="_Toc236864465"/>
+          <w:lang w:val="vi-VN"/>
+        </w:rPr>
+      </w:pPr>
+      <w:bookmarkStart w:id="28" w:name="_Toc237030917"/>
       <w:r>
         <w:t xml:space="preserve">Figure </w:t>
       </w:r>
-      <w:fldSimple w:instr=" SEQ Figure \* ARABIC ">
-        <w:r>
-          <w:rPr>
-            <w:noProof/>
-          </w:rPr>
-          <w:t>7</w:t>
-        </w:r>
-      </w:fldSimple>
+      <w:r>
+        <w:fldChar w:fldCharType="begin"/>
+      </w:r>
+      <w:r>
+        <w:instrText xml:space="preserve"> SEQ Figure \* ARABIC </w:instrText>
+      </w:r>
+      <w:r>
+        <w:fldChar w:fldCharType="separate"/>
+      </w:r>
+      <w:r>
+        <w:rPr>
+          <w:noProof/>
+        </w:rPr>
+        <w:t>9</w:t>
+      </w:r>
+      <w:r>
+        <w:rPr>
+          <w:noProof/>
+        </w:rPr>
+        <w:fldChar w:fldCharType="end"/>
+      </w:r>
       <w:r>
         <w:rPr>
           <w:lang w:val="vi-VN"/>
@@ -13205,7 +15739,492 @@
         </w:rPr>
         <w:t>Active/Passive Mode Toggle</w:t>
       </w:r>
-      <w:bookmarkEnd w:id="21"/>
+      <w:bookmarkEnd w:id="28"/>
+    </w:p>
+    <w:p>
+      <w:pPr>
+        <w:pStyle w:val="Heading2"/>
+        <w:numPr>
+          <w:ilvl w:val="1"/>
+          <w:numId w:val="1"/>
+        </w:numPr>
+        <w:rPr>
+          <w:lang w:val="vi-VN"/>
+        </w:rPr>
+      </w:pPr>
+      <w:bookmarkStart w:id="29" w:name="_Toc237030901"/>
+      <w:r>
+        <w:lastRenderedPageBreak/>
+        <w:t xml:space="preserve">Unified Upload Handling: </w:t>
+      </w:r>
+      <w:r>
+        <w:rPr>
+          <w:rStyle w:val="PseudocodeChar"/>
+          <w:sz w:val="28"/>
+          <w:szCs w:val="40"/>
+        </w:rPr>
+        <w:t>STOR</w:t>
+      </w:r>
+      <w:r>
+        <w:rPr>
+          <w:sz w:val="40"/>
+          <w:szCs w:val="40"/>
+        </w:rPr>
+        <w:t xml:space="preserve"> </w:t>
+      </w:r>
+      <w:r>
+        <w:t xml:space="preserve">/ </w:t>
+      </w:r>
+      <w:r>
+        <w:rPr>
+          <w:rStyle w:val="PseudocodeChar"/>
+          <w:sz w:val="28"/>
+          <w:szCs w:val="40"/>
+        </w:rPr>
+        <w:t>STOU</w:t>
+      </w:r>
+      <w:r>
+        <w:rPr>
+          <w:sz w:val="40"/>
+          <w:szCs w:val="40"/>
+        </w:rPr>
+        <w:t xml:space="preserve"> </w:t>
+      </w:r>
+      <w:r>
+        <w:t xml:space="preserve">/ </w:t>
+      </w:r>
+      <w:r>
+        <w:rPr>
+          <w:rStyle w:val="PseudocodeChar"/>
+          <w:sz w:val="28"/>
+          <w:szCs w:val="40"/>
+        </w:rPr>
+        <w:t>APPE</w:t>
+      </w:r>
+      <w:bookmarkEnd w:id="29"/>
+    </w:p>
+    <w:p>
+      <w:pPr>
+        <w:ind w:firstLine="357"/>
+        <w:rPr>
+          <w:lang w:val="vi-VN"/>
+        </w:rPr>
+      </w:pPr>
+      <w:r>
+        <w:rPr>
+          <w:lang w:val="vi-VN"/>
+        </w:rPr>
+        <w:t xml:space="preserve">Once a transport is constructed (Figure 8) and handed to the transfer worker (Figure 5), the three upload commands converge on a single function, startUploadTransfer, parameterized by UploadKind (Section 2.3.3) rather than three separate implementations. The destination path </w:t>
+      </w:r>
+      <w:r>
+        <w:rPr>
+          <w:lang w:val="vi-VN"/>
+        </w:rPr>
+        <w:t>–</w:t>
+      </w:r>
+      <w:r>
+        <w:rPr>
+          <w:lang w:val="vi-VN"/>
+        </w:rPr>
+        <w:t xml:space="preserve"> the one genuinely different input between the three </w:t>
+      </w:r>
+      <w:r>
+        <w:rPr>
+          <w:lang w:val="vi-VN"/>
+        </w:rPr>
+        <w:t>–</w:t>
+      </w:r>
+      <w:r>
+        <w:rPr>
+          <w:lang w:val="vi-VN"/>
+        </w:rPr>
+        <w:t xml:space="preserve"> is determined before this shared logic runs: STOR resolves the client-supplied filename directly; STOU first calls the server-side unique-filename reservation (Figure 9); APPE resolves the client-supplied filename exactly as STOR does, but the kind passed through changes what happens once the data is fully received.</w:t>
+      </w:r>
+    </w:p>
+    <w:p>
+      <w:pPr>
+        <w:keepNext/>
+        <w:jc w:val="center"/>
+      </w:pPr>
+      <w:r>
+        <w:drawing>
+          <wp:inline distT="0" distB="0" distL="0" distR="0" wp14:anchorId="4A2B8433" wp14:editId="74211B61">
+            <wp:extent cx="5943600" cy="2840990"/>
+            <wp:effectExtent l="0" t="0" r="0" b="0"/>
+            <wp:docPr id="1492138029" name="Picture 8"/>
+            <wp:cNvGraphicFramePr>
+              <a:graphicFrameLocks xmlns:a="http://schemas.openxmlformats.org/drawingml/2006/main" noChangeAspect="1"/>
+            </wp:cNvGraphicFramePr>
+            <a:graphic xmlns:a="http://schemas.openxmlformats.org/drawingml/2006/main">
+              <a:graphicData uri="http://schemas.openxmlformats.org/drawingml/2006/picture">
+                <pic:pic xmlns:pic="http://schemas.openxmlformats.org/drawingml/2006/picture">
+                  <pic:nvPicPr>
+                    <pic:cNvPr id="0" name="Picture 33"/>
+                    <pic:cNvPicPr>
+                      <a:picLocks noChangeAspect="1" noChangeArrowheads="1"/>
+                    </pic:cNvPicPr>
+                  </pic:nvPicPr>
+                  <pic:blipFill>
+                    <a:blip r:embed="rId18" cstate="print">
+                      <a:extLst>
+                        <a:ext uri="{28A0092B-C50C-407E-A947-70E740481C1C}">
+                          <a14:useLocalDpi xmlns:a14="http://schemas.microsoft.com/office/drawing/2010/main" val="0"/>
+                        </a:ext>
+                      </a:extLst>
+                    </a:blip>
+                    <a:srcRect/>
+                    <a:stretch>
+                      <a:fillRect/>
+                    </a:stretch>
+                  </pic:blipFill>
+                  <pic:spPr bwMode="auto">
+                    <a:xfrm>
+                      <a:off x="0" y="0"/>
+                      <a:ext cx="5943600" cy="2840990"/>
+                    </a:xfrm>
+                    <a:prstGeom prst="rect">
+                      <a:avLst/>
+                    </a:prstGeom>
+                    <a:noFill/>
+                    <a:ln>
+                      <a:noFill/>
+                    </a:ln>
+                  </pic:spPr>
+                </pic:pic>
+              </a:graphicData>
+            </a:graphic>
+          </wp:inline>
+        </w:drawing>
+      </w:r>
+    </w:p>
+    <w:p>
+      <w:pPr>
+        <w:pStyle w:val="Caption"/>
+        <w:jc w:val="center"/>
+      </w:pPr>
+      <w:bookmarkStart w:id="30" w:name="_Toc237030918"/>
+      <w:r>
+        <w:t xml:space="preserve">Figure </w:t>
+      </w:r>
+      <w:r>
+        <w:fldChar w:fldCharType="begin"/>
+      </w:r>
+      <w:r>
+        <w:instrText xml:space="preserve"> SEQ Figure \* ARABIC </w:instrText>
+      </w:r>
+      <w:r>
+        <w:fldChar w:fldCharType="separate"/>
+      </w:r>
+      <w:r>
+        <w:rPr>
+          <w:noProof/>
+        </w:rPr>
+        <w:t>10</w:t>
+      </w:r>
+      <w:r>
+        <w:fldChar w:fldCharType="end"/>
+      </w:r>
+      <w:r>
+        <w:rPr>
+          <w:lang w:val="vi-VN"/>
+        </w:rPr>
+        <w:t xml:space="preserve">: </w:t>
+      </w:r>
+      <w:r>
+        <w:rPr>
+          <w:lang w:val="vi-VN"/>
+        </w:rPr>
+        <w:t>UploadKind Destination Resolution</w:t>
+      </w:r>
+      <w:bookmarkEnd w:id="30"/>
+    </w:p>
+    <w:p>
+      <w:pPr>
+        <w:ind w:firstLine="360"/>
+        <w:rPr>
+          <w:rStyle w:val="PseudocodeChar"/>
+          <w:lang w:val="vi-VN"/>
+        </w:rPr>
+      </w:pPr>
+    </w:p>
+    <w:p>
+      <w:pPr>
+        <w:ind w:firstLine="360"/>
+        <w:rPr>
+          <w:lang w:val="vi-VN"/>
+        </w:rPr>
+      </w:pPr>
+      <w:r>
+        <w:rPr>
+          <w:rStyle w:val="PseudocodeChar"/>
+          <w:lang w:val="vi-VN"/>
+        </w:rPr>
+        <w:t>STOU</w:t>
+      </w:r>
+      <w:r>
+        <w:rPr>
+          <w:lang w:val="vi-VN"/>
+        </w:rPr>
+        <w:t xml:space="preserve">'s reservation step is worth highlighting precisely because it avoids a check-then-create race entirely: </w:t>
+      </w:r>
+      <w:r>
+        <w:rPr>
+          <w:rStyle w:val="PseudocodeChar"/>
+          <w:lang w:val="vi-VN"/>
+        </w:rPr>
+        <w:t>CreateFileW</w:t>
+      </w:r>
+      <w:r>
+        <w:rPr>
+          <w:lang w:val="vi-VN"/>
+        </w:rPr>
+        <w:t xml:space="preserve"> with the </w:t>
+      </w:r>
+      <w:r>
+        <w:rPr>
+          <w:rStyle w:val="PseudocodeChar"/>
+          <w:lang w:val="vi-VN"/>
+        </w:rPr>
+        <w:t>CREATE_NEW</w:t>
+      </w:r>
+      <w:r>
+        <w:rPr>
+          <w:lang w:val="vi-VN"/>
+        </w:rPr>
+        <w:t xml:space="preserve"> flag atomically fails if a file with that exact name already exists, rather than separately checking existence and then creating — meaning two simultaneous </w:t>
+      </w:r>
+      <w:r>
+        <w:rPr>
+          <w:rStyle w:val="PseudocodeChar"/>
+          <w:lang w:val="vi-VN"/>
+        </w:rPr>
+        <w:t>STOU</w:t>
+      </w:r>
+      <w:r>
+        <w:rPr>
+          <w:lang w:val="vi-VN"/>
+        </w:rPr>
+        <w:t xml:space="preserve"> requests can never be issued the same filename, without needing any additional locking.</w:t>
+      </w:r>
+    </w:p>
+    <w:p>
+      <w:pPr>
+        <w:ind w:firstLine="360"/>
+        <w:rPr>
+          <w:lang w:val="vi-VN"/>
+        </w:rPr>
+      </w:pPr>
+      <w:r>
+        <w:rPr>
+          <w:lang w:val="vi-VN"/>
+        </w:rPr>
+        <w:t xml:space="preserve">Once the transfer itself completes (the worker thread's </w:t>
+      </w:r>
+      <w:r>
+        <w:rPr>
+          <w:rStyle w:val="PseudocodeChar"/>
+          <w:lang w:val="vi-VN"/>
+        </w:rPr>
+        <w:t>sendFile</w:t>
+      </w:r>
+      <w:r>
+        <w:rPr>
+          <w:lang w:val="vi-VN"/>
+        </w:rPr>
+        <w:t>/</w:t>
+      </w:r>
+      <w:r>
+        <w:rPr>
+          <w:rStyle w:val="PseudocodeChar"/>
+          <w:lang w:val="vi-VN"/>
+        </w:rPr>
+        <w:t>receiveFile</w:t>
+      </w:r>
+      <w:r>
+        <w:rPr>
+          <w:lang w:val="vi-VN"/>
+        </w:rPr>
+        <w:t xml:space="preserve"> call in Figure 5 returns), </w:t>
+      </w:r>
+      <w:r>
+        <w:rPr>
+          <w:rStyle w:val="PseudocodeChar"/>
+          <w:lang w:val="vi-VN"/>
+        </w:rPr>
+        <w:t>Store</w:t>
+      </w:r>
+      <w:r>
+        <w:rPr>
+          <w:lang w:val="vi-VN"/>
+        </w:rPr>
+        <w:t xml:space="preserve"> and </w:t>
+      </w:r>
+      <w:r>
+        <w:rPr>
+          <w:rStyle w:val="PseudocodeChar"/>
+          <w:lang w:val="vi-VN"/>
+        </w:rPr>
+        <w:t>Unique</w:t>
+      </w:r>
+      <w:r>
+        <w:rPr>
+          <w:lang w:val="vi-VN"/>
+        </w:rPr>
+        <w:t xml:space="preserve"> behave identically — the received data was streamed directly into the final destination's temporary file and is committed via the atomic rename already described for </w:t>
+      </w:r>
+      <w:r>
+        <w:rPr>
+          <w:rStyle w:val="PseudocodeChar"/>
+          <w:lang w:val="vi-VN"/>
+        </w:rPr>
+        <w:t>ChunkedFileWriter</w:t>
+      </w:r>
+      <w:r>
+        <w:rPr>
+          <w:lang w:val="vi-VN"/>
+        </w:rPr>
+        <w:t xml:space="preserve">. </w:t>
+      </w:r>
+      <w:r>
+        <w:rPr>
+          <w:rStyle w:val="PseudocodeChar"/>
+          <w:lang w:val="vi-VN"/>
+        </w:rPr>
+        <w:t>Append</w:t>
+      </w:r>
+      <w:r>
+        <w:rPr>
+          <w:lang w:val="vi-VN"/>
+        </w:rPr>
+        <w:t xml:space="preserve"> takes one additional step after that same underlying receive completes.</w:t>
+      </w:r>
+    </w:p>
+    <w:p>
+      <w:pPr>
+        <w:keepNext/>
+        <w:spacing w:after="160"/>
+        <w:jc w:val="center"/>
+      </w:pPr>
+      <w:r>
+        <w:lastRenderedPageBreak/>
+        <w:drawing>
+          <wp:inline distT="0" distB="0" distL="0" distR="0" wp14:anchorId="479051E7" wp14:editId="5A9FE2ED">
+            <wp:extent cx="5943600" cy="5507990"/>
+            <wp:effectExtent l="0" t="0" r="0" b="0"/>
+            <wp:docPr id="668342532" name="Picture 12"/>
+            <wp:cNvGraphicFramePr>
+              <a:graphicFrameLocks xmlns:a="http://schemas.openxmlformats.org/drawingml/2006/main" noChangeAspect="1"/>
+            </wp:cNvGraphicFramePr>
+            <a:graphic xmlns:a="http://schemas.openxmlformats.org/drawingml/2006/main">
+              <a:graphicData uri="http://schemas.openxmlformats.org/drawingml/2006/picture">
+                <pic:pic xmlns:pic="http://schemas.openxmlformats.org/drawingml/2006/picture">
+                  <pic:nvPicPr>
+                    <pic:cNvPr id="0" name="Picture 47"/>
+                    <pic:cNvPicPr>
+                      <a:picLocks noChangeAspect="1" noChangeArrowheads="1"/>
+                    </pic:cNvPicPr>
+                  </pic:nvPicPr>
+                  <pic:blipFill>
+                    <a:blip r:embed="rId19">
+                      <a:extLst>
+                        <a:ext uri="{28A0092B-C50C-407E-A947-70E740481C1C}">
+                          <a14:useLocalDpi xmlns:a14="http://schemas.microsoft.com/office/drawing/2010/main" val="0"/>
+                        </a:ext>
+                      </a:extLst>
+                    </a:blip>
+                    <a:srcRect/>
+                    <a:stretch>
+                      <a:fillRect/>
+                    </a:stretch>
+                  </pic:blipFill>
+                  <pic:spPr bwMode="auto">
+                    <a:xfrm>
+                      <a:off x="0" y="0"/>
+                      <a:ext cx="5943600" cy="5507990"/>
+                    </a:xfrm>
+                    <a:prstGeom prst="rect">
+                      <a:avLst/>
+                    </a:prstGeom>
+                    <a:noFill/>
+                    <a:ln>
+                      <a:noFill/>
+                    </a:ln>
+                  </pic:spPr>
+                </pic:pic>
+              </a:graphicData>
+            </a:graphic>
+          </wp:inline>
+        </w:drawing>
+      </w:r>
+    </w:p>
+    <w:p>
+      <w:pPr>
+        <w:pStyle w:val="Caption"/>
+        <w:jc w:val="center"/>
+      </w:pPr>
+      <w:bookmarkStart w:id="31" w:name="_Toc237030919"/>
+      <w:r>
+        <w:t xml:space="preserve">Figure </w:t>
+      </w:r>
+      <w:r>
+        <w:fldChar w:fldCharType="begin"/>
+      </w:r>
+      <w:r>
+        <w:instrText xml:space="preserve"> SEQ Figure \* ARABIC </w:instrText>
+      </w:r>
+      <w:r>
+        <w:fldChar w:fldCharType="separate"/>
+      </w:r>
+      <w:r>
+        <w:rPr>
+          <w:noProof/>
+        </w:rPr>
+        <w:t>11</w:t>
+      </w:r>
+      <w:r>
+        <w:fldChar w:fldCharType="end"/>
+      </w:r>
+      <w:r>
+        <w:rPr>
+          <w:lang w:val="vi-VN"/>
+        </w:rPr>
+        <w:t xml:space="preserve">: </w:t>
+      </w:r>
+      <w:r>
+        <w:rPr>
+          <w:lang w:val="vi-VN"/>
+        </w:rPr>
+        <w:t>APPE Post-Receive Combination (appendAtomically)</w:t>
+      </w:r>
+      <w:bookmarkEnd w:id="31"/>
+    </w:p>
+    <w:p>
+      <w:pPr>
+        <w:spacing w:after="160"/>
+        <w:ind w:firstLine="360"/>
+        <w:jc w:val="left"/>
+      </w:pPr>
+      <w:r>
+        <w:t xml:space="preserve">This design deliberately keeps </w:t>
+      </w:r>
+      <w:r>
+        <w:rPr>
+          <w:rStyle w:val="PseudocodeChar"/>
+        </w:rPr>
+        <w:t>ChunkedFileWriter</w:t>
+      </w:r>
+      <w:r>
+        <w:t xml:space="preserve"> itself unmodified — it always just streams "the new data" into a temp file and atomically commits it, with no concept of "append" at all. The combination logic lives entirely in a separate step applied after a normal receive succeeds, at the cost of a second full-file copy for the existing content on a large append (once to seed the combined temp file, once already staged as new data) compared to a design that seeds the writer's temp file directly — a deliberate simplicity-over-I/O-efficiency tradeoff, not an oversight.</w:t>
+      </w:r>
+    </w:p>
+    <w:p>
+      <w:pPr>
+        <w:spacing w:after="160"/>
+        <w:jc w:val="left"/>
+        <w:rPr>
+          <w:lang w:val="vi-VN"/>
+        </w:rPr>
+      </w:pPr>
     </w:p>
     <w:p>
       <w:pPr>
@@ -13214,16 +16233,2136 @@
           <w:ilvl w:val="0"/>
           <w:numId w:val="1"/>
         </w:numPr>
-        <w:rPr>
-          <w:lang w:val="vi-VN"/>
-        </w:rPr>
-      </w:pPr>
-      <w:bookmarkStart w:id="22" w:name="_Toc236864498"/>
+      </w:pPr>
+      <w:bookmarkStart w:id="32" w:name="_Toc237030902"/>
       <w:r>
         <w:lastRenderedPageBreak/>
         <w:t>Task Assignment Matrix</w:t>
       </w:r>
-      <w:bookmarkEnd w:id="22"/>
+      <w:bookmarkEnd w:id="32"/>
+    </w:p>
+    <w:p>
+      <w:pPr>
+        <w:pStyle w:val="Heading2"/>
+        <w:numPr>
+          <w:ilvl w:val="1"/>
+          <w:numId w:val="1"/>
+        </w:numPr>
+      </w:pPr>
+      <w:bookmarkStart w:id="33" w:name="_Toc237030903"/>
+      <w:r>
+        <w:t>Ownership Overview</w:t>
+      </w:r>
+      <w:bookmarkEnd w:id="33"/>
+    </w:p>
+    <w:p>
+      <w:pPr>
+        <w:ind w:firstLine="357"/>
+      </w:pPr>
+      <w:r>
+        <w:t xml:space="preserve">The table below maps every major engineering component to its primary owner and supporting contributors, based on the team's original planning document and the project's commit history. Each member owned a distinct architectural layer for the full duration of the project; where teammates contributed to another member's layer, this is noted as supporting collaboration rather than a change of ownership, consistent with how the team worked throughout </w:t>
+      </w:r>
+      <w:r>
+        <w:t xml:space="preserve">– </w:t>
+      </w:r>
+      <w:r>
+        <w:t>components were frequently refined jointly once a first working version existed.</w:t>
+      </w:r>
+    </w:p>
+    <w:tbl>
+      <w:tblPr>
+        <w:tblStyle w:val="PlainTable2"/>
+        <w:tblW w:w="0" w:type="auto"/>
+        <w:tblLayout w:type="fixed"/>
+        <w:tblLook w:val="04A0" w:firstRow="1" w:lastRow="0" w:firstColumn="1" w:lastColumn="0" w:noHBand="0" w:noVBand="1"/>
+      </w:tblPr>
+      <w:tblGrid>
+        <w:gridCol w:w="1775"/>
+        <w:gridCol w:w="1773"/>
+        <w:gridCol w:w="2831"/>
+        <w:gridCol w:w="2981"/>
+      </w:tblGrid>
+      <w:tr>
+        <w:trPr>
+          <w:cnfStyle w:val="100000000000" w:firstRow="1" w:lastRow="0" w:firstColumn="0" w:lastColumn="0" w:oddVBand="0" w:evenVBand="0" w:oddHBand="0" w:evenHBand="0" w:firstRowFirstColumn="0" w:firstRowLastColumn="0" w:lastRowFirstColumn="0" w:lastRowLastColumn="0"/>
+        </w:trPr>
+        <w:tc>
+          <w:tcPr>
+            <w:cnfStyle w:val="001000000000" w:firstRow="0" w:lastRow="0" w:firstColumn="1" w:lastColumn="0" w:oddVBand="0" w:evenVBand="0" w:oddHBand="0" w:evenHBand="0" w:firstRowFirstColumn="0" w:firstRowLastColumn="0" w:lastRowFirstColumn="0" w:lastRowLastColumn="0"/>
+            <w:tcW w:w="1775" w:type="dxa"/>
+          </w:tcPr>
+          <w:p>
+            <w:r>
+              <w:t>Component</w:t>
+            </w:r>
+          </w:p>
+        </w:tc>
+        <w:tc>
+          <w:tcPr>
+            <w:tcW w:w="1773" w:type="dxa"/>
+          </w:tcPr>
+          <w:p>
+            <w:pPr>
+              <w:cnfStyle w:val="100000000000" w:firstRow="1" w:lastRow="0" w:firstColumn="0" w:lastColumn="0" w:oddVBand="0" w:evenVBand="0" w:oddHBand="0" w:evenHBand="0" w:firstRowFirstColumn="0" w:firstRowLastColumn="0" w:lastRowFirstColumn="0" w:lastRowLastColumn="0"/>
+            </w:pPr>
+            <w:r>
+              <w:t>Primary Owner</w:t>
+            </w:r>
+          </w:p>
+        </w:tc>
+        <w:tc>
+          <w:tcPr>
+            <w:tcW w:w="2831" w:type="dxa"/>
+          </w:tcPr>
+          <w:p>
+            <w:pPr>
+              <w:cnfStyle w:val="100000000000" w:firstRow="1" w:lastRow="0" w:firstColumn="0" w:lastColumn="0" w:oddVBand="0" w:evenVBand="0" w:oddHBand="0" w:evenHBand="0" w:firstRowFirstColumn="0" w:firstRowLastColumn="0" w:lastRowFirstColumn="0" w:lastRowLastColumn="0"/>
+            </w:pPr>
+            <w:r>
+              <w:t>Supporting Contributions</w:t>
+            </w:r>
+          </w:p>
+        </w:tc>
+        <w:tc>
+          <w:tcPr>
+            <w:tcW w:w="2981" w:type="dxa"/>
+          </w:tcPr>
+          <w:p>
+            <w:pPr>
+              <w:cnfStyle w:val="100000000000" w:firstRow="1" w:lastRow="0" w:firstColumn="0" w:lastColumn="0" w:oddVBand="0" w:evenVBand="0" w:oddHBand="0" w:evenHBand="0" w:firstRowFirstColumn="0" w:firstRowLastColumn="0" w:lastRowFirstColumn="0" w:lastRowLastColumn="0"/>
+            </w:pPr>
+            <w:r>
+              <w:t>Description</w:t>
+            </w:r>
+          </w:p>
+        </w:tc>
+      </w:tr>
+      <w:tr>
+        <w:trPr>
+          <w:cnfStyle w:val="000000100000" w:firstRow="0" w:lastRow="0" w:firstColumn="0" w:lastColumn="0" w:oddVBand="0" w:evenVBand="0" w:oddHBand="1" w:evenHBand="0" w:firstRowFirstColumn="0" w:firstRowLastColumn="0" w:lastRowFirstColumn="0" w:lastRowLastColumn="0"/>
+        </w:trPr>
+        <w:tc>
+          <w:tcPr>
+            <w:cnfStyle w:val="001000000000" w:firstRow="0" w:lastRow="0" w:firstColumn="1" w:lastColumn="0" w:oddVBand="0" w:evenVBand="0" w:oddHBand="0" w:evenHBand="0" w:firstRowFirstColumn="0" w:firstRowLastColumn="0" w:lastRowFirstColumn="0" w:lastRowLastColumn="0"/>
+            <w:tcW w:w="1775" w:type="dxa"/>
+          </w:tcPr>
+          <w:p>
+            <w:pPr>
+              <w:jc w:val="left"/>
+              <w:rPr>
+                <w:b w:val="0"/>
+                <w:bCs w:val="0"/>
+              </w:rPr>
+            </w:pPr>
+            <w:r>
+              <w:rPr>
+                <w:b w:val="0"/>
+                <w:bCs w:val="0"/>
+              </w:rPr>
+              <w:t>TCP control channel &amp; accept loop</w:t>
+            </w:r>
+          </w:p>
+        </w:tc>
+        <w:tc>
+          <w:tcPr>
+            <w:tcW w:w="1773" w:type="dxa"/>
+          </w:tcPr>
+          <w:p>
+            <w:pPr>
+              <w:jc w:val="left"/>
+              <w:cnfStyle w:val="000000100000" w:firstRow="0" w:lastRow="0" w:firstColumn="0" w:lastColumn="0" w:oddVBand="0" w:evenVBand="0" w:oddHBand="1" w:evenHBand="0" w:firstRowFirstColumn="0" w:firstRowLastColumn="0" w:lastRowFirstColumn="0" w:lastRowLastColumn="0"/>
+              <w:rPr>
+                <w:lang w:val="vi-VN"/>
+              </w:rPr>
+            </w:pPr>
+            <w:r>
+              <w:rPr>
+                <w:lang w:val="vi-VN"/>
+              </w:rPr>
+              <w:t>Lâm Hồng Hải Hoàng Lê</w:t>
+            </w:r>
+          </w:p>
+        </w:tc>
+        <w:tc>
+          <w:tcPr>
+            <w:tcW w:w="2831" w:type="dxa"/>
+          </w:tcPr>
+          <w:p>
+            <w:pPr>
+              <w:jc w:val="left"/>
+              <w:cnfStyle w:val="000000100000" w:firstRow="0" w:lastRow="0" w:firstColumn="0" w:lastColumn="0" w:oddVBand="0" w:evenVBand="0" w:oddHBand="1" w:evenHBand="0" w:firstRowFirstColumn="0" w:firstRowLastColumn="0" w:lastRowFirstColumn="0" w:lastRowLastColumn="0"/>
+              <w:rPr>
+                <w:lang w:val="vi-VN"/>
+              </w:rPr>
+            </w:pPr>
+            <w:r>
+              <w:rPr>
+                <w:lang w:val="vi-VN"/>
+              </w:rPr>
+              <w:t>–</w:t>
+            </w:r>
+          </w:p>
+        </w:tc>
+        <w:tc>
+          <w:tcPr>
+            <w:tcW w:w="2981" w:type="dxa"/>
+          </w:tcPr>
+          <w:p>
+            <w:pPr>
+              <w:cnfStyle w:val="000000100000" w:firstRow="0" w:lastRow="0" w:firstColumn="0" w:lastColumn="0" w:oddVBand="0" w:evenVBand="0" w:oddHBand="1" w:evenHBand="0" w:firstRowFirstColumn="0" w:firstRowLastColumn="0" w:lastRowFirstColumn="0" w:lastRowLastColumn="0"/>
+            </w:pPr>
+            <w:r>
+              <w:t>Server socket setup, listener, per-client thread spawning (</w:t>
+            </w:r>
+            <w:r>
+              <w:rPr>
+                <w:rStyle w:val="PseudocodeChar"/>
+              </w:rPr>
+              <w:t>Session.cpp</w:t>
+            </w:r>
+            <w:r>
+              <w:t>, server)</w:t>
+            </w:r>
+          </w:p>
+        </w:tc>
+      </w:tr>
+      <w:tr>
+        <w:tc>
+          <w:tcPr>
+            <w:cnfStyle w:val="001000000000" w:firstRow="0" w:lastRow="0" w:firstColumn="1" w:lastColumn="0" w:oddVBand="0" w:evenVBand="0" w:oddHBand="0" w:evenHBand="0" w:firstRowFirstColumn="0" w:firstRowLastColumn="0" w:lastRowFirstColumn="0" w:lastRowLastColumn="0"/>
+            <w:tcW w:w="1775" w:type="dxa"/>
+          </w:tcPr>
+          <w:p>
+            <w:pPr>
+              <w:jc w:val="left"/>
+              <w:rPr>
+                <w:b w:val="0"/>
+                <w:bCs w:val="0"/>
+                <w:lang w:val="vi-VN"/>
+              </w:rPr>
+            </w:pPr>
+            <w:r>
+              <w:rPr>
+                <w:b w:val="0"/>
+                <w:bCs w:val="0"/>
+              </w:rPr>
+              <w:t>Command parsing</w:t>
+            </w:r>
+          </w:p>
+        </w:tc>
+        <w:tc>
+          <w:tcPr>
+            <w:tcW w:w="1773" w:type="dxa"/>
+          </w:tcPr>
+          <w:p>
+            <w:pPr>
+              <w:jc w:val="left"/>
+              <w:cnfStyle w:val="000000000000" w:firstRow="0" w:lastRow="0" w:firstColumn="0" w:lastColumn="0" w:oddVBand="0" w:evenVBand="0" w:oddHBand="0" w:evenHBand="0" w:firstRowFirstColumn="0" w:firstRowLastColumn="0" w:lastRowFirstColumn="0" w:lastRowLastColumn="0"/>
+            </w:pPr>
+            <w:r>
+              <w:rPr>
+                <w:lang w:val="vi-VN"/>
+              </w:rPr>
+              <w:t>Lâm Hồng Hải Hoàng Lê</w:t>
+            </w:r>
+          </w:p>
+        </w:tc>
+        <w:tc>
+          <w:tcPr>
+            <w:tcW w:w="2831" w:type="dxa"/>
+          </w:tcPr>
+          <w:p>
+            <w:pPr>
+              <w:jc w:val="left"/>
+              <w:cnfStyle w:val="000000000000" w:firstRow="0" w:lastRow="0" w:firstColumn="0" w:lastColumn="0" w:oddVBand="0" w:evenVBand="0" w:oddHBand="0" w:evenHBand="0" w:firstRowFirstColumn="0" w:firstRowLastColumn="0" w:lastRowFirstColumn="0" w:lastRowLastColumn="0"/>
+            </w:pPr>
+            <w:r>
+              <w:rPr>
+                <w:lang w:val="vi-VN"/>
+              </w:rPr>
+              <w:t>–</w:t>
+            </w:r>
+          </w:p>
+        </w:tc>
+        <w:tc>
+          <w:tcPr>
+            <w:tcW w:w="2981" w:type="dxa"/>
+          </w:tcPr>
+          <w:p>
+            <w:pPr>
+              <w:jc w:val="left"/>
+              <w:cnfStyle w:val="000000000000" w:firstRow="0" w:lastRow="0" w:firstColumn="0" w:lastColumn="0" w:oddVBand="0" w:evenVBand="0" w:oddHBand="0" w:evenHBand="0" w:firstRowFirstColumn="0" w:firstRowLastColumn="0" w:lastRowFirstColumn="0" w:lastRowLastColumn="0"/>
+            </w:pPr>
+            <w:r>
+              <w:t>Tokenizing raw command lines into verb + arguments</w:t>
+            </w:r>
+          </w:p>
+        </w:tc>
+      </w:tr>
+      <w:tr>
+        <w:trPr>
+          <w:cnfStyle w:val="000000100000" w:firstRow="0" w:lastRow="0" w:firstColumn="0" w:lastColumn="0" w:oddVBand="0" w:evenVBand="0" w:oddHBand="1" w:evenHBand="0" w:firstRowFirstColumn="0" w:firstRowLastColumn="0" w:lastRowFirstColumn="0" w:lastRowLastColumn="0"/>
+        </w:trPr>
+        <w:tc>
+          <w:tcPr>
+            <w:cnfStyle w:val="001000000000" w:firstRow="0" w:lastRow="0" w:firstColumn="1" w:lastColumn="0" w:oddVBand="0" w:evenVBand="0" w:oddHBand="0" w:evenHBand="0" w:firstRowFirstColumn="0" w:firstRowLastColumn="0" w:lastRowFirstColumn="0" w:lastRowLastColumn="0"/>
+            <w:tcW w:w="1775" w:type="dxa"/>
+          </w:tcPr>
+          <w:p>
+            <w:pPr>
+              <w:jc w:val="left"/>
+              <w:rPr>
+                <w:b w:val="0"/>
+                <w:bCs w:val="0"/>
+                <w:lang w:val="vi-VN"/>
+              </w:rPr>
+            </w:pPr>
+            <w:r>
+              <w:rPr>
+                <w:b w:val="0"/>
+                <w:bCs w:val="0"/>
+              </w:rPr>
+              <w:t>Command dispatch</w:t>
+            </w:r>
+          </w:p>
+        </w:tc>
+        <w:tc>
+          <w:tcPr>
+            <w:tcW w:w="1773" w:type="dxa"/>
+          </w:tcPr>
+          <w:p>
+            <w:pPr>
+              <w:jc w:val="left"/>
+              <w:cnfStyle w:val="000000100000" w:firstRow="0" w:lastRow="0" w:firstColumn="0" w:lastColumn="0" w:oddVBand="0" w:evenVBand="0" w:oddHBand="1" w:evenHBand="0" w:firstRowFirstColumn="0" w:firstRowLastColumn="0" w:lastRowFirstColumn="0" w:lastRowLastColumn="0"/>
+            </w:pPr>
+            <w:r>
+              <w:rPr>
+                <w:lang w:val="vi-VN"/>
+              </w:rPr>
+              <w:t>Lâm Hồng Hải Hoàng Lê</w:t>
+            </w:r>
+          </w:p>
+        </w:tc>
+        <w:tc>
+          <w:tcPr>
+            <w:tcW w:w="2831" w:type="dxa"/>
+          </w:tcPr>
+          <w:p>
+            <w:pPr>
+              <w:jc w:val="left"/>
+              <w:cnfStyle w:val="000000100000" w:firstRow="0" w:lastRow="0" w:firstColumn="0" w:lastColumn="0" w:oddVBand="0" w:evenVBand="0" w:oddHBand="1" w:evenHBand="0" w:firstRowFirstColumn="0" w:firstRowLastColumn="0" w:lastRowFirstColumn="0" w:lastRowLastColumn="0"/>
+            </w:pPr>
+            <w:r>
+              <w:t>Mai</w:t>
+            </w:r>
+            <w:r>
+              <w:rPr>
+                <w:lang w:val="vi-VN"/>
+              </w:rPr>
+              <w:t xml:space="preserve"> Phúc Hưng </w:t>
+            </w:r>
+            <w:r>
+              <w:t>provided support with command-handler wiring and protocol-interface alignment for data-transfer commands</w:t>
+            </w:r>
+          </w:p>
+        </w:tc>
+        <w:tc>
+          <w:tcPr>
+            <w:tcW w:w="2981" w:type="dxa"/>
+          </w:tcPr>
+          <w:p>
+            <w:pPr>
+              <w:jc w:val="left"/>
+              <w:cnfStyle w:val="000000100000" w:firstRow="0" w:lastRow="0" w:firstColumn="0" w:lastColumn="0" w:oddVBand="0" w:evenVBand="0" w:oddHBand="1" w:evenHBand="0" w:firstRowFirstColumn="0" w:firstRowLastColumn="0" w:lastRowFirstColumn="0" w:lastRowLastColumn="0"/>
+            </w:pPr>
+            <w:r>
+              <w:t>Routing parsed commands to their handlers, reply formatting</w:t>
+            </w:r>
+          </w:p>
+        </w:tc>
+      </w:tr>
+      <w:tr>
+        <w:tc>
+          <w:tcPr>
+            <w:cnfStyle w:val="001000000000" w:firstRow="0" w:lastRow="0" w:firstColumn="1" w:lastColumn="0" w:oddVBand="0" w:evenVBand="0" w:oddHBand="0" w:evenHBand="0" w:firstRowFirstColumn="0" w:firstRowLastColumn="0" w:lastRowFirstColumn="0" w:lastRowLastColumn="0"/>
+            <w:tcW w:w="1775" w:type="dxa"/>
+          </w:tcPr>
+          <w:p>
+            <w:pPr>
+              <w:jc w:val="left"/>
+              <w:rPr>
+                <w:b w:val="0"/>
+                <w:bCs w:val="0"/>
+              </w:rPr>
+            </w:pPr>
+            <w:r>
+              <w:rPr>
+                <w:b w:val="0"/>
+                <w:bCs w:val="0"/>
+              </w:rPr>
+              <w:t>Asynchronous transfer execution</w:t>
+            </w:r>
+          </w:p>
+        </w:tc>
+        <w:tc>
+          <w:tcPr>
+            <w:tcW w:w="1773" w:type="dxa"/>
+          </w:tcPr>
+          <w:p>
+            <w:pPr>
+              <w:jc w:val="left"/>
+              <w:cnfStyle w:val="000000000000" w:firstRow="0" w:lastRow="0" w:firstColumn="0" w:lastColumn="0" w:oddVBand="0" w:evenVBand="0" w:oddHBand="0" w:evenHBand="0" w:firstRowFirstColumn="0" w:firstRowLastColumn="0" w:lastRowFirstColumn="0" w:lastRowLastColumn="0"/>
+              <w:rPr>
+                <w:lang w:val="vi-VN"/>
+              </w:rPr>
+            </w:pPr>
+            <w:r>
+              <w:rPr>
+                <w:lang w:val="vi-VN"/>
+              </w:rPr>
+              <w:t>Mai Phúc Hưng</w:t>
+            </w:r>
+          </w:p>
+        </w:tc>
+        <w:tc>
+          <w:tcPr>
+            <w:tcW w:w="2831" w:type="dxa"/>
+          </w:tcPr>
+          <w:p>
+            <w:pPr>
+              <w:jc w:val="left"/>
+              <w:cnfStyle w:val="000000000000" w:firstRow="0" w:lastRow="0" w:firstColumn="0" w:lastColumn="0" w:oddVBand="0" w:evenVBand="0" w:oddHBand="0" w:evenHBand="0" w:firstRowFirstColumn="0" w:firstRowLastColumn="0" w:lastRowFirstColumn="0" w:lastRowLastColumn="0"/>
+            </w:pPr>
+            <w:r>
+              <w:t>Lâm</w:t>
+            </w:r>
+            <w:r>
+              <w:rPr>
+                <w:lang w:val="vi-VN"/>
+              </w:rPr>
+              <w:t xml:space="preserve"> Hồng Hải Hoàng Lê </w:t>
+            </w:r>
+            <w:r>
+              <w:t>provided support with control-loop integration, since this changes how the command dispatcher hands off long-running commands</w:t>
+            </w:r>
+          </w:p>
+        </w:tc>
+        <w:tc>
+          <w:tcPr>
+            <w:tcW w:w="2981" w:type="dxa"/>
+          </w:tcPr>
+          <w:p>
+            <w:pPr>
+              <w:jc w:val="left"/>
+              <w:cnfStyle w:val="000000000000" w:firstRow="0" w:lastRow="0" w:firstColumn="0" w:lastColumn="0" w:oddVBand="0" w:evenVBand="0" w:oddHBand="0" w:evenHBand="0" w:firstRowFirstColumn="0" w:firstRowLastColumn="0" w:lastRowFirstColumn="0" w:lastRowLastColumn="0"/>
+            </w:pPr>
+            <w:r>
+              <w:t xml:space="preserve">Decouples </w:t>
+            </w:r>
+            <w:r>
+              <w:rPr>
+                <w:rStyle w:val="PseudocodeChar"/>
+              </w:rPr>
+              <w:t>RETR</w:t>
+            </w:r>
+            <w:r>
+              <w:t>/</w:t>
+            </w:r>
+            <w:r>
+              <w:rPr>
+                <w:rStyle w:val="PseudocodeChar"/>
+              </w:rPr>
+              <w:t>STOR</w:t>
+            </w:r>
+            <w:r>
+              <w:t>/</w:t>
+            </w:r>
+            <w:r>
+              <w:rPr>
+                <w:rStyle w:val="PseudocodeChar"/>
+              </w:rPr>
+              <w:t>STOU</w:t>
+            </w:r>
+            <w:r>
+              <w:t>/</w:t>
+            </w:r>
+            <w:r>
+              <w:rPr>
+                <w:rStyle w:val="PseudocodeChar"/>
+              </w:rPr>
+              <w:t>APPE</w:t>
+            </w:r>
+            <w:r>
+              <w:t xml:space="preserve"> from the control-command loop so </w:t>
+            </w:r>
+            <w:r>
+              <w:rPr>
+                <w:rStyle w:val="PseudocodeChar"/>
+              </w:rPr>
+              <w:t>ABOR</w:t>
+            </w:r>
+            <w:r>
+              <w:t xml:space="preserve"> can interrupt an in-progress transfer</w:t>
+            </w:r>
+          </w:p>
+        </w:tc>
+      </w:tr>
+      <w:tr>
+        <w:trPr>
+          <w:cnfStyle w:val="000000100000" w:firstRow="0" w:lastRow="0" w:firstColumn="0" w:lastColumn="0" w:oddVBand="0" w:evenVBand="0" w:oddHBand="1" w:evenHBand="0" w:firstRowFirstColumn="0" w:firstRowLastColumn="0" w:lastRowFirstColumn="0" w:lastRowLastColumn="0"/>
+        </w:trPr>
+        <w:tc>
+          <w:tcPr>
+            <w:cnfStyle w:val="001000000000" w:firstRow="0" w:lastRow="0" w:firstColumn="1" w:lastColumn="0" w:oddVBand="0" w:evenVBand="0" w:oddHBand="0" w:evenHBand="0" w:firstRowFirstColumn="0" w:firstRowLastColumn="0" w:lastRowFirstColumn="0" w:lastRowLastColumn="0"/>
+            <w:tcW w:w="1775" w:type="dxa"/>
+          </w:tcPr>
+          <w:p>
+            <w:pPr>
+              <w:jc w:val="left"/>
+              <w:rPr>
+                <w:b w:val="0"/>
+                <w:bCs w:val="0"/>
+              </w:rPr>
+            </w:pPr>
+            <w:r>
+              <w:rPr>
+                <w:b w:val="0"/>
+                <w:bCs w:val="0"/>
+              </w:rPr>
+              <w:t>Unique &amp; append upload variants</w:t>
+            </w:r>
+          </w:p>
+        </w:tc>
+        <w:tc>
+          <w:tcPr>
+            <w:tcW w:w="1773" w:type="dxa"/>
+          </w:tcPr>
+          <w:p>
+            <w:pPr>
+              <w:jc w:val="left"/>
+              <w:cnfStyle w:val="000000100000" w:firstRow="0" w:lastRow="0" w:firstColumn="0" w:lastColumn="0" w:oddVBand="0" w:evenVBand="0" w:oddHBand="1" w:evenHBand="0" w:firstRowFirstColumn="0" w:firstRowLastColumn="0" w:lastRowFirstColumn="0" w:lastRowLastColumn="0"/>
+              <w:rPr>
+                <w:lang w:val="vi-VN"/>
+              </w:rPr>
+            </w:pPr>
+            <w:r>
+              <w:rPr>
+                <w:lang w:val="vi-VN"/>
+              </w:rPr>
+              <w:t>Mai Phúc Hưng</w:t>
+            </w:r>
+          </w:p>
+        </w:tc>
+        <w:tc>
+          <w:tcPr>
+            <w:tcW w:w="2831" w:type="dxa"/>
+          </w:tcPr>
+          <w:p>
+            <w:pPr>
+              <w:jc w:val="left"/>
+              <w:cnfStyle w:val="000000100000" w:firstRow="0" w:lastRow="0" w:firstColumn="0" w:lastColumn="0" w:oddVBand="0" w:evenVBand="0" w:oddHBand="1" w:evenHBand="0" w:firstRowFirstColumn="0" w:firstRowLastColumn="0" w:lastRowFirstColumn="0" w:lastRowLastColumn="0"/>
+            </w:pPr>
+            <w:r>
+              <w:t>Đỗ</w:t>
+            </w:r>
+            <w:r>
+              <w:rPr>
+                <w:lang w:val="vi-VN"/>
+              </w:rPr>
+              <w:t xml:space="preserve"> Minh Khang </w:t>
+            </w:r>
+            <w:r>
+              <w:t>provided support with the underlying ChunkedFileWriter/atomic-commit design these commands build on</w:t>
+            </w:r>
+          </w:p>
+        </w:tc>
+        <w:tc>
+          <w:tcPr>
+            <w:tcW w:w="2981" w:type="dxa"/>
+          </w:tcPr>
+          <w:p>
+            <w:pPr>
+              <w:jc w:val="left"/>
+              <w:cnfStyle w:val="000000100000" w:firstRow="0" w:lastRow="0" w:firstColumn="0" w:lastColumn="0" w:oddVBand="0" w:evenVBand="0" w:oddHBand="1" w:evenHBand="0" w:firstRowFirstColumn="0" w:firstRowLastColumn="0" w:lastRowFirstColumn="0" w:lastRowLastColumn="0"/>
+            </w:pPr>
+            <w:r>
+              <w:t>Server-reserved unique filenames (</w:t>
+            </w:r>
+            <w:r>
+              <w:rPr>
+                <w:rStyle w:val="PseudocodeChar"/>
+              </w:rPr>
+              <w:t>STOU</w:t>
+            </w:r>
+            <w:r>
+              <w:t>); non-destructive, atomically-committed appending to existing files (</w:t>
+            </w:r>
+            <w:r>
+              <w:rPr>
+                <w:rStyle w:val="PseudocodeChar"/>
+              </w:rPr>
+              <w:t>APPE</w:t>
+            </w:r>
+            <w:r>
+              <w:t>)</w:t>
+            </w:r>
+          </w:p>
+        </w:tc>
+      </w:tr>
+      <w:tr>
+        <w:tc>
+          <w:tcPr>
+            <w:cnfStyle w:val="001000000000" w:firstRow="0" w:lastRow="0" w:firstColumn="1" w:lastColumn="0" w:oddVBand="0" w:evenVBand="0" w:oddHBand="0" w:evenHBand="0" w:firstRowFirstColumn="0" w:firstRowLastColumn="0" w:lastRowFirstColumn="0" w:lastRowLastColumn="0"/>
+            <w:tcW w:w="1775" w:type="dxa"/>
+          </w:tcPr>
+          <w:p>
+            <w:pPr>
+              <w:jc w:val="left"/>
+              <w:rPr>
+                <w:b w:val="0"/>
+                <w:bCs w:val="0"/>
+                <w:lang w:val="vi-VN"/>
+              </w:rPr>
+            </w:pPr>
+            <w:r>
+              <w:rPr>
+                <w:b w:val="0"/>
+                <w:bCs w:val="0"/>
+              </w:rPr>
+              <w:t>Authentication &amp; session state</w:t>
+            </w:r>
+          </w:p>
+        </w:tc>
+        <w:tc>
+          <w:tcPr>
+            <w:tcW w:w="1773" w:type="dxa"/>
+          </w:tcPr>
+          <w:p>
+            <w:pPr>
+              <w:jc w:val="left"/>
+              <w:cnfStyle w:val="000000000000" w:firstRow="0" w:lastRow="0" w:firstColumn="0" w:lastColumn="0" w:oddVBand="0" w:evenVBand="0" w:oddHBand="0" w:evenHBand="0" w:firstRowFirstColumn="0" w:firstRowLastColumn="0" w:lastRowFirstColumn="0" w:lastRowLastColumn="0"/>
+            </w:pPr>
+            <w:r>
+              <w:rPr>
+                <w:lang w:val="vi-VN"/>
+              </w:rPr>
+              <w:t>Lâm Hồng Hải Hoàng Lê</w:t>
+            </w:r>
+          </w:p>
+        </w:tc>
+        <w:tc>
+          <w:tcPr>
+            <w:tcW w:w="2831" w:type="dxa"/>
+          </w:tcPr>
+          <w:p>
+            <w:pPr>
+              <w:jc w:val="left"/>
+              <w:cnfStyle w:val="000000000000" w:firstRow="0" w:lastRow="0" w:firstColumn="0" w:lastColumn="0" w:oddVBand="0" w:evenVBand="0" w:oddHBand="0" w:evenHBand="0" w:firstRowFirstColumn="0" w:firstRowLastColumn="0" w:lastRowFirstColumn="0" w:lastRowLastColumn="0"/>
+            </w:pPr>
+            <w:r>
+              <w:t>Đỗ</w:t>
+            </w:r>
+            <w:r>
+              <w:rPr>
+                <w:lang w:val="vi-VN"/>
+              </w:rPr>
+              <w:t xml:space="preserve"> Minh Khang </w:t>
+            </w:r>
+            <w:r>
+              <w:t>provided support with session-state field design during data-channel integration</w:t>
+            </w:r>
+          </w:p>
+        </w:tc>
+        <w:tc>
+          <w:tcPr>
+            <w:tcW w:w="2981" w:type="dxa"/>
+          </w:tcPr>
+          <w:p>
+            <w:pPr>
+              <w:jc w:val="left"/>
+              <w:cnfStyle w:val="000000000000" w:firstRow="0" w:lastRow="0" w:firstColumn="0" w:lastColumn="0" w:oddVBand="0" w:evenVBand="0" w:oddHBand="0" w:evenHBand="0" w:firstRowFirstColumn="0" w:firstRowLastColumn="0" w:lastRowFirstColumn="0" w:lastRowLastColumn="0"/>
+            </w:pPr>
+            <w:r>
+              <w:t xml:space="preserve">Credential verification, per-client session fields, </w:t>
+            </w:r>
+            <w:r>
+              <w:rPr>
+                <w:rStyle w:val="PseudocodeChar"/>
+              </w:rPr>
+              <w:t>ClientRegistry</w:t>
+            </w:r>
+          </w:p>
+        </w:tc>
+      </w:tr>
+      <w:tr>
+        <w:trPr>
+          <w:cnfStyle w:val="000000100000" w:firstRow="0" w:lastRow="0" w:firstColumn="0" w:lastColumn="0" w:oddVBand="0" w:evenVBand="0" w:oddHBand="1" w:evenHBand="0" w:firstRowFirstColumn="0" w:firstRowLastColumn="0" w:lastRowFirstColumn="0" w:lastRowLastColumn="0"/>
+        </w:trPr>
+        <w:tc>
+          <w:tcPr>
+            <w:cnfStyle w:val="001000000000" w:firstRow="0" w:lastRow="0" w:firstColumn="1" w:lastColumn="0" w:oddVBand="0" w:evenVBand="0" w:oddHBand="0" w:evenHBand="0" w:firstRowFirstColumn="0" w:firstRowLastColumn="0" w:lastRowFirstColumn="0" w:lastRowLastColumn="0"/>
+            <w:tcW w:w="1775" w:type="dxa"/>
+          </w:tcPr>
+          <w:p>
+            <w:pPr>
+              <w:jc w:val="left"/>
+              <w:rPr>
+                <w:b w:val="0"/>
+                <w:bCs w:val="0"/>
+                <w:lang w:val="vi-VN"/>
+              </w:rPr>
+            </w:pPr>
+            <w:r>
+              <w:rPr>
+                <w:b w:val="0"/>
+                <w:bCs w:val="0"/>
+              </w:rPr>
+              <w:lastRenderedPageBreak/>
+              <w:t>Client console entry point</w:t>
+            </w:r>
+          </w:p>
+        </w:tc>
+        <w:tc>
+          <w:tcPr>
+            <w:tcW w:w="1773" w:type="dxa"/>
+          </w:tcPr>
+          <w:p>
+            <w:pPr>
+              <w:jc w:val="left"/>
+              <w:cnfStyle w:val="000000100000" w:firstRow="0" w:lastRow="0" w:firstColumn="0" w:lastColumn="0" w:oddVBand="0" w:evenVBand="0" w:oddHBand="1" w:evenHBand="0" w:firstRowFirstColumn="0" w:firstRowLastColumn="0" w:lastRowFirstColumn="0" w:lastRowLastColumn="0"/>
+            </w:pPr>
+            <w:r>
+              <w:rPr>
+                <w:lang w:val="vi-VN"/>
+              </w:rPr>
+              <w:t>Lâm Hồng Hải Hoàng Lê</w:t>
+            </w:r>
+          </w:p>
+        </w:tc>
+        <w:tc>
+          <w:tcPr>
+            <w:tcW w:w="2831" w:type="dxa"/>
+          </w:tcPr>
+          <w:p>
+            <w:pPr>
+              <w:jc w:val="left"/>
+              <w:cnfStyle w:val="000000100000" w:firstRow="0" w:lastRow="0" w:firstColumn="0" w:lastColumn="0" w:oddVBand="0" w:evenVBand="0" w:oddHBand="1" w:evenHBand="0" w:firstRowFirstColumn="0" w:firstRowLastColumn="0" w:lastRowFirstColumn="0" w:lastRowLastColumn="0"/>
+            </w:pPr>
+            <w:r>
+              <w:t>Mai</w:t>
+            </w:r>
+            <w:r>
+              <w:rPr>
+                <w:lang w:val="vi-VN"/>
+              </w:rPr>
+              <w:t xml:space="preserve"> Phúc Hưng</w:t>
+            </w:r>
+            <w:r>
+              <w:t xml:space="preserve"> provided support with command-loop implementation and data-channel command routing</w:t>
+            </w:r>
+          </w:p>
+        </w:tc>
+        <w:tc>
+          <w:tcPr>
+            <w:tcW w:w="2981" w:type="dxa"/>
+          </w:tcPr>
+          <w:p>
+            <w:pPr>
+              <w:jc w:val="left"/>
+              <w:cnfStyle w:val="000000100000" w:firstRow="0" w:lastRow="0" w:firstColumn="0" w:lastColumn="0" w:oddVBand="0" w:evenVBand="0" w:oddHBand="1" w:evenHBand="0" w:firstRowFirstColumn="0" w:firstRowLastColumn="0" w:lastRowFirstColumn="0" w:lastRowLastColumn="0"/>
+            </w:pPr>
+            <w:r>
+              <w:t>Interactive CLI, connects to server, drives the command loop</w:t>
+            </w:r>
+          </w:p>
+        </w:tc>
+      </w:tr>
+      <w:tr>
+        <w:tc>
+          <w:tcPr>
+            <w:cnfStyle w:val="001000000000" w:firstRow="0" w:lastRow="0" w:firstColumn="1" w:lastColumn="0" w:oddVBand="0" w:evenVBand="0" w:oddHBand="0" w:evenHBand="0" w:firstRowFirstColumn="0" w:firstRowLastColumn="0" w:lastRowFirstColumn="0" w:lastRowLastColumn="0"/>
+            <w:tcW w:w="1775" w:type="dxa"/>
+          </w:tcPr>
+          <w:p>
+            <w:pPr>
+              <w:jc w:val="left"/>
+              <w:rPr>
+                <w:b w:val="0"/>
+                <w:bCs w:val="0"/>
+                <w:lang w:val="vi-VN"/>
+              </w:rPr>
+            </w:pPr>
+            <w:r>
+              <w:rPr>
+                <w:b w:val="0"/>
+                <w:bCs w:val="0"/>
+              </w:rPr>
+              <w:t>Path resolution &amp; traversal safety</w:t>
+            </w:r>
+          </w:p>
+        </w:tc>
+        <w:tc>
+          <w:tcPr>
+            <w:tcW w:w="1773" w:type="dxa"/>
+          </w:tcPr>
+          <w:p>
+            <w:pPr>
+              <w:jc w:val="left"/>
+              <w:cnfStyle w:val="000000000000" w:firstRow="0" w:lastRow="0" w:firstColumn="0" w:lastColumn="0" w:oddVBand="0" w:evenVBand="0" w:oddHBand="0" w:evenHBand="0" w:firstRowFirstColumn="0" w:firstRowLastColumn="0" w:lastRowFirstColumn="0" w:lastRowLastColumn="0"/>
+              <w:rPr>
+                <w:lang w:val="vi-VN"/>
+              </w:rPr>
+            </w:pPr>
+            <w:r>
+              <w:t>Đỗ</w:t>
+            </w:r>
+            <w:r>
+              <w:rPr>
+                <w:lang w:val="vi-VN"/>
+              </w:rPr>
+              <w:t xml:space="preserve"> Minh Khanh</w:t>
+            </w:r>
+          </w:p>
+        </w:tc>
+        <w:tc>
+          <w:tcPr>
+            <w:tcW w:w="2831" w:type="dxa"/>
+          </w:tcPr>
+          <w:p>
+            <w:pPr>
+              <w:jc w:val="left"/>
+              <w:cnfStyle w:val="000000000000" w:firstRow="0" w:lastRow="0" w:firstColumn="0" w:lastColumn="0" w:oddVBand="0" w:evenVBand="0" w:oddHBand="0" w:evenHBand="0" w:firstRowFirstColumn="0" w:firstRowLastColumn="0" w:lastRowFirstColumn="0" w:lastRowLastColumn="0"/>
+            </w:pPr>
+            <w:r>
+              <w:rPr>
+                <w:lang w:val="vi-VN"/>
+              </w:rPr>
+              <w:t>–</w:t>
+            </w:r>
+          </w:p>
+        </w:tc>
+        <w:tc>
+          <w:tcPr>
+            <w:tcW w:w="2981" w:type="dxa"/>
+          </w:tcPr>
+          <w:p>
+            <w:pPr>
+              <w:jc w:val="left"/>
+              <w:cnfStyle w:val="000000000000" w:firstRow="0" w:lastRow="0" w:firstColumn="0" w:lastColumn="0" w:oddVBand="0" w:evenVBand="0" w:oddHBand="0" w:evenHBand="0" w:firstRowFirstColumn="0" w:firstRowLastColumn="0" w:lastRowFirstColumn="0" w:lastRowLastColumn="0"/>
+            </w:pPr>
+            <w:r>
+              <w:t>Sandboxed path resolution, boundary enforcement</w:t>
+            </w:r>
+          </w:p>
+        </w:tc>
+      </w:tr>
+      <w:tr>
+        <w:trPr>
+          <w:cnfStyle w:val="000000100000" w:firstRow="0" w:lastRow="0" w:firstColumn="0" w:lastColumn="0" w:oddVBand="0" w:evenVBand="0" w:oddHBand="1" w:evenHBand="0" w:firstRowFirstColumn="0" w:firstRowLastColumn="0" w:lastRowFirstColumn="0" w:lastRowLastColumn="0"/>
+        </w:trPr>
+        <w:tc>
+          <w:tcPr>
+            <w:cnfStyle w:val="001000000000" w:firstRow="0" w:lastRow="0" w:firstColumn="1" w:lastColumn="0" w:oddVBand="0" w:evenVBand="0" w:oddHBand="0" w:evenHBand="0" w:firstRowFirstColumn="0" w:firstRowLastColumn="0" w:lastRowFirstColumn="0" w:lastRowLastColumn="0"/>
+            <w:tcW w:w="1775" w:type="dxa"/>
+          </w:tcPr>
+          <w:p>
+            <w:pPr>
+              <w:jc w:val="left"/>
+              <w:rPr>
+                <w:b w:val="0"/>
+                <w:bCs w:val="0"/>
+                <w:lang w:val="vi-VN"/>
+              </w:rPr>
+            </w:pPr>
+            <w:r>
+              <w:rPr>
+                <w:b w:val="0"/>
+                <w:bCs w:val="0"/>
+              </w:rPr>
+              <w:t>Directory operations</w:t>
+            </w:r>
+          </w:p>
+        </w:tc>
+        <w:tc>
+          <w:tcPr>
+            <w:tcW w:w="1773" w:type="dxa"/>
+          </w:tcPr>
+          <w:p>
+            <w:pPr>
+              <w:jc w:val="left"/>
+              <w:cnfStyle w:val="000000100000" w:firstRow="0" w:lastRow="0" w:firstColumn="0" w:lastColumn="0" w:oddVBand="0" w:evenVBand="0" w:oddHBand="1" w:evenHBand="0" w:firstRowFirstColumn="0" w:firstRowLastColumn="0" w:lastRowFirstColumn="0" w:lastRowLastColumn="0"/>
+            </w:pPr>
+            <w:r>
+              <w:t>Đỗ</w:t>
+            </w:r>
+            <w:r>
+              <w:rPr>
+                <w:lang w:val="vi-VN"/>
+              </w:rPr>
+              <w:t xml:space="preserve"> Minh Khanh</w:t>
+            </w:r>
+          </w:p>
+        </w:tc>
+        <w:tc>
+          <w:tcPr>
+            <w:tcW w:w="2831" w:type="dxa"/>
+          </w:tcPr>
+          <w:p>
+            <w:pPr>
+              <w:jc w:val="left"/>
+              <w:cnfStyle w:val="000000100000" w:firstRow="0" w:lastRow="0" w:firstColumn="0" w:lastColumn="0" w:oddVBand="0" w:evenVBand="0" w:oddHBand="1" w:evenHBand="0" w:firstRowFirstColumn="0" w:firstRowLastColumn="0" w:lastRowFirstColumn="0" w:lastRowLastColumn="0"/>
+            </w:pPr>
+            <w:r>
+              <w:rPr>
+                <w:lang w:val="vi-VN"/>
+              </w:rPr>
+              <w:t>–</w:t>
+            </w:r>
+          </w:p>
+        </w:tc>
+        <w:tc>
+          <w:tcPr>
+            <w:tcW w:w="2981" w:type="dxa"/>
+          </w:tcPr>
+          <w:p>
+            <w:pPr>
+              <w:jc w:val="left"/>
+              <w:cnfStyle w:val="000000100000" w:firstRow="0" w:lastRow="0" w:firstColumn="0" w:lastColumn="0" w:oddVBand="0" w:evenVBand="0" w:oddHBand="1" w:evenHBand="0" w:firstRowFirstColumn="0" w:firstRowLastColumn="0" w:lastRowFirstColumn="0" w:lastRowLastColumn="0"/>
+            </w:pPr>
+            <w:r>
+              <w:rPr>
+                <w:rStyle w:val="PseudocodeChar"/>
+              </w:rPr>
+              <w:t>PWD</w:t>
+            </w:r>
+            <w:r>
+              <w:t>/</w:t>
+            </w:r>
+            <w:r>
+              <w:rPr>
+                <w:rStyle w:val="PseudocodeChar"/>
+              </w:rPr>
+              <w:t>CWD</w:t>
+            </w:r>
+            <w:r>
+              <w:t>/</w:t>
+            </w:r>
+            <w:r>
+              <w:rPr>
+                <w:rStyle w:val="PseudocodeChar"/>
+              </w:rPr>
+              <w:t>MKD</w:t>
+            </w:r>
+            <w:r>
+              <w:t>/</w:t>
+            </w:r>
+            <w:r>
+              <w:rPr>
+                <w:rStyle w:val="PseudocodeChar"/>
+              </w:rPr>
+              <w:t>RMD</w:t>
+            </w:r>
+            <w:r>
+              <w:t>/</w:t>
+            </w:r>
+            <w:r>
+              <w:rPr>
+                <w:rStyle w:val="PseudocodeChar"/>
+              </w:rPr>
+              <w:t>LIST</w:t>
+            </w:r>
+            <w:r>
+              <w:t>/</w:t>
+            </w:r>
+            <w:r>
+              <w:rPr>
+                <w:rStyle w:val="PseudocodeChar"/>
+              </w:rPr>
+              <w:t>STAT</w:t>
+            </w:r>
+            <w:r>
+              <w:t>/</w:t>
+            </w:r>
+            <w:r>
+              <w:rPr>
+                <w:rStyle w:val="PseudocodeChar"/>
+              </w:rPr>
+              <w:t>SIZE</w:t>
+            </w:r>
+            <w:r>
+              <w:t>/</w:t>
+            </w:r>
+            <w:r>
+              <w:rPr>
+                <w:rStyle w:val="PseudocodeChar"/>
+              </w:rPr>
+              <w:t>MDTM</w:t>
+            </w:r>
+            <w:r>
+              <w:t>/</w:t>
+            </w:r>
+            <w:r>
+              <w:rPr>
+                <w:rStyle w:val="PseudocodeChar"/>
+              </w:rPr>
+              <w:t>DELE</w:t>
+            </w:r>
+            <w:r>
+              <w:t>/</w:t>
+            </w:r>
+            <w:r>
+              <w:rPr>
+                <w:rStyle w:val="PseudocodeChar"/>
+              </w:rPr>
+              <w:t>RNFR</w:t>
+            </w:r>
+            <w:r>
+              <w:t>/</w:t>
+            </w:r>
+            <w:r>
+              <w:rPr>
+                <w:rStyle w:val="PseudocodeChar"/>
+              </w:rPr>
+              <w:t>RNTO</w:t>
+            </w:r>
+            <w:r>
+              <w:t xml:space="preserve"> logic</w:t>
+            </w:r>
+          </w:p>
+        </w:tc>
+      </w:tr>
+      <w:tr>
+        <w:tc>
+          <w:tcPr>
+            <w:cnfStyle w:val="001000000000" w:firstRow="0" w:lastRow="0" w:firstColumn="1" w:lastColumn="0" w:oddVBand="0" w:evenVBand="0" w:oddHBand="0" w:evenHBand="0" w:firstRowFirstColumn="0" w:firstRowLastColumn="0" w:lastRowFirstColumn="0" w:lastRowLastColumn="0"/>
+            <w:tcW w:w="1775" w:type="dxa"/>
+          </w:tcPr>
+          <w:p>
+            <w:pPr>
+              <w:jc w:val="left"/>
+              <w:rPr>
+                <w:b w:val="0"/>
+                <w:bCs w:val="0"/>
+                <w:lang w:val="vi-VN"/>
+              </w:rPr>
+            </w:pPr>
+            <w:r>
+              <w:rPr>
+                <w:b w:val="0"/>
+                <w:bCs w:val="0"/>
+              </w:rPr>
+              <w:t>Chunked file I/O</w:t>
+            </w:r>
+          </w:p>
+        </w:tc>
+        <w:tc>
+          <w:tcPr>
+            <w:tcW w:w="1773" w:type="dxa"/>
+          </w:tcPr>
+          <w:p>
+            <w:pPr>
+              <w:jc w:val="left"/>
+              <w:cnfStyle w:val="000000000000" w:firstRow="0" w:lastRow="0" w:firstColumn="0" w:lastColumn="0" w:oddVBand="0" w:evenVBand="0" w:oddHBand="0" w:evenHBand="0" w:firstRowFirstColumn="0" w:firstRowLastColumn="0" w:lastRowFirstColumn="0" w:lastRowLastColumn="0"/>
+            </w:pPr>
+            <w:r>
+              <w:t>Đỗ</w:t>
+            </w:r>
+            <w:r>
+              <w:rPr>
+                <w:lang w:val="vi-VN"/>
+              </w:rPr>
+              <w:t xml:space="preserve"> Minh Khanh</w:t>
+            </w:r>
+          </w:p>
+        </w:tc>
+        <w:tc>
+          <w:tcPr>
+            <w:tcW w:w="2831" w:type="dxa"/>
+          </w:tcPr>
+          <w:p>
+            <w:pPr>
+              <w:jc w:val="left"/>
+              <w:cnfStyle w:val="000000000000" w:firstRow="0" w:lastRow="0" w:firstColumn="0" w:lastColumn="0" w:oddVBand="0" w:evenVBand="0" w:oddHBand="0" w:evenHBand="0" w:firstRowFirstColumn="0" w:firstRowLastColumn="0" w:lastRowFirstColumn="0" w:lastRowLastColumn="0"/>
+            </w:pPr>
+            <w:r>
+              <w:rPr>
+                <w:lang w:val="vi-VN"/>
+              </w:rPr>
+              <w:t>–</w:t>
+            </w:r>
+          </w:p>
+        </w:tc>
+        <w:tc>
+          <w:tcPr>
+            <w:tcW w:w="2981" w:type="dxa"/>
+          </w:tcPr>
+          <w:p>
+            <w:pPr>
+              <w:jc w:val="left"/>
+              <w:cnfStyle w:val="000000000000" w:firstRow="0" w:lastRow="0" w:firstColumn="0" w:lastColumn="0" w:oddVBand="0" w:evenVBand="0" w:oddHBand="0" w:evenHBand="0" w:firstRowFirstColumn="0" w:firstRowLastColumn="0" w:lastRowFirstColumn="0" w:lastRowLastColumn="0"/>
+            </w:pPr>
+            <w:r>
+              <w:t>Streaming binary reads/writes, out-of-order-safe reassembly</w:t>
+            </w:r>
+          </w:p>
+        </w:tc>
+      </w:tr>
+      <w:tr>
+        <w:trPr>
+          <w:cnfStyle w:val="000000100000" w:firstRow="0" w:lastRow="0" w:firstColumn="0" w:lastColumn="0" w:oddVBand="0" w:evenVBand="0" w:oddHBand="1" w:evenHBand="0" w:firstRowFirstColumn="0" w:firstRowLastColumn="0" w:lastRowFirstColumn="0" w:lastRowLastColumn="0"/>
+        </w:trPr>
+        <w:tc>
+          <w:tcPr>
+            <w:cnfStyle w:val="001000000000" w:firstRow="0" w:lastRow="0" w:firstColumn="1" w:lastColumn="0" w:oddVBand="0" w:evenVBand="0" w:oddHBand="0" w:evenHBand="0" w:firstRowFirstColumn="0" w:firstRowLastColumn="0" w:lastRowFirstColumn="0" w:lastRowLastColumn="0"/>
+            <w:tcW w:w="1775" w:type="dxa"/>
+          </w:tcPr>
+          <w:p>
+            <w:pPr>
+              <w:jc w:val="left"/>
+              <w:rPr>
+                <w:b w:val="0"/>
+                <w:bCs w:val="0"/>
+                <w:lang w:val="vi-VN"/>
+              </w:rPr>
+            </w:pPr>
+            <w:r>
+              <w:rPr>
+                <w:b w:val="0"/>
+                <w:bCs w:val="0"/>
+              </w:rPr>
+              <w:t>ASCII transfer mode</w:t>
+            </w:r>
+          </w:p>
+        </w:tc>
+        <w:tc>
+          <w:tcPr>
+            <w:tcW w:w="1773" w:type="dxa"/>
+          </w:tcPr>
+          <w:p>
+            <w:pPr>
+              <w:jc w:val="left"/>
+              <w:cnfStyle w:val="000000100000" w:firstRow="0" w:lastRow="0" w:firstColumn="0" w:lastColumn="0" w:oddVBand="0" w:evenVBand="0" w:oddHBand="1" w:evenHBand="0" w:firstRowFirstColumn="0" w:firstRowLastColumn="0" w:lastRowFirstColumn="0" w:lastRowLastColumn="0"/>
+            </w:pPr>
+            <w:r>
+              <w:t>Đỗ</w:t>
+            </w:r>
+            <w:r>
+              <w:rPr>
+                <w:lang w:val="vi-VN"/>
+              </w:rPr>
+              <w:t xml:space="preserve"> Minh Khanh</w:t>
+            </w:r>
+          </w:p>
+        </w:tc>
+        <w:tc>
+          <w:tcPr>
+            <w:tcW w:w="2831" w:type="dxa"/>
+          </w:tcPr>
+          <w:p>
+            <w:pPr>
+              <w:jc w:val="left"/>
+              <w:cnfStyle w:val="000000100000" w:firstRow="0" w:lastRow="0" w:firstColumn="0" w:lastColumn="0" w:oddVBand="0" w:evenVBand="0" w:oddHBand="1" w:evenHBand="0" w:firstRowFirstColumn="0" w:firstRowLastColumn="0" w:lastRowFirstColumn="0" w:lastRowLastColumn="0"/>
+            </w:pPr>
+            <w:r>
+              <w:rPr>
+                <w:lang w:val="vi-VN"/>
+              </w:rPr>
+              <w:t>–</w:t>
+            </w:r>
+          </w:p>
+        </w:tc>
+        <w:tc>
+          <w:tcPr>
+            <w:tcW w:w="2981" w:type="dxa"/>
+          </w:tcPr>
+          <w:p>
+            <w:pPr>
+              <w:jc w:val="left"/>
+              <w:cnfStyle w:val="000000100000" w:firstRow="0" w:lastRow="0" w:firstColumn="0" w:lastColumn="0" w:oddVBand="0" w:evenVBand="0" w:oddHBand="1" w:evenHBand="0" w:firstRowFirstColumn="0" w:firstRowLastColumn="0" w:lastRowFirstColumn="0" w:lastRowLastColumn="0"/>
+            </w:pPr>
+            <w:r>
+              <w:rPr>
+                <w:rStyle w:val="PseudocodeChar"/>
+              </w:rPr>
+              <w:t>TYPE A</w:t>
+            </w:r>
+            <w:r>
+              <w:t>/</w:t>
+            </w:r>
+            <w:r>
+              <w:rPr>
+                <w:rStyle w:val="PseudocodeChar"/>
+              </w:rPr>
+              <w:t>TYPE I</w:t>
+            </w:r>
+            <w:r>
+              <w:t xml:space="preserve"> line-ending normalization</w:t>
+            </w:r>
+          </w:p>
+        </w:tc>
+      </w:tr>
+      <w:tr>
+        <w:tc>
+          <w:tcPr>
+            <w:cnfStyle w:val="001000000000" w:firstRow="0" w:lastRow="0" w:firstColumn="1" w:lastColumn="0" w:oddVBand="0" w:evenVBand="0" w:oddHBand="0" w:evenHBand="0" w:firstRowFirstColumn="0" w:firstRowLastColumn="0" w:lastRowFirstColumn="0" w:lastRowLastColumn="0"/>
+            <w:tcW w:w="1775" w:type="dxa"/>
+          </w:tcPr>
+          <w:p>
+            <w:pPr>
+              <w:jc w:val="left"/>
+              <w:rPr>
+                <w:b w:val="0"/>
+                <w:bCs w:val="0"/>
+                <w:lang w:val="vi-VN"/>
+              </w:rPr>
+            </w:pPr>
+            <w:r>
+              <w:rPr>
+                <w:b w:val="0"/>
+                <w:bCs w:val="0"/>
+              </w:rPr>
+              <w:t>Integrity verification</w:t>
+            </w:r>
+          </w:p>
+        </w:tc>
+        <w:tc>
+          <w:tcPr>
+            <w:tcW w:w="1773" w:type="dxa"/>
+          </w:tcPr>
+          <w:p>
+            <w:pPr>
+              <w:jc w:val="left"/>
+              <w:cnfStyle w:val="000000000000" w:firstRow="0" w:lastRow="0" w:firstColumn="0" w:lastColumn="0" w:oddVBand="0" w:evenVBand="0" w:oddHBand="0" w:evenHBand="0" w:firstRowFirstColumn="0" w:firstRowLastColumn="0" w:lastRowFirstColumn="0" w:lastRowLastColumn="0"/>
+            </w:pPr>
+            <w:r>
+              <w:t>Đỗ</w:t>
+            </w:r>
+            <w:r>
+              <w:rPr>
+                <w:lang w:val="vi-VN"/>
+              </w:rPr>
+              <w:t xml:space="preserve"> Minh Khanh</w:t>
+            </w:r>
+          </w:p>
+        </w:tc>
+        <w:tc>
+          <w:tcPr>
+            <w:tcW w:w="2831" w:type="dxa"/>
+          </w:tcPr>
+          <w:p>
+            <w:pPr>
+              <w:jc w:val="left"/>
+              <w:cnfStyle w:val="000000000000" w:firstRow="0" w:lastRow="0" w:firstColumn="0" w:lastColumn="0" w:oddVBand="0" w:evenVBand="0" w:oddHBand="0" w:evenHBand="0" w:firstRowFirstColumn="0" w:firstRowLastColumn="0" w:lastRowFirstColumn="0" w:lastRowLastColumn="0"/>
+            </w:pPr>
+            <w:r>
+              <w:rPr>
+                <w:lang w:val="vi-VN"/>
+              </w:rPr>
+              <w:t>–</w:t>
+            </w:r>
+          </w:p>
+        </w:tc>
+        <w:tc>
+          <w:tcPr>
+            <w:tcW w:w="2981" w:type="dxa"/>
+          </w:tcPr>
+          <w:p>
+            <w:pPr>
+              <w:jc w:val="left"/>
+              <w:cnfStyle w:val="000000000000" w:firstRow="0" w:lastRow="0" w:firstColumn="0" w:lastColumn="0" w:oddVBand="0" w:evenVBand="0" w:oddHBand="0" w:evenHBand="0" w:firstRowFirstColumn="0" w:firstRowLastColumn="0" w:lastRowFirstColumn="0" w:lastRowLastColumn="0"/>
+            </w:pPr>
+            <w:r>
+              <w:t>SHA-256 hashing via Windows CNG, end-to-end transfer verification</w:t>
+            </w:r>
+          </w:p>
+        </w:tc>
+      </w:tr>
+      <w:tr>
+        <w:trPr>
+          <w:cnfStyle w:val="000000100000" w:firstRow="0" w:lastRow="0" w:firstColumn="0" w:lastColumn="0" w:oddVBand="0" w:evenVBand="0" w:oddHBand="1" w:evenHBand="0" w:firstRowFirstColumn="0" w:firstRowLastColumn="0" w:lastRowFirstColumn="0" w:lastRowLastColumn="0"/>
+        </w:trPr>
+        <w:tc>
+          <w:tcPr>
+            <w:cnfStyle w:val="001000000000" w:firstRow="0" w:lastRow="0" w:firstColumn="1" w:lastColumn="0" w:oddVBand="0" w:evenVBand="0" w:oddHBand="0" w:evenHBand="0" w:firstRowFirstColumn="0" w:firstRowLastColumn="0" w:lastRowFirstColumn="0" w:lastRowLastColumn="0"/>
+            <w:tcW w:w="1775" w:type="dxa"/>
+          </w:tcPr>
+          <w:p>
+            <w:pPr>
+              <w:jc w:val="left"/>
+              <w:rPr>
+                <w:b w:val="0"/>
+                <w:bCs w:val="0"/>
+                <w:lang w:val="vi-VN"/>
+              </w:rPr>
+            </w:pPr>
+            <w:r>
+              <w:rPr>
+                <w:b w:val="0"/>
+                <w:bCs w:val="0"/>
+              </w:rPr>
+              <w:t>Data-channel orchestration</w:t>
+            </w:r>
+          </w:p>
+        </w:tc>
+        <w:tc>
+          <w:tcPr>
+            <w:tcW w:w="1773" w:type="dxa"/>
+          </w:tcPr>
+          <w:p>
+            <w:pPr>
+              <w:jc w:val="left"/>
+              <w:cnfStyle w:val="000000100000" w:firstRow="0" w:lastRow="0" w:firstColumn="0" w:lastColumn="0" w:oddVBand="0" w:evenVBand="0" w:oddHBand="1" w:evenHBand="0" w:firstRowFirstColumn="0" w:firstRowLastColumn="0" w:lastRowFirstColumn="0" w:lastRowLastColumn="0"/>
+              <w:rPr>
+                <w:lang w:val="vi-VN"/>
+              </w:rPr>
+            </w:pPr>
+            <w:r>
+              <w:t>Đỗ</w:t>
+            </w:r>
+            <w:r>
+              <w:rPr>
+                <w:lang w:val="vi-VN"/>
+              </w:rPr>
+              <w:t xml:space="preserve"> Minh Khanh</w:t>
+            </w:r>
+          </w:p>
+          <w:p>
+            <w:pPr>
+              <w:jc w:val="left"/>
+              <w:cnfStyle w:val="000000100000" w:firstRow="0" w:lastRow="0" w:firstColumn="0" w:lastColumn="0" w:oddVBand="0" w:evenVBand="0" w:oddHBand="1" w:evenHBand="0" w:firstRowFirstColumn="0" w:firstRowLastColumn="0" w:lastRowFirstColumn="0" w:lastRowLastColumn="0"/>
+            </w:pPr>
+            <w:r>
+              <w:t>(</w:t>
+            </w:r>
+            <w:r>
+              <w:t>server</w:t>
+            </w:r>
+            <w:r>
+              <w:rPr>
+                <w:lang w:val="vi-VN"/>
+              </w:rPr>
+              <w:t>-side</w:t>
+            </w:r>
+            <w:r>
+              <w:t>; initial client design)</w:t>
+            </w:r>
+          </w:p>
+        </w:tc>
+        <w:tc>
+          <w:tcPr>
+            <w:tcW w:w="2831" w:type="dxa"/>
+          </w:tcPr>
+          <w:p>
+            <w:pPr>
+              <w:jc w:val="left"/>
+              <w:cnfStyle w:val="000000100000" w:firstRow="0" w:lastRow="0" w:firstColumn="0" w:lastColumn="0" w:oddVBand="0" w:evenVBand="0" w:oddHBand="1" w:evenHBand="0" w:firstRowFirstColumn="0" w:firstRowLastColumn="0" w:lastRowFirstColumn="0" w:lastRowLastColumn="0"/>
+            </w:pPr>
+            <w:r>
+              <w:t>Mai</w:t>
+            </w:r>
+            <w:r>
+              <w:rPr>
+                <w:lang w:val="vi-VN"/>
+              </w:rPr>
+              <w:t xml:space="preserve"> Phúc Hưng</w:t>
+            </w:r>
+            <w:r>
+              <w:t xml:space="preserve"> provided support with the client-side implementation, incorporating handshake and edge-case handling alongside protocol updates</w:t>
+            </w:r>
+          </w:p>
+        </w:tc>
+        <w:tc>
+          <w:tcPr>
+            <w:tcW w:w="2981" w:type="dxa"/>
+          </w:tcPr>
+          <w:p>
+            <w:pPr>
+              <w:jc w:val="left"/>
+              <w:cnfStyle w:val="000000100000" w:firstRow="0" w:lastRow="0" w:firstColumn="0" w:lastColumn="0" w:oddVBand="0" w:evenVBand="0" w:oddHBand="1" w:evenHBand="0" w:firstRowFirstColumn="0" w:firstRowLastColumn="0" w:lastRowFirstColumn="0" w:lastRowLastColumn="0"/>
+            </w:pPr>
+            <w:r>
+              <w:t>Bridges filesystem I/O and the RDT transport interface</w:t>
+            </w:r>
+          </w:p>
+        </w:tc>
+      </w:tr>
+      <w:tr>
+        <w:tc>
+          <w:tcPr>
+            <w:cnfStyle w:val="001000000000" w:firstRow="0" w:lastRow="0" w:firstColumn="1" w:lastColumn="0" w:oddVBand="0" w:evenVBand="0" w:oddHBand="0" w:evenHBand="0" w:firstRowFirstColumn="0" w:firstRowLastColumn="0" w:lastRowFirstColumn="0" w:lastRowLastColumn="0"/>
+            <w:tcW w:w="1775" w:type="dxa"/>
+          </w:tcPr>
+          <w:p>
+            <w:pPr>
+              <w:jc w:val="left"/>
+              <w:rPr>
+                <w:b w:val="0"/>
+                <w:bCs w:val="0"/>
+                <w:lang w:val="vi-VN"/>
+              </w:rPr>
+            </w:pPr>
+            <w:r>
+              <w:rPr>
+                <w:b w:val="0"/>
+                <w:bCs w:val="0"/>
+              </w:rPr>
+              <w:t>PASV/PORT socket setup</w:t>
+            </w:r>
+          </w:p>
+        </w:tc>
+        <w:tc>
+          <w:tcPr>
+            <w:tcW w:w="1773" w:type="dxa"/>
+          </w:tcPr>
+          <w:p>
+            <w:pPr>
+              <w:jc w:val="left"/>
+              <w:cnfStyle w:val="000000000000" w:firstRow="0" w:lastRow="0" w:firstColumn="0" w:lastColumn="0" w:oddVBand="0" w:evenVBand="0" w:oddHBand="0" w:evenHBand="0" w:firstRowFirstColumn="0" w:firstRowLastColumn="0" w:lastRowFirstColumn="0" w:lastRowLastColumn="0"/>
+            </w:pPr>
+            <w:r>
+              <w:t>Đỗ</w:t>
+            </w:r>
+            <w:r>
+              <w:rPr>
+                <w:lang w:val="vi-VN"/>
+              </w:rPr>
+              <w:t xml:space="preserve"> Minh Khanh</w:t>
+            </w:r>
+          </w:p>
+        </w:tc>
+        <w:tc>
+          <w:tcPr>
+            <w:tcW w:w="2831" w:type="dxa"/>
+          </w:tcPr>
+          <w:p>
+            <w:pPr>
+              <w:jc w:val="left"/>
+              <w:cnfStyle w:val="000000000000" w:firstRow="0" w:lastRow="0" w:firstColumn="0" w:lastColumn="0" w:oddVBand="0" w:evenVBand="0" w:oddHBand="0" w:evenHBand="0" w:firstRowFirstColumn="0" w:firstRowLastColumn="0" w:lastRowFirstColumn="0" w:lastRowLastColumn="0"/>
+            </w:pPr>
+            <w:r>
+              <w:t>Lâm</w:t>
+            </w:r>
+            <w:r>
+              <w:rPr>
+                <w:lang w:val="vi-VN"/>
+              </w:rPr>
+              <w:t xml:space="preserve"> Hồng Hải Hoàng Lê</w:t>
+            </w:r>
+            <w:r>
+              <w:t xml:space="preserve"> provided support with control-layer integration (mode-toggle dispatch, portMatchesControlPeer validation)</w:t>
+            </w:r>
+          </w:p>
+        </w:tc>
+        <w:tc>
+          <w:tcPr>
+            <w:tcW w:w="2981" w:type="dxa"/>
+          </w:tcPr>
+          <w:p>
+            <w:pPr>
+              <w:jc w:val="left"/>
+              <w:cnfStyle w:val="000000000000" w:firstRow="0" w:lastRow="0" w:firstColumn="0" w:lastColumn="0" w:oddVBand="0" w:evenVBand="0" w:oddHBand="0" w:evenHBand="0" w:firstRowFirstColumn="0" w:firstRowLastColumn="0" w:lastRowFirstColumn="0" w:lastRowLastColumn="0"/>
+            </w:pPr>
+            <w:r>
+              <w:t>Ephemeral port binding, address parsing/formatting for both modes</w:t>
+            </w:r>
+          </w:p>
+        </w:tc>
+      </w:tr>
+      <w:tr>
+        <w:trPr>
+          <w:cnfStyle w:val="000000100000" w:firstRow="0" w:lastRow="0" w:firstColumn="0" w:lastColumn="0" w:oddVBand="0" w:evenVBand="0" w:oddHBand="1" w:evenHBand="0" w:firstRowFirstColumn="0" w:firstRowLastColumn="0" w:lastRowFirstColumn="0" w:lastRowLastColumn="0"/>
+        </w:trPr>
+        <w:tc>
+          <w:tcPr>
+            <w:cnfStyle w:val="001000000000" w:firstRow="0" w:lastRow="0" w:firstColumn="1" w:lastColumn="0" w:oddVBand="0" w:evenVBand="0" w:oddHBand="0" w:evenHBand="0" w:firstRowFirstColumn="0" w:firstRowLastColumn="0" w:lastRowFirstColumn="0" w:lastRowLastColumn="0"/>
+            <w:tcW w:w="1775" w:type="dxa"/>
+          </w:tcPr>
+          <w:p>
+            <w:pPr>
+              <w:jc w:val="left"/>
+              <w:rPr>
+                <w:b w:val="0"/>
+                <w:bCs w:val="0"/>
+                <w:lang w:val="vi-VN"/>
+              </w:rPr>
+            </w:pPr>
+            <w:r>
+              <w:rPr>
+                <w:b w:val="0"/>
+                <w:bCs w:val="0"/>
+              </w:rPr>
+              <w:t>RDT wire format</w:t>
+            </w:r>
+          </w:p>
+        </w:tc>
+        <w:tc>
+          <w:tcPr>
+            <w:tcW w:w="1773" w:type="dxa"/>
+          </w:tcPr>
+          <w:p>
+            <w:pPr>
+              <w:jc w:val="left"/>
+              <w:cnfStyle w:val="000000100000" w:firstRow="0" w:lastRow="0" w:firstColumn="0" w:lastColumn="0" w:oddVBand="0" w:evenVBand="0" w:oddHBand="1" w:evenHBand="0" w:firstRowFirstColumn="0" w:firstRowLastColumn="0" w:lastRowFirstColumn="0" w:lastRowLastColumn="0"/>
+              <w:rPr>
+                <w:lang w:val="vi-VN"/>
+              </w:rPr>
+            </w:pPr>
+            <w:r>
+              <w:t>Mai</w:t>
+            </w:r>
+            <w:r>
+              <w:rPr>
+                <w:lang w:val="vi-VN"/>
+              </w:rPr>
+              <w:t xml:space="preserve"> Phúc Hưng</w:t>
+            </w:r>
+          </w:p>
+        </w:tc>
+        <w:tc>
+          <w:tcPr>
+            <w:tcW w:w="2831" w:type="dxa"/>
+          </w:tcPr>
+          <w:p>
+            <w:pPr>
+              <w:jc w:val="left"/>
+              <w:cnfStyle w:val="000000100000" w:firstRow="0" w:lastRow="0" w:firstColumn="0" w:lastColumn="0" w:oddVBand="0" w:evenVBand="0" w:oddHBand="1" w:evenHBand="0" w:firstRowFirstColumn="0" w:firstRowLastColumn="0" w:lastRowFirstColumn="0" w:lastRowLastColumn="0"/>
+            </w:pPr>
+            <w:r>
+              <w:t>Đỗ</w:t>
+            </w:r>
+            <w:r>
+              <w:rPr>
+                <w:lang w:val="vi-VN"/>
+              </w:rPr>
+              <w:t xml:space="preserve"> Minh Khang </w:t>
+            </w:r>
+            <w:r>
+              <w:t>provided support with shared-constant consolidation during a cross-module integration review</w:t>
+            </w:r>
+          </w:p>
+        </w:tc>
+        <w:tc>
+          <w:tcPr>
+            <w:tcW w:w="2981" w:type="dxa"/>
+          </w:tcPr>
+          <w:p>
+            <w:pPr>
+              <w:jc w:val="left"/>
+              <w:cnfStyle w:val="000000100000" w:firstRow="0" w:lastRow="0" w:firstColumn="0" w:lastColumn="0" w:oddVBand="0" w:evenVBand="0" w:oddHBand="1" w:evenHBand="0" w:firstRowFirstColumn="0" w:firstRowLastColumn="0" w:lastRowFirstColumn="0" w:lastRowLastColumn="0"/>
+            </w:pPr>
+            <w:r>
+              <w:t>Packet header layout, checksum algorithm, shared protocol constants</w:t>
+            </w:r>
+          </w:p>
+        </w:tc>
+      </w:tr>
+      <w:tr>
+        <w:tc>
+          <w:tcPr>
+            <w:cnfStyle w:val="001000000000" w:firstRow="0" w:lastRow="0" w:firstColumn="1" w:lastColumn="0" w:oddVBand="0" w:evenVBand="0" w:oddHBand="0" w:evenHBand="0" w:firstRowFirstColumn="0" w:firstRowLastColumn="0" w:lastRowFirstColumn="0" w:lastRowLastColumn="0"/>
+            <w:tcW w:w="1775" w:type="dxa"/>
+          </w:tcPr>
+          <w:p>
+            <w:pPr>
+              <w:jc w:val="left"/>
+              <w:rPr>
+                <w:b w:val="0"/>
+                <w:bCs w:val="0"/>
+                <w:lang w:val="vi-VN"/>
+              </w:rPr>
+            </w:pPr>
+            <w:r>
+              <w:rPr>
+                <w:b w:val="0"/>
+                <w:bCs w:val="0"/>
+              </w:rPr>
+              <w:t>Reliable transport</w:t>
+            </w:r>
+          </w:p>
+        </w:tc>
+        <w:tc>
+          <w:tcPr>
+            <w:tcW w:w="1773" w:type="dxa"/>
+          </w:tcPr>
+          <w:p>
+            <w:pPr>
+              <w:jc w:val="left"/>
+              <w:cnfStyle w:val="000000000000" w:firstRow="0" w:lastRow="0" w:firstColumn="0" w:lastColumn="0" w:oddVBand="0" w:evenVBand="0" w:oddHBand="0" w:evenHBand="0" w:firstRowFirstColumn="0" w:firstRowLastColumn="0" w:lastRowFirstColumn="0" w:lastRowLastColumn="0"/>
+            </w:pPr>
+            <w:r>
+              <w:t>Mai</w:t>
+            </w:r>
+            <w:r>
+              <w:rPr>
+                <w:lang w:val="vi-VN"/>
+              </w:rPr>
+              <w:t xml:space="preserve"> Phúc Hưng</w:t>
+            </w:r>
+          </w:p>
+        </w:tc>
+        <w:tc>
+          <w:tcPr>
+            <w:tcW w:w="2831" w:type="dxa"/>
+          </w:tcPr>
+          <w:p>
+            <w:pPr>
+              <w:jc w:val="left"/>
+              <w:cnfStyle w:val="000000000000" w:firstRow="0" w:lastRow="0" w:firstColumn="0" w:lastColumn="0" w:oddVBand="0" w:evenVBand="0" w:oddHBand="0" w:evenHBand="0" w:firstRowFirstColumn="0" w:firstRowLastColumn="0" w:lastRowFirstColumn="0" w:lastRowLastColumn="0"/>
+            </w:pPr>
+            <w:r>
+              <w:rPr>
+                <w:lang w:val="vi-VN"/>
+              </w:rPr>
+              <w:t>–</w:t>
+            </w:r>
+          </w:p>
+        </w:tc>
+        <w:tc>
+          <w:tcPr>
+            <w:tcW w:w="2981" w:type="dxa"/>
+          </w:tcPr>
+          <w:p>
+            <w:pPr>
+              <w:jc w:val="left"/>
+              <w:cnfStyle w:val="000000000000" w:firstRow="0" w:lastRow="0" w:firstColumn="0" w:lastColumn="0" w:oddVBand="0" w:evenVBand="0" w:oddHBand="0" w:evenHBand="0" w:firstRowFirstColumn="0" w:firstRowLastColumn="0" w:lastRowFirstColumn="0" w:lastRowLastColumn="0"/>
+            </w:pPr>
+            <w:r>
+              <w:t>Sliding window, RTT estimation, AIMD congestion control, handshake logic for both transfer directions</w:t>
+            </w:r>
+          </w:p>
+        </w:tc>
+      </w:tr>
+      <w:tr>
+        <w:trPr>
+          <w:cnfStyle w:val="000000100000" w:firstRow="0" w:lastRow="0" w:firstColumn="0" w:lastColumn="0" w:oddVBand="0" w:evenVBand="0" w:oddHBand="1" w:evenHBand="0" w:firstRowFirstColumn="0" w:firstRowLastColumn="0" w:lastRowFirstColumn="0" w:lastRowLastColumn="0"/>
+        </w:trPr>
+        <w:tc>
+          <w:tcPr>
+            <w:cnfStyle w:val="001000000000" w:firstRow="0" w:lastRow="0" w:firstColumn="1" w:lastColumn="0" w:oddVBand="0" w:evenVBand="0" w:oddHBand="0" w:evenHBand="0" w:firstRowFirstColumn="0" w:firstRowLastColumn="0" w:lastRowFirstColumn="0" w:lastRowLastColumn="0"/>
+            <w:tcW w:w="1775" w:type="dxa"/>
+          </w:tcPr>
+          <w:p>
+            <w:pPr>
+              <w:jc w:val="left"/>
+              <w:rPr>
+                <w:b w:val="0"/>
+                <w:bCs w:val="0"/>
+              </w:rPr>
+            </w:pPr>
+            <w:r>
+              <w:rPr>
+                <w:b w:val="0"/>
+                <w:bCs w:val="0"/>
+              </w:rPr>
+              <w:lastRenderedPageBreak/>
+              <w:t>Chaos/fault-injection testing harness</w:t>
+            </w:r>
+          </w:p>
+        </w:tc>
+        <w:tc>
+          <w:tcPr>
+            <w:tcW w:w="1773" w:type="dxa"/>
+          </w:tcPr>
+          <w:p>
+            <w:pPr>
+              <w:jc w:val="left"/>
+              <w:cnfStyle w:val="000000100000" w:firstRow="0" w:lastRow="0" w:firstColumn="0" w:lastColumn="0" w:oddVBand="0" w:evenVBand="0" w:oddHBand="1" w:evenHBand="0" w:firstRowFirstColumn="0" w:firstRowLastColumn="0" w:lastRowFirstColumn="0" w:lastRowLastColumn="0"/>
+            </w:pPr>
+            <w:r>
+              <w:t>Mai</w:t>
+            </w:r>
+            <w:r>
+              <w:rPr>
+                <w:lang w:val="vi-VN"/>
+              </w:rPr>
+              <w:t xml:space="preserve"> Phúc Hưng</w:t>
+            </w:r>
+          </w:p>
+        </w:tc>
+        <w:tc>
+          <w:tcPr>
+            <w:tcW w:w="2831" w:type="dxa"/>
+          </w:tcPr>
+          <w:p>
+            <w:pPr>
+              <w:jc w:val="left"/>
+              <w:cnfStyle w:val="000000100000" w:firstRow="0" w:lastRow="0" w:firstColumn="0" w:lastColumn="0" w:oddVBand="0" w:evenVBand="0" w:oddHBand="1" w:evenHBand="0" w:firstRowFirstColumn="0" w:firstRowLastColumn="0" w:lastRowFirstColumn="0" w:lastRowLastColumn="0"/>
+            </w:pPr>
+            <w:r>
+              <w:t>Đỗ</w:t>
+            </w:r>
+            <w:r>
+              <w:rPr>
+                <w:lang w:val="vi-VN"/>
+              </w:rPr>
+              <w:t xml:space="preserve"> Minh Khang </w:t>
+            </w:r>
+            <w:r>
+              <w:t>provided support with end-to-end integrity verification tests exercising the harness</w:t>
+            </w:r>
+          </w:p>
+        </w:tc>
+        <w:tc>
+          <w:tcPr>
+            <w:tcW w:w="2981" w:type="dxa"/>
+          </w:tcPr>
+          <w:p>
+            <w:pPr>
+              <w:jc w:val="left"/>
+              <w:cnfStyle w:val="000000100000" w:firstRow="0" w:lastRow="0" w:firstColumn="0" w:lastColumn="0" w:oddVBand="0" w:evenVBand="0" w:oddHBand="1" w:evenHBand="0" w:firstRowFirstColumn="0" w:firstRowLastColumn="0" w:lastRowFirstColumn="0" w:lastRowLastColumn="0"/>
+            </w:pPr>
+            <w:r>
+              <w:t>Configurable packet loss/corruption/latency injection for reliability testing</w:t>
+            </w:r>
+          </w:p>
+        </w:tc>
+      </w:tr>
+      <w:tr>
+        <w:tc>
+          <w:tcPr>
+            <w:cnfStyle w:val="001000000000" w:firstRow="0" w:lastRow="0" w:firstColumn="1" w:lastColumn="0" w:oddVBand="0" w:evenVBand="0" w:oddHBand="0" w:evenHBand="0" w:firstRowFirstColumn="0" w:firstRowLastColumn="0" w:lastRowFirstColumn="0" w:lastRowLastColumn="0"/>
+            <w:tcW w:w="1775" w:type="dxa"/>
+          </w:tcPr>
+          <w:p>
+            <w:pPr>
+              <w:jc w:val="left"/>
+              <w:rPr>
+                <w:b w:val="0"/>
+                <w:bCs w:val="0"/>
+              </w:rPr>
+            </w:pPr>
+            <w:r>
+              <w:rPr>
+                <w:b w:val="0"/>
+                <w:bCs w:val="0"/>
+              </w:rPr>
+              <w:t>Build system (CMake, library structure)</w:t>
+            </w:r>
+          </w:p>
+        </w:tc>
+        <w:tc>
+          <w:tcPr>
+            <w:tcW w:w="1773" w:type="dxa"/>
+          </w:tcPr>
+          <w:p>
+            <w:pPr>
+              <w:jc w:val="left"/>
+              <w:cnfStyle w:val="000000000000" w:firstRow="0" w:lastRow="0" w:firstColumn="0" w:lastColumn="0" w:oddVBand="0" w:evenVBand="0" w:oddHBand="0" w:evenHBand="0" w:firstRowFirstColumn="0" w:firstRowLastColumn="0" w:lastRowFirstColumn="0" w:lastRowLastColumn="0"/>
+              <w:rPr>
+                <w:lang w:val="vi-VN"/>
+              </w:rPr>
+            </w:pPr>
+            <w:r>
+              <w:t>All</w:t>
+            </w:r>
+            <w:r>
+              <w:rPr>
+                <w:lang w:val="vi-VN"/>
+              </w:rPr>
+              <w:t xml:space="preserve"> members</w:t>
+            </w:r>
+          </w:p>
+        </w:tc>
+        <w:tc>
+          <w:tcPr>
+            <w:tcW w:w="2831" w:type="dxa"/>
+          </w:tcPr>
+          <w:p>
+            <w:pPr>
+              <w:jc w:val="left"/>
+              <w:cnfStyle w:val="000000000000" w:firstRow="0" w:lastRow="0" w:firstColumn="0" w:lastColumn="0" w:oddVBand="0" w:evenVBand="0" w:oddHBand="0" w:evenHBand="0" w:firstRowFirstColumn="0" w:firstRowLastColumn="0" w:lastRowFirstColumn="0" w:lastRowLastColumn="0"/>
+            </w:pPr>
+            <w:r>
+              <w:rPr>
+                <w:lang w:val="vi-VN"/>
+              </w:rPr>
+              <w:t>–</w:t>
+            </w:r>
+          </w:p>
+        </w:tc>
+        <w:tc>
+          <w:tcPr>
+            <w:tcW w:w="2981" w:type="dxa"/>
+          </w:tcPr>
+          <w:p>
+            <w:pPr>
+              <w:jc w:val="left"/>
+              <w:cnfStyle w:val="000000000000" w:firstRow="0" w:lastRow="0" w:firstColumn="0" w:lastColumn="0" w:oddVBand="0" w:evenVBand="0" w:oddHBand="0" w:evenHBand="0" w:firstRowFirstColumn="0" w:firstRowLastColumn="0" w:lastRowFirstColumn="0" w:lastRowLastColumn="0"/>
+            </w:pPr>
+            <w:r>
+              <w:t>Client/server library separation, test target registration</w:t>
+            </w:r>
+          </w:p>
+        </w:tc>
+      </w:tr>
+      <w:tr>
+        <w:trPr>
+          <w:cnfStyle w:val="000000100000" w:firstRow="0" w:lastRow="0" w:firstColumn="0" w:lastColumn="0" w:oddVBand="0" w:evenVBand="0" w:oddHBand="1" w:evenHBand="0" w:firstRowFirstColumn="0" w:firstRowLastColumn="0" w:lastRowFirstColumn="0" w:lastRowLastColumn="0"/>
+        </w:trPr>
+        <w:tc>
+          <w:tcPr>
+            <w:cnfStyle w:val="001000000000" w:firstRow="0" w:lastRow="0" w:firstColumn="1" w:lastColumn="0" w:oddVBand="0" w:evenVBand="0" w:oddHBand="0" w:evenHBand="0" w:firstRowFirstColumn="0" w:firstRowLastColumn="0" w:lastRowFirstColumn="0" w:lastRowLastColumn="0"/>
+            <w:tcW w:w="1775" w:type="dxa"/>
+          </w:tcPr>
+          <w:p>
+            <w:pPr>
+              <w:jc w:val="left"/>
+              <w:rPr>
+                <w:b w:val="0"/>
+                <w:bCs w:val="0"/>
+              </w:rPr>
+            </w:pPr>
+            <w:r>
+              <w:rPr>
+                <w:b w:val="0"/>
+                <w:bCs w:val="0"/>
+              </w:rPr>
+              <w:t>Testing infrastructure (unit &amp; integration tests)</w:t>
+            </w:r>
+          </w:p>
+        </w:tc>
+        <w:tc>
+          <w:tcPr>
+            <w:tcW w:w="1773" w:type="dxa"/>
+          </w:tcPr>
+          <w:p>
+            <w:pPr>
+              <w:jc w:val="left"/>
+              <w:cnfStyle w:val="000000100000" w:firstRow="0" w:lastRow="0" w:firstColumn="0" w:lastColumn="0" w:oddVBand="0" w:evenVBand="0" w:oddHBand="1" w:evenHBand="0" w:firstRowFirstColumn="0" w:firstRowLastColumn="0" w:lastRowFirstColumn="0" w:lastRowLastColumn="0"/>
+              <w:rPr>
+                <w:lang w:val="vi-VN"/>
+              </w:rPr>
+            </w:pPr>
+            <w:r>
+              <w:t>All</w:t>
+            </w:r>
+            <w:r>
+              <w:rPr>
+                <w:lang w:val="vi-VN"/>
+              </w:rPr>
+              <w:t xml:space="preserve"> members</w:t>
+            </w:r>
+          </w:p>
+        </w:tc>
+        <w:tc>
+          <w:tcPr>
+            <w:tcW w:w="2831" w:type="dxa"/>
+          </w:tcPr>
+          <w:p>
+            <w:pPr>
+              <w:jc w:val="left"/>
+              <w:cnfStyle w:val="000000100000" w:firstRow="0" w:lastRow="0" w:firstColumn="0" w:lastColumn="0" w:oddVBand="0" w:evenVBand="0" w:oddHBand="1" w:evenHBand="0" w:firstRowFirstColumn="0" w:firstRowLastColumn="0" w:lastRowFirstColumn="0" w:lastRowLastColumn="0"/>
+            </w:pPr>
+            <w:r>
+              <w:rPr>
+                <w:lang w:val="vi-VN"/>
+              </w:rPr>
+              <w:t>–</w:t>
+            </w:r>
+          </w:p>
+        </w:tc>
+        <w:tc>
+          <w:tcPr>
+            <w:tcW w:w="2981" w:type="dxa"/>
+          </w:tcPr>
+          <w:p>
+            <w:pPr>
+              <w:jc w:val="left"/>
+              <w:cnfStyle w:val="000000100000" w:firstRow="0" w:lastRow="0" w:firstColumn="0" w:lastColumn="0" w:oddVBand="0" w:evenVBand="0" w:oddHBand="1" w:evenHBand="0" w:firstRowFirstColumn="0" w:firstRowLastColumn="0" w:lastRowFirstColumn="0" w:lastRowLastColumn="0"/>
+            </w:pPr>
+            <w:r>
+              <w:rPr>
+                <w:rStyle w:val="PseudocodeChar"/>
+              </w:rPr>
+              <w:t>tests/</w:t>
+            </w:r>
+            <w:r>
+              <w:t xml:space="preserve"> directory, per-module and full-pipeline test coverage</w:t>
+            </w:r>
+          </w:p>
+        </w:tc>
+      </w:tr>
+      <w:tr>
+        <w:tc>
+          <w:tcPr>
+            <w:cnfStyle w:val="001000000000" w:firstRow="0" w:lastRow="0" w:firstColumn="1" w:lastColumn="0" w:oddVBand="0" w:evenVBand="0" w:oddHBand="0" w:evenHBand="0" w:firstRowFirstColumn="0" w:firstRowLastColumn="0" w:lastRowFirstColumn="0" w:lastRowLastColumn="0"/>
+            <w:tcW w:w="1775" w:type="dxa"/>
+          </w:tcPr>
+          <w:p>
+            <w:pPr>
+              <w:jc w:val="left"/>
+              <w:rPr>
+                <w:b w:val="0"/>
+                <w:bCs w:val="0"/>
+                <w:lang w:val="vi-VN"/>
+              </w:rPr>
+            </w:pPr>
+            <w:r>
+              <w:rPr>
+                <w:b w:val="0"/>
+                <w:bCs w:val="0"/>
+              </w:rPr>
+              <w:t>Project planning &amp; documentation</w:t>
+            </w:r>
+          </w:p>
+        </w:tc>
+        <w:tc>
+          <w:tcPr>
+            <w:tcW w:w="1773" w:type="dxa"/>
+          </w:tcPr>
+          <w:p>
+            <w:pPr>
+              <w:jc w:val="left"/>
+              <w:cnfStyle w:val="000000000000" w:firstRow="0" w:lastRow="0" w:firstColumn="0" w:lastColumn="0" w:oddVBand="0" w:evenVBand="0" w:oddHBand="0" w:evenHBand="0" w:firstRowFirstColumn="0" w:firstRowLastColumn="0" w:lastRowFirstColumn="0" w:lastRowLastColumn="0"/>
+            </w:pPr>
+            <w:r>
+              <w:t>Đỗ</w:t>
+            </w:r>
+            <w:r>
+              <w:rPr>
+                <w:lang w:val="vi-VN"/>
+              </w:rPr>
+              <w:t xml:space="preserve"> Minh Khanh</w:t>
+            </w:r>
+          </w:p>
+        </w:tc>
+        <w:tc>
+          <w:tcPr>
+            <w:tcW w:w="2831" w:type="dxa"/>
+          </w:tcPr>
+          <w:p>
+            <w:pPr>
+              <w:jc w:val="left"/>
+              <w:cnfStyle w:val="000000000000" w:firstRow="0" w:lastRow="0" w:firstColumn="0" w:lastColumn="0" w:oddVBand="0" w:evenVBand="0" w:oddHBand="0" w:evenHBand="0" w:firstRowFirstColumn="0" w:firstRowLastColumn="0" w:lastRowFirstColumn="0" w:lastRowLastColumn="0"/>
+            </w:pPr>
+            <w:r>
+              <w:rPr>
+                <w:lang w:val="vi-VN"/>
+              </w:rPr>
+              <w:t>–</w:t>
+            </w:r>
+          </w:p>
+        </w:tc>
+        <w:tc>
+          <w:tcPr>
+            <w:tcW w:w="2981" w:type="dxa"/>
+          </w:tcPr>
+          <w:p>
+            <w:pPr>
+              <w:jc w:val="left"/>
+              <w:cnfStyle w:val="000000000000" w:firstRow="0" w:lastRow="0" w:firstColumn="0" w:lastColumn="0" w:oddVBand="0" w:evenVBand="0" w:oddHBand="0" w:evenHBand="0" w:firstRowFirstColumn="0" w:firstRowLastColumn="0" w:lastRowFirstColumn="0" w:lastRowLastColumn="0"/>
+            </w:pPr>
+            <w:r>
+              <w:t>Initial team planning document, per-member implementation guides</w:t>
+            </w:r>
+          </w:p>
+        </w:tc>
+      </w:tr>
+    </w:tbl>
+    <w:p>
+      <w:pPr>
+        <w:rPr>
+          <w:lang w:val="vi-VN"/>
+        </w:rPr>
+      </w:pPr>
+    </w:p>
+    <w:p>
+      <w:pPr>
+        <w:pStyle w:val="Heading2"/>
+        <w:numPr>
+          <w:ilvl w:val="1"/>
+          <w:numId w:val="1"/>
+        </w:numPr>
+        <w:rPr>
+          <w:lang w:val="vi-VN"/>
+        </w:rPr>
+      </w:pPr>
+      <w:bookmarkStart w:id="34" w:name="_Toc237030904"/>
+      <w:r>
+        <w:t>Layer Summary</w:t>
+      </w:r>
+      <w:bookmarkEnd w:id="34"/>
+    </w:p>
+    <w:p>
+      <w:pPr>
+        <w:rPr>
+          <w:lang w:val="vi-VN"/>
+        </w:rPr>
+      </w:pPr>
+      <w:r>
+        <w:rPr>
+          <w:b/>
+          <w:bCs/>
+        </w:rPr>
+        <w:t>Lâm</w:t>
+      </w:r>
+      <w:r>
+        <w:rPr>
+          <w:b/>
+          <w:bCs/>
+          <w:lang w:val="vi-VN"/>
+        </w:rPr>
+        <w:t xml:space="preserve"> Hồng Hải Hoàng Lê –  </w:t>
+      </w:r>
+      <w:r>
+        <w:rPr>
+          <w:b/>
+          <w:bCs/>
+        </w:rPr>
+        <w:t>Control &amp; Session Layer.</w:t>
+      </w:r>
+      <w:r>
+        <w:t xml:space="preserve"> </w:t>
+      </w:r>
+      <w:r>
+        <w:t>Owns the TCP control channel end-to-end: connection acceptance, command parsing, command dispatch, authentication, and the client's interactive console. This layer is the integration point every other component ultimately connects through, and its command-dispatch table now covers the full approved command set, including asynchronous handling for long-running transfer commands.</w:t>
+      </w:r>
+    </w:p>
+    <w:p>
+      <w:r>
+        <w:rPr>
+          <w:b/>
+          <w:bCs/>
+          <w:lang w:val="vi-VN"/>
+        </w:rPr>
+        <w:t>Mai Phúc Hưng</w:t>
+      </w:r>
+      <w:r>
+        <w:rPr>
+          <w:b/>
+          <w:bCs/>
+        </w:rPr>
+        <w:t xml:space="preserve"> </w:t>
+      </w:r>
+      <w:r>
+        <w:rPr>
+          <w:b/>
+          <w:bCs/>
+          <w:lang w:val="vi-VN"/>
+        </w:rPr>
+        <w:t xml:space="preserve">– </w:t>
+      </w:r>
+      <w:r>
+        <w:rPr>
+          <w:b/>
+          <w:bCs/>
+        </w:rPr>
+        <w:t xml:space="preserve"> Reliable Data Channel Layer.</w:t>
+      </w:r>
+      <w:r>
+        <w:t xml:space="preserve"> </w:t>
+      </w:r>
+      <w:r>
+        <w:t xml:space="preserve">Owns the custom UDP reliability protocol in full: wire format, checksum verification, Selective Repeat windowing, RTT-based dynamic timeout estimation, and AIMD congestion control, along with the fault-injection harness used to validate it under adverse network conditions. Also extended the control layer with the asynchronous transfer-worker model underpinning </w:t>
+      </w:r>
+      <w:r>
+        <w:rPr>
+          <w:rStyle w:val="PseudocodeChar"/>
+        </w:rPr>
+        <w:t>ABOR</w:t>
+      </w:r>
+      <w:r>
+        <w:t xml:space="preserve">, and implemented </w:t>
+      </w:r>
+      <w:r>
+        <w:rPr>
+          <w:rStyle w:val="PseudocodeChar"/>
+        </w:rPr>
+        <w:t>STOU</w:t>
+      </w:r>
+      <w:r>
+        <w:t xml:space="preserve">, </w:t>
+      </w:r>
+      <w:r>
+        <w:rPr>
+          <w:rStyle w:val="PseudocodeChar"/>
+        </w:rPr>
+        <w:t>APPE</w:t>
+      </w:r>
+      <w:r>
+        <w:t xml:space="preserve">, </w:t>
+      </w:r>
+      <w:r>
+        <w:rPr>
+          <w:rStyle w:val="PseudocodeChar"/>
+        </w:rPr>
+        <w:t>MODE</w:t>
+      </w:r>
+      <w:r>
+        <w:t xml:space="preserve">, and </w:t>
+      </w:r>
+      <w:r>
+        <w:rPr>
+          <w:rStyle w:val="PseudocodeChar"/>
+        </w:rPr>
+        <w:t>HELP</w:t>
+      </w:r>
+      <w:r>
+        <w:t xml:space="preserve"> on top of the existing filesystem and data-channel infrastructure.</w:t>
+      </w:r>
+    </w:p>
+    <w:p>
+      <w:r>
+        <w:rPr>
+          <w:b/>
+          <w:bCs/>
+        </w:rPr>
+        <w:t>Đỗ</w:t>
+      </w:r>
+      <w:r>
+        <w:rPr>
+          <w:b/>
+          <w:bCs/>
+          <w:lang w:val="vi-VN"/>
+        </w:rPr>
+        <w:t xml:space="preserve"> Minh Khang –</w:t>
+      </w:r>
+      <w:r>
+        <w:rPr>
+          <w:b/>
+          <w:bCs/>
+        </w:rPr>
+        <w:t xml:space="preserve"> Filesystem, Crypto &amp; Data-Channel Integration Layer.</w:t>
+      </w:r>
+      <w:r>
+        <w:t xml:space="preserve"> Owns the server's sandboxed filesystem access, all directory and file-metadata commands, binary and ASCII-mode chunked transfer, SHA-256 integrity verification, and the orchestration layer bridging file I/O to the reliable transport </w:t>
+      </w:r>
+      <w:r>
+        <w:rPr>
+          <w:lang w:val="vi-VN"/>
+        </w:rPr>
+        <w:t>–</w:t>
+      </w:r>
+      <w:r>
+        <w:t xml:space="preserve"> along with the project's build system and initial planning documentation.</w:t>
+      </w:r>
+    </w:p>
+    <w:p>
+      <w:pPr>
+        <w:ind w:firstLine="360"/>
+        <w:rPr>
+          <w:lang w:val="vi-VN"/>
+        </w:rPr>
+      </w:pPr>
+      <w:r>
+        <w:t xml:space="preserve">Across all three layers, components were refined collaboratively once a first working version existed </w:t>
+      </w:r>
+      <w:r>
+        <w:rPr>
+          <w:lang w:val="vi-VN"/>
+        </w:rPr>
+        <w:t>–</w:t>
+      </w:r>
+      <w:r>
+        <w:t xml:space="preserve"> each member's supporting contributions to another's layer reflect the team's iterative, cross-reviewed development process rather than a reassignment of ownership.</w:t>
+      </w:r>
+    </w:p>
+    <w:p>
+      <w:pPr>
+        <w:rPr>
+          <w:lang w:val="vi-VN"/>
+        </w:rPr>
+      </w:pPr>
     </w:p>
     <w:p>
       <w:pPr>
@@ -13236,11 +18375,12 @@
           <w:lang w:val="vi-VN"/>
         </w:rPr>
       </w:pPr>
-      <w:bookmarkStart w:id="23" w:name="_Toc236864499"/>
-      <w:r>
+      <w:bookmarkStart w:id="35" w:name="_Toc237030905"/>
+      <w:r>
+        <w:lastRenderedPageBreak/>
         <w:t>Self-Assessment &amp; Peer Evaluation</w:t>
       </w:r>
-      <w:bookmarkEnd w:id="23"/>
+      <w:bookmarkEnd w:id="35"/>
     </w:p>
     <w:p>
       <w:pPr>
@@ -13253,11 +18393,11 @@
           <w:lang w:val="vi-VN"/>
         </w:rPr>
       </w:pPr>
-      <w:bookmarkStart w:id="24" w:name="_Toc236864500"/>
+      <w:bookmarkStart w:id="36" w:name="_Toc237030906"/>
       <w:r>
         <w:t>GenAI Usage &amp; Code Refinement Log</w:t>
       </w:r>
-      <w:bookmarkEnd w:id="24"/>
+      <w:bookmarkEnd w:id="36"/>
     </w:p>
     <w:p>
       <w:pPr>
@@ -13270,11 +18410,11 @@
           <w:lang w:val="vi-VN"/>
         </w:rPr>
       </w:pPr>
-      <w:bookmarkStart w:id="25" w:name="_Toc236864501"/>
+      <w:bookmarkStart w:id="37" w:name="_Toc237030907"/>
       <w:r>
         <w:t>Application Demo Evidence</w:t>
       </w:r>
-      <w:bookmarkEnd w:id="25"/>
+      <w:bookmarkEnd w:id="37"/>
     </w:p>
     <w:p>
       <w:pPr>
@@ -13287,35 +18427,15 @@
           <w:lang w:val="vi-VN"/>
         </w:rPr>
       </w:pPr>
-      <w:bookmarkStart w:id="26" w:name="_Toc236864502"/>
-      <w:r>
-        <w:rPr>
-          <w:lang w:val="vi-VN"/>
-        </w:rPr>
-        <w:t>References</w:t>
-      </w:r>
-      <w:bookmarkEnd w:id="26"/>
-    </w:p>
-    <w:p>
-      <w:pPr>
-        <w:pStyle w:val="Heading1"/>
-        <w:numPr>
-          <w:ilvl w:val="0"/>
-          <w:numId w:val="1"/>
-        </w:numPr>
-        <w:rPr>
-          <w:lang w:val="vi-VN"/>
-        </w:rPr>
-      </w:pPr>
-      <w:bookmarkStart w:id="27" w:name="_Toc236864503"/>
+      <w:bookmarkStart w:id="38" w:name="_Toc237030908"/>
       <w:r>
         <w:t>Acknowledgment</w:t>
       </w:r>
-      <w:bookmarkEnd w:id="27"/>
+      <w:bookmarkEnd w:id="38"/>
     </w:p>
     <w:sectPr>
-      <w:headerReference w:type="default" r:id="rId16"/>
-      <w:footerReference w:type="default" r:id="rId17"/>
+      <w:headerReference w:type="default" r:id="rId20"/>
+      <w:footerReference w:type="default" r:id="rId21"/>
       <w:pgSz w:w="12240" w:h="15840"/>
       <w:pgMar w:top="1440" w:right="1440" w:bottom="1440" w:left="1440" w:header="720" w:footer="720" w:gutter="0"/>
       <w:pgNumType w:start="0"/>
@@ -13472,6 +18592,119 @@
 <file path=word/numbering.xml><?xml version="1.0" encoding="utf-8"?>
 <w:numbering xmlns:wpc="http://schemas.microsoft.com/office/word/2010/wordprocessingCanvas" xmlns:cx="http://schemas.microsoft.com/office/drawing/2014/chartex" xmlns:cx1="http://schemas.microsoft.com/office/drawing/2015/9/8/chartex" xmlns:cx2="http://schemas.microsoft.com/office/drawing/2015/10/21/chartex" xmlns:cx3="http://schemas.microsoft.com/office/drawing/2016/5/9/chartex" xmlns:cx4="http://schemas.microsoft.com/office/drawing/2016/5/10/chartex" xmlns:cx5="http://schemas.microsoft.com/office/drawing/2016/5/11/chartex" xmlns:cx6="http://schemas.microsoft.com/office/drawing/2016/5/12/chartex" xmlns:cx7="http://schemas.microsoft.com/office/drawing/2016/5/13/chartex" xmlns:cx8="http://schemas.microsoft.com/office/drawing/2016/5/14/chartex" xmlns:mc="http://schemas.openxmlformats.org/markup-compatibility/2006" xmlns:aink="http://schemas.microsoft.com/office/drawing/2016/ink" xmlns:am3d="http://schemas.microsoft.com/office/drawing/2017/model3d" xmlns:o="urn:schemas-microsoft-com:office:office" xmlns:oel="http://schemas.microsoft.com/office/2019/extlst" xmlns:r="http://schemas.openxmlformats.org/officeDocument/2006/relationships" xmlns:m="http://schemas.openxmlformats.org/officeDocument/2006/math" xmlns:v="urn:schemas-microsoft-com:vml" xmlns:wp14="http://schemas.microsoft.com/office/word/2010/wordprocessingDrawing" xmlns:wp="http://schemas.openxmlformats.org/drawingml/2006/wordprocessingDrawing" xmlns:w10="urn:schemas-microsoft-com:office:word" xmlns:w="http://schemas.openxmlformats.org/wordprocessingml/2006/main" xmlns:w14="http://schemas.microsoft.com/office/word/2010/wordml" xmlns:w15="http://schemas.microsoft.com/office/word/2012/wordml" xmlns:w16cei="http://schemas.microsoft.com/office/word/2026/wordml/cei" xmlns:w16cex="http://schemas.microsoft.com/office/word/2018/wordml/cex" xmlns:w16cid="http://schemas.microsoft.com/office/word/2016/wordml/cid" xmlns:w16="http://schemas.microsoft.com/office/word/2018/wordml" xmlns:w16du="http://schemas.microsoft.com/office/word/2023/wordml/word16du" xmlns:w16sdtdh="http://schemas.microsoft.com/office/word/2020/wordml/sdtdatahash" xmlns:w16sdtfl="http://schemas.microsoft.com/office/word/2024/wordml/sdtformatlock" xmlns:w16se="http://schemas.microsoft.com/office/word/2015/wordml/symex" xmlns:wpg="http://schemas.microsoft.com/office/word/2010/wordprocessingGroup" xmlns:wpi="http://schemas.microsoft.com/office/word/2010/wordprocessingInk" xmlns:wne="http://schemas.microsoft.com/office/word/2006/wordml" xmlns:wps="http://schemas.microsoft.com/office/word/2010/wordprocessingShape" mc:Ignorable="w14 w15 w16se w16cid w16 w16cex w16sdtdh w16sdtfl w16du wp14">
   <w:abstractNum w:abstractNumId="0" w15:restartNumberingAfterBreak="0">
+    <w:nsid w:val="011403B8"/>
+    <w:multiLevelType w:val="hybridMultilevel"/>
+    <w:tmpl w:val="FBE667B6"/>
+    <w:lvl w:ilvl="0" w:tplc="0CE629E8">
+      <w:start w:val="4"/>
+      <w:numFmt w:val="bullet"/>
+      <w:lvlText w:val="-"/>
+      <w:lvlJc w:val="left"/>
+      <w:pPr>
+        <w:ind w:left="720" w:hanging="360"/>
+      </w:pPr>
+      <w:rPr>
+        <w:rFonts w:ascii="Times New Roman" w:eastAsiaTheme="minorHAnsi" w:hAnsi="Times New Roman" w:cs="Times New Roman" w:hint="default"/>
+      </w:rPr>
+    </w:lvl>
+    <w:lvl w:ilvl="1" w:tplc="04090003" w:tentative="1">
+      <w:start w:val="1"/>
+      <w:numFmt w:val="bullet"/>
+      <w:lvlText w:val="o"/>
+      <w:lvlJc w:val="left"/>
+      <w:pPr>
+        <w:ind w:left="1440" w:hanging="360"/>
+      </w:pPr>
+      <w:rPr>
+        <w:rFonts w:ascii="Courier New" w:hAnsi="Courier New" w:cs="Courier New" w:hint="default"/>
+      </w:rPr>
+    </w:lvl>
+    <w:lvl w:ilvl="2" w:tplc="04090005" w:tentative="1">
+      <w:start w:val="1"/>
+      <w:numFmt w:val="bullet"/>
+      <w:lvlText w:val=""/>
+      <w:lvlJc w:val="left"/>
+      <w:pPr>
+        <w:ind w:left="2160" w:hanging="360"/>
+      </w:pPr>
+      <w:rPr>
+        <w:rFonts w:ascii="Wingdings" w:hAnsi="Wingdings" w:hint="default"/>
+      </w:rPr>
+    </w:lvl>
+    <w:lvl w:ilvl="3" w:tplc="04090001" w:tentative="1">
+      <w:start w:val="1"/>
+      <w:numFmt w:val="bullet"/>
+      <w:lvlText w:val=""/>
+      <w:lvlJc w:val="left"/>
+      <w:pPr>
+        <w:ind w:left="2880" w:hanging="360"/>
+      </w:pPr>
+      <w:rPr>
+        <w:rFonts w:ascii="Symbol" w:hAnsi="Symbol" w:hint="default"/>
+      </w:rPr>
+    </w:lvl>
+    <w:lvl w:ilvl="4" w:tplc="04090003" w:tentative="1">
+      <w:start w:val="1"/>
+      <w:numFmt w:val="bullet"/>
+      <w:lvlText w:val="o"/>
+      <w:lvlJc w:val="left"/>
+      <w:pPr>
+        <w:ind w:left="3600" w:hanging="360"/>
+      </w:pPr>
+      <w:rPr>
+        <w:rFonts w:ascii="Courier New" w:hAnsi="Courier New" w:cs="Courier New" w:hint="default"/>
+      </w:rPr>
+    </w:lvl>
+    <w:lvl w:ilvl="5" w:tplc="04090005" w:tentative="1">
+      <w:start w:val="1"/>
+      <w:numFmt w:val="bullet"/>
+      <w:lvlText w:val=""/>
+      <w:lvlJc w:val="left"/>
+      <w:pPr>
+        <w:ind w:left="4320" w:hanging="360"/>
+      </w:pPr>
+      <w:rPr>
+        <w:rFonts w:ascii="Wingdings" w:hAnsi="Wingdings" w:hint="default"/>
+      </w:rPr>
+    </w:lvl>
+    <w:lvl w:ilvl="6" w:tplc="04090001" w:tentative="1">
+      <w:start w:val="1"/>
+      <w:numFmt w:val="bullet"/>
+      <w:lvlText w:val=""/>
+      <w:lvlJc w:val="left"/>
+      <w:pPr>
+        <w:ind w:left="5040" w:hanging="360"/>
+      </w:pPr>
+      <w:rPr>
+        <w:rFonts w:ascii="Symbol" w:hAnsi="Symbol" w:hint="default"/>
+      </w:rPr>
+    </w:lvl>
+    <w:lvl w:ilvl="7" w:tplc="04090003" w:tentative="1">
+      <w:start w:val="1"/>
+      <w:numFmt w:val="bullet"/>
+      <w:lvlText w:val="o"/>
+      <w:lvlJc w:val="left"/>
+      <w:pPr>
+        <w:ind w:left="5760" w:hanging="360"/>
+      </w:pPr>
+      <w:rPr>
+        <w:rFonts w:ascii="Courier New" w:hAnsi="Courier New" w:cs="Courier New" w:hint="default"/>
+      </w:rPr>
+    </w:lvl>
+    <w:lvl w:ilvl="8" w:tplc="04090005" w:tentative="1">
+      <w:start w:val="1"/>
+      <w:numFmt w:val="bullet"/>
+      <w:lvlText w:val=""/>
+      <w:lvlJc w:val="left"/>
+      <w:pPr>
+        <w:ind w:left="6480" w:hanging="360"/>
+      </w:pPr>
+      <w:rPr>
+        <w:rFonts w:ascii="Wingdings" w:hAnsi="Wingdings" w:hint="default"/>
+      </w:rPr>
+    </w:lvl>
+  </w:abstractNum>
+  <w:abstractNum w:abstractNumId="1" w15:restartNumberingAfterBreak="0">
     <w:nsid w:val="07EA5553"/>
     <w:multiLevelType w:val="multilevel"/>
     <w:tmpl w:val="4746C048"/>
@@ -13620,7 +18853,7 @@
       </w:rPr>
     </w:lvl>
   </w:abstractNum>
-  <w:abstractNum w:abstractNumId="1" w15:restartNumberingAfterBreak="0">
+  <w:abstractNum w:abstractNumId="2" w15:restartNumberingAfterBreak="0">
     <w:nsid w:val="14065EAD"/>
     <w:multiLevelType w:val="multilevel"/>
     <w:tmpl w:val="B0C4D73A"/>
@@ -13769,7 +19002,7 @@
       </w:rPr>
     </w:lvl>
   </w:abstractNum>
-  <w:abstractNum w:abstractNumId="2" w15:restartNumberingAfterBreak="0">
+  <w:abstractNum w:abstractNumId="3" w15:restartNumberingAfterBreak="0">
     <w:nsid w:val="15004C7F"/>
     <w:multiLevelType w:val="multilevel"/>
     <w:tmpl w:val="0409001F"/>
@@ -13855,7 +19088,7 @@
       </w:pPr>
     </w:lvl>
   </w:abstractNum>
-  <w:abstractNum w:abstractNumId="3" w15:restartNumberingAfterBreak="0">
+  <w:abstractNum w:abstractNumId="4" w15:restartNumberingAfterBreak="0">
     <w:nsid w:val="15982B86"/>
     <w:multiLevelType w:val="multilevel"/>
     <w:tmpl w:val="01C09078"/>
@@ -14004,7 +19237,7 @@
       </w:rPr>
     </w:lvl>
   </w:abstractNum>
-  <w:abstractNum w:abstractNumId="4" w15:restartNumberingAfterBreak="0">
+  <w:abstractNum w:abstractNumId="5" w15:restartNumberingAfterBreak="0">
     <w:nsid w:val="17555F15"/>
     <w:multiLevelType w:val="multilevel"/>
     <w:tmpl w:val="E862A12A"/>
@@ -14153,7 +19386,7 @@
       </w:rPr>
     </w:lvl>
   </w:abstractNum>
-  <w:abstractNum w:abstractNumId="5" w15:restartNumberingAfterBreak="0">
+  <w:abstractNum w:abstractNumId="6" w15:restartNumberingAfterBreak="0">
     <w:nsid w:val="17B94BB6"/>
     <w:multiLevelType w:val="hybridMultilevel"/>
     <w:tmpl w:val="70F24FF2"/>
@@ -14266,7 +19499,7 @@
       </w:rPr>
     </w:lvl>
   </w:abstractNum>
-  <w:abstractNum w:abstractNumId="6" w15:restartNumberingAfterBreak="0">
+  <w:abstractNum w:abstractNumId="7" w15:restartNumberingAfterBreak="0">
     <w:nsid w:val="1BCF7949"/>
     <w:multiLevelType w:val="hybridMultilevel"/>
     <w:tmpl w:val="54E8C328"/>
@@ -14379,7 +19612,7 @@
       </w:rPr>
     </w:lvl>
   </w:abstractNum>
-  <w:abstractNum w:abstractNumId="7" w15:restartNumberingAfterBreak="0">
+  <w:abstractNum w:abstractNumId="8" w15:restartNumberingAfterBreak="0">
     <w:nsid w:val="20EB1EA0"/>
     <w:multiLevelType w:val="multilevel"/>
     <w:tmpl w:val="4FF4A878"/>
@@ -14528,7 +19761,7 @@
       </w:rPr>
     </w:lvl>
   </w:abstractNum>
-  <w:abstractNum w:abstractNumId="8" w15:restartNumberingAfterBreak="0">
+  <w:abstractNum w:abstractNumId="9" w15:restartNumberingAfterBreak="0">
     <w:nsid w:val="22A43683"/>
     <w:multiLevelType w:val="hybridMultilevel"/>
     <w:tmpl w:val="399473A4"/>
@@ -14641,7 +19874,7 @@
       </w:rPr>
     </w:lvl>
   </w:abstractNum>
-  <w:abstractNum w:abstractNumId="9" w15:restartNumberingAfterBreak="0">
+  <w:abstractNum w:abstractNumId="10" w15:restartNumberingAfterBreak="0">
     <w:nsid w:val="24C67F4D"/>
     <w:multiLevelType w:val="hybridMultilevel"/>
     <w:tmpl w:val="FDA419B6"/>
@@ -14754,7 +19987,7 @@
       </w:rPr>
     </w:lvl>
   </w:abstractNum>
-  <w:abstractNum w:abstractNumId="10" w15:restartNumberingAfterBreak="0">
+  <w:abstractNum w:abstractNumId="11" w15:restartNumberingAfterBreak="0">
     <w:nsid w:val="24E650FF"/>
     <w:multiLevelType w:val="multilevel"/>
     <w:tmpl w:val="96A60592"/>
@@ -14903,7 +20136,7 @@
       </w:rPr>
     </w:lvl>
   </w:abstractNum>
-  <w:abstractNum w:abstractNumId="11" w15:restartNumberingAfterBreak="0">
+  <w:abstractNum w:abstractNumId="12" w15:restartNumberingAfterBreak="0">
     <w:nsid w:val="26A3758B"/>
     <w:multiLevelType w:val="multilevel"/>
     <w:tmpl w:val="44861838"/>
@@ -15052,7 +20285,7 @@
       </w:rPr>
     </w:lvl>
   </w:abstractNum>
-  <w:abstractNum w:abstractNumId="12" w15:restartNumberingAfterBreak="0">
+  <w:abstractNum w:abstractNumId="13" w15:restartNumberingAfterBreak="0">
     <w:nsid w:val="26A83BE5"/>
     <w:multiLevelType w:val="multilevel"/>
     <w:tmpl w:val="0F360C12"/>
@@ -15201,7 +20434,7 @@
       </w:rPr>
     </w:lvl>
   </w:abstractNum>
-  <w:abstractNum w:abstractNumId="13" w15:restartNumberingAfterBreak="0">
+  <w:abstractNum w:abstractNumId="14" w15:restartNumberingAfterBreak="0">
     <w:nsid w:val="28A90D71"/>
     <w:multiLevelType w:val="hybridMultilevel"/>
     <w:tmpl w:val="9B6850B0"/>
@@ -15314,7 +20547,7 @@
       </w:rPr>
     </w:lvl>
   </w:abstractNum>
-  <w:abstractNum w:abstractNumId="14" w15:restartNumberingAfterBreak="0">
+  <w:abstractNum w:abstractNumId="15" w15:restartNumberingAfterBreak="0">
     <w:nsid w:val="2A217D96"/>
     <w:multiLevelType w:val="multilevel"/>
     <w:tmpl w:val="79C864C6"/>
@@ -15463,7 +20696,7 @@
       </w:rPr>
     </w:lvl>
   </w:abstractNum>
-  <w:abstractNum w:abstractNumId="15" w15:restartNumberingAfterBreak="0">
+  <w:abstractNum w:abstractNumId="16" w15:restartNumberingAfterBreak="0">
     <w:nsid w:val="2C74094A"/>
     <w:multiLevelType w:val="multilevel"/>
     <w:tmpl w:val="302C54AE"/>
@@ -15612,7 +20845,7 @@
       </w:rPr>
     </w:lvl>
   </w:abstractNum>
-  <w:abstractNum w:abstractNumId="16" w15:restartNumberingAfterBreak="0">
+  <w:abstractNum w:abstractNumId="17" w15:restartNumberingAfterBreak="0">
     <w:nsid w:val="2D0D195E"/>
     <w:multiLevelType w:val="hybridMultilevel"/>
     <w:tmpl w:val="5230907E"/>
@@ -15725,7 +20958,7 @@
       </w:rPr>
     </w:lvl>
   </w:abstractNum>
-  <w:abstractNum w:abstractNumId="17" w15:restartNumberingAfterBreak="0">
+  <w:abstractNum w:abstractNumId="18" w15:restartNumberingAfterBreak="0">
     <w:nsid w:val="2E936926"/>
     <w:multiLevelType w:val="hybridMultilevel"/>
     <w:tmpl w:val="543CD8B2"/>
@@ -15838,7 +21071,7 @@
       </w:rPr>
     </w:lvl>
   </w:abstractNum>
-  <w:abstractNum w:abstractNumId="18" w15:restartNumberingAfterBreak="0">
+  <w:abstractNum w:abstractNumId="19" w15:restartNumberingAfterBreak="0">
     <w:nsid w:val="30FE4536"/>
     <w:multiLevelType w:val="multilevel"/>
     <w:tmpl w:val="46C456CC"/>
@@ -15951,7 +21184,7 @@
       </w:rPr>
     </w:lvl>
   </w:abstractNum>
-  <w:abstractNum w:abstractNumId="19" w15:restartNumberingAfterBreak="0">
+  <w:abstractNum w:abstractNumId="20" w15:restartNumberingAfterBreak="0">
     <w:nsid w:val="37197038"/>
     <w:multiLevelType w:val="hybridMultilevel"/>
     <w:tmpl w:val="C8FAA548"/>
@@ -16064,7 +21297,7 @@
       </w:rPr>
     </w:lvl>
   </w:abstractNum>
-  <w:abstractNum w:abstractNumId="20" w15:restartNumberingAfterBreak="0">
+  <w:abstractNum w:abstractNumId="21" w15:restartNumberingAfterBreak="0">
     <w:nsid w:val="44F11532"/>
     <w:multiLevelType w:val="multilevel"/>
     <w:tmpl w:val="E2C68AF8"/>
@@ -16213,7 +21446,7 @@
       </w:rPr>
     </w:lvl>
   </w:abstractNum>
-  <w:abstractNum w:abstractNumId="21" w15:restartNumberingAfterBreak="0">
+  <w:abstractNum w:abstractNumId="22" w15:restartNumberingAfterBreak="0">
     <w:nsid w:val="45C730EC"/>
     <w:multiLevelType w:val="multilevel"/>
     <w:tmpl w:val="0409001F"/>
@@ -16302,7 +21535,7 @@
       </w:pPr>
     </w:lvl>
   </w:abstractNum>
-  <w:abstractNum w:abstractNumId="22" w15:restartNumberingAfterBreak="0">
+  <w:abstractNum w:abstractNumId="23" w15:restartNumberingAfterBreak="0">
     <w:nsid w:val="45C84BE4"/>
     <w:multiLevelType w:val="multilevel"/>
     <w:tmpl w:val="386E4B92"/>
@@ -16451,7 +21684,7 @@
       </w:rPr>
     </w:lvl>
   </w:abstractNum>
-  <w:abstractNum w:abstractNumId="23" w15:restartNumberingAfterBreak="0">
+  <w:abstractNum w:abstractNumId="24" w15:restartNumberingAfterBreak="0">
     <w:nsid w:val="45ED630F"/>
     <w:multiLevelType w:val="hybridMultilevel"/>
     <w:tmpl w:val="0F441F42"/>
@@ -16540,7 +21773,7 @@
       </w:pPr>
     </w:lvl>
   </w:abstractNum>
-  <w:abstractNum w:abstractNumId="24" w15:restartNumberingAfterBreak="0">
+  <w:abstractNum w:abstractNumId="25" w15:restartNumberingAfterBreak="0">
     <w:nsid w:val="489716F6"/>
     <w:multiLevelType w:val="multilevel"/>
     <w:tmpl w:val="0E401190"/>
@@ -16689,7 +21922,7 @@
       </w:rPr>
     </w:lvl>
   </w:abstractNum>
-  <w:abstractNum w:abstractNumId="25" w15:restartNumberingAfterBreak="0">
+  <w:abstractNum w:abstractNumId="26" w15:restartNumberingAfterBreak="0">
     <w:nsid w:val="51433172"/>
     <w:multiLevelType w:val="multilevel"/>
     <w:tmpl w:val="DD186A32"/>
@@ -16802,7 +22035,7 @@
       </w:rPr>
     </w:lvl>
   </w:abstractNum>
-  <w:abstractNum w:abstractNumId="26" w15:restartNumberingAfterBreak="0">
+  <w:abstractNum w:abstractNumId="27" w15:restartNumberingAfterBreak="0">
     <w:nsid w:val="51446E2D"/>
     <w:multiLevelType w:val="multilevel"/>
     <w:tmpl w:val="4FF4A878"/>
@@ -16951,7 +22184,7 @@
       </w:rPr>
     </w:lvl>
   </w:abstractNum>
-  <w:abstractNum w:abstractNumId="27" w15:restartNumberingAfterBreak="0">
+  <w:abstractNum w:abstractNumId="28" w15:restartNumberingAfterBreak="0">
     <w:nsid w:val="521B1F66"/>
     <w:multiLevelType w:val="multilevel"/>
     <w:tmpl w:val="96A60592"/>
@@ -17100,7 +22333,7 @@
       </w:rPr>
     </w:lvl>
   </w:abstractNum>
-  <w:abstractNum w:abstractNumId="28" w15:restartNumberingAfterBreak="0">
+  <w:abstractNum w:abstractNumId="29" w15:restartNumberingAfterBreak="0">
     <w:nsid w:val="53966737"/>
     <w:multiLevelType w:val="multilevel"/>
     <w:tmpl w:val="D9C2A3FE"/>
@@ -17249,7 +22482,7 @@
       </w:rPr>
     </w:lvl>
   </w:abstractNum>
-  <w:abstractNum w:abstractNumId="29" w15:restartNumberingAfterBreak="0">
+  <w:abstractNum w:abstractNumId="30" w15:restartNumberingAfterBreak="0">
     <w:nsid w:val="572E45F1"/>
     <w:multiLevelType w:val="hybridMultilevel"/>
     <w:tmpl w:val="070A824E"/>
@@ -17362,7 +22595,7 @@
       </w:rPr>
     </w:lvl>
   </w:abstractNum>
-  <w:abstractNum w:abstractNumId="30" w15:restartNumberingAfterBreak="0">
+  <w:abstractNum w:abstractNumId="31" w15:restartNumberingAfterBreak="0">
     <w:nsid w:val="57773CCE"/>
     <w:multiLevelType w:val="hybridMultilevel"/>
     <w:tmpl w:val="F8546172"/>
@@ -17475,7 +22708,7 @@
       </w:rPr>
     </w:lvl>
   </w:abstractNum>
-  <w:abstractNum w:abstractNumId="31" w15:restartNumberingAfterBreak="0">
+  <w:abstractNum w:abstractNumId="32" w15:restartNumberingAfterBreak="0">
     <w:nsid w:val="5C573121"/>
     <w:multiLevelType w:val="multilevel"/>
     <w:tmpl w:val="E2C68AF8"/>
@@ -17624,7 +22857,7 @@
       </w:rPr>
     </w:lvl>
   </w:abstractNum>
-  <w:abstractNum w:abstractNumId="32" w15:restartNumberingAfterBreak="0">
+  <w:abstractNum w:abstractNumId="33" w15:restartNumberingAfterBreak="0">
     <w:nsid w:val="5F161A89"/>
     <w:multiLevelType w:val="hybridMultilevel"/>
     <w:tmpl w:val="42787C20"/>
@@ -17737,7 +22970,7 @@
       </w:rPr>
     </w:lvl>
   </w:abstractNum>
-  <w:abstractNum w:abstractNumId="33" w15:restartNumberingAfterBreak="0">
+  <w:abstractNum w:abstractNumId="34" w15:restartNumberingAfterBreak="0">
     <w:nsid w:val="6113638B"/>
     <w:multiLevelType w:val="hybridMultilevel"/>
     <w:tmpl w:val="3F9A7174"/>
@@ -17826,7 +23059,7 @@
       </w:pPr>
     </w:lvl>
   </w:abstractNum>
-  <w:abstractNum w:abstractNumId="34" w15:restartNumberingAfterBreak="0">
+  <w:abstractNum w:abstractNumId="35" w15:restartNumberingAfterBreak="0">
     <w:nsid w:val="62942522"/>
     <w:multiLevelType w:val="hybridMultilevel"/>
     <w:tmpl w:val="80E41FEC"/>
@@ -17939,7 +23172,7 @@
       </w:rPr>
     </w:lvl>
   </w:abstractNum>
-  <w:abstractNum w:abstractNumId="35" w15:restartNumberingAfterBreak="0">
+  <w:abstractNum w:abstractNumId="36" w15:restartNumberingAfterBreak="0">
     <w:nsid w:val="636C793B"/>
     <w:multiLevelType w:val="multilevel"/>
     <w:tmpl w:val="373EB3C6"/>
@@ -18088,7 +23321,7 @@
       </w:rPr>
     </w:lvl>
   </w:abstractNum>
-  <w:abstractNum w:abstractNumId="36" w15:restartNumberingAfterBreak="0">
+  <w:abstractNum w:abstractNumId="37" w15:restartNumberingAfterBreak="0">
     <w:nsid w:val="693E33FE"/>
     <w:multiLevelType w:val="multilevel"/>
     <w:tmpl w:val="CFF6CA72"/>
@@ -18237,7 +23470,7 @@
       </w:rPr>
     </w:lvl>
   </w:abstractNum>
-  <w:abstractNum w:abstractNumId="37" w15:restartNumberingAfterBreak="0">
+  <w:abstractNum w:abstractNumId="38" w15:restartNumberingAfterBreak="0">
     <w:nsid w:val="6DB331F4"/>
     <w:multiLevelType w:val="multilevel"/>
     <w:tmpl w:val="255A3A5E"/>
@@ -18386,7 +23619,7 @@
       </w:rPr>
     </w:lvl>
   </w:abstractNum>
-  <w:abstractNum w:abstractNumId="38" w15:restartNumberingAfterBreak="0">
+  <w:abstractNum w:abstractNumId="39" w15:restartNumberingAfterBreak="0">
     <w:nsid w:val="71081978"/>
     <w:multiLevelType w:val="hybridMultilevel"/>
     <w:tmpl w:val="76B0985C"/>
@@ -18499,7 +23732,7 @@
       </w:rPr>
     </w:lvl>
   </w:abstractNum>
-  <w:abstractNum w:abstractNumId="39" w15:restartNumberingAfterBreak="0">
+  <w:abstractNum w:abstractNumId="40" w15:restartNumberingAfterBreak="0">
     <w:nsid w:val="730A044F"/>
     <w:multiLevelType w:val="hybridMultilevel"/>
     <w:tmpl w:val="D89C6C70"/>
@@ -18612,7 +23845,7 @@
       </w:rPr>
     </w:lvl>
   </w:abstractNum>
-  <w:abstractNum w:abstractNumId="40" w15:restartNumberingAfterBreak="0">
+  <w:abstractNum w:abstractNumId="41" w15:restartNumberingAfterBreak="0">
     <w:nsid w:val="767B1061"/>
     <w:multiLevelType w:val="hybridMultilevel"/>
     <w:tmpl w:val="38EAC090"/>
@@ -18725,7 +23958,7 @@
       </w:rPr>
     </w:lvl>
   </w:abstractNum>
-  <w:abstractNum w:abstractNumId="41" w15:restartNumberingAfterBreak="0">
+  <w:abstractNum w:abstractNumId="42" w15:restartNumberingAfterBreak="0">
     <w:nsid w:val="77304DDE"/>
     <w:multiLevelType w:val="multilevel"/>
     <w:tmpl w:val="FE606364"/>
@@ -18875,133 +24108,136 @@
     </w:lvl>
   </w:abstractNum>
   <w:num w:numId="1" w16cid:durableId="673798379">
+    <w:abstractNumId w:val="19"/>
+  </w:num>
+  <w:num w:numId="2" w16cid:durableId="1987320871">
+    <w:abstractNumId w:val="26"/>
+  </w:num>
+  <w:num w:numId="3" w16cid:durableId="361517088">
+    <w:abstractNumId w:val="26"/>
+  </w:num>
+  <w:num w:numId="4" w16cid:durableId="1565332884">
+    <w:abstractNumId w:val="3"/>
+  </w:num>
+  <w:num w:numId="5" w16cid:durableId="855457903">
+    <w:abstractNumId w:val="22"/>
+  </w:num>
+  <w:num w:numId="6" w16cid:durableId="991715207">
+    <w:abstractNumId w:val="23"/>
+  </w:num>
+  <w:num w:numId="7" w16cid:durableId="1681470014">
+    <w:abstractNumId w:val="9"/>
+  </w:num>
+  <w:num w:numId="8" w16cid:durableId="1408697501">
+    <w:abstractNumId w:val="41"/>
+  </w:num>
+  <w:num w:numId="9" w16cid:durableId="847139038">
+    <w:abstractNumId w:val="36"/>
+  </w:num>
+  <w:num w:numId="10" w16cid:durableId="642387804">
+    <w:abstractNumId w:val="2"/>
+  </w:num>
+  <w:num w:numId="11" w16cid:durableId="110781821">
+    <w:abstractNumId w:val="37"/>
+  </w:num>
+  <w:num w:numId="12" w16cid:durableId="954486540">
+    <w:abstractNumId w:val="5"/>
+  </w:num>
+  <w:num w:numId="13" w16cid:durableId="842234323">
+    <w:abstractNumId w:val="13"/>
+  </w:num>
+  <w:num w:numId="14" w16cid:durableId="502552770">
+    <w:abstractNumId w:val="34"/>
+  </w:num>
+  <w:num w:numId="15" w16cid:durableId="1980501594">
+    <w:abstractNumId w:val="24"/>
+  </w:num>
+  <w:num w:numId="16" w16cid:durableId="351763882">
+    <w:abstractNumId w:val="16"/>
+  </w:num>
+  <w:num w:numId="17" w16cid:durableId="571699025">
+    <w:abstractNumId w:val="30"/>
+  </w:num>
+  <w:num w:numId="18" w16cid:durableId="1868443020">
+    <w:abstractNumId w:val="6"/>
+  </w:num>
+  <w:num w:numId="19" w16cid:durableId="1818187871">
+    <w:abstractNumId w:val="4"/>
+  </w:num>
+  <w:num w:numId="20" w16cid:durableId="973560339">
+    <w:abstractNumId w:val="38"/>
+  </w:num>
+  <w:num w:numId="21" w16cid:durableId="1843931102">
+    <w:abstractNumId w:val="29"/>
+  </w:num>
+  <w:num w:numId="22" w16cid:durableId="50425387">
+    <w:abstractNumId w:val="1"/>
+  </w:num>
+  <w:num w:numId="23" w16cid:durableId="1895500467">
+    <w:abstractNumId w:val="32"/>
+  </w:num>
+  <w:num w:numId="24" w16cid:durableId="2069259226">
+    <w:abstractNumId w:val="42"/>
+  </w:num>
+  <w:num w:numId="25" w16cid:durableId="247927083">
+    <w:abstractNumId w:val="21"/>
+  </w:num>
+  <w:num w:numId="26" w16cid:durableId="1760104145">
+    <w:abstractNumId w:val="14"/>
+  </w:num>
+  <w:num w:numId="27" w16cid:durableId="595284570">
+    <w:abstractNumId w:val="7"/>
+  </w:num>
+  <w:num w:numId="28" w16cid:durableId="1527400167">
+    <w:abstractNumId w:val="8"/>
+  </w:num>
+  <w:num w:numId="29" w16cid:durableId="474564908">
+    <w:abstractNumId w:val="27"/>
+  </w:num>
+  <w:num w:numId="30" w16cid:durableId="2116904696">
+    <w:abstractNumId w:val="28"/>
+  </w:num>
+  <w:num w:numId="31" w16cid:durableId="1072388169">
+    <w:abstractNumId w:val="11"/>
+  </w:num>
+  <w:num w:numId="32" w16cid:durableId="1066030114">
+    <w:abstractNumId w:val="31"/>
+  </w:num>
+  <w:num w:numId="33" w16cid:durableId="444160386">
+    <w:abstractNumId w:val="10"/>
+  </w:num>
+  <w:num w:numId="34" w16cid:durableId="2091079123">
+    <w:abstractNumId w:val="20"/>
+  </w:num>
+  <w:num w:numId="35" w16cid:durableId="2008248613">
+    <w:abstractNumId w:val="33"/>
+  </w:num>
+  <w:num w:numId="36" w16cid:durableId="349186550">
+    <w:abstractNumId w:val="40"/>
+  </w:num>
+  <w:num w:numId="37" w16cid:durableId="1005091121">
     <w:abstractNumId w:val="18"/>
   </w:num>
-  <w:num w:numId="2" w16cid:durableId="1987320871">
+  <w:num w:numId="38" w16cid:durableId="2093088887">
+    <w:abstractNumId w:val="39"/>
+  </w:num>
+  <w:num w:numId="39" w16cid:durableId="1286110741">
+    <w:abstractNumId w:val="12"/>
+  </w:num>
+  <w:num w:numId="40" w16cid:durableId="766853685">
+    <w:abstractNumId w:val="35"/>
+  </w:num>
+  <w:num w:numId="41" w16cid:durableId="1354574002">
+    <w:abstractNumId w:val="17"/>
+  </w:num>
+  <w:num w:numId="42" w16cid:durableId="1202672685">
+    <w:abstractNumId w:val="15"/>
+  </w:num>
+  <w:num w:numId="43" w16cid:durableId="324627705">
     <w:abstractNumId w:val="25"/>
   </w:num>
-  <w:num w:numId="3" w16cid:durableId="361517088">
-    <w:abstractNumId w:val="25"/>
-  </w:num>
-  <w:num w:numId="4" w16cid:durableId="1565332884">
-    <w:abstractNumId w:val="2"/>
-  </w:num>
-  <w:num w:numId="5" w16cid:durableId="855457903">
-    <w:abstractNumId w:val="21"/>
-  </w:num>
-  <w:num w:numId="6" w16cid:durableId="991715207">
-    <w:abstractNumId w:val="22"/>
-  </w:num>
-  <w:num w:numId="7" w16cid:durableId="1681470014">
-    <w:abstractNumId w:val="8"/>
-  </w:num>
-  <w:num w:numId="8" w16cid:durableId="1408697501">
-    <w:abstractNumId w:val="40"/>
-  </w:num>
-  <w:num w:numId="9" w16cid:durableId="847139038">
-    <w:abstractNumId w:val="35"/>
-  </w:num>
-  <w:num w:numId="10" w16cid:durableId="642387804">
-    <w:abstractNumId w:val="1"/>
-  </w:num>
-  <w:num w:numId="11" w16cid:durableId="110781821">
-    <w:abstractNumId w:val="36"/>
-  </w:num>
-  <w:num w:numId="12" w16cid:durableId="954486540">
-    <w:abstractNumId w:val="4"/>
-  </w:num>
-  <w:num w:numId="13" w16cid:durableId="842234323">
-    <w:abstractNumId w:val="12"/>
-  </w:num>
-  <w:num w:numId="14" w16cid:durableId="502552770">
-    <w:abstractNumId w:val="33"/>
-  </w:num>
-  <w:num w:numId="15" w16cid:durableId="1980501594">
-    <w:abstractNumId w:val="23"/>
-  </w:num>
-  <w:num w:numId="16" w16cid:durableId="351763882">
-    <w:abstractNumId w:val="15"/>
-  </w:num>
-  <w:num w:numId="17" w16cid:durableId="571699025">
-    <w:abstractNumId w:val="29"/>
-  </w:num>
-  <w:num w:numId="18" w16cid:durableId="1868443020">
-    <w:abstractNumId w:val="5"/>
-  </w:num>
-  <w:num w:numId="19" w16cid:durableId="1818187871">
-    <w:abstractNumId w:val="3"/>
-  </w:num>
-  <w:num w:numId="20" w16cid:durableId="973560339">
-    <w:abstractNumId w:val="37"/>
-  </w:num>
-  <w:num w:numId="21" w16cid:durableId="1843931102">
-    <w:abstractNumId w:val="28"/>
-  </w:num>
-  <w:num w:numId="22" w16cid:durableId="50425387">
+  <w:num w:numId="44" w16cid:durableId="292751710">
     <w:abstractNumId w:val="0"/>
-  </w:num>
-  <w:num w:numId="23" w16cid:durableId="1895500467">
-    <w:abstractNumId w:val="31"/>
-  </w:num>
-  <w:num w:numId="24" w16cid:durableId="2069259226">
-    <w:abstractNumId w:val="41"/>
-  </w:num>
-  <w:num w:numId="25" w16cid:durableId="247927083">
-    <w:abstractNumId w:val="20"/>
-  </w:num>
-  <w:num w:numId="26" w16cid:durableId="1760104145">
-    <w:abstractNumId w:val="13"/>
-  </w:num>
-  <w:num w:numId="27" w16cid:durableId="595284570">
-    <w:abstractNumId w:val="6"/>
-  </w:num>
-  <w:num w:numId="28" w16cid:durableId="1527400167">
-    <w:abstractNumId w:val="7"/>
-  </w:num>
-  <w:num w:numId="29" w16cid:durableId="474564908">
-    <w:abstractNumId w:val="26"/>
-  </w:num>
-  <w:num w:numId="30" w16cid:durableId="2116904696">
-    <w:abstractNumId w:val="27"/>
-  </w:num>
-  <w:num w:numId="31" w16cid:durableId="1072388169">
-    <w:abstractNumId w:val="10"/>
-  </w:num>
-  <w:num w:numId="32" w16cid:durableId="1066030114">
-    <w:abstractNumId w:val="30"/>
-  </w:num>
-  <w:num w:numId="33" w16cid:durableId="444160386">
-    <w:abstractNumId w:val="9"/>
-  </w:num>
-  <w:num w:numId="34" w16cid:durableId="2091079123">
-    <w:abstractNumId w:val="19"/>
-  </w:num>
-  <w:num w:numId="35" w16cid:durableId="2008248613">
-    <w:abstractNumId w:val="32"/>
-  </w:num>
-  <w:num w:numId="36" w16cid:durableId="349186550">
-    <w:abstractNumId w:val="39"/>
-  </w:num>
-  <w:num w:numId="37" w16cid:durableId="1005091121">
-    <w:abstractNumId w:val="17"/>
-  </w:num>
-  <w:num w:numId="38" w16cid:durableId="2093088887">
-    <w:abstractNumId w:val="38"/>
-  </w:num>
-  <w:num w:numId="39" w16cid:durableId="1286110741">
-    <w:abstractNumId w:val="11"/>
-  </w:num>
-  <w:num w:numId="40" w16cid:durableId="766853685">
-    <w:abstractNumId w:val="34"/>
-  </w:num>
-  <w:num w:numId="41" w16cid:durableId="1354574002">
-    <w:abstractNumId w:val="16"/>
-  </w:num>
-  <w:num w:numId="42" w16cid:durableId="1202672685">
-    <w:abstractNumId w:val="14"/>
-  </w:num>
-  <w:num w:numId="43" w16cid:durableId="324627705">
-    <w:abstractNumId w:val="24"/>
   </w:num>
 </w:numbering>
 </file>
@@ -20867,6 +26103,55 @@
       <w:rFonts w:ascii="Times New Roman" w:hAnsi="Times New Roman"/>
     </w:rPr>
   </w:style>
+  <w:style w:type="table" w:styleId="PlainTable4">
+    <w:name w:val="Plain Table 4"/>
+    <w:basedOn w:val="TableNormal"/>
+    <w:uiPriority w:val="44"/>
+    <w:rsid w:val="006525E4"/>
+    <w:pPr>
+      <w:spacing w:after="0" w:line="240" w:lineRule="auto"/>
+    </w:pPr>
+    <w:tblPr>
+      <w:tblStyleRowBandSize w:val="1"/>
+      <w:tblStyleColBandSize w:val="1"/>
+    </w:tblPr>
+    <w:tblStylePr w:type="firstRow">
+      <w:rPr>
+        <w:b/>
+        <w:bCs/>
+      </w:rPr>
+    </w:tblStylePr>
+    <w:tblStylePr w:type="lastRow">
+      <w:rPr>
+        <w:b/>
+        <w:bCs/>
+      </w:rPr>
+    </w:tblStylePr>
+    <w:tblStylePr w:type="firstCol">
+      <w:rPr>
+        <w:b/>
+        <w:bCs/>
+      </w:rPr>
+    </w:tblStylePr>
+    <w:tblStylePr w:type="lastCol">
+      <w:rPr>
+        <w:b/>
+        <w:bCs/>
+      </w:rPr>
+    </w:tblStylePr>
+    <w:tblStylePr w:type="band1Vert">
+      <w:tblPr/>
+      <w:tcPr>
+        <w:shd w:val="clear" w:color="auto" w:fill="F2F2F2" w:themeFill="background1" w:themeFillShade="F2"/>
+      </w:tcPr>
+    </w:tblStylePr>
+    <w:tblStylePr w:type="band1Horz">
+      <w:tblPr/>
+      <w:tcPr>
+        <w:shd w:val="clear" w:color="auto" w:fill="F2F2F2" w:themeFill="background1" w:themeFillShade="F2"/>
+      </w:tcPr>
+    </w:tblStylePr>
+  </w:style>
 </w:styles>
 </file>
 

--- a/docs/report.docx
+++ b/docs/report.docx
@@ -3406,7 +3406,25 @@
           <w:kern w:val="0"/>
           <w14:ligatures w14:val="none"/>
         </w:rPr>
-        <w:t xml:space="preserve"> an interactive command-line client that connects to the server's control port, issues FTP-style commands, and drives file transfers over a separately-established UDP data channel.</w:t>
+        <w:t xml:space="preserve"> an interactive command-line client that connects to the server's control port, issues FTP-style </w:t>
+      </w:r>
+      <w:proofErr w:type="gramStart"/>
+      <w:r>
+        <w:rPr>
+          <w:rFonts w:eastAsia="Times New Roman" w:cs="Times New Roman"/>
+          <w:kern w:val="0"/>
+          <w14:ligatures w14:val="none"/>
+        </w:rPr>
+        <w:t>commands, and</w:t>
+      </w:r>
+      <w:proofErr w:type="gramEnd"/>
+      <w:r>
+        <w:rPr>
+          <w:rFonts w:eastAsia="Times New Roman" w:cs="Times New Roman"/>
+          <w:kern w:val="0"/>
+          <w14:ligatures w14:val="none"/>
+        </w:rPr>
+        <w:t xml:space="preserve"> drives file transfers over a separately-established UDP data channel.</w:t>
       </w:r>
     </w:p>
     <w:p>
@@ -4014,11 +4032,19 @@
         </w:rPr>
         <w:t>/</w:t>
       </w:r>
+      <w:proofErr w:type="gramStart"/>
       <w:r>
         <w:rPr>
           <w:rStyle w:val="PseudocodeChar"/>
         </w:rPr>
-        <w:t>accept()</w:t>
+        <w:t>accept(</w:t>
+      </w:r>
+      <w:proofErr w:type="gramEnd"/>
+      <w:r>
+        <w:rPr>
+          <w:rStyle w:val="PseudocodeChar"/>
+        </w:rPr>
+        <w:t>)</w:t>
       </w:r>
       <w:r>
         <w:rPr>
@@ -4110,8 +4136,13 @@
         </w:rPr>
         <w:t>” r</w:t>
       </w:r>
-      <w:r>
-        <w:t xml:space="preserve">eply. The client sends </w:t>
+      <w:proofErr w:type="spellStart"/>
+      <w:r>
+        <w:t>eply</w:t>
+      </w:r>
+      <w:proofErr w:type="spellEnd"/>
+      <w:r>
+        <w:t xml:space="preserve">. The client sends </w:t>
       </w:r>
       <w:r>
         <w:rPr>
@@ -4197,8 +4228,13 @@
         </w:rPr>
         <w:t>” o</w:t>
       </w:r>
-      <w:r>
-        <w:t xml:space="preserve">therwise. Every command other than </w:t>
+      <w:proofErr w:type="spellStart"/>
+      <w:r>
+        <w:t>therwise</w:t>
+      </w:r>
+      <w:proofErr w:type="spellEnd"/>
+      <w:r>
+        <w:t xml:space="preserve">. Every command other than </w:t>
       </w:r>
       <w:r>
         <w:rPr>
@@ -4245,11 +4281,21 @@
       <w:r>
         <w:t xml:space="preserve"> is gated behind </w:t>
       </w:r>
+      <w:proofErr w:type="spellStart"/>
+      <w:proofErr w:type="gramStart"/>
       <w:r>
         <w:rPr>
           <w:rStyle w:val="PseudocodeChar"/>
         </w:rPr>
-        <w:t>s.authenticated == true</w:t>
+        <w:t>s.authenticated</w:t>
+      </w:r>
+      <w:proofErr w:type="spellEnd"/>
+      <w:proofErr w:type="gramEnd"/>
+      <w:r>
+        <w:rPr>
+          <w:rStyle w:val="PseudocodeChar"/>
+        </w:rPr>
+        <w:t xml:space="preserve"> == true</w:t>
       </w:r>
       <w:r>
         <w:t>, so an unauthenticated client cannot issue file or directory operations.</w:t>
@@ -4449,7 +4495,25 @@
           <w:kern w:val="0"/>
           <w14:ligatures w14:val="none"/>
         </w:rPr>
-        <w:t>At this point the session branches depending on which data-channel mode the client selects for its next transfer.</w:t>
+        <w:t xml:space="preserve">At this point the </w:t>
+      </w:r>
+      <w:proofErr w:type="gramStart"/>
+      <w:r>
+        <w:rPr>
+          <w:rFonts w:eastAsia="Times New Roman" w:cs="Times New Roman"/>
+          <w:kern w:val="0"/>
+          <w14:ligatures w14:val="none"/>
+        </w:rPr>
+        <w:t>session branches</w:t>
+      </w:r>
+      <w:proofErr w:type="gramEnd"/>
+      <w:r>
+        <w:rPr>
+          <w:rFonts w:eastAsia="Times New Roman" w:cs="Times New Roman"/>
+          <w:kern w:val="0"/>
+          <w14:ligatures w14:val="none"/>
+        </w:rPr>
+        <w:t xml:space="preserve"> depending on which data-channel mode the client selects for its next transfer.</w:t>
       </w:r>
     </w:p>
     <w:p>
@@ -4617,7 +4681,21 @@
         <w:rPr>
           <w:rStyle w:val="PseudocodeChar"/>
         </w:rPr>
-        <w:t>227 Entering Passive Mode (h1,h2,h3,h4,p1,p2)</w:t>
+        <w:t>227 Entering Passive Mode (h</w:t>
+      </w:r>
+      <w:proofErr w:type="gramStart"/>
+      <w:r>
+        <w:rPr>
+          <w:rStyle w:val="PseudocodeChar"/>
+        </w:rPr>
+        <w:t>1,h2,h3,h4,p1,p</w:t>
+      </w:r>
+      <w:proofErr w:type="gramEnd"/>
+      <w:r>
+        <w:rPr>
+          <w:rStyle w:val="PseudocodeChar"/>
+        </w:rPr>
+        <w:t>2)</w:t>
       </w:r>
       <w:r>
         <w:rPr>
@@ -4634,7 +4712,25 @@
           <w:kern w:val="0"/>
           <w14:ligatures w14:val="none"/>
         </w:rPr>
-        <w:t>, encoding its own IP and the chosen port. This socket is kept open and reused directly by the RDT transport rather than being closed and re-opened later.</w:t>
+        <w:t xml:space="preserve">, encoding its own IP and the chosen port. This socket is kept open and reused directly by </w:t>
+      </w:r>
+      <w:proofErr w:type="gramStart"/>
+      <w:r>
+        <w:rPr>
+          <w:rFonts w:eastAsia="Times New Roman" w:cs="Times New Roman"/>
+          <w:kern w:val="0"/>
+          <w14:ligatures w14:val="none"/>
+        </w:rPr>
+        <w:t>the RDT</w:t>
+      </w:r>
+      <w:proofErr w:type="gramEnd"/>
+      <w:r>
+        <w:rPr>
+          <w:rFonts w:eastAsia="Times New Roman" w:cs="Times New Roman"/>
+          <w:kern w:val="0"/>
+          <w14:ligatures w14:val="none"/>
+        </w:rPr>
+        <w:t xml:space="preserve"> transport rather than being closed and re-opened later.</w:t>
       </w:r>
     </w:p>
     <w:p>
@@ -4876,11 +4972,27 @@
         </w:rPr>
         <w:t xml:space="preserve"> packets immediately; the server's receiver learns the client's address naturally from the first packet it receives via </w:t>
       </w:r>
+      <w:proofErr w:type="spellStart"/>
+      <w:proofErr w:type="gramStart"/>
       <w:r>
         <w:rPr>
           <w:rStyle w:val="PseudocodeChar"/>
         </w:rPr>
-        <w:t>recvfrom()</w:t>
+        <w:t>recvfrom</w:t>
+      </w:r>
+      <w:proofErr w:type="spellEnd"/>
+      <w:r>
+        <w:rPr>
+          <w:rStyle w:val="PseudocodeChar"/>
+        </w:rPr>
+        <w:t>(</w:t>
+      </w:r>
+      <w:proofErr w:type="gramEnd"/>
+      <w:r>
+        <w:rPr>
+          <w:rStyle w:val="PseudocodeChar"/>
+        </w:rPr>
+        <w:t>)</w:t>
       </w:r>
       <w:r>
         <w:rPr>
@@ -4958,23 +5070,25 @@
           <w:kern w:val="0"/>
           <w14:ligatures w14:val="none"/>
         </w:rPr>
-        <w:t xml:space="preserve"> The file is read in fixed-size chunks and sent as a sequence of UDP packets, each carrying a sequence number, flags, and a 16-bit checksum. The sender maintains a sliding window (Selective Repeat), retransmitting any packet whose acknowledgment is not received within a dynamically-estimated timeout (derived from measured RTT). The receiver acknowledges every valid packet it receives </w:t>
-      </w:r>
+        <w:t xml:space="preserve"> The file is read in fixed-size chunks and sent as a sequence of UDP packets, each carrying a sequence number, flags, and a 16-bit checksum. The sender maintains a sliding window (Selective Repeat), retransmitting any packet whose acknowledgment is not received within a </w:t>
+      </w:r>
+      <w:proofErr w:type="gramStart"/>
       <w:r>
         <w:rPr>
           <w:rFonts w:eastAsia="Times New Roman" w:cs="Times New Roman"/>
           <w:kern w:val="0"/>
           <w14:ligatures w14:val="none"/>
         </w:rPr>
-        <w:t>–</w:t>
-      </w:r>
+        <w:t>dynamically-estimated</w:t>
+      </w:r>
+      <w:proofErr w:type="gramEnd"/>
       <w:r>
         <w:rPr>
           <w:rFonts w:eastAsia="Times New Roman" w:cs="Times New Roman"/>
           <w:kern w:val="0"/>
           <w14:ligatures w14:val="none"/>
         </w:rPr>
-        <w:t xml:space="preserve"> including duplicates </w:t>
+        <w:t xml:space="preserve"> timeout (derived from measured RTT). The receiver acknowledges every valid packet it receives </w:t>
       </w:r>
       <w:r>
         <w:rPr>
@@ -4990,13 +5104,7 @@
           <w:kern w:val="0"/>
           <w14:ligatures w14:val="none"/>
         </w:rPr>
-        <w:t xml:space="preserve"> and silently discards any packet that fails its checksum. The final chunk is marked with an explicit </w:t>
-      </w:r>
-      <w:r>
-        <w:rPr>
-          <w:rStyle w:val="PseudocodeChar"/>
-        </w:rPr>
-        <w:t>FLAG_FIN</w:t>
+        <w:t xml:space="preserve"> including duplicates </w:t>
       </w:r>
       <w:r>
         <w:rPr>
@@ -5004,7 +5112,65 @@
           <w:kern w:val="0"/>
           <w14:ligatures w14:val="none"/>
         </w:rPr>
-        <w:t xml:space="preserve"> flag so the receiver knows to stop and finalize the file.</w:t>
+        <w:t>–</w:t>
+      </w:r>
+      <w:r>
+        <w:rPr>
+          <w:rFonts w:eastAsia="Times New Roman" w:cs="Times New Roman"/>
+          <w:kern w:val="0"/>
+          <w14:ligatures w14:val="none"/>
+        </w:rPr>
+        <w:t xml:space="preserve"> and silently discards any packet that fails its checksum. The final chunk is marked with an explicit </w:t>
+      </w:r>
+      <w:r>
+        <w:rPr>
+          <w:rStyle w:val="PseudocodeChar"/>
+        </w:rPr>
+        <w:t>FLAG_FIN</w:t>
+      </w:r>
+      <w:r>
+        <w:rPr>
+          <w:rFonts w:eastAsia="Times New Roman" w:cs="Times New Roman"/>
+          <w:kern w:val="0"/>
+          <w14:ligatures w14:val="none"/>
+        </w:rPr>
+        <w:t xml:space="preserve"> </w:t>
+      </w:r>
+      <w:proofErr w:type="gramStart"/>
+      <w:r>
+        <w:rPr>
+          <w:rFonts w:eastAsia="Times New Roman" w:cs="Times New Roman"/>
+          <w:kern w:val="0"/>
+          <w14:ligatures w14:val="none"/>
+        </w:rPr>
+        <w:t>flag</w:t>
+      </w:r>
+      <w:proofErr w:type="gramEnd"/>
+      <w:r>
+        <w:rPr>
+          <w:rFonts w:eastAsia="Times New Roman" w:cs="Times New Roman"/>
+          <w:kern w:val="0"/>
+          <w14:ligatures w14:val="none"/>
+        </w:rPr>
+        <w:t xml:space="preserve"> so the receiver </w:t>
+      </w:r>
+      <w:proofErr w:type="gramStart"/>
+      <w:r>
+        <w:rPr>
+          <w:rFonts w:eastAsia="Times New Roman" w:cs="Times New Roman"/>
+          <w:kern w:val="0"/>
+          <w14:ligatures w14:val="none"/>
+        </w:rPr>
+        <w:t>knows</w:t>
+      </w:r>
+      <w:proofErr w:type="gramEnd"/>
+      <w:r>
+        <w:rPr>
+          <w:rFonts w:eastAsia="Times New Roman" w:cs="Times New Roman"/>
+          <w:kern w:val="0"/>
+          <w14:ligatures w14:val="none"/>
+        </w:rPr>
+        <w:t xml:space="preserve"> to stop and finalize the file.</w:t>
       </w:r>
     </w:p>
     <w:p>
@@ -5327,27 +5493,14 @@
       <w:r>
         <w:t xml:space="preserve">Figure </w:t>
       </w:r>
-      <w:r>
-        <w:fldChar w:fldCharType="begin"/>
-      </w:r>
-      <w:r>
-        <w:instrText xml:space="preserve"> SEQ Figure \* ARABIC </w:instrText>
-      </w:r>
-      <w:r>
-        <w:fldChar w:fldCharType="separate"/>
-      </w:r>
-      <w:r>
-        <w:rPr>
-          <w:noProof/>
-        </w:rPr>
-        <w:t>1</w:t>
-      </w:r>
-      <w:r>
-        <w:rPr>
-          <w:noProof/>
-        </w:rPr>
-        <w:fldChar w:fldCharType="end"/>
-      </w:r>
+      <w:fldSimple w:instr=" SEQ Figure \* ARABIC ">
+        <w:r>
+          <w:rPr>
+            <w:noProof/>
+          </w:rPr>
+          <w:t>1</w:t>
+        </w:r>
+      </w:fldSimple>
       <w:r>
         <w:rPr>
           <w:lang w:val="vi-VN"/>
@@ -5522,7 +5675,21 @@
         <w:rPr>
           <w:rStyle w:val="PseudocodeChar"/>
         </w:rPr>
-        <w:t>PORT h1,h2,h3,h4,p1,p2</w:t>
+        <w:t>PORT h</w:t>
+      </w:r>
+      <w:proofErr w:type="gramStart"/>
+      <w:r>
+        <w:rPr>
+          <w:rStyle w:val="PseudocodeChar"/>
+        </w:rPr>
+        <w:t>1,h2,h3,h4,p1,p</w:t>
+      </w:r>
+      <w:proofErr w:type="gramEnd"/>
+      <w:r>
+        <w:rPr>
+          <w:rStyle w:val="PseudocodeChar"/>
+        </w:rPr>
+        <w:t>2</w:t>
       </w:r>
       <w:r>
         <w:rPr>
@@ -5533,13 +5700,23 @@
         </w:rPr>
         <w:t>” a</w:t>
       </w:r>
+      <w:proofErr w:type="spellStart"/>
       <w:r>
         <w:rPr>
           <w:rFonts w:eastAsia="Times New Roman" w:cs="Times New Roman"/>
           <w:kern w:val="0"/>
           <w14:ligatures w14:val="none"/>
         </w:rPr>
-        <w:t xml:space="preserve">dvertising that address. The server replies </w:t>
+        <w:t>dvertising</w:t>
+      </w:r>
+      <w:proofErr w:type="spellEnd"/>
+      <w:r>
+        <w:rPr>
+          <w:rFonts w:eastAsia="Times New Roman" w:cs="Times New Roman"/>
+          <w:kern w:val="0"/>
+          <w14:ligatures w14:val="none"/>
+        </w:rPr>
+        <w:t xml:space="preserve"> that address. The server replies </w:t>
       </w:r>
       <w:r>
         <w:rPr>
@@ -5831,7 +6008,25 @@
           <w:kern w:val="0"/>
           <w14:ligatures w14:val="none"/>
         </w:rPr>
-        <w:t>-advertised address before expecting any data. The client, already bound and listening on that address, receives the SYN and begins sending file data in response.</w:t>
+        <w:t xml:space="preserve">-advertised address before expecting any data. The client, already bound and listening </w:t>
+      </w:r>
+      <w:proofErr w:type="gramStart"/>
+      <w:r>
+        <w:rPr>
+          <w:rFonts w:eastAsia="Times New Roman" w:cs="Times New Roman"/>
+          <w:kern w:val="0"/>
+          <w14:ligatures w14:val="none"/>
+        </w:rPr>
+        <w:t>on</w:t>
+      </w:r>
+      <w:proofErr w:type="gramEnd"/>
+      <w:r>
+        <w:rPr>
+          <w:rFonts w:eastAsia="Times New Roman" w:cs="Times New Roman"/>
+          <w:kern w:val="0"/>
+          <w14:ligatures w14:val="none"/>
+        </w:rPr>
+        <w:t xml:space="preserve"> that address, receives the SYN and begins sending file data in response.</w:t>
       </w:r>
     </w:p>
     <w:p>
@@ -5872,7 +6067,15 @@
         <w:t>P</w:t>
       </w:r>
       <w:r>
-        <w:t>roceed identically to the Passive-mode case (reliable windowed transfer, hash-verified completion, session termination).</w:t>
+        <w:t>roceed identically to the Passive-mode case (</w:t>
+      </w:r>
+      <w:proofErr w:type="gramStart"/>
+      <w:r>
+        <w:t>reliable windowed</w:t>
+      </w:r>
+      <w:proofErr w:type="gramEnd"/>
+      <w:r>
+        <w:t xml:space="preserve"> transfer, hash-verified completion, session termination).</w:t>
       </w:r>
     </w:p>
     <w:p>
@@ -5940,27 +6143,14 @@
       <w:r>
         <w:t xml:space="preserve">Figure </w:t>
       </w:r>
-      <w:r>
-        <w:fldChar w:fldCharType="begin"/>
-      </w:r>
-      <w:r>
-        <w:instrText xml:space="preserve"> SEQ Figure \* ARABIC </w:instrText>
-      </w:r>
-      <w:r>
-        <w:fldChar w:fldCharType="separate"/>
-      </w:r>
-      <w:r>
-        <w:rPr>
-          <w:noProof/>
-        </w:rPr>
-        <w:t>2</w:t>
-      </w:r>
-      <w:r>
-        <w:rPr>
-          <w:noProof/>
-        </w:rPr>
-        <w:fldChar w:fldCharType="end"/>
-      </w:r>
+      <w:fldSimple w:instr=" SEQ Figure \* ARABIC ">
+        <w:r>
+          <w:rPr>
+            <w:noProof/>
+          </w:rPr>
+          <w:t>2</w:t>
+        </w:r>
+      </w:fldSimple>
       <w:r>
         <w:rPr>
           <w:lang w:val="vi-VN"/>
@@ -6034,7 +6224,15 @@
         </w:rPr>
       </w:pPr>
       <w:r>
-        <w:t xml:space="preserve">Three further commands extend the transfer lifecycle described in 1.2.1/1.2.2, and one changes its execution </w:t>
+        <w:t xml:space="preserve">Three further commands extend the transfer lifecycle described </w:t>
+      </w:r>
+      <w:proofErr w:type="gramStart"/>
+      <w:r>
+        <w:t>in</w:t>
+      </w:r>
+      <w:proofErr w:type="gramEnd"/>
+      <w:r>
+        <w:t xml:space="preserve"> 1.2.1/1.2.2, and one changes its execution </w:t>
       </w:r>
       <w:r>
         <w:t>model</w:t>
@@ -6103,7 +6301,13 @@
         <w:rPr>
           <w:rStyle w:val="PseudocodeChar"/>
         </w:rPr>
-        <w:t>504 Command not implemented</w:t>
+        <w:t xml:space="preserve">504 </w:t>
+      </w:r>
+      <w:r>
+        <w:rPr>
+          <w:rStyle w:val="PseudocodeChar"/>
+        </w:rPr>
+        <w:t>Only MODE S is supported.</w:t>
       </w:r>
       <w:r>
         <w:rPr>
@@ -6143,52 +6347,21 @@
         <w:t>STOU</w:t>
       </w:r>
       <w:r>
-        <w:t xml:space="preserve"> (no argument) behaves exactly like </w:t>
-      </w:r>
-      <w:r>
-        <w:rPr>
-          <w:rStyle w:val="PseudocodeChar"/>
-        </w:rPr>
-        <w:t>STOR</w:t>
-      </w:r>
-      <w:r>
-        <w:t xml:space="preserve"> from the client's perspective, except the server generates and reserves a guaranteed-unused filename rather than trusting a client-supplied one; that filename is reported back to the client in both the </w:t>
-      </w:r>
-      <w:r>
-        <w:rPr>
-          <w:rStyle w:val="PseudocodeChar"/>
-        </w:rPr>
-        <w:t>150</w:t>
-      </w:r>
-      <w:r>
-        <w:t xml:space="preserve"> and </w:t>
-      </w:r>
-      <w:r>
-        <w:rPr>
-          <w:rStyle w:val="PseudocodeChar"/>
-        </w:rPr>
-        <w:t>226</w:t>
-      </w:r>
-      <w:r>
-        <w:t xml:space="preserve"> replies, since the client has no other way to learn what name was actually used.</w:t>
-      </w:r>
-    </w:p>
-    <w:p>
-      <w:pPr>
-        <w:rPr>
-          <w:lang w:val="vi-VN"/>
-        </w:rPr>
-      </w:pPr>
+        <w:t xml:space="preserve"> </w:t>
+      </w:r>
       <w:r>
         <w:rPr>
           <w:rStyle w:val="PseudocodeChar"/>
           <w:b/>
           <w:bCs/>
         </w:rPr>
-        <w:t>APPE &lt;filename&gt;</w:t>
-      </w:r>
-      <w:r>
-        <w:t xml:space="preserve"> behaves like </w:t>
+        <w:t>&lt;filename&gt;</w:t>
+      </w:r>
+      <w:r>
+        <w:t xml:space="preserve"> </w:t>
+      </w:r>
+      <w:r>
+        <w:t xml:space="preserve">behaves exactly like </w:t>
       </w:r>
       <w:r>
         <w:rPr>
@@ -6197,16 +6370,22 @@
         <w:t>STOR</w:t>
       </w:r>
       <w:r>
-        <w:t xml:space="preserve"> up through the point where the new data has been fully and correctly received into a staging area; only once that succeeds does the server combine the newly-received data with any existing file at the destination (or simply use it as-is if the destination doesn't yet exist), committing the combined result atomically. A failed or aborted </w:t>
+        <w:t xml:space="preserve"> from the client's perspective, except the server generates and reserves a guaranteed-unused filename rather than trusting a client-supplied one; that filename is reported back to the client in the </w:t>
       </w:r>
       <w:r>
         <w:rPr>
           <w:rStyle w:val="PseudocodeChar"/>
         </w:rPr>
-        <w:t>APPE</w:t>
-      </w:r>
-      <w:r>
-        <w:t xml:space="preserve"> leaves any pre-existing destination file completely untouched.</w:t>
+        <w:t>226</w:t>
+      </w:r>
+      <w:r>
+        <w:t xml:space="preserve"> repl</w:t>
+      </w:r>
+      <w:r>
+        <w:t>y</w:t>
+      </w:r>
+      <w:r>
+        <w:t>, since the client has no other way to learn what name was actually used.</w:t>
       </w:r>
     </w:p>
     <w:p>
@@ -6221,6 +6400,50 @@
           <w:b/>
           <w:bCs/>
         </w:rPr>
+        <w:t>APPE &lt;filename&gt;</w:t>
+      </w:r>
+      <w:r>
+        <w:t xml:space="preserve"> behaves like </w:t>
+      </w:r>
+      <w:r>
+        <w:rPr>
+          <w:rStyle w:val="PseudocodeChar"/>
+        </w:rPr>
+        <w:t>STOR</w:t>
+      </w:r>
+      <w:r>
+        <w:t xml:space="preserve"> up through the point where the new data has been fully and correctly received into a staging area; only once that succeeds does the server combine the </w:t>
+      </w:r>
+      <w:proofErr w:type="gramStart"/>
+      <w:r>
+        <w:t>newly-received</w:t>
+      </w:r>
+      <w:proofErr w:type="gramEnd"/>
+      <w:r>
+        <w:t xml:space="preserve"> data with any existing file at the destination (or simply use it as-is if the destination doesn't yet exist), committing the combined result atomically. A failed or aborted </w:t>
+      </w:r>
+      <w:r>
+        <w:rPr>
+          <w:rStyle w:val="PseudocodeChar"/>
+        </w:rPr>
+        <w:t>APPE</w:t>
+      </w:r>
+      <w:r>
+        <w:t xml:space="preserve"> leaves any pre-existing destination file completely untouched.</w:t>
+      </w:r>
+    </w:p>
+    <w:p>
+      <w:pPr>
+        <w:rPr>
+          <w:lang w:val="vi-VN"/>
+        </w:rPr>
+      </w:pPr>
+      <w:r>
+        <w:rPr>
+          <w:rStyle w:val="PseudocodeChar"/>
+          <w:b/>
+          <w:bCs/>
+        </w:rPr>
         <w:t>ABOR</w:t>
       </w:r>
       <w:r>
@@ -6292,8 +6515,29 @@
         </w:rPr>
         <w:t xml:space="preserve"> by </w:t>
       </w:r>
-      <w:r>
-        <w:t>sets a shared, thread-safe flag and then blocks until the worker thread confirms it has actually stopped before replying, giving the client a verified c</w:t>
+      <w:proofErr w:type="gramStart"/>
+      <w:r>
+        <w:t>sets</w:t>
+      </w:r>
+      <w:proofErr w:type="gramEnd"/>
+      <w:r>
+        <w:t xml:space="preserve"> a shared, thread-safe flag and then </w:t>
+      </w:r>
+      <w:proofErr w:type="gramStart"/>
+      <w:r>
+        <w:t>blocks</w:t>
+      </w:r>
+      <w:proofErr w:type="gramEnd"/>
+      <w:r>
+        <w:t xml:space="preserve"> until the worker thread confirms it has </w:t>
+      </w:r>
+      <w:proofErr w:type="gramStart"/>
+      <w:r>
+        <w:t>actually stopped</w:t>
+      </w:r>
+      <w:proofErr w:type="gramEnd"/>
+      <w:r>
+        <w:t xml:space="preserve"> before replying, giving the client a verified c</w:t>
       </w:r>
       <w:r>
         <w:t>ancellation</w:t>
@@ -6361,21 +6605,7 @@
             <w:rStyle w:val="Hyperlink"/>
             <w:lang w:val="vi-VN"/>
           </w:rPr>
-          <w:t>3</w:t>
-        </w:r>
-        <w:r>
-          <w:rPr>
-            <w:rStyle w:val="Hyperlink"/>
-            <w:lang w:val="vi-VN"/>
-          </w:rPr>
-          <w:t>.</w:t>
-        </w:r>
-        <w:r>
-          <w:rPr>
-            <w:rStyle w:val="Hyperlink"/>
-            <w:lang w:val="vi-VN"/>
-          </w:rPr>
-          <w:t>1</w:t>
+          <w:t>3.1</w:t>
         </w:r>
       </w:hyperlink>
       <w:r>
@@ -6449,27 +6679,14 @@
       <w:r>
         <w:t xml:space="preserve">Figure </w:t>
       </w:r>
-      <w:r>
-        <w:fldChar w:fldCharType="begin"/>
-      </w:r>
-      <w:r>
-        <w:instrText xml:space="preserve"> SEQ Figure \* ARABIC </w:instrText>
-      </w:r>
-      <w:r>
-        <w:fldChar w:fldCharType="separate"/>
-      </w:r>
-      <w:r>
-        <w:rPr>
-          <w:noProof/>
-        </w:rPr>
-        <w:t>3</w:t>
-      </w:r>
-      <w:r>
-        <w:rPr>
-          <w:noProof/>
-        </w:rPr>
-        <w:fldChar w:fldCharType="end"/>
-      </w:r>
+      <w:fldSimple w:instr=" SEQ Figure \* ARABIC ">
+        <w:r>
+          <w:rPr>
+            <w:noProof/>
+          </w:rPr>
+          <w:t>3</w:t>
+        </w:r>
+      </w:fldSimple>
       <w:r>
         <w:rPr>
           <w:lang w:val="vi-VN"/>
@@ -6617,21 +6834,41 @@
       <w:r>
         <w:t xml:space="preserve">Parsed server-side by </w:t>
       </w:r>
+      <w:proofErr w:type="spellStart"/>
+      <w:proofErr w:type="gramStart"/>
       <w:r>
         <w:rPr>
           <w:rStyle w:val="PseudocodeChar"/>
         </w:rPr>
-        <w:t>CommandParser::parseCommand</w:t>
-      </w:r>
+        <w:t>CommandParser</w:t>
+      </w:r>
+      <w:proofErr w:type="spellEnd"/>
+      <w:r>
+        <w:rPr>
+          <w:rStyle w:val="PseudocodeChar"/>
+        </w:rPr>
+        <w:t>::</w:t>
+      </w:r>
+      <w:proofErr w:type="spellStart"/>
+      <w:proofErr w:type="gramEnd"/>
+      <w:r>
+        <w:rPr>
+          <w:rStyle w:val="PseudocodeChar"/>
+        </w:rPr>
+        <w:t>parseCommand</w:t>
+      </w:r>
+      <w:proofErr w:type="spellEnd"/>
       <w:r>
         <w:t xml:space="preserve">, which splits the line into a </w:t>
       </w:r>
+      <w:proofErr w:type="spellStart"/>
       <w:r>
         <w:rPr>
           <w:rStyle w:val="PseudocodeChar"/>
         </w:rPr>
         <w:t>ParsedCommand</w:t>
       </w:r>
+      <w:proofErr w:type="spellEnd"/>
       <w:r>
         <w:t xml:space="preserve"> structure:</w:t>
       </w:r>
@@ -6718,6 +6955,7 @@
                 <w:lang w:val="vi-VN"/>
               </w:rPr>
             </w:pPr>
+            <w:proofErr w:type="spellStart"/>
             <w:r>
               <w:rPr>
                 <w:b w:val="0"/>
@@ -6725,6 +6963,7 @@
               </w:rPr>
               <w:t>rawCommand</w:t>
             </w:r>
+            <w:proofErr w:type="spellEnd"/>
           </w:p>
         </w:tc>
         <w:tc>
@@ -6739,8 +6978,13 @@
                 <w:lang w:val="vi-VN"/>
               </w:rPr>
             </w:pPr>
-            <w:r>
-              <w:t>std::string</w:t>
+            <w:proofErr w:type="gramStart"/>
+            <w:r>
+              <w:t>std::</w:t>
+            </w:r>
+            <w:proofErr w:type="gramEnd"/>
+            <w:r>
+              <w:t>string</w:t>
             </w:r>
           </w:p>
         </w:tc>
@@ -6797,8 +7041,13 @@
                 <w:lang w:val="vi-VN"/>
               </w:rPr>
             </w:pPr>
-            <w:r>
-              <w:t>std::string</w:t>
+            <w:proofErr w:type="gramStart"/>
+            <w:r>
+              <w:t>std::</w:t>
+            </w:r>
+            <w:proofErr w:type="gramEnd"/>
+            <w:r>
+              <w:t>string</w:t>
             </w:r>
           </w:p>
         </w:tc>
@@ -6846,6 +7095,7 @@
                 <w:lang w:val="vi-VN"/>
               </w:rPr>
             </w:pPr>
+            <w:proofErr w:type="spellStart"/>
             <w:r>
               <w:rPr>
                 <w:b w:val="0"/>
@@ -6853,6 +7103,7 @@
               </w:rPr>
               <w:t>args</w:t>
             </w:r>
+            <w:proofErr w:type="spellEnd"/>
           </w:p>
         </w:tc>
         <w:tc>
@@ -6867,8 +7118,13 @@
                 <w:lang w:val="vi-VN"/>
               </w:rPr>
             </w:pPr>
-            <w:r>
-              <w:t>std::string</w:t>
+            <w:proofErr w:type="gramStart"/>
+            <w:r>
+              <w:t>std::</w:t>
+            </w:r>
+            <w:proofErr w:type="gramEnd"/>
+            <w:r>
+              <w:t>string</w:t>
             </w:r>
           </w:p>
         </w:tc>
@@ -6974,11 +7230,55 @@
           <w:lang w:val="vi-VN"/>
         </w:rPr>
       </w:pPr>
+      <w:proofErr w:type="gramStart"/>
       <w:r>
         <w:rPr>
           <w:rStyle w:val="PseudocodeChar"/>
         </w:rPr>
-        <w:t>std::to_string(replyCode) + " " + message + "\r\n"</w:t>
+        <w:t>std::</w:t>
+      </w:r>
+      <w:proofErr w:type="spellStart"/>
+      <w:proofErr w:type="gramEnd"/>
+      <w:r>
+        <w:rPr>
+          <w:rStyle w:val="PseudocodeChar"/>
+        </w:rPr>
+        <w:t>to_string</w:t>
+      </w:r>
+      <w:proofErr w:type="spellEnd"/>
+      <w:r>
+        <w:rPr>
+          <w:rStyle w:val="PseudocodeChar"/>
+        </w:rPr>
+        <w:t>(</w:t>
+      </w:r>
+      <w:proofErr w:type="spellStart"/>
+      <w:r>
+        <w:rPr>
+          <w:rStyle w:val="PseudocodeChar"/>
+        </w:rPr>
+        <w:t>replyCode</w:t>
+      </w:r>
+      <w:proofErr w:type="spellEnd"/>
+      <w:r>
+        <w:rPr>
+          <w:rStyle w:val="PseudocodeChar"/>
+        </w:rPr>
+        <w:t xml:space="preserve">) </w:t>
+      </w:r>
+      <w:proofErr w:type="gramStart"/>
+      <w:r>
+        <w:rPr>
+          <w:rStyle w:val="PseudocodeChar"/>
+        </w:rPr>
+        <w:t>+ " "</w:t>
+      </w:r>
+      <w:proofErr w:type="gramEnd"/>
+      <w:r>
+        <w:rPr>
+          <w:rStyle w:val="PseudocodeChar"/>
+        </w:rPr>
+        <w:t xml:space="preserve"> + message + "\r\n"</w:t>
       </w:r>
     </w:p>
     <w:p>
@@ -7342,9 +7642,11 @@
                 <w:lang w:val="vi-VN"/>
               </w:rPr>
             </w:pPr>
+            <w:proofErr w:type="spellStart"/>
             <w:r>
               <w:t>seq_num</w:t>
             </w:r>
+            <w:proofErr w:type="spellEnd"/>
           </w:p>
         </w:tc>
         <w:tc>
@@ -7462,9 +7764,11 @@
                 <w:lang w:val="vi-VN"/>
               </w:rPr>
             </w:pPr>
+            <w:proofErr w:type="spellStart"/>
             <w:r>
               <w:t>ack_num</w:t>
             </w:r>
+            <w:proofErr w:type="spellEnd"/>
           </w:p>
         </w:tc>
         <w:tc>
@@ -7679,9 +7983,11 @@
                 <w:lang w:val="vi-VN"/>
               </w:rPr>
             </w:pPr>
+            <w:proofErr w:type="spellStart"/>
             <w:r>
               <w:t>window_size</w:t>
             </w:r>
+            <w:proofErr w:type="spellEnd"/>
           </w:p>
         </w:tc>
         <w:tc>
@@ -7802,9 +8108,11 @@
                 <w:lang w:val="vi-VN"/>
               </w:rPr>
             </w:pPr>
+            <w:proofErr w:type="spellStart"/>
             <w:r>
               <w:t>payload_len</w:t>
             </w:r>
+            <w:proofErr w:type="spellEnd"/>
           </w:p>
         </w:tc>
         <w:tc>
@@ -8850,6 +9158,7 @@
           <w:lang w:val="vi-VN"/>
         </w:rPr>
       </w:pPr>
+      <w:proofErr w:type="spellStart"/>
       <w:r>
         <w:rPr>
           <w:rStyle w:val="PseudocodeChar"/>
@@ -8858,6 +9167,7 @@
         </w:rPr>
         <w:t>RdtPacket</w:t>
       </w:r>
+      <w:proofErr w:type="spellEnd"/>
       <w:r>
         <w:rPr>
           <w:sz w:val="36"/>
@@ -8886,7 +9196,15 @@
         </w:rPr>
       </w:pPr>
       <w:r>
-        <w:t>struct RdtPacket {</w:t>
+        <w:t xml:space="preserve">struct </w:t>
+      </w:r>
+      <w:proofErr w:type="spellStart"/>
+      <w:r>
+        <w:t>RdtPacket</w:t>
+      </w:r>
+      <w:proofErr w:type="spellEnd"/>
+      <w:r>
+        <w:t xml:space="preserve"> {</w:t>
       </w:r>
     </w:p>
     <w:p>
@@ -8900,8 +9218,13 @@
           <w:lang w:val="vi-VN"/>
         </w:rPr>
       </w:pPr>
-      <w:r>
-        <w:t xml:space="preserve">RdtHeader header; </w:t>
+      <w:proofErr w:type="spellStart"/>
+      <w:r>
+        <w:t>RdtHeader</w:t>
+      </w:r>
+      <w:proofErr w:type="spellEnd"/>
+      <w:r>
+        <w:t xml:space="preserve"> header; </w:t>
       </w:r>
       <w:r>
         <w:rPr>
@@ -8931,7 +9254,15 @@
         </w:rPr>
       </w:pPr>
       <w:r>
-        <w:t xml:space="preserve">char payload[MAX_PAYLOAD]; // 1024 bytes </w:t>
+        <w:t xml:space="preserve">char </w:t>
+      </w:r>
+      <w:proofErr w:type="gramStart"/>
+      <w:r>
+        <w:t>payload[</w:t>
+      </w:r>
+      <w:proofErr w:type="gramEnd"/>
+      <w:r>
+        <w:t xml:space="preserve">MAX_PAYLOAD]; // 1024 bytes </w:t>
       </w:r>
     </w:p>
     <w:p>
@@ -9025,8 +9356,16 @@
         <w:rPr>
           <w:rStyle w:val="PseudocodeChar"/>
         </w:rPr>
-        <w:t>shared/protocol/ProtocolConstants.h</w:t>
-      </w:r>
+        <w:t>shared/protocol/</w:t>
+      </w:r>
+      <w:proofErr w:type="spellStart"/>
+      <w:r>
+        <w:rPr>
+          <w:rStyle w:val="PseudocodeChar"/>
+        </w:rPr>
+        <w:t>ProtocolConstants.h</w:t>
+      </w:r>
+      <w:proofErr w:type="spellEnd"/>
     </w:p>
     <w:tbl>
       <w:tblPr>
@@ -9273,7 +9612,15 @@
               </w:rPr>
             </w:pPr>
             <w:r>
-              <w:t>Maximum handshake retry attempts before aborting</w:t>
+              <w:t xml:space="preserve">Maximum </w:t>
+            </w:r>
+            <w:proofErr w:type="gramStart"/>
+            <w:r>
+              <w:t>handshake</w:t>
+            </w:r>
+            <w:proofErr w:type="gramEnd"/>
+            <w:r>
+              <w:t xml:space="preserve"> retry attempts before aborting</w:t>
             </w:r>
           </w:p>
         </w:tc>
@@ -9391,7 +9738,15 @@
               </w:rPr>
             </w:pPr>
             <w:r>
-              <w:t>Extended idle wait used specifically when chaos-mode fault injection is active</w:t>
+              <w:t xml:space="preserve">Extended idle wait </w:t>
+            </w:r>
+            <w:proofErr w:type="gramStart"/>
+            <w:r>
+              <w:t>used</w:t>
+            </w:r>
+            <w:proofErr w:type="gramEnd"/>
+            <w:r>
+              <w:t xml:space="preserve"> specifically when chaos-mode fault injection is active</w:t>
             </w:r>
           </w:p>
         </w:tc>
@@ -9507,8 +9862,30 @@
         <w:rPr>
           <w:rStyle w:val="PseudocodeChar"/>
         </w:rPr>
-        <w:t>server/src/control/Session.h</w:t>
-      </w:r>
+        <w:t>server/</w:t>
+      </w:r>
+      <w:proofErr w:type="spellStart"/>
+      <w:r>
+        <w:rPr>
+          <w:rStyle w:val="PseudocodeChar"/>
+        </w:rPr>
+        <w:t>src</w:t>
+      </w:r>
+      <w:proofErr w:type="spellEnd"/>
+      <w:r>
+        <w:rPr>
+          <w:rStyle w:val="PseudocodeChar"/>
+        </w:rPr>
+        <w:t>/control/</w:t>
+      </w:r>
+      <w:proofErr w:type="spellStart"/>
+      <w:r>
+        <w:rPr>
+          <w:rStyle w:val="PseudocodeChar"/>
+        </w:rPr>
+        <w:t>Session.h</w:t>
+      </w:r>
+      <w:proofErr w:type="spellEnd"/>
       <w:r>
         <w:rPr>
           <w:lang w:val="vi-VN"/>
@@ -9696,11 +10073,19 @@
             <w:r>
               <w:t xml:space="preserve">Login status, set only after a real credential check against </w:t>
             </w:r>
+            <w:proofErr w:type="gramStart"/>
             <w:r>
               <w:rPr>
                 <w:rStyle w:val="PseudocodeChar"/>
               </w:rPr>
-              <w:t>Users::database</w:t>
+              <w:t>Users::</w:t>
+            </w:r>
+            <w:proofErr w:type="gramEnd"/>
+            <w:r>
+              <w:rPr>
+                <w:rStyle w:val="PseudocodeChar"/>
+              </w:rPr>
+              <w:t>database</w:t>
             </w:r>
           </w:p>
         </w:tc>
@@ -9723,6 +10108,7 @@
                 <w:lang w:val="vi-VN"/>
               </w:rPr>
             </w:pPr>
+            <w:proofErr w:type="spellStart"/>
             <w:r>
               <w:rPr>
                 <w:b w:val="0"/>
@@ -9730,6 +10116,7 @@
               </w:rPr>
               <w:t>transferMode</w:t>
             </w:r>
+            <w:proofErr w:type="spellEnd"/>
           </w:p>
         </w:tc>
         <w:tc>
@@ -9744,9 +10131,11 @@
                 <w:lang w:val="vi-VN"/>
               </w:rPr>
             </w:pPr>
+            <w:proofErr w:type="spellStart"/>
             <w:r>
               <w:t>TransferMode</w:t>
             </w:r>
+            <w:proofErr w:type="spellEnd"/>
           </w:p>
         </w:tc>
         <w:tc>
@@ -9820,8 +10209,13 @@
                 <w:lang w:val="vi-VN"/>
               </w:rPr>
             </w:pPr>
-            <w:r>
-              <w:t>std::string</w:t>
+            <w:proofErr w:type="gramStart"/>
+            <w:r>
+              <w:t>std::</w:t>
+            </w:r>
+            <w:proofErr w:type="gramEnd"/>
+            <w:r>
+              <w:t>string</w:t>
             </w:r>
           </w:p>
         </w:tc>
@@ -9866,6 +10260,7 @@
                 <w:lang w:val="vi-VN"/>
               </w:rPr>
             </w:pPr>
+            <w:proofErr w:type="spellStart"/>
             <w:r>
               <w:rPr>
                 <w:b w:val="0"/>
@@ -9873,6 +10268,7 @@
               </w:rPr>
               <w:t>currentDir</w:t>
             </w:r>
+            <w:proofErr w:type="spellEnd"/>
           </w:p>
         </w:tc>
         <w:tc>
@@ -9887,8 +10283,13 @@
                 <w:lang w:val="vi-VN"/>
               </w:rPr>
             </w:pPr>
-            <w:r>
-              <w:t>std::filesystem::path</w:t>
+            <w:proofErr w:type="gramStart"/>
+            <w:r>
+              <w:t>std::filesystem::</w:t>
+            </w:r>
+            <w:proofErr w:type="gramEnd"/>
+            <w:r>
+              <w:t>path</w:t>
             </w:r>
           </w:p>
         </w:tc>
@@ -9906,12 +10307,14 @@
             <w:r>
               <w:t xml:space="preserve">This session's current working directory, bounded by </w:t>
             </w:r>
+            <w:proofErr w:type="spellStart"/>
             <w:r>
               <w:rPr>
                 <w:rStyle w:val="PseudocodeChar"/>
               </w:rPr>
               <w:t>PathResolver</w:t>
             </w:r>
+            <w:proofErr w:type="spellEnd"/>
           </w:p>
         </w:tc>
       </w:tr>
@@ -9930,6 +10333,7 @@
                 <w:lang w:val="vi-VN"/>
               </w:rPr>
             </w:pPr>
+            <w:proofErr w:type="spellStart"/>
             <w:r>
               <w:rPr>
                 <w:b w:val="0"/>
@@ -9937,6 +10341,7 @@
               </w:rPr>
               <w:t>dataChannelMode</w:t>
             </w:r>
+            <w:proofErr w:type="spellEnd"/>
           </w:p>
         </w:tc>
         <w:tc>
@@ -9951,9 +10356,11 @@
                 <w:lang w:val="vi-VN"/>
               </w:rPr>
             </w:pPr>
+            <w:proofErr w:type="spellStart"/>
             <w:r>
               <w:t>DataChannelMode</w:t>
             </w:r>
+            <w:proofErr w:type="spellEnd"/>
           </w:p>
         </w:tc>
         <w:tc>
@@ -10024,6 +10431,7 @@
                 <w:lang w:val="vi-VN"/>
               </w:rPr>
             </w:pPr>
+            <w:proofErr w:type="spellStart"/>
             <w:r>
               <w:rPr>
                 <w:b w:val="0"/>
@@ -10031,6 +10439,7 @@
               </w:rPr>
               <w:t>pendingDataSocket</w:t>
             </w:r>
+            <w:proofErr w:type="spellEnd"/>
           </w:p>
         </w:tc>
         <w:tc>
@@ -10091,6 +10500,7 @@
                 <w:lang w:val="vi-VN"/>
               </w:rPr>
             </w:pPr>
+            <w:proofErr w:type="spellStart"/>
             <w:r>
               <w:rPr>
                 <w:b w:val="0"/>
@@ -10098,6 +10508,7 @@
               </w:rPr>
               <w:t>pendingPeerAddr</w:t>
             </w:r>
+            <w:proofErr w:type="spellEnd"/>
           </w:p>
         </w:tc>
         <w:tc>
@@ -10112,9 +10523,11 @@
                 <w:lang w:val="vi-VN"/>
               </w:rPr>
             </w:pPr>
+            <w:proofErr w:type="spellStart"/>
             <w:r>
               <w:t>sockaddr_in</w:t>
             </w:r>
+            <w:proofErr w:type="spellEnd"/>
           </w:p>
         </w:tc>
         <w:tc>
@@ -10152,6 +10565,7 @@
                 <w:lang w:val="vi-VN"/>
               </w:rPr>
             </w:pPr>
+            <w:proofErr w:type="spellStart"/>
             <w:r>
               <w:rPr>
                 <w:b w:val="0"/>
@@ -10159,6 +10573,7 @@
               </w:rPr>
               <w:t>controlPeerAddr</w:t>
             </w:r>
+            <w:proofErr w:type="spellEnd"/>
           </w:p>
         </w:tc>
         <w:tc>
@@ -10173,9 +10588,11 @@
                 <w:lang w:val="vi-VN"/>
               </w:rPr>
             </w:pPr>
+            <w:proofErr w:type="spellStart"/>
             <w:r>
               <w:t>sockaddr_in</w:t>
             </w:r>
+            <w:proofErr w:type="spellEnd"/>
           </w:p>
         </w:tc>
         <w:tc>
@@ -10219,6 +10636,7 @@
                 <w:lang w:val="vi-VN"/>
               </w:rPr>
             </w:pPr>
+            <w:proofErr w:type="spellStart"/>
             <w:r>
               <w:rPr>
                 <w:b w:val="0"/>
@@ -10226,6 +10644,7 @@
               </w:rPr>
               <w:t>pendingRenameSource</w:t>
             </w:r>
+            <w:proofErr w:type="spellEnd"/>
           </w:p>
         </w:tc>
         <w:tc>
@@ -10240,8 +10659,13 @@
                 <w:lang w:val="vi-VN"/>
               </w:rPr>
             </w:pPr>
-            <w:r>
-              <w:t>std::filesystem::path</w:t>
+            <w:proofErr w:type="gramStart"/>
+            <w:r>
+              <w:t>std::filesystem::</w:t>
+            </w:r>
+            <w:proofErr w:type="gramEnd"/>
+            <w:r>
+              <w:t>path</w:t>
             </w:r>
           </w:p>
         </w:tc>
@@ -10295,6 +10719,7 @@
                 <w:lang w:val="vi-VN"/>
               </w:rPr>
             </w:pPr>
+            <w:proofErr w:type="spellStart"/>
             <w:r>
               <w:rPr>
                 <w:b w:val="0"/>
@@ -10302,6 +10727,7 @@
               </w:rPr>
               <w:t>hasPendingRename</w:t>
             </w:r>
+            <w:proofErr w:type="spellEnd"/>
           </w:p>
         </w:tc>
         <w:tc>
@@ -10368,6 +10794,7 @@
                 <w:lang w:val="vi-VN"/>
               </w:rPr>
             </w:pPr>
+            <w:proofErr w:type="spellStart"/>
             <w:r>
               <w:rPr>
                 <w:b w:val="0"/>
@@ -10376,6 +10803,7 @@
               <w:lastRenderedPageBreak/>
               <w:t>transferActive</w:t>
             </w:r>
+            <w:proofErr w:type="spellEnd"/>
           </w:p>
         </w:tc>
         <w:tc>
@@ -10387,8 +10815,13 @@
               <w:pStyle w:val="Pseudocode"/>
               <w:cnfStyle w:val="000000000000" w:firstRow="0" w:lastRow="0" w:firstColumn="0" w:lastColumn="0" w:oddVBand="0" w:evenVBand="0" w:oddHBand="0" w:evenHBand="0" w:firstRowFirstColumn="0" w:firstRowLastColumn="0" w:lastRowFirstColumn="0" w:lastRowLastColumn="0"/>
             </w:pPr>
-            <w:r>
-              <w:t>std::atomic&lt;bool&gt;</w:t>
+            <w:proofErr w:type="gramStart"/>
+            <w:r>
+              <w:t>std::</w:t>
+            </w:r>
+            <w:proofErr w:type="gramEnd"/>
+            <w:r>
+              <w:t>atomic&lt;bool&gt;</w:t>
             </w:r>
           </w:p>
         </w:tc>
@@ -10423,6 +10856,7 @@
                 <w:bCs w:val="0"/>
               </w:rPr>
             </w:pPr>
+            <w:proofErr w:type="spellStart"/>
             <w:r>
               <w:rPr>
                 <w:b w:val="0"/>
@@ -10430,6 +10864,7 @@
               </w:rPr>
               <w:t>abortRequested</w:t>
             </w:r>
+            <w:proofErr w:type="spellEnd"/>
           </w:p>
         </w:tc>
         <w:tc>
@@ -10441,8 +10876,13 @@
               <w:pStyle w:val="Pseudocode"/>
               <w:cnfStyle w:val="000000100000" w:firstRow="0" w:lastRow="0" w:firstColumn="0" w:lastColumn="0" w:oddVBand="0" w:evenVBand="0" w:oddHBand="1" w:evenHBand="0" w:firstRowFirstColumn="0" w:firstRowLastColumn="0" w:lastRowFirstColumn="0" w:lastRowLastColumn="0"/>
             </w:pPr>
-            <w:r>
-              <w:t>std::atomic&lt;bool&gt;</w:t>
+            <w:proofErr w:type="gramStart"/>
+            <w:r>
+              <w:t>std::</w:t>
+            </w:r>
+            <w:proofErr w:type="gramEnd"/>
+            <w:r>
+              <w:t>atomic&lt;bool&gt;</w:t>
             </w:r>
           </w:p>
         </w:tc>
@@ -10483,6 +10923,7 @@
                 <w:bCs w:val="0"/>
               </w:rPr>
             </w:pPr>
+            <w:proofErr w:type="spellStart"/>
             <w:r>
               <w:rPr>
                 <w:b w:val="0"/>
@@ -10490,6 +10931,7 @@
               </w:rPr>
               <w:t>transferWorker</w:t>
             </w:r>
+            <w:proofErr w:type="spellEnd"/>
           </w:p>
         </w:tc>
         <w:tc>
@@ -10501,8 +10943,13 @@
               <w:pStyle w:val="Pseudocode"/>
               <w:cnfStyle w:val="000000000000" w:firstRow="0" w:lastRow="0" w:firstColumn="0" w:lastColumn="0" w:oddVBand="0" w:evenVBand="0" w:oddHBand="0" w:evenHBand="0" w:firstRowFirstColumn="0" w:firstRowLastColumn="0" w:lastRowFirstColumn="0" w:lastRowLastColumn="0"/>
             </w:pPr>
-            <w:r>
-              <w:t>std::thread</w:t>
+            <w:proofErr w:type="gramStart"/>
+            <w:r>
+              <w:t>std::</w:t>
+            </w:r>
+            <w:proofErr w:type="gramEnd"/>
+            <w:r>
+              <w:t>thread</w:t>
             </w:r>
           </w:p>
         </w:tc>
@@ -10573,6 +11020,7 @@
                 <w:bCs w:val="0"/>
               </w:rPr>
             </w:pPr>
+            <w:proofErr w:type="spellStart"/>
             <w:r>
               <w:rPr>
                 <w:b w:val="0"/>
@@ -10580,6 +11028,7 @@
               </w:rPr>
               <w:t>replyMutex</w:t>
             </w:r>
+            <w:proofErr w:type="spellEnd"/>
           </w:p>
         </w:tc>
         <w:tc>
@@ -10591,8 +11040,13 @@
               <w:pStyle w:val="Pseudocode"/>
               <w:cnfStyle w:val="000000100000" w:firstRow="0" w:lastRow="0" w:firstColumn="0" w:lastColumn="0" w:oddVBand="0" w:evenVBand="0" w:oddHBand="1" w:evenHBand="0" w:firstRowFirstColumn="0" w:firstRowLastColumn="0" w:lastRowFirstColumn="0" w:lastRowLastColumn="0"/>
             </w:pPr>
-            <w:r>
-              <w:t>std::mutex</w:t>
+            <w:proofErr w:type="gramStart"/>
+            <w:r>
+              <w:t>std::</w:t>
+            </w:r>
+            <w:proofErr w:type="gramEnd"/>
+            <w:r>
+              <w:t>mutex</w:t>
             </w:r>
           </w:p>
         </w:tc>
@@ -10604,8 +11058,13 @@
             <w:pPr>
               <w:cnfStyle w:val="000000100000" w:firstRow="0" w:lastRow="0" w:firstColumn="0" w:lastColumn="0" w:oddVBand="0" w:evenVBand="0" w:oddHBand="1" w:evenHBand="0" w:firstRowFirstColumn="0" w:firstRowLastColumn="0" w:lastRowFirstColumn="0" w:lastRowLastColumn="0"/>
             </w:pPr>
-            <w:r>
-              <w:t>Guards concurrent writes to the control socket, since the transfer worker now sends its own completion reply independently of the control thread</w:t>
+            <w:proofErr w:type="gramStart"/>
+            <w:r>
+              <w:t>Guards</w:t>
+            </w:r>
+            <w:proofErr w:type="gramEnd"/>
+            <w:r>
+              <w:t xml:space="preserve"> concurrent writes to the control socket, since the transfer worker now sends its own completion reply independently of the control thread</w:t>
             </w:r>
           </w:p>
         </w:tc>
@@ -10624,6 +11083,7 @@
                 <w:bCs w:val="0"/>
               </w:rPr>
             </w:pPr>
+            <w:proofErr w:type="spellStart"/>
             <w:r>
               <w:rPr>
                 <w:b w:val="0"/>
@@ -10631,6 +11091,7 @@
               </w:rPr>
               <w:t>pendingUniqueFilename</w:t>
             </w:r>
+            <w:proofErr w:type="spellEnd"/>
           </w:p>
         </w:tc>
         <w:tc>
@@ -10642,8 +11103,13 @@
               <w:pStyle w:val="Pseudocode"/>
               <w:cnfStyle w:val="000000000000" w:firstRow="0" w:lastRow="0" w:firstColumn="0" w:lastColumn="0" w:oddVBand="0" w:evenVBand="0" w:oddHBand="0" w:evenHBand="0" w:firstRowFirstColumn="0" w:firstRowLastColumn="0" w:lastRowFirstColumn="0" w:lastRowLastColumn="0"/>
             </w:pPr>
-            <w:r>
-              <w:t>std::string</w:t>
+            <w:proofErr w:type="gramStart"/>
+            <w:r>
+              <w:t>std::</w:t>
+            </w:r>
+            <w:proofErr w:type="gramEnd"/>
+            <w:r>
+              <w:t>string</w:t>
             </w:r>
           </w:p>
         </w:tc>
@@ -10684,6 +11150,7 @@
       <w:r>
         <w:t xml:space="preserve">Client – </w:t>
       </w:r>
+      <w:proofErr w:type="spellStart"/>
       <w:r>
         <w:rPr>
           <w:rStyle w:val="PseudocodeChar"/>
@@ -10692,6 +11159,7 @@
         </w:rPr>
         <w:t>ClientState</w:t>
       </w:r>
+      <w:proofErr w:type="spellEnd"/>
     </w:p>
     <w:p>
       <w:pPr>
@@ -10715,8 +11183,30 @@
         <w:rPr>
           <w:rStyle w:val="PseudocodeChar"/>
         </w:rPr>
-        <w:t>/src/control/Session.h</w:t>
-      </w:r>
+        <w:t>/</w:t>
+      </w:r>
+      <w:proofErr w:type="spellStart"/>
+      <w:r>
+        <w:rPr>
+          <w:rStyle w:val="PseudocodeChar"/>
+        </w:rPr>
+        <w:t>src</w:t>
+      </w:r>
+      <w:proofErr w:type="spellEnd"/>
+      <w:r>
+        <w:rPr>
+          <w:rStyle w:val="PseudocodeChar"/>
+        </w:rPr>
+        <w:t>/control/</w:t>
+      </w:r>
+      <w:proofErr w:type="spellStart"/>
+      <w:r>
+        <w:rPr>
+          <w:rStyle w:val="PseudocodeChar"/>
+        </w:rPr>
+        <w:t>Session.h</w:t>
+      </w:r>
+      <w:proofErr w:type="spellEnd"/>
       <w:r>
         <w:rPr>
           <w:lang w:val="vi-VN"/>
@@ -10794,6 +11284,7 @@
                 <w:bCs w:val="0"/>
               </w:rPr>
             </w:pPr>
+            <w:proofErr w:type="spellStart"/>
             <w:r>
               <w:rPr>
                 <w:b w:val="0"/>
@@ -10801,6 +11292,7 @@
               </w:rPr>
               <w:t>dataMode</w:t>
             </w:r>
+            <w:proofErr w:type="spellEnd"/>
           </w:p>
         </w:tc>
         <w:tc>
@@ -10812,9 +11304,11 @@
               <w:pStyle w:val="Pseudocode"/>
               <w:cnfStyle w:val="000000100000" w:firstRow="0" w:lastRow="0" w:firstColumn="0" w:lastColumn="0" w:oddVBand="0" w:evenVBand="0" w:oddHBand="1" w:evenHBand="0" w:firstRowFirstColumn="0" w:firstRowLastColumn="0" w:lastRowFirstColumn="0" w:lastRowLastColumn="0"/>
             </w:pPr>
+            <w:proofErr w:type="spellStart"/>
             <w:r>
               <w:t>DataMode</w:t>
             </w:r>
+            <w:proofErr w:type="spellEnd"/>
           </w:p>
         </w:tc>
         <w:tc>
@@ -10828,12 +11322,14 @@
             <w:r>
               <w:t xml:space="preserve">Client-side equivalent of </w:t>
             </w:r>
+            <w:proofErr w:type="spellStart"/>
             <w:r>
               <w:rPr>
                 <w:rStyle w:val="PseudocodeChar"/>
               </w:rPr>
               <w:t>DataChannelMode</w:t>
             </w:r>
+            <w:proofErr w:type="spellEnd"/>
           </w:p>
         </w:tc>
       </w:tr>
@@ -10851,6 +11347,7 @@
                 <w:bCs w:val="0"/>
               </w:rPr>
             </w:pPr>
+            <w:proofErr w:type="spellStart"/>
             <w:r>
               <w:rPr>
                 <w:b w:val="0"/>
@@ -10858,6 +11355,7 @@
               </w:rPr>
               <w:t>pendingDataSocket</w:t>
             </w:r>
+            <w:proofErr w:type="spellEnd"/>
           </w:p>
         </w:tc>
         <w:tc>
@@ -10905,6 +11403,7 @@
                 <w:bCs w:val="0"/>
               </w:rPr>
             </w:pPr>
+            <w:proofErr w:type="spellStart"/>
             <w:r>
               <w:rPr>
                 <w:b w:val="0"/>
@@ -10912,6 +11411,7 @@
               </w:rPr>
               <w:t>passiveAddress</w:t>
             </w:r>
+            <w:proofErr w:type="spellEnd"/>
           </w:p>
         </w:tc>
         <w:tc>
@@ -10923,9 +11423,11 @@
               <w:pStyle w:val="Pseudocode"/>
               <w:cnfStyle w:val="000000100000" w:firstRow="0" w:lastRow="0" w:firstColumn="0" w:lastColumn="0" w:oddVBand="0" w:evenVBand="0" w:oddHBand="1" w:evenHBand="0" w:firstRowFirstColumn="0" w:firstRowLastColumn="0" w:lastRowFirstColumn="0" w:lastRowLastColumn="0"/>
             </w:pPr>
+            <w:proofErr w:type="spellStart"/>
             <w:r>
               <w:t>sockaddr_in</w:t>
             </w:r>
+            <w:proofErr w:type="spellEnd"/>
           </w:p>
         </w:tc>
         <w:tc>
@@ -10965,6 +11467,7 @@
                 <w:bCs w:val="0"/>
               </w:rPr>
             </w:pPr>
+            <w:proofErr w:type="spellStart"/>
             <w:r>
               <w:rPr>
                 <w:b w:val="0"/>
@@ -10972,6 +11475,7 @@
               </w:rPr>
               <w:t>serverAddress</w:t>
             </w:r>
+            <w:proofErr w:type="spellEnd"/>
           </w:p>
         </w:tc>
         <w:tc>
@@ -10983,9 +11487,11 @@
               <w:pStyle w:val="Pseudocode"/>
               <w:cnfStyle w:val="000000000000" w:firstRow="0" w:lastRow="0" w:firstColumn="0" w:lastColumn="0" w:oddVBand="0" w:evenVBand="0" w:oddHBand="0" w:evenHBand="0" w:firstRowFirstColumn="0" w:firstRowLastColumn="0" w:lastRowFirstColumn="0" w:lastRowLastColumn="0"/>
             </w:pPr>
+            <w:proofErr w:type="spellStart"/>
             <w:r>
               <w:t>sockaddr_in</w:t>
             </w:r>
+            <w:proofErr w:type="spellEnd"/>
           </w:p>
         </w:tc>
         <w:tc>
@@ -11019,6 +11525,7 @@
                 <w:bCs w:val="0"/>
               </w:rPr>
             </w:pPr>
+            <w:proofErr w:type="spellStart"/>
             <w:r>
               <w:rPr>
                 <w:b w:val="0"/>
@@ -11027,6 +11534,7 @@
               <w:lastRenderedPageBreak/>
               <w:t>transferMode</w:t>
             </w:r>
+            <w:proofErr w:type="spellEnd"/>
           </w:p>
         </w:tc>
         <w:tc>
@@ -11038,9 +11546,11 @@
               <w:pStyle w:val="Pseudocode"/>
               <w:cnfStyle w:val="000000100000" w:firstRow="0" w:lastRow="0" w:firstColumn="0" w:lastColumn="0" w:oddVBand="0" w:evenVBand="0" w:oddHBand="1" w:evenHBand="0" w:firstRowFirstColumn="0" w:firstRowLastColumn="0" w:lastRowFirstColumn="0" w:lastRowLastColumn="0"/>
             </w:pPr>
+            <w:proofErr w:type="spellStart"/>
             <w:r>
               <w:t>TransferMode</w:t>
             </w:r>
+            <w:proofErr w:type="spellEnd"/>
           </w:p>
         </w:tc>
         <w:tc>
@@ -11080,6 +11590,7 @@
                 <w:bCs w:val="0"/>
               </w:rPr>
             </w:pPr>
+            <w:proofErr w:type="spellStart"/>
             <w:r>
               <w:rPr>
                 <w:b w:val="0"/>
@@ -11087,6 +11598,7 @@
               </w:rPr>
               <w:t>replyBuffer</w:t>
             </w:r>
+            <w:proofErr w:type="spellEnd"/>
           </w:p>
         </w:tc>
         <w:tc>
@@ -11098,8 +11610,13 @@
               <w:pStyle w:val="Pseudocode"/>
               <w:cnfStyle w:val="000000000000" w:firstRow="0" w:lastRow="0" w:firstColumn="0" w:lastColumn="0" w:oddVBand="0" w:evenVBand="0" w:oddHBand="0" w:evenHBand="0" w:firstRowFirstColumn="0" w:firstRowLastColumn="0" w:lastRowFirstColumn="0" w:lastRowLastColumn="0"/>
             </w:pPr>
-            <w:r>
-              <w:t>std::string</w:t>
+            <w:proofErr w:type="gramStart"/>
+            <w:r>
+              <w:t>std::</w:t>
+            </w:r>
+            <w:proofErr w:type="gramEnd"/>
+            <w:r>
+              <w:t>string</w:t>
             </w:r>
           </w:p>
         </w:tc>
@@ -11164,6 +11681,8 @@
       </w:r>
     </w:p>
     <w:p>
+      <w:proofErr w:type="spellStart"/>
+      <w:proofErr w:type="gramStart"/>
       <w:r>
         <w:rPr>
           <w:rStyle w:val="PseudocodeChar"/>
@@ -11172,6 +11691,7 @@
         </w:rPr>
         <w:t>SendResult</w:t>
       </w:r>
+      <w:proofErr w:type="spellEnd"/>
       <w:r>
         <w:t xml:space="preserve"> </w:t>
       </w:r>
@@ -11179,14 +11699,57 @@
         <w:rPr>
           <w:lang w:val="vi-VN"/>
         </w:rPr>
-        <w:t xml:space="preserve">, reside at </w:t>
+        <w:t>,</w:t>
+      </w:r>
+      <w:proofErr w:type="gramEnd"/>
+      <w:r>
+        <w:rPr>
+          <w:lang w:val="vi-VN"/>
+        </w:rPr>
+        <w:t xml:space="preserve"> reside at </w:t>
       </w:r>
       <w:r>
         <w:rPr>
           <w:rStyle w:val="PseudocodeChar"/>
         </w:rPr>
-        <w:t>server/src/datachannel/DataChannelSession.h</w:t>
-      </w:r>
+        <w:t>server/</w:t>
+      </w:r>
+      <w:proofErr w:type="spellStart"/>
+      <w:r>
+        <w:rPr>
+          <w:rStyle w:val="PseudocodeChar"/>
+        </w:rPr>
+        <w:t>src</w:t>
+      </w:r>
+      <w:proofErr w:type="spellEnd"/>
+      <w:r>
+        <w:rPr>
+          <w:rStyle w:val="PseudocodeChar"/>
+        </w:rPr>
+        <w:t>/</w:t>
+      </w:r>
+      <w:proofErr w:type="spellStart"/>
+      <w:r>
+        <w:rPr>
+          <w:rStyle w:val="PseudocodeChar"/>
+        </w:rPr>
+        <w:t>datachannel</w:t>
+      </w:r>
+      <w:proofErr w:type="spellEnd"/>
+      <w:r>
+        <w:rPr>
+          <w:rStyle w:val="PseudocodeChar"/>
+        </w:rPr>
+        <w:t>/</w:t>
+      </w:r>
+      <w:proofErr w:type="spellStart"/>
+      <w:r>
+        <w:rPr>
+          <w:rStyle w:val="PseudocodeChar"/>
+        </w:rPr>
+        <w:t>DataChannelSession.h</w:t>
+      </w:r>
+      <w:proofErr w:type="spellEnd"/>
       <w:r>
         <w:rPr>
           <w:lang w:val="vi-VN"/>
@@ -11194,7 +11757,15 @@
         <w:t xml:space="preserve">, is </w:t>
       </w:r>
       <w:r>
-        <w:t>the return type of sendFile, replacing a bare bool:</w:t>
+        <w:t xml:space="preserve">the return type of </w:t>
+      </w:r>
+      <w:proofErr w:type="spellStart"/>
+      <w:r>
+        <w:t>sendFile</w:t>
+      </w:r>
+      <w:proofErr w:type="spellEnd"/>
+      <w:r>
+        <w:t>, replacing a bare bool:</w:t>
       </w:r>
     </w:p>
     <w:tbl>
@@ -11317,13 +11888,35 @@
               </w:rPr>
             </w:pPr>
             <w:r>
-              <w:t xml:space="preserve">Whether the transfer completed successfully (also exposed via </w:t>
+              <w:t xml:space="preserve">Whether the transfer </w:t>
+            </w:r>
+            <w:proofErr w:type="gramStart"/>
+            <w:r>
+              <w:t>completed</w:t>
+            </w:r>
+            <w:proofErr w:type="gramEnd"/>
+            <w:r>
+              <w:t xml:space="preserve"> successfully (also exposed via </w:t>
             </w:r>
             <w:r>
               <w:rPr>
                 <w:rStyle w:val="PseudocodeChar"/>
               </w:rPr>
-              <w:t>operator bool()</w:t>
+              <w:t xml:space="preserve">operator </w:t>
+            </w:r>
+            <w:proofErr w:type="gramStart"/>
+            <w:r>
+              <w:rPr>
+                <w:rStyle w:val="PseudocodeChar"/>
+              </w:rPr>
+              <w:t>bool(</w:t>
+            </w:r>
+            <w:proofErr w:type="gramEnd"/>
+            <w:r>
+              <w:rPr>
+                <w:rStyle w:val="PseudocodeChar"/>
+              </w:rPr>
+              <w:t>)</w:t>
             </w:r>
             <w:r>
               <w:t xml:space="preserve"> for direct use in conditionals)</w:t>
@@ -11367,8 +11960,13 @@
                 <w:lang w:val="vi-VN"/>
               </w:rPr>
             </w:pPr>
-            <w:r>
-              <w:t>std::string</w:t>
+            <w:proofErr w:type="gramStart"/>
+            <w:r>
+              <w:t>std::</w:t>
+            </w:r>
+            <w:proofErr w:type="gramEnd"/>
+            <w:r>
+              <w:t>string</w:t>
             </w:r>
           </w:p>
         </w:tc>
@@ -11403,6 +12001,7 @@
           <w:lang w:val="vi-VN"/>
         </w:rPr>
       </w:pPr>
+      <w:proofErr w:type="spellStart"/>
       <w:r>
         <w:rPr>
           <w:rStyle w:val="PseudocodeChar"/>
@@ -11411,6 +12010,7 @@
         </w:rPr>
         <w:t>UploadKind</w:t>
       </w:r>
+      <w:proofErr w:type="spellEnd"/>
       <w:r>
         <w:rPr>
           <w:lang w:val="vi-VN"/>
@@ -11434,8 +12034,16 @@
         <w:rPr>
           <w:lang w:val="vi-VN"/>
         </w:rPr>
-        <w:t xml:space="preserve"> in a</w:t>
-      </w:r>
+        <w:t xml:space="preserve"> in </w:t>
+      </w:r>
+      <w:proofErr w:type="gramStart"/>
+      <w:r>
+        <w:rPr>
+          <w:lang w:val="vi-VN"/>
+        </w:rPr>
+        <w:t>a</w:t>
+      </w:r>
+      <w:proofErr w:type="gramEnd"/>
       <w:r>
         <w:rPr>
           <w:lang w:val="vi-VN"/>
@@ -11466,12 +12074,14 @@
         </w:rPr>
         <w:t>an enum distinguishing the three upload commands that now share one implementation (</w:t>
       </w:r>
+      <w:proofErr w:type="spellStart"/>
       <w:r>
         <w:rPr>
           <w:rStyle w:val="PseudocodeChar"/>
         </w:rPr>
         <w:t>startUploadTransfer</w:t>
       </w:r>
+      <w:proofErr w:type="spellEnd"/>
       <w:r>
         <w:rPr>
           <w:lang w:val="vi-VN"/>
@@ -11777,6 +12387,7 @@
           <w:lang w:val="vi-VN"/>
         </w:rPr>
       </w:pPr>
+      <w:proofErr w:type="spellStart"/>
       <w:r>
         <w:rPr>
           <w:rStyle w:val="PseudocodeChar"/>
@@ -11785,6 +12396,7 @@
         </w:rPr>
         <w:t>DirEntryInfo</w:t>
       </w:r>
+      <w:proofErr w:type="spellEnd"/>
     </w:p>
     <w:p>
       <w:pPr>
@@ -11802,8 +12414,30 @@
         <w:rPr>
           <w:rStyle w:val="PseudocodeChar"/>
         </w:rPr>
-        <w:t>server/src/filesystem/DirectoryService.h</w:t>
-      </w:r>
+        <w:t>server/</w:t>
+      </w:r>
+      <w:proofErr w:type="spellStart"/>
+      <w:r>
+        <w:rPr>
+          <w:rStyle w:val="PseudocodeChar"/>
+        </w:rPr>
+        <w:t>src</w:t>
+      </w:r>
+      <w:proofErr w:type="spellEnd"/>
+      <w:r>
+        <w:rPr>
+          <w:rStyle w:val="PseudocodeChar"/>
+        </w:rPr>
+        <w:t>/filesystem/</w:t>
+      </w:r>
+      <w:proofErr w:type="spellStart"/>
+      <w:r>
+        <w:rPr>
+          <w:rStyle w:val="PseudocodeChar"/>
+        </w:rPr>
+        <w:t>DirectoryService.h</w:t>
+      </w:r>
+      <w:proofErr w:type="spellEnd"/>
       <w:r>
         <w:rPr>
           <w:lang w:val="vi-VN"/>
@@ -11896,6 +12530,7 @@
                 <w:lang w:val="vi-VN"/>
               </w:rPr>
             </w:pPr>
+            <w:proofErr w:type="spellStart"/>
             <w:r>
               <w:rPr>
                 <w:b w:val="0"/>
@@ -11903,6 +12538,7 @@
               </w:rPr>
               <w:t>formatPermissions</w:t>
             </w:r>
+            <w:proofErr w:type="spellEnd"/>
           </w:p>
         </w:tc>
         <w:tc>
@@ -11917,8 +12553,13 @@
                 <w:lang w:val="vi-VN"/>
               </w:rPr>
             </w:pPr>
-            <w:r>
-              <w:t>std::string</w:t>
+            <w:proofErr w:type="gramStart"/>
+            <w:r>
+              <w:t>std::</w:t>
+            </w:r>
+            <w:proofErr w:type="gramEnd"/>
+            <w:r>
+              <w:t>string</w:t>
             </w:r>
           </w:p>
         </w:tc>
@@ -11940,7 +12581,21 @@
               <w:rPr>
                 <w:rStyle w:val="PseudocodeChar"/>
               </w:rPr>
-              <w:t>-rw-r--r--</w:t>
+              <w:t>-</w:t>
+            </w:r>
+            <w:proofErr w:type="spellStart"/>
+            <w:r>
+              <w:rPr>
+                <w:rStyle w:val="PseudocodeChar"/>
+              </w:rPr>
+              <w:t>rw</w:t>
+            </w:r>
+            <w:proofErr w:type="spellEnd"/>
+            <w:r>
+              <w:rPr>
+                <w:rStyle w:val="PseudocodeChar"/>
+              </w:rPr>
+              <w:t>-r--r--</w:t>
             </w:r>
             <w:r>
               <w:t xml:space="preserve">) for </w:t>
@@ -11993,8 +12648,13 @@
                 <w:lang w:val="vi-VN"/>
               </w:rPr>
             </w:pPr>
-            <w:r>
-              <w:t>std::string</w:t>
+            <w:proofErr w:type="gramStart"/>
+            <w:r>
+              <w:t>std::</w:t>
+            </w:r>
+            <w:proofErr w:type="gramEnd"/>
+            <w:r>
+              <w:t>string</w:t>
             </w:r>
           </w:p>
         </w:tc>
@@ -12033,6 +12693,7 @@
                 <w:lang w:val="vi-VN"/>
               </w:rPr>
             </w:pPr>
+            <w:proofErr w:type="spellStart"/>
             <w:r>
               <w:rPr>
                 <w:b w:val="0"/>
@@ -12040,6 +12701,7 @@
               </w:rPr>
               <w:t>isDirectory</w:t>
             </w:r>
+            <w:proofErr w:type="spellEnd"/>
           </w:p>
         </w:tc>
         <w:tc>
@@ -12094,6 +12756,7 @@
                 <w:lang w:val="vi-VN"/>
               </w:rPr>
             </w:pPr>
+            <w:proofErr w:type="spellStart"/>
             <w:r>
               <w:rPr>
                 <w:b w:val="0"/>
@@ -12101,6 +12764,7 @@
               </w:rPr>
               <w:t>sizeBytes</w:t>
             </w:r>
+            <w:proofErr w:type="spellEnd"/>
           </w:p>
         </w:tc>
         <w:tc>
@@ -12115,9 +12779,11 @@
                 <w:lang w:val="vi-VN"/>
               </w:rPr>
             </w:pPr>
+            <w:proofErr w:type="spellStart"/>
             <w:r>
               <w:t>uintmax_t</w:t>
             </w:r>
+            <w:proofErr w:type="spellEnd"/>
           </w:p>
         </w:tc>
         <w:tc>
@@ -12158,14 +12824,36 @@
           <w:lang w:val="vi-VN"/>
         </w:rPr>
       </w:pPr>
+      <w:proofErr w:type="spellStart"/>
+      <w:proofErr w:type="gramStart"/>
       <w:r>
         <w:rPr>
           <w:rStyle w:val="PseudocodeChar"/>
           <w:sz w:val="28"/>
           <w:szCs w:val="36"/>
         </w:rPr>
-        <w:t>DirectoryService::PathMetadata</w:t>
-      </w:r>
+        <w:t>DirectoryService</w:t>
+      </w:r>
+      <w:proofErr w:type="spellEnd"/>
+      <w:r>
+        <w:rPr>
+          <w:rStyle w:val="PseudocodeChar"/>
+          <w:sz w:val="28"/>
+          <w:szCs w:val="36"/>
+        </w:rPr>
+        <w:t>::</w:t>
+      </w:r>
+      <w:proofErr w:type="spellStart"/>
+      <w:proofErr w:type="gramEnd"/>
+      <w:r>
+        <w:rPr>
+          <w:rStyle w:val="PseudocodeChar"/>
+          <w:sz w:val="28"/>
+          <w:szCs w:val="36"/>
+        </w:rPr>
+        <w:t>PathMetadata</w:t>
+      </w:r>
+      <w:proofErr w:type="spellEnd"/>
     </w:p>
     <w:tbl>
       <w:tblPr>
@@ -12313,6 +13001,7 @@
                 <w:lang w:val="vi-VN"/>
               </w:rPr>
             </w:pPr>
+            <w:proofErr w:type="spellStart"/>
             <w:r>
               <w:rPr>
                 <w:b w:val="0"/>
@@ -12320,6 +13009,7 @@
               </w:rPr>
               <w:t>isDirectory</w:t>
             </w:r>
+            <w:proofErr w:type="spellEnd"/>
           </w:p>
         </w:tc>
         <w:tc>
@@ -12377,6 +13067,7 @@
                 <w:lang w:val="vi-VN"/>
               </w:rPr>
             </w:pPr>
+            <w:proofErr w:type="spellStart"/>
             <w:r>
               <w:rPr>
                 <w:b w:val="0"/>
@@ -12384,6 +13075,7 @@
               </w:rPr>
               <w:t>sizeBytes</w:t>
             </w:r>
+            <w:proofErr w:type="spellEnd"/>
           </w:p>
         </w:tc>
         <w:tc>
@@ -12438,6 +13130,7 @@
                 <w:lang w:val="vi-VN"/>
               </w:rPr>
             </w:pPr>
+            <w:proofErr w:type="spellStart"/>
             <w:r>
               <w:rPr>
                 <w:b w:val="0"/>
@@ -12445,6 +13138,7 @@
               </w:rPr>
               <w:t>lastModified</w:t>
             </w:r>
+            <w:proofErr w:type="spellEnd"/>
           </w:p>
         </w:tc>
         <w:tc>
@@ -12459,9 +13153,11 @@
                 <w:lang w:val="vi-VN"/>
               </w:rPr>
             </w:pPr>
+            <w:proofErr w:type="spellStart"/>
             <w:r>
               <w:t>uintmax_t</w:t>
             </w:r>
+            <w:proofErr w:type="spellEnd"/>
           </w:p>
         </w:tc>
         <w:tc>
@@ -12509,13 +13205,33 @@
           <w:lang w:val="vi-VN"/>
         </w:rPr>
       </w:pPr>
+      <w:proofErr w:type="spellStart"/>
+      <w:proofErr w:type="gramStart"/>
       <w:r>
         <w:rPr>
           <w:rStyle w:val="PseudocodeChar"/>
           <w:sz w:val="28"/>
           <w:szCs w:val="36"/>
         </w:rPr>
-        <w:t>DirectoryService::Result</w:t>
+        <w:t>DirectoryService</w:t>
+      </w:r>
+      <w:proofErr w:type="spellEnd"/>
+      <w:r>
+        <w:rPr>
+          <w:rStyle w:val="PseudocodeChar"/>
+          <w:sz w:val="28"/>
+          <w:szCs w:val="36"/>
+        </w:rPr>
+        <w:t>::</w:t>
+      </w:r>
+      <w:proofErr w:type="gramEnd"/>
+      <w:r>
+        <w:rPr>
+          <w:rStyle w:val="PseudocodeChar"/>
+          <w:sz w:val="28"/>
+          <w:szCs w:val="36"/>
+        </w:rPr>
+        <w:t>Result</w:t>
       </w:r>
     </w:p>
     <w:tbl>
@@ -12746,8 +13462,13 @@
                 <w:lang w:val="vi-VN"/>
               </w:rPr>
             </w:pPr>
-            <w:r>
-              <w:t>std::string</w:t>
+            <w:proofErr w:type="gramStart"/>
+            <w:r>
+              <w:t>std::</w:t>
+            </w:r>
+            <w:proofErr w:type="gramEnd"/>
+            <w:r>
+              <w:t>string</w:t>
             </w:r>
           </w:p>
         </w:tc>
@@ -12820,6 +13541,7 @@
           <w:lang w:val="vi-VN"/>
         </w:rPr>
       </w:pPr>
+      <w:proofErr w:type="spellStart"/>
       <w:r>
         <w:rPr>
           <w:rStyle w:val="PseudocodeChar"/>
@@ -12828,6 +13550,7 @@
         </w:rPr>
         <w:t>InFlightPacket</w:t>
       </w:r>
+      <w:proofErr w:type="spellEnd"/>
     </w:p>
     <w:p>
       <w:pPr>
@@ -12858,8 +13581,49 @@
           <w:rFonts w:ascii="Consolas" w:hAnsi="Consolas"/>
           <w:sz w:val="22"/>
         </w:rPr>
-        <w:t>server/src/rdt/RdtSender.h</w:t>
-      </w:r>
+        <w:t>server/</w:t>
+      </w:r>
+      <w:proofErr w:type="spellStart"/>
+      <w:r>
+        <w:rPr>
+          <w:rFonts w:ascii="Consolas" w:hAnsi="Consolas"/>
+          <w:sz w:val="22"/>
+        </w:rPr>
+        <w:t>src</w:t>
+      </w:r>
+      <w:proofErr w:type="spellEnd"/>
+      <w:r>
+        <w:rPr>
+          <w:rFonts w:ascii="Consolas" w:hAnsi="Consolas"/>
+          <w:sz w:val="22"/>
+        </w:rPr>
+        <w:t>/</w:t>
+      </w:r>
+      <w:proofErr w:type="spellStart"/>
+      <w:r>
+        <w:rPr>
+          <w:rFonts w:ascii="Consolas" w:hAnsi="Consolas"/>
+          <w:sz w:val="22"/>
+        </w:rPr>
+        <w:t>rdt</w:t>
+      </w:r>
+      <w:proofErr w:type="spellEnd"/>
+      <w:r>
+        <w:rPr>
+          <w:rFonts w:ascii="Consolas" w:hAnsi="Consolas"/>
+          <w:sz w:val="22"/>
+        </w:rPr>
+        <w:t>/</w:t>
+      </w:r>
+      <w:proofErr w:type="spellStart"/>
+      <w:r>
+        <w:rPr>
+          <w:rFonts w:ascii="Consolas" w:hAnsi="Consolas"/>
+          <w:sz w:val="22"/>
+        </w:rPr>
+        <w:t>RdtSender.h</w:t>
+      </w:r>
+      <w:proofErr w:type="spellEnd"/>
       <w:r>
         <w:rPr>
           <w:lang w:val="vi-VN"/>
@@ -12950,6 +13714,7 @@
                 <w:lang w:val="vi-VN"/>
               </w:rPr>
             </w:pPr>
+            <w:proofErr w:type="spellStart"/>
             <w:r>
               <w:rPr>
                 <w:b w:val="0"/>
@@ -12957,6 +13722,7 @@
               </w:rPr>
               <w:t>seq_num</w:t>
             </w:r>
+            <w:proofErr w:type="spellEnd"/>
           </w:p>
         </w:tc>
         <w:tc>
@@ -13029,8 +13795,13 @@
                 <w:lang w:val="vi-VN"/>
               </w:rPr>
             </w:pPr>
-            <w:r>
-              <w:t>std::vector&lt;char&gt;</w:t>
+            <w:proofErr w:type="gramStart"/>
+            <w:r>
+              <w:t>std::</w:t>
+            </w:r>
+            <w:proofErr w:type="gramEnd"/>
+            <w:r>
+              <w:t>vector&lt;char&gt;</w:t>
             </w:r>
           </w:p>
         </w:tc>
@@ -13069,6 +13840,7 @@
                 <w:lang w:val="vi-VN"/>
               </w:rPr>
             </w:pPr>
+            <w:proofErr w:type="spellStart"/>
             <w:r>
               <w:rPr>
                 <w:b w:val="0"/>
@@ -13076,6 +13848,7 @@
               </w:rPr>
               <w:t>is_final</w:t>
             </w:r>
+            <w:proofErr w:type="spellEnd"/>
           </w:p>
         </w:tc>
         <w:tc>
@@ -13127,6 +13900,7 @@
                 <w:lang w:val="vi-VN"/>
               </w:rPr>
             </w:pPr>
+            <w:proofErr w:type="spellStart"/>
             <w:r>
               <w:rPr>
                 <w:b w:val="0"/>
@@ -13134,6 +13908,7 @@
               </w:rPr>
               <w:t>sent_time</w:t>
             </w:r>
+            <w:proofErr w:type="spellEnd"/>
           </w:p>
         </w:tc>
         <w:tc>
@@ -13148,9 +13923,29 @@
                 <w:lang w:val="vi-VN"/>
               </w:rPr>
             </w:pPr>
-            <w:r>
-              <w:t>std::chrono::steady_clock::time_point</w:t>
-            </w:r>
+            <w:proofErr w:type="gramStart"/>
+            <w:r>
+              <w:t>std::chrono::</w:t>
+            </w:r>
+            <w:proofErr w:type="spellStart"/>
+            <w:proofErr w:type="gramEnd"/>
+            <w:r>
+              <w:t>steady_</w:t>
+            </w:r>
+            <w:proofErr w:type="gramStart"/>
+            <w:r>
+              <w:t>clock</w:t>
+            </w:r>
+            <w:proofErr w:type="spellEnd"/>
+            <w:r>
+              <w:t>::</w:t>
+            </w:r>
+            <w:proofErr w:type="spellStart"/>
+            <w:proofErr w:type="gramEnd"/>
+            <w:r>
+              <w:t>time_point</w:t>
+            </w:r>
+            <w:proofErr w:type="spellEnd"/>
           </w:p>
         </w:tc>
         <w:tc>
@@ -13188,6 +13983,7 @@
                 <w:lang w:val="vi-VN"/>
               </w:rPr>
             </w:pPr>
+            <w:proofErr w:type="spellStart"/>
             <w:r>
               <w:rPr>
                 <w:b w:val="0"/>
@@ -13195,6 +13991,7 @@
               </w:rPr>
               <w:t>acked</w:t>
             </w:r>
+            <w:proofErr w:type="spellEnd"/>
           </w:p>
         </w:tc>
         <w:tc>
@@ -13286,6 +14083,7 @@
             <w:r>
               <w:t xml:space="preserve">Whether this packet has been resent </w:t>
             </w:r>
+            <w:proofErr w:type="gramStart"/>
             <w:r>
               <w:rPr>
                 <w:lang w:val="vi-VN"/>
@@ -13293,7 +14091,11 @@
               <w:t xml:space="preserve">– </w:t>
             </w:r>
             <w:r>
-              <w:t xml:space="preserve"> excludes it from RTT sampling (Karn's Algorithm)</w:t>
+              <w:t xml:space="preserve"> excludes</w:t>
+            </w:r>
+            <w:proofErr w:type="gramEnd"/>
+            <w:r>
+              <w:t xml:space="preserve"> it from RTT sampling (Karn's Algorithm)</w:t>
             </w:r>
           </w:p>
         </w:tc>
@@ -13413,15 +14215,25 @@
         </w:rPr>
         <w:t xml:space="preserve"> the sender's Selective Repeat sliding window; its slide condition and congestion-window interaction are detailed in Section </w:t>
       </w:r>
-      <w:hyperlink w:anchor="_RdtSender_–_Selective" w:history="1">
-        <w:r>
-          <w:rPr>
-            <w:rStyle w:val="Hyperlink"/>
-            <w:lang w:val="vi-VN"/>
-          </w:rPr>
-          <w:t>3.2.1</w:t>
-        </w:r>
-      </w:hyperlink>
+      <w:r>
+        <w:fldChar w:fldCharType="begin"/>
+      </w:r>
+      <w:r>
+        <w:instrText>HYPERLINK \l "_RdtSender_–_Selective"</w:instrText>
+      </w:r>
+      <w:r>
+        <w:fldChar w:fldCharType="separate"/>
+      </w:r>
+      <w:r>
+        <w:rPr>
+          <w:rStyle w:val="Hyperlink"/>
+          <w:lang w:val="vi-VN"/>
+        </w:rPr>
+        <w:t>3.2.1</w:t>
+      </w:r>
+      <w:r>
+        <w:fldChar w:fldCharType="end"/>
+      </w:r>
       <w:r>
         <w:rPr>
           <w:lang w:val="vi-VN"/>
@@ -13473,13 +14285,13 @@
           <w:lang w:val="vi-VN"/>
         </w:rPr>
       </w:pPr>
-      <w:bookmarkStart w:id="18" w:name="_Toc237030898"/>
-      <w:bookmarkStart w:id="19" w:name="_Server_Thread-Dispatch_Logic"/>
+      <w:bookmarkStart w:id="18" w:name="_Server_Thread-Dispatch_Logic"/>
+      <w:bookmarkStart w:id="19" w:name="_Toc237030898"/>
+      <w:bookmarkEnd w:id="18"/>
+      <w:r>
+        <w:t>Server Thread-Dispatch Logic</w:t>
+      </w:r>
       <w:bookmarkEnd w:id="19"/>
-      <w:r>
-        <w:t>Server Thread-Dispatch Logic</w:t>
-      </w:r>
-      <w:bookmarkEnd w:id="18"/>
     </w:p>
     <w:p>
       <w:pPr>
@@ -13696,7 +14508,15 @@
         <w:t>–</w:t>
       </w:r>
       <w:r>
-        <w:t xml:space="preserve"> the handler runs to completion and the loop immediately reads the next command. For </w:t>
+        <w:t xml:space="preserve"> the handler runs to </w:t>
+      </w:r>
+      <w:proofErr w:type="gramStart"/>
+      <w:r>
+        <w:t>completion</w:t>
+      </w:r>
+      <w:proofErr w:type="gramEnd"/>
+      <w:r>
+        <w:t xml:space="preserve"> and the loop immediately reads the next command. For </w:t>
       </w:r>
       <w:r>
         <w:rPr>
@@ -13771,14 +14591,40 @@
       <w:r>
         <w:t xml:space="preserve"> while a transfer is still in progress. The worker thread sends its own completion reply once finished, independently of the control loop, guarded by </w:t>
       </w:r>
+      <w:proofErr w:type="spellStart"/>
+      <w:proofErr w:type="gramStart"/>
       <w:r>
         <w:rPr>
           <w:rStyle w:val="PseudocodeChar"/>
         </w:rPr>
-        <w:t>ClientSession::replyMutex</w:t>
-      </w:r>
-      <w:r>
-        <w:t xml:space="preserve"> to prevent the two threads from corrupting each other's writes to the same socket.</w:t>
+        <w:t>ClientSession</w:t>
+      </w:r>
+      <w:proofErr w:type="spellEnd"/>
+      <w:r>
+        <w:rPr>
+          <w:rStyle w:val="PseudocodeChar"/>
+        </w:rPr>
+        <w:t>::</w:t>
+      </w:r>
+      <w:proofErr w:type="spellStart"/>
+      <w:proofErr w:type="gramEnd"/>
+      <w:r>
+        <w:rPr>
+          <w:rStyle w:val="PseudocodeChar"/>
+        </w:rPr>
+        <w:t>replyMutex</w:t>
+      </w:r>
+      <w:proofErr w:type="spellEnd"/>
+      <w:r>
+        <w:t xml:space="preserve"> to prevent the two threads from corrupting each other's </w:t>
+      </w:r>
+      <w:proofErr w:type="gramStart"/>
+      <w:r>
+        <w:t>writes</w:t>
+      </w:r>
+      <w:proofErr w:type="gramEnd"/>
+      <w:r>
+        <w:t xml:space="preserve"> to the same socket.</w:t>
       </w:r>
     </w:p>
     <w:p>
@@ -13858,27 +14704,14 @@
       <w:r>
         <w:t xml:space="preserve">Figure </w:t>
       </w:r>
-      <w:r>
-        <w:fldChar w:fldCharType="begin"/>
-      </w:r>
-      <w:r>
-        <w:instrText xml:space="preserve"> SEQ Figure \* ARABIC </w:instrText>
-      </w:r>
-      <w:r>
-        <w:fldChar w:fldCharType="separate"/>
-      </w:r>
-      <w:r>
-        <w:rPr>
-          <w:noProof/>
-        </w:rPr>
-        <w:t>4</w:t>
-      </w:r>
-      <w:r>
-        <w:rPr>
-          <w:noProof/>
-        </w:rPr>
-        <w:fldChar w:fldCharType="end"/>
-      </w:r>
+      <w:fldSimple w:instr=" SEQ Figure \* ARABIC ">
+        <w:r>
+          <w:rPr>
+            <w:noProof/>
+          </w:rPr>
+          <w:t>4</w:t>
+        </w:r>
+      </w:fldSimple>
       <w:r>
         <w:t xml:space="preserve">: </w:t>
       </w:r>
@@ -13893,6 +14726,9 @@
         <w:jc w:val="center"/>
       </w:pPr>
       <w:r>
+        <w:rPr>
+          <w:noProof/>
+        </w:rPr>
         <w:lastRenderedPageBreak/>
         <w:drawing>
           <wp:inline distT="0" distB="0" distL="0" distR="0" wp14:anchorId="24626B63" wp14:editId="2813368C">
@@ -13956,24 +14792,14 @@
       <w:r>
         <w:t xml:space="preserve">Figure </w:t>
       </w:r>
-      <w:r>
-        <w:fldChar w:fldCharType="begin"/>
-      </w:r>
-      <w:r>
-        <w:instrText xml:space="preserve"> SEQ Figure \* ARABIC </w:instrText>
-      </w:r>
-      <w:r>
-        <w:fldChar w:fldCharType="separate"/>
-      </w:r>
-      <w:r>
-        <w:rPr>
-          <w:noProof/>
-        </w:rPr>
-        <w:t>5</w:t>
-      </w:r>
-      <w:r>
-        <w:fldChar w:fldCharType="end"/>
-      </w:r>
+      <w:fldSimple w:instr=" SEQ Figure \* ARABIC ">
+        <w:r>
+          <w:rPr>
+            <w:noProof/>
+          </w:rPr>
+          <w:t>5</w:t>
+        </w:r>
+      </w:fldSimple>
       <w:r>
         <w:rPr>
           <w:lang w:val="vi-VN"/>
@@ -14075,6 +14901,7 @@
       </w:pPr>
       <w:bookmarkStart w:id="23" w:name="_RdtSender_–_Selective"/>
       <w:bookmarkEnd w:id="23"/>
+      <w:proofErr w:type="spellStart"/>
       <w:r>
         <w:rPr>
           <w:rStyle w:val="PseudocodeChar"/>
@@ -14083,6 +14910,7 @@
         </w:rPr>
         <w:t>RdtSender</w:t>
       </w:r>
+      <w:proofErr w:type="spellEnd"/>
       <w:r>
         <w:rPr>
           <w:sz w:val="36"/>
@@ -14353,7 +15181,23 @@
         <w:ind w:firstLine="360"/>
       </w:pPr>
       <w:r>
-        <w:t>RTT is sampled only from packets that were never retransmitted (Karn's Algorithm). On any timeout, the congestion window is halved and the retransmission timeout doubles, both bounded by the constants below; on a sustained run of clean ACKs equal to the current window size, the congestion window increases by 1.0.</w:t>
+        <w:t xml:space="preserve">RTT is sampled only from packets that were never retransmitted (Karn's Algorithm). On any timeout, the congestion window is </w:t>
+      </w:r>
+      <w:proofErr w:type="gramStart"/>
+      <w:r>
+        <w:t>halved</w:t>
+      </w:r>
+      <w:proofErr w:type="gramEnd"/>
+      <w:r>
+        <w:t xml:space="preserve"> and the retransmission timeout doubles, both </w:t>
+      </w:r>
+      <w:proofErr w:type="gramStart"/>
+      <w:r>
+        <w:t>bounded</w:t>
+      </w:r>
+      <w:proofErr w:type="gramEnd"/>
+      <w:r>
+        <w:t xml:space="preserve"> by the constants below; on a sustained run of clean ACKs equal to the current window size, the congestion window increases by 1.0.</w:t>
       </w:r>
     </w:p>
     <w:p>
@@ -14849,27 +15693,14 @@
       <w:r>
         <w:t xml:space="preserve">Figure </w:t>
       </w:r>
-      <w:r>
-        <w:fldChar w:fldCharType="begin"/>
-      </w:r>
-      <w:r>
-        <w:instrText xml:space="preserve"> SEQ Figure \* ARABIC </w:instrText>
-      </w:r>
-      <w:r>
-        <w:fldChar w:fldCharType="separate"/>
-      </w:r>
-      <w:r>
-        <w:rPr>
-          <w:noProof/>
-        </w:rPr>
-        <w:t>6</w:t>
-      </w:r>
-      <w:r>
-        <w:rPr>
-          <w:noProof/>
-        </w:rPr>
-        <w:fldChar w:fldCharType="end"/>
-      </w:r>
+      <w:fldSimple w:instr=" SEQ Figure \* ARABIC ">
+        <w:r>
+          <w:rPr>
+            <w:noProof/>
+          </w:rPr>
+          <w:t>6</w:t>
+        </w:r>
+      </w:fldSimple>
       <w:r>
         <w:rPr>
           <w:lang w:val="vi-VN"/>
@@ -14958,27 +15789,14 @@
       <w:r>
         <w:t xml:space="preserve">Figure </w:t>
       </w:r>
-      <w:r>
-        <w:fldChar w:fldCharType="begin"/>
-      </w:r>
-      <w:r>
-        <w:instrText xml:space="preserve"> SEQ Figure \* ARABIC </w:instrText>
-      </w:r>
-      <w:r>
-        <w:fldChar w:fldCharType="separate"/>
-      </w:r>
-      <w:r>
-        <w:rPr>
-          <w:noProof/>
-        </w:rPr>
-        <w:t>7</w:t>
-      </w:r>
-      <w:r>
-        <w:rPr>
-          <w:noProof/>
-        </w:rPr>
-        <w:fldChar w:fldCharType="end"/>
-      </w:r>
+      <w:fldSimple w:instr=" SEQ Figure \* ARABIC ">
+        <w:r>
+          <w:rPr>
+            <w:noProof/>
+          </w:rPr>
+          <w:t>7</w:t>
+        </w:r>
+      </w:fldSimple>
       <w:r>
         <w:rPr>
           <w:lang w:val="vi-VN"/>
@@ -15011,6 +15829,7 @@
           <w:lang w:val="vi-VN"/>
         </w:rPr>
       </w:pPr>
+      <w:proofErr w:type="spellStart"/>
       <w:r>
         <w:rPr>
           <w:rStyle w:val="PseudocodeChar"/>
@@ -15019,6 +15838,7 @@
         </w:rPr>
         <w:t>RdtReceiver</w:t>
       </w:r>
+      <w:proofErr w:type="spellEnd"/>
       <w:r>
         <w:rPr>
           <w:sz w:val="36"/>
@@ -15361,33 +16181,22 @@
       <w:r>
         <w:t xml:space="preserve">Figure </w:t>
       </w:r>
-      <w:r>
-        <w:fldChar w:fldCharType="begin"/>
-      </w:r>
-      <w:r>
-        <w:instrText xml:space="preserve"> SEQ Figure \* ARABIC </w:instrText>
-      </w:r>
-      <w:r>
-        <w:fldChar w:fldCharType="separate"/>
-      </w:r>
-      <w:r>
-        <w:rPr>
-          <w:noProof/>
-        </w:rPr>
-        <w:t>8</w:t>
-      </w:r>
-      <w:r>
-        <w:rPr>
-          <w:noProof/>
-        </w:rPr>
-        <w:fldChar w:fldCharType="end"/>
-      </w:r>
+      <w:fldSimple w:instr=" SEQ Figure \* ARABIC ">
+        <w:r>
+          <w:rPr>
+            <w:noProof/>
+          </w:rPr>
+          <w:t>8</w:t>
+        </w:r>
+      </w:fldSimple>
       <w:r>
         <w:t xml:space="preserve">: </w:t>
       </w:r>
+      <w:proofErr w:type="spellStart"/>
       <w:r>
         <w:t>receiveNext</w:t>
       </w:r>
+      <w:proofErr w:type="spellEnd"/>
       <w:r>
         <w:t xml:space="preserve"> Flow</w:t>
       </w:r>
@@ -15440,21 +16249,25 @@
       <w:r>
         <w:t xml:space="preserve"> specifically which code path </w:t>
       </w:r>
+      <w:proofErr w:type="spellStart"/>
       <w:r>
         <w:rPr>
           <w:rStyle w:val="PseudocodeChar"/>
         </w:rPr>
         <w:t>CommandDispatcher</w:t>
       </w:r>
+      <w:proofErr w:type="spellEnd"/>
       <w:r>
         <w:t xml:space="preserve"> takes based on the session's </w:t>
       </w:r>
+      <w:proofErr w:type="spellStart"/>
       <w:r>
         <w:rPr>
           <w:rStyle w:val="PseudocodeChar"/>
         </w:rPr>
         <w:t>dataChannelMode</w:t>
       </w:r>
+      <w:proofErr w:type="spellEnd"/>
       <w:r>
         <w:t>.</w:t>
       </w:r>
@@ -15472,11 +16285,19 @@
       <w:r>
         <w:t xml:space="preserve"> opens a server-side ephemeral UDP socket, storing it directly in the session, and sets </w:t>
       </w:r>
+      <w:proofErr w:type="spellStart"/>
       <w:r>
         <w:rPr>
           <w:rStyle w:val="PseudocodeChar"/>
         </w:rPr>
-        <w:t>dataChannelMode = Passive</w:t>
+        <w:t>dataChannelMode</w:t>
+      </w:r>
+      <w:proofErr w:type="spellEnd"/>
+      <w:r>
+        <w:rPr>
+          <w:rStyle w:val="PseudocodeChar"/>
+        </w:rPr>
+        <w:t xml:space="preserve"> = Passive</w:t>
       </w:r>
       <w:r>
         <w:t xml:space="preserve">. </w:t>
@@ -15496,12 +16317,14 @@
       <w:r>
         <w:t xml:space="preserve"> via </w:t>
       </w:r>
+      <w:proofErr w:type="spellStart"/>
       <w:r>
         <w:rPr>
           <w:rStyle w:val="PseudocodeChar"/>
         </w:rPr>
         <w:t>portMatchesControlPeer</w:t>
       </w:r>
+      <w:proofErr w:type="spellEnd"/>
       <w:r>
         <w:t xml:space="preserve"> </w:t>
       </w:r>
@@ -15574,14 +16397,32 @@
         <w:t xml:space="preserve"> </w:t>
       </w:r>
       <w:r>
-        <w:t xml:space="preserve">is subsequently issued, the dispatcher first rejects the command if no mode was selected. Otherwise it branches: for Passive mode, it takes ownership of the already-open </w:t>
-      </w:r>
+        <w:t xml:space="preserve">is subsequently issued, the dispatcher first rejects the command if no mode was selected. </w:t>
+      </w:r>
+      <w:proofErr w:type="gramStart"/>
+      <w:r>
+        <w:t>Otherwise</w:t>
+      </w:r>
+      <w:proofErr w:type="gramEnd"/>
+      <w:r>
+        <w:t xml:space="preserve"> it </w:t>
+      </w:r>
+      <w:proofErr w:type="gramStart"/>
+      <w:r>
+        <w:t>branches:</w:t>
+      </w:r>
+      <w:proofErr w:type="gramEnd"/>
+      <w:r>
+        <w:t xml:space="preserve"> for Passive mode, it takes ownership of the already-open </w:t>
+      </w:r>
+      <w:proofErr w:type="spellStart"/>
       <w:r>
         <w:rPr>
           <w:rStyle w:val="PseudocodeChar"/>
         </w:rPr>
         <w:t>pendingDataSocket</w:t>
       </w:r>
+      <w:proofErr w:type="spellEnd"/>
       <w:r>
         <w:t xml:space="preserve"> and constructs the corresponding transport with the existing-socket constructor; for Active mode, it constructs the fresh-socket variant using the client's validated address. The session's mode state resets to </w:t>
       </w:r>
@@ -15643,6 +16484,9 @@
         </w:rPr>
       </w:pPr>
       <w:r>
+        <w:rPr>
+          <w:noProof/>
+        </w:rPr>
         <w:lastRenderedPageBreak/>
         <w:drawing>
           <wp:inline distT="0" distB="0" distL="0" distR="0" wp14:anchorId="406AD88E" wp14:editId="77A769BF">
@@ -15706,27 +16550,14 @@
       <w:r>
         <w:t xml:space="preserve">Figure </w:t>
       </w:r>
-      <w:r>
-        <w:fldChar w:fldCharType="begin"/>
-      </w:r>
-      <w:r>
-        <w:instrText xml:space="preserve"> SEQ Figure \* ARABIC </w:instrText>
-      </w:r>
-      <w:r>
-        <w:fldChar w:fldCharType="separate"/>
-      </w:r>
-      <w:r>
-        <w:rPr>
-          <w:noProof/>
-        </w:rPr>
-        <w:t>9</w:t>
-      </w:r>
-      <w:r>
-        <w:rPr>
-          <w:noProof/>
-        </w:rPr>
-        <w:fldChar w:fldCharType="end"/>
-      </w:r>
+      <w:fldSimple w:instr=" SEQ Figure \* ARABIC ">
+        <w:r>
+          <w:rPr>
+            <w:noProof/>
+          </w:rPr>
+          <w:t>9</w:t>
+        </w:r>
+      </w:fldSimple>
       <w:r>
         <w:rPr>
           <w:lang w:val="vi-VN"/>
@@ -15847,6 +16678,9 @@
         <w:jc w:val="center"/>
       </w:pPr>
       <w:r>
+        <w:rPr>
+          <w:noProof/>
+        </w:rPr>
         <w:drawing>
           <wp:inline distT="0" distB="0" distL="0" distR="0" wp14:anchorId="4A2B8433" wp14:editId="74211B61">
             <wp:extent cx="5943600" cy="2840990"/>
@@ -15906,24 +16740,14 @@
       <w:r>
         <w:t xml:space="preserve">Figure </w:t>
       </w:r>
-      <w:r>
-        <w:fldChar w:fldCharType="begin"/>
-      </w:r>
-      <w:r>
-        <w:instrText xml:space="preserve"> SEQ Figure \* ARABIC </w:instrText>
-      </w:r>
-      <w:r>
-        <w:fldChar w:fldCharType="separate"/>
-      </w:r>
-      <w:r>
-        <w:rPr>
-          <w:noProof/>
-        </w:rPr>
-        <w:t>10</w:t>
-      </w:r>
-      <w:r>
-        <w:fldChar w:fldCharType="end"/>
-      </w:r>
+      <w:fldSimple w:instr=" SEQ Figure \* ARABIC ">
+        <w:r>
+          <w:rPr>
+            <w:noProof/>
+          </w:rPr>
+          <w:t>10</w:t>
+        </w:r>
+      </w:fldSimple>
       <w:r>
         <w:rPr>
           <w:lang w:val="vi-VN"/>
@@ -16106,6 +16930,9 @@
         <w:jc w:val="center"/>
       </w:pPr>
       <w:r>
+        <w:rPr>
+          <w:noProof/>
+        </w:rPr>
         <w:lastRenderedPageBreak/>
         <w:drawing>
           <wp:inline distT="0" distB="0" distL="0" distR="0" wp14:anchorId="479051E7" wp14:editId="5A9FE2ED">
@@ -16166,24 +16993,14 @@
       <w:r>
         <w:t xml:space="preserve">Figure </w:t>
       </w:r>
-      <w:r>
-        <w:fldChar w:fldCharType="begin"/>
-      </w:r>
-      <w:r>
-        <w:instrText xml:space="preserve"> SEQ Figure \* ARABIC </w:instrText>
-      </w:r>
-      <w:r>
-        <w:fldChar w:fldCharType="separate"/>
-      </w:r>
-      <w:r>
-        <w:rPr>
-          <w:noProof/>
-        </w:rPr>
-        <w:t>11</w:t>
-      </w:r>
-      <w:r>
-        <w:fldChar w:fldCharType="end"/>
-      </w:r>
+      <w:fldSimple w:instr=" SEQ Figure \* ARABIC ">
+        <w:r>
+          <w:rPr>
+            <w:noProof/>
+          </w:rPr>
+          <w:t>11</w:t>
+        </w:r>
+      </w:fldSimple>
       <w:r>
         <w:rPr>
           <w:lang w:val="vi-VN"/>
@@ -16207,12 +17024,14 @@
       <w:r>
         <w:t xml:space="preserve">This design deliberately keeps </w:t>
       </w:r>
+      <w:proofErr w:type="spellStart"/>
       <w:r>
         <w:rPr>
           <w:rStyle w:val="PseudocodeChar"/>
         </w:rPr>
         <w:t>ChunkedFileWriter</w:t>
       </w:r>
+      <w:proofErr w:type="spellEnd"/>
       <w:r>
         <w:t xml:space="preserve"> itself unmodified — it always just streams "the new data" into a temp file and atomically commits it, with no concept of "append" at all. The combination logic lives entirely in a separate step applied after a normal receive succeeds, at the cost of a second full-file copy for the existing content on a large append (once to seed the combined temp file, once already staged as new data) compared to a design that seeds the writer's temp file directly — a deliberate simplicity-over-I/O-efficiency tradeoff, not an oversight.</w:t>
       </w:r>
@@ -16260,7 +17079,15 @@
         <w:ind w:firstLine="357"/>
       </w:pPr>
       <w:r>
-        <w:t xml:space="preserve">The table below maps every major engineering component to its primary owner and supporting contributors, based on the team's original planning document and the project's commit history. Each member owned a distinct architectural layer for the full duration of the project; where teammates contributed to another member's layer, this is noted as supporting collaboration rather than a change of ownership, consistent with how the team worked throughout </w:t>
+        <w:t xml:space="preserve">The table below maps every major engineering component to its primary owner and supporting contributors, based on the team's original planning document and the project's </w:t>
+      </w:r>
+      <w:proofErr w:type="gramStart"/>
+      <w:r>
+        <w:t>commit history</w:t>
+      </w:r>
+      <w:proofErr w:type="gramEnd"/>
+      <w:r>
+        <w:t xml:space="preserve">. Each member owned a distinct architectural layer for the full duration of the project; where teammates contributed to another member's layer, this is noted as supporting collaboration rather than a change of ownership, consistent with how the team worked throughout </w:t>
       </w:r>
       <w:r>
         <w:t xml:space="preserve">– </w:t>
@@ -16762,9 +17589,11 @@
               <w:jc w:val="left"/>
               <w:cnfStyle w:val="000000100000" w:firstRow="0" w:lastRow="0" w:firstColumn="0" w:lastColumn="0" w:oddVBand="0" w:evenVBand="0" w:oddHBand="1" w:evenHBand="0" w:firstRowFirstColumn="0" w:firstRowLastColumn="0" w:lastRowFirstColumn="0" w:lastRowLastColumn="0"/>
             </w:pPr>
+            <w:proofErr w:type="spellStart"/>
             <w:r>
               <w:t>Đỗ</w:t>
             </w:r>
+            <w:proofErr w:type="spellEnd"/>
             <w:r>
               <w:rPr>
                 <w:lang w:val="vi-VN"/>
@@ -16772,7 +17601,15 @@
               <w:t xml:space="preserve"> Minh Khang </w:t>
             </w:r>
             <w:r>
-              <w:t>provided support with the underlying ChunkedFileWriter/atomic-commit design these commands build on</w:t>
+              <w:t xml:space="preserve">provided support with the underlying </w:t>
+            </w:r>
+            <w:proofErr w:type="spellStart"/>
+            <w:r>
+              <w:t>ChunkedFileWriter</w:t>
+            </w:r>
+            <w:proofErr w:type="spellEnd"/>
+            <w:r>
+              <w:t>/atomic-commit design these commands build on</w:t>
             </w:r>
           </w:p>
         </w:tc>
@@ -16795,7 +17632,15 @@
               <w:t>STOU</w:t>
             </w:r>
             <w:r>
-              <w:t>); non-destructive, atomically-committed appending to existing files (</w:t>
+              <w:t xml:space="preserve">); non-destructive, </w:t>
+            </w:r>
+            <w:proofErr w:type="gramStart"/>
+            <w:r>
+              <w:t>atomically-committed</w:t>
+            </w:r>
+            <w:proofErr w:type="gramEnd"/>
+            <w:r>
+              <w:t xml:space="preserve"> appending to existing files (</w:t>
             </w:r>
             <w:r>
               <w:rPr>
@@ -16859,9 +17704,11 @@
               <w:jc w:val="left"/>
               <w:cnfStyle w:val="000000000000" w:firstRow="0" w:lastRow="0" w:firstColumn="0" w:lastColumn="0" w:oddVBand="0" w:evenVBand="0" w:oddHBand="0" w:evenHBand="0" w:firstRowFirstColumn="0" w:firstRowLastColumn="0" w:lastRowFirstColumn="0" w:lastRowLastColumn="0"/>
             </w:pPr>
+            <w:proofErr w:type="spellStart"/>
             <w:r>
               <w:t>Đỗ</w:t>
             </w:r>
+            <w:proofErr w:type="spellEnd"/>
             <w:r>
               <w:rPr>
                 <w:lang w:val="vi-VN"/>
@@ -16885,12 +17732,14 @@
             <w:r>
               <w:t xml:space="preserve">Credential verification, per-client session fields, </w:t>
             </w:r>
+            <w:proofErr w:type="spellStart"/>
             <w:r>
               <w:rPr>
                 <w:rStyle w:val="PseudocodeChar"/>
               </w:rPr>
               <w:t>ClientRegistry</w:t>
             </w:r>
+            <w:proofErr w:type="spellEnd"/>
           </w:p>
         </w:tc>
       </w:tr>
@@ -17013,9 +17862,11 @@
                 <w:lang w:val="vi-VN"/>
               </w:rPr>
             </w:pPr>
+            <w:proofErr w:type="spellStart"/>
             <w:r>
               <w:t>Đỗ</w:t>
             </w:r>
+            <w:proofErr w:type="spellEnd"/>
             <w:r>
               <w:rPr>
                 <w:lang w:val="vi-VN"/>
@@ -17092,9 +17943,11 @@
               <w:jc w:val="left"/>
               <w:cnfStyle w:val="000000100000" w:firstRow="0" w:lastRow="0" w:firstColumn="0" w:lastColumn="0" w:oddVBand="0" w:evenVBand="0" w:oddHBand="1" w:evenHBand="0" w:firstRowFirstColumn="0" w:firstRowLastColumn="0" w:lastRowFirstColumn="0" w:lastRowLastColumn="0"/>
             </w:pPr>
+            <w:proofErr w:type="spellStart"/>
             <w:r>
               <w:t>Đỗ</w:t>
             </w:r>
+            <w:proofErr w:type="spellEnd"/>
             <w:r>
               <w:rPr>
                 <w:lang w:val="vi-VN"/>
@@ -17264,9 +18117,11 @@
               <w:jc w:val="left"/>
               <w:cnfStyle w:val="000000000000" w:firstRow="0" w:lastRow="0" w:firstColumn="0" w:lastColumn="0" w:oddVBand="0" w:evenVBand="0" w:oddHBand="0" w:evenHBand="0" w:firstRowFirstColumn="0" w:firstRowLastColumn="0" w:lastRowFirstColumn="0" w:lastRowLastColumn="0"/>
             </w:pPr>
+            <w:proofErr w:type="spellStart"/>
             <w:r>
               <w:t>Đỗ</w:t>
             </w:r>
+            <w:proofErr w:type="spellEnd"/>
             <w:r>
               <w:rPr>
                 <w:lang w:val="vi-VN"/>
@@ -17343,9 +18198,11 @@
               <w:jc w:val="left"/>
               <w:cnfStyle w:val="000000100000" w:firstRow="0" w:lastRow="0" w:firstColumn="0" w:lastColumn="0" w:oddVBand="0" w:evenVBand="0" w:oddHBand="1" w:evenHBand="0" w:firstRowFirstColumn="0" w:firstRowLastColumn="0" w:lastRowFirstColumn="0" w:lastRowLastColumn="0"/>
             </w:pPr>
+            <w:proofErr w:type="spellStart"/>
             <w:r>
               <w:t>Đỗ</w:t>
             </w:r>
+            <w:proofErr w:type="spellEnd"/>
             <w:r>
               <w:rPr>
                 <w:lang w:val="vi-VN"/>
@@ -17434,9 +18291,11 @@
               <w:jc w:val="left"/>
               <w:cnfStyle w:val="000000000000" w:firstRow="0" w:lastRow="0" w:firstColumn="0" w:lastColumn="0" w:oddVBand="0" w:evenVBand="0" w:oddHBand="0" w:evenHBand="0" w:firstRowFirstColumn="0" w:firstRowLastColumn="0" w:lastRowFirstColumn="0" w:lastRowLastColumn="0"/>
             </w:pPr>
+            <w:proofErr w:type="spellStart"/>
             <w:r>
               <w:t>Đỗ</w:t>
             </w:r>
+            <w:proofErr w:type="spellEnd"/>
             <w:r>
               <w:rPr>
                 <w:lang w:val="vi-VN"/>
@@ -17516,9 +18375,11 @@
                 <w:lang w:val="vi-VN"/>
               </w:rPr>
             </w:pPr>
+            <w:proofErr w:type="spellStart"/>
             <w:r>
               <w:t>Đỗ</w:t>
             </w:r>
+            <w:proofErr w:type="spellEnd"/>
             <w:r>
               <w:rPr>
                 <w:lang w:val="vi-VN"/>
@@ -17581,7 +18442,15 @@
               <w:cnfStyle w:val="000000100000" w:firstRow="0" w:lastRow="0" w:firstColumn="0" w:lastColumn="0" w:oddVBand="0" w:evenVBand="0" w:oddHBand="1" w:evenHBand="0" w:firstRowFirstColumn="0" w:firstRowLastColumn="0" w:lastRowFirstColumn="0" w:lastRowLastColumn="0"/>
             </w:pPr>
             <w:r>
-              <w:t>Bridges filesystem I/O and the RDT transport interface</w:t>
+              <w:t xml:space="preserve">Bridges </w:t>
+            </w:r>
+            <w:proofErr w:type="gramStart"/>
+            <w:r>
+              <w:t>filesystem</w:t>
+            </w:r>
+            <w:proofErr w:type="gramEnd"/>
+            <w:r>
+              <w:t xml:space="preserve"> I/O and the RDT transport interface</w:t>
             </w:r>
           </w:p>
         </w:tc>
@@ -17619,9 +18488,11 @@
               <w:jc w:val="left"/>
               <w:cnfStyle w:val="000000000000" w:firstRow="0" w:lastRow="0" w:firstColumn="0" w:lastColumn="0" w:oddVBand="0" w:evenVBand="0" w:oddHBand="0" w:evenHBand="0" w:firstRowFirstColumn="0" w:firstRowLastColumn="0" w:lastRowFirstColumn="0" w:lastRowLastColumn="0"/>
             </w:pPr>
+            <w:proofErr w:type="spellStart"/>
             <w:r>
               <w:t>Đỗ</w:t>
             </w:r>
+            <w:proofErr w:type="spellEnd"/>
             <w:r>
               <w:rPr>
                 <w:lang w:val="vi-VN"/>
@@ -17649,7 +18520,15 @@
               <w:t xml:space="preserve"> Hồng Hải Hoàng Lê</w:t>
             </w:r>
             <w:r>
-              <w:t xml:space="preserve"> provided support with control-layer integration (mode-toggle dispatch, portMatchesControlPeer validation)</w:t>
+              <w:t xml:space="preserve"> provided support with control-layer integration (mode-toggle dispatch, </w:t>
+            </w:r>
+            <w:proofErr w:type="spellStart"/>
+            <w:r>
+              <w:t>portMatchesControlPeer</w:t>
+            </w:r>
+            <w:proofErr w:type="spellEnd"/>
+            <w:r>
+              <w:t xml:space="preserve"> validation)</w:t>
             </w:r>
           </w:p>
         </w:tc>
@@ -17727,9 +18606,11 @@
               <w:jc w:val="left"/>
               <w:cnfStyle w:val="000000100000" w:firstRow="0" w:lastRow="0" w:firstColumn="0" w:lastColumn="0" w:oddVBand="0" w:evenVBand="0" w:oddHBand="1" w:evenHBand="0" w:firstRowFirstColumn="0" w:firstRowLastColumn="0" w:lastRowFirstColumn="0" w:lastRowLastColumn="0"/>
             </w:pPr>
+            <w:proofErr w:type="spellStart"/>
             <w:r>
               <w:t>Đỗ</w:t>
             </w:r>
+            <w:proofErr w:type="spellEnd"/>
             <w:r>
               <w:rPr>
                 <w:lang w:val="vi-VN"/>
@@ -17888,9 +18769,11 @@
               <w:jc w:val="left"/>
               <w:cnfStyle w:val="000000100000" w:firstRow="0" w:lastRow="0" w:firstColumn="0" w:lastColumn="0" w:oddVBand="0" w:evenVBand="0" w:oddHBand="1" w:evenHBand="0" w:firstRowFirstColumn="0" w:firstRowLastColumn="0" w:lastRowFirstColumn="0" w:lastRowLastColumn="0"/>
             </w:pPr>
+            <w:proofErr w:type="spellStart"/>
             <w:r>
               <w:t>Đỗ</w:t>
             </w:r>
+            <w:proofErr w:type="spellEnd"/>
             <w:r>
               <w:rPr>
                 <w:lang w:val="vi-VN"/>
@@ -17936,7 +18819,23 @@
                 <w:b w:val="0"/>
                 <w:bCs w:val="0"/>
               </w:rPr>
-              <w:t>Build system (CMake, library structure)</w:t>
+              <w:t>Build system (</w:t>
+            </w:r>
+            <w:proofErr w:type="spellStart"/>
+            <w:r>
+              <w:rPr>
+                <w:b w:val="0"/>
+                <w:bCs w:val="0"/>
+              </w:rPr>
+              <w:t>CMake</w:t>
+            </w:r>
+            <w:proofErr w:type="spellEnd"/>
+            <w:r>
+              <w:rPr>
+                <w:b w:val="0"/>
+                <w:bCs w:val="0"/>
+              </w:rPr>
+              <w:t>, library structure)</w:t>
             </w:r>
           </w:p>
         </w:tc>
@@ -18115,9 +19014,11 @@
               <w:jc w:val="left"/>
               <w:cnfStyle w:val="000000000000" w:firstRow="0" w:lastRow="0" w:firstColumn="0" w:lastColumn="0" w:oddVBand="0" w:evenVBand="0" w:oddHBand="0" w:evenHBand="0" w:firstRowFirstColumn="0" w:firstRowLastColumn="0" w:lastRowFirstColumn="0" w:lastRowLastColumn="0"/>
             </w:pPr>
+            <w:proofErr w:type="spellStart"/>
             <w:r>
               <w:t>Đỗ</w:t>
             </w:r>
+            <w:proofErr w:type="spellEnd"/>
             <w:r>
               <w:rPr>
                 <w:lang w:val="vi-VN"/>
@@ -18202,14 +19103,31 @@
           <w:bCs/>
           <w:lang w:val="vi-VN"/>
         </w:rPr>
-        <w:t xml:space="preserve"> Hồng Hải Hoàng Lê –  </w:t>
-      </w:r>
+        <w:t xml:space="preserve"> Hồng Hải Hoàng Lê </w:t>
+      </w:r>
+      <w:proofErr w:type="gramStart"/>
       <w:r>
         <w:rPr>
           <w:b/>
           <w:bCs/>
-        </w:rPr>
-        <w:t>Control &amp; Session Layer.</w:t>
+          <w:lang w:val="vi-VN"/>
+        </w:rPr>
+        <w:t xml:space="preserve">–  </w:t>
+      </w:r>
+      <w:r>
+        <w:rPr>
+          <w:b/>
+          <w:bCs/>
+        </w:rPr>
+        <w:t>Control</w:t>
+      </w:r>
+      <w:proofErr w:type="gramEnd"/>
+      <w:r>
+        <w:rPr>
+          <w:b/>
+          <w:bCs/>
+        </w:rPr>
+        <w:t xml:space="preserve"> &amp; Session Layer.</w:t>
       </w:r>
       <w:r>
         <w:t xml:space="preserve"> </w:t>
@@ -18302,6 +19220,7 @@
       </w:r>
     </w:p>
     <w:p>
+      <w:proofErr w:type="spellStart"/>
       <w:r>
         <w:rPr>
           <w:b/>
@@ -18309,6 +19228,7 @@
         </w:rPr>
         <w:t>Đỗ</w:t>
       </w:r>
+      <w:proofErr w:type="spellEnd"/>
       <w:r>
         <w:rPr>
           <w:b/>
@@ -24855,6 +25775,7 @@
   <w:style w:type="character" w:default="1" w:styleId="DefaultParagraphFont">
     <w:name w:val="Default Paragraph Font"/>
     <w:uiPriority w:val="1"/>
+    <w:semiHidden/>
     <w:unhideWhenUsed/>
   </w:style>
   <w:style w:type="table" w:default="1" w:styleId="TableNormal">

--- a/docs/report.docx
+++ b/docs/report.docx
@@ -358,7 +358,7 @@
           <w:r>
             <w:fldChar w:fldCharType="separate"/>
           </w:r>
-          <w:hyperlink w:anchor="_Toc237030887" w:history="1">
+          <w:hyperlink w:anchor="_Toc237102636" w:history="1">
             <w:r>
               <w:rPr>
                 <w:rStyle w:val="Hyperlink"/>
@@ -400,7 +400,7 @@
                 <w:noProof/>
                 <w:webHidden/>
               </w:rPr>
-              <w:instrText xml:space="preserve"> PAGEREF _Toc237030887 \h </w:instrText>
+              <w:instrText xml:space="preserve"> PAGEREF _Toc237102636 \h </w:instrText>
             </w:r>
             <w:r>
               <w:rPr>
@@ -443,7 +443,7 @@
               <w:noProof/>
             </w:rPr>
           </w:pPr>
-          <w:hyperlink w:anchor="_Toc237030888" w:history="1">
+          <w:hyperlink w:anchor="_Toc237102637" w:history="1">
             <w:r>
               <w:rPr>
                 <w:rStyle w:val="Hyperlink"/>
@@ -485,7 +485,7 @@
                 <w:noProof/>
                 <w:webHidden/>
               </w:rPr>
-              <w:instrText xml:space="preserve"> PAGEREF _Toc237030888 \h </w:instrText>
+              <w:instrText xml:space="preserve"> PAGEREF _Toc237102637 \h </w:instrText>
             </w:r>
             <w:r>
               <w:rPr>
@@ -528,7 +528,7 @@
               <w:noProof/>
             </w:rPr>
           </w:pPr>
-          <w:hyperlink w:anchor="_Toc237030889" w:history="1">
+          <w:hyperlink w:anchor="_Toc237102638" w:history="1">
             <w:r>
               <w:rPr>
                 <w:rStyle w:val="Hyperlink"/>
@@ -572,7 +572,7 @@
                 <w:noProof/>
                 <w:webHidden/>
               </w:rPr>
-              <w:instrText xml:space="preserve"> PAGEREF _Toc237030889 \h </w:instrText>
+              <w:instrText xml:space="preserve"> PAGEREF _Toc237102638 \h </w:instrText>
             </w:r>
             <w:r>
               <w:rPr>
@@ -615,7 +615,7 @@
               <w:noProof/>
             </w:rPr>
           </w:pPr>
-          <w:hyperlink w:anchor="_Toc237030890" w:history="1">
+          <w:hyperlink w:anchor="_Toc237102639" w:history="1">
             <w:r>
               <w:rPr>
                 <w:rStyle w:val="Hyperlink"/>
@@ -672,7 +672,7 @@
                 <w:noProof/>
                 <w:webHidden/>
               </w:rPr>
-              <w:instrText xml:space="preserve"> PAGEREF _Toc237030890 \h </w:instrText>
+              <w:instrText xml:space="preserve"> PAGEREF _Toc237102639 \h </w:instrText>
             </w:r>
             <w:r>
               <w:rPr>
@@ -715,7 +715,7 @@
               <w:noProof/>
             </w:rPr>
           </w:pPr>
-          <w:hyperlink w:anchor="_Toc237030891" w:history="1">
+          <w:hyperlink w:anchor="_Toc237102640" w:history="1">
             <w:r>
               <w:rPr>
                 <w:rStyle w:val="Hyperlink"/>
@@ -757,7 +757,7 @@
                 <w:noProof/>
                 <w:webHidden/>
               </w:rPr>
-              <w:instrText xml:space="preserve"> PAGEREF _Toc237030891 \h </w:instrText>
+              <w:instrText xml:space="preserve"> PAGEREF _Toc237102640 \h </w:instrText>
             </w:r>
             <w:r>
               <w:rPr>
@@ -800,7 +800,7 @@
               <w:noProof/>
             </w:rPr>
           </w:pPr>
-          <w:hyperlink w:anchor="_Toc237030892" w:history="1">
+          <w:hyperlink w:anchor="_Toc237102641" w:history="1">
             <w:r>
               <w:rPr>
                 <w:rStyle w:val="Hyperlink"/>
@@ -842,7 +842,7 @@
                 <w:noProof/>
                 <w:webHidden/>
               </w:rPr>
-              <w:instrText xml:space="preserve"> PAGEREF _Toc237030892 \h </w:instrText>
+              <w:instrText xml:space="preserve"> PAGEREF _Toc237102641 \h </w:instrText>
             </w:r>
             <w:r>
               <w:rPr>
@@ -885,7 +885,7 @@
               <w:noProof/>
             </w:rPr>
           </w:pPr>
-          <w:hyperlink w:anchor="_Toc237030893" w:history="1">
+          <w:hyperlink w:anchor="_Toc237102642" w:history="1">
             <w:r>
               <w:rPr>
                 <w:rStyle w:val="Hyperlink"/>
@@ -937,7 +937,7 @@
                 <w:noProof/>
                 <w:webHidden/>
               </w:rPr>
-              <w:instrText xml:space="preserve"> PAGEREF _Toc237030893 \h </w:instrText>
+              <w:instrText xml:space="preserve"> PAGEREF _Toc237102642 \h </w:instrText>
             </w:r>
             <w:r>
               <w:rPr>
@@ -980,7 +980,7 @@
               <w:noProof/>
             </w:rPr>
           </w:pPr>
-          <w:hyperlink w:anchor="_Toc237030894" w:history="1">
+          <w:hyperlink w:anchor="_Toc237102643" w:history="1">
             <w:r>
               <w:rPr>
                 <w:rStyle w:val="Hyperlink"/>
@@ -1022,7 +1022,7 @@
                 <w:noProof/>
                 <w:webHidden/>
               </w:rPr>
-              <w:instrText xml:space="preserve"> PAGEREF _Toc237030894 \h </w:instrText>
+              <w:instrText xml:space="preserve"> PAGEREF _Toc237102643 \h </w:instrText>
             </w:r>
             <w:r>
               <w:rPr>
@@ -1065,7 +1065,7 @@
               <w:noProof/>
             </w:rPr>
           </w:pPr>
-          <w:hyperlink w:anchor="_Toc237030895" w:history="1">
+          <w:hyperlink w:anchor="_Toc237102644" w:history="1">
             <w:r>
               <w:rPr>
                 <w:rStyle w:val="Hyperlink"/>
@@ -1106,7 +1106,7 @@
                 <w:noProof/>
                 <w:webHidden/>
               </w:rPr>
-              <w:instrText xml:space="preserve"> PAGEREF _Toc237030895 \h </w:instrText>
+              <w:instrText xml:space="preserve"> PAGEREF _Toc237102644 \h </w:instrText>
             </w:r>
             <w:r>
               <w:rPr>
@@ -1149,7 +1149,7 @@
               <w:noProof/>
             </w:rPr>
           </w:pPr>
-          <w:hyperlink w:anchor="_Toc237030896" w:history="1">
+          <w:hyperlink w:anchor="_Toc237102645" w:history="1">
             <w:r>
               <w:rPr>
                 <w:rStyle w:val="Hyperlink"/>
@@ -1191,7 +1191,7 @@
                 <w:noProof/>
                 <w:webHidden/>
               </w:rPr>
-              <w:instrText xml:space="preserve"> PAGEREF _Toc237030896 \h </w:instrText>
+              <w:instrText xml:space="preserve"> PAGEREF _Toc237102645 \h </w:instrText>
             </w:r>
             <w:r>
               <w:rPr>
@@ -1234,7 +1234,7 @@
               <w:noProof/>
             </w:rPr>
           </w:pPr>
-          <w:hyperlink w:anchor="_Toc237030897" w:history="1">
+          <w:hyperlink w:anchor="_Toc237102646" w:history="1">
             <w:r>
               <w:rPr>
                 <w:rStyle w:val="Hyperlink"/>
@@ -1276,7 +1276,7 @@
                 <w:noProof/>
                 <w:webHidden/>
               </w:rPr>
-              <w:instrText xml:space="preserve"> PAGEREF _Toc237030897 \h </w:instrText>
+              <w:instrText xml:space="preserve"> PAGEREF _Toc237102646 \h </w:instrText>
             </w:r>
             <w:r>
               <w:rPr>
@@ -1319,7 +1319,7 @@
               <w:noProof/>
             </w:rPr>
           </w:pPr>
-          <w:hyperlink w:anchor="_Toc237030898" w:history="1">
+          <w:hyperlink w:anchor="_Toc237102647" w:history="1">
             <w:r>
               <w:rPr>
                 <w:rStyle w:val="Hyperlink"/>
@@ -1361,7 +1361,7 @@
                 <w:noProof/>
                 <w:webHidden/>
               </w:rPr>
-              <w:instrText xml:space="preserve"> PAGEREF _Toc237030898 \h </w:instrText>
+              <w:instrText xml:space="preserve"> PAGEREF _Toc237102647 \h </w:instrText>
             </w:r>
             <w:r>
               <w:rPr>
@@ -1404,7 +1404,7 @@
               <w:noProof/>
             </w:rPr>
           </w:pPr>
-          <w:hyperlink w:anchor="_Toc237030899" w:history="1">
+          <w:hyperlink w:anchor="_Toc237102648" w:history="1">
             <w:r>
               <w:rPr>
                 <w:rStyle w:val="Hyperlink"/>
@@ -1447,7 +1447,7 @@
                 <w:noProof/>
                 <w:webHidden/>
               </w:rPr>
-              <w:instrText xml:space="preserve"> PAGEREF _Toc237030899 \h </w:instrText>
+              <w:instrText xml:space="preserve"> PAGEREF _Toc237102648 \h </w:instrText>
             </w:r>
             <w:r>
               <w:rPr>
@@ -1490,7 +1490,7 @@
               <w:noProof/>
             </w:rPr>
           </w:pPr>
-          <w:hyperlink w:anchor="_Toc237030900" w:history="1">
+          <w:hyperlink w:anchor="_Toc237102649" w:history="1">
             <w:r>
               <w:rPr>
                 <w:rStyle w:val="Hyperlink"/>
@@ -1531,7 +1531,7 @@
                 <w:noProof/>
                 <w:webHidden/>
               </w:rPr>
-              <w:instrText xml:space="preserve"> PAGEREF _Toc237030900 \h </w:instrText>
+              <w:instrText xml:space="preserve"> PAGEREF _Toc237102649 \h </w:instrText>
             </w:r>
             <w:r>
               <w:rPr>
@@ -1574,7 +1574,7 @@
               <w:noProof/>
             </w:rPr>
           </w:pPr>
-          <w:hyperlink w:anchor="_Toc237030901" w:history="1">
+          <w:hyperlink w:anchor="_Toc237102650" w:history="1">
             <w:r>
               <w:rPr>
                 <w:rStyle w:val="Hyperlink"/>
@@ -1654,7 +1654,7 @@
                 <w:noProof/>
                 <w:webHidden/>
               </w:rPr>
-              <w:instrText xml:space="preserve"> PAGEREF _Toc237030901 \h </w:instrText>
+              <w:instrText xml:space="preserve"> PAGEREF _Toc237102650 \h </w:instrText>
             </w:r>
             <w:r>
               <w:rPr>
@@ -1697,7 +1697,7 @@
               <w:noProof/>
             </w:rPr>
           </w:pPr>
-          <w:hyperlink w:anchor="_Toc237030902" w:history="1">
+          <w:hyperlink w:anchor="_Toc237102651" w:history="1">
             <w:r>
               <w:rPr>
                 <w:rStyle w:val="Hyperlink"/>
@@ -1738,7 +1738,7 @@
                 <w:noProof/>
                 <w:webHidden/>
               </w:rPr>
-              <w:instrText xml:space="preserve"> PAGEREF _Toc237030902 \h </w:instrText>
+              <w:instrText xml:space="preserve"> PAGEREF _Toc237102651 \h </w:instrText>
             </w:r>
             <w:r>
               <w:rPr>
@@ -1781,7 +1781,7 @@
               <w:noProof/>
             </w:rPr>
           </w:pPr>
-          <w:hyperlink w:anchor="_Toc237030903" w:history="1">
+          <w:hyperlink w:anchor="_Toc237102652" w:history="1">
             <w:r>
               <w:rPr>
                 <w:rStyle w:val="Hyperlink"/>
@@ -1822,7 +1822,7 @@
                 <w:noProof/>
                 <w:webHidden/>
               </w:rPr>
-              <w:instrText xml:space="preserve"> PAGEREF _Toc237030903 \h </w:instrText>
+              <w:instrText xml:space="preserve"> PAGEREF _Toc237102652 \h </w:instrText>
             </w:r>
             <w:r>
               <w:rPr>
@@ -1865,7 +1865,7 @@
               <w:noProof/>
             </w:rPr>
           </w:pPr>
-          <w:hyperlink w:anchor="_Toc237030904" w:history="1">
+          <w:hyperlink w:anchor="_Toc237102653" w:history="1">
             <w:r>
               <w:rPr>
                 <w:rStyle w:val="Hyperlink"/>
@@ -1907,7 +1907,7 @@
                 <w:noProof/>
                 <w:webHidden/>
               </w:rPr>
-              <w:instrText xml:space="preserve"> PAGEREF _Toc237030904 \h </w:instrText>
+              <w:instrText xml:space="preserve"> PAGEREF _Toc237102653 \h </w:instrText>
             </w:r>
             <w:r>
               <w:rPr>
@@ -1950,7 +1950,7 @@
               <w:noProof/>
             </w:rPr>
           </w:pPr>
-          <w:hyperlink w:anchor="_Toc237030905" w:history="1">
+          <w:hyperlink w:anchor="_Toc237102654" w:history="1">
             <w:r>
               <w:rPr>
                 <w:rStyle w:val="Hyperlink"/>
@@ -1992,7 +1992,7 @@
                 <w:noProof/>
                 <w:webHidden/>
               </w:rPr>
-              <w:instrText xml:space="preserve"> PAGEREF _Toc237030905 \h </w:instrText>
+              <w:instrText xml:space="preserve"> PAGEREF _Toc237102654 \h </w:instrText>
             </w:r>
             <w:r>
               <w:rPr>
@@ -2013,6 +2013,350 @@
                 <w:webHidden/>
               </w:rPr>
               <w:t>32</w:t>
+            </w:r>
+            <w:r>
+              <w:rPr>
+                <w:noProof/>
+                <w:webHidden/>
+              </w:rPr>
+              <w:fldChar w:fldCharType="end"/>
+            </w:r>
+          </w:hyperlink>
+        </w:p>
+        <w:p>
+          <w:pPr>
+            <w:pStyle w:val="TOC2"/>
+            <w:tabs>
+              <w:tab w:val="left" w:pos="960"/>
+              <w:tab w:val="right" w:leader="dot" w:pos="9350"/>
+            </w:tabs>
+            <w:rPr>
+              <w:rFonts w:asciiTheme="minorHAnsi" w:eastAsiaTheme="minorEastAsia" w:hAnsiTheme="minorHAnsi"/>
+              <w:noProof/>
+            </w:rPr>
+          </w:pPr>
+          <w:hyperlink w:anchor="_Toc237102655" w:history="1">
+            <w:r>
+              <w:rPr>
+                <w:rStyle w:val="Hyperlink"/>
+                <w:noProof/>
+                <w:lang w:val="vi-VN"/>
+              </w:rPr>
+              <w:t>5.1.</w:t>
+            </w:r>
+            <w:r>
+              <w:rPr>
+                <w:rFonts w:asciiTheme="minorHAnsi" w:eastAsiaTheme="minorEastAsia" w:hAnsiTheme="minorHAnsi"/>
+                <w:noProof/>
+              </w:rPr>
+              <w:tab/>
+            </w:r>
+            <w:r>
+              <w:rPr>
+                <w:rStyle w:val="Hyperlink"/>
+                <w:noProof/>
+                <w:lang w:val="vi-VN"/>
+              </w:rPr>
+              <w:t>Lâm Hồng Hải Hoàng Lê</w:t>
+            </w:r>
+            <w:r>
+              <w:rPr>
+                <w:noProof/>
+                <w:webHidden/>
+              </w:rPr>
+              <w:tab/>
+            </w:r>
+            <w:r>
+              <w:rPr>
+                <w:noProof/>
+                <w:webHidden/>
+              </w:rPr>
+              <w:fldChar w:fldCharType="begin"/>
+            </w:r>
+            <w:r>
+              <w:rPr>
+                <w:noProof/>
+                <w:webHidden/>
+              </w:rPr>
+              <w:instrText xml:space="preserve"> PAGEREF _Toc237102655 \h </w:instrText>
+            </w:r>
+            <w:r>
+              <w:rPr>
+                <w:noProof/>
+                <w:webHidden/>
+              </w:rPr>
+            </w:r>
+            <w:r>
+              <w:rPr>
+                <w:noProof/>
+                <w:webHidden/>
+              </w:rPr>
+              <w:fldChar w:fldCharType="separate"/>
+            </w:r>
+            <w:r>
+              <w:rPr>
+                <w:noProof/>
+                <w:webHidden/>
+              </w:rPr>
+              <w:t>32</w:t>
+            </w:r>
+            <w:r>
+              <w:rPr>
+                <w:noProof/>
+                <w:webHidden/>
+              </w:rPr>
+              <w:fldChar w:fldCharType="end"/>
+            </w:r>
+          </w:hyperlink>
+        </w:p>
+        <w:p>
+          <w:pPr>
+            <w:pStyle w:val="TOC2"/>
+            <w:tabs>
+              <w:tab w:val="left" w:pos="960"/>
+              <w:tab w:val="right" w:leader="dot" w:pos="9350"/>
+            </w:tabs>
+            <w:rPr>
+              <w:rFonts w:asciiTheme="minorHAnsi" w:eastAsiaTheme="minorEastAsia" w:hAnsiTheme="minorHAnsi"/>
+              <w:noProof/>
+            </w:rPr>
+          </w:pPr>
+          <w:hyperlink w:anchor="_Toc237102656" w:history="1">
+            <w:r>
+              <w:rPr>
+                <w:rStyle w:val="Hyperlink"/>
+                <w:noProof/>
+                <w:lang w:val="vi-VN"/>
+              </w:rPr>
+              <w:t>5.2.</w:t>
+            </w:r>
+            <w:r>
+              <w:rPr>
+                <w:rFonts w:asciiTheme="minorHAnsi" w:eastAsiaTheme="minorEastAsia" w:hAnsiTheme="minorHAnsi"/>
+                <w:noProof/>
+              </w:rPr>
+              <w:tab/>
+            </w:r>
+            <w:r>
+              <w:rPr>
+                <w:rStyle w:val="Hyperlink"/>
+                <w:noProof/>
+                <w:lang w:val="vi-VN"/>
+              </w:rPr>
+              <w:t>Mai Phúc Hưng</w:t>
+            </w:r>
+            <w:r>
+              <w:rPr>
+                <w:noProof/>
+                <w:webHidden/>
+              </w:rPr>
+              <w:tab/>
+            </w:r>
+            <w:r>
+              <w:rPr>
+                <w:noProof/>
+                <w:webHidden/>
+              </w:rPr>
+              <w:fldChar w:fldCharType="begin"/>
+            </w:r>
+            <w:r>
+              <w:rPr>
+                <w:noProof/>
+                <w:webHidden/>
+              </w:rPr>
+              <w:instrText xml:space="preserve"> PAGEREF _Toc237102656 \h </w:instrText>
+            </w:r>
+            <w:r>
+              <w:rPr>
+                <w:noProof/>
+                <w:webHidden/>
+              </w:rPr>
+            </w:r>
+            <w:r>
+              <w:rPr>
+                <w:noProof/>
+                <w:webHidden/>
+              </w:rPr>
+              <w:fldChar w:fldCharType="separate"/>
+            </w:r>
+            <w:r>
+              <w:rPr>
+                <w:noProof/>
+                <w:webHidden/>
+              </w:rPr>
+              <w:t>32</w:t>
+            </w:r>
+            <w:r>
+              <w:rPr>
+                <w:noProof/>
+                <w:webHidden/>
+              </w:rPr>
+              <w:fldChar w:fldCharType="end"/>
+            </w:r>
+          </w:hyperlink>
+        </w:p>
+        <w:p>
+          <w:pPr>
+            <w:pStyle w:val="TOC2"/>
+            <w:tabs>
+              <w:tab w:val="left" w:pos="960"/>
+              <w:tab w:val="right" w:leader="dot" w:pos="9350"/>
+            </w:tabs>
+            <w:rPr>
+              <w:rFonts w:asciiTheme="minorHAnsi" w:eastAsiaTheme="minorEastAsia" w:hAnsiTheme="minorHAnsi"/>
+              <w:noProof/>
+            </w:rPr>
+          </w:pPr>
+          <w:hyperlink w:anchor="_Toc237102657" w:history="1">
+            <w:r>
+              <w:rPr>
+                <w:rStyle w:val="Hyperlink"/>
+                <w:noProof/>
+                <w:lang w:val="vi-VN"/>
+              </w:rPr>
+              <w:t>5.3.</w:t>
+            </w:r>
+            <w:r>
+              <w:rPr>
+                <w:rFonts w:asciiTheme="minorHAnsi" w:eastAsiaTheme="minorEastAsia" w:hAnsiTheme="minorHAnsi"/>
+                <w:noProof/>
+              </w:rPr>
+              <w:tab/>
+            </w:r>
+            <w:r>
+              <w:rPr>
+                <w:rStyle w:val="Hyperlink"/>
+                <w:noProof/>
+                <w:lang w:val="vi-VN"/>
+              </w:rPr>
+              <w:t>Đỗ Minh Khang</w:t>
+            </w:r>
+            <w:r>
+              <w:rPr>
+                <w:noProof/>
+                <w:webHidden/>
+              </w:rPr>
+              <w:tab/>
+            </w:r>
+            <w:r>
+              <w:rPr>
+                <w:noProof/>
+                <w:webHidden/>
+              </w:rPr>
+              <w:fldChar w:fldCharType="begin"/>
+            </w:r>
+            <w:r>
+              <w:rPr>
+                <w:noProof/>
+                <w:webHidden/>
+              </w:rPr>
+              <w:instrText xml:space="preserve"> PAGEREF _Toc237102657 \h </w:instrText>
+            </w:r>
+            <w:r>
+              <w:rPr>
+                <w:noProof/>
+                <w:webHidden/>
+              </w:rPr>
+            </w:r>
+            <w:r>
+              <w:rPr>
+                <w:noProof/>
+                <w:webHidden/>
+              </w:rPr>
+              <w:fldChar w:fldCharType="separate"/>
+            </w:r>
+            <w:r>
+              <w:rPr>
+                <w:noProof/>
+                <w:webHidden/>
+              </w:rPr>
+              <w:t>32</w:t>
+            </w:r>
+            <w:r>
+              <w:rPr>
+                <w:noProof/>
+                <w:webHidden/>
+              </w:rPr>
+              <w:fldChar w:fldCharType="end"/>
+            </w:r>
+          </w:hyperlink>
+        </w:p>
+        <w:p>
+          <w:pPr>
+            <w:pStyle w:val="TOC2"/>
+            <w:tabs>
+              <w:tab w:val="left" w:pos="960"/>
+              <w:tab w:val="right" w:leader="dot" w:pos="9350"/>
+            </w:tabs>
+            <w:rPr>
+              <w:rFonts w:asciiTheme="minorHAnsi" w:eastAsiaTheme="minorEastAsia" w:hAnsiTheme="minorHAnsi"/>
+              <w:noProof/>
+            </w:rPr>
+          </w:pPr>
+          <w:hyperlink w:anchor="_Toc237102658" w:history="1">
+            <w:r>
+              <w:rPr>
+                <w:rStyle w:val="Hyperlink"/>
+                <w:noProof/>
+                <w:lang w:val="vi-VN"/>
+              </w:rPr>
+              <w:t>5.4.</w:t>
+            </w:r>
+            <w:r>
+              <w:rPr>
+                <w:rFonts w:asciiTheme="minorHAnsi" w:eastAsiaTheme="minorEastAsia" w:hAnsiTheme="minorHAnsi"/>
+                <w:noProof/>
+              </w:rPr>
+              <w:tab/>
+            </w:r>
+            <w:r>
+              <w:rPr>
+                <w:rStyle w:val="Hyperlink"/>
+                <w:noProof/>
+                <w:lang w:val="vi-VN"/>
+              </w:rPr>
+              <w:t>Contribute Distribution</w:t>
+            </w:r>
+            <w:r>
+              <w:rPr>
+                <w:noProof/>
+                <w:webHidden/>
+              </w:rPr>
+              <w:tab/>
+            </w:r>
+            <w:r>
+              <w:rPr>
+                <w:noProof/>
+                <w:webHidden/>
+              </w:rPr>
+              <w:fldChar w:fldCharType="begin"/>
+            </w:r>
+            <w:r>
+              <w:rPr>
+                <w:noProof/>
+                <w:webHidden/>
+              </w:rPr>
+              <w:instrText xml:space="preserve"> PAGEREF _Toc237102658 \h </w:instrText>
+            </w:r>
+            <w:r>
+              <w:rPr>
+                <w:noProof/>
+                <w:webHidden/>
+              </w:rPr>
+            </w:r>
+            <w:r>
+              <w:rPr>
+                <w:noProof/>
+                <w:webHidden/>
+              </w:rPr>
+              <w:fldChar w:fldCharType="separate"/>
+            </w:r>
+            <w:r>
+              <w:rPr>
+                <w:noProof/>
+                <w:webHidden/>
+              </w:rPr>
+              <w:t>33</w:t>
             </w:r>
             <w:r>
               <w:rPr>
@@ -2035,7 +2379,7 @@
               <w:noProof/>
             </w:rPr>
           </w:pPr>
-          <w:hyperlink w:anchor="_Toc237030906" w:history="1">
+          <w:hyperlink w:anchor="_Toc237102659" w:history="1">
             <w:r>
               <w:rPr>
                 <w:rStyle w:val="Hyperlink"/>
@@ -2077,7 +2421,7 @@
                 <w:noProof/>
                 <w:webHidden/>
               </w:rPr>
-              <w:instrText xml:space="preserve"> PAGEREF _Toc237030906 \h </w:instrText>
+              <w:instrText xml:space="preserve"> PAGEREF _Toc237102659 \h </w:instrText>
             </w:r>
             <w:r>
               <w:rPr>
@@ -2097,7 +2441,7 @@
                 <w:noProof/>
                 <w:webHidden/>
               </w:rPr>
-              <w:t>32</w:t>
+              <w:t>33</w:t>
             </w:r>
             <w:r>
               <w:rPr>
@@ -2120,7 +2464,7 @@
               <w:noProof/>
             </w:rPr>
           </w:pPr>
-          <w:hyperlink w:anchor="_Toc237030907" w:history="1">
+          <w:hyperlink w:anchor="_Toc237102660" w:history="1">
             <w:r>
               <w:rPr>
                 <w:rStyle w:val="Hyperlink"/>
@@ -2162,7 +2506,7 @@
                 <w:noProof/>
                 <w:webHidden/>
               </w:rPr>
-              <w:instrText xml:space="preserve"> PAGEREF _Toc237030907 \h </w:instrText>
+              <w:instrText xml:space="preserve"> PAGEREF _Toc237102660 \h </w:instrText>
             </w:r>
             <w:r>
               <w:rPr>
@@ -2182,7 +2526,7 @@
                 <w:noProof/>
                 <w:webHidden/>
               </w:rPr>
-              <w:t>32</w:t>
+              <w:t>33</w:t>
             </w:r>
             <w:r>
               <w:rPr>
@@ -2205,7 +2549,7 @@
               <w:noProof/>
             </w:rPr>
           </w:pPr>
-          <w:hyperlink w:anchor="_Toc237030908" w:history="1">
+          <w:hyperlink w:anchor="_Toc237102661" w:history="1">
             <w:r>
               <w:rPr>
                 <w:rStyle w:val="Hyperlink"/>
@@ -2226,7 +2570,7 @@
                 <w:rStyle w:val="Hyperlink"/>
                 <w:noProof/>
               </w:rPr>
-              <w:t>Acknowledgment</w:t>
+              <w:t>Reference</w:t>
             </w:r>
             <w:r>
               <w:rPr>
@@ -2247,7 +2591,7 @@
                 <w:noProof/>
                 <w:webHidden/>
               </w:rPr>
-              <w:instrText xml:space="preserve"> PAGEREF _Toc237030908 \h </w:instrText>
+              <w:instrText xml:space="preserve"> PAGEREF _Toc237102661 \h </w:instrText>
             </w:r>
             <w:r>
               <w:rPr>
@@ -2267,7 +2611,7 @@
                 <w:noProof/>
                 <w:webHidden/>
               </w:rPr>
-              <w:t>32</w:t>
+              <w:t>33</w:t>
             </w:r>
             <w:r>
               <w:rPr>
@@ -2365,7 +2709,7 @@
         </w:rPr>
         <w:fldChar w:fldCharType="separate"/>
       </w:r>
-      <w:hyperlink w:anchor="_Toc237030909" w:history="1">
+      <w:hyperlink w:anchor="_Toc237102662" w:history="1">
         <w:r>
           <w:rPr>
             <w:rStyle w:val="Hyperlink"/>
@@ -2400,7 +2744,7 @@
             <w:noProof/>
             <w:webHidden/>
           </w:rPr>
-          <w:instrText xml:space="preserve"> PAGEREF _Toc237030909 \h </w:instrText>
+          <w:instrText xml:space="preserve"> PAGEREF _Toc237102662 \h </w:instrText>
         </w:r>
         <w:r>
           <w:rPr>
@@ -2442,7 +2786,7 @@
           <w:noProof/>
         </w:rPr>
       </w:pPr>
-      <w:hyperlink w:anchor="_Toc237030910" w:history="1">
+      <w:hyperlink w:anchor="_Toc237102663" w:history="1">
         <w:r>
           <w:rPr>
             <w:rStyle w:val="Hyperlink"/>
@@ -2492,7 +2836,7 @@
             <w:noProof/>
             <w:webHidden/>
           </w:rPr>
-          <w:instrText xml:space="preserve"> PAGEREF _Toc237030910 \h </w:instrText>
+          <w:instrText xml:space="preserve"> PAGEREF _Toc237102663 \h </w:instrText>
         </w:r>
         <w:r>
           <w:rPr>
@@ -2534,7 +2878,7 @@
           <w:noProof/>
         </w:rPr>
       </w:pPr>
-      <w:hyperlink w:anchor="_Toc237030911" w:history="1">
+      <w:hyperlink w:anchor="_Toc237102664" w:history="1">
         <w:r>
           <w:rPr>
             <w:rStyle w:val="Hyperlink"/>
@@ -2569,7 +2913,7 @@
             <w:noProof/>
             <w:webHidden/>
           </w:rPr>
-          <w:instrText xml:space="preserve"> PAGEREF _Toc237030911 \h </w:instrText>
+          <w:instrText xml:space="preserve"> PAGEREF _Toc237102664 \h </w:instrText>
         </w:r>
         <w:r>
           <w:rPr>
@@ -2611,7 +2955,7 @@
           <w:noProof/>
         </w:rPr>
       </w:pPr>
-      <w:hyperlink w:anchor="_Toc237030912" w:history="1">
+      <w:hyperlink w:anchor="_Toc237102665" w:history="1">
         <w:r>
           <w:rPr>
             <w:rStyle w:val="Hyperlink"/>
@@ -2638,7 +2982,7 @@
             <w:noProof/>
             <w:webHidden/>
           </w:rPr>
-          <w:instrText xml:space="preserve"> PAGEREF _Toc237030912 \h </w:instrText>
+          <w:instrText xml:space="preserve"> PAGEREF _Toc237102665 \h </w:instrText>
         </w:r>
         <w:r>
           <w:rPr>
@@ -2680,7 +3024,7 @@
           <w:noProof/>
         </w:rPr>
       </w:pPr>
-      <w:hyperlink w:anchor="_Toc237030913" w:history="1">
+      <w:hyperlink w:anchor="_Toc237102666" w:history="1">
         <w:r>
           <w:rPr>
             <w:rStyle w:val="Hyperlink"/>
@@ -2715,7 +3059,7 @@
             <w:noProof/>
             <w:webHidden/>
           </w:rPr>
-          <w:instrText xml:space="preserve"> PAGEREF _Toc237030913 \h </w:instrText>
+          <w:instrText xml:space="preserve"> PAGEREF _Toc237102666 \h </w:instrText>
         </w:r>
         <w:r>
           <w:rPr>
@@ -2757,7 +3101,7 @@
           <w:noProof/>
         </w:rPr>
       </w:pPr>
-      <w:hyperlink w:anchor="_Toc237030914" w:history="1">
+      <w:hyperlink w:anchor="_Toc237102667" w:history="1">
         <w:r>
           <w:rPr>
             <w:rStyle w:val="Hyperlink"/>
@@ -2792,7 +3136,7 @@
             <w:noProof/>
             <w:webHidden/>
           </w:rPr>
-          <w:instrText xml:space="preserve"> PAGEREF _Toc237030914 \h </w:instrText>
+          <w:instrText xml:space="preserve"> PAGEREF _Toc237102667 \h </w:instrText>
         </w:r>
         <w:r>
           <w:rPr>
@@ -2834,7 +3178,7 @@
           <w:noProof/>
         </w:rPr>
       </w:pPr>
-      <w:hyperlink w:anchor="_Toc237030915" w:history="1">
+      <w:hyperlink w:anchor="_Toc237102668" w:history="1">
         <w:r>
           <w:rPr>
             <w:rStyle w:val="Hyperlink"/>
@@ -2869,7 +3213,7 @@
             <w:noProof/>
             <w:webHidden/>
           </w:rPr>
-          <w:instrText xml:space="preserve"> PAGEREF _Toc237030915 \h </w:instrText>
+          <w:instrText xml:space="preserve"> PAGEREF _Toc237102668 \h </w:instrText>
         </w:r>
         <w:r>
           <w:rPr>
@@ -2911,7 +3255,7 @@
           <w:noProof/>
         </w:rPr>
       </w:pPr>
-      <w:hyperlink w:anchor="_Toc237030916" w:history="1">
+      <w:hyperlink w:anchor="_Toc237102669" w:history="1">
         <w:r>
           <w:rPr>
             <w:rStyle w:val="Hyperlink"/>
@@ -2938,7 +3282,7 @@
             <w:noProof/>
             <w:webHidden/>
           </w:rPr>
-          <w:instrText xml:space="preserve"> PAGEREF _Toc237030916 \h </w:instrText>
+          <w:instrText xml:space="preserve"> PAGEREF _Toc237102669 \h </w:instrText>
         </w:r>
         <w:r>
           <w:rPr>
@@ -2980,7 +3324,7 @@
           <w:noProof/>
         </w:rPr>
       </w:pPr>
-      <w:hyperlink w:anchor="_Toc237030917" w:history="1">
+      <w:hyperlink w:anchor="_Toc237102670" w:history="1">
         <w:r>
           <w:rPr>
             <w:rStyle w:val="Hyperlink"/>
@@ -3015,7 +3359,7 @@
             <w:noProof/>
             <w:webHidden/>
           </w:rPr>
-          <w:instrText xml:space="preserve"> PAGEREF _Toc237030917 \h </w:instrText>
+          <w:instrText xml:space="preserve"> PAGEREF _Toc237102670 \h </w:instrText>
         </w:r>
         <w:r>
           <w:rPr>
@@ -3057,7 +3401,7 @@
           <w:noProof/>
         </w:rPr>
       </w:pPr>
-      <w:hyperlink w:anchor="_Toc237030918" w:history="1">
+      <w:hyperlink w:anchor="_Toc237102671" w:history="1">
         <w:r>
           <w:rPr>
             <w:rStyle w:val="Hyperlink"/>
@@ -3092,7 +3436,7 @@
             <w:noProof/>
             <w:webHidden/>
           </w:rPr>
-          <w:instrText xml:space="preserve"> PAGEREF _Toc237030918 \h </w:instrText>
+          <w:instrText xml:space="preserve"> PAGEREF _Toc237102671 \h </w:instrText>
         </w:r>
         <w:r>
           <w:rPr>
@@ -3134,7 +3478,7 @@
           <w:noProof/>
         </w:rPr>
       </w:pPr>
-      <w:hyperlink w:anchor="_Toc237030919" w:history="1">
+      <w:hyperlink w:anchor="_Toc237102672" w:history="1">
         <w:r>
           <w:rPr>
             <w:rStyle w:val="Hyperlink"/>
@@ -3169,7 +3513,7 @@
             <w:noProof/>
             <w:webHidden/>
           </w:rPr>
-          <w:instrText xml:space="preserve"> PAGEREF _Toc237030919 \h </w:instrText>
+          <w:instrText xml:space="preserve"> PAGEREF _Toc237102672 \h </w:instrText>
         </w:r>
         <w:r>
           <w:rPr>
@@ -3241,7 +3585,7 @@
         <w:lastRenderedPageBreak/>
         <w:t xml:space="preserve"> </w:t>
       </w:r>
-      <w:bookmarkStart w:id="2" w:name="_Toc237030887"/>
+      <w:bookmarkStart w:id="2" w:name="_Toc237102636"/>
       <w:r>
         <w:t>Application Scenario &amp; Protocol Interaction</w:t>
       </w:r>
@@ -3258,7 +3602,7 @@
           <w:lang w:val="vi-VN"/>
         </w:rPr>
       </w:pPr>
-      <w:bookmarkStart w:id="3" w:name="_Toc237030888"/>
+      <w:bookmarkStart w:id="3" w:name="_Toc237102637"/>
       <w:r>
         <w:t>Application Scenario</w:t>
       </w:r>
@@ -3406,25 +3750,7 @@
           <w:kern w:val="0"/>
           <w14:ligatures w14:val="none"/>
         </w:rPr>
-        <w:t xml:space="preserve"> an interactive command-line client that connects to the server's control port, issues FTP-style </w:t>
-      </w:r>
-      <w:proofErr w:type="gramStart"/>
-      <w:r>
-        <w:rPr>
-          <w:rFonts w:eastAsia="Times New Roman" w:cs="Times New Roman"/>
-          <w:kern w:val="0"/>
-          <w14:ligatures w14:val="none"/>
-        </w:rPr>
-        <w:t>commands, and</w:t>
-      </w:r>
-      <w:proofErr w:type="gramEnd"/>
-      <w:r>
-        <w:rPr>
-          <w:rFonts w:eastAsia="Times New Roman" w:cs="Times New Roman"/>
-          <w:kern w:val="0"/>
-          <w14:ligatures w14:val="none"/>
-        </w:rPr>
-        <w:t xml:space="preserve"> drives file transfers over a separately-established UDP data channel.</w:t>
+        <w:t xml:space="preserve"> an interactive command-line client that connects to the server's control port, issues FTP-style commands, and drives file transfers over a separately-established UDP data channel.</w:t>
       </w:r>
     </w:p>
     <w:p>
@@ -3900,7 +4226,7 @@
           <w:lang w:val="vi-VN"/>
         </w:rPr>
       </w:pPr>
-      <w:bookmarkStart w:id="4" w:name="_Toc237030889"/>
+      <w:bookmarkStart w:id="4" w:name="_Toc237102638"/>
       <w:r>
         <w:rPr>
           <w:rFonts w:eastAsia="Times New Roman"/>
@@ -4032,19 +4358,11 @@
         </w:rPr>
         <w:t>/</w:t>
       </w:r>
-      <w:proofErr w:type="gramStart"/>
       <w:r>
         <w:rPr>
           <w:rStyle w:val="PseudocodeChar"/>
         </w:rPr>
-        <w:t>accept(</w:t>
-      </w:r>
-      <w:proofErr w:type="gramEnd"/>
-      <w:r>
-        <w:rPr>
-          <w:rStyle w:val="PseudocodeChar"/>
-        </w:rPr>
-        <w:t>)</w:t>
+        <w:t>accept()</w:t>
       </w:r>
       <w:r>
         <w:rPr>
@@ -4136,13 +4454,8 @@
         </w:rPr>
         <w:t>” r</w:t>
       </w:r>
-      <w:proofErr w:type="spellStart"/>
-      <w:r>
-        <w:t>eply</w:t>
-      </w:r>
-      <w:proofErr w:type="spellEnd"/>
-      <w:r>
-        <w:t xml:space="preserve">. The client sends </w:t>
+      <w:r>
+        <w:t xml:space="preserve">eply. The client sends </w:t>
       </w:r>
       <w:r>
         <w:rPr>
@@ -4228,13 +4541,8 @@
         </w:rPr>
         <w:t>” o</w:t>
       </w:r>
-      <w:proofErr w:type="spellStart"/>
-      <w:r>
-        <w:t>therwise</w:t>
-      </w:r>
-      <w:proofErr w:type="spellEnd"/>
-      <w:r>
-        <w:t xml:space="preserve">. Every command other than </w:t>
+      <w:r>
+        <w:t xml:space="preserve">therwise. Every command other than </w:t>
       </w:r>
       <w:r>
         <w:rPr>
@@ -4281,21 +4589,11 @@
       <w:r>
         <w:t xml:space="preserve"> is gated behind </w:t>
       </w:r>
-      <w:proofErr w:type="spellStart"/>
-      <w:proofErr w:type="gramStart"/>
       <w:r>
         <w:rPr>
           <w:rStyle w:val="PseudocodeChar"/>
         </w:rPr>
-        <w:t>s.authenticated</w:t>
-      </w:r>
-      <w:proofErr w:type="spellEnd"/>
-      <w:proofErr w:type="gramEnd"/>
-      <w:r>
-        <w:rPr>
-          <w:rStyle w:val="PseudocodeChar"/>
-        </w:rPr>
-        <w:t xml:space="preserve"> == true</w:t>
+        <w:t>s.authenticated == true</w:t>
       </w:r>
       <w:r>
         <w:t>, so an unauthenticated client cannot issue file or directory operations.</w:t>
@@ -4495,25 +4793,7 @@
           <w:kern w:val="0"/>
           <w14:ligatures w14:val="none"/>
         </w:rPr>
-        <w:t xml:space="preserve">At this point the </w:t>
-      </w:r>
-      <w:proofErr w:type="gramStart"/>
-      <w:r>
-        <w:rPr>
-          <w:rFonts w:eastAsia="Times New Roman" w:cs="Times New Roman"/>
-          <w:kern w:val="0"/>
-          <w14:ligatures w14:val="none"/>
-        </w:rPr>
-        <w:t>session branches</w:t>
-      </w:r>
-      <w:proofErr w:type="gramEnd"/>
-      <w:r>
-        <w:rPr>
-          <w:rFonts w:eastAsia="Times New Roman" w:cs="Times New Roman"/>
-          <w:kern w:val="0"/>
-          <w14:ligatures w14:val="none"/>
-        </w:rPr>
-        <w:t xml:space="preserve"> depending on which data-channel mode the client selects for its next transfer.</w:t>
+        <w:t>At this point the session branches depending on which data-channel mode the client selects for its next transfer.</w:t>
       </w:r>
     </w:p>
     <w:p>
@@ -4681,21 +4961,7 @@
         <w:rPr>
           <w:rStyle w:val="PseudocodeChar"/>
         </w:rPr>
-        <w:t>227 Entering Passive Mode (h</w:t>
-      </w:r>
-      <w:proofErr w:type="gramStart"/>
-      <w:r>
-        <w:rPr>
-          <w:rStyle w:val="PseudocodeChar"/>
-        </w:rPr>
-        <w:t>1,h2,h3,h4,p1,p</w:t>
-      </w:r>
-      <w:proofErr w:type="gramEnd"/>
-      <w:r>
-        <w:rPr>
-          <w:rStyle w:val="PseudocodeChar"/>
-        </w:rPr>
-        <w:t>2)</w:t>
+        <w:t>227 Entering Passive Mode (h1,h2,h3,h4,p1,p2)</w:t>
       </w:r>
       <w:r>
         <w:rPr>
@@ -4712,25 +4978,7 @@
           <w:kern w:val="0"/>
           <w14:ligatures w14:val="none"/>
         </w:rPr>
-        <w:t xml:space="preserve">, encoding its own IP and the chosen port. This socket is kept open and reused directly by </w:t>
-      </w:r>
-      <w:proofErr w:type="gramStart"/>
-      <w:r>
-        <w:rPr>
-          <w:rFonts w:eastAsia="Times New Roman" w:cs="Times New Roman"/>
-          <w:kern w:val="0"/>
-          <w14:ligatures w14:val="none"/>
-        </w:rPr>
-        <w:t>the RDT</w:t>
-      </w:r>
-      <w:proofErr w:type="gramEnd"/>
-      <w:r>
-        <w:rPr>
-          <w:rFonts w:eastAsia="Times New Roman" w:cs="Times New Roman"/>
-          <w:kern w:val="0"/>
-          <w14:ligatures w14:val="none"/>
-        </w:rPr>
-        <w:t xml:space="preserve"> transport rather than being closed and re-opened later.</w:t>
+        <w:t>, encoding its own IP and the chosen port. This socket is kept open and reused directly by the RDT transport rather than being closed and re-opened later.</w:t>
       </w:r>
     </w:p>
     <w:p>
@@ -4972,27 +5220,11 @@
         </w:rPr>
         <w:t xml:space="preserve"> packets immediately; the server's receiver learns the client's address naturally from the first packet it receives via </w:t>
       </w:r>
-      <w:proofErr w:type="spellStart"/>
-      <w:proofErr w:type="gramStart"/>
       <w:r>
         <w:rPr>
           <w:rStyle w:val="PseudocodeChar"/>
         </w:rPr>
-        <w:t>recvfrom</w:t>
-      </w:r>
-      <w:proofErr w:type="spellEnd"/>
-      <w:r>
-        <w:rPr>
-          <w:rStyle w:val="PseudocodeChar"/>
-        </w:rPr>
-        <w:t>(</w:t>
-      </w:r>
-      <w:proofErr w:type="gramEnd"/>
-      <w:r>
-        <w:rPr>
-          <w:rStyle w:val="PseudocodeChar"/>
-        </w:rPr>
-        <w:t>)</w:t>
+        <w:t>recvfrom()</w:t>
       </w:r>
       <w:r>
         <w:rPr>
@@ -5070,25 +5302,23 @@
           <w:kern w:val="0"/>
           <w14:ligatures w14:val="none"/>
         </w:rPr>
-        <w:t xml:space="preserve"> The file is read in fixed-size chunks and sent as a sequence of UDP packets, each carrying a sequence number, flags, and a 16-bit checksum. The sender maintains a sliding window (Selective Repeat), retransmitting any packet whose acknowledgment is not received within a </w:t>
-      </w:r>
-      <w:proofErr w:type="gramStart"/>
+        <w:t xml:space="preserve"> The file is read in fixed-size chunks and sent as a sequence of UDP packets, each carrying a sequence number, flags, and a 16-bit checksum. The sender maintains a sliding window (Selective Repeat), retransmitting any packet whose acknowledgment is not received within a dynamically-estimated timeout (derived from measured RTT). The receiver acknowledges every valid packet it receives </w:t>
+      </w:r>
       <w:r>
         <w:rPr>
           <w:rFonts w:eastAsia="Times New Roman" w:cs="Times New Roman"/>
           <w:kern w:val="0"/>
           <w14:ligatures w14:val="none"/>
         </w:rPr>
-        <w:t>dynamically-estimated</w:t>
-      </w:r>
-      <w:proofErr w:type="gramEnd"/>
+        <w:t>–</w:t>
+      </w:r>
       <w:r>
         <w:rPr>
           <w:rFonts w:eastAsia="Times New Roman" w:cs="Times New Roman"/>
           <w:kern w:val="0"/>
           <w14:ligatures w14:val="none"/>
         </w:rPr>
-        <w:t xml:space="preserve"> timeout (derived from measured RTT). The receiver acknowledges every valid packet it receives </w:t>
+        <w:t xml:space="preserve"> including duplicates </w:t>
       </w:r>
       <w:r>
         <w:rPr>
@@ -5104,7 +5334,13 @@
           <w:kern w:val="0"/>
           <w14:ligatures w14:val="none"/>
         </w:rPr>
-        <w:t xml:space="preserve"> including duplicates </w:t>
+        <w:t xml:space="preserve"> and silently discards any packet that fails its checksum. The final chunk is marked with an explicit </w:t>
+      </w:r>
+      <w:r>
+        <w:rPr>
+          <w:rStyle w:val="PseudocodeChar"/>
+        </w:rPr>
+        <w:t>FLAG_FIN</w:t>
       </w:r>
       <w:r>
         <w:rPr>
@@ -5112,65 +5348,7 @@
           <w:kern w:val="0"/>
           <w14:ligatures w14:val="none"/>
         </w:rPr>
-        <w:t>–</w:t>
-      </w:r>
-      <w:r>
-        <w:rPr>
-          <w:rFonts w:eastAsia="Times New Roman" w:cs="Times New Roman"/>
-          <w:kern w:val="0"/>
-          <w14:ligatures w14:val="none"/>
-        </w:rPr>
-        <w:t xml:space="preserve"> and silently discards any packet that fails its checksum. The final chunk is marked with an explicit </w:t>
-      </w:r>
-      <w:r>
-        <w:rPr>
-          <w:rStyle w:val="PseudocodeChar"/>
-        </w:rPr>
-        <w:t>FLAG_FIN</w:t>
-      </w:r>
-      <w:r>
-        <w:rPr>
-          <w:rFonts w:eastAsia="Times New Roman" w:cs="Times New Roman"/>
-          <w:kern w:val="0"/>
-          <w14:ligatures w14:val="none"/>
-        </w:rPr>
-        <w:t xml:space="preserve"> </w:t>
-      </w:r>
-      <w:proofErr w:type="gramStart"/>
-      <w:r>
-        <w:rPr>
-          <w:rFonts w:eastAsia="Times New Roman" w:cs="Times New Roman"/>
-          <w:kern w:val="0"/>
-          <w14:ligatures w14:val="none"/>
-        </w:rPr>
-        <w:t>flag</w:t>
-      </w:r>
-      <w:proofErr w:type="gramEnd"/>
-      <w:r>
-        <w:rPr>
-          <w:rFonts w:eastAsia="Times New Roman" w:cs="Times New Roman"/>
-          <w:kern w:val="0"/>
-          <w14:ligatures w14:val="none"/>
-        </w:rPr>
-        <w:t xml:space="preserve"> so the receiver </w:t>
-      </w:r>
-      <w:proofErr w:type="gramStart"/>
-      <w:r>
-        <w:rPr>
-          <w:rFonts w:eastAsia="Times New Roman" w:cs="Times New Roman"/>
-          <w:kern w:val="0"/>
-          <w14:ligatures w14:val="none"/>
-        </w:rPr>
-        <w:t>knows</w:t>
-      </w:r>
-      <w:proofErr w:type="gramEnd"/>
-      <w:r>
-        <w:rPr>
-          <w:rFonts w:eastAsia="Times New Roman" w:cs="Times New Roman"/>
-          <w:kern w:val="0"/>
-          <w14:ligatures w14:val="none"/>
-        </w:rPr>
-        <w:t xml:space="preserve"> to stop and finalize the file.</w:t>
+        <w:t xml:space="preserve"> flag so the receiver knows to stop and finalize the file.</w:t>
       </w:r>
     </w:p>
     <w:p>
@@ -5489,18 +5667,31 @@
           <w14:ligatures w14:val="none"/>
         </w:rPr>
       </w:pPr>
-      <w:bookmarkStart w:id="6" w:name="_Toc237030909"/>
+      <w:bookmarkStart w:id="6" w:name="_Toc237102662"/>
       <w:r>
         <w:t xml:space="preserve">Figure </w:t>
       </w:r>
-      <w:fldSimple w:instr=" SEQ Figure \* ARABIC ">
-        <w:r>
-          <w:rPr>
-            <w:noProof/>
-          </w:rPr>
-          <w:t>1</w:t>
-        </w:r>
-      </w:fldSimple>
+      <w:r>
+        <w:fldChar w:fldCharType="begin"/>
+      </w:r>
+      <w:r>
+        <w:instrText xml:space="preserve"> SEQ Figure \* ARABIC </w:instrText>
+      </w:r>
+      <w:r>
+        <w:fldChar w:fldCharType="separate"/>
+      </w:r>
+      <w:r>
+        <w:rPr>
+          <w:noProof/>
+        </w:rPr>
+        <w:t>1</w:t>
+      </w:r>
+      <w:r>
+        <w:rPr>
+          <w:noProof/>
+        </w:rPr>
+        <w:fldChar w:fldCharType="end"/>
+      </w:r>
       <w:r>
         <w:rPr>
           <w:lang w:val="vi-VN"/>
@@ -5675,21 +5866,7 @@
         <w:rPr>
           <w:rStyle w:val="PseudocodeChar"/>
         </w:rPr>
-        <w:t>PORT h</w:t>
-      </w:r>
-      <w:proofErr w:type="gramStart"/>
-      <w:r>
-        <w:rPr>
-          <w:rStyle w:val="PseudocodeChar"/>
-        </w:rPr>
-        <w:t>1,h2,h3,h4,p1,p</w:t>
-      </w:r>
-      <w:proofErr w:type="gramEnd"/>
-      <w:r>
-        <w:rPr>
-          <w:rStyle w:val="PseudocodeChar"/>
-        </w:rPr>
-        <w:t>2</w:t>
+        <w:t>PORT h1,h2,h3,h4,p1,p2</w:t>
       </w:r>
       <w:r>
         <w:rPr>
@@ -5700,23 +5877,13 @@
         </w:rPr>
         <w:t>” a</w:t>
       </w:r>
-      <w:proofErr w:type="spellStart"/>
       <w:r>
         <w:rPr>
           <w:rFonts w:eastAsia="Times New Roman" w:cs="Times New Roman"/>
           <w:kern w:val="0"/>
           <w14:ligatures w14:val="none"/>
         </w:rPr>
-        <w:t>dvertising</w:t>
-      </w:r>
-      <w:proofErr w:type="spellEnd"/>
-      <w:r>
-        <w:rPr>
-          <w:rFonts w:eastAsia="Times New Roman" w:cs="Times New Roman"/>
-          <w:kern w:val="0"/>
-          <w14:ligatures w14:val="none"/>
-        </w:rPr>
-        <w:t xml:space="preserve"> that address. The server replies </w:t>
+        <w:t xml:space="preserve">dvertising that address. The server replies </w:t>
       </w:r>
       <w:r>
         <w:rPr>
@@ -6008,25 +6175,7 @@
           <w:kern w:val="0"/>
           <w14:ligatures w14:val="none"/>
         </w:rPr>
-        <w:t xml:space="preserve">-advertised address before expecting any data. The client, already bound and listening </w:t>
-      </w:r>
-      <w:proofErr w:type="gramStart"/>
-      <w:r>
-        <w:rPr>
-          <w:rFonts w:eastAsia="Times New Roman" w:cs="Times New Roman"/>
-          <w:kern w:val="0"/>
-          <w14:ligatures w14:val="none"/>
-        </w:rPr>
-        <w:t>on</w:t>
-      </w:r>
-      <w:proofErr w:type="gramEnd"/>
-      <w:r>
-        <w:rPr>
-          <w:rFonts w:eastAsia="Times New Roman" w:cs="Times New Roman"/>
-          <w:kern w:val="0"/>
-          <w14:ligatures w14:val="none"/>
-        </w:rPr>
-        <w:t xml:space="preserve"> that address, receives the SYN and begins sending file data in response.</w:t>
+        <w:t>-advertised address before expecting any data. The client, already bound and listening on that address, receives the SYN and begins sending file data in response.</w:t>
       </w:r>
     </w:p>
     <w:p>
@@ -6067,15 +6216,7 @@
         <w:t>P</w:t>
       </w:r>
       <w:r>
-        <w:t>roceed identically to the Passive-mode case (</w:t>
-      </w:r>
-      <w:proofErr w:type="gramStart"/>
-      <w:r>
-        <w:t>reliable windowed</w:t>
-      </w:r>
-      <w:proofErr w:type="gramEnd"/>
-      <w:r>
-        <w:t xml:space="preserve"> transfer, hash-verified completion, session termination).</w:t>
+        <w:t>roceed identically to the Passive-mode case (reliable windowed transfer, hash-verified completion, session termination).</w:t>
       </w:r>
     </w:p>
     <w:p>
@@ -6139,18 +6280,31 @@
           <w:lang w:val="vi-VN"/>
         </w:rPr>
       </w:pPr>
-      <w:bookmarkStart w:id="8" w:name="_Toc237030910"/>
+      <w:bookmarkStart w:id="8" w:name="_Toc237102663"/>
       <w:r>
         <w:t xml:space="preserve">Figure </w:t>
       </w:r>
-      <w:fldSimple w:instr=" SEQ Figure \* ARABIC ">
-        <w:r>
-          <w:rPr>
-            <w:noProof/>
-          </w:rPr>
-          <w:t>2</w:t>
-        </w:r>
-      </w:fldSimple>
+      <w:r>
+        <w:fldChar w:fldCharType="begin"/>
+      </w:r>
+      <w:r>
+        <w:instrText xml:space="preserve"> SEQ Figure \* ARABIC </w:instrText>
+      </w:r>
+      <w:r>
+        <w:fldChar w:fldCharType="separate"/>
+      </w:r>
+      <w:r>
+        <w:rPr>
+          <w:noProof/>
+        </w:rPr>
+        <w:t>2</w:t>
+      </w:r>
+      <w:r>
+        <w:rPr>
+          <w:noProof/>
+        </w:rPr>
+        <w:fldChar w:fldCharType="end"/>
+      </w:r>
       <w:r>
         <w:rPr>
           <w:lang w:val="vi-VN"/>
@@ -6194,7 +6348,7 @@
           <w:lang w:val="vi-VN"/>
         </w:rPr>
       </w:pPr>
-      <w:bookmarkStart w:id="9" w:name="_Toc237030890"/>
+      <w:bookmarkStart w:id="9" w:name="_Toc237102639"/>
       <w:r>
         <w:lastRenderedPageBreak/>
         <w:t>Unique</w:t>
@@ -6224,15 +6378,7 @@
         </w:rPr>
       </w:pPr>
       <w:r>
-        <w:t xml:space="preserve">Three further commands extend the transfer lifecycle described </w:t>
-      </w:r>
-      <w:proofErr w:type="gramStart"/>
-      <w:r>
-        <w:t>in</w:t>
-      </w:r>
-      <w:proofErr w:type="gramEnd"/>
-      <w:r>
-        <w:t xml:space="preserve"> 1.2.1/1.2.2, and one changes its execution </w:t>
+        <w:t xml:space="preserve">Three further commands extend the transfer lifecycle described in 1.2.1/1.2.2, and one changes its execution </w:t>
       </w:r>
       <w:r>
         <w:t>model</w:t>
@@ -6412,15 +6558,7 @@
         <w:t>STOR</w:t>
       </w:r>
       <w:r>
-        <w:t xml:space="preserve"> up through the point where the new data has been fully and correctly received into a staging area; only once that succeeds does the server combine the </w:t>
-      </w:r>
-      <w:proofErr w:type="gramStart"/>
-      <w:r>
-        <w:t>newly-received</w:t>
-      </w:r>
-      <w:proofErr w:type="gramEnd"/>
-      <w:r>
-        <w:t xml:space="preserve"> data with any existing file at the destination (or simply use it as-is if the destination doesn't yet exist), committing the combined result atomically. A failed or aborted </w:t>
+        <w:t xml:space="preserve"> up through the point where the new data has been fully and correctly received into a staging area; only once that succeeds does the server combine the newly-received data with any existing file at the destination (or simply use it as-is if the destination doesn't yet exist), committing the combined result atomically. A failed or aborted </w:t>
       </w:r>
       <w:r>
         <w:rPr>
@@ -6515,29 +6653,8 @@
         </w:rPr>
         <w:t xml:space="preserve"> by </w:t>
       </w:r>
-      <w:proofErr w:type="gramStart"/>
-      <w:r>
-        <w:t>sets</w:t>
-      </w:r>
-      <w:proofErr w:type="gramEnd"/>
-      <w:r>
-        <w:t xml:space="preserve"> a shared, thread-safe flag and then </w:t>
-      </w:r>
-      <w:proofErr w:type="gramStart"/>
-      <w:r>
-        <w:t>blocks</w:t>
-      </w:r>
-      <w:proofErr w:type="gramEnd"/>
-      <w:r>
-        <w:t xml:space="preserve"> until the worker thread confirms it has </w:t>
-      </w:r>
-      <w:proofErr w:type="gramStart"/>
-      <w:r>
-        <w:t>actually stopped</w:t>
-      </w:r>
-      <w:proofErr w:type="gramEnd"/>
-      <w:r>
-        <w:t xml:space="preserve"> before replying, giving the client a verified c</w:t>
+      <w:r>
+        <w:t>sets a shared, thread-safe flag and then blocks until the worker thread confirms it has actually stopped before replying, giving the client a verified c</w:t>
       </w:r>
       <w:r>
         <w:t>ancellation</w:t>
@@ -6675,18 +6792,31 @@
           <w:lang w:val="vi-VN"/>
         </w:rPr>
       </w:pPr>
-      <w:bookmarkStart w:id="10" w:name="_Toc237030911"/>
+      <w:bookmarkStart w:id="10" w:name="_Toc237102664"/>
       <w:r>
         <w:t xml:space="preserve">Figure </w:t>
       </w:r>
-      <w:fldSimple w:instr=" SEQ Figure \* ARABIC ">
-        <w:r>
-          <w:rPr>
-            <w:noProof/>
-          </w:rPr>
-          <w:t>3</w:t>
-        </w:r>
-      </w:fldSimple>
+      <w:r>
+        <w:fldChar w:fldCharType="begin"/>
+      </w:r>
+      <w:r>
+        <w:instrText xml:space="preserve"> SEQ Figure \* ARABIC </w:instrText>
+      </w:r>
+      <w:r>
+        <w:fldChar w:fldCharType="separate"/>
+      </w:r>
+      <w:r>
+        <w:rPr>
+          <w:noProof/>
+        </w:rPr>
+        <w:t>3</w:t>
+      </w:r>
+      <w:r>
+        <w:rPr>
+          <w:noProof/>
+        </w:rPr>
+        <w:fldChar w:fldCharType="end"/>
+      </w:r>
       <w:r>
         <w:rPr>
           <w:lang w:val="vi-VN"/>
@@ -6725,7 +6855,7 @@
         </w:rPr>
         <w:t xml:space="preserve"> </w:t>
       </w:r>
-      <w:bookmarkStart w:id="11" w:name="_Toc237030891"/>
+      <w:bookmarkStart w:id="11" w:name="_Toc237102640"/>
       <w:r>
         <w:t>Project-Wide Data Structures</w:t>
       </w:r>
@@ -6742,7 +6872,7 @@
           <w:lang w:val="vi-VN"/>
         </w:rPr>
       </w:pPr>
-      <w:bookmarkStart w:id="12" w:name="_Toc237030892"/>
+      <w:bookmarkStart w:id="12" w:name="_Toc237102641"/>
       <w:r>
         <w:t>TCP Control Packet Format</w:t>
       </w:r>
@@ -6834,41 +6964,21 @@
       <w:r>
         <w:t xml:space="preserve">Parsed server-side by </w:t>
       </w:r>
-      <w:proofErr w:type="spellStart"/>
-      <w:proofErr w:type="gramStart"/>
       <w:r>
         <w:rPr>
           <w:rStyle w:val="PseudocodeChar"/>
         </w:rPr>
-        <w:t>CommandParser</w:t>
-      </w:r>
-      <w:proofErr w:type="spellEnd"/>
+        <w:t>CommandParser::parseCommand</w:t>
+      </w:r>
+      <w:r>
+        <w:t xml:space="preserve">, which splits the line into a </w:t>
+      </w:r>
       <w:r>
         <w:rPr>
           <w:rStyle w:val="PseudocodeChar"/>
         </w:rPr>
-        <w:t>::</w:t>
-      </w:r>
-      <w:proofErr w:type="spellStart"/>
-      <w:proofErr w:type="gramEnd"/>
-      <w:r>
-        <w:rPr>
-          <w:rStyle w:val="PseudocodeChar"/>
-        </w:rPr>
-        <w:t>parseCommand</w:t>
-      </w:r>
-      <w:proofErr w:type="spellEnd"/>
-      <w:r>
-        <w:t xml:space="preserve">, which splits the line into a </w:t>
-      </w:r>
-      <w:proofErr w:type="spellStart"/>
-      <w:r>
-        <w:rPr>
-          <w:rStyle w:val="PseudocodeChar"/>
-        </w:rPr>
         <w:t>ParsedCommand</w:t>
       </w:r>
-      <w:proofErr w:type="spellEnd"/>
       <w:r>
         <w:t xml:space="preserve"> structure:</w:t>
       </w:r>
@@ -6955,7 +7065,6 @@
                 <w:lang w:val="vi-VN"/>
               </w:rPr>
             </w:pPr>
-            <w:proofErr w:type="spellStart"/>
             <w:r>
               <w:rPr>
                 <w:b w:val="0"/>
@@ -6963,7 +7072,6 @@
               </w:rPr>
               <w:t>rawCommand</w:t>
             </w:r>
-            <w:proofErr w:type="spellEnd"/>
           </w:p>
         </w:tc>
         <w:tc>
@@ -6978,13 +7086,8 @@
                 <w:lang w:val="vi-VN"/>
               </w:rPr>
             </w:pPr>
-            <w:proofErr w:type="gramStart"/>
-            <w:r>
-              <w:t>std::</w:t>
-            </w:r>
-            <w:proofErr w:type="gramEnd"/>
-            <w:r>
-              <w:t>string</w:t>
+            <w:r>
+              <w:t>std::string</w:t>
             </w:r>
           </w:p>
         </w:tc>
@@ -7041,13 +7144,8 @@
                 <w:lang w:val="vi-VN"/>
               </w:rPr>
             </w:pPr>
-            <w:proofErr w:type="gramStart"/>
-            <w:r>
-              <w:t>std::</w:t>
-            </w:r>
-            <w:proofErr w:type="gramEnd"/>
-            <w:r>
-              <w:t>string</w:t>
+            <w:r>
+              <w:t>std::string</w:t>
             </w:r>
           </w:p>
         </w:tc>
@@ -7095,7 +7193,6 @@
                 <w:lang w:val="vi-VN"/>
               </w:rPr>
             </w:pPr>
-            <w:proofErr w:type="spellStart"/>
             <w:r>
               <w:rPr>
                 <w:b w:val="0"/>
@@ -7103,7 +7200,6 @@
               </w:rPr>
               <w:t>args</w:t>
             </w:r>
-            <w:proofErr w:type="spellEnd"/>
           </w:p>
         </w:tc>
         <w:tc>
@@ -7118,13 +7214,8 @@
                 <w:lang w:val="vi-VN"/>
               </w:rPr>
             </w:pPr>
-            <w:proofErr w:type="gramStart"/>
-            <w:r>
-              <w:t>std::</w:t>
-            </w:r>
-            <w:proofErr w:type="gramEnd"/>
-            <w:r>
-              <w:t>string</w:t>
+            <w:r>
+              <w:t>std::string</w:t>
             </w:r>
           </w:p>
         </w:tc>
@@ -7230,55 +7321,11 @@
           <w:lang w:val="vi-VN"/>
         </w:rPr>
       </w:pPr>
-      <w:proofErr w:type="gramStart"/>
       <w:r>
         <w:rPr>
           <w:rStyle w:val="PseudocodeChar"/>
         </w:rPr>
-        <w:t>std::</w:t>
-      </w:r>
-      <w:proofErr w:type="spellStart"/>
-      <w:proofErr w:type="gramEnd"/>
-      <w:r>
-        <w:rPr>
-          <w:rStyle w:val="PseudocodeChar"/>
-        </w:rPr>
-        <w:t>to_string</w:t>
-      </w:r>
-      <w:proofErr w:type="spellEnd"/>
-      <w:r>
-        <w:rPr>
-          <w:rStyle w:val="PseudocodeChar"/>
-        </w:rPr>
-        <w:t>(</w:t>
-      </w:r>
-      <w:proofErr w:type="spellStart"/>
-      <w:r>
-        <w:rPr>
-          <w:rStyle w:val="PseudocodeChar"/>
-        </w:rPr>
-        <w:t>replyCode</w:t>
-      </w:r>
-      <w:proofErr w:type="spellEnd"/>
-      <w:r>
-        <w:rPr>
-          <w:rStyle w:val="PseudocodeChar"/>
-        </w:rPr>
-        <w:t xml:space="preserve">) </w:t>
-      </w:r>
-      <w:proofErr w:type="gramStart"/>
-      <w:r>
-        <w:rPr>
-          <w:rStyle w:val="PseudocodeChar"/>
-        </w:rPr>
-        <w:t>+ " "</w:t>
-      </w:r>
-      <w:proofErr w:type="gramEnd"/>
-      <w:r>
-        <w:rPr>
-          <w:rStyle w:val="PseudocodeChar"/>
-        </w:rPr>
-        <w:t xml:space="preserve"> + message + "\r\n"</w:t>
+        <w:t>std::to_string(replyCode) + " " + message + "\r\n"</w:t>
       </w:r>
     </w:p>
     <w:p>
@@ -7410,7 +7457,7 @@
           <w:lang w:val="vi-VN"/>
         </w:rPr>
       </w:pPr>
-      <w:bookmarkStart w:id="13" w:name="_Toc237030893"/>
+      <w:bookmarkStart w:id="13" w:name="_Toc237102642"/>
       <w:r>
         <w:rPr>
           <w:lang w:val="vi-VN"/>
@@ -7642,11 +7689,9 @@
                 <w:lang w:val="vi-VN"/>
               </w:rPr>
             </w:pPr>
-            <w:proofErr w:type="spellStart"/>
             <w:r>
               <w:t>seq_num</w:t>
             </w:r>
-            <w:proofErr w:type="spellEnd"/>
           </w:p>
         </w:tc>
         <w:tc>
@@ -7764,11 +7809,9 @@
                 <w:lang w:val="vi-VN"/>
               </w:rPr>
             </w:pPr>
-            <w:proofErr w:type="spellStart"/>
             <w:r>
               <w:t>ack_num</w:t>
             </w:r>
-            <w:proofErr w:type="spellEnd"/>
           </w:p>
         </w:tc>
         <w:tc>
@@ -7983,11 +8026,9 @@
                 <w:lang w:val="vi-VN"/>
               </w:rPr>
             </w:pPr>
-            <w:proofErr w:type="spellStart"/>
             <w:r>
               <w:t>window_size</w:t>
             </w:r>
-            <w:proofErr w:type="spellEnd"/>
           </w:p>
         </w:tc>
         <w:tc>
@@ -8108,11 +8149,9 @@
                 <w:lang w:val="vi-VN"/>
               </w:rPr>
             </w:pPr>
-            <w:proofErr w:type="spellStart"/>
             <w:r>
               <w:t>payload_len</w:t>
             </w:r>
-            <w:proofErr w:type="spellEnd"/>
           </w:p>
         </w:tc>
         <w:tc>
@@ -9158,7 +9197,6 @@
           <w:lang w:val="vi-VN"/>
         </w:rPr>
       </w:pPr>
-      <w:proofErr w:type="spellStart"/>
       <w:r>
         <w:rPr>
           <w:rStyle w:val="PseudocodeChar"/>
@@ -9167,7 +9205,6 @@
         </w:rPr>
         <w:t>RdtPacket</w:t>
       </w:r>
-      <w:proofErr w:type="spellEnd"/>
       <w:r>
         <w:rPr>
           <w:sz w:val="36"/>
@@ -9196,15 +9233,7 @@
         </w:rPr>
       </w:pPr>
       <w:r>
-        <w:t xml:space="preserve">struct </w:t>
-      </w:r>
-      <w:proofErr w:type="spellStart"/>
-      <w:r>
-        <w:t>RdtPacket</w:t>
-      </w:r>
-      <w:proofErr w:type="spellEnd"/>
-      <w:r>
-        <w:t xml:space="preserve"> {</w:t>
+        <w:t>struct RdtPacket {</w:t>
       </w:r>
     </w:p>
     <w:p>
@@ -9218,13 +9247,8 @@
           <w:lang w:val="vi-VN"/>
         </w:rPr>
       </w:pPr>
-      <w:proofErr w:type="spellStart"/>
-      <w:r>
-        <w:t>RdtHeader</w:t>
-      </w:r>
-      <w:proofErr w:type="spellEnd"/>
-      <w:r>
-        <w:t xml:space="preserve"> header; </w:t>
+      <w:r>
+        <w:t xml:space="preserve">RdtHeader header; </w:t>
       </w:r>
       <w:r>
         <w:rPr>
@@ -9254,15 +9278,7 @@
         </w:rPr>
       </w:pPr>
       <w:r>
-        <w:t xml:space="preserve">char </w:t>
-      </w:r>
-      <w:proofErr w:type="gramStart"/>
-      <w:r>
-        <w:t>payload[</w:t>
-      </w:r>
-      <w:proofErr w:type="gramEnd"/>
-      <w:r>
-        <w:t xml:space="preserve">MAX_PAYLOAD]; // 1024 bytes </w:t>
+        <w:t xml:space="preserve">char payload[MAX_PAYLOAD]; // 1024 bytes </w:t>
       </w:r>
     </w:p>
     <w:p>
@@ -9356,16 +9372,8 @@
         <w:rPr>
           <w:rStyle w:val="PseudocodeChar"/>
         </w:rPr>
-        <w:t>shared/protocol/</w:t>
-      </w:r>
-      <w:proofErr w:type="spellStart"/>
-      <w:r>
-        <w:rPr>
-          <w:rStyle w:val="PseudocodeChar"/>
-        </w:rPr>
-        <w:t>ProtocolConstants.h</w:t>
-      </w:r>
-      <w:proofErr w:type="spellEnd"/>
+        <w:t>shared/protocol/ProtocolConstants.h</w:t>
+      </w:r>
     </w:p>
     <w:tbl>
       <w:tblPr>
@@ -9612,15 +9620,7 @@
               </w:rPr>
             </w:pPr>
             <w:r>
-              <w:t xml:space="preserve">Maximum </w:t>
-            </w:r>
-            <w:proofErr w:type="gramStart"/>
-            <w:r>
-              <w:t>handshake</w:t>
-            </w:r>
-            <w:proofErr w:type="gramEnd"/>
-            <w:r>
-              <w:t xml:space="preserve"> retry attempts before aborting</w:t>
+              <w:t>Maximum handshake retry attempts before aborting</w:t>
             </w:r>
           </w:p>
         </w:tc>
@@ -9738,15 +9738,7 @@
               </w:rPr>
             </w:pPr>
             <w:r>
-              <w:t xml:space="preserve">Extended idle wait </w:t>
-            </w:r>
-            <w:proofErr w:type="gramStart"/>
-            <w:r>
-              <w:t>used</w:t>
-            </w:r>
-            <w:proofErr w:type="gramEnd"/>
-            <w:r>
-              <w:t xml:space="preserve"> specifically when chaos-mode fault injection is active</w:t>
+              <w:t>Extended idle wait used specifically when chaos-mode fault injection is active</w:t>
             </w:r>
           </w:p>
         </w:tc>
@@ -9809,7 +9801,7 @@
           <w:lang w:val="vi-VN"/>
         </w:rPr>
       </w:pPr>
-      <w:bookmarkStart w:id="14" w:name="_Toc237030894"/>
+      <w:bookmarkStart w:id="14" w:name="_Toc237102643"/>
       <w:r>
         <w:t>Session Management Structures</w:t>
       </w:r>
@@ -9862,30 +9854,8 @@
         <w:rPr>
           <w:rStyle w:val="PseudocodeChar"/>
         </w:rPr>
-        <w:t>server/</w:t>
-      </w:r>
-      <w:proofErr w:type="spellStart"/>
-      <w:r>
-        <w:rPr>
-          <w:rStyle w:val="PseudocodeChar"/>
-        </w:rPr>
-        <w:t>src</w:t>
-      </w:r>
-      <w:proofErr w:type="spellEnd"/>
-      <w:r>
-        <w:rPr>
-          <w:rStyle w:val="PseudocodeChar"/>
-        </w:rPr>
-        <w:t>/control/</w:t>
-      </w:r>
-      <w:proofErr w:type="spellStart"/>
-      <w:r>
-        <w:rPr>
-          <w:rStyle w:val="PseudocodeChar"/>
-        </w:rPr>
-        <w:t>Session.h</w:t>
-      </w:r>
-      <w:proofErr w:type="spellEnd"/>
+        <w:t>server/src/control/Session.h</w:t>
+      </w:r>
       <w:r>
         <w:rPr>
           <w:lang w:val="vi-VN"/>
@@ -10073,19 +10043,11 @@
             <w:r>
               <w:t xml:space="preserve">Login status, set only after a real credential check against </w:t>
             </w:r>
-            <w:proofErr w:type="gramStart"/>
             <w:r>
               <w:rPr>
                 <w:rStyle w:val="PseudocodeChar"/>
               </w:rPr>
-              <w:t>Users::</w:t>
-            </w:r>
-            <w:proofErr w:type="gramEnd"/>
-            <w:r>
-              <w:rPr>
-                <w:rStyle w:val="PseudocodeChar"/>
-              </w:rPr>
-              <w:t>database</w:t>
+              <w:t>Users::database</w:t>
             </w:r>
           </w:p>
         </w:tc>
@@ -10108,7 +10070,6 @@
                 <w:lang w:val="vi-VN"/>
               </w:rPr>
             </w:pPr>
-            <w:proofErr w:type="spellStart"/>
             <w:r>
               <w:rPr>
                 <w:b w:val="0"/>
@@ -10116,7 +10077,6 @@
               </w:rPr>
               <w:t>transferMode</w:t>
             </w:r>
-            <w:proofErr w:type="spellEnd"/>
           </w:p>
         </w:tc>
         <w:tc>
@@ -10131,11 +10091,9 @@
                 <w:lang w:val="vi-VN"/>
               </w:rPr>
             </w:pPr>
-            <w:proofErr w:type="spellStart"/>
             <w:r>
               <w:t>TransferMode</w:t>
             </w:r>
-            <w:proofErr w:type="spellEnd"/>
           </w:p>
         </w:tc>
         <w:tc>
@@ -10209,13 +10167,8 @@
                 <w:lang w:val="vi-VN"/>
               </w:rPr>
             </w:pPr>
-            <w:proofErr w:type="gramStart"/>
-            <w:r>
-              <w:t>std::</w:t>
-            </w:r>
-            <w:proofErr w:type="gramEnd"/>
-            <w:r>
-              <w:t>string</w:t>
+            <w:r>
+              <w:t>std::string</w:t>
             </w:r>
           </w:p>
         </w:tc>
@@ -10260,7 +10213,6 @@
                 <w:lang w:val="vi-VN"/>
               </w:rPr>
             </w:pPr>
-            <w:proofErr w:type="spellStart"/>
             <w:r>
               <w:rPr>
                 <w:b w:val="0"/>
@@ -10268,7 +10220,6 @@
               </w:rPr>
               <w:t>currentDir</w:t>
             </w:r>
-            <w:proofErr w:type="spellEnd"/>
           </w:p>
         </w:tc>
         <w:tc>
@@ -10283,13 +10234,8 @@
                 <w:lang w:val="vi-VN"/>
               </w:rPr>
             </w:pPr>
-            <w:proofErr w:type="gramStart"/>
-            <w:r>
-              <w:t>std::filesystem::</w:t>
-            </w:r>
-            <w:proofErr w:type="gramEnd"/>
-            <w:r>
-              <w:t>path</w:t>
+            <w:r>
+              <w:t>std::filesystem::path</w:t>
             </w:r>
           </w:p>
         </w:tc>
@@ -10307,14 +10253,12 @@
             <w:r>
               <w:t xml:space="preserve">This session's current working directory, bounded by </w:t>
             </w:r>
-            <w:proofErr w:type="spellStart"/>
             <w:r>
               <w:rPr>
                 <w:rStyle w:val="PseudocodeChar"/>
               </w:rPr>
               <w:t>PathResolver</w:t>
             </w:r>
-            <w:proofErr w:type="spellEnd"/>
           </w:p>
         </w:tc>
       </w:tr>
@@ -10333,7 +10277,6 @@
                 <w:lang w:val="vi-VN"/>
               </w:rPr>
             </w:pPr>
-            <w:proofErr w:type="spellStart"/>
             <w:r>
               <w:rPr>
                 <w:b w:val="0"/>
@@ -10341,7 +10284,6 @@
               </w:rPr>
               <w:t>dataChannelMode</w:t>
             </w:r>
-            <w:proofErr w:type="spellEnd"/>
           </w:p>
         </w:tc>
         <w:tc>
@@ -10356,11 +10298,9 @@
                 <w:lang w:val="vi-VN"/>
               </w:rPr>
             </w:pPr>
-            <w:proofErr w:type="spellStart"/>
             <w:r>
               <w:t>DataChannelMode</w:t>
             </w:r>
-            <w:proofErr w:type="spellEnd"/>
           </w:p>
         </w:tc>
         <w:tc>
@@ -10431,7 +10371,6 @@
                 <w:lang w:val="vi-VN"/>
               </w:rPr>
             </w:pPr>
-            <w:proofErr w:type="spellStart"/>
             <w:r>
               <w:rPr>
                 <w:b w:val="0"/>
@@ -10439,7 +10378,6 @@
               </w:rPr>
               <w:t>pendingDataSocket</w:t>
             </w:r>
-            <w:proofErr w:type="spellEnd"/>
           </w:p>
         </w:tc>
         <w:tc>
@@ -10500,7 +10438,6 @@
                 <w:lang w:val="vi-VN"/>
               </w:rPr>
             </w:pPr>
-            <w:proofErr w:type="spellStart"/>
             <w:r>
               <w:rPr>
                 <w:b w:val="0"/>
@@ -10508,7 +10445,6 @@
               </w:rPr>
               <w:t>pendingPeerAddr</w:t>
             </w:r>
-            <w:proofErr w:type="spellEnd"/>
           </w:p>
         </w:tc>
         <w:tc>
@@ -10523,11 +10459,9 @@
                 <w:lang w:val="vi-VN"/>
               </w:rPr>
             </w:pPr>
-            <w:proofErr w:type="spellStart"/>
             <w:r>
               <w:t>sockaddr_in</w:t>
             </w:r>
-            <w:proofErr w:type="spellEnd"/>
           </w:p>
         </w:tc>
         <w:tc>
@@ -10565,7 +10499,6 @@
                 <w:lang w:val="vi-VN"/>
               </w:rPr>
             </w:pPr>
-            <w:proofErr w:type="spellStart"/>
             <w:r>
               <w:rPr>
                 <w:b w:val="0"/>
@@ -10573,7 +10506,6 @@
               </w:rPr>
               <w:t>controlPeerAddr</w:t>
             </w:r>
-            <w:proofErr w:type="spellEnd"/>
           </w:p>
         </w:tc>
         <w:tc>
@@ -10588,11 +10520,9 @@
                 <w:lang w:val="vi-VN"/>
               </w:rPr>
             </w:pPr>
-            <w:proofErr w:type="spellStart"/>
             <w:r>
               <w:t>sockaddr_in</w:t>
             </w:r>
-            <w:proofErr w:type="spellEnd"/>
           </w:p>
         </w:tc>
         <w:tc>
@@ -10636,7 +10566,6 @@
                 <w:lang w:val="vi-VN"/>
               </w:rPr>
             </w:pPr>
-            <w:proofErr w:type="spellStart"/>
             <w:r>
               <w:rPr>
                 <w:b w:val="0"/>
@@ -10644,7 +10573,6 @@
               </w:rPr>
               <w:t>pendingRenameSource</w:t>
             </w:r>
-            <w:proofErr w:type="spellEnd"/>
           </w:p>
         </w:tc>
         <w:tc>
@@ -10659,13 +10587,8 @@
                 <w:lang w:val="vi-VN"/>
               </w:rPr>
             </w:pPr>
-            <w:proofErr w:type="gramStart"/>
-            <w:r>
-              <w:t>std::filesystem::</w:t>
-            </w:r>
-            <w:proofErr w:type="gramEnd"/>
-            <w:r>
-              <w:t>path</w:t>
+            <w:r>
+              <w:t>std::filesystem::path</w:t>
             </w:r>
           </w:p>
         </w:tc>
@@ -10719,7 +10642,6 @@
                 <w:lang w:val="vi-VN"/>
               </w:rPr>
             </w:pPr>
-            <w:proofErr w:type="spellStart"/>
             <w:r>
               <w:rPr>
                 <w:b w:val="0"/>
@@ -10727,7 +10649,6 @@
               </w:rPr>
               <w:t>hasPendingRename</w:t>
             </w:r>
-            <w:proofErr w:type="spellEnd"/>
           </w:p>
         </w:tc>
         <w:tc>
@@ -10794,7 +10715,6 @@
                 <w:lang w:val="vi-VN"/>
               </w:rPr>
             </w:pPr>
-            <w:proofErr w:type="spellStart"/>
             <w:r>
               <w:rPr>
                 <w:b w:val="0"/>
@@ -10803,7 +10723,6 @@
               <w:lastRenderedPageBreak/>
               <w:t>transferActive</w:t>
             </w:r>
-            <w:proofErr w:type="spellEnd"/>
           </w:p>
         </w:tc>
         <w:tc>
@@ -10815,13 +10734,8 @@
               <w:pStyle w:val="Pseudocode"/>
               <w:cnfStyle w:val="000000000000" w:firstRow="0" w:lastRow="0" w:firstColumn="0" w:lastColumn="0" w:oddVBand="0" w:evenVBand="0" w:oddHBand="0" w:evenHBand="0" w:firstRowFirstColumn="0" w:firstRowLastColumn="0" w:lastRowFirstColumn="0" w:lastRowLastColumn="0"/>
             </w:pPr>
-            <w:proofErr w:type="gramStart"/>
-            <w:r>
-              <w:t>std::</w:t>
-            </w:r>
-            <w:proofErr w:type="gramEnd"/>
-            <w:r>
-              <w:t>atomic&lt;bool&gt;</w:t>
+            <w:r>
+              <w:t>std::atomic&lt;bool&gt;</w:t>
             </w:r>
           </w:p>
         </w:tc>
@@ -10856,7 +10770,6 @@
                 <w:bCs w:val="0"/>
               </w:rPr>
             </w:pPr>
-            <w:proofErr w:type="spellStart"/>
             <w:r>
               <w:rPr>
                 <w:b w:val="0"/>
@@ -10864,7 +10777,6 @@
               </w:rPr>
               <w:t>abortRequested</w:t>
             </w:r>
-            <w:proofErr w:type="spellEnd"/>
           </w:p>
         </w:tc>
         <w:tc>
@@ -10876,13 +10788,8 @@
               <w:pStyle w:val="Pseudocode"/>
               <w:cnfStyle w:val="000000100000" w:firstRow="0" w:lastRow="0" w:firstColumn="0" w:lastColumn="0" w:oddVBand="0" w:evenVBand="0" w:oddHBand="1" w:evenHBand="0" w:firstRowFirstColumn="0" w:firstRowLastColumn="0" w:lastRowFirstColumn="0" w:lastRowLastColumn="0"/>
             </w:pPr>
-            <w:proofErr w:type="gramStart"/>
-            <w:r>
-              <w:t>std::</w:t>
-            </w:r>
-            <w:proofErr w:type="gramEnd"/>
-            <w:r>
-              <w:t>atomic&lt;bool&gt;</w:t>
+            <w:r>
+              <w:t>std::atomic&lt;bool&gt;</w:t>
             </w:r>
           </w:p>
         </w:tc>
@@ -10923,7 +10830,6 @@
                 <w:bCs w:val="0"/>
               </w:rPr>
             </w:pPr>
-            <w:proofErr w:type="spellStart"/>
             <w:r>
               <w:rPr>
                 <w:b w:val="0"/>
@@ -10931,7 +10837,6 @@
               </w:rPr>
               <w:t>transferWorker</w:t>
             </w:r>
-            <w:proofErr w:type="spellEnd"/>
           </w:p>
         </w:tc>
         <w:tc>
@@ -10943,13 +10848,8 @@
               <w:pStyle w:val="Pseudocode"/>
               <w:cnfStyle w:val="000000000000" w:firstRow="0" w:lastRow="0" w:firstColumn="0" w:lastColumn="0" w:oddVBand="0" w:evenVBand="0" w:oddHBand="0" w:evenHBand="0" w:firstRowFirstColumn="0" w:firstRowLastColumn="0" w:lastRowFirstColumn="0" w:lastRowLastColumn="0"/>
             </w:pPr>
-            <w:proofErr w:type="gramStart"/>
-            <w:r>
-              <w:t>std::</w:t>
-            </w:r>
-            <w:proofErr w:type="gramEnd"/>
-            <w:r>
-              <w:t>thread</w:t>
+            <w:r>
+              <w:t>std::thread</w:t>
             </w:r>
           </w:p>
         </w:tc>
@@ -11020,7 +10920,6 @@
                 <w:bCs w:val="0"/>
               </w:rPr>
             </w:pPr>
-            <w:proofErr w:type="spellStart"/>
             <w:r>
               <w:rPr>
                 <w:b w:val="0"/>
@@ -11028,7 +10927,6 @@
               </w:rPr>
               <w:t>replyMutex</w:t>
             </w:r>
-            <w:proofErr w:type="spellEnd"/>
           </w:p>
         </w:tc>
         <w:tc>
@@ -11040,13 +10938,8 @@
               <w:pStyle w:val="Pseudocode"/>
               <w:cnfStyle w:val="000000100000" w:firstRow="0" w:lastRow="0" w:firstColumn="0" w:lastColumn="0" w:oddVBand="0" w:evenVBand="0" w:oddHBand="1" w:evenHBand="0" w:firstRowFirstColumn="0" w:firstRowLastColumn="0" w:lastRowFirstColumn="0" w:lastRowLastColumn="0"/>
             </w:pPr>
-            <w:proofErr w:type="gramStart"/>
-            <w:r>
-              <w:t>std::</w:t>
-            </w:r>
-            <w:proofErr w:type="gramEnd"/>
-            <w:r>
-              <w:t>mutex</w:t>
+            <w:r>
+              <w:t>std::mutex</w:t>
             </w:r>
           </w:p>
         </w:tc>
@@ -11058,13 +10951,8 @@
             <w:pPr>
               <w:cnfStyle w:val="000000100000" w:firstRow="0" w:lastRow="0" w:firstColumn="0" w:lastColumn="0" w:oddVBand="0" w:evenVBand="0" w:oddHBand="1" w:evenHBand="0" w:firstRowFirstColumn="0" w:firstRowLastColumn="0" w:lastRowFirstColumn="0" w:lastRowLastColumn="0"/>
             </w:pPr>
-            <w:proofErr w:type="gramStart"/>
-            <w:r>
-              <w:t>Guards</w:t>
-            </w:r>
-            <w:proofErr w:type="gramEnd"/>
-            <w:r>
-              <w:t xml:space="preserve"> concurrent writes to the control socket, since the transfer worker now sends its own completion reply independently of the control thread</w:t>
+            <w:r>
+              <w:t>Guards concurrent writes to the control socket, since the transfer worker now sends its own completion reply independently of the control thread</w:t>
             </w:r>
           </w:p>
         </w:tc>
@@ -11083,7 +10971,6 @@
                 <w:bCs w:val="0"/>
               </w:rPr>
             </w:pPr>
-            <w:proofErr w:type="spellStart"/>
             <w:r>
               <w:rPr>
                 <w:b w:val="0"/>
@@ -11091,7 +10978,6 @@
               </w:rPr>
               <w:t>pendingUniqueFilename</w:t>
             </w:r>
-            <w:proofErr w:type="spellEnd"/>
           </w:p>
         </w:tc>
         <w:tc>
@@ -11103,13 +10989,8 @@
               <w:pStyle w:val="Pseudocode"/>
               <w:cnfStyle w:val="000000000000" w:firstRow="0" w:lastRow="0" w:firstColumn="0" w:lastColumn="0" w:oddVBand="0" w:evenVBand="0" w:oddHBand="0" w:evenHBand="0" w:firstRowFirstColumn="0" w:firstRowLastColumn="0" w:lastRowFirstColumn="0" w:lastRowLastColumn="0"/>
             </w:pPr>
-            <w:proofErr w:type="gramStart"/>
-            <w:r>
-              <w:t>std::</w:t>
-            </w:r>
-            <w:proofErr w:type="gramEnd"/>
-            <w:r>
-              <w:t>string</w:t>
+            <w:r>
+              <w:t>std::string</w:t>
             </w:r>
           </w:p>
         </w:tc>
@@ -11150,7 +11031,6 @@
       <w:r>
         <w:t xml:space="preserve">Client – </w:t>
       </w:r>
-      <w:proofErr w:type="spellStart"/>
       <w:r>
         <w:rPr>
           <w:rStyle w:val="PseudocodeChar"/>
@@ -11159,7 +11039,6 @@
         </w:rPr>
         <w:t>ClientState</w:t>
       </w:r>
-      <w:proofErr w:type="spellEnd"/>
     </w:p>
     <w:p>
       <w:pPr>
@@ -11183,30 +11062,8 @@
         <w:rPr>
           <w:rStyle w:val="PseudocodeChar"/>
         </w:rPr>
-        <w:t>/</w:t>
-      </w:r>
-      <w:proofErr w:type="spellStart"/>
-      <w:r>
-        <w:rPr>
-          <w:rStyle w:val="PseudocodeChar"/>
-        </w:rPr>
-        <w:t>src</w:t>
-      </w:r>
-      <w:proofErr w:type="spellEnd"/>
-      <w:r>
-        <w:rPr>
-          <w:rStyle w:val="PseudocodeChar"/>
-        </w:rPr>
-        <w:t>/control/</w:t>
-      </w:r>
-      <w:proofErr w:type="spellStart"/>
-      <w:r>
-        <w:rPr>
-          <w:rStyle w:val="PseudocodeChar"/>
-        </w:rPr>
-        <w:t>Session.h</w:t>
-      </w:r>
-      <w:proofErr w:type="spellEnd"/>
+        <w:t>/src/control/Session.h</w:t>
+      </w:r>
       <w:r>
         <w:rPr>
           <w:lang w:val="vi-VN"/>
@@ -11284,7 +11141,6 @@
                 <w:bCs w:val="0"/>
               </w:rPr>
             </w:pPr>
-            <w:proofErr w:type="spellStart"/>
             <w:r>
               <w:rPr>
                 <w:b w:val="0"/>
@@ -11292,7 +11148,6 @@
               </w:rPr>
               <w:t>dataMode</w:t>
             </w:r>
-            <w:proofErr w:type="spellEnd"/>
           </w:p>
         </w:tc>
         <w:tc>
@@ -11304,11 +11159,9 @@
               <w:pStyle w:val="Pseudocode"/>
               <w:cnfStyle w:val="000000100000" w:firstRow="0" w:lastRow="0" w:firstColumn="0" w:lastColumn="0" w:oddVBand="0" w:evenVBand="0" w:oddHBand="1" w:evenHBand="0" w:firstRowFirstColumn="0" w:firstRowLastColumn="0" w:lastRowFirstColumn="0" w:lastRowLastColumn="0"/>
             </w:pPr>
-            <w:proofErr w:type="spellStart"/>
             <w:r>
               <w:t>DataMode</w:t>
             </w:r>
-            <w:proofErr w:type="spellEnd"/>
           </w:p>
         </w:tc>
         <w:tc>
@@ -11322,14 +11175,12 @@
             <w:r>
               <w:t xml:space="preserve">Client-side equivalent of </w:t>
             </w:r>
-            <w:proofErr w:type="spellStart"/>
             <w:r>
               <w:rPr>
                 <w:rStyle w:val="PseudocodeChar"/>
               </w:rPr>
               <w:t>DataChannelMode</w:t>
             </w:r>
-            <w:proofErr w:type="spellEnd"/>
           </w:p>
         </w:tc>
       </w:tr>
@@ -11347,7 +11198,6 @@
                 <w:bCs w:val="0"/>
               </w:rPr>
             </w:pPr>
-            <w:proofErr w:type="spellStart"/>
             <w:r>
               <w:rPr>
                 <w:b w:val="0"/>
@@ -11355,7 +11205,6 @@
               </w:rPr>
               <w:t>pendingDataSocket</w:t>
             </w:r>
-            <w:proofErr w:type="spellEnd"/>
           </w:p>
         </w:tc>
         <w:tc>
@@ -11403,7 +11252,6 @@
                 <w:bCs w:val="0"/>
               </w:rPr>
             </w:pPr>
-            <w:proofErr w:type="spellStart"/>
             <w:r>
               <w:rPr>
                 <w:b w:val="0"/>
@@ -11411,7 +11259,6 @@
               </w:rPr>
               <w:t>passiveAddress</w:t>
             </w:r>
-            <w:proofErr w:type="spellEnd"/>
           </w:p>
         </w:tc>
         <w:tc>
@@ -11423,11 +11270,9 @@
               <w:pStyle w:val="Pseudocode"/>
               <w:cnfStyle w:val="000000100000" w:firstRow="0" w:lastRow="0" w:firstColumn="0" w:lastColumn="0" w:oddVBand="0" w:evenVBand="0" w:oddHBand="1" w:evenHBand="0" w:firstRowFirstColumn="0" w:firstRowLastColumn="0" w:lastRowFirstColumn="0" w:lastRowLastColumn="0"/>
             </w:pPr>
-            <w:proofErr w:type="spellStart"/>
             <w:r>
               <w:t>sockaddr_in</w:t>
             </w:r>
-            <w:proofErr w:type="spellEnd"/>
           </w:p>
         </w:tc>
         <w:tc>
@@ -11467,7 +11312,6 @@
                 <w:bCs w:val="0"/>
               </w:rPr>
             </w:pPr>
-            <w:proofErr w:type="spellStart"/>
             <w:r>
               <w:rPr>
                 <w:b w:val="0"/>
@@ -11475,7 +11319,6 @@
               </w:rPr>
               <w:t>serverAddress</w:t>
             </w:r>
-            <w:proofErr w:type="spellEnd"/>
           </w:p>
         </w:tc>
         <w:tc>
@@ -11487,11 +11330,9 @@
               <w:pStyle w:val="Pseudocode"/>
               <w:cnfStyle w:val="000000000000" w:firstRow="0" w:lastRow="0" w:firstColumn="0" w:lastColumn="0" w:oddVBand="0" w:evenVBand="0" w:oddHBand="0" w:evenHBand="0" w:firstRowFirstColumn="0" w:firstRowLastColumn="0" w:lastRowFirstColumn="0" w:lastRowLastColumn="0"/>
             </w:pPr>
-            <w:proofErr w:type="spellStart"/>
             <w:r>
               <w:t>sockaddr_in</w:t>
             </w:r>
-            <w:proofErr w:type="spellEnd"/>
           </w:p>
         </w:tc>
         <w:tc>
@@ -11525,7 +11366,6 @@
                 <w:bCs w:val="0"/>
               </w:rPr>
             </w:pPr>
-            <w:proofErr w:type="spellStart"/>
             <w:r>
               <w:rPr>
                 <w:b w:val="0"/>
@@ -11534,7 +11374,6 @@
               <w:lastRenderedPageBreak/>
               <w:t>transferMode</w:t>
             </w:r>
-            <w:proofErr w:type="spellEnd"/>
           </w:p>
         </w:tc>
         <w:tc>
@@ -11546,11 +11385,9 @@
               <w:pStyle w:val="Pseudocode"/>
               <w:cnfStyle w:val="000000100000" w:firstRow="0" w:lastRow="0" w:firstColumn="0" w:lastColumn="0" w:oddVBand="0" w:evenVBand="0" w:oddHBand="1" w:evenHBand="0" w:firstRowFirstColumn="0" w:firstRowLastColumn="0" w:lastRowFirstColumn="0" w:lastRowLastColumn="0"/>
             </w:pPr>
-            <w:proofErr w:type="spellStart"/>
             <w:r>
               <w:t>TransferMode</w:t>
             </w:r>
-            <w:proofErr w:type="spellEnd"/>
           </w:p>
         </w:tc>
         <w:tc>
@@ -11590,7 +11427,6 @@
                 <w:bCs w:val="0"/>
               </w:rPr>
             </w:pPr>
-            <w:proofErr w:type="spellStart"/>
             <w:r>
               <w:rPr>
                 <w:b w:val="0"/>
@@ -11598,7 +11434,6 @@
               </w:rPr>
               <w:t>replyBuffer</w:t>
             </w:r>
-            <w:proofErr w:type="spellEnd"/>
           </w:p>
         </w:tc>
         <w:tc>
@@ -11610,13 +11445,8 @@
               <w:pStyle w:val="Pseudocode"/>
               <w:cnfStyle w:val="000000000000" w:firstRow="0" w:lastRow="0" w:firstColumn="0" w:lastColumn="0" w:oddVBand="0" w:evenVBand="0" w:oddHBand="0" w:evenHBand="0" w:firstRowFirstColumn="0" w:firstRowLastColumn="0" w:lastRowFirstColumn="0" w:lastRowLastColumn="0"/>
             </w:pPr>
-            <w:proofErr w:type="gramStart"/>
-            <w:r>
-              <w:t>std::</w:t>
-            </w:r>
-            <w:proofErr w:type="gramEnd"/>
-            <w:r>
-              <w:t>string</w:t>
+            <w:r>
+              <w:t>std::string</w:t>
             </w:r>
           </w:p>
         </w:tc>
@@ -11681,8 +11511,6 @@
       </w:r>
     </w:p>
     <w:p>
-      <w:proofErr w:type="spellStart"/>
-      <w:proofErr w:type="gramStart"/>
       <w:r>
         <w:rPr>
           <w:rStyle w:val="PseudocodeChar"/>
@@ -11691,7 +11519,6 @@
         </w:rPr>
         <w:t>SendResult</w:t>
       </w:r>
-      <w:proofErr w:type="spellEnd"/>
       <w:r>
         <w:t xml:space="preserve"> </w:t>
       </w:r>
@@ -11699,57 +11526,14 @@
         <w:rPr>
           <w:lang w:val="vi-VN"/>
         </w:rPr>
-        <w:t>,</w:t>
-      </w:r>
-      <w:proofErr w:type="gramEnd"/>
-      <w:r>
-        <w:rPr>
-          <w:lang w:val="vi-VN"/>
-        </w:rPr>
-        <w:t xml:space="preserve"> reside at </w:t>
+        <w:t xml:space="preserve">, reside at </w:t>
       </w:r>
       <w:r>
         <w:rPr>
           <w:rStyle w:val="PseudocodeChar"/>
         </w:rPr>
-        <w:t>server/</w:t>
-      </w:r>
-      <w:proofErr w:type="spellStart"/>
-      <w:r>
-        <w:rPr>
-          <w:rStyle w:val="PseudocodeChar"/>
-        </w:rPr>
-        <w:t>src</w:t>
-      </w:r>
-      <w:proofErr w:type="spellEnd"/>
-      <w:r>
-        <w:rPr>
-          <w:rStyle w:val="PseudocodeChar"/>
-        </w:rPr>
-        <w:t>/</w:t>
-      </w:r>
-      <w:proofErr w:type="spellStart"/>
-      <w:r>
-        <w:rPr>
-          <w:rStyle w:val="PseudocodeChar"/>
-        </w:rPr>
-        <w:t>datachannel</w:t>
-      </w:r>
-      <w:proofErr w:type="spellEnd"/>
-      <w:r>
-        <w:rPr>
-          <w:rStyle w:val="PseudocodeChar"/>
-        </w:rPr>
-        <w:t>/</w:t>
-      </w:r>
-      <w:proofErr w:type="spellStart"/>
-      <w:r>
-        <w:rPr>
-          <w:rStyle w:val="PseudocodeChar"/>
-        </w:rPr>
-        <w:t>DataChannelSession.h</w:t>
-      </w:r>
-      <w:proofErr w:type="spellEnd"/>
+        <w:t>server/src/datachannel/DataChannelSession.h</w:t>
+      </w:r>
       <w:r>
         <w:rPr>
           <w:lang w:val="vi-VN"/>
@@ -11757,15 +11541,7 @@
         <w:t xml:space="preserve">, is </w:t>
       </w:r>
       <w:r>
-        <w:t xml:space="preserve">the return type of </w:t>
-      </w:r>
-      <w:proofErr w:type="spellStart"/>
-      <w:r>
-        <w:t>sendFile</w:t>
-      </w:r>
-      <w:proofErr w:type="spellEnd"/>
-      <w:r>
-        <w:t>, replacing a bare bool:</w:t>
+        <w:t>the return type of sendFile, replacing a bare bool:</w:t>
       </w:r>
     </w:p>
     <w:tbl>
@@ -11888,35 +11664,13 @@
               </w:rPr>
             </w:pPr>
             <w:r>
-              <w:t xml:space="preserve">Whether the transfer </w:t>
-            </w:r>
-            <w:proofErr w:type="gramStart"/>
-            <w:r>
-              <w:t>completed</w:t>
-            </w:r>
-            <w:proofErr w:type="gramEnd"/>
-            <w:r>
-              <w:t xml:space="preserve"> successfully (also exposed via </w:t>
+              <w:t xml:space="preserve">Whether the transfer completed successfully (also exposed via </w:t>
             </w:r>
             <w:r>
               <w:rPr>
                 <w:rStyle w:val="PseudocodeChar"/>
               </w:rPr>
-              <w:t xml:space="preserve">operator </w:t>
-            </w:r>
-            <w:proofErr w:type="gramStart"/>
-            <w:r>
-              <w:rPr>
-                <w:rStyle w:val="PseudocodeChar"/>
-              </w:rPr>
-              <w:t>bool(</w:t>
-            </w:r>
-            <w:proofErr w:type="gramEnd"/>
-            <w:r>
-              <w:rPr>
-                <w:rStyle w:val="PseudocodeChar"/>
-              </w:rPr>
-              <w:t>)</w:t>
+              <w:t>operator bool()</w:t>
             </w:r>
             <w:r>
               <w:t xml:space="preserve"> for direct use in conditionals)</w:t>
@@ -11960,13 +11714,8 @@
                 <w:lang w:val="vi-VN"/>
               </w:rPr>
             </w:pPr>
-            <w:proofErr w:type="gramStart"/>
-            <w:r>
-              <w:t>std::</w:t>
-            </w:r>
-            <w:proofErr w:type="gramEnd"/>
-            <w:r>
-              <w:t>string</w:t>
+            <w:r>
+              <w:t>std::string</w:t>
             </w:r>
           </w:p>
         </w:tc>
@@ -12001,7 +11750,6 @@
           <w:lang w:val="vi-VN"/>
         </w:rPr>
       </w:pPr>
-      <w:proofErr w:type="spellStart"/>
       <w:r>
         <w:rPr>
           <w:rStyle w:val="PseudocodeChar"/>
@@ -12010,7 +11758,6 @@
         </w:rPr>
         <w:t>UploadKind</w:t>
       </w:r>
-      <w:proofErr w:type="spellEnd"/>
       <w:r>
         <w:rPr>
           <w:lang w:val="vi-VN"/>
@@ -12034,16 +11781,8 @@
         <w:rPr>
           <w:lang w:val="vi-VN"/>
         </w:rPr>
-        <w:t xml:space="preserve"> in </w:t>
-      </w:r>
-      <w:proofErr w:type="gramStart"/>
-      <w:r>
-        <w:rPr>
-          <w:lang w:val="vi-VN"/>
-        </w:rPr>
-        <w:t>a</w:t>
-      </w:r>
-      <w:proofErr w:type="gramEnd"/>
+        <w:t xml:space="preserve"> in a</w:t>
+      </w:r>
       <w:r>
         <w:rPr>
           <w:lang w:val="vi-VN"/>
@@ -12074,14 +11813,12 @@
         </w:rPr>
         <w:t>an enum distinguishing the three upload commands that now share one implementation (</w:t>
       </w:r>
-      <w:proofErr w:type="spellStart"/>
       <w:r>
         <w:rPr>
           <w:rStyle w:val="PseudocodeChar"/>
         </w:rPr>
         <w:t>startUploadTransfer</w:t>
       </w:r>
-      <w:proofErr w:type="spellEnd"/>
       <w:r>
         <w:rPr>
           <w:lang w:val="vi-VN"/>
@@ -12370,7 +12107,7 @@
           <w:numId w:val="1"/>
         </w:numPr>
       </w:pPr>
-      <w:bookmarkStart w:id="15" w:name="_Toc237030895"/>
+      <w:bookmarkStart w:id="15" w:name="_Toc237102644"/>
       <w:r>
         <w:t>Filesystem &amp; Application-Level Structures</w:t>
       </w:r>
@@ -12387,7 +12124,6 @@
           <w:lang w:val="vi-VN"/>
         </w:rPr>
       </w:pPr>
-      <w:proofErr w:type="spellStart"/>
       <w:r>
         <w:rPr>
           <w:rStyle w:val="PseudocodeChar"/>
@@ -12396,7 +12132,6 @@
         </w:rPr>
         <w:t>DirEntryInfo</w:t>
       </w:r>
-      <w:proofErr w:type="spellEnd"/>
     </w:p>
     <w:p>
       <w:pPr>
@@ -12414,30 +12149,8 @@
         <w:rPr>
           <w:rStyle w:val="PseudocodeChar"/>
         </w:rPr>
-        <w:t>server/</w:t>
-      </w:r>
-      <w:proofErr w:type="spellStart"/>
-      <w:r>
-        <w:rPr>
-          <w:rStyle w:val="PseudocodeChar"/>
-        </w:rPr>
-        <w:t>src</w:t>
-      </w:r>
-      <w:proofErr w:type="spellEnd"/>
-      <w:r>
-        <w:rPr>
-          <w:rStyle w:val="PseudocodeChar"/>
-        </w:rPr>
-        <w:t>/filesystem/</w:t>
-      </w:r>
-      <w:proofErr w:type="spellStart"/>
-      <w:r>
-        <w:rPr>
-          <w:rStyle w:val="PseudocodeChar"/>
-        </w:rPr>
-        <w:t>DirectoryService.h</w:t>
-      </w:r>
-      <w:proofErr w:type="spellEnd"/>
+        <w:t>server/src/filesystem/DirectoryService.h</w:t>
+      </w:r>
       <w:r>
         <w:rPr>
           <w:lang w:val="vi-VN"/>
@@ -12530,7 +12243,6 @@
                 <w:lang w:val="vi-VN"/>
               </w:rPr>
             </w:pPr>
-            <w:proofErr w:type="spellStart"/>
             <w:r>
               <w:rPr>
                 <w:b w:val="0"/>
@@ -12538,7 +12250,6 @@
               </w:rPr>
               <w:t>formatPermissions</w:t>
             </w:r>
-            <w:proofErr w:type="spellEnd"/>
           </w:p>
         </w:tc>
         <w:tc>
@@ -12553,13 +12264,8 @@
                 <w:lang w:val="vi-VN"/>
               </w:rPr>
             </w:pPr>
-            <w:proofErr w:type="gramStart"/>
-            <w:r>
-              <w:t>std::</w:t>
-            </w:r>
-            <w:proofErr w:type="gramEnd"/>
-            <w:r>
-              <w:t>string</w:t>
+            <w:r>
+              <w:t>std::string</w:t>
             </w:r>
           </w:p>
         </w:tc>
@@ -12581,21 +12287,7 @@
               <w:rPr>
                 <w:rStyle w:val="PseudocodeChar"/>
               </w:rPr>
-              <w:t>-</w:t>
-            </w:r>
-            <w:proofErr w:type="spellStart"/>
-            <w:r>
-              <w:rPr>
-                <w:rStyle w:val="PseudocodeChar"/>
-              </w:rPr>
-              <w:t>rw</w:t>
-            </w:r>
-            <w:proofErr w:type="spellEnd"/>
-            <w:r>
-              <w:rPr>
-                <w:rStyle w:val="PseudocodeChar"/>
-              </w:rPr>
-              <w:t>-r--r--</w:t>
+              <w:t>-rw-r--r--</w:t>
             </w:r>
             <w:r>
               <w:t xml:space="preserve">) for </w:t>
@@ -12648,13 +12340,8 @@
                 <w:lang w:val="vi-VN"/>
               </w:rPr>
             </w:pPr>
-            <w:proofErr w:type="gramStart"/>
-            <w:r>
-              <w:t>std::</w:t>
-            </w:r>
-            <w:proofErr w:type="gramEnd"/>
-            <w:r>
-              <w:t>string</w:t>
+            <w:r>
+              <w:t>std::string</w:t>
             </w:r>
           </w:p>
         </w:tc>
@@ -12693,7 +12380,6 @@
                 <w:lang w:val="vi-VN"/>
               </w:rPr>
             </w:pPr>
-            <w:proofErr w:type="spellStart"/>
             <w:r>
               <w:rPr>
                 <w:b w:val="0"/>
@@ -12701,7 +12387,6 @@
               </w:rPr>
               <w:t>isDirectory</w:t>
             </w:r>
-            <w:proofErr w:type="spellEnd"/>
           </w:p>
         </w:tc>
         <w:tc>
@@ -12756,7 +12441,6 @@
                 <w:lang w:val="vi-VN"/>
               </w:rPr>
             </w:pPr>
-            <w:proofErr w:type="spellStart"/>
             <w:r>
               <w:rPr>
                 <w:b w:val="0"/>
@@ -12764,7 +12448,6 @@
               </w:rPr>
               <w:t>sizeBytes</w:t>
             </w:r>
-            <w:proofErr w:type="spellEnd"/>
           </w:p>
         </w:tc>
         <w:tc>
@@ -12779,11 +12462,9 @@
                 <w:lang w:val="vi-VN"/>
               </w:rPr>
             </w:pPr>
-            <w:proofErr w:type="spellStart"/>
             <w:r>
               <w:t>uintmax_t</w:t>
             </w:r>
-            <w:proofErr w:type="spellEnd"/>
           </w:p>
         </w:tc>
         <w:tc>
@@ -12824,36 +12505,14 @@
           <w:lang w:val="vi-VN"/>
         </w:rPr>
       </w:pPr>
-      <w:proofErr w:type="spellStart"/>
-      <w:proofErr w:type="gramStart"/>
       <w:r>
         <w:rPr>
           <w:rStyle w:val="PseudocodeChar"/>
           <w:sz w:val="28"/>
           <w:szCs w:val="36"/>
         </w:rPr>
-        <w:t>DirectoryService</w:t>
-      </w:r>
-      <w:proofErr w:type="spellEnd"/>
-      <w:r>
-        <w:rPr>
-          <w:rStyle w:val="PseudocodeChar"/>
-          <w:sz w:val="28"/>
-          <w:szCs w:val="36"/>
-        </w:rPr>
-        <w:t>::</w:t>
-      </w:r>
-      <w:proofErr w:type="spellStart"/>
-      <w:proofErr w:type="gramEnd"/>
-      <w:r>
-        <w:rPr>
-          <w:rStyle w:val="PseudocodeChar"/>
-          <w:sz w:val="28"/>
-          <w:szCs w:val="36"/>
-        </w:rPr>
-        <w:t>PathMetadata</w:t>
-      </w:r>
-      <w:proofErr w:type="spellEnd"/>
+        <w:t>DirectoryService::PathMetadata</w:t>
+      </w:r>
     </w:p>
     <w:tbl>
       <w:tblPr>
@@ -13001,7 +12660,6 @@
                 <w:lang w:val="vi-VN"/>
               </w:rPr>
             </w:pPr>
-            <w:proofErr w:type="spellStart"/>
             <w:r>
               <w:rPr>
                 <w:b w:val="0"/>
@@ -13009,7 +12667,6 @@
               </w:rPr>
               <w:t>isDirectory</w:t>
             </w:r>
-            <w:proofErr w:type="spellEnd"/>
           </w:p>
         </w:tc>
         <w:tc>
@@ -13067,7 +12724,6 @@
                 <w:lang w:val="vi-VN"/>
               </w:rPr>
             </w:pPr>
-            <w:proofErr w:type="spellStart"/>
             <w:r>
               <w:rPr>
                 <w:b w:val="0"/>
@@ -13075,7 +12731,6 @@
               </w:rPr>
               <w:t>sizeBytes</w:t>
             </w:r>
-            <w:proofErr w:type="spellEnd"/>
           </w:p>
         </w:tc>
         <w:tc>
@@ -13130,7 +12785,6 @@
                 <w:lang w:val="vi-VN"/>
               </w:rPr>
             </w:pPr>
-            <w:proofErr w:type="spellStart"/>
             <w:r>
               <w:rPr>
                 <w:b w:val="0"/>
@@ -13138,7 +12792,6 @@
               </w:rPr>
               <w:t>lastModified</w:t>
             </w:r>
-            <w:proofErr w:type="spellEnd"/>
           </w:p>
         </w:tc>
         <w:tc>
@@ -13153,11 +12806,9 @@
                 <w:lang w:val="vi-VN"/>
               </w:rPr>
             </w:pPr>
-            <w:proofErr w:type="spellStart"/>
             <w:r>
               <w:t>uintmax_t</w:t>
             </w:r>
-            <w:proofErr w:type="spellEnd"/>
           </w:p>
         </w:tc>
         <w:tc>
@@ -13205,33 +12856,13 @@
           <w:lang w:val="vi-VN"/>
         </w:rPr>
       </w:pPr>
-      <w:proofErr w:type="spellStart"/>
-      <w:proofErr w:type="gramStart"/>
       <w:r>
         <w:rPr>
           <w:rStyle w:val="PseudocodeChar"/>
           <w:sz w:val="28"/>
           <w:szCs w:val="36"/>
         </w:rPr>
-        <w:t>DirectoryService</w:t>
-      </w:r>
-      <w:proofErr w:type="spellEnd"/>
-      <w:r>
-        <w:rPr>
-          <w:rStyle w:val="PseudocodeChar"/>
-          <w:sz w:val="28"/>
-          <w:szCs w:val="36"/>
-        </w:rPr>
-        <w:t>::</w:t>
-      </w:r>
-      <w:proofErr w:type="gramEnd"/>
-      <w:r>
-        <w:rPr>
-          <w:rStyle w:val="PseudocodeChar"/>
-          <w:sz w:val="28"/>
-          <w:szCs w:val="36"/>
-        </w:rPr>
-        <w:t>Result</w:t>
+        <w:t>DirectoryService::Result</w:t>
       </w:r>
     </w:p>
     <w:tbl>
@@ -13462,13 +13093,8 @@
                 <w:lang w:val="vi-VN"/>
               </w:rPr>
             </w:pPr>
-            <w:proofErr w:type="gramStart"/>
-            <w:r>
-              <w:t>std::</w:t>
-            </w:r>
-            <w:proofErr w:type="gramEnd"/>
-            <w:r>
-              <w:t>string</w:t>
+            <w:r>
+              <w:t>std::string</w:t>
             </w:r>
           </w:p>
         </w:tc>
@@ -13523,7 +13149,7 @@
           <w:lang w:val="vi-VN"/>
         </w:rPr>
       </w:pPr>
-      <w:bookmarkStart w:id="16" w:name="_Toc237030896"/>
+      <w:bookmarkStart w:id="16" w:name="_Toc237102645"/>
       <w:r>
         <w:lastRenderedPageBreak/>
         <w:t>RDT Sender-Internal Tracking Structure</w:t>
@@ -13541,7 +13167,6 @@
           <w:lang w:val="vi-VN"/>
         </w:rPr>
       </w:pPr>
-      <w:proofErr w:type="spellStart"/>
       <w:r>
         <w:rPr>
           <w:rStyle w:val="PseudocodeChar"/>
@@ -13550,7 +13175,6 @@
         </w:rPr>
         <w:t>InFlightPacket</w:t>
       </w:r>
-      <w:proofErr w:type="spellEnd"/>
     </w:p>
     <w:p>
       <w:pPr>
@@ -13581,49 +13205,8 @@
           <w:rFonts w:ascii="Consolas" w:hAnsi="Consolas"/>
           <w:sz w:val="22"/>
         </w:rPr>
-        <w:t>server/</w:t>
-      </w:r>
-      <w:proofErr w:type="spellStart"/>
-      <w:r>
-        <w:rPr>
-          <w:rFonts w:ascii="Consolas" w:hAnsi="Consolas"/>
-          <w:sz w:val="22"/>
-        </w:rPr>
-        <w:t>src</w:t>
-      </w:r>
-      <w:proofErr w:type="spellEnd"/>
-      <w:r>
-        <w:rPr>
-          <w:rFonts w:ascii="Consolas" w:hAnsi="Consolas"/>
-          <w:sz w:val="22"/>
-        </w:rPr>
-        <w:t>/</w:t>
-      </w:r>
-      <w:proofErr w:type="spellStart"/>
-      <w:r>
-        <w:rPr>
-          <w:rFonts w:ascii="Consolas" w:hAnsi="Consolas"/>
-          <w:sz w:val="22"/>
-        </w:rPr>
-        <w:t>rdt</w:t>
-      </w:r>
-      <w:proofErr w:type="spellEnd"/>
-      <w:r>
-        <w:rPr>
-          <w:rFonts w:ascii="Consolas" w:hAnsi="Consolas"/>
-          <w:sz w:val="22"/>
-        </w:rPr>
-        <w:t>/</w:t>
-      </w:r>
-      <w:proofErr w:type="spellStart"/>
-      <w:r>
-        <w:rPr>
-          <w:rFonts w:ascii="Consolas" w:hAnsi="Consolas"/>
-          <w:sz w:val="22"/>
-        </w:rPr>
-        <w:t>RdtSender.h</w:t>
-      </w:r>
-      <w:proofErr w:type="spellEnd"/>
+        <w:t>server/src/rdt/RdtSender.h</w:t>
+      </w:r>
       <w:r>
         <w:rPr>
           <w:lang w:val="vi-VN"/>
@@ -13714,7 +13297,6 @@
                 <w:lang w:val="vi-VN"/>
               </w:rPr>
             </w:pPr>
-            <w:proofErr w:type="spellStart"/>
             <w:r>
               <w:rPr>
                 <w:b w:val="0"/>
@@ -13722,7 +13304,6 @@
               </w:rPr>
               <w:t>seq_num</w:t>
             </w:r>
-            <w:proofErr w:type="spellEnd"/>
           </w:p>
         </w:tc>
         <w:tc>
@@ -13795,13 +13376,8 @@
                 <w:lang w:val="vi-VN"/>
               </w:rPr>
             </w:pPr>
-            <w:proofErr w:type="gramStart"/>
-            <w:r>
-              <w:t>std::</w:t>
-            </w:r>
-            <w:proofErr w:type="gramEnd"/>
-            <w:r>
-              <w:t>vector&lt;char&gt;</w:t>
+            <w:r>
+              <w:t>std::vector&lt;char&gt;</w:t>
             </w:r>
           </w:p>
         </w:tc>
@@ -13840,7 +13416,6 @@
                 <w:lang w:val="vi-VN"/>
               </w:rPr>
             </w:pPr>
-            <w:proofErr w:type="spellStart"/>
             <w:r>
               <w:rPr>
                 <w:b w:val="0"/>
@@ -13848,7 +13423,6 @@
               </w:rPr>
               <w:t>is_final</w:t>
             </w:r>
-            <w:proofErr w:type="spellEnd"/>
           </w:p>
         </w:tc>
         <w:tc>
@@ -13900,7 +13474,6 @@
                 <w:lang w:val="vi-VN"/>
               </w:rPr>
             </w:pPr>
-            <w:proofErr w:type="spellStart"/>
             <w:r>
               <w:rPr>
                 <w:b w:val="0"/>
@@ -13908,7 +13481,6 @@
               </w:rPr>
               <w:t>sent_time</w:t>
             </w:r>
-            <w:proofErr w:type="spellEnd"/>
           </w:p>
         </w:tc>
         <w:tc>
@@ -13923,29 +13495,9 @@
                 <w:lang w:val="vi-VN"/>
               </w:rPr>
             </w:pPr>
-            <w:proofErr w:type="gramStart"/>
-            <w:r>
-              <w:t>std::chrono::</w:t>
-            </w:r>
-            <w:proofErr w:type="spellStart"/>
-            <w:proofErr w:type="gramEnd"/>
-            <w:r>
-              <w:t>steady_</w:t>
-            </w:r>
-            <w:proofErr w:type="gramStart"/>
-            <w:r>
-              <w:t>clock</w:t>
-            </w:r>
-            <w:proofErr w:type="spellEnd"/>
-            <w:r>
-              <w:t>::</w:t>
-            </w:r>
-            <w:proofErr w:type="spellStart"/>
-            <w:proofErr w:type="gramEnd"/>
-            <w:r>
-              <w:t>time_point</w:t>
-            </w:r>
-            <w:proofErr w:type="spellEnd"/>
+            <w:r>
+              <w:t>std::chrono::steady_clock::time_point</w:t>
+            </w:r>
           </w:p>
         </w:tc>
         <w:tc>
@@ -13983,7 +13535,6 @@
                 <w:lang w:val="vi-VN"/>
               </w:rPr>
             </w:pPr>
-            <w:proofErr w:type="spellStart"/>
             <w:r>
               <w:rPr>
                 <w:b w:val="0"/>
@@ -13991,7 +13542,6 @@
               </w:rPr>
               <w:t>acked</w:t>
             </w:r>
-            <w:proofErr w:type="spellEnd"/>
           </w:p>
         </w:tc>
         <w:tc>
@@ -14083,7 +13633,6 @@
             <w:r>
               <w:t xml:space="preserve">Whether this packet has been resent </w:t>
             </w:r>
-            <w:proofErr w:type="gramStart"/>
             <w:r>
               <w:rPr>
                 <w:lang w:val="vi-VN"/>
@@ -14091,11 +13640,7 @@
               <w:t xml:space="preserve">– </w:t>
             </w:r>
             <w:r>
-              <w:t xml:space="preserve"> excludes</w:t>
-            </w:r>
-            <w:proofErr w:type="gramEnd"/>
-            <w:r>
-              <w:t xml:space="preserve"> it from RTT sampling (Karn's Algorithm)</w:t>
+              <w:t xml:space="preserve"> excludes it from RTT sampling (Karn's Algorithm)</w:t>
             </w:r>
           </w:p>
         </w:tc>
@@ -14215,25 +13760,15 @@
         </w:rPr>
         <w:t xml:space="preserve"> the sender's Selective Repeat sliding window; its slide condition and congestion-window interaction are detailed in Section </w:t>
       </w:r>
-      <w:r>
-        <w:fldChar w:fldCharType="begin"/>
-      </w:r>
-      <w:r>
-        <w:instrText>HYPERLINK \l "_RdtSender_–_Selective"</w:instrText>
-      </w:r>
-      <w:r>
-        <w:fldChar w:fldCharType="separate"/>
-      </w:r>
-      <w:r>
-        <w:rPr>
-          <w:rStyle w:val="Hyperlink"/>
-          <w:lang w:val="vi-VN"/>
-        </w:rPr>
-        <w:t>3.2.1</w:t>
-      </w:r>
-      <w:r>
-        <w:fldChar w:fldCharType="end"/>
-      </w:r>
+      <w:hyperlink w:anchor="_RdtSender_–_Selective" w:history="1">
+        <w:r>
+          <w:rPr>
+            <w:rStyle w:val="Hyperlink"/>
+            <w:lang w:val="vi-VN"/>
+          </w:rPr>
+          <w:t>3.2.1</w:t>
+        </w:r>
+      </w:hyperlink>
       <w:r>
         <w:rPr>
           <w:lang w:val="vi-VN"/>
@@ -14267,7 +13802,7 @@
           <w:lang w:val="vi-VN"/>
         </w:rPr>
       </w:pPr>
-      <w:bookmarkStart w:id="17" w:name="_Toc237030897"/>
+      <w:bookmarkStart w:id="17" w:name="_Toc237102646"/>
       <w:r>
         <w:lastRenderedPageBreak/>
         <w:t>Functional Workflows</w:t>
@@ -14286,7 +13821,7 @@
         </w:rPr>
       </w:pPr>
       <w:bookmarkStart w:id="18" w:name="_Server_Thread-Dispatch_Logic"/>
-      <w:bookmarkStart w:id="19" w:name="_Toc237030898"/>
+      <w:bookmarkStart w:id="19" w:name="_Toc237102647"/>
       <w:bookmarkEnd w:id="18"/>
       <w:r>
         <w:t>Server Thread-Dispatch Logic</w:t>
@@ -14508,15 +14043,7 @@
         <w:t>–</w:t>
       </w:r>
       <w:r>
-        <w:t xml:space="preserve"> the handler runs to </w:t>
-      </w:r>
-      <w:proofErr w:type="gramStart"/>
-      <w:r>
-        <w:t>completion</w:t>
-      </w:r>
-      <w:proofErr w:type="gramEnd"/>
-      <w:r>
-        <w:t xml:space="preserve"> and the loop immediately reads the next command. For </w:t>
+        <w:t xml:space="preserve"> the handler runs to completion and the loop immediately reads the next command. For </w:t>
       </w:r>
       <w:r>
         <w:rPr>
@@ -14591,40 +14118,14 @@
       <w:r>
         <w:t xml:space="preserve"> while a transfer is still in progress. The worker thread sends its own completion reply once finished, independently of the control loop, guarded by </w:t>
       </w:r>
-      <w:proofErr w:type="spellStart"/>
-      <w:proofErr w:type="gramStart"/>
       <w:r>
         <w:rPr>
           <w:rStyle w:val="PseudocodeChar"/>
         </w:rPr>
-        <w:t>ClientSession</w:t>
-      </w:r>
-      <w:proofErr w:type="spellEnd"/>
-      <w:r>
-        <w:rPr>
-          <w:rStyle w:val="PseudocodeChar"/>
-        </w:rPr>
-        <w:t>::</w:t>
-      </w:r>
-      <w:proofErr w:type="spellStart"/>
-      <w:proofErr w:type="gramEnd"/>
-      <w:r>
-        <w:rPr>
-          <w:rStyle w:val="PseudocodeChar"/>
-        </w:rPr>
-        <w:t>replyMutex</w:t>
-      </w:r>
-      <w:proofErr w:type="spellEnd"/>
-      <w:r>
-        <w:t xml:space="preserve"> to prevent the two threads from corrupting each other's </w:t>
-      </w:r>
-      <w:proofErr w:type="gramStart"/>
-      <w:r>
-        <w:t>writes</w:t>
-      </w:r>
-      <w:proofErr w:type="gramEnd"/>
-      <w:r>
-        <w:t xml:space="preserve"> to the same socket.</w:t>
+        <w:t>ClientSession::replyMutex</w:t>
+      </w:r>
+      <w:r>
+        <w:t xml:space="preserve"> to prevent the two threads from corrupting each other's writes to the same socket.</w:t>
       </w:r>
     </w:p>
     <w:p>
@@ -14700,18 +14201,31 @@
           <w:lang w:val="vi-VN"/>
         </w:rPr>
       </w:pPr>
-      <w:bookmarkStart w:id="20" w:name="_Toc237030912"/>
+      <w:bookmarkStart w:id="20" w:name="_Toc237102665"/>
       <w:r>
         <w:t xml:space="preserve">Figure </w:t>
       </w:r>
-      <w:fldSimple w:instr=" SEQ Figure \* ARABIC ">
-        <w:r>
-          <w:rPr>
-            <w:noProof/>
-          </w:rPr>
-          <w:t>4</w:t>
-        </w:r>
-      </w:fldSimple>
+      <w:r>
+        <w:fldChar w:fldCharType="begin"/>
+      </w:r>
+      <w:r>
+        <w:instrText xml:space="preserve"> SEQ Figure \* ARABIC </w:instrText>
+      </w:r>
+      <w:r>
+        <w:fldChar w:fldCharType="separate"/>
+      </w:r>
+      <w:r>
+        <w:rPr>
+          <w:noProof/>
+        </w:rPr>
+        <w:t>4</w:t>
+      </w:r>
+      <w:r>
+        <w:rPr>
+          <w:noProof/>
+        </w:rPr>
+        <w:fldChar w:fldCharType="end"/>
+      </w:r>
       <w:r>
         <w:t xml:space="preserve">: </w:t>
       </w:r>
@@ -14788,18 +14302,31 @@
           <w:lang w:val="vi-VN"/>
         </w:rPr>
       </w:pPr>
-      <w:bookmarkStart w:id="21" w:name="_Toc237030913"/>
+      <w:bookmarkStart w:id="21" w:name="_Toc237102666"/>
       <w:r>
         <w:t xml:space="preserve">Figure </w:t>
       </w:r>
-      <w:fldSimple w:instr=" SEQ Figure \* ARABIC ">
-        <w:r>
-          <w:rPr>
-            <w:noProof/>
-          </w:rPr>
-          <w:t>5</w:t>
-        </w:r>
-      </w:fldSimple>
+      <w:r>
+        <w:fldChar w:fldCharType="begin"/>
+      </w:r>
+      <w:r>
+        <w:instrText xml:space="preserve"> SEQ Figure \* ARABIC </w:instrText>
+      </w:r>
+      <w:r>
+        <w:fldChar w:fldCharType="separate"/>
+      </w:r>
+      <w:r>
+        <w:rPr>
+          <w:noProof/>
+        </w:rPr>
+        <w:t>5</w:t>
+      </w:r>
+      <w:r>
+        <w:rPr>
+          <w:noProof/>
+        </w:rPr>
+        <w:fldChar w:fldCharType="end"/>
+      </w:r>
       <w:r>
         <w:rPr>
           <w:lang w:val="vi-VN"/>
@@ -14825,7 +14352,7 @@
           <w:lang w:val="vi-VN"/>
         </w:rPr>
       </w:pPr>
-      <w:bookmarkStart w:id="22" w:name="_Toc237030899"/>
+      <w:bookmarkStart w:id="22" w:name="_Toc237102648"/>
       <w:r>
         <w:rPr>
           <w:lang w:val="vi-VN"/>
@@ -14901,7 +14428,6 @@
       </w:pPr>
       <w:bookmarkStart w:id="23" w:name="_RdtSender_–_Selective"/>
       <w:bookmarkEnd w:id="23"/>
-      <w:proofErr w:type="spellStart"/>
       <w:r>
         <w:rPr>
           <w:rStyle w:val="PseudocodeChar"/>
@@ -14910,7 +14436,6 @@
         </w:rPr>
         <w:t>RdtSender</w:t>
       </w:r>
-      <w:proofErr w:type="spellEnd"/>
       <w:r>
         <w:rPr>
           <w:sz w:val="36"/>
@@ -15181,23 +14706,7 @@
         <w:ind w:firstLine="360"/>
       </w:pPr>
       <w:r>
-        <w:t xml:space="preserve">RTT is sampled only from packets that were never retransmitted (Karn's Algorithm). On any timeout, the congestion window is </w:t>
-      </w:r>
-      <w:proofErr w:type="gramStart"/>
-      <w:r>
-        <w:t>halved</w:t>
-      </w:r>
-      <w:proofErr w:type="gramEnd"/>
-      <w:r>
-        <w:t xml:space="preserve"> and the retransmission timeout doubles, both </w:t>
-      </w:r>
-      <w:proofErr w:type="gramStart"/>
-      <w:r>
-        <w:t>bounded</w:t>
-      </w:r>
-      <w:proofErr w:type="gramEnd"/>
-      <w:r>
-        <w:t xml:space="preserve"> by the constants below; on a sustained run of clean ACKs equal to the current window size, the congestion window increases by 1.0.</w:t>
+        <w:t>RTT is sampled only from packets that were never retransmitted (Karn's Algorithm). On any timeout, the congestion window is halved and the retransmission timeout doubles, both bounded by the constants below; on a sustained run of clean ACKs equal to the current window size, the congestion window increases by 1.0.</w:t>
       </w:r>
     </w:p>
     <w:p>
@@ -15689,18 +15198,31 @@
           <w:lang w:val="vi-VN"/>
         </w:rPr>
       </w:pPr>
-      <w:bookmarkStart w:id="24" w:name="_Toc237030914"/>
+      <w:bookmarkStart w:id="24" w:name="_Toc237102667"/>
       <w:r>
         <w:t xml:space="preserve">Figure </w:t>
       </w:r>
-      <w:fldSimple w:instr=" SEQ Figure \* ARABIC ">
-        <w:r>
-          <w:rPr>
-            <w:noProof/>
-          </w:rPr>
-          <w:t>6</w:t>
-        </w:r>
-      </w:fldSimple>
+      <w:r>
+        <w:fldChar w:fldCharType="begin"/>
+      </w:r>
+      <w:r>
+        <w:instrText xml:space="preserve"> SEQ Figure \* ARABIC </w:instrText>
+      </w:r>
+      <w:r>
+        <w:fldChar w:fldCharType="separate"/>
+      </w:r>
+      <w:r>
+        <w:rPr>
+          <w:noProof/>
+        </w:rPr>
+        <w:t>6</w:t>
+      </w:r>
+      <w:r>
+        <w:rPr>
+          <w:noProof/>
+        </w:rPr>
+        <w:fldChar w:fldCharType="end"/>
+      </w:r>
       <w:r>
         <w:rPr>
           <w:lang w:val="vi-VN"/>
@@ -15785,18 +15307,31 @@
           <w:lang w:val="vi-VN"/>
         </w:rPr>
       </w:pPr>
-      <w:bookmarkStart w:id="25" w:name="_Toc237030915"/>
+      <w:bookmarkStart w:id="25" w:name="_Toc237102668"/>
       <w:r>
         <w:t xml:space="preserve">Figure </w:t>
       </w:r>
-      <w:fldSimple w:instr=" SEQ Figure \* ARABIC ">
-        <w:r>
-          <w:rPr>
-            <w:noProof/>
-          </w:rPr>
-          <w:t>7</w:t>
-        </w:r>
-      </w:fldSimple>
+      <w:r>
+        <w:fldChar w:fldCharType="begin"/>
+      </w:r>
+      <w:r>
+        <w:instrText xml:space="preserve"> SEQ Figure \* ARABIC </w:instrText>
+      </w:r>
+      <w:r>
+        <w:fldChar w:fldCharType="separate"/>
+      </w:r>
+      <w:r>
+        <w:rPr>
+          <w:noProof/>
+        </w:rPr>
+        <w:t>7</w:t>
+      </w:r>
+      <w:r>
+        <w:rPr>
+          <w:noProof/>
+        </w:rPr>
+        <w:fldChar w:fldCharType="end"/>
+      </w:r>
       <w:r>
         <w:rPr>
           <w:lang w:val="vi-VN"/>
@@ -15829,7 +15364,6 @@
           <w:lang w:val="vi-VN"/>
         </w:rPr>
       </w:pPr>
-      <w:proofErr w:type="spellStart"/>
       <w:r>
         <w:rPr>
           <w:rStyle w:val="PseudocodeChar"/>
@@ -15838,7 +15372,6 @@
         </w:rPr>
         <w:t>RdtReceiver</w:t>
       </w:r>
-      <w:proofErr w:type="spellEnd"/>
       <w:r>
         <w:rPr>
           <w:sz w:val="36"/>
@@ -16177,26 +15710,37 @@
         <w:pStyle w:val="Caption"/>
         <w:jc w:val="center"/>
       </w:pPr>
-      <w:bookmarkStart w:id="26" w:name="_Toc237030916"/>
+      <w:bookmarkStart w:id="26" w:name="_Toc237102669"/>
       <w:r>
         <w:t xml:space="preserve">Figure </w:t>
       </w:r>
-      <w:fldSimple w:instr=" SEQ Figure \* ARABIC ">
-        <w:r>
-          <w:rPr>
-            <w:noProof/>
-          </w:rPr>
-          <w:t>8</w:t>
-        </w:r>
-      </w:fldSimple>
+      <w:r>
+        <w:fldChar w:fldCharType="begin"/>
+      </w:r>
+      <w:r>
+        <w:instrText xml:space="preserve"> SEQ Figure \* ARABIC </w:instrText>
+      </w:r>
+      <w:r>
+        <w:fldChar w:fldCharType="separate"/>
+      </w:r>
+      <w:r>
+        <w:rPr>
+          <w:noProof/>
+        </w:rPr>
+        <w:t>8</w:t>
+      </w:r>
+      <w:r>
+        <w:rPr>
+          <w:noProof/>
+        </w:rPr>
+        <w:fldChar w:fldCharType="end"/>
+      </w:r>
       <w:r>
         <w:t xml:space="preserve">: </w:t>
       </w:r>
-      <w:proofErr w:type="spellStart"/>
       <w:r>
         <w:t>receiveNext</w:t>
       </w:r>
-      <w:proofErr w:type="spellEnd"/>
       <w:r>
         <w:t xml:space="preserve"> Flow</w:t>
       </w:r>
@@ -16220,7 +15764,7 @@
           <w:numId w:val="1"/>
         </w:numPr>
       </w:pPr>
-      <w:bookmarkStart w:id="27" w:name="_Toc237030900"/>
+      <w:bookmarkStart w:id="27" w:name="_Toc237102649"/>
       <w:r>
         <w:lastRenderedPageBreak/>
         <w:t>Active/Passive Mode Toggle</w:t>
@@ -16249,25 +15793,21 @@
       <w:r>
         <w:t xml:space="preserve"> specifically which code path </w:t>
       </w:r>
-      <w:proofErr w:type="spellStart"/>
       <w:r>
         <w:rPr>
           <w:rStyle w:val="PseudocodeChar"/>
         </w:rPr>
         <w:t>CommandDispatcher</w:t>
       </w:r>
-      <w:proofErr w:type="spellEnd"/>
       <w:r>
         <w:t xml:space="preserve"> takes based on the session's </w:t>
       </w:r>
-      <w:proofErr w:type="spellStart"/>
       <w:r>
         <w:rPr>
           <w:rStyle w:val="PseudocodeChar"/>
         </w:rPr>
         <w:t>dataChannelMode</w:t>
       </w:r>
-      <w:proofErr w:type="spellEnd"/>
       <w:r>
         <w:t>.</w:t>
       </w:r>
@@ -16285,46 +15825,36 @@
       <w:r>
         <w:t xml:space="preserve"> opens a server-side ephemeral UDP socket, storing it directly in the session, and sets </w:t>
       </w:r>
-      <w:proofErr w:type="spellStart"/>
       <w:r>
         <w:rPr>
           <w:rStyle w:val="PseudocodeChar"/>
         </w:rPr>
-        <w:t>dataChannelMode</w:t>
-      </w:r>
-      <w:proofErr w:type="spellEnd"/>
+        <w:t>dataChannelMode = Passive</w:t>
+      </w:r>
+      <w:r>
+        <w:t xml:space="preserve">. </w:t>
+      </w:r>
       <w:r>
         <w:rPr>
           <w:rStyle w:val="PseudocodeChar"/>
         </w:rPr>
-        <w:t xml:space="preserve"> = Passive</w:t>
-      </w:r>
-      <w:r>
-        <w:t xml:space="preserve">. </w:t>
+        <w:t>PORT</w:t>
+      </w:r>
+      <w:r>
+        <w:t xml:space="preserve"> parses and validates the client's advertised address and additionally verifies </w:t>
+      </w:r>
+      <w:r>
+        <w:t>–</w:t>
+      </w:r>
+      <w:r>
+        <w:t xml:space="preserve"> via </w:t>
       </w:r>
       <w:r>
         <w:rPr>
           <w:rStyle w:val="PseudocodeChar"/>
         </w:rPr>
-        <w:t>PORT</w:t>
-      </w:r>
-      <w:r>
-        <w:t xml:space="preserve"> parses and validates the client's advertised address and additionally verifies </w:t>
-      </w:r>
-      <w:r>
-        <w:t>–</w:t>
-      </w:r>
-      <w:r>
-        <w:t xml:space="preserve"> via </w:t>
-      </w:r>
-      <w:proofErr w:type="spellStart"/>
-      <w:r>
-        <w:rPr>
-          <w:rStyle w:val="PseudocodeChar"/>
-        </w:rPr>
         <w:t>portMatchesControlPeer</w:t>
       </w:r>
-      <w:proofErr w:type="spellEnd"/>
       <w:r>
         <w:t xml:space="preserve"> </w:t>
       </w:r>
@@ -16397,32 +15927,14 @@
         <w:t xml:space="preserve"> </w:t>
       </w:r>
       <w:r>
-        <w:t xml:space="preserve">is subsequently issued, the dispatcher first rejects the command if no mode was selected. </w:t>
-      </w:r>
-      <w:proofErr w:type="gramStart"/>
-      <w:r>
-        <w:t>Otherwise</w:t>
-      </w:r>
-      <w:proofErr w:type="gramEnd"/>
-      <w:r>
-        <w:t xml:space="preserve"> it </w:t>
-      </w:r>
-      <w:proofErr w:type="gramStart"/>
-      <w:r>
-        <w:t>branches:</w:t>
-      </w:r>
-      <w:proofErr w:type="gramEnd"/>
-      <w:r>
-        <w:t xml:space="preserve"> for Passive mode, it takes ownership of the already-open </w:t>
-      </w:r>
-      <w:proofErr w:type="spellStart"/>
+        <w:t xml:space="preserve">is subsequently issued, the dispatcher first rejects the command if no mode was selected. Otherwise it branches: for Passive mode, it takes ownership of the already-open </w:t>
+      </w:r>
       <w:r>
         <w:rPr>
           <w:rStyle w:val="PseudocodeChar"/>
         </w:rPr>
         <w:t>pendingDataSocket</w:t>
       </w:r>
-      <w:proofErr w:type="spellEnd"/>
       <w:r>
         <w:t xml:space="preserve"> and constructs the corresponding transport with the existing-socket constructor; for Active mode, it constructs the fresh-socket variant using the client's validated address. The session's mode state resets to </w:t>
       </w:r>
@@ -16546,18 +16058,31 @@
           <w:lang w:val="vi-VN"/>
         </w:rPr>
       </w:pPr>
-      <w:bookmarkStart w:id="28" w:name="_Toc237030917"/>
+      <w:bookmarkStart w:id="28" w:name="_Toc237102670"/>
       <w:r>
         <w:t xml:space="preserve">Figure </w:t>
       </w:r>
-      <w:fldSimple w:instr=" SEQ Figure \* ARABIC ">
-        <w:r>
-          <w:rPr>
-            <w:noProof/>
-          </w:rPr>
-          <w:t>9</w:t>
-        </w:r>
-      </w:fldSimple>
+      <w:r>
+        <w:fldChar w:fldCharType="begin"/>
+      </w:r>
+      <w:r>
+        <w:instrText xml:space="preserve"> SEQ Figure \* ARABIC </w:instrText>
+      </w:r>
+      <w:r>
+        <w:fldChar w:fldCharType="separate"/>
+      </w:r>
+      <w:r>
+        <w:rPr>
+          <w:noProof/>
+        </w:rPr>
+        <w:t>9</w:t>
+      </w:r>
+      <w:r>
+        <w:rPr>
+          <w:noProof/>
+        </w:rPr>
+        <w:fldChar w:fldCharType="end"/>
+      </w:r>
       <w:r>
         <w:rPr>
           <w:lang w:val="vi-VN"/>
@@ -16583,7 +16108,7 @@
           <w:lang w:val="vi-VN"/>
         </w:rPr>
       </w:pPr>
-      <w:bookmarkStart w:id="29" w:name="_Toc237030901"/>
+      <w:bookmarkStart w:id="29" w:name="_Toc237102650"/>
       <w:r>
         <w:lastRenderedPageBreak/>
         <w:t xml:space="preserve">Unified Upload Handling: </w:t>
@@ -16736,18 +16261,31 @@
         <w:pStyle w:val="Caption"/>
         <w:jc w:val="center"/>
       </w:pPr>
-      <w:bookmarkStart w:id="30" w:name="_Toc237030918"/>
+      <w:bookmarkStart w:id="30" w:name="_Toc237102671"/>
       <w:r>
         <w:t xml:space="preserve">Figure </w:t>
       </w:r>
-      <w:fldSimple w:instr=" SEQ Figure \* ARABIC ">
-        <w:r>
-          <w:rPr>
-            <w:noProof/>
-          </w:rPr>
-          <w:t>10</w:t>
-        </w:r>
-      </w:fldSimple>
+      <w:r>
+        <w:fldChar w:fldCharType="begin"/>
+      </w:r>
+      <w:r>
+        <w:instrText xml:space="preserve"> SEQ Figure \* ARABIC </w:instrText>
+      </w:r>
+      <w:r>
+        <w:fldChar w:fldCharType="separate"/>
+      </w:r>
+      <w:r>
+        <w:rPr>
+          <w:noProof/>
+        </w:rPr>
+        <w:t>10</w:t>
+      </w:r>
+      <w:r>
+        <w:rPr>
+          <w:noProof/>
+        </w:rPr>
+        <w:fldChar w:fldCharType="end"/>
+      </w:r>
       <w:r>
         <w:rPr>
           <w:lang w:val="vi-VN"/>
@@ -16989,18 +16527,31 @@
         <w:pStyle w:val="Caption"/>
         <w:jc w:val="center"/>
       </w:pPr>
-      <w:bookmarkStart w:id="31" w:name="_Toc237030919"/>
+      <w:bookmarkStart w:id="31" w:name="_Toc237102672"/>
       <w:r>
         <w:t xml:space="preserve">Figure </w:t>
       </w:r>
-      <w:fldSimple w:instr=" SEQ Figure \* ARABIC ">
-        <w:r>
-          <w:rPr>
-            <w:noProof/>
-          </w:rPr>
-          <w:t>11</w:t>
-        </w:r>
-      </w:fldSimple>
+      <w:r>
+        <w:fldChar w:fldCharType="begin"/>
+      </w:r>
+      <w:r>
+        <w:instrText xml:space="preserve"> SEQ Figure \* ARABIC </w:instrText>
+      </w:r>
+      <w:r>
+        <w:fldChar w:fldCharType="separate"/>
+      </w:r>
+      <w:r>
+        <w:rPr>
+          <w:noProof/>
+        </w:rPr>
+        <w:t>11</w:t>
+      </w:r>
+      <w:r>
+        <w:rPr>
+          <w:noProof/>
+        </w:rPr>
+        <w:fldChar w:fldCharType="end"/>
+      </w:r>
       <w:r>
         <w:rPr>
           <w:lang w:val="vi-VN"/>
@@ -17024,14 +16575,12 @@
       <w:r>
         <w:t xml:space="preserve">This design deliberately keeps </w:t>
       </w:r>
-      <w:proofErr w:type="spellStart"/>
       <w:r>
         <w:rPr>
           <w:rStyle w:val="PseudocodeChar"/>
         </w:rPr>
         <w:t>ChunkedFileWriter</w:t>
       </w:r>
-      <w:proofErr w:type="spellEnd"/>
       <w:r>
         <w:t xml:space="preserve"> itself unmodified — it always just streams "the new data" into a temp file and atomically commits it, with no concept of "append" at all. The combination logic lives entirely in a separate step applied after a normal receive succeeds, at the cost of a second full-file copy for the existing content on a large append (once to seed the combined temp file, once already staged as new data) compared to a design that seeds the writer's temp file directly — a deliberate simplicity-over-I/O-efficiency tradeoff, not an oversight.</w:t>
       </w:r>
@@ -17053,7 +16602,7 @@
           <w:numId w:val="1"/>
         </w:numPr>
       </w:pPr>
-      <w:bookmarkStart w:id="32" w:name="_Toc237030902"/>
+      <w:bookmarkStart w:id="32" w:name="_Toc237102651"/>
       <w:r>
         <w:lastRenderedPageBreak/>
         <w:t>Task Assignment Matrix</w:t>
@@ -17068,7 +16617,7 @@
           <w:numId w:val="1"/>
         </w:numPr>
       </w:pPr>
-      <w:bookmarkStart w:id="33" w:name="_Toc237030903"/>
+      <w:bookmarkStart w:id="33" w:name="_Toc237102652"/>
       <w:r>
         <w:t>Ownership Overview</w:t>
       </w:r>
@@ -17079,15 +16628,7 @@
         <w:ind w:firstLine="357"/>
       </w:pPr>
       <w:r>
-        <w:t xml:space="preserve">The table below maps every major engineering component to its primary owner and supporting contributors, based on the team's original planning document and the project's </w:t>
-      </w:r>
-      <w:proofErr w:type="gramStart"/>
-      <w:r>
-        <w:t>commit history</w:t>
-      </w:r>
-      <w:proofErr w:type="gramEnd"/>
-      <w:r>
-        <w:t xml:space="preserve">. Each member owned a distinct architectural layer for the full duration of the project; where teammates contributed to another member's layer, this is noted as supporting collaboration rather than a change of ownership, consistent with how the team worked throughout </w:t>
+        <w:t xml:space="preserve">The table below maps every major engineering component to its primary owner and supporting contributors, based on the team's original planning document and the project's commit history. Each member owned a distinct architectural layer for the full duration of the project; where teammates contributed to another member's layer, this is noted as supporting collaboration rather than a change of ownership, consistent with how the team worked throughout </w:t>
       </w:r>
       <w:r>
         <w:t xml:space="preserve">– </w:t>
@@ -17589,11 +17130,9 @@
               <w:jc w:val="left"/>
               <w:cnfStyle w:val="000000100000" w:firstRow="0" w:lastRow="0" w:firstColumn="0" w:lastColumn="0" w:oddVBand="0" w:evenVBand="0" w:oddHBand="1" w:evenHBand="0" w:firstRowFirstColumn="0" w:firstRowLastColumn="0" w:lastRowFirstColumn="0" w:lastRowLastColumn="0"/>
             </w:pPr>
-            <w:proofErr w:type="spellStart"/>
             <w:r>
               <w:t>Đỗ</w:t>
             </w:r>
-            <w:proofErr w:type="spellEnd"/>
             <w:r>
               <w:rPr>
                 <w:lang w:val="vi-VN"/>
@@ -17601,15 +17140,7 @@
               <w:t xml:space="preserve"> Minh Khang </w:t>
             </w:r>
             <w:r>
-              <w:t xml:space="preserve">provided support with the underlying </w:t>
-            </w:r>
-            <w:proofErr w:type="spellStart"/>
-            <w:r>
-              <w:t>ChunkedFileWriter</w:t>
-            </w:r>
-            <w:proofErr w:type="spellEnd"/>
-            <w:r>
-              <w:t>/atomic-commit design these commands build on</w:t>
+              <w:t>provided support with the underlying ChunkedFileWriter/atomic-commit design these commands build on</w:t>
             </w:r>
           </w:p>
         </w:tc>
@@ -17632,15 +17163,7 @@
               <w:t>STOU</w:t>
             </w:r>
             <w:r>
-              <w:t xml:space="preserve">); non-destructive, </w:t>
-            </w:r>
-            <w:proofErr w:type="gramStart"/>
-            <w:r>
-              <w:t>atomically-committed</w:t>
-            </w:r>
-            <w:proofErr w:type="gramEnd"/>
-            <w:r>
-              <w:t xml:space="preserve"> appending to existing files (</w:t>
+              <w:t>); non-destructive, atomically-committed appending to existing files (</w:t>
             </w:r>
             <w:r>
               <w:rPr>
@@ -17704,11 +17227,9 @@
               <w:jc w:val="left"/>
               <w:cnfStyle w:val="000000000000" w:firstRow="0" w:lastRow="0" w:firstColumn="0" w:lastColumn="0" w:oddVBand="0" w:evenVBand="0" w:oddHBand="0" w:evenHBand="0" w:firstRowFirstColumn="0" w:firstRowLastColumn="0" w:lastRowFirstColumn="0" w:lastRowLastColumn="0"/>
             </w:pPr>
-            <w:proofErr w:type="spellStart"/>
             <w:r>
               <w:t>Đỗ</w:t>
             </w:r>
-            <w:proofErr w:type="spellEnd"/>
             <w:r>
               <w:rPr>
                 <w:lang w:val="vi-VN"/>
@@ -17732,14 +17253,12 @@
             <w:r>
               <w:t xml:space="preserve">Credential verification, per-client session fields, </w:t>
             </w:r>
-            <w:proofErr w:type="spellStart"/>
             <w:r>
               <w:rPr>
                 <w:rStyle w:val="PseudocodeChar"/>
               </w:rPr>
               <w:t>ClientRegistry</w:t>
             </w:r>
-            <w:proofErr w:type="spellEnd"/>
           </w:p>
         </w:tc>
       </w:tr>
@@ -17862,11 +17381,9 @@
                 <w:lang w:val="vi-VN"/>
               </w:rPr>
             </w:pPr>
-            <w:proofErr w:type="spellStart"/>
             <w:r>
               <w:t>Đỗ</w:t>
             </w:r>
-            <w:proofErr w:type="spellEnd"/>
             <w:r>
               <w:rPr>
                 <w:lang w:val="vi-VN"/>
@@ -17943,11 +17460,9 @@
               <w:jc w:val="left"/>
               <w:cnfStyle w:val="000000100000" w:firstRow="0" w:lastRow="0" w:firstColumn="0" w:lastColumn="0" w:oddVBand="0" w:evenVBand="0" w:oddHBand="1" w:evenHBand="0" w:firstRowFirstColumn="0" w:firstRowLastColumn="0" w:lastRowFirstColumn="0" w:lastRowLastColumn="0"/>
             </w:pPr>
-            <w:proofErr w:type="spellStart"/>
             <w:r>
               <w:t>Đỗ</w:t>
             </w:r>
-            <w:proofErr w:type="spellEnd"/>
             <w:r>
               <w:rPr>
                 <w:lang w:val="vi-VN"/>
@@ -18117,11 +17632,9 @@
               <w:jc w:val="left"/>
               <w:cnfStyle w:val="000000000000" w:firstRow="0" w:lastRow="0" w:firstColumn="0" w:lastColumn="0" w:oddVBand="0" w:evenVBand="0" w:oddHBand="0" w:evenHBand="0" w:firstRowFirstColumn="0" w:firstRowLastColumn="0" w:lastRowFirstColumn="0" w:lastRowLastColumn="0"/>
             </w:pPr>
-            <w:proofErr w:type="spellStart"/>
             <w:r>
               <w:t>Đỗ</w:t>
             </w:r>
-            <w:proofErr w:type="spellEnd"/>
             <w:r>
               <w:rPr>
                 <w:lang w:val="vi-VN"/>
@@ -18198,11 +17711,9 @@
               <w:jc w:val="left"/>
               <w:cnfStyle w:val="000000100000" w:firstRow="0" w:lastRow="0" w:firstColumn="0" w:lastColumn="0" w:oddVBand="0" w:evenVBand="0" w:oddHBand="1" w:evenHBand="0" w:firstRowFirstColumn="0" w:firstRowLastColumn="0" w:lastRowFirstColumn="0" w:lastRowLastColumn="0"/>
             </w:pPr>
-            <w:proofErr w:type="spellStart"/>
             <w:r>
               <w:t>Đỗ</w:t>
             </w:r>
-            <w:proofErr w:type="spellEnd"/>
             <w:r>
               <w:rPr>
                 <w:lang w:val="vi-VN"/>
@@ -18291,11 +17802,9 @@
               <w:jc w:val="left"/>
               <w:cnfStyle w:val="000000000000" w:firstRow="0" w:lastRow="0" w:firstColumn="0" w:lastColumn="0" w:oddVBand="0" w:evenVBand="0" w:oddHBand="0" w:evenHBand="0" w:firstRowFirstColumn="0" w:firstRowLastColumn="0" w:lastRowFirstColumn="0" w:lastRowLastColumn="0"/>
             </w:pPr>
-            <w:proofErr w:type="spellStart"/>
             <w:r>
               <w:t>Đỗ</w:t>
             </w:r>
-            <w:proofErr w:type="spellEnd"/>
             <w:r>
               <w:rPr>
                 <w:lang w:val="vi-VN"/>
@@ -18375,11 +17884,9 @@
                 <w:lang w:val="vi-VN"/>
               </w:rPr>
             </w:pPr>
-            <w:proofErr w:type="spellStart"/>
             <w:r>
               <w:t>Đỗ</w:t>
             </w:r>
-            <w:proofErr w:type="spellEnd"/>
             <w:r>
               <w:rPr>
                 <w:lang w:val="vi-VN"/>
@@ -18442,15 +17949,7 @@
               <w:cnfStyle w:val="000000100000" w:firstRow="0" w:lastRow="0" w:firstColumn="0" w:lastColumn="0" w:oddVBand="0" w:evenVBand="0" w:oddHBand="1" w:evenHBand="0" w:firstRowFirstColumn="0" w:firstRowLastColumn="0" w:lastRowFirstColumn="0" w:lastRowLastColumn="0"/>
             </w:pPr>
             <w:r>
-              <w:t xml:space="preserve">Bridges </w:t>
-            </w:r>
-            <w:proofErr w:type="gramStart"/>
-            <w:r>
-              <w:t>filesystem</w:t>
-            </w:r>
-            <w:proofErr w:type="gramEnd"/>
-            <w:r>
-              <w:t xml:space="preserve"> I/O and the RDT transport interface</w:t>
+              <w:t>Bridges filesystem I/O and the RDT transport interface</w:t>
             </w:r>
           </w:p>
         </w:tc>
@@ -18488,11 +17987,9 @@
               <w:jc w:val="left"/>
               <w:cnfStyle w:val="000000000000" w:firstRow="0" w:lastRow="0" w:firstColumn="0" w:lastColumn="0" w:oddVBand="0" w:evenVBand="0" w:oddHBand="0" w:evenHBand="0" w:firstRowFirstColumn="0" w:firstRowLastColumn="0" w:lastRowFirstColumn="0" w:lastRowLastColumn="0"/>
             </w:pPr>
-            <w:proofErr w:type="spellStart"/>
             <w:r>
               <w:t>Đỗ</w:t>
             </w:r>
-            <w:proofErr w:type="spellEnd"/>
             <w:r>
               <w:rPr>
                 <w:lang w:val="vi-VN"/>
@@ -18520,15 +18017,7 @@
               <w:t xml:space="preserve"> Hồng Hải Hoàng Lê</w:t>
             </w:r>
             <w:r>
-              <w:t xml:space="preserve"> provided support with control-layer integration (mode-toggle dispatch, </w:t>
-            </w:r>
-            <w:proofErr w:type="spellStart"/>
-            <w:r>
-              <w:t>portMatchesControlPeer</w:t>
-            </w:r>
-            <w:proofErr w:type="spellEnd"/>
-            <w:r>
-              <w:t xml:space="preserve"> validation)</w:t>
+              <w:t xml:space="preserve"> provided support with control-layer integration (mode-toggle dispatch, portMatchesControlPeer validation)</w:t>
             </w:r>
           </w:p>
         </w:tc>
@@ -18606,11 +18095,9 @@
               <w:jc w:val="left"/>
               <w:cnfStyle w:val="000000100000" w:firstRow="0" w:lastRow="0" w:firstColumn="0" w:lastColumn="0" w:oddVBand="0" w:evenVBand="0" w:oddHBand="1" w:evenHBand="0" w:firstRowFirstColumn="0" w:firstRowLastColumn="0" w:lastRowFirstColumn="0" w:lastRowLastColumn="0"/>
             </w:pPr>
-            <w:proofErr w:type="spellStart"/>
             <w:r>
               <w:t>Đỗ</w:t>
             </w:r>
-            <w:proofErr w:type="spellEnd"/>
             <w:r>
               <w:rPr>
                 <w:lang w:val="vi-VN"/>
@@ -18769,11 +18256,9 @@
               <w:jc w:val="left"/>
               <w:cnfStyle w:val="000000100000" w:firstRow="0" w:lastRow="0" w:firstColumn="0" w:lastColumn="0" w:oddVBand="0" w:evenVBand="0" w:oddHBand="1" w:evenHBand="0" w:firstRowFirstColumn="0" w:firstRowLastColumn="0" w:lastRowFirstColumn="0" w:lastRowLastColumn="0"/>
             </w:pPr>
-            <w:proofErr w:type="spellStart"/>
             <w:r>
               <w:t>Đỗ</w:t>
             </w:r>
-            <w:proofErr w:type="spellEnd"/>
             <w:r>
               <w:rPr>
                 <w:lang w:val="vi-VN"/>
@@ -18819,23 +18304,7 @@
                 <w:b w:val="0"/>
                 <w:bCs w:val="0"/>
               </w:rPr>
-              <w:t>Build system (</w:t>
-            </w:r>
-            <w:proofErr w:type="spellStart"/>
-            <w:r>
-              <w:rPr>
-                <w:b w:val="0"/>
-                <w:bCs w:val="0"/>
-              </w:rPr>
-              <w:t>CMake</w:t>
-            </w:r>
-            <w:proofErr w:type="spellEnd"/>
-            <w:r>
-              <w:rPr>
-                <w:b w:val="0"/>
-                <w:bCs w:val="0"/>
-              </w:rPr>
-              <w:t>, library structure)</w:t>
+              <w:t>Build system (CMake, library structure)</w:t>
             </w:r>
           </w:p>
         </w:tc>
@@ -19014,11 +18483,9 @@
               <w:jc w:val="left"/>
               <w:cnfStyle w:val="000000000000" w:firstRow="0" w:lastRow="0" w:firstColumn="0" w:lastColumn="0" w:oddVBand="0" w:evenVBand="0" w:oddHBand="0" w:evenHBand="0" w:firstRowFirstColumn="0" w:firstRowLastColumn="0" w:lastRowFirstColumn="0" w:lastRowLastColumn="0"/>
             </w:pPr>
-            <w:proofErr w:type="spellStart"/>
             <w:r>
               <w:t>Đỗ</w:t>
             </w:r>
-            <w:proofErr w:type="spellEnd"/>
             <w:r>
               <w:rPr>
                 <w:lang w:val="vi-VN"/>
@@ -19078,7 +18545,7 @@
           <w:lang w:val="vi-VN"/>
         </w:rPr>
       </w:pPr>
-      <w:bookmarkStart w:id="34" w:name="_Toc237030904"/>
+      <w:bookmarkStart w:id="34" w:name="_Toc237102653"/>
       <w:r>
         <w:t>Layer Summary</w:t>
       </w:r>
@@ -19103,37 +18570,103 @@
           <w:bCs/>
           <w:lang w:val="vi-VN"/>
         </w:rPr>
-        <w:t xml:space="preserve"> Hồng Hải Hoàng Lê </w:t>
-      </w:r>
-      <w:proofErr w:type="gramStart"/>
+        <w:t xml:space="preserve"> Hồng Hải Hoàng Lê –  </w:t>
+      </w:r>
       <w:r>
         <w:rPr>
           <w:b/>
           <w:bCs/>
-          <w:lang w:val="vi-VN"/>
-        </w:rPr>
-        <w:t xml:space="preserve">–  </w:t>
-      </w:r>
+        </w:rPr>
+        <w:t>Control &amp; Session Layer.</w:t>
+      </w:r>
+      <w:r>
+        <w:t xml:space="preserve"> </w:t>
+      </w:r>
+      <w:r>
+        <w:t>Owns the TCP control channel end-to-end: connection acceptance, command parsing, command dispatch, authentication, and the client's interactive console. This layer is the integration point every other component ultimately connects through, and its command-dispatch table now covers the full approved command set, including asynchronous handling for long-running transfer commands.</w:t>
+      </w:r>
+    </w:p>
+    <w:p>
       <w:r>
         <w:rPr>
           <w:b/>
           <w:bCs/>
-        </w:rPr>
-        <w:t>Control</w:t>
-      </w:r>
-      <w:proofErr w:type="gramEnd"/>
+          <w:lang w:val="vi-VN"/>
+        </w:rPr>
+        <w:t>Mai Phúc Hưng</w:t>
+      </w:r>
       <w:r>
         <w:rPr>
           <w:b/>
           <w:bCs/>
         </w:rPr>
-        <w:t xml:space="preserve"> &amp; Session Layer.</w:t>
-      </w:r>
-      <w:r>
         <w:t xml:space="preserve"> </w:t>
       </w:r>
       <w:r>
-        <w:t>Owns the TCP control channel end-to-end: connection acceptance, command parsing, command dispatch, authentication, and the client's interactive console. This layer is the integration point every other component ultimately connects through, and its command-dispatch table now covers the full approved command set, including asynchronous handling for long-running transfer commands.</w:t>
+        <w:rPr>
+          <w:b/>
+          <w:bCs/>
+          <w:lang w:val="vi-VN"/>
+        </w:rPr>
+        <w:t xml:space="preserve">– </w:t>
+      </w:r>
+      <w:r>
+        <w:rPr>
+          <w:b/>
+          <w:bCs/>
+        </w:rPr>
+        <w:t xml:space="preserve"> Reliable Data Channel Layer.</w:t>
+      </w:r>
+      <w:r>
+        <w:t xml:space="preserve"> </w:t>
+      </w:r>
+      <w:r>
+        <w:t xml:space="preserve">Owns the custom UDP reliability protocol in full: wire format, checksum verification, Selective Repeat windowing, RTT-based dynamic timeout estimation, and AIMD congestion control, along with the fault-injection harness used to validate it under adverse network conditions. Also extended the control layer with the asynchronous transfer-worker model underpinning </w:t>
+      </w:r>
+      <w:r>
+        <w:rPr>
+          <w:rStyle w:val="PseudocodeChar"/>
+        </w:rPr>
+        <w:t>ABOR</w:t>
+      </w:r>
+      <w:r>
+        <w:t xml:space="preserve">, and implemented </w:t>
+      </w:r>
+      <w:r>
+        <w:rPr>
+          <w:rStyle w:val="PseudocodeChar"/>
+        </w:rPr>
+        <w:t>STOU</w:t>
+      </w:r>
+      <w:r>
+        <w:t xml:space="preserve">, </w:t>
+      </w:r>
+      <w:r>
+        <w:rPr>
+          <w:rStyle w:val="PseudocodeChar"/>
+        </w:rPr>
+        <w:t>APPE</w:t>
+      </w:r>
+      <w:r>
+        <w:t xml:space="preserve">, </w:t>
+      </w:r>
+      <w:r>
+        <w:rPr>
+          <w:rStyle w:val="PseudocodeChar"/>
+        </w:rPr>
+        <w:t>MODE</w:t>
+      </w:r>
+      <w:r>
+        <w:t xml:space="preserve">, and </w:t>
+      </w:r>
+      <w:r>
+        <w:rPr>
+          <w:rStyle w:val="PseudocodeChar"/>
+        </w:rPr>
+        <w:t>HELP</w:t>
+      </w:r>
+      <w:r>
+        <w:t xml:space="preserve"> on top of the existing filesystem and data-channel infrastructure.</w:t>
       </w:r>
     </w:p>
     <w:p>
@@ -19141,94 +18674,9 @@
         <w:rPr>
           <w:b/>
           <w:bCs/>
-          <w:lang w:val="vi-VN"/>
-        </w:rPr>
-        <w:t>Mai Phúc Hưng</w:t>
-      </w:r>
-      <w:r>
-        <w:rPr>
-          <w:b/>
-          <w:bCs/>
-        </w:rPr>
-        <w:t xml:space="preserve"> </w:t>
-      </w:r>
-      <w:r>
-        <w:rPr>
-          <w:b/>
-          <w:bCs/>
-          <w:lang w:val="vi-VN"/>
-        </w:rPr>
-        <w:t xml:space="preserve">– </w:t>
-      </w:r>
-      <w:r>
-        <w:rPr>
-          <w:b/>
-          <w:bCs/>
-        </w:rPr>
-        <w:t xml:space="preserve"> Reliable Data Channel Layer.</w:t>
-      </w:r>
-      <w:r>
-        <w:t xml:space="preserve"> </w:t>
-      </w:r>
-      <w:r>
-        <w:t xml:space="preserve">Owns the custom UDP reliability protocol in full: wire format, checksum verification, Selective Repeat windowing, RTT-based dynamic timeout estimation, and AIMD congestion control, along with the fault-injection harness used to validate it under adverse network conditions. Also extended the control layer with the asynchronous transfer-worker model underpinning </w:t>
-      </w:r>
-      <w:r>
-        <w:rPr>
-          <w:rStyle w:val="PseudocodeChar"/>
-        </w:rPr>
-        <w:t>ABOR</w:t>
-      </w:r>
-      <w:r>
-        <w:t xml:space="preserve">, and implemented </w:t>
-      </w:r>
-      <w:r>
-        <w:rPr>
-          <w:rStyle w:val="PseudocodeChar"/>
-        </w:rPr>
-        <w:t>STOU</w:t>
-      </w:r>
-      <w:r>
-        <w:t xml:space="preserve">, </w:t>
-      </w:r>
-      <w:r>
-        <w:rPr>
-          <w:rStyle w:val="PseudocodeChar"/>
-        </w:rPr>
-        <w:t>APPE</w:t>
-      </w:r>
-      <w:r>
-        <w:t xml:space="preserve">, </w:t>
-      </w:r>
-      <w:r>
-        <w:rPr>
-          <w:rStyle w:val="PseudocodeChar"/>
-        </w:rPr>
-        <w:t>MODE</w:t>
-      </w:r>
-      <w:r>
-        <w:t xml:space="preserve">, and </w:t>
-      </w:r>
-      <w:r>
-        <w:rPr>
-          <w:rStyle w:val="PseudocodeChar"/>
-        </w:rPr>
-        <w:t>HELP</w:t>
-      </w:r>
-      <w:r>
-        <w:t xml:space="preserve"> on top of the existing filesystem and data-channel infrastructure.</w:t>
-      </w:r>
-    </w:p>
-    <w:p>
-      <w:proofErr w:type="spellStart"/>
-      <w:r>
-        <w:rPr>
-          <w:b/>
-          <w:bCs/>
         </w:rPr>
         <w:t>Đỗ</w:t>
       </w:r>
-      <w:proofErr w:type="spellEnd"/>
       <w:r>
         <w:rPr>
           <w:b/>
@@ -19295,12 +18743,553 @@
           <w:lang w:val="vi-VN"/>
         </w:rPr>
       </w:pPr>
-      <w:bookmarkStart w:id="35" w:name="_Toc237030905"/>
+      <w:bookmarkStart w:id="35" w:name="_Toc237102654"/>
       <w:r>
         <w:lastRenderedPageBreak/>
         <w:t>Self-Assessment &amp; Peer Evaluation</w:t>
       </w:r>
       <w:bookmarkEnd w:id="35"/>
+    </w:p>
+    <w:p>
+      <w:pPr>
+        <w:pStyle w:val="Heading2"/>
+        <w:numPr>
+          <w:ilvl w:val="1"/>
+          <w:numId w:val="1"/>
+        </w:numPr>
+        <w:rPr>
+          <w:lang w:val="vi-VN"/>
+        </w:rPr>
+      </w:pPr>
+      <w:bookmarkStart w:id="36" w:name="_Toc237102655"/>
+      <w:r>
+        <w:rPr>
+          <w:lang w:val="vi-VN"/>
+        </w:rPr>
+        <w:t>Lâm Hồng Hải Hoàng Lê</w:t>
+      </w:r>
+      <w:bookmarkEnd w:id="36"/>
+    </w:p>
+    <w:p>
+      <w:pPr>
+        <w:pStyle w:val="Heading2"/>
+        <w:numPr>
+          <w:ilvl w:val="1"/>
+          <w:numId w:val="1"/>
+        </w:numPr>
+        <w:rPr>
+          <w:lang w:val="vi-VN"/>
+        </w:rPr>
+      </w:pPr>
+      <w:bookmarkStart w:id="37" w:name="_Toc237102656"/>
+      <w:r>
+        <w:rPr>
+          <w:lang w:val="vi-VN"/>
+        </w:rPr>
+        <w:t>Mai Phúc Hưng</w:t>
+      </w:r>
+      <w:bookmarkEnd w:id="37"/>
+    </w:p>
+    <w:p>
+      <w:pPr>
+        <w:pStyle w:val="Heading2"/>
+        <w:numPr>
+          <w:ilvl w:val="1"/>
+          <w:numId w:val="1"/>
+        </w:numPr>
+        <w:rPr>
+          <w:lang w:val="vi-VN"/>
+        </w:rPr>
+      </w:pPr>
+      <w:bookmarkStart w:id="38" w:name="_Toc237102657"/>
+      <w:r>
+        <w:rPr>
+          <w:lang w:val="vi-VN"/>
+        </w:rPr>
+        <w:t>Đỗ Minh Khang</w:t>
+      </w:r>
+      <w:bookmarkEnd w:id="38"/>
+    </w:p>
+    <w:p>
+      <w:pPr>
+        <w:pStyle w:val="Heading3"/>
+        <w:numPr>
+          <w:ilvl w:val="2"/>
+          <w:numId w:val="1"/>
+        </w:numPr>
+        <w:rPr>
+          <w:lang w:val="vi-VN"/>
+        </w:rPr>
+      </w:pPr>
+      <w:r>
+        <w:t>Self-Assessment</w:t>
+      </w:r>
+    </w:p>
+    <w:p>
+      <w:pPr>
+        <w:ind w:firstLine="357"/>
+        <w:rPr>
+          <w:lang w:val="vi-VN"/>
+        </w:rPr>
+      </w:pPr>
+      <w:r>
+        <w:rPr>
+          <w:lang w:val="vi-VN"/>
+        </w:rPr>
+        <w:t>I believe I fulfilled my assigned responsibilities effectively throughout the project. I consistently met project deadlines, and the quality of my deliverables remained satisfactory. In addition to my technical contributions, I played an active role in coordinating the team's workflow and managing project activities. Although we encountered several avoidable issues during the initial and final stages of the project, the team's overall workflow remained reasonably efficient.</w:t>
+      </w:r>
+    </w:p>
+    <w:p>
+      <w:pPr>
+        <w:ind w:firstLine="357"/>
+        <w:rPr>
+          <w:lang w:val="vi-VN"/>
+        </w:rPr>
+      </w:pPr>
+      <w:r>
+        <w:t>Despite these contributions, I recognize that there is still room for improvement in my technical abilities. At times, my programming skills limited the speed and effectiveness of my contributions, which may have affected the team's overall progress. Furthermore, I believe our final product could have achieved a higher standard if the team had benefited from stronger project leadership. As leadership is an area in which I still need to develop, some coordination challenges and workflow inefficiencies arose during the project.</w:t>
+      </w:r>
+    </w:p>
+    <w:p>
+      <w:pPr>
+        <w:pStyle w:val="Heading3"/>
+        <w:numPr>
+          <w:ilvl w:val="2"/>
+          <w:numId w:val="1"/>
+        </w:numPr>
+        <w:rPr>
+          <w:lang w:val="vi-VN"/>
+        </w:rPr>
+      </w:pPr>
+      <w:r>
+        <w:t>Peer Evaluation</w:t>
+      </w:r>
+    </w:p>
+    <w:p>
+      <w:pPr>
+        <w:ind w:firstLine="357"/>
+        <w:rPr>
+          <w:lang w:val="vi-VN"/>
+        </w:rPr>
+      </w:pPr>
+      <w:r>
+        <w:rPr>
+          <w:lang w:val="vi-VN"/>
+        </w:rPr>
+        <w:t xml:space="preserve">Throughout the project, </w:t>
+      </w:r>
+      <w:r>
+        <w:rPr>
+          <w:lang w:val="vi-VN"/>
+        </w:rPr>
+        <w:t xml:space="preserve">Lâm Hồng Hải Hoàng Lê </w:t>
+      </w:r>
+      <w:r>
+        <w:rPr>
+          <w:lang w:val="vi-VN"/>
+        </w:rPr>
+        <w:t>demonstrated a genuine commitment to understanding his assigned responsibilities and the technical aspects of his modules. Although he occasionally progressed more slowly than planned, he maintained a solid understanding of his tasks, and the quality of his code was consistently high.</w:t>
+      </w:r>
+    </w:p>
+    <w:p>
+      <w:pPr>
+        <w:ind w:firstLine="357"/>
+        <w:rPr>
+          <w:lang w:val="vi-VN"/>
+        </w:rPr>
+      </w:pPr>
+      <w:r>
+        <w:rPr>
+          <w:lang w:val="vi-VN"/>
+        </w:rPr>
+        <w:t>One area for improvement is time and progress management, together with more proactive communication with the rest of the team. Because his development pace was sometimes slower than the project's schedule, other team members occasionally assisted with completing and integrating his work to ensure that project milestones were met. Strengthening these aspects would further enhance his overall effectiveness in future collaborative projects.</w:t>
+      </w:r>
+    </w:p>
+    <w:p>
+      <w:pPr>
+        <w:ind w:firstLine="357"/>
+        <w:rPr>
+          <w:lang w:val="vi-VN"/>
+        </w:rPr>
+      </w:pPr>
+      <w:r>
+        <w:rPr>
+          <w:lang w:val="vi-VN"/>
+        </w:rPr>
+        <w:t xml:space="preserve">Mai Phúc Hưng </w:t>
+      </w:r>
+      <w:r>
+        <w:rPr>
+          <w:lang w:val="vi-VN"/>
+        </w:rPr>
+        <w:t>demonstrated strong technical competence and consistently produced high-quality work throughout the project. He effectively utilized available tools and resources to develop well-polished solutions and was always willing to assist teammates by explaining technical concepts and providing support when needed. His collaborative attitude contributed positively to the team's development process.</w:t>
+      </w:r>
+    </w:p>
+    <w:p>
+      <w:pPr>
+        <w:ind w:firstLine="357"/>
+        <w:rPr>
+          <w:lang w:val="vi-VN"/>
+        </w:rPr>
+      </w:pPr>
+      <w:r>
+        <w:t xml:space="preserve">However, there are areas where his workflow could be improved. He frequently accumulated substantial changes and submitted them shortly before deadlines instead of committing smaller, incremental updates throughout the development process. This practice made it more difficult to </w:t>
+      </w:r>
+      <w:r>
+        <w:lastRenderedPageBreak/>
+        <w:t>review and integrate his work. In addition, his enthusiasm sometimes led him to work beyond his assigned responsibilities by implementing features or modifications in other areas of the project. While these contributions were made with good intentions, they occasionally created uncertainty regarding task ownership and project coordination. Maintaining clearer boundaries while continuing to support the team would further improve collaboration in future projects.</w:t>
+      </w:r>
+    </w:p>
+    <w:p>
+      <w:pPr>
+        <w:ind w:firstLine="357"/>
+        <w:rPr>
+          <w:lang w:val="vi-VN"/>
+        </w:rPr>
+      </w:pPr>
+    </w:p>
+    <w:p>
+      <w:pPr>
+        <w:pStyle w:val="Heading2"/>
+        <w:numPr>
+          <w:ilvl w:val="1"/>
+          <w:numId w:val="1"/>
+        </w:numPr>
+        <w:rPr>
+          <w:lang w:val="vi-VN"/>
+        </w:rPr>
+      </w:pPr>
+      <w:bookmarkStart w:id="39" w:name="_Toc237102658"/>
+      <w:r>
+        <w:rPr>
+          <w:lang w:val="vi-VN"/>
+        </w:rPr>
+        <w:t>Contribute Distribution</w:t>
+      </w:r>
+      <w:bookmarkEnd w:id="39"/>
+    </w:p>
+    <w:p>
+      <w:pPr>
+        <w:ind w:firstLine="357"/>
+        <w:rPr>
+          <w:lang w:val="vi-VN"/>
+        </w:rPr>
+      </w:pPr>
+      <w:r>
+        <w:rPr>
+          <w:lang w:val="vi-VN"/>
+        </w:rPr>
+        <w:t>After gathered all opinion from each member in the team, we agreed to distribute our contribution as follow:</w:t>
+      </w:r>
+    </w:p>
+    <w:tbl>
+      <w:tblPr>
+        <w:tblStyle w:val="PlainTable2"/>
+        <w:tblW w:w="0" w:type="auto"/>
+        <w:tblLook w:val="04A0" w:firstRow="1" w:lastRow="0" w:firstColumn="1" w:lastColumn="0" w:noHBand="0" w:noVBand="1"/>
+      </w:tblPr>
+      <w:tblGrid>
+        <w:gridCol w:w="2127"/>
+        <w:gridCol w:w="4182"/>
+        <w:gridCol w:w="3051"/>
+      </w:tblGrid>
+      <w:tr>
+        <w:trPr>
+          <w:cnfStyle w:val="100000000000" w:firstRow="1" w:lastRow="0" w:firstColumn="0" w:lastColumn="0" w:oddVBand="0" w:evenVBand="0" w:oddHBand="0" w:evenHBand="0" w:firstRowFirstColumn="0" w:firstRowLastColumn="0" w:lastRowFirstColumn="0" w:lastRowLastColumn="0"/>
+        </w:trPr>
+        <w:tc>
+          <w:tcPr>
+            <w:cnfStyle w:val="001000000000" w:firstRow="0" w:lastRow="0" w:firstColumn="1" w:lastColumn="0" w:oddVBand="0" w:evenVBand="0" w:oddHBand="0" w:evenHBand="0" w:firstRowFirstColumn="0" w:firstRowLastColumn="0" w:lastRowFirstColumn="0" w:lastRowLastColumn="0"/>
+            <w:tcW w:w="2127" w:type="dxa"/>
+          </w:tcPr>
+          <w:p>
+            <w:pPr>
+              <w:rPr>
+                <w:lang w:val="vi-VN"/>
+              </w:rPr>
+            </w:pPr>
+            <w:r>
+              <w:rPr>
+                <w:lang w:val="vi-VN"/>
+              </w:rPr>
+              <w:t>ID</w:t>
+            </w:r>
+          </w:p>
+        </w:tc>
+        <w:tc>
+          <w:tcPr>
+            <w:tcW w:w="4182" w:type="dxa"/>
+          </w:tcPr>
+          <w:p>
+            <w:pPr>
+              <w:cnfStyle w:val="100000000000" w:firstRow="1" w:lastRow="0" w:firstColumn="0" w:lastColumn="0" w:oddVBand="0" w:evenVBand="0" w:oddHBand="0" w:evenHBand="0" w:firstRowFirstColumn="0" w:firstRowLastColumn="0" w:lastRowFirstColumn="0" w:lastRowLastColumn="0"/>
+              <w:rPr>
+                <w:lang w:val="vi-VN"/>
+              </w:rPr>
+            </w:pPr>
+            <w:r>
+              <w:rPr>
+                <w:lang w:val="vi-VN"/>
+              </w:rPr>
+              <w:t>Name</w:t>
+            </w:r>
+          </w:p>
+        </w:tc>
+        <w:tc>
+          <w:tcPr>
+            <w:tcW w:w="3051" w:type="dxa"/>
+          </w:tcPr>
+          <w:p>
+            <w:pPr>
+              <w:cnfStyle w:val="100000000000" w:firstRow="1" w:lastRow="0" w:firstColumn="0" w:lastColumn="0" w:oddVBand="0" w:evenVBand="0" w:oddHBand="0" w:evenHBand="0" w:firstRowFirstColumn="0" w:firstRowLastColumn="0" w:lastRowFirstColumn="0" w:lastRowLastColumn="0"/>
+              <w:rPr>
+                <w:lang w:val="vi-VN"/>
+              </w:rPr>
+            </w:pPr>
+            <w:r>
+              <w:rPr>
+                <w:lang w:val="vi-VN"/>
+              </w:rPr>
+              <w:t>Contribution (%)</w:t>
+            </w:r>
+          </w:p>
+        </w:tc>
+      </w:tr>
+      <w:tr>
+        <w:trPr>
+          <w:cnfStyle w:val="000000100000" w:firstRow="0" w:lastRow="0" w:firstColumn="0" w:lastColumn="0" w:oddVBand="0" w:evenVBand="0" w:oddHBand="1" w:evenHBand="0" w:firstRowFirstColumn="0" w:firstRowLastColumn="0" w:lastRowFirstColumn="0" w:lastRowLastColumn="0"/>
+        </w:trPr>
+        <w:tc>
+          <w:tcPr>
+            <w:cnfStyle w:val="001000000000" w:firstRow="0" w:lastRow="0" w:firstColumn="1" w:lastColumn="0" w:oddVBand="0" w:evenVBand="0" w:oddHBand="0" w:evenHBand="0" w:firstRowFirstColumn="0" w:firstRowLastColumn="0" w:lastRowFirstColumn="0" w:lastRowLastColumn="0"/>
+            <w:tcW w:w="2127" w:type="dxa"/>
+          </w:tcPr>
+          <w:p>
+            <w:pPr>
+              <w:rPr>
+                <w:b w:val="0"/>
+                <w:bCs w:val="0"/>
+                <w:lang w:val="vi-VN"/>
+              </w:rPr>
+            </w:pPr>
+            <w:r>
+              <w:rPr>
+                <w:b w:val="0"/>
+                <w:bCs w:val="0"/>
+                <w:lang w:val="vi-VN"/>
+              </w:rPr>
+              <w:t>25127052</w:t>
+            </w:r>
+          </w:p>
+        </w:tc>
+        <w:tc>
+          <w:tcPr>
+            <w:tcW w:w="4182" w:type="dxa"/>
+          </w:tcPr>
+          <w:p>
+            <w:pPr>
+              <w:cnfStyle w:val="000000100000" w:firstRow="0" w:lastRow="0" w:firstColumn="0" w:lastColumn="0" w:oddVBand="0" w:evenVBand="0" w:oddHBand="1" w:evenHBand="0" w:firstRowFirstColumn="0" w:firstRowLastColumn="0" w:lastRowFirstColumn="0" w:lastRowLastColumn="0"/>
+              <w:rPr>
+                <w:lang w:val="vi-VN"/>
+              </w:rPr>
+            </w:pPr>
+            <w:r>
+              <w:rPr>
+                <w:lang w:val="vi-VN"/>
+              </w:rPr>
+              <w:t>Mai Phúc Hưng</w:t>
+            </w:r>
+          </w:p>
+        </w:tc>
+        <w:tc>
+          <w:tcPr>
+            <w:tcW w:w="3051" w:type="dxa"/>
+          </w:tcPr>
+          <w:p>
+            <w:pPr>
+              <w:cnfStyle w:val="000000100000" w:firstRow="0" w:lastRow="0" w:firstColumn="0" w:lastColumn="0" w:oddVBand="0" w:evenVBand="0" w:oddHBand="1" w:evenHBand="0" w:firstRowFirstColumn="0" w:firstRowLastColumn="0" w:lastRowFirstColumn="0" w:lastRowLastColumn="0"/>
+              <w:rPr>
+                <w:lang w:val="vi-VN"/>
+              </w:rPr>
+            </w:pPr>
+          </w:p>
+        </w:tc>
+      </w:tr>
+      <w:tr>
+        <w:tc>
+          <w:tcPr>
+            <w:cnfStyle w:val="001000000000" w:firstRow="0" w:lastRow="0" w:firstColumn="1" w:lastColumn="0" w:oddVBand="0" w:evenVBand="0" w:oddHBand="0" w:evenHBand="0" w:firstRowFirstColumn="0" w:firstRowLastColumn="0" w:lastRowFirstColumn="0" w:lastRowLastColumn="0"/>
+            <w:tcW w:w="2127" w:type="dxa"/>
+          </w:tcPr>
+          <w:p>
+            <w:pPr>
+              <w:rPr>
+                <w:b w:val="0"/>
+                <w:bCs w:val="0"/>
+                <w:lang w:val="vi-VN"/>
+              </w:rPr>
+            </w:pPr>
+            <w:r>
+              <w:rPr>
+                <w:rFonts w:cs="Times New Roman"/>
+                <w:b w:val="0"/>
+                <w:bCs w:val="0"/>
+                <w:color w:val="000000" w:themeColor="text1"/>
+                <w:szCs w:val="26"/>
+              </w:rPr>
+              <w:t>25127207</w:t>
+            </w:r>
+          </w:p>
+        </w:tc>
+        <w:tc>
+          <w:tcPr>
+            <w:tcW w:w="4182" w:type="dxa"/>
+          </w:tcPr>
+          <w:p>
+            <w:pPr>
+              <w:cnfStyle w:val="000000000000" w:firstRow="0" w:lastRow="0" w:firstColumn="0" w:lastColumn="0" w:oddVBand="0" w:evenVBand="0" w:oddHBand="0" w:evenHBand="0" w:firstRowFirstColumn="0" w:firstRowLastColumn="0" w:lastRowFirstColumn="0" w:lastRowLastColumn="0"/>
+              <w:rPr>
+                <w:lang w:val="vi-VN"/>
+              </w:rPr>
+            </w:pPr>
+            <w:r>
+              <w:rPr>
+                <w:lang w:val="vi-VN"/>
+              </w:rPr>
+              <w:t>Lâm Hồng Hải Hoàng Lê</w:t>
+            </w:r>
+          </w:p>
+        </w:tc>
+        <w:tc>
+          <w:tcPr>
+            <w:tcW w:w="3051" w:type="dxa"/>
+          </w:tcPr>
+          <w:p>
+            <w:pPr>
+              <w:cnfStyle w:val="000000000000" w:firstRow="0" w:lastRow="0" w:firstColumn="0" w:lastColumn="0" w:oddVBand="0" w:evenVBand="0" w:oddHBand="0" w:evenHBand="0" w:firstRowFirstColumn="0" w:firstRowLastColumn="0" w:lastRowFirstColumn="0" w:lastRowLastColumn="0"/>
+              <w:rPr>
+                <w:lang w:val="vi-VN"/>
+              </w:rPr>
+            </w:pPr>
+          </w:p>
+        </w:tc>
+      </w:tr>
+      <w:tr>
+        <w:trPr>
+          <w:cnfStyle w:val="000000100000" w:firstRow="0" w:lastRow="0" w:firstColumn="0" w:lastColumn="0" w:oddVBand="0" w:evenVBand="0" w:oddHBand="1" w:evenHBand="0" w:firstRowFirstColumn="0" w:firstRowLastColumn="0" w:lastRowFirstColumn="0" w:lastRowLastColumn="0"/>
+        </w:trPr>
+        <w:tc>
+          <w:tcPr>
+            <w:cnfStyle w:val="001000000000" w:firstRow="0" w:lastRow="0" w:firstColumn="1" w:lastColumn="0" w:oddVBand="0" w:evenVBand="0" w:oddHBand="0" w:evenHBand="0" w:firstRowFirstColumn="0" w:firstRowLastColumn="0" w:lastRowFirstColumn="0" w:lastRowLastColumn="0"/>
+            <w:tcW w:w="2127" w:type="dxa"/>
+          </w:tcPr>
+          <w:p>
+            <w:pPr>
+              <w:rPr>
+                <w:b w:val="0"/>
+                <w:bCs w:val="0"/>
+                <w:lang w:val="vi-VN"/>
+              </w:rPr>
+            </w:pPr>
+            <w:r>
+              <w:rPr>
+                <w:rFonts w:cs="Times New Roman"/>
+                <w:b w:val="0"/>
+                <w:bCs w:val="0"/>
+                <w:color w:val="000000" w:themeColor="text1"/>
+                <w:szCs w:val="26"/>
+              </w:rPr>
+              <w:t>25127363</w:t>
+            </w:r>
+          </w:p>
+        </w:tc>
+        <w:tc>
+          <w:tcPr>
+            <w:tcW w:w="4182" w:type="dxa"/>
+          </w:tcPr>
+          <w:p>
+            <w:pPr>
+              <w:cnfStyle w:val="000000100000" w:firstRow="0" w:lastRow="0" w:firstColumn="0" w:lastColumn="0" w:oddVBand="0" w:evenVBand="0" w:oddHBand="1" w:evenHBand="0" w:firstRowFirstColumn="0" w:firstRowLastColumn="0" w:lastRowFirstColumn="0" w:lastRowLastColumn="0"/>
+              <w:rPr>
+                <w:lang w:val="vi-VN"/>
+              </w:rPr>
+            </w:pPr>
+            <w:r>
+              <w:rPr>
+                <w:lang w:val="vi-VN"/>
+              </w:rPr>
+              <w:t>Đỗ Minh Khang</w:t>
+            </w:r>
+          </w:p>
+        </w:tc>
+        <w:tc>
+          <w:tcPr>
+            <w:tcW w:w="3051" w:type="dxa"/>
+          </w:tcPr>
+          <w:p>
+            <w:pPr>
+              <w:cnfStyle w:val="000000100000" w:firstRow="0" w:lastRow="0" w:firstColumn="0" w:lastColumn="0" w:oddVBand="0" w:evenVBand="0" w:oddHBand="1" w:evenHBand="0" w:firstRowFirstColumn="0" w:firstRowLastColumn="0" w:lastRowFirstColumn="0" w:lastRowLastColumn="0"/>
+              <w:rPr>
+                <w:lang w:val="vi-VN"/>
+              </w:rPr>
+            </w:pPr>
+          </w:p>
+        </w:tc>
+      </w:tr>
+      <w:tr>
+        <w:tc>
+          <w:tcPr>
+            <w:cnfStyle w:val="001000000000" w:firstRow="0" w:lastRow="0" w:firstColumn="1" w:lastColumn="0" w:oddVBand="0" w:evenVBand="0" w:oddHBand="0" w:evenHBand="0" w:firstRowFirstColumn="0" w:firstRowLastColumn="0" w:lastRowFirstColumn="0" w:lastRowLastColumn="0"/>
+            <w:tcW w:w="6309" w:type="dxa"/>
+            <w:gridSpan w:val="2"/>
+          </w:tcPr>
+          <w:p>
+            <w:pPr>
+              <w:jc w:val="right"/>
+              <w:rPr>
+                <w:lang w:val="vi-VN"/>
+              </w:rPr>
+            </w:pPr>
+            <w:r>
+              <w:rPr>
+                <w:lang w:val="vi-VN"/>
+              </w:rPr>
+              <w:t>Total</w:t>
+            </w:r>
+          </w:p>
+        </w:tc>
+        <w:tc>
+          <w:tcPr>
+            <w:tcW w:w="3051" w:type="dxa"/>
+          </w:tcPr>
+          <w:p>
+            <w:pPr>
+              <w:cnfStyle w:val="000000000000" w:firstRow="0" w:lastRow="0" w:firstColumn="0" w:lastColumn="0" w:oddVBand="0" w:evenVBand="0" w:oddHBand="0" w:evenHBand="0" w:firstRowFirstColumn="0" w:firstRowLastColumn="0" w:lastRowFirstColumn="0" w:lastRowLastColumn="0"/>
+              <w:rPr>
+                <w:b/>
+                <w:bCs/>
+                <w:lang w:val="vi-VN"/>
+              </w:rPr>
+            </w:pPr>
+            <w:r>
+              <w:rPr>
+                <w:b/>
+                <w:bCs/>
+                <w:lang w:val="vi-VN"/>
+              </w:rPr>
+              <w:t>100</w:t>
+            </w:r>
+          </w:p>
+        </w:tc>
+      </w:tr>
+    </w:tbl>
+    <w:p>
+      <w:pPr>
+        <w:ind w:firstLine="357"/>
+        <w:rPr>
+          <w:lang w:val="vi-VN"/>
+        </w:rPr>
+      </w:pPr>
     </w:p>
     <w:p>
       <w:pPr>
@@ -19313,11 +19302,24 @@
           <w:lang w:val="vi-VN"/>
         </w:rPr>
       </w:pPr>
-      <w:bookmarkStart w:id="36" w:name="_Toc237030906"/>
+      <w:bookmarkStart w:id="40" w:name="_Toc237102659"/>
       <w:r>
         <w:t>GenAI Usage &amp; Code Refinement Log</w:t>
       </w:r>
-      <w:bookmarkEnd w:id="36"/>
+      <w:bookmarkEnd w:id="40"/>
+    </w:p>
+    <w:p>
+      <w:pPr>
+        <w:rPr>
+          <w:lang w:val="vi-VN"/>
+        </w:rPr>
+      </w:pPr>
+      <w:r>
+        <w:rPr>
+          <w:lang w:val="vi-VN"/>
+        </w:rPr>
+        <w:t xml:space="preserve">See at: </w:t>
+      </w:r>
     </w:p>
     <w:p>
       <w:pPr>
@@ -19330,11 +19332,11 @@
           <w:lang w:val="vi-VN"/>
         </w:rPr>
       </w:pPr>
-      <w:bookmarkStart w:id="37" w:name="_Toc237030907"/>
+      <w:bookmarkStart w:id="41" w:name="_Toc237102660"/>
       <w:r>
         <w:t>Application Demo Evidence</w:t>
       </w:r>
-      <w:bookmarkEnd w:id="37"/>
+      <w:bookmarkEnd w:id="41"/>
     </w:p>
     <w:p>
       <w:pPr>
@@ -19347,11 +19349,25 @@
           <w:lang w:val="vi-VN"/>
         </w:rPr>
       </w:pPr>
-      <w:bookmarkStart w:id="38" w:name="_Toc237030908"/>
-      <w:r>
-        <w:t>Acknowledgment</w:t>
-      </w:r>
-      <w:bookmarkEnd w:id="38"/>
+      <w:bookmarkStart w:id="42" w:name="_Toc237102661"/>
+      <w:r>
+        <w:t>Reference</w:t>
+      </w:r>
+      <w:bookmarkEnd w:id="42"/>
+    </w:p>
+    <w:p>
+      <w:pPr>
+        <w:rPr>
+          <w:lang w:val="vi-VN"/>
+        </w:rPr>
+      </w:pPr>
+    </w:p>
+    <w:p>
+      <w:pPr>
+        <w:rPr>
+          <w:lang w:val="vi-VN"/>
+        </w:rPr>
+      </w:pPr>
     </w:p>
     <w:sectPr>
       <w:headerReference w:type="default" r:id="rId20"/>
@@ -25775,7 +25791,6 @@
   <w:style w:type="character" w:default="1" w:styleId="DefaultParagraphFont">
     <w:name w:val="Default Paragraph Font"/>
     <w:uiPriority w:val="1"/>
-    <w:semiHidden/>
     <w:unhideWhenUsed/>
   </w:style>
   <w:style w:type="table" w:default="1" w:styleId="TableNormal">

--- a/docs/report.docx
+++ b/docs/report.docx
@@ -5671,27 +5671,14 @@
       <w:r>
         <w:t xml:space="preserve">Figure </w:t>
       </w:r>
-      <w:r>
-        <w:fldChar w:fldCharType="begin"/>
-      </w:r>
-      <w:r>
-        <w:instrText xml:space="preserve"> SEQ Figure \* ARABIC </w:instrText>
-      </w:r>
-      <w:r>
-        <w:fldChar w:fldCharType="separate"/>
-      </w:r>
-      <w:r>
-        <w:rPr>
-          <w:noProof/>
-        </w:rPr>
-        <w:t>1</w:t>
-      </w:r>
-      <w:r>
-        <w:rPr>
-          <w:noProof/>
-        </w:rPr>
-        <w:fldChar w:fldCharType="end"/>
-      </w:r>
+      <w:fldSimple w:instr=" SEQ Figure \* ARABIC ">
+        <w:r>
+          <w:rPr>
+            <w:noProof/>
+          </w:rPr>
+          <w:t>1</w:t>
+        </w:r>
+      </w:fldSimple>
       <w:r>
         <w:rPr>
           <w:lang w:val="vi-VN"/>
@@ -6284,27 +6271,14 @@
       <w:r>
         <w:t xml:space="preserve">Figure </w:t>
       </w:r>
-      <w:r>
-        <w:fldChar w:fldCharType="begin"/>
-      </w:r>
-      <w:r>
-        <w:instrText xml:space="preserve"> SEQ Figure \* ARABIC </w:instrText>
-      </w:r>
-      <w:r>
-        <w:fldChar w:fldCharType="separate"/>
-      </w:r>
-      <w:r>
-        <w:rPr>
-          <w:noProof/>
-        </w:rPr>
-        <w:t>2</w:t>
-      </w:r>
-      <w:r>
-        <w:rPr>
-          <w:noProof/>
-        </w:rPr>
-        <w:fldChar w:fldCharType="end"/>
-      </w:r>
+      <w:fldSimple w:instr=" SEQ Figure \* ARABIC ">
+        <w:r>
+          <w:rPr>
+            <w:noProof/>
+          </w:rPr>
+          <w:t>2</w:t>
+        </w:r>
+      </w:fldSimple>
       <w:r>
         <w:rPr>
           <w:lang w:val="vi-VN"/>
@@ -6796,27 +6770,14 @@
       <w:r>
         <w:t xml:space="preserve">Figure </w:t>
       </w:r>
-      <w:r>
-        <w:fldChar w:fldCharType="begin"/>
-      </w:r>
-      <w:r>
-        <w:instrText xml:space="preserve"> SEQ Figure \* ARABIC </w:instrText>
-      </w:r>
-      <w:r>
-        <w:fldChar w:fldCharType="separate"/>
-      </w:r>
-      <w:r>
-        <w:rPr>
-          <w:noProof/>
-        </w:rPr>
-        <w:t>3</w:t>
-      </w:r>
-      <w:r>
-        <w:rPr>
-          <w:noProof/>
-        </w:rPr>
-        <w:fldChar w:fldCharType="end"/>
-      </w:r>
+      <w:fldSimple w:instr=" SEQ Figure \* ARABIC ">
+        <w:r>
+          <w:rPr>
+            <w:noProof/>
+          </w:rPr>
+          <w:t>3</w:t>
+        </w:r>
+      </w:fldSimple>
       <w:r>
         <w:rPr>
           <w:lang w:val="vi-VN"/>
@@ -14205,27 +14166,14 @@
       <w:r>
         <w:t xml:space="preserve">Figure </w:t>
       </w:r>
-      <w:r>
-        <w:fldChar w:fldCharType="begin"/>
-      </w:r>
-      <w:r>
-        <w:instrText xml:space="preserve"> SEQ Figure \* ARABIC </w:instrText>
-      </w:r>
-      <w:r>
-        <w:fldChar w:fldCharType="separate"/>
-      </w:r>
-      <w:r>
-        <w:rPr>
-          <w:noProof/>
-        </w:rPr>
-        <w:t>4</w:t>
-      </w:r>
-      <w:r>
-        <w:rPr>
-          <w:noProof/>
-        </w:rPr>
-        <w:fldChar w:fldCharType="end"/>
-      </w:r>
+      <w:fldSimple w:instr=" SEQ Figure \* ARABIC ">
+        <w:r>
+          <w:rPr>
+            <w:noProof/>
+          </w:rPr>
+          <w:t>4</w:t>
+        </w:r>
+      </w:fldSimple>
       <w:r>
         <w:t xml:space="preserve">: </w:t>
       </w:r>
@@ -14306,27 +14254,14 @@
       <w:r>
         <w:t xml:space="preserve">Figure </w:t>
       </w:r>
-      <w:r>
-        <w:fldChar w:fldCharType="begin"/>
-      </w:r>
-      <w:r>
-        <w:instrText xml:space="preserve"> SEQ Figure \* ARABIC </w:instrText>
-      </w:r>
-      <w:r>
-        <w:fldChar w:fldCharType="separate"/>
-      </w:r>
-      <w:r>
-        <w:rPr>
-          <w:noProof/>
-        </w:rPr>
-        <w:t>5</w:t>
-      </w:r>
-      <w:r>
-        <w:rPr>
-          <w:noProof/>
-        </w:rPr>
-        <w:fldChar w:fldCharType="end"/>
-      </w:r>
+      <w:fldSimple w:instr=" SEQ Figure \* ARABIC ">
+        <w:r>
+          <w:rPr>
+            <w:noProof/>
+          </w:rPr>
+          <w:t>5</w:t>
+        </w:r>
+      </w:fldSimple>
       <w:r>
         <w:rPr>
           <w:lang w:val="vi-VN"/>
@@ -15202,27 +15137,14 @@
       <w:r>
         <w:t xml:space="preserve">Figure </w:t>
       </w:r>
-      <w:r>
-        <w:fldChar w:fldCharType="begin"/>
-      </w:r>
-      <w:r>
-        <w:instrText xml:space="preserve"> SEQ Figure \* ARABIC </w:instrText>
-      </w:r>
-      <w:r>
-        <w:fldChar w:fldCharType="separate"/>
-      </w:r>
-      <w:r>
-        <w:rPr>
-          <w:noProof/>
-        </w:rPr>
-        <w:t>6</w:t>
-      </w:r>
-      <w:r>
-        <w:rPr>
-          <w:noProof/>
-        </w:rPr>
-        <w:fldChar w:fldCharType="end"/>
-      </w:r>
+      <w:fldSimple w:instr=" SEQ Figure \* ARABIC ">
+        <w:r>
+          <w:rPr>
+            <w:noProof/>
+          </w:rPr>
+          <w:t>6</w:t>
+        </w:r>
+      </w:fldSimple>
       <w:r>
         <w:rPr>
           <w:lang w:val="vi-VN"/>
@@ -15311,27 +15233,14 @@
       <w:r>
         <w:t xml:space="preserve">Figure </w:t>
       </w:r>
-      <w:r>
-        <w:fldChar w:fldCharType="begin"/>
-      </w:r>
-      <w:r>
-        <w:instrText xml:space="preserve"> SEQ Figure \* ARABIC </w:instrText>
-      </w:r>
-      <w:r>
-        <w:fldChar w:fldCharType="separate"/>
-      </w:r>
-      <w:r>
-        <w:rPr>
-          <w:noProof/>
-        </w:rPr>
-        <w:t>7</w:t>
-      </w:r>
-      <w:r>
-        <w:rPr>
-          <w:noProof/>
-        </w:rPr>
-        <w:fldChar w:fldCharType="end"/>
-      </w:r>
+      <w:fldSimple w:instr=" SEQ Figure \* ARABIC ">
+        <w:r>
+          <w:rPr>
+            <w:noProof/>
+          </w:rPr>
+          <w:t>7</w:t>
+        </w:r>
+      </w:fldSimple>
       <w:r>
         <w:rPr>
           <w:lang w:val="vi-VN"/>
@@ -15714,27 +15623,14 @@
       <w:r>
         <w:t xml:space="preserve">Figure </w:t>
       </w:r>
-      <w:r>
-        <w:fldChar w:fldCharType="begin"/>
-      </w:r>
-      <w:r>
-        <w:instrText xml:space="preserve"> SEQ Figure \* ARABIC </w:instrText>
-      </w:r>
-      <w:r>
-        <w:fldChar w:fldCharType="separate"/>
-      </w:r>
-      <w:r>
-        <w:rPr>
-          <w:noProof/>
-        </w:rPr>
-        <w:t>8</w:t>
-      </w:r>
-      <w:r>
-        <w:rPr>
-          <w:noProof/>
-        </w:rPr>
-        <w:fldChar w:fldCharType="end"/>
-      </w:r>
+      <w:fldSimple w:instr=" SEQ Figure \* ARABIC ">
+        <w:r>
+          <w:rPr>
+            <w:noProof/>
+          </w:rPr>
+          <w:t>8</w:t>
+        </w:r>
+      </w:fldSimple>
       <w:r>
         <w:t xml:space="preserve">: </w:t>
       </w:r>
@@ -16062,27 +15958,14 @@
       <w:r>
         <w:t xml:space="preserve">Figure </w:t>
       </w:r>
-      <w:r>
-        <w:fldChar w:fldCharType="begin"/>
-      </w:r>
-      <w:r>
-        <w:instrText xml:space="preserve"> SEQ Figure \* ARABIC </w:instrText>
-      </w:r>
-      <w:r>
-        <w:fldChar w:fldCharType="separate"/>
-      </w:r>
-      <w:r>
-        <w:rPr>
-          <w:noProof/>
-        </w:rPr>
-        <w:t>9</w:t>
-      </w:r>
-      <w:r>
-        <w:rPr>
-          <w:noProof/>
-        </w:rPr>
-        <w:fldChar w:fldCharType="end"/>
-      </w:r>
+      <w:fldSimple w:instr=" SEQ Figure \* ARABIC ">
+        <w:r>
+          <w:rPr>
+            <w:noProof/>
+          </w:rPr>
+          <w:t>9</w:t>
+        </w:r>
+      </w:fldSimple>
       <w:r>
         <w:rPr>
           <w:lang w:val="vi-VN"/>
@@ -16265,27 +16148,14 @@
       <w:r>
         <w:t xml:space="preserve">Figure </w:t>
       </w:r>
-      <w:r>
-        <w:fldChar w:fldCharType="begin"/>
-      </w:r>
-      <w:r>
-        <w:instrText xml:space="preserve"> SEQ Figure \* ARABIC </w:instrText>
-      </w:r>
-      <w:r>
-        <w:fldChar w:fldCharType="separate"/>
-      </w:r>
-      <w:r>
-        <w:rPr>
-          <w:noProof/>
-        </w:rPr>
-        <w:t>10</w:t>
-      </w:r>
-      <w:r>
-        <w:rPr>
-          <w:noProof/>
-        </w:rPr>
-        <w:fldChar w:fldCharType="end"/>
-      </w:r>
+      <w:fldSimple w:instr=" SEQ Figure \* ARABIC ">
+        <w:r>
+          <w:rPr>
+            <w:noProof/>
+          </w:rPr>
+          <w:t>10</w:t>
+        </w:r>
+      </w:fldSimple>
       <w:r>
         <w:rPr>
           <w:lang w:val="vi-VN"/>
@@ -16531,27 +16401,14 @@
       <w:r>
         <w:t xml:space="preserve">Figure </w:t>
       </w:r>
-      <w:r>
-        <w:fldChar w:fldCharType="begin"/>
-      </w:r>
-      <w:r>
-        <w:instrText xml:space="preserve"> SEQ Figure \* ARABIC </w:instrText>
-      </w:r>
-      <w:r>
-        <w:fldChar w:fldCharType="separate"/>
-      </w:r>
-      <w:r>
-        <w:rPr>
-          <w:noProof/>
-        </w:rPr>
-        <w:t>11</w:t>
-      </w:r>
-      <w:r>
-        <w:rPr>
-          <w:noProof/>
-        </w:rPr>
-        <w:fldChar w:fldCharType="end"/>
-      </w:r>
+      <w:fldSimple w:instr=" SEQ Figure \* ARABIC ">
+        <w:r>
+          <w:rPr>
+            <w:noProof/>
+          </w:rPr>
+          <w:t>11</w:t>
+        </w:r>
+      </w:fldSimple>
       <w:r>
         <w:rPr>
           <w:lang w:val="vi-VN"/>
@@ -18792,6 +18649,117 @@
     </w:p>
     <w:p>
       <w:pPr>
+        <w:pStyle w:val="Heading3"/>
+        <w:numPr>
+          <w:ilvl w:val="2"/>
+          <w:numId w:val="1"/>
+        </w:numPr>
+        <w:rPr>
+          <w:lang w:val="vi-VN"/>
+        </w:rPr>
+      </w:pPr>
+      <w:r>
+        <w:t>Self-Assessment</w:t>
+      </w:r>
+    </w:p>
+    <w:p>
+      <w:pPr>
+        <w:ind w:firstLine="357"/>
+        <w:rPr>
+          <w:lang w:val="vi-VN"/>
+        </w:rPr>
+      </w:pPr>
+      <w:r>
+        <w:t>During this project, I was mainly responsible for implementing and testing the RDT-related components. I worked on the required functions, checked the correctness of packet/header processing, and fixed issues that appeared during testing.</w:t>
+      </w:r>
+    </w:p>
+    <w:p>
+      <w:pPr>
+        <w:ind w:firstLine="357"/>
+        <w:rPr>
+          <w:lang w:val="vi-VN"/>
+        </w:rPr>
+      </w:pPr>
+      <w:r>
+        <w:t>One important part of my work was debugging the RDT tests. For example, I encountered an issue related to the verification checksum of a serialized header. I reviewed the implementation, corrected the problem, and reran the test until the RdtTest passed successfully. This process helped me better understand how reliable data transfer works and how important careful serialization, checksum handling, and testing are in network programming.</w:t>
+      </w:r>
+    </w:p>
+    <w:p>
+      <w:pPr>
+        <w:ind w:firstLine="357"/>
+        <w:rPr>
+          <w:lang w:val="vi-VN"/>
+        </w:rPr>
+      </w:pPr>
+      <w:r>
+        <w:t>I also worked to make sure that my implementation could integrate correctly with the other parts of the client-server system. Throughout the project, I improved my C++ programming, debugging, testing, and problem-solving skills. I also became more familiar with working in a team where different members are responsible for different components of the same system.</w:t>
+      </w:r>
+    </w:p>
+    <w:p>
+      <w:pPr>
+        <w:ind w:firstLine="357"/>
+        <w:rPr>
+          <w:lang w:val="vi-VN"/>
+        </w:rPr>
+      </w:pPr>
+      <w:r>
+        <w:t>Overall, I believe I completed my assigned tasks successfully and made a meaningful contribution to the project. However, I could still improve by documenting my code more clearly, planning the implementation before coding, and communicating progress and technical issues with the team more frequently.</w:t>
+      </w:r>
+    </w:p>
+    <w:p>
+      <w:pPr>
+        <w:pStyle w:val="Heading3"/>
+        <w:numPr>
+          <w:ilvl w:val="2"/>
+          <w:numId w:val="1"/>
+        </w:numPr>
+        <w:rPr>
+          <w:lang w:val="vi-VN"/>
+        </w:rPr>
+      </w:pPr>
+      <w:r>
+        <w:t>Peer Evaluation</w:t>
+      </w:r>
+    </w:p>
+    <w:p>
+      <w:pPr>
+        <w:ind w:firstLine="357"/>
+        <w:rPr>
+          <w:lang w:val="vi-VN"/>
+        </w:rPr>
+      </w:pPr>
+      <w:r>
+        <w:t>My team members were responsible for different components of the client-server system, and each member contributed to the overall development of the project. We divided the work so that different parts could be developed in parallel while still being integrated into one complete system.</w:t>
+      </w:r>
+    </w:p>
+    <w:p>
+      <w:pPr>
+        <w:ind w:firstLine="357"/>
+        <w:rPr>
+          <w:lang w:val="vi-VN"/>
+        </w:rPr>
+      </w:pPr>
+      <w:r>
+        <w:t>The team was supportive when technical problems occurred, especially when one component depended on another member's implementation. We communicated about requirements, interfaces, testing, and integration to reduce conflicts between different parts of the project.</w:t>
+      </w:r>
+    </w:p>
+    <w:p>
+      <w:pPr>
+        <w:ind w:firstLine="357"/>
+      </w:pPr>
+      <w:r>
+        <w:t>Overall, I think the team worked effectively and each member contributed to the project. The cooperation between members helped us solve implementation and integration problems more efficiently. For future projects, we could improve by having more frequent progress updates, clearer documentation of interfaces and requirements, and earlier integration testing between components.</w:t>
+      </w:r>
+    </w:p>
+    <w:p>
+      <w:pPr>
+        <w:rPr>
+          <w:lang w:val="vi-VN"/>
+        </w:rPr>
+      </w:pPr>
+    </w:p>
+    <w:p>
+      <w:pPr>
         <w:pStyle w:val="Heading2"/>
         <w:numPr>
           <w:ilvl w:val="1"/>
@@ -18806,6 +18774,7 @@
         <w:rPr>
           <w:lang w:val="vi-VN"/>
         </w:rPr>
+        <w:lastRenderedPageBreak/>
         <w:t>Đỗ Minh Khang</w:t>
       </w:r>
       <w:bookmarkEnd w:id="38"/>
@@ -18933,11 +18902,7 @@
         </w:rPr>
       </w:pPr>
       <w:r>
-        <w:t xml:space="preserve">However, there are areas where his workflow could be improved. He frequently accumulated substantial changes and submitted them shortly before deadlines instead of committing smaller, incremental updates throughout the development process. This practice made it more difficult to </w:t>
-      </w:r>
-      <w:r>
-        <w:lastRenderedPageBreak/>
-        <w:t>review and integrate his work. In addition, his enthusiasm sometimes led him to work beyond his assigned responsibilities by implementing features or modifications in other areas of the project. While these contributions were made with good intentions, they occasionally created uncertainty regarding task ownership and project coordination. Maintaining clearer boundaries while continuing to support the team would further improve collaboration in future projects.</w:t>
+        <w:t>However, there are areas where his workflow could be improved. He frequently accumulated substantial changes and submitted them shortly before deadlines instead of committing smaller, incremental updates throughout the development process. This practice made it more difficult to review and integrate his work. In addition, his enthusiasm sometimes led him to work beyond his assigned responsibilities by implementing features or modifications in other areas of the project. While these contributions were made with good intentions, they occasionally created uncertainty regarding task ownership and project coordination. Maintaining clearer boundaries while continuing to support the team would further improve collaboration in future projects.</w:t>
       </w:r>
     </w:p>
     <w:p>
@@ -19318,7 +19283,45 @@
         <w:rPr>
           <w:lang w:val="vi-VN"/>
         </w:rPr>
-        <w:t xml:space="preserve">See at: </w:t>
+        <w:t xml:space="preserve">Mai Phúc Hưng’s log: </w:t>
+      </w:r>
+    </w:p>
+    <w:p>
+      <w:pPr>
+        <w:rPr>
+          <w:lang w:val="vi-VN"/>
+        </w:rPr>
+      </w:pPr>
+      <w:r>
+        <w:rPr>
+          <w:lang w:val="vi-VN"/>
+        </w:rPr>
+        <w:t>Lâm Hồng Hải Hoàng Lê’s log:</w:t>
+      </w:r>
+      <w:r>
+        <w:rPr>
+          <w:lang w:val="vi-VN"/>
+        </w:rPr>
+        <w:t xml:space="preserve"> </w:t>
+      </w:r>
+    </w:p>
+    <w:p>
+      <w:pPr>
+        <w:rPr>
+          <w:lang w:val="vi-VN"/>
+        </w:rPr>
+      </w:pPr>
+      <w:r>
+        <w:rPr>
+          <w:lang w:val="vi-VN"/>
+        </w:rPr>
+        <w:t>Đỗ Minh Khang’s log:</w:t>
+      </w:r>
+      <w:r>
+        <w:rPr>
+          <w:lang w:val="vi-VN"/>
+        </w:rPr>
+        <w:t xml:space="preserve"> </w:t>
       </w:r>
     </w:p>
     <w:p>

--- a/docs/report.docx
+++ b/docs/report.docx
@@ -3750,7 +3750,25 @@
           <w:kern w:val="0"/>
           <w14:ligatures w14:val="none"/>
         </w:rPr>
-        <w:t xml:space="preserve"> an interactive command-line client that connects to the server's control port, issues FTP-style commands, and drives file transfers over a separately-established UDP data channel.</w:t>
+        <w:t xml:space="preserve"> an interactive command-line client that connects to the server's control port, issues FTP-style </w:t>
+      </w:r>
+      <w:proofErr w:type="gramStart"/>
+      <w:r>
+        <w:rPr>
+          <w:rFonts w:eastAsia="Times New Roman" w:cs="Times New Roman"/>
+          <w:kern w:val="0"/>
+          <w14:ligatures w14:val="none"/>
+        </w:rPr>
+        <w:t>commands, and</w:t>
+      </w:r>
+      <w:proofErr w:type="gramEnd"/>
+      <w:r>
+        <w:rPr>
+          <w:rFonts w:eastAsia="Times New Roman" w:cs="Times New Roman"/>
+          <w:kern w:val="0"/>
+          <w14:ligatures w14:val="none"/>
+        </w:rPr>
+        <w:t xml:space="preserve"> drives file transfers over a separately-established UDP data channel.</w:t>
       </w:r>
     </w:p>
     <w:p>
@@ -4358,11 +4376,19 @@
         </w:rPr>
         <w:t>/</w:t>
       </w:r>
+      <w:proofErr w:type="gramStart"/>
       <w:r>
         <w:rPr>
           <w:rStyle w:val="PseudocodeChar"/>
         </w:rPr>
-        <w:t>accept()</w:t>
+        <w:t>accept(</w:t>
+      </w:r>
+      <w:proofErr w:type="gramEnd"/>
+      <w:r>
+        <w:rPr>
+          <w:rStyle w:val="PseudocodeChar"/>
+        </w:rPr>
+        <w:t>)</w:t>
       </w:r>
       <w:r>
         <w:rPr>
@@ -4454,8 +4480,13 @@
         </w:rPr>
         <w:t>” r</w:t>
       </w:r>
-      <w:r>
-        <w:t xml:space="preserve">eply. The client sends </w:t>
+      <w:proofErr w:type="spellStart"/>
+      <w:r>
+        <w:t>eply</w:t>
+      </w:r>
+      <w:proofErr w:type="spellEnd"/>
+      <w:r>
+        <w:t xml:space="preserve">. The client sends </w:t>
       </w:r>
       <w:r>
         <w:rPr>
@@ -4541,8 +4572,13 @@
         </w:rPr>
         <w:t>” o</w:t>
       </w:r>
-      <w:r>
-        <w:t xml:space="preserve">therwise. Every command other than </w:t>
+      <w:proofErr w:type="spellStart"/>
+      <w:r>
+        <w:t>therwise</w:t>
+      </w:r>
+      <w:proofErr w:type="spellEnd"/>
+      <w:r>
+        <w:t xml:space="preserve">. Every command other than </w:t>
       </w:r>
       <w:r>
         <w:rPr>
@@ -4589,11 +4625,21 @@
       <w:r>
         <w:t xml:space="preserve"> is gated behind </w:t>
       </w:r>
+      <w:proofErr w:type="spellStart"/>
+      <w:proofErr w:type="gramStart"/>
       <w:r>
         <w:rPr>
           <w:rStyle w:val="PseudocodeChar"/>
         </w:rPr>
-        <w:t>s.authenticated == true</w:t>
+        <w:t>s.authenticated</w:t>
+      </w:r>
+      <w:proofErr w:type="spellEnd"/>
+      <w:proofErr w:type="gramEnd"/>
+      <w:r>
+        <w:rPr>
+          <w:rStyle w:val="PseudocodeChar"/>
+        </w:rPr>
+        <w:t xml:space="preserve"> == true</w:t>
       </w:r>
       <w:r>
         <w:t>, so an unauthenticated client cannot issue file or directory operations.</w:t>
@@ -4793,7 +4839,25 @@
           <w:kern w:val="0"/>
           <w14:ligatures w14:val="none"/>
         </w:rPr>
-        <w:t>At this point the session branches depending on which data-channel mode the client selects for its next transfer.</w:t>
+        <w:t xml:space="preserve">At this point the </w:t>
+      </w:r>
+      <w:proofErr w:type="gramStart"/>
+      <w:r>
+        <w:rPr>
+          <w:rFonts w:eastAsia="Times New Roman" w:cs="Times New Roman"/>
+          <w:kern w:val="0"/>
+          <w14:ligatures w14:val="none"/>
+        </w:rPr>
+        <w:t>session branches</w:t>
+      </w:r>
+      <w:proofErr w:type="gramEnd"/>
+      <w:r>
+        <w:rPr>
+          <w:rFonts w:eastAsia="Times New Roman" w:cs="Times New Roman"/>
+          <w:kern w:val="0"/>
+          <w14:ligatures w14:val="none"/>
+        </w:rPr>
+        <w:t xml:space="preserve"> depending on which data-channel mode the client selects for its next transfer.</w:t>
       </w:r>
     </w:p>
     <w:p>
@@ -4961,7 +5025,21 @@
         <w:rPr>
           <w:rStyle w:val="PseudocodeChar"/>
         </w:rPr>
-        <w:t>227 Entering Passive Mode (h1,h2,h3,h4,p1,p2)</w:t>
+        <w:t>227 Entering Passive Mode (h</w:t>
+      </w:r>
+      <w:proofErr w:type="gramStart"/>
+      <w:r>
+        <w:rPr>
+          <w:rStyle w:val="PseudocodeChar"/>
+        </w:rPr>
+        <w:t>1,h2,h3,h4,p1,p</w:t>
+      </w:r>
+      <w:proofErr w:type="gramEnd"/>
+      <w:r>
+        <w:rPr>
+          <w:rStyle w:val="PseudocodeChar"/>
+        </w:rPr>
+        <w:t>2)</w:t>
       </w:r>
       <w:r>
         <w:rPr>
@@ -4978,7 +5056,25 @@
           <w:kern w:val="0"/>
           <w14:ligatures w14:val="none"/>
         </w:rPr>
-        <w:t>, encoding its own IP and the chosen port. This socket is kept open and reused directly by the RDT transport rather than being closed and re-opened later.</w:t>
+        <w:t xml:space="preserve">, encoding its own IP and the chosen port. This socket is kept open and reused directly by </w:t>
+      </w:r>
+      <w:proofErr w:type="gramStart"/>
+      <w:r>
+        <w:rPr>
+          <w:rFonts w:eastAsia="Times New Roman" w:cs="Times New Roman"/>
+          <w:kern w:val="0"/>
+          <w14:ligatures w14:val="none"/>
+        </w:rPr>
+        <w:t>the RDT</w:t>
+      </w:r>
+      <w:proofErr w:type="gramEnd"/>
+      <w:r>
+        <w:rPr>
+          <w:rFonts w:eastAsia="Times New Roman" w:cs="Times New Roman"/>
+          <w:kern w:val="0"/>
+          <w14:ligatures w14:val="none"/>
+        </w:rPr>
+        <w:t xml:space="preserve"> transport rather than being closed and re-opened later.</w:t>
       </w:r>
     </w:p>
     <w:p>
@@ -5220,11 +5316,27 @@
         </w:rPr>
         <w:t xml:space="preserve"> packets immediately; the server's receiver learns the client's address naturally from the first packet it receives via </w:t>
       </w:r>
+      <w:proofErr w:type="spellStart"/>
+      <w:proofErr w:type="gramStart"/>
       <w:r>
         <w:rPr>
           <w:rStyle w:val="PseudocodeChar"/>
         </w:rPr>
-        <w:t>recvfrom()</w:t>
+        <w:t>recvfrom</w:t>
+      </w:r>
+      <w:proofErr w:type="spellEnd"/>
+      <w:r>
+        <w:rPr>
+          <w:rStyle w:val="PseudocodeChar"/>
+        </w:rPr>
+        <w:t>(</w:t>
+      </w:r>
+      <w:proofErr w:type="gramEnd"/>
+      <w:r>
+        <w:rPr>
+          <w:rStyle w:val="PseudocodeChar"/>
+        </w:rPr>
+        <w:t>)</w:t>
       </w:r>
       <w:r>
         <w:rPr>
@@ -5302,23 +5414,25 @@
           <w:kern w:val="0"/>
           <w14:ligatures w14:val="none"/>
         </w:rPr>
-        <w:t xml:space="preserve"> The file is read in fixed-size chunks and sent as a sequence of UDP packets, each carrying a sequence number, flags, and a 16-bit checksum. The sender maintains a sliding window (Selective Repeat), retransmitting any packet whose acknowledgment is not received within a dynamically-estimated timeout (derived from measured RTT). The receiver acknowledges every valid packet it receives </w:t>
-      </w:r>
+        <w:t xml:space="preserve"> The file is read in fixed-size chunks and sent as a sequence of UDP packets, each carrying a sequence number, flags, and a 16-bit checksum. The sender maintains a sliding window (Selective Repeat), retransmitting any packet whose acknowledgment is not received within a </w:t>
+      </w:r>
+      <w:proofErr w:type="gramStart"/>
       <w:r>
         <w:rPr>
           <w:rFonts w:eastAsia="Times New Roman" w:cs="Times New Roman"/>
           <w:kern w:val="0"/>
           <w14:ligatures w14:val="none"/>
         </w:rPr>
-        <w:t>–</w:t>
-      </w:r>
+        <w:t>dynamically-estimated</w:t>
+      </w:r>
+      <w:proofErr w:type="gramEnd"/>
       <w:r>
         <w:rPr>
           <w:rFonts w:eastAsia="Times New Roman" w:cs="Times New Roman"/>
           <w:kern w:val="0"/>
           <w14:ligatures w14:val="none"/>
         </w:rPr>
-        <w:t xml:space="preserve"> including duplicates </w:t>
+        <w:t xml:space="preserve"> timeout (derived from measured RTT). The receiver acknowledges every valid packet it receives </w:t>
       </w:r>
       <w:r>
         <w:rPr>
@@ -5334,13 +5448,7 @@
           <w:kern w:val="0"/>
           <w14:ligatures w14:val="none"/>
         </w:rPr>
-        <w:t xml:space="preserve"> and silently discards any packet that fails its checksum. The final chunk is marked with an explicit </w:t>
-      </w:r>
-      <w:r>
-        <w:rPr>
-          <w:rStyle w:val="PseudocodeChar"/>
-        </w:rPr>
-        <w:t>FLAG_FIN</w:t>
+        <w:t xml:space="preserve"> including duplicates </w:t>
       </w:r>
       <w:r>
         <w:rPr>
@@ -5348,7 +5456,65 @@
           <w:kern w:val="0"/>
           <w14:ligatures w14:val="none"/>
         </w:rPr>
-        <w:t xml:space="preserve"> flag so the receiver knows to stop and finalize the file.</w:t>
+        <w:t>–</w:t>
+      </w:r>
+      <w:r>
+        <w:rPr>
+          <w:rFonts w:eastAsia="Times New Roman" w:cs="Times New Roman"/>
+          <w:kern w:val="0"/>
+          <w14:ligatures w14:val="none"/>
+        </w:rPr>
+        <w:t xml:space="preserve"> and silently discards any packet that fails its checksum. The final chunk is marked with an explicit </w:t>
+      </w:r>
+      <w:r>
+        <w:rPr>
+          <w:rStyle w:val="PseudocodeChar"/>
+        </w:rPr>
+        <w:t>FLAG_FIN</w:t>
+      </w:r>
+      <w:r>
+        <w:rPr>
+          <w:rFonts w:eastAsia="Times New Roman" w:cs="Times New Roman"/>
+          <w:kern w:val="0"/>
+          <w14:ligatures w14:val="none"/>
+        </w:rPr>
+        <w:t xml:space="preserve"> </w:t>
+      </w:r>
+      <w:proofErr w:type="gramStart"/>
+      <w:r>
+        <w:rPr>
+          <w:rFonts w:eastAsia="Times New Roman" w:cs="Times New Roman"/>
+          <w:kern w:val="0"/>
+          <w14:ligatures w14:val="none"/>
+        </w:rPr>
+        <w:t>flag</w:t>
+      </w:r>
+      <w:proofErr w:type="gramEnd"/>
+      <w:r>
+        <w:rPr>
+          <w:rFonts w:eastAsia="Times New Roman" w:cs="Times New Roman"/>
+          <w:kern w:val="0"/>
+          <w14:ligatures w14:val="none"/>
+        </w:rPr>
+        <w:t xml:space="preserve"> so the receiver </w:t>
+      </w:r>
+      <w:proofErr w:type="gramStart"/>
+      <w:r>
+        <w:rPr>
+          <w:rFonts w:eastAsia="Times New Roman" w:cs="Times New Roman"/>
+          <w:kern w:val="0"/>
+          <w14:ligatures w14:val="none"/>
+        </w:rPr>
+        <w:t>knows</w:t>
+      </w:r>
+      <w:proofErr w:type="gramEnd"/>
+      <w:r>
+        <w:rPr>
+          <w:rFonts w:eastAsia="Times New Roman" w:cs="Times New Roman"/>
+          <w:kern w:val="0"/>
+          <w14:ligatures w14:val="none"/>
+        </w:rPr>
+        <w:t xml:space="preserve"> to stop and finalize the file.</w:t>
       </w:r>
     </w:p>
     <w:p>
@@ -5853,7 +6019,21 @@
         <w:rPr>
           <w:rStyle w:val="PseudocodeChar"/>
         </w:rPr>
-        <w:t>PORT h1,h2,h3,h4,p1,p2</w:t>
+        <w:t>PORT h</w:t>
+      </w:r>
+      <w:proofErr w:type="gramStart"/>
+      <w:r>
+        <w:rPr>
+          <w:rStyle w:val="PseudocodeChar"/>
+        </w:rPr>
+        <w:t>1,h2,h3,h4,p1,p</w:t>
+      </w:r>
+      <w:proofErr w:type="gramEnd"/>
+      <w:r>
+        <w:rPr>
+          <w:rStyle w:val="PseudocodeChar"/>
+        </w:rPr>
+        <w:t>2</w:t>
       </w:r>
       <w:r>
         <w:rPr>
@@ -5864,13 +6044,23 @@
         </w:rPr>
         <w:t>” a</w:t>
       </w:r>
+      <w:proofErr w:type="spellStart"/>
       <w:r>
         <w:rPr>
           <w:rFonts w:eastAsia="Times New Roman" w:cs="Times New Roman"/>
           <w:kern w:val="0"/>
           <w14:ligatures w14:val="none"/>
         </w:rPr>
-        <w:t xml:space="preserve">dvertising that address. The server replies </w:t>
+        <w:t>dvertising</w:t>
+      </w:r>
+      <w:proofErr w:type="spellEnd"/>
+      <w:r>
+        <w:rPr>
+          <w:rFonts w:eastAsia="Times New Roman" w:cs="Times New Roman"/>
+          <w:kern w:val="0"/>
+          <w14:ligatures w14:val="none"/>
+        </w:rPr>
+        <w:t xml:space="preserve"> that address. The server replies </w:t>
       </w:r>
       <w:r>
         <w:rPr>
@@ -6162,7 +6352,25 @@
           <w:kern w:val="0"/>
           <w14:ligatures w14:val="none"/>
         </w:rPr>
-        <w:t>-advertised address before expecting any data. The client, already bound and listening on that address, receives the SYN and begins sending file data in response.</w:t>
+        <w:t xml:space="preserve">-advertised address before expecting any data. The client, already bound and listening </w:t>
+      </w:r>
+      <w:proofErr w:type="gramStart"/>
+      <w:r>
+        <w:rPr>
+          <w:rFonts w:eastAsia="Times New Roman" w:cs="Times New Roman"/>
+          <w:kern w:val="0"/>
+          <w14:ligatures w14:val="none"/>
+        </w:rPr>
+        <w:t>on</w:t>
+      </w:r>
+      <w:proofErr w:type="gramEnd"/>
+      <w:r>
+        <w:rPr>
+          <w:rFonts w:eastAsia="Times New Roman" w:cs="Times New Roman"/>
+          <w:kern w:val="0"/>
+          <w14:ligatures w14:val="none"/>
+        </w:rPr>
+        <w:t xml:space="preserve"> that address, receives the SYN and begins sending file data in response.</w:t>
       </w:r>
     </w:p>
     <w:p>
@@ -6203,7 +6411,15 @@
         <w:t>P</w:t>
       </w:r>
       <w:r>
-        <w:t>roceed identically to the Passive-mode case (reliable windowed transfer, hash-verified completion, session termination).</w:t>
+        <w:t>roceed identically to the Passive-mode case (</w:t>
+      </w:r>
+      <w:proofErr w:type="gramStart"/>
+      <w:r>
+        <w:t>reliable windowed</w:t>
+      </w:r>
+      <w:proofErr w:type="gramEnd"/>
+      <w:r>
+        <w:t xml:space="preserve"> transfer, hash-verified completion, session termination).</w:t>
       </w:r>
     </w:p>
     <w:p>
@@ -6352,7 +6568,15 @@
         </w:rPr>
       </w:pPr>
       <w:r>
-        <w:t xml:space="preserve">Three further commands extend the transfer lifecycle described in 1.2.1/1.2.2, and one changes its execution </w:t>
+        <w:t xml:space="preserve">Three further commands extend the transfer lifecycle described </w:t>
+      </w:r>
+      <w:proofErr w:type="gramStart"/>
+      <w:r>
+        <w:t>in</w:t>
+      </w:r>
+      <w:proofErr w:type="gramEnd"/>
+      <w:r>
+        <w:t xml:space="preserve"> 1.2.1/1.2.2, and one changes its execution </w:t>
       </w:r>
       <w:r>
         <w:t>model</w:t>
@@ -6532,7 +6756,15 @@
         <w:t>STOR</w:t>
       </w:r>
       <w:r>
-        <w:t xml:space="preserve"> up through the point where the new data has been fully and correctly received into a staging area; only once that succeeds does the server combine the newly-received data with any existing file at the destination (or simply use it as-is if the destination doesn't yet exist), committing the combined result atomically. A failed or aborted </w:t>
+        <w:t xml:space="preserve"> up through the point where the new data has been fully and correctly received into a staging area; only once that succeeds does the server combine the </w:t>
+      </w:r>
+      <w:proofErr w:type="gramStart"/>
+      <w:r>
+        <w:t>newly-received</w:t>
+      </w:r>
+      <w:proofErr w:type="gramEnd"/>
+      <w:r>
+        <w:t xml:space="preserve"> data with any existing file at the destination (or simply use it as-is if the destination doesn't yet exist), committing the combined result atomically. A failed or aborted </w:t>
       </w:r>
       <w:r>
         <w:rPr>
@@ -6627,8 +6859,29 @@
         </w:rPr>
         <w:t xml:space="preserve"> by </w:t>
       </w:r>
-      <w:r>
-        <w:t>sets a shared, thread-safe flag and then blocks until the worker thread confirms it has actually stopped before replying, giving the client a verified c</w:t>
+      <w:proofErr w:type="gramStart"/>
+      <w:r>
+        <w:t>sets</w:t>
+      </w:r>
+      <w:proofErr w:type="gramEnd"/>
+      <w:r>
+        <w:t xml:space="preserve"> a shared, thread-safe flag and then </w:t>
+      </w:r>
+      <w:proofErr w:type="gramStart"/>
+      <w:r>
+        <w:t>blocks</w:t>
+      </w:r>
+      <w:proofErr w:type="gramEnd"/>
+      <w:r>
+        <w:t xml:space="preserve"> until the worker thread confirms it has </w:t>
+      </w:r>
+      <w:proofErr w:type="gramStart"/>
+      <w:r>
+        <w:t>actually stopped</w:t>
+      </w:r>
+      <w:proofErr w:type="gramEnd"/>
+      <w:r>
+        <w:t xml:space="preserve"> before replying, giving the client a verified c</w:t>
       </w:r>
       <w:r>
         <w:t>ancellation</w:t>
@@ -6925,21 +7178,41 @@
       <w:r>
         <w:t xml:space="preserve">Parsed server-side by </w:t>
       </w:r>
+      <w:proofErr w:type="spellStart"/>
+      <w:proofErr w:type="gramStart"/>
       <w:r>
         <w:rPr>
           <w:rStyle w:val="PseudocodeChar"/>
         </w:rPr>
-        <w:t>CommandParser::parseCommand</w:t>
-      </w:r>
+        <w:t>CommandParser</w:t>
+      </w:r>
+      <w:proofErr w:type="spellEnd"/>
+      <w:r>
+        <w:rPr>
+          <w:rStyle w:val="PseudocodeChar"/>
+        </w:rPr>
+        <w:t>::</w:t>
+      </w:r>
+      <w:proofErr w:type="spellStart"/>
+      <w:proofErr w:type="gramEnd"/>
+      <w:r>
+        <w:rPr>
+          <w:rStyle w:val="PseudocodeChar"/>
+        </w:rPr>
+        <w:t>parseCommand</w:t>
+      </w:r>
+      <w:proofErr w:type="spellEnd"/>
       <w:r>
         <w:t xml:space="preserve">, which splits the line into a </w:t>
       </w:r>
+      <w:proofErr w:type="spellStart"/>
       <w:r>
         <w:rPr>
           <w:rStyle w:val="PseudocodeChar"/>
         </w:rPr>
         <w:t>ParsedCommand</w:t>
       </w:r>
+      <w:proofErr w:type="spellEnd"/>
       <w:r>
         <w:t xml:space="preserve"> structure:</w:t>
       </w:r>
@@ -7026,6 +7299,7 @@
                 <w:lang w:val="vi-VN"/>
               </w:rPr>
             </w:pPr>
+            <w:proofErr w:type="spellStart"/>
             <w:r>
               <w:rPr>
                 <w:b w:val="0"/>
@@ -7033,6 +7307,7 @@
               </w:rPr>
               <w:t>rawCommand</w:t>
             </w:r>
+            <w:proofErr w:type="spellEnd"/>
           </w:p>
         </w:tc>
         <w:tc>
@@ -7047,8 +7322,13 @@
                 <w:lang w:val="vi-VN"/>
               </w:rPr>
             </w:pPr>
-            <w:r>
-              <w:t>std::string</w:t>
+            <w:proofErr w:type="gramStart"/>
+            <w:r>
+              <w:t>std::</w:t>
+            </w:r>
+            <w:proofErr w:type="gramEnd"/>
+            <w:r>
+              <w:t>string</w:t>
             </w:r>
           </w:p>
         </w:tc>
@@ -7105,8 +7385,13 @@
                 <w:lang w:val="vi-VN"/>
               </w:rPr>
             </w:pPr>
-            <w:r>
-              <w:t>std::string</w:t>
+            <w:proofErr w:type="gramStart"/>
+            <w:r>
+              <w:t>std::</w:t>
+            </w:r>
+            <w:proofErr w:type="gramEnd"/>
+            <w:r>
+              <w:t>string</w:t>
             </w:r>
           </w:p>
         </w:tc>
@@ -7154,6 +7439,7 @@
                 <w:lang w:val="vi-VN"/>
               </w:rPr>
             </w:pPr>
+            <w:proofErr w:type="spellStart"/>
             <w:r>
               <w:rPr>
                 <w:b w:val="0"/>
@@ -7161,6 +7447,7 @@
               </w:rPr>
               <w:t>args</w:t>
             </w:r>
+            <w:proofErr w:type="spellEnd"/>
           </w:p>
         </w:tc>
         <w:tc>
@@ -7175,8 +7462,13 @@
                 <w:lang w:val="vi-VN"/>
               </w:rPr>
             </w:pPr>
-            <w:r>
-              <w:t>std::string</w:t>
+            <w:proofErr w:type="gramStart"/>
+            <w:r>
+              <w:t>std::</w:t>
+            </w:r>
+            <w:proofErr w:type="gramEnd"/>
+            <w:r>
+              <w:t>string</w:t>
             </w:r>
           </w:p>
         </w:tc>
@@ -7282,11 +7574,55 @@
           <w:lang w:val="vi-VN"/>
         </w:rPr>
       </w:pPr>
+      <w:proofErr w:type="gramStart"/>
       <w:r>
         <w:rPr>
           <w:rStyle w:val="PseudocodeChar"/>
         </w:rPr>
-        <w:t>std::to_string(replyCode) + " " + message + "\r\n"</w:t>
+        <w:t>std::</w:t>
+      </w:r>
+      <w:proofErr w:type="spellStart"/>
+      <w:proofErr w:type="gramEnd"/>
+      <w:r>
+        <w:rPr>
+          <w:rStyle w:val="PseudocodeChar"/>
+        </w:rPr>
+        <w:t>to_string</w:t>
+      </w:r>
+      <w:proofErr w:type="spellEnd"/>
+      <w:r>
+        <w:rPr>
+          <w:rStyle w:val="PseudocodeChar"/>
+        </w:rPr>
+        <w:t>(</w:t>
+      </w:r>
+      <w:proofErr w:type="spellStart"/>
+      <w:r>
+        <w:rPr>
+          <w:rStyle w:val="PseudocodeChar"/>
+        </w:rPr>
+        <w:t>replyCode</w:t>
+      </w:r>
+      <w:proofErr w:type="spellEnd"/>
+      <w:r>
+        <w:rPr>
+          <w:rStyle w:val="PseudocodeChar"/>
+        </w:rPr>
+        <w:t xml:space="preserve">) </w:t>
+      </w:r>
+      <w:proofErr w:type="gramStart"/>
+      <w:r>
+        <w:rPr>
+          <w:rStyle w:val="PseudocodeChar"/>
+        </w:rPr>
+        <w:t>+ " "</w:t>
+      </w:r>
+      <w:proofErr w:type="gramEnd"/>
+      <w:r>
+        <w:rPr>
+          <w:rStyle w:val="PseudocodeChar"/>
+        </w:rPr>
+        <w:t xml:space="preserve"> + message + "\r\n"</w:t>
       </w:r>
     </w:p>
     <w:p>
@@ -7650,9 +7986,11 @@
                 <w:lang w:val="vi-VN"/>
               </w:rPr>
             </w:pPr>
+            <w:proofErr w:type="spellStart"/>
             <w:r>
               <w:t>seq_num</w:t>
             </w:r>
+            <w:proofErr w:type="spellEnd"/>
           </w:p>
         </w:tc>
         <w:tc>
@@ -7770,9 +8108,11 @@
                 <w:lang w:val="vi-VN"/>
               </w:rPr>
             </w:pPr>
+            <w:proofErr w:type="spellStart"/>
             <w:r>
               <w:t>ack_num</w:t>
             </w:r>
+            <w:proofErr w:type="spellEnd"/>
           </w:p>
         </w:tc>
         <w:tc>
@@ -7987,9 +8327,11 @@
                 <w:lang w:val="vi-VN"/>
               </w:rPr>
             </w:pPr>
+            <w:proofErr w:type="spellStart"/>
             <w:r>
               <w:t>window_size</w:t>
             </w:r>
+            <w:proofErr w:type="spellEnd"/>
           </w:p>
         </w:tc>
         <w:tc>
@@ -8110,9 +8452,11 @@
                 <w:lang w:val="vi-VN"/>
               </w:rPr>
             </w:pPr>
+            <w:proofErr w:type="spellStart"/>
             <w:r>
               <w:t>payload_len</w:t>
             </w:r>
+            <w:proofErr w:type="spellEnd"/>
           </w:p>
         </w:tc>
         <w:tc>
@@ -9158,6 +9502,7 @@
           <w:lang w:val="vi-VN"/>
         </w:rPr>
       </w:pPr>
+      <w:proofErr w:type="spellStart"/>
       <w:r>
         <w:rPr>
           <w:rStyle w:val="PseudocodeChar"/>
@@ -9166,6 +9511,7 @@
         </w:rPr>
         <w:t>RdtPacket</w:t>
       </w:r>
+      <w:proofErr w:type="spellEnd"/>
       <w:r>
         <w:rPr>
           <w:sz w:val="36"/>
@@ -9194,7 +9540,15 @@
         </w:rPr>
       </w:pPr>
       <w:r>
-        <w:t>struct RdtPacket {</w:t>
+        <w:t xml:space="preserve">struct </w:t>
+      </w:r>
+      <w:proofErr w:type="spellStart"/>
+      <w:r>
+        <w:t>RdtPacket</w:t>
+      </w:r>
+      <w:proofErr w:type="spellEnd"/>
+      <w:r>
+        <w:t xml:space="preserve"> {</w:t>
       </w:r>
     </w:p>
     <w:p>
@@ -9208,8 +9562,13 @@
           <w:lang w:val="vi-VN"/>
         </w:rPr>
       </w:pPr>
-      <w:r>
-        <w:t xml:space="preserve">RdtHeader header; </w:t>
+      <w:proofErr w:type="spellStart"/>
+      <w:r>
+        <w:t>RdtHeader</w:t>
+      </w:r>
+      <w:proofErr w:type="spellEnd"/>
+      <w:r>
+        <w:t xml:space="preserve"> header; </w:t>
       </w:r>
       <w:r>
         <w:rPr>
@@ -9239,7 +9598,15 @@
         </w:rPr>
       </w:pPr>
       <w:r>
-        <w:t xml:space="preserve">char payload[MAX_PAYLOAD]; // 1024 bytes </w:t>
+        <w:t xml:space="preserve">char </w:t>
+      </w:r>
+      <w:proofErr w:type="gramStart"/>
+      <w:r>
+        <w:t>payload[</w:t>
+      </w:r>
+      <w:proofErr w:type="gramEnd"/>
+      <w:r>
+        <w:t xml:space="preserve">MAX_PAYLOAD]; // 1024 bytes </w:t>
       </w:r>
     </w:p>
     <w:p>
@@ -9333,8 +9700,16 @@
         <w:rPr>
           <w:rStyle w:val="PseudocodeChar"/>
         </w:rPr>
-        <w:t>shared/protocol/ProtocolConstants.h</w:t>
-      </w:r>
+        <w:t>shared/protocol/</w:t>
+      </w:r>
+      <w:proofErr w:type="spellStart"/>
+      <w:r>
+        <w:rPr>
+          <w:rStyle w:val="PseudocodeChar"/>
+        </w:rPr>
+        <w:t>ProtocolConstants.h</w:t>
+      </w:r>
+      <w:proofErr w:type="spellEnd"/>
     </w:p>
     <w:tbl>
       <w:tblPr>
@@ -9581,7 +9956,15 @@
               </w:rPr>
             </w:pPr>
             <w:r>
-              <w:t>Maximum handshake retry attempts before aborting</w:t>
+              <w:t xml:space="preserve">Maximum </w:t>
+            </w:r>
+            <w:proofErr w:type="gramStart"/>
+            <w:r>
+              <w:t>handshake</w:t>
+            </w:r>
+            <w:proofErr w:type="gramEnd"/>
+            <w:r>
+              <w:t xml:space="preserve"> retry attempts before aborting</w:t>
             </w:r>
           </w:p>
         </w:tc>
@@ -9699,7 +10082,15 @@
               </w:rPr>
             </w:pPr>
             <w:r>
-              <w:t>Extended idle wait used specifically when chaos-mode fault injection is active</w:t>
+              <w:t xml:space="preserve">Extended idle wait </w:t>
+            </w:r>
+            <w:proofErr w:type="gramStart"/>
+            <w:r>
+              <w:t>used</w:t>
+            </w:r>
+            <w:proofErr w:type="gramEnd"/>
+            <w:r>
+              <w:t xml:space="preserve"> specifically when chaos-mode fault injection is active</w:t>
             </w:r>
           </w:p>
         </w:tc>
@@ -9815,8 +10206,30 @@
         <w:rPr>
           <w:rStyle w:val="PseudocodeChar"/>
         </w:rPr>
-        <w:t>server/src/control/Session.h</w:t>
-      </w:r>
+        <w:t>server/</w:t>
+      </w:r>
+      <w:proofErr w:type="spellStart"/>
+      <w:r>
+        <w:rPr>
+          <w:rStyle w:val="PseudocodeChar"/>
+        </w:rPr>
+        <w:t>src</w:t>
+      </w:r>
+      <w:proofErr w:type="spellEnd"/>
+      <w:r>
+        <w:rPr>
+          <w:rStyle w:val="PseudocodeChar"/>
+        </w:rPr>
+        <w:t>/control/</w:t>
+      </w:r>
+      <w:proofErr w:type="spellStart"/>
+      <w:r>
+        <w:rPr>
+          <w:rStyle w:val="PseudocodeChar"/>
+        </w:rPr>
+        <w:t>Session.h</w:t>
+      </w:r>
+      <w:proofErr w:type="spellEnd"/>
       <w:r>
         <w:rPr>
           <w:lang w:val="vi-VN"/>
@@ -10004,11 +10417,19 @@
             <w:r>
               <w:t xml:space="preserve">Login status, set only after a real credential check against </w:t>
             </w:r>
+            <w:proofErr w:type="gramStart"/>
             <w:r>
               <w:rPr>
                 <w:rStyle w:val="PseudocodeChar"/>
               </w:rPr>
-              <w:t>Users::database</w:t>
+              <w:t>Users::</w:t>
+            </w:r>
+            <w:proofErr w:type="gramEnd"/>
+            <w:r>
+              <w:rPr>
+                <w:rStyle w:val="PseudocodeChar"/>
+              </w:rPr>
+              <w:t>database</w:t>
             </w:r>
           </w:p>
         </w:tc>
@@ -10031,6 +10452,7 @@
                 <w:lang w:val="vi-VN"/>
               </w:rPr>
             </w:pPr>
+            <w:proofErr w:type="spellStart"/>
             <w:r>
               <w:rPr>
                 <w:b w:val="0"/>
@@ -10038,6 +10460,7 @@
               </w:rPr>
               <w:t>transferMode</w:t>
             </w:r>
+            <w:proofErr w:type="spellEnd"/>
           </w:p>
         </w:tc>
         <w:tc>
@@ -10052,9 +10475,11 @@
                 <w:lang w:val="vi-VN"/>
               </w:rPr>
             </w:pPr>
+            <w:proofErr w:type="spellStart"/>
             <w:r>
               <w:t>TransferMode</w:t>
             </w:r>
+            <w:proofErr w:type="spellEnd"/>
           </w:p>
         </w:tc>
         <w:tc>
@@ -10128,8 +10553,13 @@
                 <w:lang w:val="vi-VN"/>
               </w:rPr>
             </w:pPr>
-            <w:r>
-              <w:t>std::string</w:t>
+            <w:proofErr w:type="gramStart"/>
+            <w:r>
+              <w:t>std::</w:t>
+            </w:r>
+            <w:proofErr w:type="gramEnd"/>
+            <w:r>
+              <w:t>string</w:t>
             </w:r>
           </w:p>
         </w:tc>
@@ -10174,6 +10604,7 @@
                 <w:lang w:val="vi-VN"/>
               </w:rPr>
             </w:pPr>
+            <w:proofErr w:type="spellStart"/>
             <w:r>
               <w:rPr>
                 <w:b w:val="0"/>
@@ -10181,6 +10612,7 @@
               </w:rPr>
               <w:t>currentDir</w:t>
             </w:r>
+            <w:proofErr w:type="spellEnd"/>
           </w:p>
         </w:tc>
         <w:tc>
@@ -10195,8 +10627,13 @@
                 <w:lang w:val="vi-VN"/>
               </w:rPr>
             </w:pPr>
-            <w:r>
-              <w:t>std::filesystem::path</w:t>
+            <w:proofErr w:type="gramStart"/>
+            <w:r>
+              <w:t>std::filesystem::</w:t>
+            </w:r>
+            <w:proofErr w:type="gramEnd"/>
+            <w:r>
+              <w:t>path</w:t>
             </w:r>
           </w:p>
         </w:tc>
@@ -10214,12 +10651,14 @@
             <w:r>
               <w:t xml:space="preserve">This session's current working directory, bounded by </w:t>
             </w:r>
+            <w:proofErr w:type="spellStart"/>
             <w:r>
               <w:rPr>
                 <w:rStyle w:val="PseudocodeChar"/>
               </w:rPr>
               <w:t>PathResolver</w:t>
             </w:r>
+            <w:proofErr w:type="spellEnd"/>
           </w:p>
         </w:tc>
       </w:tr>
@@ -10238,6 +10677,7 @@
                 <w:lang w:val="vi-VN"/>
               </w:rPr>
             </w:pPr>
+            <w:proofErr w:type="spellStart"/>
             <w:r>
               <w:rPr>
                 <w:b w:val="0"/>
@@ -10245,6 +10685,7 @@
               </w:rPr>
               <w:t>dataChannelMode</w:t>
             </w:r>
+            <w:proofErr w:type="spellEnd"/>
           </w:p>
         </w:tc>
         <w:tc>
@@ -10259,9 +10700,11 @@
                 <w:lang w:val="vi-VN"/>
               </w:rPr>
             </w:pPr>
+            <w:proofErr w:type="spellStart"/>
             <w:r>
               <w:t>DataChannelMode</w:t>
             </w:r>
+            <w:proofErr w:type="spellEnd"/>
           </w:p>
         </w:tc>
         <w:tc>
@@ -10332,6 +10775,7 @@
                 <w:lang w:val="vi-VN"/>
               </w:rPr>
             </w:pPr>
+            <w:proofErr w:type="spellStart"/>
             <w:r>
               <w:rPr>
                 <w:b w:val="0"/>
@@ -10339,6 +10783,7 @@
               </w:rPr>
               <w:t>pendingDataSocket</w:t>
             </w:r>
+            <w:proofErr w:type="spellEnd"/>
           </w:p>
         </w:tc>
         <w:tc>
@@ -10399,6 +10844,7 @@
                 <w:lang w:val="vi-VN"/>
               </w:rPr>
             </w:pPr>
+            <w:proofErr w:type="spellStart"/>
             <w:r>
               <w:rPr>
                 <w:b w:val="0"/>
@@ -10406,6 +10852,7 @@
               </w:rPr>
               <w:t>pendingPeerAddr</w:t>
             </w:r>
+            <w:proofErr w:type="spellEnd"/>
           </w:p>
         </w:tc>
         <w:tc>
@@ -10420,9 +10867,11 @@
                 <w:lang w:val="vi-VN"/>
               </w:rPr>
             </w:pPr>
+            <w:proofErr w:type="spellStart"/>
             <w:r>
               <w:t>sockaddr_in</w:t>
             </w:r>
+            <w:proofErr w:type="spellEnd"/>
           </w:p>
         </w:tc>
         <w:tc>
@@ -10460,6 +10909,7 @@
                 <w:lang w:val="vi-VN"/>
               </w:rPr>
             </w:pPr>
+            <w:proofErr w:type="spellStart"/>
             <w:r>
               <w:rPr>
                 <w:b w:val="0"/>
@@ -10467,6 +10917,7 @@
               </w:rPr>
               <w:t>controlPeerAddr</w:t>
             </w:r>
+            <w:proofErr w:type="spellEnd"/>
           </w:p>
         </w:tc>
         <w:tc>
@@ -10481,9 +10932,11 @@
                 <w:lang w:val="vi-VN"/>
               </w:rPr>
             </w:pPr>
+            <w:proofErr w:type="spellStart"/>
             <w:r>
               <w:t>sockaddr_in</w:t>
             </w:r>
+            <w:proofErr w:type="spellEnd"/>
           </w:p>
         </w:tc>
         <w:tc>
@@ -10527,6 +10980,7 @@
                 <w:lang w:val="vi-VN"/>
               </w:rPr>
             </w:pPr>
+            <w:proofErr w:type="spellStart"/>
             <w:r>
               <w:rPr>
                 <w:b w:val="0"/>
@@ -10534,6 +10988,7 @@
               </w:rPr>
               <w:t>pendingRenameSource</w:t>
             </w:r>
+            <w:proofErr w:type="spellEnd"/>
           </w:p>
         </w:tc>
         <w:tc>
@@ -10548,8 +11003,13 @@
                 <w:lang w:val="vi-VN"/>
               </w:rPr>
             </w:pPr>
-            <w:r>
-              <w:t>std::filesystem::path</w:t>
+            <w:proofErr w:type="gramStart"/>
+            <w:r>
+              <w:t>std::filesystem::</w:t>
+            </w:r>
+            <w:proofErr w:type="gramEnd"/>
+            <w:r>
+              <w:t>path</w:t>
             </w:r>
           </w:p>
         </w:tc>
@@ -10603,6 +11063,7 @@
                 <w:lang w:val="vi-VN"/>
               </w:rPr>
             </w:pPr>
+            <w:proofErr w:type="spellStart"/>
             <w:r>
               <w:rPr>
                 <w:b w:val="0"/>
@@ -10610,6 +11071,7 @@
               </w:rPr>
               <w:t>hasPendingRename</w:t>
             </w:r>
+            <w:proofErr w:type="spellEnd"/>
           </w:p>
         </w:tc>
         <w:tc>
@@ -10676,6 +11138,7 @@
                 <w:lang w:val="vi-VN"/>
               </w:rPr>
             </w:pPr>
+            <w:proofErr w:type="spellStart"/>
             <w:r>
               <w:rPr>
                 <w:b w:val="0"/>
@@ -10684,6 +11147,7 @@
               <w:lastRenderedPageBreak/>
               <w:t>transferActive</w:t>
             </w:r>
+            <w:proofErr w:type="spellEnd"/>
           </w:p>
         </w:tc>
         <w:tc>
@@ -10695,8 +11159,13 @@
               <w:pStyle w:val="Pseudocode"/>
               <w:cnfStyle w:val="000000000000" w:firstRow="0" w:lastRow="0" w:firstColumn="0" w:lastColumn="0" w:oddVBand="0" w:evenVBand="0" w:oddHBand="0" w:evenHBand="0" w:firstRowFirstColumn="0" w:firstRowLastColumn="0" w:lastRowFirstColumn="0" w:lastRowLastColumn="0"/>
             </w:pPr>
-            <w:r>
-              <w:t>std::atomic&lt;bool&gt;</w:t>
+            <w:proofErr w:type="gramStart"/>
+            <w:r>
+              <w:t>std::</w:t>
+            </w:r>
+            <w:proofErr w:type="gramEnd"/>
+            <w:r>
+              <w:t>atomic&lt;bool&gt;</w:t>
             </w:r>
           </w:p>
         </w:tc>
@@ -10731,6 +11200,7 @@
                 <w:bCs w:val="0"/>
               </w:rPr>
             </w:pPr>
+            <w:proofErr w:type="spellStart"/>
             <w:r>
               <w:rPr>
                 <w:b w:val="0"/>
@@ -10738,6 +11208,7 @@
               </w:rPr>
               <w:t>abortRequested</w:t>
             </w:r>
+            <w:proofErr w:type="spellEnd"/>
           </w:p>
         </w:tc>
         <w:tc>
@@ -10749,8 +11220,13 @@
               <w:pStyle w:val="Pseudocode"/>
               <w:cnfStyle w:val="000000100000" w:firstRow="0" w:lastRow="0" w:firstColumn="0" w:lastColumn="0" w:oddVBand="0" w:evenVBand="0" w:oddHBand="1" w:evenHBand="0" w:firstRowFirstColumn="0" w:firstRowLastColumn="0" w:lastRowFirstColumn="0" w:lastRowLastColumn="0"/>
             </w:pPr>
-            <w:r>
-              <w:t>std::atomic&lt;bool&gt;</w:t>
+            <w:proofErr w:type="gramStart"/>
+            <w:r>
+              <w:t>std::</w:t>
+            </w:r>
+            <w:proofErr w:type="gramEnd"/>
+            <w:r>
+              <w:t>atomic&lt;bool&gt;</w:t>
             </w:r>
           </w:p>
         </w:tc>
@@ -10791,6 +11267,7 @@
                 <w:bCs w:val="0"/>
               </w:rPr>
             </w:pPr>
+            <w:proofErr w:type="spellStart"/>
             <w:r>
               <w:rPr>
                 <w:b w:val="0"/>
@@ -10798,6 +11275,7 @@
               </w:rPr>
               <w:t>transferWorker</w:t>
             </w:r>
+            <w:proofErr w:type="spellEnd"/>
           </w:p>
         </w:tc>
         <w:tc>
@@ -10809,8 +11287,13 @@
               <w:pStyle w:val="Pseudocode"/>
               <w:cnfStyle w:val="000000000000" w:firstRow="0" w:lastRow="0" w:firstColumn="0" w:lastColumn="0" w:oddVBand="0" w:evenVBand="0" w:oddHBand="0" w:evenHBand="0" w:firstRowFirstColumn="0" w:firstRowLastColumn="0" w:lastRowFirstColumn="0" w:lastRowLastColumn="0"/>
             </w:pPr>
-            <w:r>
-              <w:t>std::thread</w:t>
+            <w:proofErr w:type="gramStart"/>
+            <w:r>
+              <w:t>std::</w:t>
+            </w:r>
+            <w:proofErr w:type="gramEnd"/>
+            <w:r>
+              <w:t>thread</w:t>
             </w:r>
           </w:p>
         </w:tc>
@@ -10881,6 +11364,7 @@
                 <w:bCs w:val="0"/>
               </w:rPr>
             </w:pPr>
+            <w:proofErr w:type="spellStart"/>
             <w:r>
               <w:rPr>
                 <w:b w:val="0"/>
@@ -10888,6 +11372,7 @@
               </w:rPr>
               <w:t>replyMutex</w:t>
             </w:r>
+            <w:proofErr w:type="spellEnd"/>
           </w:p>
         </w:tc>
         <w:tc>
@@ -10899,8 +11384,13 @@
               <w:pStyle w:val="Pseudocode"/>
               <w:cnfStyle w:val="000000100000" w:firstRow="0" w:lastRow="0" w:firstColumn="0" w:lastColumn="0" w:oddVBand="0" w:evenVBand="0" w:oddHBand="1" w:evenHBand="0" w:firstRowFirstColumn="0" w:firstRowLastColumn="0" w:lastRowFirstColumn="0" w:lastRowLastColumn="0"/>
             </w:pPr>
-            <w:r>
-              <w:t>std::mutex</w:t>
+            <w:proofErr w:type="gramStart"/>
+            <w:r>
+              <w:t>std::</w:t>
+            </w:r>
+            <w:proofErr w:type="gramEnd"/>
+            <w:r>
+              <w:t>mutex</w:t>
             </w:r>
           </w:p>
         </w:tc>
@@ -10912,8 +11402,13 @@
             <w:pPr>
               <w:cnfStyle w:val="000000100000" w:firstRow="0" w:lastRow="0" w:firstColumn="0" w:lastColumn="0" w:oddVBand="0" w:evenVBand="0" w:oddHBand="1" w:evenHBand="0" w:firstRowFirstColumn="0" w:firstRowLastColumn="0" w:lastRowFirstColumn="0" w:lastRowLastColumn="0"/>
             </w:pPr>
-            <w:r>
-              <w:t>Guards concurrent writes to the control socket, since the transfer worker now sends its own completion reply independently of the control thread</w:t>
+            <w:proofErr w:type="gramStart"/>
+            <w:r>
+              <w:t>Guards</w:t>
+            </w:r>
+            <w:proofErr w:type="gramEnd"/>
+            <w:r>
+              <w:t xml:space="preserve"> concurrent writes to the control socket, since the transfer worker now sends its own completion reply independently of the control thread</w:t>
             </w:r>
           </w:p>
         </w:tc>
@@ -10932,6 +11427,7 @@
                 <w:bCs w:val="0"/>
               </w:rPr>
             </w:pPr>
+            <w:proofErr w:type="spellStart"/>
             <w:r>
               <w:rPr>
                 <w:b w:val="0"/>
@@ -10939,6 +11435,7 @@
               </w:rPr>
               <w:t>pendingUniqueFilename</w:t>
             </w:r>
+            <w:proofErr w:type="spellEnd"/>
           </w:p>
         </w:tc>
         <w:tc>
@@ -10950,8 +11447,13 @@
               <w:pStyle w:val="Pseudocode"/>
               <w:cnfStyle w:val="000000000000" w:firstRow="0" w:lastRow="0" w:firstColumn="0" w:lastColumn="0" w:oddVBand="0" w:evenVBand="0" w:oddHBand="0" w:evenHBand="0" w:firstRowFirstColumn="0" w:firstRowLastColumn="0" w:lastRowFirstColumn="0" w:lastRowLastColumn="0"/>
             </w:pPr>
-            <w:r>
-              <w:t>std::string</w:t>
+            <w:proofErr w:type="gramStart"/>
+            <w:r>
+              <w:t>std::</w:t>
+            </w:r>
+            <w:proofErr w:type="gramEnd"/>
+            <w:r>
+              <w:t>string</w:t>
             </w:r>
           </w:p>
         </w:tc>
@@ -10992,6 +11494,7 @@
       <w:r>
         <w:t xml:space="preserve">Client – </w:t>
       </w:r>
+      <w:proofErr w:type="spellStart"/>
       <w:r>
         <w:rPr>
           <w:rStyle w:val="PseudocodeChar"/>
@@ -11000,6 +11503,7 @@
         </w:rPr>
         <w:t>ClientState</w:t>
       </w:r>
+      <w:proofErr w:type="spellEnd"/>
     </w:p>
     <w:p>
       <w:pPr>
@@ -11023,8 +11527,30 @@
         <w:rPr>
           <w:rStyle w:val="PseudocodeChar"/>
         </w:rPr>
-        <w:t>/src/control/Session.h</w:t>
-      </w:r>
+        <w:t>/</w:t>
+      </w:r>
+      <w:proofErr w:type="spellStart"/>
+      <w:r>
+        <w:rPr>
+          <w:rStyle w:val="PseudocodeChar"/>
+        </w:rPr>
+        <w:t>src</w:t>
+      </w:r>
+      <w:proofErr w:type="spellEnd"/>
+      <w:r>
+        <w:rPr>
+          <w:rStyle w:val="PseudocodeChar"/>
+        </w:rPr>
+        <w:t>/control/</w:t>
+      </w:r>
+      <w:proofErr w:type="spellStart"/>
+      <w:r>
+        <w:rPr>
+          <w:rStyle w:val="PseudocodeChar"/>
+        </w:rPr>
+        <w:t>Session.h</w:t>
+      </w:r>
+      <w:proofErr w:type="spellEnd"/>
       <w:r>
         <w:rPr>
           <w:lang w:val="vi-VN"/>
@@ -11102,6 +11628,7 @@
                 <w:bCs w:val="0"/>
               </w:rPr>
             </w:pPr>
+            <w:proofErr w:type="spellStart"/>
             <w:r>
               <w:rPr>
                 <w:b w:val="0"/>
@@ -11109,6 +11636,7 @@
               </w:rPr>
               <w:t>dataMode</w:t>
             </w:r>
+            <w:proofErr w:type="spellEnd"/>
           </w:p>
         </w:tc>
         <w:tc>
@@ -11120,9 +11648,11 @@
               <w:pStyle w:val="Pseudocode"/>
               <w:cnfStyle w:val="000000100000" w:firstRow="0" w:lastRow="0" w:firstColumn="0" w:lastColumn="0" w:oddVBand="0" w:evenVBand="0" w:oddHBand="1" w:evenHBand="0" w:firstRowFirstColumn="0" w:firstRowLastColumn="0" w:lastRowFirstColumn="0" w:lastRowLastColumn="0"/>
             </w:pPr>
+            <w:proofErr w:type="spellStart"/>
             <w:r>
               <w:t>DataMode</w:t>
             </w:r>
+            <w:proofErr w:type="spellEnd"/>
           </w:p>
         </w:tc>
         <w:tc>
@@ -11136,12 +11666,14 @@
             <w:r>
               <w:t xml:space="preserve">Client-side equivalent of </w:t>
             </w:r>
+            <w:proofErr w:type="spellStart"/>
             <w:r>
               <w:rPr>
                 <w:rStyle w:val="PseudocodeChar"/>
               </w:rPr>
               <w:t>DataChannelMode</w:t>
             </w:r>
+            <w:proofErr w:type="spellEnd"/>
           </w:p>
         </w:tc>
       </w:tr>
@@ -11159,6 +11691,7 @@
                 <w:bCs w:val="0"/>
               </w:rPr>
             </w:pPr>
+            <w:proofErr w:type="spellStart"/>
             <w:r>
               <w:rPr>
                 <w:b w:val="0"/>
@@ -11166,6 +11699,7 @@
               </w:rPr>
               <w:t>pendingDataSocket</w:t>
             </w:r>
+            <w:proofErr w:type="spellEnd"/>
           </w:p>
         </w:tc>
         <w:tc>
@@ -11213,6 +11747,7 @@
                 <w:bCs w:val="0"/>
               </w:rPr>
             </w:pPr>
+            <w:proofErr w:type="spellStart"/>
             <w:r>
               <w:rPr>
                 <w:b w:val="0"/>
@@ -11220,6 +11755,7 @@
               </w:rPr>
               <w:t>passiveAddress</w:t>
             </w:r>
+            <w:proofErr w:type="spellEnd"/>
           </w:p>
         </w:tc>
         <w:tc>
@@ -11231,9 +11767,11 @@
               <w:pStyle w:val="Pseudocode"/>
               <w:cnfStyle w:val="000000100000" w:firstRow="0" w:lastRow="0" w:firstColumn="0" w:lastColumn="0" w:oddVBand="0" w:evenVBand="0" w:oddHBand="1" w:evenHBand="0" w:firstRowFirstColumn="0" w:firstRowLastColumn="0" w:lastRowFirstColumn="0" w:lastRowLastColumn="0"/>
             </w:pPr>
+            <w:proofErr w:type="spellStart"/>
             <w:r>
               <w:t>sockaddr_in</w:t>
             </w:r>
+            <w:proofErr w:type="spellEnd"/>
           </w:p>
         </w:tc>
         <w:tc>
@@ -11273,6 +11811,7 @@
                 <w:bCs w:val="0"/>
               </w:rPr>
             </w:pPr>
+            <w:proofErr w:type="spellStart"/>
             <w:r>
               <w:rPr>
                 <w:b w:val="0"/>
@@ -11280,6 +11819,7 @@
               </w:rPr>
               <w:t>serverAddress</w:t>
             </w:r>
+            <w:proofErr w:type="spellEnd"/>
           </w:p>
         </w:tc>
         <w:tc>
@@ -11291,9 +11831,11 @@
               <w:pStyle w:val="Pseudocode"/>
               <w:cnfStyle w:val="000000000000" w:firstRow="0" w:lastRow="0" w:firstColumn="0" w:lastColumn="0" w:oddVBand="0" w:evenVBand="0" w:oddHBand="0" w:evenHBand="0" w:firstRowFirstColumn="0" w:firstRowLastColumn="0" w:lastRowFirstColumn="0" w:lastRowLastColumn="0"/>
             </w:pPr>
+            <w:proofErr w:type="spellStart"/>
             <w:r>
               <w:t>sockaddr_in</w:t>
             </w:r>
+            <w:proofErr w:type="spellEnd"/>
           </w:p>
         </w:tc>
         <w:tc>
@@ -11327,6 +11869,7 @@
                 <w:bCs w:val="0"/>
               </w:rPr>
             </w:pPr>
+            <w:proofErr w:type="spellStart"/>
             <w:r>
               <w:rPr>
                 <w:b w:val="0"/>
@@ -11335,6 +11878,7 @@
               <w:lastRenderedPageBreak/>
               <w:t>transferMode</w:t>
             </w:r>
+            <w:proofErr w:type="spellEnd"/>
           </w:p>
         </w:tc>
         <w:tc>
@@ -11346,9 +11890,11 @@
               <w:pStyle w:val="Pseudocode"/>
               <w:cnfStyle w:val="000000100000" w:firstRow="0" w:lastRow="0" w:firstColumn="0" w:lastColumn="0" w:oddVBand="0" w:evenVBand="0" w:oddHBand="1" w:evenHBand="0" w:firstRowFirstColumn="0" w:firstRowLastColumn="0" w:lastRowFirstColumn="0" w:lastRowLastColumn="0"/>
             </w:pPr>
+            <w:proofErr w:type="spellStart"/>
             <w:r>
               <w:t>TransferMode</w:t>
             </w:r>
+            <w:proofErr w:type="spellEnd"/>
           </w:p>
         </w:tc>
         <w:tc>
@@ -11388,6 +11934,7 @@
                 <w:bCs w:val="0"/>
               </w:rPr>
             </w:pPr>
+            <w:proofErr w:type="spellStart"/>
             <w:r>
               <w:rPr>
                 <w:b w:val="0"/>
@@ -11395,6 +11942,7 @@
               </w:rPr>
               <w:t>replyBuffer</w:t>
             </w:r>
+            <w:proofErr w:type="spellEnd"/>
           </w:p>
         </w:tc>
         <w:tc>
@@ -11406,8 +11954,13 @@
               <w:pStyle w:val="Pseudocode"/>
               <w:cnfStyle w:val="000000000000" w:firstRow="0" w:lastRow="0" w:firstColumn="0" w:lastColumn="0" w:oddVBand="0" w:evenVBand="0" w:oddHBand="0" w:evenHBand="0" w:firstRowFirstColumn="0" w:firstRowLastColumn="0" w:lastRowFirstColumn="0" w:lastRowLastColumn="0"/>
             </w:pPr>
-            <w:r>
-              <w:t>std::string</w:t>
+            <w:proofErr w:type="gramStart"/>
+            <w:r>
+              <w:t>std::</w:t>
+            </w:r>
+            <w:proofErr w:type="gramEnd"/>
+            <w:r>
+              <w:t>string</w:t>
             </w:r>
           </w:p>
         </w:tc>
@@ -11472,6 +12025,8 @@
       </w:r>
     </w:p>
     <w:p>
+      <w:proofErr w:type="spellStart"/>
+      <w:proofErr w:type="gramStart"/>
       <w:r>
         <w:rPr>
           <w:rStyle w:val="PseudocodeChar"/>
@@ -11480,6 +12035,7 @@
         </w:rPr>
         <w:t>SendResult</w:t>
       </w:r>
+      <w:proofErr w:type="spellEnd"/>
       <w:r>
         <w:t xml:space="preserve"> </w:t>
       </w:r>
@@ -11487,14 +12043,57 @@
         <w:rPr>
           <w:lang w:val="vi-VN"/>
         </w:rPr>
-        <w:t xml:space="preserve">, reside at </w:t>
+        <w:t>,</w:t>
+      </w:r>
+      <w:proofErr w:type="gramEnd"/>
+      <w:r>
+        <w:rPr>
+          <w:lang w:val="vi-VN"/>
+        </w:rPr>
+        <w:t xml:space="preserve"> reside at </w:t>
       </w:r>
       <w:r>
         <w:rPr>
           <w:rStyle w:val="PseudocodeChar"/>
         </w:rPr>
-        <w:t>server/src/datachannel/DataChannelSession.h</w:t>
-      </w:r>
+        <w:t>server/</w:t>
+      </w:r>
+      <w:proofErr w:type="spellStart"/>
+      <w:r>
+        <w:rPr>
+          <w:rStyle w:val="PseudocodeChar"/>
+        </w:rPr>
+        <w:t>src</w:t>
+      </w:r>
+      <w:proofErr w:type="spellEnd"/>
+      <w:r>
+        <w:rPr>
+          <w:rStyle w:val="PseudocodeChar"/>
+        </w:rPr>
+        <w:t>/</w:t>
+      </w:r>
+      <w:proofErr w:type="spellStart"/>
+      <w:r>
+        <w:rPr>
+          <w:rStyle w:val="PseudocodeChar"/>
+        </w:rPr>
+        <w:t>datachannel</w:t>
+      </w:r>
+      <w:proofErr w:type="spellEnd"/>
+      <w:r>
+        <w:rPr>
+          <w:rStyle w:val="PseudocodeChar"/>
+        </w:rPr>
+        <w:t>/</w:t>
+      </w:r>
+      <w:proofErr w:type="spellStart"/>
+      <w:r>
+        <w:rPr>
+          <w:rStyle w:val="PseudocodeChar"/>
+        </w:rPr>
+        <w:t>DataChannelSession.h</w:t>
+      </w:r>
+      <w:proofErr w:type="spellEnd"/>
       <w:r>
         <w:rPr>
           <w:lang w:val="vi-VN"/>
@@ -11502,7 +12101,15 @@
         <w:t xml:space="preserve">, is </w:t>
       </w:r>
       <w:r>
-        <w:t>the return type of sendFile, replacing a bare bool:</w:t>
+        <w:t xml:space="preserve">the return type of </w:t>
+      </w:r>
+      <w:proofErr w:type="spellStart"/>
+      <w:r>
+        <w:t>sendFile</w:t>
+      </w:r>
+      <w:proofErr w:type="spellEnd"/>
+      <w:r>
+        <w:t>, replacing a bare bool:</w:t>
       </w:r>
     </w:p>
     <w:tbl>
@@ -11625,13 +12232,35 @@
               </w:rPr>
             </w:pPr>
             <w:r>
-              <w:t xml:space="preserve">Whether the transfer completed successfully (also exposed via </w:t>
+              <w:t xml:space="preserve">Whether the transfer </w:t>
+            </w:r>
+            <w:proofErr w:type="gramStart"/>
+            <w:r>
+              <w:t>completed</w:t>
+            </w:r>
+            <w:proofErr w:type="gramEnd"/>
+            <w:r>
+              <w:t xml:space="preserve"> successfully (also exposed via </w:t>
             </w:r>
             <w:r>
               <w:rPr>
                 <w:rStyle w:val="PseudocodeChar"/>
               </w:rPr>
-              <w:t>operator bool()</w:t>
+              <w:t xml:space="preserve">operator </w:t>
+            </w:r>
+            <w:proofErr w:type="gramStart"/>
+            <w:r>
+              <w:rPr>
+                <w:rStyle w:val="PseudocodeChar"/>
+              </w:rPr>
+              <w:t>bool(</w:t>
+            </w:r>
+            <w:proofErr w:type="gramEnd"/>
+            <w:r>
+              <w:rPr>
+                <w:rStyle w:val="PseudocodeChar"/>
+              </w:rPr>
+              <w:t>)</w:t>
             </w:r>
             <w:r>
               <w:t xml:space="preserve"> for direct use in conditionals)</w:t>
@@ -11675,8 +12304,13 @@
                 <w:lang w:val="vi-VN"/>
               </w:rPr>
             </w:pPr>
-            <w:r>
-              <w:t>std::string</w:t>
+            <w:proofErr w:type="gramStart"/>
+            <w:r>
+              <w:t>std::</w:t>
+            </w:r>
+            <w:proofErr w:type="gramEnd"/>
+            <w:r>
+              <w:t>string</w:t>
             </w:r>
           </w:p>
         </w:tc>
@@ -11711,6 +12345,7 @@
           <w:lang w:val="vi-VN"/>
         </w:rPr>
       </w:pPr>
+      <w:proofErr w:type="spellStart"/>
       <w:r>
         <w:rPr>
           <w:rStyle w:val="PseudocodeChar"/>
@@ -11719,6 +12354,7 @@
         </w:rPr>
         <w:t>UploadKind</w:t>
       </w:r>
+      <w:proofErr w:type="spellEnd"/>
       <w:r>
         <w:rPr>
           <w:lang w:val="vi-VN"/>
@@ -11742,8 +12378,16 @@
         <w:rPr>
           <w:lang w:val="vi-VN"/>
         </w:rPr>
-        <w:t xml:space="preserve"> in a</w:t>
-      </w:r>
+        <w:t xml:space="preserve"> in </w:t>
+      </w:r>
+      <w:proofErr w:type="gramStart"/>
+      <w:r>
+        <w:rPr>
+          <w:lang w:val="vi-VN"/>
+        </w:rPr>
+        <w:t>a</w:t>
+      </w:r>
+      <w:proofErr w:type="gramEnd"/>
       <w:r>
         <w:rPr>
           <w:lang w:val="vi-VN"/>
@@ -11774,12 +12418,14 @@
         </w:rPr>
         <w:t>an enum distinguishing the three upload commands that now share one implementation (</w:t>
       </w:r>
+      <w:proofErr w:type="spellStart"/>
       <w:r>
         <w:rPr>
           <w:rStyle w:val="PseudocodeChar"/>
         </w:rPr>
         <w:t>startUploadTransfer</w:t>
       </w:r>
+      <w:proofErr w:type="spellEnd"/>
       <w:r>
         <w:rPr>
           <w:lang w:val="vi-VN"/>
@@ -12085,6 +12731,7 @@
           <w:lang w:val="vi-VN"/>
         </w:rPr>
       </w:pPr>
+      <w:proofErr w:type="spellStart"/>
       <w:r>
         <w:rPr>
           <w:rStyle w:val="PseudocodeChar"/>
@@ -12093,6 +12740,7 @@
         </w:rPr>
         <w:t>DirEntryInfo</w:t>
       </w:r>
+      <w:proofErr w:type="spellEnd"/>
     </w:p>
     <w:p>
       <w:pPr>
@@ -12110,8 +12758,30 @@
         <w:rPr>
           <w:rStyle w:val="PseudocodeChar"/>
         </w:rPr>
-        <w:t>server/src/filesystem/DirectoryService.h</w:t>
-      </w:r>
+        <w:t>server/</w:t>
+      </w:r>
+      <w:proofErr w:type="spellStart"/>
+      <w:r>
+        <w:rPr>
+          <w:rStyle w:val="PseudocodeChar"/>
+        </w:rPr>
+        <w:t>src</w:t>
+      </w:r>
+      <w:proofErr w:type="spellEnd"/>
+      <w:r>
+        <w:rPr>
+          <w:rStyle w:val="PseudocodeChar"/>
+        </w:rPr>
+        <w:t>/filesystem/</w:t>
+      </w:r>
+      <w:proofErr w:type="spellStart"/>
+      <w:r>
+        <w:rPr>
+          <w:rStyle w:val="PseudocodeChar"/>
+        </w:rPr>
+        <w:t>DirectoryService.h</w:t>
+      </w:r>
+      <w:proofErr w:type="spellEnd"/>
       <w:r>
         <w:rPr>
           <w:lang w:val="vi-VN"/>
@@ -12204,6 +12874,7 @@
                 <w:lang w:val="vi-VN"/>
               </w:rPr>
             </w:pPr>
+            <w:proofErr w:type="spellStart"/>
             <w:r>
               <w:rPr>
                 <w:b w:val="0"/>
@@ -12211,6 +12882,7 @@
               </w:rPr>
               <w:t>formatPermissions</w:t>
             </w:r>
+            <w:proofErr w:type="spellEnd"/>
           </w:p>
         </w:tc>
         <w:tc>
@@ -12225,8 +12897,13 @@
                 <w:lang w:val="vi-VN"/>
               </w:rPr>
             </w:pPr>
-            <w:r>
-              <w:t>std::string</w:t>
+            <w:proofErr w:type="gramStart"/>
+            <w:r>
+              <w:t>std::</w:t>
+            </w:r>
+            <w:proofErr w:type="gramEnd"/>
+            <w:r>
+              <w:t>string</w:t>
             </w:r>
           </w:p>
         </w:tc>
@@ -12248,7 +12925,21 @@
               <w:rPr>
                 <w:rStyle w:val="PseudocodeChar"/>
               </w:rPr>
-              <w:t>-rw-r--r--</w:t>
+              <w:t>-</w:t>
+            </w:r>
+            <w:proofErr w:type="spellStart"/>
+            <w:r>
+              <w:rPr>
+                <w:rStyle w:val="PseudocodeChar"/>
+              </w:rPr>
+              <w:t>rw</w:t>
+            </w:r>
+            <w:proofErr w:type="spellEnd"/>
+            <w:r>
+              <w:rPr>
+                <w:rStyle w:val="PseudocodeChar"/>
+              </w:rPr>
+              <w:t>-r--r--</w:t>
             </w:r>
             <w:r>
               <w:t xml:space="preserve">) for </w:t>
@@ -12301,8 +12992,13 @@
                 <w:lang w:val="vi-VN"/>
               </w:rPr>
             </w:pPr>
-            <w:r>
-              <w:t>std::string</w:t>
+            <w:proofErr w:type="gramStart"/>
+            <w:r>
+              <w:t>std::</w:t>
+            </w:r>
+            <w:proofErr w:type="gramEnd"/>
+            <w:r>
+              <w:t>string</w:t>
             </w:r>
           </w:p>
         </w:tc>
@@ -12341,6 +13037,7 @@
                 <w:lang w:val="vi-VN"/>
               </w:rPr>
             </w:pPr>
+            <w:proofErr w:type="spellStart"/>
             <w:r>
               <w:rPr>
                 <w:b w:val="0"/>
@@ -12348,6 +13045,7 @@
               </w:rPr>
               <w:t>isDirectory</w:t>
             </w:r>
+            <w:proofErr w:type="spellEnd"/>
           </w:p>
         </w:tc>
         <w:tc>
@@ -12402,6 +13100,7 @@
                 <w:lang w:val="vi-VN"/>
               </w:rPr>
             </w:pPr>
+            <w:proofErr w:type="spellStart"/>
             <w:r>
               <w:rPr>
                 <w:b w:val="0"/>
@@ -12409,6 +13108,7 @@
               </w:rPr>
               <w:t>sizeBytes</w:t>
             </w:r>
+            <w:proofErr w:type="spellEnd"/>
           </w:p>
         </w:tc>
         <w:tc>
@@ -12423,9 +13123,11 @@
                 <w:lang w:val="vi-VN"/>
               </w:rPr>
             </w:pPr>
+            <w:proofErr w:type="spellStart"/>
             <w:r>
               <w:t>uintmax_t</w:t>
             </w:r>
+            <w:proofErr w:type="spellEnd"/>
           </w:p>
         </w:tc>
         <w:tc>
@@ -12466,14 +13168,36 @@
           <w:lang w:val="vi-VN"/>
         </w:rPr>
       </w:pPr>
+      <w:proofErr w:type="spellStart"/>
+      <w:proofErr w:type="gramStart"/>
       <w:r>
         <w:rPr>
           <w:rStyle w:val="PseudocodeChar"/>
           <w:sz w:val="28"/>
           <w:szCs w:val="36"/>
         </w:rPr>
-        <w:t>DirectoryService::PathMetadata</w:t>
-      </w:r>
+        <w:t>DirectoryService</w:t>
+      </w:r>
+      <w:proofErr w:type="spellEnd"/>
+      <w:r>
+        <w:rPr>
+          <w:rStyle w:val="PseudocodeChar"/>
+          <w:sz w:val="28"/>
+          <w:szCs w:val="36"/>
+        </w:rPr>
+        <w:t>::</w:t>
+      </w:r>
+      <w:proofErr w:type="spellStart"/>
+      <w:proofErr w:type="gramEnd"/>
+      <w:r>
+        <w:rPr>
+          <w:rStyle w:val="PseudocodeChar"/>
+          <w:sz w:val="28"/>
+          <w:szCs w:val="36"/>
+        </w:rPr>
+        <w:t>PathMetadata</w:t>
+      </w:r>
+      <w:proofErr w:type="spellEnd"/>
     </w:p>
     <w:tbl>
       <w:tblPr>
@@ -12621,6 +13345,7 @@
                 <w:lang w:val="vi-VN"/>
               </w:rPr>
             </w:pPr>
+            <w:proofErr w:type="spellStart"/>
             <w:r>
               <w:rPr>
                 <w:b w:val="0"/>
@@ -12628,6 +13353,7 @@
               </w:rPr>
               <w:t>isDirectory</w:t>
             </w:r>
+            <w:proofErr w:type="spellEnd"/>
           </w:p>
         </w:tc>
         <w:tc>
@@ -12685,6 +13411,7 @@
                 <w:lang w:val="vi-VN"/>
               </w:rPr>
             </w:pPr>
+            <w:proofErr w:type="spellStart"/>
             <w:r>
               <w:rPr>
                 <w:b w:val="0"/>
@@ -12692,6 +13419,7 @@
               </w:rPr>
               <w:t>sizeBytes</w:t>
             </w:r>
+            <w:proofErr w:type="spellEnd"/>
           </w:p>
         </w:tc>
         <w:tc>
@@ -12746,6 +13474,7 @@
                 <w:lang w:val="vi-VN"/>
               </w:rPr>
             </w:pPr>
+            <w:proofErr w:type="spellStart"/>
             <w:r>
               <w:rPr>
                 <w:b w:val="0"/>
@@ -12753,6 +13482,7 @@
               </w:rPr>
               <w:t>lastModified</w:t>
             </w:r>
+            <w:proofErr w:type="spellEnd"/>
           </w:p>
         </w:tc>
         <w:tc>
@@ -12767,9 +13497,11 @@
                 <w:lang w:val="vi-VN"/>
               </w:rPr>
             </w:pPr>
+            <w:proofErr w:type="spellStart"/>
             <w:r>
               <w:t>uintmax_t</w:t>
             </w:r>
+            <w:proofErr w:type="spellEnd"/>
           </w:p>
         </w:tc>
         <w:tc>
@@ -12817,13 +13549,33 @@
           <w:lang w:val="vi-VN"/>
         </w:rPr>
       </w:pPr>
+      <w:proofErr w:type="spellStart"/>
+      <w:proofErr w:type="gramStart"/>
       <w:r>
         <w:rPr>
           <w:rStyle w:val="PseudocodeChar"/>
           <w:sz w:val="28"/>
           <w:szCs w:val="36"/>
         </w:rPr>
-        <w:t>DirectoryService::Result</w:t>
+        <w:t>DirectoryService</w:t>
+      </w:r>
+      <w:proofErr w:type="spellEnd"/>
+      <w:r>
+        <w:rPr>
+          <w:rStyle w:val="PseudocodeChar"/>
+          <w:sz w:val="28"/>
+          <w:szCs w:val="36"/>
+        </w:rPr>
+        <w:t>::</w:t>
+      </w:r>
+      <w:proofErr w:type="gramEnd"/>
+      <w:r>
+        <w:rPr>
+          <w:rStyle w:val="PseudocodeChar"/>
+          <w:sz w:val="28"/>
+          <w:szCs w:val="36"/>
+        </w:rPr>
+        <w:t>Result</w:t>
       </w:r>
     </w:p>
     <w:tbl>
@@ -13054,8 +13806,13 @@
                 <w:lang w:val="vi-VN"/>
               </w:rPr>
             </w:pPr>
-            <w:r>
-              <w:t>std::string</w:t>
+            <w:proofErr w:type="gramStart"/>
+            <w:r>
+              <w:t>std::</w:t>
+            </w:r>
+            <w:proofErr w:type="gramEnd"/>
+            <w:r>
+              <w:t>string</w:t>
             </w:r>
           </w:p>
         </w:tc>
@@ -13128,6 +13885,7 @@
           <w:lang w:val="vi-VN"/>
         </w:rPr>
       </w:pPr>
+      <w:proofErr w:type="spellStart"/>
       <w:r>
         <w:rPr>
           <w:rStyle w:val="PseudocodeChar"/>
@@ -13136,6 +13894,7 @@
         </w:rPr>
         <w:t>InFlightPacket</w:t>
       </w:r>
+      <w:proofErr w:type="spellEnd"/>
     </w:p>
     <w:p>
       <w:pPr>
@@ -13166,8 +13925,49 @@
           <w:rFonts w:ascii="Consolas" w:hAnsi="Consolas"/>
           <w:sz w:val="22"/>
         </w:rPr>
-        <w:t>server/src/rdt/RdtSender.h</w:t>
-      </w:r>
+        <w:t>server/</w:t>
+      </w:r>
+      <w:proofErr w:type="spellStart"/>
+      <w:r>
+        <w:rPr>
+          <w:rFonts w:ascii="Consolas" w:hAnsi="Consolas"/>
+          <w:sz w:val="22"/>
+        </w:rPr>
+        <w:t>src</w:t>
+      </w:r>
+      <w:proofErr w:type="spellEnd"/>
+      <w:r>
+        <w:rPr>
+          <w:rFonts w:ascii="Consolas" w:hAnsi="Consolas"/>
+          <w:sz w:val="22"/>
+        </w:rPr>
+        <w:t>/</w:t>
+      </w:r>
+      <w:proofErr w:type="spellStart"/>
+      <w:r>
+        <w:rPr>
+          <w:rFonts w:ascii="Consolas" w:hAnsi="Consolas"/>
+          <w:sz w:val="22"/>
+        </w:rPr>
+        <w:t>rdt</w:t>
+      </w:r>
+      <w:proofErr w:type="spellEnd"/>
+      <w:r>
+        <w:rPr>
+          <w:rFonts w:ascii="Consolas" w:hAnsi="Consolas"/>
+          <w:sz w:val="22"/>
+        </w:rPr>
+        <w:t>/</w:t>
+      </w:r>
+      <w:proofErr w:type="spellStart"/>
+      <w:r>
+        <w:rPr>
+          <w:rFonts w:ascii="Consolas" w:hAnsi="Consolas"/>
+          <w:sz w:val="22"/>
+        </w:rPr>
+        <w:t>RdtSender.h</w:t>
+      </w:r>
+      <w:proofErr w:type="spellEnd"/>
       <w:r>
         <w:rPr>
           <w:lang w:val="vi-VN"/>
@@ -13258,6 +14058,7 @@
                 <w:lang w:val="vi-VN"/>
               </w:rPr>
             </w:pPr>
+            <w:proofErr w:type="spellStart"/>
             <w:r>
               <w:rPr>
                 <w:b w:val="0"/>
@@ -13265,6 +14066,7 @@
               </w:rPr>
               <w:t>seq_num</w:t>
             </w:r>
+            <w:proofErr w:type="spellEnd"/>
           </w:p>
         </w:tc>
         <w:tc>
@@ -13337,8 +14139,13 @@
                 <w:lang w:val="vi-VN"/>
               </w:rPr>
             </w:pPr>
-            <w:r>
-              <w:t>std::vector&lt;char&gt;</w:t>
+            <w:proofErr w:type="gramStart"/>
+            <w:r>
+              <w:t>std::</w:t>
+            </w:r>
+            <w:proofErr w:type="gramEnd"/>
+            <w:r>
+              <w:t>vector&lt;char&gt;</w:t>
             </w:r>
           </w:p>
         </w:tc>
@@ -13377,6 +14184,7 @@
                 <w:lang w:val="vi-VN"/>
               </w:rPr>
             </w:pPr>
+            <w:proofErr w:type="spellStart"/>
             <w:r>
               <w:rPr>
                 <w:b w:val="0"/>
@@ -13384,6 +14192,7 @@
               </w:rPr>
               <w:t>is_final</w:t>
             </w:r>
+            <w:proofErr w:type="spellEnd"/>
           </w:p>
         </w:tc>
         <w:tc>
@@ -13435,6 +14244,7 @@
                 <w:lang w:val="vi-VN"/>
               </w:rPr>
             </w:pPr>
+            <w:proofErr w:type="spellStart"/>
             <w:r>
               <w:rPr>
                 <w:b w:val="0"/>
@@ -13442,6 +14252,7 @@
               </w:rPr>
               <w:t>sent_time</w:t>
             </w:r>
+            <w:proofErr w:type="spellEnd"/>
           </w:p>
         </w:tc>
         <w:tc>
@@ -13456,9 +14267,29 @@
                 <w:lang w:val="vi-VN"/>
               </w:rPr>
             </w:pPr>
-            <w:r>
-              <w:t>std::chrono::steady_clock::time_point</w:t>
-            </w:r>
+            <w:proofErr w:type="gramStart"/>
+            <w:r>
+              <w:t>std::chrono::</w:t>
+            </w:r>
+            <w:proofErr w:type="spellStart"/>
+            <w:proofErr w:type="gramEnd"/>
+            <w:r>
+              <w:t>steady_</w:t>
+            </w:r>
+            <w:proofErr w:type="gramStart"/>
+            <w:r>
+              <w:t>clock</w:t>
+            </w:r>
+            <w:proofErr w:type="spellEnd"/>
+            <w:r>
+              <w:t>::</w:t>
+            </w:r>
+            <w:proofErr w:type="spellStart"/>
+            <w:proofErr w:type="gramEnd"/>
+            <w:r>
+              <w:t>time_point</w:t>
+            </w:r>
+            <w:proofErr w:type="spellEnd"/>
           </w:p>
         </w:tc>
         <w:tc>
@@ -13496,6 +14327,7 @@
                 <w:lang w:val="vi-VN"/>
               </w:rPr>
             </w:pPr>
+            <w:proofErr w:type="spellStart"/>
             <w:r>
               <w:rPr>
                 <w:b w:val="0"/>
@@ -13503,6 +14335,7 @@
               </w:rPr>
               <w:t>acked</w:t>
             </w:r>
+            <w:proofErr w:type="spellEnd"/>
           </w:p>
         </w:tc>
         <w:tc>
@@ -13594,6 +14427,7 @@
             <w:r>
               <w:t xml:space="preserve">Whether this packet has been resent </w:t>
             </w:r>
+            <w:proofErr w:type="gramStart"/>
             <w:r>
               <w:rPr>
                 <w:lang w:val="vi-VN"/>
@@ -13601,7 +14435,11 @@
               <w:t xml:space="preserve">– </w:t>
             </w:r>
             <w:r>
-              <w:t xml:space="preserve"> excludes it from RTT sampling (Karn's Algorithm)</w:t>
+              <w:t xml:space="preserve"> excludes</w:t>
+            </w:r>
+            <w:proofErr w:type="gramEnd"/>
+            <w:r>
+              <w:t xml:space="preserve"> it from RTT sampling (Karn's Algorithm)</w:t>
             </w:r>
           </w:p>
         </w:tc>
@@ -13721,15 +14559,25 @@
         </w:rPr>
         <w:t xml:space="preserve"> the sender's Selective Repeat sliding window; its slide condition and congestion-window interaction are detailed in Section </w:t>
       </w:r>
-      <w:hyperlink w:anchor="_RdtSender_–_Selective" w:history="1">
-        <w:r>
-          <w:rPr>
-            <w:rStyle w:val="Hyperlink"/>
-            <w:lang w:val="vi-VN"/>
-          </w:rPr>
-          <w:t>3.2.1</w:t>
-        </w:r>
-      </w:hyperlink>
+      <w:r>
+        <w:fldChar w:fldCharType="begin"/>
+      </w:r>
+      <w:r>
+        <w:instrText>HYPERLINK \l "_RdtSender_–_Selective"</w:instrText>
+      </w:r>
+      <w:r>
+        <w:fldChar w:fldCharType="separate"/>
+      </w:r>
+      <w:r>
+        <w:rPr>
+          <w:rStyle w:val="Hyperlink"/>
+          <w:lang w:val="vi-VN"/>
+        </w:rPr>
+        <w:t>3.2.1</w:t>
+      </w:r>
+      <w:r>
+        <w:fldChar w:fldCharType="end"/>
+      </w:r>
       <w:r>
         <w:rPr>
           <w:lang w:val="vi-VN"/>
@@ -14004,7 +14852,15 @@
         <w:t>–</w:t>
       </w:r>
       <w:r>
-        <w:t xml:space="preserve"> the handler runs to completion and the loop immediately reads the next command. For </w:t>
+        <w:t xml:space="preserve"> the handler runs to </w:t>
+      </w:r>
+      <w:proofErr w:type="gramStart"/>
+      <w:r>
+        <w:t>completion</w:t>
+      </w:r>
+      <w:proofErr w:type="gramEnd"/>
+      <w:r>
+        <w:t xml:space="preserve"> and the loop immediately reads the next command. For </w:t>
       </w:r>
       <w:r>
         <w:rPr>
@@ -14079,14 +14935,40 @@
       <w:r>
         <w:t xml:space="preserve"> while a transfer is still in progress. The worker thread sends its own completion reply once finished, independently of the control loop, guarded by </w:t>
       </w:r>
+      <w:proofErr w:type="spellStart"/>
+      <w:proofErr w:type="gramStart"/>
       <w:r>
         <w:rPr>
           <w:rStyle w:val="PseudocodeChar"/>
         </w:rPr>
-        <w:t>ClientSession::replyMutex</w:t>
-      </w:r>
-      <w:r>
-        <w:t xml:space="preserve"> to prevent the two threads from corrupting each other's writes to the same socket.</w:t>
+        <w:t>ClientSession</w:t>
+      </w:r>
+      <w:proofErr w:type="spellEnd"/>
+      <w:r>
+        <w:rPr>
+          <w:rStyle w:val="PseudocodeChar"/>
+        </w:rPr>
+        <w:t>::</w:t>
+      </w:r>
+      <w:proofErr w:type="spellStart"/>
+      <w:proofErr w:type="gramEnd"/>
+      <w:r>
+        <w:rPr>
+          <w:rStyle w:val="PseudocodeChar"/>
+        </w:rPr>
+        <w:t>replyMutex</w:t>
+      </w:r>
+      <w:proofErr w:type="spellEnd"/>
+      <w:r>
+        <w:t xml:space="preserve"> to prevent the two threads from corrupting each other's </w:t>
+      </w:r>
+      <w:proofErr w:type="gramStart"/>
+      <w:r>
+        <w:t>writes</w:t>
+      </w:r>
+      <w:proofErr w:type="gramEnd"/>
+      <w:r>
+        <w:t xml:space="preserve"> to the same socket.</w:t>
       </w:r>
     </w:p>
     <w:p>
@@ -14363,6 +15245,7 @@
       </w:pPr>
       <w:bookmarkStart w:id="23" w:name="_RdtSender_–_Selective"/>
       <w:bookmarkEnd w:id="23"/>
+      <w:proofErr w:type="spellStart"/>
       <w:r>
         <w:rPr>
           <w:rStyle w:val="PseudocodeChar"/>
@@ -14371,6 +15254,7 @@
         </w:rPr>
         <w:t>RdtSender</w:t>
       </w:r>
+      <w:proofErr w:type="spellEnd"/>
       <w:r>
         <w:rPr>
           <w:sz w:val="36"/>
@@ -14641,7 +15525,23 @@
         <w:ind w:firstLine="360"/>
       </w:pPr>
       <w:r>
-        <w:t>RTT is sampled only from packets that were never retransmitted (Karn's Algorithm). On any timeout, the congestion window is halved and the retransmission timeout doubles, both bounded by the constants below; on a sustained run of clean ACKs equal to the current window size, the congestion window increases by 1.0.</w:t>
+        <w:t xml:space="preserve">RTT is sampled only from packets that were never retransmitted (Karn's Algorithm). On any timeout, the congestion window is </w:t>
+      </w:r>
+      <w:proofErr w:type="gramStart"/>
+      <w:r>
+        <w:t>halved</w:t>
+      </w:r>
+      <w:proofErr w:type="gramEnd"/>
+      <w:r>
+        <w:t xml:space="preserve"> and the retransmission timeout doubles, both </w:t>
+      </w:r>
+      <w:proofErr w:type="gramStart"/>
+      <w:r>
+        <w:t>bounded</w:t>
+      </w:r>
+      <w:proofErr w:type="gramEnd"/>
+      <w:r>
+        <w:t xml:space="preserve"> by the constants below; on a sustained run of clean ACKs equal to the current window size, the congestion window increases by 1.0.</w:t>
       </w:r>
     </w:p>
     <w:p>
@@ -15273,6 +16173,7 @@
           <w:lang w:val="vi-VN"/>
         </w:rPr>
       </w:pPr>
+      <w:proofErr w:type="spellStart"/>
       <w:r>
         <w:rPr>
           <w:rStyle w:val="PseudocodeChar"/>
@@ -15281,6 +16182,7 @@
         </w:rPr>
         <w:t>RdtReceiver</w:t>
       </w:r>
+      <w:proofErr w:type="spellEnd"/>
       <w:r>
         <w:rPr>
           <w:sz w:val="36"/>
@@ -15634,9 +16536,11 @@
       <w:r>
         <w:t xml:space="preserve">: </w:t>
       </w:r>
+      <w:proofErr w:type="spellStart"/>
       <w:r>
         <w:t>receiveNext</w:t>
       </w:r>
+      <w:proofErr w:type="spellEnd"/>
       <w:r>
         <w:t xml:space="preserve"> Flow</w:t>
       </w:r>
@@ -15689,21 +16593,25 @@
       <w:r>
         <w:t xml:space="preserve"> specifically which code path </w:t>
       </w:r>
+      <w:proofErr w:type="spellStart"/>
       <w:r>
         <w:rPr>
           <w:rStyle w:val="PseudocodeChar"/>
         </w:rPr>
         <w:t>CommandDispatcher</w:t>
       </w:r>
+      <w:proofErr w:type="spellEnd"/>
       <w:r>
         <w:t xml:space="preserve"> takes based on the session's </w:t>
       </w:r>
+      <w:proofErr w:type="spellStart"/>
       <w:r>
         <w:rPr>
           <w:rStyle w:val="PseudocodeChar"/>
         </w:rPr>
         <w:t>dataChannelMode</w:t>
       </w:r>
+      <w:proofErr w:type="spellEnd"/>
       <w:r>
         <w:t>.</w:t>
       </w:r>
@@ -15721,11 +16629,19 @@
       <w:r>
         <w:t xml:space="preserve"> opens a server-side ephemeral UDP socket, storing it directly in the session, and sets </w:t>
       </w:r>
+      <w:proofErr w:type="spellStart"/>
       <w:r>
         <w:rPr>
           <w:rStyle w:val="PseudocodeChar"/>
         </w:rPr>
-        <w:t>dataChannelMode = Passive</w:t>
+        <w:t>dataChannelMode</w:t>
+      </w:r>
+      <w:proofErr w:type="spellEnd"/>
+      <w:r>
+        <w:rPr>
+          <w:rStyle w:val="PseudocodeChar"/>
+        </w:rPr>
+        <w:t xml:space="preserve"> = Passive</w:t>
       </w:r>
       <w:r>
         <w:t xml:space="preserve">. </w:t>
@@ -15745,12 +16661,14 @@
       <w:r>
         <w:t xml:space="preserve"> via </w:t>
       </w:r>
+      <w:proofErr w:type="spellStart"/>
       <w:r>
         <w:rPr>
           <w:rStyle w:val="PseudocodeChar"/>
         </w:rPr>
         <w:t>portMatchesControlPeer</w:t>
       </w:r>
+      <w:proofErr w:type="spellEnd"/>
       <w:r>
         <w:t xml:space="preserve"> </w:t>
       </w:r>
@@ -15823,14 +16741,32 @@
         <w:t xml:space="preserve"> </w:t>
       </w:r>
       <w:r>
-        <w:t xml:space="preserve">is subsequently issued, the dispatcher first rejects the command if no mode was selected. Otherwise it branches: for Passive mode, it takes ownership of the already-open </w:t>
-      </w:r>
+        <w:t xml:space="preserve">is subsequently issued, the dispatcher first rejects the command if no mode was selected. </w:t>
+      </w:r>
+      <w:proofErr w:type="gramStart"/>
+      <w:r>
+        <w:t>Otherwise</w:t>
+      </w:r>
+      <w:proofErr w:type="gramEnd"/>
+      <w:r>
+        <w:t xml:space="preserve"> it </w:t>
+      </w:r>
+      <w:proofErr w:type="gramStart"/>
+      <w:r>
+        <w:t>branches:</w:t>
+      </w:r>
+      <w:proofErr w:type="gramEnd"/>
+      <w:r>
+        <w:t xml:space="preserve"> for Passive mode, it takes ownership of the already-open </w:t>
+      </w:r>
+      <w:proofErr w:type="spellStart"/>
       <w:r>
         <w:rPr>
           <w:rStyle w:val="PseudocodeChar"/>
         </w:rPr>
         <w:t>pendingDataSocket</w:t>
       </w:r>
+      <w:proofErr w:type="spellEnd"/>
       <w:r>
         <w:t xml:space="preserve"> and constructs the corresponding transport with the existing-socket constructor; for Active mode, it constructs the fresh-socket variant using the client's validated address. The session's mode state resets to </w:t>
       </w:r>
@@ -16432,12 +17368,14 @@
       <w:r>
         <w:t xml:space="preserve">This design deliberately keeps </w:t>
       </w:r>
+      <w:proofErr w:type="spellStart"/>
       <w:r>
         <w:rPr>
           <w:rStyle w:val="PseudocodeChar"/>
         </w:rPr>
         <w:t>ChunkedFileWriter</w:t>
       </w:r>
+      <w:proofErr w:type="spellEnd"/>
       <w:r>
         <w:t xml:space="preserve"> itself unmodified — it always just streams "the new data" into a temp file and atomically commits it, with no concept of "append" at all. The combination logic lives entirely in a separate step applied after a normal receive succeeds, at the cost of a second full-file copy for the existing content on a large append (once to seed the combined temp file, once already staged as new data) compared to a design that seeds the writer's temp file directly — a deliberate simplicity-over-I/O-efficiency tradeoff, not an oversight.</w:t>
       </w:r>
@@ -16485,7 +17423,15 @@
         <w:ind w:firstLine="357"/>
       </w:pPr>
       <w:r>
-        <w:t xml:space="preserve">The table below maps every major engineering component to its primary owner and supporting contributors, based on the team's original planning document and the project's commit history. Each member owned a distinct architectural layer for the full duration of the project; where teammates contributed to another member's layer, this is noted as supporting collaboration rather than a change of ownership, consistent with how the team worked throughout </w:t>
+        <w:t xml:space="preserve">The table below maps every major engineering component to its primary owner and supporting contributors, based on the team's original planning document and the project's </w:t>
+      </w:r>
+      <w:proofErr w:type="gramStart"/>
+      <w:r>
+        <w:t>commit history</w:t>
+      </w:r>
+      <w:proofErr w:type="gramEnd"/>
+      <w:r>
+        <w:t xml:space="preserve">. Each member owned a distinct architectural layer for the full duration of the project; where teammates contributed to another member's layer, this is noted as supporting collaboration rather than a change of ownership, consistent with how the team worked throughout </w:t>
       </w:r>
       <w:r>
         <w:t xml:space="preserve">– </w:t>
@@ -16987,9 +17933,11 @@
               <w:jc w:val="left"/>
               <w:cnfStyle w:val="000000100000" w:firstRow="0" w:lastRow="0" w:firstColumn="0" w:lastColumn="0" w:oddVBand="0" w:evenVBand="0" w:oddHBand="1" w:evenHBand="0" w:firstRowFirstColumn="0" w:firstRowLastColumn="0" w:lastRowFirstColumn="0" w:lastRowLastColumn="0"/>
             </w:pPr>
+            <w:proofErr w:type="spellStart"/>
             <w:r>
               <w:t>Đỗ</w:t>
             </w:r>
+            <w:proofErr w:type="spellEnd"/>
             <w:r>
               <w:rPr>
                 <w:lang w:val="vi-VN"/>
@@ -16997,7 +17945,15 @@
               <w:t xml:space="preserve"> Minh Khang </w:t>
             </w:r>
             <w:r>
-              <w:t>provided support with the underlying ChunkedFileWriter/atomic-commit design these commands build on</w:t>
+              <w:t xml:space="preserve">provided support with the underlying </w:t>
+            </w:r>
+            <w:proofErr w:type="spellStart"/>
+            <w:r>
+              <w:t>ChunkedFileWriter</w:t>
+            </w:r>
+            <w:proofErr w:type="spellEnd"/>
+            <w:r>
+              <w:t>/atomic-commit design these commands build on</w:t>
             </w:r>
           </w:p>
         </w:tc>
@@ -17020,7 +17976,15 @@
               <w:t>STOU</w:t>
             </w:r>
             <w:r>
-              <w:t>); non-destructive, atomically-committed appending to existing files (</w:t>
+              <w:t xml:space="preserve">); non-destructive, </w:t>
+            </w:r>
+            <w:proofErr w:type="gramStart"/>
+            <w:r>
+              <w:t>atomically-committed</w:t>
+            </w:r>
+            <w:proofErr w:type="gramEnd"/>
+            <w:r>
+              <w:t xml:space="preserve"> appending to existing files (</w:t>
             </w:r>
             <w:r>
               <w:rPr>
@@ -17084,9 +18048,11 @@
               <w:jc w:val="left"/>
               <w:cnfStyle w:val="000000000000" w:firstRow="0" w:lastRow="0" w:firstColumn="0" w:lastColumn="0" w:oddVBand="0" w:evenVBand="0" w:oddHBand="0" w:evenHBand="0" w:firstRowFirstColumn="0" w:firstRowLastColumn="0" w:lastRowFirstColumn="0" w:lastRowLastColumn="0"/>
             </w:pPr>
+            <w:proofErr w:type="spellStart"/>
             <w:r>
               <w:t>Đỗ</w:t>
             </w:r>
+            <w:proofErr w:type="spellEnd"/>
             <w:r>
               <w:rPr>
                 <w:lang w:val="vi-VN"/>
@@ -17110,12 +18076,14 @@
             <w:r>
               <w:t xml:space="preserve">Credential verification, per-client session fields, </w:t>
             </w:r>
+            <w:proofErr w:type="spellStart"/>
             <w:r>
               <w:rPr>
                 <w:rStyle w:val="PseudocodeChar"/>
               </w:rPr>
               <w:t>ClientRegistry</w:t>
             </w:r>
+            <w:proofErr w:type="spellEnd"/>
           </w:p>
         </w:tc>
       </w:tr>
@@ -17238,9 +18206,11 @@
                 <w:lang w:val="vi-VN"/>
               </w:rPr>
             </w:pPr>
+            <w:proofErr w:type="spellStart"/>
             <w:r>
               <w:t>Đỗ</w:t>
             </w:r>
+            <w:proofErr w:type="spellEnd"/>
             <w:r>
               <w:rPr>
                 <w:lang w:val="vi-VN"/>
@@ -17317,9 +18287,11 @@
               <w:jc w:val="left"/>
               <w:cnfStyle w:val="000000100000" w:firstRow="0" w:lastRow="0" w:firstColumn="0" w:lastColumn="0" w:oddVBand="0" w:evenVBand="0" w:oddHBand="1" w:evenHBand="0" w:firstRowFirstColumn="0" w:firstRowLastColumn="0" w:lastRowFirstColumn="0" w:lastRowLastColumn="0"/>
             </w:pPr>
+            <w:proofErr w:type="spellStart"/>
             <w:r>
               <w:t>Đỗ</w:t>
             </w:r>
+            <w:proofErr w:type="spellEnd"/>
             <w:r>
               <w:rPr>
                 <w:lang w:val="vi-VN"/>
@@ -17489,9 +18461,11 @@
               <w:jc w:val="left"/>
               <w:cnfStyle w:val="000000000000" w:firstRow="0" w:lastRow="0" w:firstColumn="0" w:lastColumn="0" w:oddVBand="0" w:evenVBand="0" w:oddHBand="0" w:evenHBand="0" w:firstRowFirstColumn="0" w:firstRowLastColumn="0" w:lastRowFirstColumn="0" w:lastRowLastColumn="0"/>
             </w:pPr>
+            <w:proofErr w:type="spellStart"/>
             <w:r>
               <w:t>Đỗ</w:t>
             </w:r>
+            <w:proofErr w:type="spellEnd"/>
             <w:r>
               <w:rPr>
                 <w:lang w:val="vi-VN"/>
@@ -17568,9 +18542,11 @@
               <w:jc w:val="left"/>
               <w:cnfStyle w:val="000000100000" w:firstRow="0" w:lastRow="0" w:firstColumn="0" w:lastColumn="0" w:oddVBand="0" w:evenVBand="0" w:oddHBand="1" w:evenHBand="0" w:firstRowFirstColumn="0" w:firstRowLastColumn="0" w:lastRowFirstColumn="0" w:lastRowLastColumn="0"/>
             </w:pPr>
+            <w:proofErr w:type="spellStart"/>
             <w:r>
               <w:t>Đỗ</w:t>
             </w:r>
+            <w:proofErr w:type="spellEnd"/>
             <w:r>
               <w:rPr>
                 <w:lang w:val="vi-VN"/>
@@ -17659,9 +18635,11 @@
               <w:jc w:val="left"/>
               <w:cnfStyle w:val="000000000000" w:firstRow="0" w:lastRow="0" w:firstColumn="0" w:lastColumn="0" w:oddVBand="0" w:evenVBand="0" w:oddHBand="0" w:evenHBand="0" w:firstRowFirstColumn="0" w:firstRowLastColumn="0" w:lastRowFirstColumn="0" w:lastRowLastColumn="0"/>
             </w:pPr>
+            <w:proofErr w:type="spellStart"/>
             <w:r>
               <w:t>Đỗ</w:t>
             </w:r>
+            <w:proofErr w:type="spellEnd"/>
             <w:r>
               <w:rPr>
                 <w:lang w:val="vi-VN"/>
@@ -17741,9 +18719,11 @@
                 <w:lang w:val="vi-VN"/>
               </w:rPr>
             </w:pPr>
+            <w:proofErr w:type="spellStart"/>
             <w:r>
               <w:t>Đỗ</w:t>
             </w:r>
+            <w:proofErr w:type="spellEnd"/>
             <w:r>
               <w:rPr>
                 <w:lang w:val="vi-VN"/>
@@ -17806,7 +18786,15 @@
               <w:cnfStyle w:val="000000100000" w:firstRow="0" w:lastRow="0" w:firstColumn="0" w:lastColumn="0" w:oddVBand="0" w:evenVBand="0" w:oddHBand="1" w:evenHBand="0" w:firstRowFirstColumn="0" w:firstRowLastColumn="0" w:lastRowFirstColumn="0" w:lastRowLastColumn="0"/>
             </w:pPr>
             <w:r>
-              <w:t>Bridges filesystem I/O and the RDT transport interface</w:t>
+              <w:t xml:space="preserve">Bridges </w:t>
+            </w:r>
+            <w:proofErr w:type="gramStart"/>
+            <w:r>
+              <w:t>filesystem</w:t>
+            </w:r>
+            <w:proofErr w:type="gramEnd"/>
+            <w:r>
+              <w:t xml:space="preserve"> I/O and the RDT transport interface</w:t>
             </w:r>
           </w:p>
         </w:tc>
@@ -17844,9 +18832,11 @@
               <w:jc w:val="left"/>
               <w:cnfStyle w:val="000000000000" w:firstRow="0" w:lastRow="0" w:firstColumn="0" w:lastColumn="0" w:oddVBand="0" w:evenVBand="0" w:oddHBand="0" w:evenHBand="0" w:firstRowFirstColumn="0" w:firstRowLastColumn="0" w:lastRowFirstColumn="0" w:lastRowLastColumn="0"/>
             </w:pPr>
+            <w:proofErr w:type="spellStart"/>
             <w:r>
               <w:t>Đỗ</w:t>
             </w:r>
+            <w:proofErr w:type="spellEnd"/>
             <w:r>
               <w:rPr>
                 <w:lang w:val="vi-VN"/>
@@ -17874,7 +18864,15 @@
               <w:t xml:space="preserve"> Hồng Hải Hoàng Lê</w:t>
             </w:r>
             <w:r>
-              <w:t xml:space="preserve"> provided support with control-layer integration (mode-toggle dispatch, portMatchesControlPeer validation)</w:t>
+              <w:t xml:space="preserve"> provided support with control-layer integration (mode-toggle dispatch, </w:t>
+            </w:r>
+            <w:proofErr w:type="spellStart"/>
+            <w:r>
+              <w:t>portMatchesControlPeer</w:t>
+            </w:r>
+            <w:proofErr w:type="spellEnd"/>
+            <w:r>
+              <w:t xml:space="preserve"> validation)</w:t>
             </w:r>
           </w:p>
         </w:tc>
@@ -17952,9 +18950,11 @@
               <w:jc w:val="left"/>
               <w:cnfStyle w:val="000000100000" w:firstRow="0" w:lastRow="0" w:firstColumn="0" w:lastColumn="0" w:oddVBand="0" w:evenVBand="0" w:oddHBand="1" w:evenHBand="0" w:firstRowFirstColumn="0" w:firstRowLastColumn="0" w:lastRowFirstColumn="0" w:lastRowLastColumn="0"/>
             </w:pPr>
+            <w:proofErr w:type="spellStart"/>
             <w:r>
               <w:t>Đỗ</w:t>
             </w:r>
+            <w:proofErr w:type="spellEnd"/>
             <w:r>
               <w:rPr>
                 <w:lang w:val="vi-VN"/>
@@ -18113,9 +19113,11 @@
               <w:jc w:val="left"/>
               <w:cnfStyle w:val="000000100000" w:firstRow="0" w:lastRow="0" w:firstColumn="0" w:lastColumn="0" w:oddVBand="0" w:evenVBand="0" w:oddHBand="1" w:evenHBand="0" w:firstRowFirstColumn="0" w:firstRowLastColumn="0" w:lastRowFirstColumn="0" w:lastRowLastColumn="0"/>
             </w:pPr>
+            <w:proofErr w:type="spellStart"/>
             <w:r>
               <w:t>Đỗ</w:t>
             </w:r>
+            <w:proofErr w:type="spellEnd"/>
             <w:r>
               <w:rPr>
                 <w:lang w:val="vi-VN"/>
@@ -18161,7 +19163,23 @@
                 <w:b w:val="0"/>
                 <w:bCs w:val="0"/>
               </w:rPr>
-              <w:t>Build system (CMake, library structure)</w:t>
+              <w:t>Build system (</w:t>
+            </w:r>
+            <w:proofErr w:type="spellStart"/>
+            <w:r>
+              <w:rPr>
+                <w:b w:val="0"/>
+                <w:bCs w:val="0"/>
+              </w:rPr>
+              <w:t>CMake</w:t>
+            </w:r>
+            <w:proofErr w:type="spellEnd"/>
+            <w:r>
+              <w:rPr>
+                <w:b w:val="0"/>
+                <w:bCs w:val="0"/>
+              </w:rPr>
+              <w:t>, library structure)</w:t>
             </w:r>
           </w:p>
         </w:tc>
@@ -18340,9 +19358,11 @@
               <w:jc w:val="left"/>
               <w:cnfStyle w:val="000000000000" w:firstRow="0" w:lastRow="0" w:firstColumn="0" w:lastColumn="0" w:oddVBand="0" w:evenVBand="0" w:oddHBand="0" w:evenHBand="0" w:firstRowFirstColumn="0" w:firstRowLastColumn="0" w:lastRowFirstColumn="0" w:lastRowLastColumn="0"/>
             </w:pPr>
+            <w:proofErr w:type="spellStart"/>
             <w:r>
               <w:t>Đỗ</w:t>
             </w:r>
+            <w:proofErr w:type="spellEnd"/>
             <w:r>
               <w:rPr>
                 <w:lang w:val="vi-VN"/>
@@ -18427,14 +19447,31 @@
           <w:bCs/>
           <w:lang w:val="vi-VN"/>
         </w:rPr>
-        <w:t xml:space="preserve"> Hồng Hải Hoàng Lê –  </w:t>
-      </w:r>
+        <w:t xml:space="preserve"> Hồng Hải Hoàng Lê </w:t>
+      </w:r>
+      <w:proofErr w:type="gramStart"/>
       <w:r>
         <w:rPr>
           <w:b/>
           <w:bCs/>
-        </w:rPr>
-        <w:t>Control &amp; Session Layer.</w:t>
+          <w:lang w:val="vi-VN"/>
+        </w:rPr>
+        <w:t xml:space="preserve">–  </w:t>
+      </w:r>
+      <w:r>
+        <w:rPr>
+          <w:b/>
+          <w:bCs/>
+        </w:rPr>
+        <w:t>Control</w:t>
+      </w:r>
+      <w:proofErr w:type="gramEnd"/>
+      <w:r>
+        <w:rPr>
+          <w:b/>
+          <w:bCs/>
+        </w:rPr>
+        <w:t xml:space="preserve"> &amp; Session Layer.</w:t>
       </w:r>
       <w:r>
         <w:t xml:space="preserve"> </w:t>
@@ -18527,6 +19564,7 @@
       </w:r>
     </w:p>
     <w:p>
+      <w:proofErr w:type="spellStart"/>
       <w:r>
         <w:rPr>
           <w:b/>
@@ -18534,6 +19572,7 @@
         </w:rPr>
         <w:t>Đỗ</w:t>
       </w:r>
+      <w:proofErr w:type="spellEnd"/>
       <w:r>
         <w:rPr>
           <w:b/>
@@ -18614,9 +19653,6 @@
           <w:ilvl w:val="1"/>
           <w:numId w:val="1"/>
         </w:numPr>
-        <w:rPr>
-          <w:lang w:val="vi-VN"/>
-        </w:rPr>
       </w:pPr>
       <w:bookmarkStart w:id="36" w:name="_Toc237102655"/>
       <w:r>
@@ -18626,6 +19662,252 @@
         <w:t>Lâm Hồng Hải Hoàng Lê</w:t>
       </w:r>
       <w:bookmarkEnd w:id="36"/>
+    </w:p>
+    <w:p>
+      <w:pPr>
+        <w:pStyle w:val="Heading3"/>
+        <w:numPr>
+          <w:ilvl w:val="2"/>
+          <w:numId w:val="1"/>
+        </w:numPr>
+      </w:pPr>
+      <w:r>
+        <w:t>Self-Assessment</w:t>
+      </w:r>
+    </w:p>
+    <w:p>
+      <w:pPr>
+        <w:ind w:firstLine="357"/>
+      </w:pPr>
+      <w:r>
+        <w:t xml:space="preserve">For this project, </w:t>
+      </w:r>
+      <w:r>
+        <w:t>my primary responsibility</w:t>
+      </w:r>
+      <w:r>
+        <w:t xml:space="preserve"> </w:t>
+      </w:r>
+      <w:r>
+        <w:t>was designing and</w:t>
+      </w:r>
+      <w:r>
+        <w:t xml:space="preserve"> implementing the </w:t>
+      </w:r>
+      <w:r>
+        <w:t xml:space="preserve">server-client </w:t>
+      </w:r>
+      <w:r>
+        <w:t xml:space="preserve">control channel. </w:t>
+      </w:r>
+      <w:r>
+        <w:t xml:space="preserve">Although I initially faced a steep learning curve regarding </w:t>
+      </w:r>
+      <w:r>
+        <w:t xml:space="preserve">the knowledge of the TCP protocol, I believe I have done sufficient work to </w:t>
+      </w:r>
+      <w:r>
+        <w:t>deliver functional core components and contribute</w:t>
+      </w:r>
+      <w:r>
+        <w:t xml:space="preserve"> meaningfully to the project. After </w:t>
+      </w:r>
+      <w:r>
+        <w:t>the completion of the program by everyone</w:t>
+      </w:r>
+      <w:r>
+        <w:t xml:space="preserve">, I </w:t>
+      </w:r>
+      <w:r>
+        <w:t>conducted thorough system testing to identify remaining issues and report back to my teammates</w:t>
+      </w:r>
+      <w:r>
+        <w:t>.</w:t>
+      </w:r>
+    </w:p>
+    <w:p>
+      <w:pPr>
+        <w:ind w:firstLine="357"/>
+      </w:pPr>
+      <w:r>
+        <w:t xml:space="preserve">During the process, I have recognized </w:t>
+      </w:r>
+      <w:r>
+        <w:t>some of my limitations</w:t>
+      </w:r>
+      <w:r>
+        <w:t xml:space="preserve"> in terms of </w:t>
+      </w:r>
+      <w:r>
+        <w:t>the</w:t>
+      </w:r>
+      <w:r>
+        <w:t xml:space="preserve"> speed</w:t>
+      </w:r>
+      <w:r>
+        <w:t xml:space="preserve"> I was progressing in</w:t>
+      </w:r>
+      <w:r>
+        <w:t xml:space="preserve"> and</w:t>
+      </w:r>
+      <w:r>
+        <w:t xml:space="preserve"> my initial efficiency in</w:t>
+      </w:r>
+      <w:r>
+        <w:t xml:space="preserve"> </w:t>
+      </w:r>
+      <w:r>
+        <w:t>software development tools</w:t>
+      </w:r>
+      <w:r>
+        <w:t xml:space="preserve">. </w:t>
+      </w:r>
+      <w:r>
+        <w:t>Even though t</w:t>
+      </w:r>
+      <w:r>
+        <w:t>his slightly hindered our group’s progress</w:t>
+      </w:r>
+      <w:r>
+        <w:t>,</w:t>
+      </w:r>
+      <w:r>
+        <w:t xml:space="preserve"> </w:t>
+      </w:r>
+      <w:r>
+        <w:t xml:space="preserve">the experience highlighted the importance of workflow optimization, and </w:t>
+      </w:r>
+      <w:r>
+        <w:t xml:space="preserve">I have learned to utilize more of the available </w:t>
+      </w:r>
+      <w:r>
+        <w:t>tools and resources</w:t>
+      </w:r>
+      <w:r>
+        <w:t xml:space="preserve"> to </w:t>
+      </w:r>
+      <w:r>
+        <w:t>improve our collaboration during the last few days of the project.</w:t>
+      </w:r>
+    </w:p>
+    <w:p>
+      <w:pPr>
+        <w:pStyle w:val="Heading3"/>
+        <w:numPr>
+          <w:ilvl w:val="2"/>
+          <w:numId w:val="1"/>
+        </w:numPr>
+        <w:rPr>
+          <w:lang w:val="vi-VN"/>
+        </w:rPr>
+      </w:pPr>
+      <w:r>
+        <w:t xml:space="preserve"> </w:t>
+      </w:r>
+      <w:r>
+        <w:t>Peer Evaluation</w:t>
+      </w:r>
+    </w:p>
+    <w:p>
+      <w:pPr>
+        <w:ind w:firstLine="357"/>
+      </w:pPr>
+      <w:r>
+        <w:t xml:space="preserve">As our leader, </w:t>
+      </w:r>
+      <w:proofErr w:type="spellStart"/>
+      <w:r>
+        <w:t>Đỗ</w:t>
+      </w:r>
+      <w:proofErr w:type="spellEnd"/>
+      <w:r>
+        <w:t xml:space="preserve"> Minh Khang</w:t>
+      </w:r>
+      <w:r>
+        <w:t xml:space="preserve"> demonstrated exceptional project leadership by establishing </w:t>
+      </w:r>
+      <w:r>
+        <w:t>a clear and well-defined structure</w:t>
+      </w:r>
+      <w:r>
+        <w:t xml:space="preserve"> </w:t>
+      </w:r>
+      <w:r>
+        <w:t xml:space="preserve">to the project </w:t>
+      </w:r>
+      <w:r>
+        <w:t xml:space="preserve">and </w:t>
+      </w:r>
+      <w:r>
+        <w:t>assigning each task to a suitable teammate</w:t>
+      </w:r>
+      <w:r>
+        <w:t xml:space="preserve">. His strategic </w:t>
+      </w:r>
+      <w:r>
+        <w:t>skills</w:t>
+      </w:r>
+      <w:r>
+        <w:t xml:space="preserve"> were instrumental in allowing the team to </w:t>
+      </w:r>
+      <w:r>
+        <w:t>finish the project</w:t>
+      </w:r>
+      <w:r>
+        <w:t xml:space="preserve"> within a tight schedule.</w:t>
+      </w:r>
+    </w:p>
+    <w:p>
+      <w:pPr>
+        <w:ind w:firstLine="357"/>
+      </w:pPr>
+      <w:r>
+        <w:t xml:space="preserve">Mai Phúc </w:t>
+      </w:r>
+      <w:proofErr w:type="spellStart"/>
+      <w:r>
+        <w:t>Hưng</w:t>
+      </w:r>
+      <w:proofErr w:type="spellEnd"/>
+      <w:r>
+        <w:t xml:space="preserve"> provided invaluable collaborative support during the integration </w:t>
+      </w:r>
+      <w:r>
+        <w:t>phase</w:t>
+      </w:r>
+      <w:r>
+        <w:t xml:space="preserve">, working closely with </w:t>
+      </w:r>
+      <w:r>
+        <w:t>Khang</w:t>
+      </w:r>
+      <w:r>
+        <w:t xml:space="preserve"> and myself to seamlessly interface his modules with the rest of the application. </w:t>
+      </w:r>
+      <w:r>
+        <w:t>His ability to utilize his</w:t>
+      </w:r>
+      <w:r>
+        <w:t xml:space="preserve"> development tools</w:t>
+      </w:r>
+      <w:r>
+        <w:t xml:space="preserve"> to the utmost</w:t>
+      </w:r>
+      <w:r>
+        <w:t xml:space="preserve"> was reflected in the </w:t>
+      </w:r>
+      <w:r>
+        <w:t>reliable, high-quality</w:t>
+      </w:r>
+      <w:r>
+        <w:t xml:space="preserve"> code he produced for the final system release.</w:t>
+      </w:r>
+      <w:r>
+        <w:t xml:space="preserve"> </w:t>
+      </w:r>
+      <w:r>
+        <w:t xml:space="preserve"> </w:t>
+      </w:r>
     </w:p>
     <w:p>
       <w:pPr>
@@ -18681,7 +19963,15 @@
         </w:rPr>
       </w:pPr>
       <w:r>
-        <w:t>One important part of my work was debugging the RDT tests. For example, I encountered an issue related to the verification checksum of a serialized header. I reviewed the implementation, corrected the problem, and reran the test until the RdtTest passed successfully. This process helped me better understand how reliable data transfer works and how important careful serialization, checksum handling, and testing are in network programming.</w:t>
+        <w:t xml:space="preserve">One important part of my work was debugging the RDT tests. For example, I encountered an issue related to the verification checksum of a serialized header. I reviewed the implementation, corrected the problem, and reran the test until the </w:t>
+      </w:r>
+      <w:proofErr w:type="spellStart"/>
+      <w:r>
+        <w:t>RdtTest</w:t>
+      </w:r>
+      <w:proofErr w:type="spellEnd"/>
+      <w:r>
+        <w:t xml:space="preserve"> passed successfully. This process helped me better understand how reliable data transfer works and how important careful serialization, checksum handling, and testing are in network programming.</w:t>
       </w:r>
     </w:p>
     <w:p>
@@ -18692,7 +19982,11 @@
         </w:rPr>
       </w:pPr>
       <w:r>
-        <w:t>I also worked to make sure that my implementation could integrate correctly with the other parts of the client-server system. Throughout the project, I improved my C++ programming, debugging, testing, and problem-solving skills. I also became more familiar with working in a team where different members are responsible for different components of the same system.</w:t>
+        <w:t xml:space="preserve">I also worked to make sure that my implementation could integrate correctly with the other parts of the client-server system. Throughout the project, I improved my C++ programming, </w:t>
+      </w:r>
+      <w:r>
+        <w:lastRenderedPageBreak/>
+        <w:t>debugging, testing, and problem-solving skills. I also became more familiar with working in a team where different members are responsible for different components of the same system.</w:t>
       </w:r>
     </w:p>
     <w:p>
@@ -18774,7 +20068,6 @@
         <w:rPr>
           <w:lang w:val="vi-VN"/>
         </w:rPr>
-        <w:lastRenderedPageBreak/>
         <w:t>Đỗ Minh Khang</w:t>
       </w:r>
       <w:bookmarkEnd w:id="38"/>
@@ -18857,7 +20150,14 @@
         <w:rPr>
           <w:lang w:val="vi-VN"/>
         </w:rPr>
-        <w:t>demonstrated a genuine commitment to understanding his assigned responsibilities and the technical aspects of his modules. Although he occasionally progressed more slowly than planned, he maintained a solid understanding of his tasks, and the quality of his code was consistently high.</w:t>
+        <w:t xml:space="preserve">demonstrated a genuine commitment to understanding his assigned responsibilities and the technical aspects of his modules. Although he </w:t>
+      </w:r>
+      <w:r>
+        <w:rPr>
+          <w:lang w:val="vi-VN"/>
+        </w:rPr>
+        <w:lastRenderedPageBreak/>
+        <w:t>occasionally progressed more slowly than planned, he maintained a solid understanding of his tasks, and the quality of his code was consistently high.</w:t>
       </w:r>
     </w:p>
     <w:p>
@@ -19315,6 +20615,7 @@
         <w:rPr>
           <w:lang w:val="vi-VN"/>
         </w:rPr>
+        <w:lastRenderedPageBreak/>
         <w:t>Đỗ Minh Khang’s log:</w:t>
       </w:r>
       <w:r>
@@ -19331,9 +20632,6 @@
           <w:ilvl w:val="0"/>
           <w:numId w:val="1"/>
         </w:numPr>
-        <w:rPr>
-          <w:lang w:val="vi-VN"/>
-        </w:rPr>
       </w:pPr>
       <w:bookmarkStart w:id="41" w:name="_Toc237102660"/>
       <w:r>
@@ -19341,6 +20639,444 @@
       </w:r>
       <w:bookmarkEnd w:id="41"/>
     </w:p>
+    <w:p/>
+    <w:p>
+      <w:r>
+        <w:drawing>
+          <wp:inline distT="0" distB="0" distL="0" distR="0" wp14:anchorId="395E031F" wp14:editId="52E33A6E">
+            <wp:extent cx="5928360" cy="3512820"/>
+            <wp:effectExtent l="0" t="0" r="0" b="0"/>
+            <wp:docPr id="1356372844" name="Picture 20"/>
+            <wp:cNvGraphicFramePr>
+              <a:graphicFrameLocks xmlns:a="http://schemas.openxmlformats.org/drawingml/2006/main" noChangeAspect="1"/>
+            </wp:cNvGraphicFramePr>
+            <a:graphic xmlns:a="http://schemas.openxmlformats.org/drawingml/2006/main">
+              <a:graphicData uri="http://schemas.openxmlformats.org/drawingml/2006/picture">
+                <pic:pic xmlns:pic="http://schemas.openxmlformats.org/drawingml/2006/picture">
+                  <pic:nvPicPr>
+                    <pic:cNvPr id="0" name="Picture 1"/>
+                    <pic:cNvPicPr>
+                      <a:picLocks noChangeAspect="1" noChangeArrowheads="1"/>
+                    </pic:cNvPicPr>
+                  </pic:nvPicPr>
+                  <pic:blipFill>
+                    <a:blip r:embed="rId20" cstate="print">
+                      <a:extLst>
+                        <a:ext uri="{28A0092B-C50C-407E-A947-70E740481C1C}">
+                          <a14:useLocalDpi xmlns:a14="http://schemas.microsoft.com/office/drawing/2010/main" val="0"/>
+                        </a:ext>
+                      </a:extLst>
+                    </a:blip>
+                    <a:srcRect/>
+                    <a:stretch>
+                      <a:fillRect/>
+                    </a:stretch>
+                  </pic:blipFill>
+                  <pic:spPr bwMode="auto">
+                    <a:xfrm>
+                      <a:off x="0" y="0"/>
+                      <a:ext cx="5928360" cy="3512820"/>
+                    </a:xfrm>
+                    <a:prstGeom prst="rect">
+                      <a:avLst/>
+                    </a:prstGeom>
+                    <a:noFill/>
+                    <a:ln>
+                      <a:noFill/>
+                    </a:ln>
+                  </pic:spPr>
+                </pic:pic>
+              </a:graphicData>
+            </a:graphic>
+          </wp:inline>
+        </w:drawing>
+      </w:r>
+    </w:p>
+    <w:p>
+      <w:pPr>
+        <w:jc w:val="center"/>
+        <w:rPr>
+          <w:i/>
+          <w:iCs/>
+          <w:color w:val="44546A" w:themeColor="text2"/>
+          <w:sz w:val="18"/>
+          <w:szCs w:val="18"/>
+        </w:rPr>
+      </w:pPr>
+      <w:r>
+        <w:rPr>
+          <w:i/>
+          <w:iCs/>
+          <w:color w:val="44546A" w:themeColor="text2"/>
+          <w:sz w:val="18"/>
+          <w:szCs w:val="18"/>
+        </w:rPr>
+        <w:t>Figure A: The server and client programs after being started up. Two clients are connected to the server.</w:t>
+      </w:r>
+    </w:p>
+    <w:p>
+      <w:pPr>
+        <w:rPr>
+          <w:i/>
+          <w:iCs/>
+        </w:rPr>
+      </w:pPr>
+      <w:r>
+        <w:rPr>
+          <w:i/>
+          <w:iCs/>
+        </w:rPr>
+        <w:lastRenderedPageBreak/>
+        <w:drawing>
+          <wp:inline distT="0" distB="0" distL="0" distR="0" wp14:anchorId="66AA96C6" wp14:editId="52DBBCB5">
+            <wp:extent cx="5928360" cy="3497580"/>
+            <wp:effectExtent l="0" t="0" r="0" b="7620"/>
+            <wp:docPr id="950035153" name="Picture 19"/>
+            <wp:cNvGraphicFramePr>
+              <a:graphicFrameLocks xmlns:a="http://schemas.openxmlformats.org/drawingml/2006/main" noChangeAspect="1"/>
+            </wp:cNvGraphicFramePr>
+            <a:graphic xmlns:a="http://schemas.openxmlformats.org/drawingml/2006/main">
+              <a:graphicData uri="http://schemas.openxmlformats.org/drawingml/2006/picture">
+                <pic:pic xmlns:pic="http://schemas.openxmlformats.org/drawingml/2006/picture">
+                  <pic:nvPicPr>
+                    <pic:cNvPr id="0" name="Picture 3"/>
+                    <pic:cNvPicPr>
+                      <a:picLocks noChangeAspect="1" noChangeArrowheads="1"/>
+                    </pic:cNvPicPr>
+                  </pic:nvPicPr>
+                  <pic:blipFill>
+                    <a:blip r:embed="rId21" cstate="print">
+                      <a:extLst>
+                        <a:ext uri="{28A0092B-C50C-407E-A947-70E740481C1C}">
+                          <a14:useLocalDpi xmlns:a14="http://schemas.microsoft.com/office/drawing/2010/main" val="0"/>
+                        </a:ext>
+                      </a:extLst>
+                    </a:blip>
+                    <a:srcRect/>
+                    <a:stretch>
+                      <a:fillRect/>
+                    </a:stretch>
+                  </pic:blipFill>
+                  <pic:spPr bwMode="auto">
+                    <a:xfrm>
+                      <a:off x="0" y="0"/>
+                      <a:ext cx="5928360" cy="3497580"/>
+                    </a:xfrm>
+                    <a:prstGeom prst="rect">
+                      <a:avLst/>
+                    </a:prstGeom>
+                    <a:noFill/>
+                    <a:ln>
+                      <a:noFill/>
+                    </a:ln>
+                  </pic:spPr>
+                </pic:pic>
+              </a:graphicData>
+            </a:graphic>
+          </wp:inline>
+        </w:drawing>
+      </w:r>
+      <w:r>
+        <w:rPr>
+          <w:i/>
+          <w:iCs/>
+        </w:rPr>
+        <w:t xml:space="preserve"> </w:t>
+      </w:r>
+    </w:p>
+    <w:p>
+      <w:pPr>
+        <w:jc w:val="center"/>
+        <w:rPr>
+          <w:i/>
+          <w:iCs/>
+          <w:color w:val="44546A" w:themeColor="text2"/>
+          <w:sz w:val="18"/>
+          <w:szCs w:val="18"/>
+        </w:rPr>
+      </w:pPr>
+      <w:r>
+        <w:rPr>
+          <w:i/>
+          <w:iCs/>
+          <w:color w:val="44546A" w:themeColor="text2"/>
+          <w:sz w:val="18"/>
+          <w:szCs w:val="18"/>
+        </w:rPr>
+        <w:t>Figure B: Clients logging in via the USER and PASS commands.</w:t>
+      </w:r>
+    </w:p>
+    <w:p>
+      <w:pPr>
+        <w:rPr>
+          <w:i/>
+          <w:iCs/>
+        </w:rPr>
+      </w:pPr>
+      <w:r>
+        <w:rPr>
+          <w:i/>
+          <w:iCs/>
+        </w:rPr>
+        <w:drawing>
+          <wp:inline distT="0" distB="0" distL="0" distR="0" wp14:anchorId="396713F4" wp14:editId="213E9B30">
+            <wp:extent cx="5943600" cy="3535680"/>
+            <wp:effectExtent l="0" t="0" r="0" b="7620"/>
+            <wp:docPr id="792500903" name="Picture 18"/>
+            <wp:cNvGraphicFramePr>
+              <a:graphicFrameLocks xmlns:a="http://schemas.openxmlformats.org/drawingml/2006/main" noChangeAspect="1"/>
+            </wp:cNvGraphicFramePr>
+            <a:graphic xmlns:a="http://schemas.openxmlformats.org/drawingml/2006/main">
+              <a:graphicData uri="http://schemas.openxmlformats.org/drawingml/2006/picture">
+                <pic:pic xmlns:pic="http://schemas.openxmlformats.org/drawingml/2006/picture">
+                  <pic:nvPicPr>
+                    <pic:cNvPr id="0" name="Picture 4"/>
+                    <pic:cNvPicPr>
+                      <a:picLocks noChangeAspect="1" noChangeArrowheads="1"/>
+                    </pic:cNvPicPr>
+                  </pic:nvPicPr>
+                  <pic:blipFill>
+                    <a:blip r:embed="rId22">
+                      <a:extLst>
+                        <a:ext uri="{28A0092B-C50C-407E-A947-70E740481C1C}">
+                          <a14:useLocalDpi xmlns:a14="http://schemas.microsoft.com/office/drawing/2010/main" val="0"/>
+                        </a:ext>
+                      </a:extLst>
+                    </a:blip>
+                    <a:srcRect/>
+                    <a:stretch>
+                      <a:fillRect/>
+                    </a:stretch>
+                  </pic:blipFill>
+                  <pic:spPr bwMode="auto">
+                    <a:xfrm>
+                      <a:off x="0" y="0"/>
+                      <a:ext cx="5943600" cy="3535680"/>
+                    </a:xfrm>
+                    <a:prstGeom prst="rect">
+                      <a:avLst/>
+                    </a:prstGeom>
+                    <a:noFill/>
+                    <a:ln>
+                      <a:noFill/>
+                    </a:ln>
+                  </pic:spPr>
+                </pic:pic>
+              </a:graphicData>
+            </a:graphic>
+          </wp:inline>
+        </w:drawing>
+      </w:r>
+    </w:p>
+    <w:p>
+      <w:pPr>
+        <w:jc w:val="center"/>
+        <w:rPr>
+          <w:i/>
+          <w:iCs/>
+          <w:color w:val="44546A" w:themeColor="text2"/>
+          <w:sz w:val="18"/>
+          <w:szCs w:val="18"/>
+        </w:rPr>
+      </w:pPr>
+      <w:r>
+        <w:rPr>
+          <w:i/>
+          <w:iCs/>
+          <w:color w:val="44546A" w:themeColor="text2"/>
+          <w:sz w:val="18"/>
+          <w:szCs w:val="18"/>
+        </w:rPr>
+        <w:t>Figure C: Client can execute HELP, NOOP and QUIT commands without being logged in. Other commands, such as PASV, cannot be executed without logging in using USER and PASS.</w:t>
+      </w:r>
+    </w:p>
+    <w:p/>
+    <w:p>
+      <w:pPr>
+        <w:rPr>
+          <w:i/>
+          <w:iCs/>
+        </w:rPr>
+      </w:pPr>
+      <w:r>
+        <w:rPr>
+          <w:i/>
+          <w:iCs/>
+        </w:rPr>
+        <w:lastRenderedPageBreak/>
+        <w:drawing>
+          <wp:inline distT="0" distB="0" distL="0" distR="0" wp14:anchorId="4275524E" wp14:editId="7C8469BB">
+            <wp:extent cx="5935980" cy="3924300"/>
+            <wp:effectExtent l="0" t="0" r="7620" b="0"/>
+            <wp:docPr id="2192607" name="Picture 17"/>
+            <wp:cNvGraphicFramePr>
+              <a:graphicFrameLocks xmlns:a="http://schemas.openxmlformats.org/drawingml/2006/main" noChangeAspect="1"/>
+            </wp:cNvGraphicFramePr>
+            <a:graphic xmlns:a="http://schemas.openxmlformats.org/drawingml/2006/main">
+              <a:graphicData uri="http://schemas.openxmlformats.org/drawingml/2006/picture">
+                <pic:pic xmlns:pic="http://schemas.openxmlformats.org/drawingml/2006/picture">
+                  <pic:nvPicPr>
+                    <pic:cNvPr id="0" name="Picture 9"/>
+                    <pic:cNvPicPr>
+                      <a:picLocks noChangeAspect="1" noChangeArrowheads="1"/>
+                    </pic:cNvPicPr>
+                  </pic:nvPicPr>
+                  <pic:blipFill>
+                    <a:blip r:embed="rId23">
+                      <a:extLst>
+                        <a:ext uri="{28A0092B-C50C-407E-A947-70E740481C1C}">
+                          <a14:useLocalDpi xmlns:a14="http://schemas.microsoft.com/office/drawing/2010/main" val="0"/>
+                        </a:ext>
+                      </a:extLst>
+                    </a:blip>
+                    <a:srcRect/>
+                    <a:stretch>
+                      <a:fillRect/>
+                    </a:stretch>
+                  </pic:blipFill>
+                  <pic:spPr bwMode="auto">
+                    <a:xfrm>
+                      <a:off x="0" y="0"/>
+                      <a:ext cx="5935980" cy="3924300"/>
+                    </a:xfrm>
+                    <a:prstGeom prst="rect">
+                      <a:avLst/>
+                    </a:prstGeom>
+                    <a:noFill/>
+                    <a:ln>
+                      <a:noFill/>
+                    </a:ln>
+                  </pic:spPr>
+                </pic:pic>
+              </a:graphicData>
+            </a:graphic>
+          </wp:inline>
+        </w:drawing>
+      </w:r>
+      <w:r>
+        <w:rPr>
+          <w:i/>
+          <w:iCs/>
+        </w:rPr>
+        <w:t xml:space="preserve"> </w:t>
+      </w:r>
+    </w:p>
+    <w:p>
+      <w:pPr>
+        <w:jc w:val="center"/>
+        <w:rPr>
+          <w:i/>
+          <w:iCs/>
+          <w:color w:val="44546A" w:themeColor="text2"/>
+          <w:sz w:val="18"/>
+          <w:szCs w:val="18"/>
+        </w:rPr>
+      </w:pPr>
+      <w:r>
+        <w:rPr>
+          <w:i/>
+          <w:iCs/>
+          <w:color w:val="44546A" w:themeColor="text2"/>
+          <w:sz w:val="18"/>
+          <w:szCs w:val="18"/>
+        </w:rPr>
+        <w:t>Figure D: Client can execute control-only commands, such as PWD, CWD, CDUP, LIST, MKD, SIZE, STAT.</w:t>
+      </w:r>
+    </w:p>
+    <w:p>
+      <w:pPr>
+        <w:rPr>
+          <w:i/>
+          <w:iCs/>
+        </w:rPr>
+      </w:pPr>
+      <w:r>
+        <w:rPr>
+          <w:i/>
+          <w:iCs/>
+          <w:lang w:val="vi-VN"/>
+        </w:rPr>
+        <w:drawing>
+          <wp:inline distT="0" distB="0" distL="0" distR="0" wp14:anchorId="29E34BEF" wp14:editId="0C331647">
+            <wp:extent cx="5928360" cy="3512820"/>
+            <wp:effectExtent l="0" t="0" r="0" b="0"/>
+            <wp:docPr id="156565457" name="Picture 16"/>
+            <wp:cNvGraphicFramePr>
+              <a:graphicFrameLocks xmlns:a="http://schemas.openxmlformats.org/drawingml/2006/main" noChangeAspect="1"/>
+            </wp:cNvGraphicFramePr>
+            <a:graphic xmlns:a="http://schemas.openxmlformats.org/drawingml/2006/main">
+              <a:graphicData uri="http://schemas.openxmlformats.org/drawingml/2006/picture">
+                <pic:pic xmlns:pic="http://schemas.openxmlformats.org/drawingml/2006/picture">
+                  <pic:nvPicPr>
+                    <pic:cNvPr id="0" name="Picture 6"/>
+                    <pic:cNvPicPr>
+                      <a:picLocks noChangeAspect="1" noChangeArrowheads="1"/>
+                    </pic:cNvPicPr>
+                  </pic:nvPicPr>
+                  <pic:blipFill>
+                    <a:blip r:embed="rId24">
+                      <a:extLst>
+                        <a:ext uri="{28A0092B-C50C-407E-A947-70E740481C1C}">
+                          <a14:useLocalDpi xmlns:a14="http://schemas.microsoft.com/office/drawing/2010/main" val="0"/>
+                        </a:ext>
+                      </a:extLst>
+                    </a:blip>
+                    <a:srcRect/>
+                    <a:stretch>
+                      <a:fillRect/>
+                    </a:stretch>
+                  </pic:blipFill>
+                  <pic:spPr bwMode="auto">
+                    <a:xfrm>
+                      <a:off x="0" y="0"/>
+                      <a:ext cx="5928360" cy="3512820"/>
+                    </a:xfrm>
+                    <a:prstGeom prst="rect">
+                      <a:avLst/>
+                    </a:prstGeom>
+                    <a:noFill/>
+                    <a:ln>
+                      <a:noFill/>
+                    </a:ln>
+                  </pic:spPr>
+                </pic:pic>
+              </a:graphicData>
+            </a:graphic>
+          </wp:inline>
+        </w:drawing>
+      </w:r>
+      <w:r>
+        <w:rPr>
+          <w:i/>
+          <w:iCs/>
+          <w:lang w:val="vi-VN"/>
+        </w:rPr>
+        <w:t xml:space="preserve"> </w:t>
+      </w:r>
+    </w:p>
+    <w:p>
+      <w:pPr>
+        <w:jc w:val="center"/>
+        <w:rPr>
+          <w:i/>
+          <w:iCs/>
+          <w:color w:val="44546A" w:themeColor="text2"/>
+          <w:sz w:val="18"/>
+          <w:szCs w:val="18"/>
+        </w:rPr>
+      </w:pPr>
+      <w:r>
+        <w:rPr>
+          <w:i/>
+          <w:iCs/>
+          <w:color w:val="44546A" w:themeColor="text2"/>
+          <w:sz w:val="18"/>
+          <w:szCs w:val="18"/>
+        </w:rPr>
+        <w:t>Figure E: Clients enter Passive Mode using PASV. While a client sends a large file to the server, another client can retrieve a file from the server without affecting the other client.</w:t>
+      </w:r>
+    </w:p>
+    <w:p/>
     <w:p>
       <w:pPr>
         <w:pStyle w:val="Heading1"/>
@@ -19373,8 +21109,8 @@
       </w:pPr>
     </w:p>
     <w:sectPr>
-      <w:headerReference w:type="default" r:id="rId20"/>
-      <w:footerReference w:type="default" r:id="rId21"/>
+      <w:headerReference w:type="default" r:id="rId25"/>
+      <w:footerReference w:type="default" r:id="rId26"/>
       <w:pgSz w:w="12240" w:h="15840"/>
       <w:pgMar w:top="1440" w:right="1440" w:bottom="1440" w:left="1440" w:header="720" w:footer="720" w:gutter="0"/>
       <w:pgNumType w:start="0"/>

--- a/docs/report.docx
+++ b/docs/report.docx
@@ -20639,11 +20639,13 @@
       </w:r>
       <w:bookmarkEnd w:id="41"/>
     </w:p>
-    <w:p/>
     <w:p>
       <w:r>
+        <w:rPr>
+          <w:noProof/>
+        </w:rPr>
         <w:drawing>
-          <wp:inline distT="0" distB="0" distL="0" distR="0" wp14:anchorId="395E031F" wp14:editId="52E33A6E">
+          <wp:inline distT="0" distB="0" distL="0" distR="0" wp14:anchorId="395E031F" wp14:editId="23308475">
             <wp:extent cx="5928360" cy="3512820"/>
             <wp:effectExtent l="0" t="0" r="0" b="0"/>
             <wp:docPr id="1356372844" name="Picture 20"/>
@@ -20725,10 +20727,10 @@
         <w:rPr>
           <w:i/>
           <w:iCs/>
-        </w:rPr>
-        <w:lastRenderedPageBreak/>
+          <w:noProof/>
+        </w:rPr>
         <w:drawing>
-          <wp:inline distT="0" distB="0" distL="0" distR="0" wp14:anchorId="66AA96C6" wp14:editId="52DBBCB5">
+          <wp:inline distT="0" distB="0" distL="0" distR="0" wp14:anchorId="66AA96C6" wp14:editId="25BB72D1">
             <wp:extent cx="5928360" cy="3497580"/>
             <wp:effectExtent l="0" t="0" r="0" b="7620"/>
             <wp:docPr id="950035153" name="Picture 19"/>
@@ -20803,6 +20805,7 @@
           <w:sz w:val="18"/>
           <w:szCs w:val="18"/>
         </w:rPr>
+        <w:lastRenderedPageBreak/>
         <w:t>Figure B: Clients logging in via the USER and PASS commands.</w:t>
       </w:r>
     </w:p>
@@ -20817,6 +20820,7 @@
         <w:rPr>
           <w:i/>
           <w:iCs/>
+          <w:noProof/>
         </w:rPr>
         <w:drawing>
           <wp:inline distT="0" distB="0" distL="0" distR="0" wp14:anchorId="396713F4" wp14:editId="213E9B30">
@@ -20890,9 +20894,9 @@
         <w:t>Figure C: Client can execute HELP, NOOP and QUIT commands without being logged in. Other commands, such as PASV, cannot be executed without logging in using USER and PASS.</w:t>
       </w:r>
     </w:p>
-    <w:p/>
     <w:p>
       <w:pPr>
+        <w:jc w:val="center"/>
         <w:rPr>
           <w:i/>
           <w:iCs/>
@@ -20902,12 +20906,12 @@
         <w:rPr>
           <w:i/>
           <w:iCs/>
-        </w:rPr>
-        <w:lastRenderedPageBreak/>
+          <w:noProof/>
+        </w:rPr>
         <w:drawing>
-          <wp:inline distT="0" distB="0" distL="0" distR="0" wp14:anchorId="4275524E" wp14:editId="7C8469BB">
-            <wp:extent cx="5935980" cy="3924300"/>
-            <wp:effectExtent l="0" t="0" r="7620" b="0"/>
+          <wp:inline distT="0" distB="0" distL="0" distR="0" wp14:anchorId="4275524E" wp14:editId="70DEEADF">
+            <wp:extent cx="5600700" cy="3702646"/>
+            <wp:effectExtent l="0" t="0" r="0" b="0"/>
             <wp:docPr id="2192607" name="Picture 17"/>
             <wp:cNvGraphicFramePr>
               <a:graphicFrameLocks xmlns:a="http://schemas.openxmlformats.org/drawingml/2006/main" noChangeAspect="1"/>
@@ -20937,7 +20941,7 @@
                   <pic:spPr bwMode="auto">
                     <a:xfrm>
                       <a:off x="0" y="0"/>
-                      <a:ext cx="5935980" cy="3924300"/>
+                      <a:ext cx="5623213" cy="3717529"/>
                     </a:xfrm>
                     <a:prstGeom prst="rect">
                       <a:avLst/>
@@ -20953,13 +20957,6 @@
           </wp:inline>
         </w:drawing>
       </w:r>
-      <w:r>
-        <w:rPr>
-          <w:i/>
-          <w:iCs/>
-        </w:rPr>
-        <w:t xml:space="preserve"> </w:t>
-      </w:r>
     </w:p>
     <w:p>
       <w:pPr>
@@ -20994,8 +20991,10 @@
         <w:rPr>
           <w:i/>
           <w:iCs/>
-          <w:lang w:val="vi-VN"/>
-        </w:rPr>
+          <w:noProof/>
+          <w:lang w:val="vi-VN"/>
+        </w:rPr>
+        <w:lastRenderedPageBreak/>
         <w:drawing>
           <wp:inline distT="0" distB="0" distL="0" distR="0" wp14:anchorId="29E34BEF" wp14:editId="0C331647">
             <wp:extent cx="5928360" cy="3512820"/>
@@ -21076,7 +21075,288 @@
         <w:t>Figure E: Clients enter Passive Mode using PASV. While a client sends a large file to the server, another client can retrieve a file from the server without affecting the other client.</w:t>
       </w:r>
     </w:p>
-    <w:p/>
+    <w:p>
+      <w:pPr>
+        <w:jc w:val="center"/>
+        <w:rPr>
+          <w:i/>
+          <w:iCs/>
+          <w:color w:val="44546A" w:themeColor="text2"/>
+          <w:sz w:val="18"/>
+          <w:szCs w:val="18"/>
+        </w:rPr>
+      </w:pPr>
+      <w:r>
+        <w:rPr>
+          <w:i/>
+          <w:iCs/>
+          <w:noProof/>
+          <w:color w:val="44546A" w:themeColor="text2"/>
+          <w:sz w:val="18"/>
+          <w:szCs w:val="18"/>
+        </w:rPr>
+        <w:drawing>
+          <wp:inline distT="0" distB="0" distL="0" distR="0" wp14:anchorId="6BBE5367" wp14:editId="32E5675F">
+            <wp:extent cx="5928360" cy="3520440"/>
+            <wp:effectExtent l="0" t="0" r="0" b="3810"/>
+            <wp:docPr id="1034614856" name="Picture 3"/>
+            <wp:cNvGraphicFramePr>
+              <a:graphicFrameLocks xmlns:a="http://schemas.openxmlformats.org/drawingml/2006/main" noChangeAspect="1"/>
+            </wp:cNvGraphicFramePr>
+            <a:graphic xmlns:a="http://schemas.openxmlformats.org/drawingml/2006/main">
+              <a:graphicData uri="http://schemas.openxmlformats.org/drawingml/2006/picture">
+                <pic:pic xmlns:pic="http://schemas.openxmlformats.org/drawingml/2006/picture">
+                  <pic:nvPicPr>
+                    <pic:cNvPr id="0" name="Picture 3"/>
+                    <pic:cNvPicPr>
+                      <a:picLocks noChangeAspect="1" noChangeArrowheads="1"/>
+                    </pic:cNvPicPr>
+                  </pic:nvPicPr>
+                  <pic:blipFill>
+                    <a:blip r:embed="rId25" cstate="print">
+                      <a:extLst>
+                        <a:ext uri="{28A0092B-C50C-407E-A947-70E740481C1C}">
+                          <a14:useLocalDpi xmlns:a14="http://schemas.microsoft.com/office/drawing/2010/main" val="0"/>
+                        </a:ext>
+                      </a:extLst>
+                    </a:blip>
+                    <a:srcRect/>
+                    <a:stretch>
+                      <a:fillRect/>
+                    </a:stretch>
+                  </pic:blipFill>
+                  <pic:spPr bwMode="auto">
+                    <a:xfrm>
+                      <a:off x="0" y="0"/>
+                      <a:ext cx="5928360" cy="3520440"/>
+                    </a:xfrm>
+                    <a:prstGeom prst="rect">
+                      <a:avLst/>
+                    </a:prstGeom>
+                    <a:noFill/>
+                    <a:ln>
+                      <a:noFill/>
+                    </a:ln>
+                  </pic:spPr>
+                </pic:pic>
+              </a:graphicData>
+            </a:graphic>
+          </wp:inline>
+        </w:drawing>
+      </w:r>
+    </w:p>
+    <w:p>
+      <w:pPr>
+        <w:jc w:val="center"/>
+        <w:rPr>
+          <w:noProof/>
+        </w:rPr>
+      </w:pPr>
+      <w:r>
+        <w:rPr>
+          <w:i/>
+          <w:iCs/>
+          <w:color w:val="44546A" w:themeColor="text2"/>
+          <w:sz w:val="18"/>
+          <w:szCs w:val="18"/>
+        </w:rPr>
+        <w:t xml:space="preserve">Figure </w:t>
+      </w:r>
+      <w:r>
+        <w:rPr>
+          <w:i/>
+          <w:iCs/>
+          <w:color w:val="44546A" w:themeColor="text2"/>
+          <w:sz w:val="18"/>
+          <w:szCs w:val="18"/>
+        </w:rPr>
+        <w:t>F</w:t>
+      </w:r>
+      <w:r>
+        <w:rPr>
+          <w:i/>
+          <w:iCs/>
+          <w:color w:val="44546A" w:themeColor="text2"/>
+          <w:sz w:val="18"/>
+          <w:szCs w:val="18"/>
+        </w:rPr>
+        <w:t xml:space="preserve">: Clients enter </w:t>
+      </w:r>
+      <w:r>
+        <w:rPr>
+          <w:i/>
+          <w:iCs/>
+          <w:color w:val="44546A" w:themeColor="text2"/>
+          <w:sz w:val="18"/>
+          <w:szCs w:val="18"/>
+        </w:rPr>
+        <w:t>Active</w:t>
+      </w:r>
+      <w:r>
+        <w:rPr>
+          <w:i/>
+          <w:iCs/>
+          <w:color w:val="44546A" w:themeColor="text2"/>
+          <w:sz w:val="18"/>
+          <w:szCs w:val="18"/>
+        </w:rPr>
+        <w:t xml:space="preserve"> Mode using </w:t>
+      </w:r>
+      <w:r>
+        <w:rPr>
+          <w:i/>
+          <w:iCs/>
+          <w:color w:val="44546A" w:themeColor="text2"/>
+          <w:sz w:val="18"/>
+          <w:szCs w:val="18"/>
+        </w:rPr>
+        <w:t>PORT</w:t>
+      </w:r>
+      <w:r>
+        <w:rPr>
+          <w:i/>
+          <w:iCs/>
+          <w:color w:val="44546A" w:themeColor="text2"/>
+          <w:sz w:val="18"/>
+          <w:szCs w:val="18"/>
+        </w:rPr>
+        <w:t xml:space="preserve">. </w:t>
+      </w:r>
+      <w:r>
+        <w:rPr>
+          <w:i/>
+          <w:iCs/>
+          <w:color w:val="44546A" w:themeColor="text2"/>
+          <w:sz w:val="18"/>
+          <w:szCs w:val="18"/>
+        </w:rPr>
+        <w:t xml:space="preserve">A client executes APPE which appends data to the existing file on the server, and the other </w:t>
+      </w:r>
+      <w:r>
+        <w:rPr>
+          <w:i/>
+          <w:iCs/>
+          <w:color w:val="44546A" w:themeColor="text2"/>
+          <w:sz w:val="18"/>
+          <w:szCs w:val="18"/>
+        </w:rPr>
+        <w:t xml:space="preserve">client </w:t>
+      </w:r>
+      <w:r>
+        <w:rPr>
+          <w:i/>
+          <w:iCs/>
+          <w:color w:val="44546A" w:themeColor="text2"/>
+          <w:sz w:val="18"/>
+          <w:szCs w:val="18"/>
+        </w:rPr>
+        <w:t>executes STOU which creates a new file with a unique filename.</w:t>
+      </w:r>
+      <w:r>
+        <w:rPr>
+          <w:noProof/>
+        </w:rPr>
+        <w:t xml:space="preserve"> </w:t>
+      </w:r>
+    </w:p>
+    <w:p>
+      <w:pPr>
+        <w:jc w:val="center"/>
+      </w:pPr>
+      <w:r>
+        <w:rPr>
+          <w:i/>
+          <w:iCs/>
+          <w:color w:val="44546A" w:themeColor="text2"/>
+          <w:sz w:val="18"/>
+          <w:szCs w:val="18"/>
+        </w:rPr>
+        <w:lastRenderedPageBreak/>
+        <w:drawing>
+          <wp:inline distT="0" distB="0" distL="0" distR="0" wp14:anchorId="67A1E947" wp14:editId="788DB021">
+            <wp:extent cx="5943600" cy="1131570"/>
+            <wp:effectExtent l="0" t="0" r="0" b="0"/>
+            <wp:docPr id="405780021" name="Picture 1"/>
+            <wp:cNvGraphicFramePr>
+              <a:graphicFrameLocks xmlns:a="http://schemas.openxmlformats.org/drawingml/2006/main" noChangeAspect="1"/>
+            </wp:cNvGraphicFramePr>
+            <a:graphic xmlns:a="http://schemas.openxmlformats.org/drawingml/2006/main">
+              <a:graphicData uri="http://schemas.openxmlformats.org/drawingml/2006/picture">
+                <pic:pic xmlns:pic="http://schemas.openxmlformats.org/drawingml/2006/picture">
+                  <pic:nvPicPr>
+                    <pic:cNvPr id="405780021" name=""/>
+                    <pic:cNvPicPr/>
+                  </pic:nvPicPr>
+                  <pic:blipFill>
+                    <a:blip r:embed="rId26"/>
+                    <a:stretch>
+                      <a:fillRect/>
+                    </a:stretch>
+                  </pic:blipFill>
+                  <pic:spPr>
+                    <a:xfrm>
+                      <a:off x="0" y="0"/>
+                      <a:ext cx="5943600" cy="1131570"/>
+                    </a:xfrm>
+                    <a:prstGeom prst="rect">
+                      <a:avLst/>
+                    </a:prstGeom>
+                  </pic:spPr>
+                </pic:pic>
+              </a:graphicData>
+            </a:graphic>
+          </wp:inline>
+        </w:drawing>
+      </w:r>
+    </w:p>
+    <w:p>
+      <w:pPr>
+        <w:jc w:val="center"/>
+        <w:rPr>
+          <w:noProof/>
+        </w:rPr>
+      </w:pPr>
+      <w:r>
+        <w:rPr>
+          <w:i/>
+          <w:iCs/>
+          <w:color w:val="44546A" w:themeColor="text2"/>
+          <w:sz w:val="18"/>
+          <w:szCs w:val="18"/>
+        </w:rPr>
+        <w:t xml:space="preserve">Figure </w:t>
+      </w:r>
+      <w:r>
+        <w:rPr>
+          <w:i/>
+          <w:iCs/>
+          <w:color w:val="44546A" w:themeColor="text2"/>
+          <w:sz w:val="18"/>
+          <w:szCs w:val="18"/>
+        </w:rPr>
+        <w:t>G</w:t>
+      </w:r>
+      <w:r>
+        <w:rPr>
+          <w:i/>
+          <w:iCs/>
+          <w:color w:val="44546A" w:themeColor="text2"/>
+          <w:sz w:val="18"/>
+          <w:szCs w:val="18"/>
+        </w:rPr>
+        <w:t xml:space="preserve">: </w:t>
+      </w:r>
+      <w:r>
+        <w:rPr>
+          <w:i/>
+          <w:iCs/>
+          <w:color w:val="44546A" w:themeColor="text2"/>
+          <w:sz w:val="18"/>
+          <w:szCs w:val="18"/>
+        </w:rPr>
+        <w:t>Client can abort the data transferring process.</w:t>
+      </w:r>
+    </w:p>
     <w:p>
       <w:pPr>
         <w:pStyle w:val="Heading1"/>
@@ -21109,8 +21389,8 @@
       </w:pPr>
     </w:p>
     <w:sectPr>
-      <w:headerReference w:type="default" r:id="rId25"/>
-      <w:footerReference w:type="default" r:id="rId26"/>
+      <w:headerReference w:type="default" r:id="rId27"/>
+      <w:footerReference w:type="default" r:id="rId28"/>
       <w:pgSz w:w="12240" w:h="15840"/>
       <w:pgMar w:top="1440" w:right="1440" w:bottom="1440" w:left="1440" w:header="720" w:footer="720" w:gutter="0"/>
       <w:pgNumType w:start="0"/>
@@ -27317,7 +27597,7 @@
   <w:style w:type="paragraph" w:default="1" w:styleId="Normal">
     <w:name w:val="Normal"/>
     <w:qFormat/>
-    <w:rsid w:val="00CB71CA"/>
+    <w:rsid w:val="000B2E64"/>
     <w:pPr>
       <w:spacing w:after="120"/>
       <w:jc w:val="both"/>
@@ -27530,6 +27810,7 @@
   <w:style w:type="character" w:default="1" w:styleId="DefaultParagraphFont">
     <w:name w:val="Default Paragraph Font"/>
     <w:uiPriority w:val="1"/>
+    <w:semiHidden/>
     <w:unhideWhenUsed/>
   </w:style>
   <w:style w:type="table" w:default="1" w:styleId="TableNormal">

--- a/docs/report.docx
+++ b/docs/report.docx
@@ -1085,7 +1085,21 @@
                 <w:rStyle w:val="Hyperlink"/>
                 <w:noProof/>
               </w:rPr>
-              <w:t>Filesystem &amp; Application-Level Structures</w:t>
+              <w:t>Filesyst</w:t>
+            </w:r>
+            <w:r>
+              <w:rPr>
+                <w:rStyle w:val="Hyperlink"/>
+                <w:noProof/>
+              </w:rPr>
+              <w:t>e</w:t>
+            </w:r>
+            <w:r>
+              <w:rPr>
+                <w:rStyle w:val="Hyperlink"/>
+                <w:noProof/>
+              </w:rPr>
+              <w:t>m &amp; Application-Level Structures</w:t>
             </w:r>
             <w:r>
               <w:rPr>
@@ -2709,7 +2723,7 @@
         </w:rPr>
         <w:fldChar w:fldCharType="separate"/>
       </w:r>
-      <w:hyperlink w:anchor="_Toc237102662" w:history="1">
+      <w:hyperlink w:anchor="_Toc237192193" w:history="1">
         <w:r>
           <w:rPr>
             <w:rStyle w:val="Hyperlink"/>
@@ -2744,7 +2758,7 @@
             <w:noProof/>
             <w:webHidden/>
           </w:rPr>
-          <w:instrText xml:space="preserve"> PAGEREF _Toc237102662 \h </w:instrText>
+          <w:instrText xml:space="preserve"> PAGEREF _Toc237192193 \h </w:instrText>
         </w:r>
         <w:r>
           <w:rPr>
@@ -2786,7 +2800,7 @@
           <w:noProof/>
         </w:rPr>
       </w:pPr>
-      <w:hyperlink w:anchor="_Toc237102663" w:history="1">
+      <w:hyperlink w:anchor="_Toc237192194" w:history="1">
         <w:r>
           <w:rPr>
             <w:rStyle w:val="Hyperlink"/>
@@ -2836,7 +2850,7 @@
             <w:noProof/>
             <w:webHidden/>
           </w:rPr>
-          <w:instrText xml:space="preserve"> PAGEREF _Toc237102663 \h </w:instrText>
+          <w:instrText xml:space="preserve"> PAGEREF _Toc237192194 \h </w:instrText>
         </w:r>
         <w:r>
           <w:rPr>
@@ -2878,7 +2892,7 @@
           <w:noProof/>
         </w:rPr>
       </w:pPr>
-      <w:hyperlink w:anchor="_Toc237102664" w:history="1">
+      <w:hyperlink w:anchor="_Toc237192195" w:history="1">
         <w:r>
           <w:rPr>
             <w:rStyle w:val="Hyperlink"/>
@@ -2913,7 +2927,7 @@
             <w:noProof/>
             <w:webHidden/>
           </w:rPr>
-          <w:instrText xml:space="preserve"> PAGEREF _Toc237102664 \h </w:instrText>
+          <w:instrText xml:space="preserve"> PAGEREF _Toc237192195 \h </w:instrText>
         </w:r>
         <w:r>
           <w:rPr>
@@ -2955,7 +2969,7 @@
           <w:noProof/>
         </w:rPr>
       </w:pPr>
-      <w:hyperlink w:anchor="_Toc237102665" w:history="1">
+      <w:hyperlink w:anchor="_Toc237192196" w:history="1">
         <w:r>
           <w:rPr>
             <w:rStyle w:val="Hyperlink"/>
@@ -2982,7 +2996,7 @@
             <w:noProof/>
             <w:webHidden/>
           </w:rPr>
-          <w:instrText xml:space="preserve"> PAGEREF _Toc237102665 \h </w:instrText>
+          <w:instrText xml:space="preserve"> PAGEREF _Toc237192196 \h </w:instrText>
         </w:r>
         <w:r>
           <w:rPr>
@@ -3024,7 +3038,7 @@
           <w:noProof/>
         </w:rPr>
       </w:pPr>
-      <w:hyperlink w:anchor="_Toc237102666" w:history="1">
+      <w:hyperlink w:anchor="_Toc237192197" w:history="1">
         <w:r>
           <w:rPr>
             <w:rStyle w:val="Hyperlink"/>
@@ -3059,7 +3073,7 @@
             <w:noProof/>
             <w:webHidden/>
           </w:rPr>
-          <w:instrText xml:space="preserve"> PAGEREF _Toc237102666 \h </w:instrText>
+          <w:instrText xml:space="preserve"> PAGEREF _Toc237192197 \h </w:instrText>
         </w:r>
         <w:r>
           <w:rPr>
@@ -3101,7 +3115,7 @@
           <w:noProof/>
         </w:rPr>
       </w:pPr>
-      <w:hyperlink w:anchor="_Toc237102667" w:history="1">
+      <w:hyperlink w:anchor="_Toc237192198" w:history="1">
         <w:r>
           <w:rPr>
             <w:rStyle w:val="Hyperlink"/>
@@ -3136,7 +3150,7 @@
             <w:noProof/>
             <w:webHidden/>
           </w:rPr>
-          <w:instrText xml:space="preserve"> PAGEREF _Toc237102667 \h </w:instrText>
+          <w:instrText xml:space="preserve"> PAGEREF _Toc237192198 \h </w:instrText>
         </w:r>
         <w:r>
           <w:rPr>
@@ -3178,7 +3192,7 @@
           <w:noProof/>
         </w:rPr>
       </w:pPr>
-      <w:hyperlink w:anchor="_Toc237102668" w:history="1">
+      <w:hyperlink w:anchor="_Toc237192199" w:history="1">
         <w:r>
           <w:rPr>
             <w:rStyle w:val="Hyperlink"/>
@@ -3213,7 +3227,7 @@
             <w:noProof/>
             <w:webHidden/>
           </w:rPr>
-          <w:instrText xml:space="preserve"> PAGEREF _Toc237102668 \h </w:instrText>
+          <w:instrText xml:space="preserve"> PAGEREF _Toc237192199 \h </w:instrText>
         </w:r>
         <w:r>
           <w:rPr>
@@ -3255,7 +3269,7 @@
           <w:noProof/>
         </w:rPr>
       </w:pPr>
-      <w:hyperlink w:anchor="_Toc237102669" w:history="1">
+      <w:hyperlink w:anchor="_Toc237192200" w:history="1">
         <w:r>
           <w:rPr>
             <w:rStyle w:val="Hyperlink"/>
@@ -3282,7 +3296,7 @@
             <w:noProof/>
             <w:webHidden/>
           </w:rPr>
-          <w:instrText xml:space="preserve"> PAGEREF _Toc237102669 \h </w:instrText>
+          <w:instrText xml:space="preserve"> PAGEREF _Toc237192200 \h </w:instrText>
         </w:r>
         <w:r>
           <w:rPr>
@@ -3324,7 +3338,7 @@
           <w:noProof/>
         </w:rPr>
       </w:pPr>
-      <w:hyperlink w:anchor="_Toc237102670" w:history="1">
+      <w:hyperlink w:anchor="_Toc237192201" w:history="1">
         <w:r>
           <w:rPr>
             <w:rStyle w:val="Hyperlink"/>
@@ -3359,7 +3373,7 @@
             <w:noProof/>
             <w:webHidden/>
           </w:rPr>
-          <w:instrText xml:space="preserve"> PAGEREF _Toc237102670 \h </w:instrText>
+          <w:instrText xml:space="preserve"> PAGEREF _Toc237192201 \h </w:instrText>
         </w:r>
         <w:r>
           <w:rPr>
@@ -3401,7 +3415,7 @@
           <w:noProof/>
         </w:rPr>
       </w:pPr>
-      <w:hyperlink w:anchor="_Toc237102671" w:history="1">
+      <w:hyperlink w:anchor="_Toc237192202" w:history="1">
         <w:r>
           <w:rPr>
             <w:rStyle w:val="Hyperlink"/>
@@ -3436,7 +3450,7 @@
             <w:noProof/>
             <w:webHidden/>
           </w:rPr>
-          <w:instrText xml:space="preserve"> PAGEREF _Toc237102671 \h </w:instrText>
+          <w:instrText xml:space="preserve"> PAGEREF _Toc237192202 \h </w:instrText>
         </w:r>
         <w:r>
           <w:rPr>
@@ -3478,7 +3492,7 @@
           <w:noProof/>
         </w:rPr>
       </w:pPr>
-      <w:hyperlink w:anchor="_Toc237102672" w:history="1">
+      <w:hyperlink w:anchor="_Toc237192203" w:history="1">
         <w:r>
           <w:rPr>
             <w:rStyle w:val="Hyperlink"/>
@@ -3513,7 +3527,7 @@
             <w:noProof/>
             <w:webHidden/>
           </w:rPr>
-          <w:instrText xml:space="preserve"> PAGEREF _Toc237102672 \h </w:instrText>
+          <w:instrText xml:space="preserve"> PAGEREF _Toc237192203 \h </w:instrText>
         </w:r>
         <w:r>
           <w:rPr>
@@ -3750,25 +3764,7 @@
           <w:kern w:val="0"/>
           <w14:ligatures w14:val="none"/>
         </w:rPr>
-        <w:t xml:space="preserve"> an interactive command-line client that connects to the server's control port, issues FTP-style </w:t>
-      </w:r>
-      <w:proofErr w:type="gramStart"/>
-      <w:r>
-        <w:rPr>
-          <w:rFonts w:eastAsia="Times New Roman" w:cs="Times New Roman"/>
-          <w:kern w:val="0"/>
-          <w14:ligatures w14:val="none"/>
-        </w:rPr>
-        <w:t>commands, and</w:t>
-      </w:r>
-      <w:proofErr w:type="gramEnd"/>
-      <w:r>
-        <w:rPr>
-          <w:rFonts w:eastAsia="Times New Roman" w:cs="Times New Roman"/>
-          <w:kern w:val="0"/>
-          <w14:ligatures w14:val="none"/>
-        </w:rPr>
-        <w:t xml:space="preserve"> drives file transfers over a separately-established UDP data channel.</w:t>
+        <w:t xml:space="preserve"> an interactive command-line client that connects to the server's control port, issues FTP-style commands, and drives file transfers over a separately-established UDP data channel.</w:t>
       </w:r>
     </w:p>
     <w:p>
@@ -4376,19 +4372,11 @@
         </w:rPr>
         <w:t>/</w:t>
       </w:r>
-      <w:proofErr w:type="gramStart"/>
       <w:r>
         <w:rPr>
           <w:rStyle w:val="PseudocodeChar"/>
         </w:rPr>
-        <w:t>accept(</w:t>
-      </w:r>
-      <w:proofErr w:type="gramEnd"/>
-      <w:r>
-        <w:rPr>
-          <w:rStyle w:val="PseudocodeChar"/>
-        </w:rPr>
-        <w:t>)</w:t>
+        <w:t>accept()</w:t>
       </w:r>
       <w:r>
         <w:rPr>
@@ -4480,13 +4468,8 @@
         </w:rPr>
         <w:t>” r</w:t>
       </w:r>
-      <w:proofErr w:type="spellStart"/>
-      <w:r>
-        <w:t>eply</w:t>
-      </w:r>
-      <w:proofErr w:type="spellEnd"/>
-      <w:r>
-        <w:t xml:space="preserve">. The client sends </w:t>
+      <w:r>
+        <w:t xml:space="preserve">eply. The client sends </w:t>
       </w:r>
       <w:r>
         <w:rPr>
@@ -4572,13 +4555,8 @@
         </w:rPr>
         <w:t>” o</w:t>
       </w:r>
-      <w:proofErr w:type="spellStart"/>
-      <w:r>
-        <w:t>therwise</w:t>
-      </w:r>
-      <w:proofErr w:type="spellEnd"/>
-      <w:r>
-        <w:t xml:space="preserve">. Every command other than </w:t>
+      <w:r>
+        <w:t xml:space="preserve">therwise. Every command other than </w:t>
       </w:r>
       <w:r>
         <w:rPr>
@@ -4625,21 +4603,11 @@
       <w:r>
         <w:t xml:space="preserve"> is gated behind </w:t>
       </w:r>
-      <w:proofErr w:type="spellStart"/>
-      <w:proofErr w:type="gramStart"/>
       <w:r>
         <w:rPr>
           <w:rStyle w:val="PseudocodeChar"/>
         </w:rPr>
-        <w:t>s.authenticated</w:t>
-      </w:r>
-      <w:proofErr w:type="spellEnd"/>
-      <w:proofErr w:type="gramEnd"/>
-      <w:r>
-        <w:rPr>
-          <w:rStyle w:val="PseudocodeChar"/>
-        </w:rPr>
-        <w:t xml:space="preserve"> == true</w:t>
+        <w:t>s.authenticated == true</w:t>
       </w:r>
       <w:r>
         <w:t>, so an unauthenticated client cannot issue file or directory operations.</w:t>
@@ -4839,25 +4807,7 @@
           <w:kern w:val="0"/>
           <w14:ligatures w14:val="none"/>
         </w:rPr>
-        <w:t xml:space="preserve">At this point the </w:t>
-      </w:r>
-      <w:proofErr w:type="gramStart"/>
-      <w:r>
-        <w:rPr>
-          <w:rFonts w:eastAsia="Times New Roman" w:cs="Times New Roman"/>
-          <w:kern w:val="0"/>
-          <w14:ligatures w14:val="none"/>
-        </w:rPr>
-        <w:t>session branches</w:t>
-      </w:r>
-      <w:proofErr w:type="gramEnd"/>
-      <w:r>
-        <w:rPr>
-          <w:rFonts w:eastAsia="Times New Roman" w:cs="Times New Roman"/>
-          <w:kern w:val="0"/>
-          <w14:ligatures w14:val="none"/>
-        </w:rPr>
-        <w:t xml:space="preserve"> depending on which data-channel mode the client selects for its next transfer.</w:t>
+        <w:t>At this point the session branches depending on which data-channel mode the client selects for its next transfer.</w:t>
       </w:r>
     </w:p>
     <w:p>
@@ -5025,21 +4975,7 @@
         <w:rPr>
           <w:rStyle w:val="PseudocodeChar"/>
         </w:rPr>
-        <w:t>227 Entering Passive Mode (h</w:t>
-      </w:r>
-      <w:proofErr w:type="gramStart"/>
-      <w:r>
-        <w:rPr>
-          <w:rStyle w:val="PseudocodeChar"/>
-        </w:rPr>
-        <w:t>1,h2,h3,h4,p1,p</w:t>
-      </w:r>
-      <w:proofErr w:type="gramEnd"/>
-      <w:r>
-        <w:rPr>
-          <w:rStyle w:val="PseudocodeChar"/>
-        </w:rPr>
-        <w:t>2)</w:t>
+        <w:t>227 Entering Passive Mode (h1,h2,h3,h4,p1,p2)</w:t>
       </w:r>
       <w:r>
         <w:rPr>
@@ -5056,25 +4992,7 @@
           <w:kern w:val="0"/>
           <w14:ligatures w14:val="none"/>
         </w:rPr>
-        <w:t xml:space="preserve">, encoding its own IP and the chosen port. This socket is kept open and reused directly by </w:t>
-      </w:r>
-      <w:proofErr w:type="gramStart"/>
-      <w:r>
-        <w:rPr>
-          <w:rFonts w:eastAsia="Times New Roman" w:cs="Times New Roman"/>
-          <w:kern w:val="0"/>
-          <w14:ligatures w14:val="none"/>
-        </w:rPr>
-        <w:t>the RDT</w:t>
-      </w:r>
-      <w:proofErr w:type="gramEnd"/>
-      <w:r>
-        <w:rPr>
-          <w:rFonts w:eastAsia="Times New Roman" w:cs="Times New Roman"/>
-          <w:kern w:val="0"/>
-          <w14:ligatures w14:val="none"/>
-        </w:rPr>
-        <w:t xml:space="preserve"> transport rather than being closed and re-opened later.</w:t>
+        <w:t>, encoding its own IP and the chosen port. This socket is kept open and reused directly by the RDT transport rather than being closed and re-opened later.</w:t>
       </w:r>
     </w:p>
     <w:p>
@@ -5316,27 +5234,11 @@
         </w:rPr>
         <w:t xml:space="preserve"> packets immediately; the server's receiver learns the client's address naturally from the first packet it receives via </w:t>
       </w:r>
-      <w:proofErr w:type="spellStart"/>
-      <w:proofErr w:type="gramStart"/>
       <w:r>
         <w:rPr>
           <w:rStyle w:val="PseudocodeChar"/>
         </w:rPr>
-        <w:t>recvfrom</w:t>
-      </w:r>
-      <w:proofErr w:type="spellEnd"/>
-      <w:r>
-        <w:rPr>
-          <w:rStyle w:val="PseudocodeChar"/>
-        </w:rPr>
-        <w:t>(</w:t>
-      </w:r>
-      <w:proofErr w:type="gramEnd"/>
-      <w:r>
-        <w:rPr>
-          <w:rStyle w:val="PseudocodeChar"/>
-        </w:rPr>
-        <w:t>)</w:t>
+        <w:t>recvfrom()</w:t>
       </w:r>
       <w:r>
         <w:rPr>
@@ -5414,25 +5316,23 @@
           <w:kern w:val="0"/>
           <w14:ligatures w14:val="none"/>
         </w:rPr>
-        <w:t xml:space="preserve"> The file is read in fixed-size chunks and sent as a sequence of UDP packets, each carrying a sequence number, flags, and a 16-bit checksum. The sender maintains a sliding window (Selective Repeat), retransmitting any packet whose acknowledgment is not received within a </w:t>
-      </w:r>
-      <w:proofErr w:type="gramStart"/>
+        <w:t xml:space="preserve"> The file is read in fixed-size chunks and sent as a sequence of UDP packets, each carrying a sequence number, flags, and a 16-bit checksum. The sender maintains a sliding window (Selective Repeat), retransmitting any packet whose acknowledgment is not received within a dynamically-estimated timeout (derived from measured RTT). The receiver acknowledges every valid packet it receives </w:t>
+      </w:r>
       <w:r>
         <w:rPr>
           <w:rFonts w:eastAsia="Times New Roman" w:cs="Times New Roman"/>
           <w:kern w:val="0"/>
           <w14:ligatures w14:val="none"/>
         </w:rPr>
-        <w:t>dynamically-estimated</w:t>
-      </w:r>
-      <w:proofErr w:type="gramEnd"/>
+        <w:t>–</w:t>
+      </w:r>
       <w:r>
         <w:rPr>
           <w:rFonts w:eastAsia="Times New Roman" w:cs="Times New Roman"/>
           <w:kern w:val="0"/>
           <w14:ligatures w14:val="none"/>
         </w:rPr>
-        <w:t xml:space="preserve"> timeout (derived from measured RTT). The receiver acknowledges every valid packet it receives </w:t>
+        <w:t xml:space="preserve"> including duplicates </w:t>
       </w:r>
       <w:r>
         <w:rPr>
@@ -5448,7 +5348,13 @@
           <w:kern w:val="0"/>
           <w14:ligatures w14:val="none"/>
         </w:rPr>
-        <w:t xml:space="preserve"> including duplicates </w:t>
+        <w:t xml:space="preserve"> and silently discards any packet that fails its checksum. The final chunk is marked with an explicit </w:t>
+      </w:r>
+      <w:r>
+        <w:rPr>
+          <w:rStyle w:val="PseudocodeChar"/>
+        </w:rPr>
+        <w:t>FLAG_FIN</w:t>
       </w:r>
       <w:r>
         <w:rPr>
@@ -5456,65 +5362,7 @@
           <w:kern w:val="0"/>
           <w14:ligatures w14:val="none"/>
         </w:rPr>
-        <w:t>–</w:t>
-      </w:r>
-      <w:r>
-        <w:rPr>
-          <w:rFonts w:eastAsia="Times New Roman" w:cs="Times New Roman"/>
-          <w:kern w:val="0"/>
-          <w14:ligatures w14:val="none"/>
-        </w:rPr>
-        <w:t xml:space="preserve"> and silently discards any packet that fails its checksum. The final chunk is marked with an explicit </w:t>
-      </w:r>
-      <w:r>
-        <w:rPr>
-          <w:rStyle w:val="PseudocodeChar"/>
-        </w:rPr>
-        <w:t>FLAG_FIN</w:t>
-      </w:r>
-      <w:r>
-        <w:rPr>
-          <w:rFonts w:eastAsia="Times New Roman" w:cs="Times New Roman"/>
-          <w:kern w:val="0"/>
-          <w14:ligatures w14:val="none"/>
-        </w:rPr>
-        <w:t xml:space="preserve"> </w:t>
-      </w:r>
-      <w:proofErr w:type="gramStart"/>
-      <w:r>
-        <w:rPr>
-          <w:rFonts w:eastAsia="Times New Roman" w:cs="Times New Roman"/>
-          <w:kern w:val="0"/>
-          <w14:ligatures w14:val="none"/>
-        </w:rPr>
-        <w:t>flag</w:t>
-      </w:r>
-      <w:proofErr w:type="gramEnd"/>
-      <w:r>
-        <w:rPr>
-          <w:rFonts w:eastAsia="Times New Roman" w:cs="Times New Roman"/>
-          <w:kern w:val="0"/>
-          <w14:ligatures w14:val="none"/>
-        </w:rPr>
-        <w:t xml:space="preserve"> so the receiver </w:t>
-      </w:r>
-      <w:proofErr w:type="gramStart"/>
-      <w:r>
-        <w:rPr>
-          <w:rFonts w:eastAsia="Times New Roman" w:cs="Times New Roman"/>
-          <w:kern w:val="0"/>
-          <w14:ligatures w14:val="none"/>
-        </w:rPr>
-        <w:t>knows</w:t>
-      </w:r>
-      <w:proofErr w:type="gramEnd"/>
-      <w:r>
-        <w:rPr>
-          <w:rFonts w:eastAsia="Times New Roman" w:cs="Times New Roman"/>
-          <w:kern w:val="0"/>
-          <w14:ligatures w14:val="none"/>
-        </w:rPr>
-        <w:t xml:space="preserve"> to stop and finalize the file.</w:t>
+        <w:t xml:space="preserve"> flag so the receiver knows to stop and finalize the file.</w:t>
       </w:r>
     </w:p>
     <w:p>
@@ -5833,7 +5681,7 @@
           <w14:ligatures w14:val="none"/>
         </w:rPr>
       </w:pPr>
-      <w:bookmarkStart w:id="6" w:name="_Toc237102662"/>
+      <w:bookmarkStart w:id="6" w:name="_Toc237192193"/>
       <w:r>
         <w:t xml:space="preserve">Figure </w:t>
       </w:r>
@@ -6019,21 +5867,7 @@
         <w:rPr>
           <w:rStyle w:val="PseudocodeChar"/>
         </w:rPr>
-        <w:t>PORT h</w:t>
-      </w:r>
-      <w:proofErr w:type="gramStart"/>
-      <w:r>
-        <w:rPr>
-          <w:rStyle w:val="PseudocodeChar"/>
-        </w:rPr>
-        <w:t>1,h2,h3,h4,p1,p</w:t>
-      </w:r>
-      <w:proofErr w:type="gramEnd"/>
-      <w:r>
-        <w:rPr>
-          <w:rStyle w:val="PseudocodeChar"/>
-        </w:rPr>
-        <w:t>2</w:t>
+        <w:t>PORT h1,h2,h3,h4,p1,p2</w:t>
       </w:r>
       <w:r>
         <w:rPr>
@@ -6044,23 +5878,13 @@
         </w:rPr>
         <w:t>” a</w:t>
       </w:r>
-      <w:proofErr w:type="spellStart"/>
       <w:r>
         <w:rPr>
           <w:rFonts w:eastAsia="Times New Roman" w:cs="Times New Roman"/>
           <w:kern w:val="0"/>
           <w14:ligatures w14:val="none"/>
         </w:rPr>
-        <w:t>dvertising</w:t>
-      </w:r>
-      <w:proofErr w:type="spellEnd"/>
-      <w:r>
-        <w:rPr>
-          <w:rFonts w:eastAsia="Times New Roman" w:cs="Times New Roman"/>
-          <w:kern w:val="0"/>
-          <w14:ligatures w14:val="none"/>
-        </w:rPr>
-        <w:t xml:space="preserve"> that address. The server replies </w:t>
+        <w:t xml:space="preserve">dvertising that address. The server replies </w:t>
       </w:r>
       <w:r>
         <w:rPr>
@@ -6352,25 +6176,7 @@
           <w:kern w:val="0"/>
           <w14:ligatures w14:val="none"/>
         </w:rPr>
-        <w:t xml:space="preserve">-advertised address before expecting any data. The client, already bound and listening </w:t>
-      </w:r>
-      <w:proofErr w:type="gramStart"/>
-      <w:r>
-        <w:rPr>
-          <w:rFonts w:eastAsia="Times New Roman" w:cs="Times New Roman"/>
-          <w:kern w:val="0"/>
-          <w14:ligatures w14:val="none"/>
-        </w:rPr>
-        <w:t>on</w:t>
-      </w:r>
-      <w:proofErr w:type="gramEnd"/>
-      <w:r>
-        <w:rPr>
-          <w:rFonts w:eastAsia="Times New Roman" w:cs="Times New Roman"/>
-          <w:kern w:val="0"/>
-          <w14:ligatures w14:val="none"/>
-        </w:rPr>
-        <w:t xml:space="preserve"> that address, receives the SYN and begins sending file data in response.</w:t>
+        <w:t>-advertised address before expecting any data. The client, already bound and listening on that address, receives the SYN and begins sending file data in response.</w:t>
       </w:r>
     </w:p>
     <w:p>
@@ -6411,15 +6217,7 @@
         <w:t>P</w:t>
       </w:r>
       <w:r>
-        <w:t>roceed identically to the Passive-mode case (</w:t>
-      </w:r>
-      <w:proofErr w:type="gramStart"/>
-      <w:r>
-        <w:t>reliable windowed</w:t>
-      </w:r>
-      <w:proofErr w:type="gramEnd"/>
-      <w:r>
-        <w:t xml:space="preserve"> transfer, hash-verified completion, session termination).</w:t>
+        <w:t>roceed identically to the Passive-mode case (reliable windowed transfer, hash-verified completion, session termination).</w:t>
       </w:r>
     </w:p>
     <w:p>
@@ -6483,7 +6281,7 @@
           <w:lang w:val="vi-VN"/>
         </w:rPr>
       </w:pPr>
-      <w:bookmarkStart w:id="8" w:name="_Toc237102663"/>
+      <w:bookmarkStart w:id="8" w:name="_Toc237192194"/>
       <w:r>
         <w:t xml:space="preserve">Figure </w:t>
       </w:r>
@@ -6568,15 +6366,7 @@
         </w:rPr>
       </w:pPr>
       <w:r>
-        <w:t xml:space="preserve">Three further commands extend the transfer lifecycle described </w:t>
-      </w:r>
-      <w:proofErr w:type="gramStart"/>
-      <w:r>
-        <w:t>in</w:t>
-      </w:r>
-      <w:proofErr w:type="gramEnd"/>
-      <w:r>
-        <w:t xml:space="preserve"> 1.2.1/1.2.2, and one changes its execution </w:t>
+        <w:t xml:space="preserve">Three further commands extend the transfer lifecycle described in 1.2.1/1.2.2, and one changes its execution </w:t>
       </w:r>
       <w:r>
         <w:t>model</w:t>
@@ -6756,15 +6546,7 @@
         <w:t>STOR</w:t>
       </w:r>
       <w:r>
-        <w:t xml:space="preserve"> up through the point where the new data has been fully and correctly received into a staging area; only once that succeeds does the server combine the </w:t>
-      </w:r>
-      <w:proofErr w:type="gramStart"/>
-      <w:r>
-        <w:t>newly-received</w:t>
-      </w:r>
-      <w:proofErr w:type="gramEnd"/>
-      <w:r>
-        <w:t xml:space="preserve"> data with any existing file at the destination (or simply use it as-is if the destination doesn't yet exist), committing the combined result atomically. A failed or aborted </w:t>
+        <w:t xml:space="preserve"> up through the point where the new data has been fully and correctly received into a staging area; only once that succeeds does the server combine the newly-received data with any existing file at the destination (or simply use it as-is if the destination doesn't yet exist), committing the combined result atomically. A failed or aborted </w:t>
       </w:r>
       <w:r>
         <w:rPr>
@@ -6803,10 +6585,7 @@
         <w:t xml:space="preserve"> any data </w:t>
       </w:r>
       <w:r>
-        <w:t>t</w:t>
-      </w:r>
-      <w:r>
-        <w:t>ransfer</w:t>
+        <w:t>transfer</w:t>
       </w:r>
       <w:r>
         <w:rPr>
@@ -6859,35 +6638,8 @@
         </w:rPr>
         <w:t xml:space="preserve"> by </w:t>
       </w:r>
-      <w:proofErr w:type="gramStart"/>
-      <w:r>
-        <w:t>sets</w:t>
-      </w:r>
-      <w:proofErr w:type="gramEnd"/>
-      <w:r>
-        <w:t xml:space="preserve"> a shared, thread-safe flag and then </w:t>
-      </w:r>
-      <w:proofErr w:type="gramStart"/>
-      <w:r>
-        <w:t>blocks</w:t>
-      </w:r>
-      <w:proofErr w:type="gramEnd"/>
-      <w:r>
-        <w:t xml:space="preserve"> until the worker thread confirms it has </w:t>
-      </w:r>
-      <w:proofErr w:type="gramStart"/>
-      <w:r>
-        <w:t>actually stopped</w:t>
-      </w:r>
-      <w:proofErr w:type="gramEnd"/>
-      <w:r>
-        <w:t xml:space="preserve"> before replying, giving the client a verified c</w:t>
-      </w:r>
-      <w:r>
-        <w:t>ancellation</w:t>
-      </w:r>
-      <w:r>
-        <w:t>.</w:t>
+      <w:r>
+        <w:t>sets a shared, thread-safe flag and then blocks until the worker thread confirms it has actually stopped before replying, giving the client a verified cancellation.</w:t>
       </w:r>
       <w:r>
         <w:rPr>
@@ -6902,10 +6654,7 @@
         <w:t xml:space="preserve"> about the</w:t>
       </w:r>
       <w:r>
-        <w:t xml:space="preserve"> </w:t>
-      </w:r>
-      <w:r>
-        <w:t>worker thread</w:t>
+        <w:t xml:space="preserve"> worker thread</w:t>
       </w:r>
       <w:r>
         <w:rPr>
@@ -6949,7 +6698,21 @@
             <w:rStyle w:val="Hyperlink"/>
             <w:lang w:val="vi-VN"/>
           </w:rPr>
-          <w:t>3.1</w:t>
+          <w:t>3</w:t>
+        </w:r>
+        <w:r>
+          <w:rPr>
+            <w:rStyle w:val="Hyperlink"/>
+            <w:lang w:val="vi-VN"/>
+          </w:rPr>
+          <w:t>.</w:t>
+        </w:r>
+        <w:r>
+          <w:rPr>
+            <w:rStyle w:val="Hyperlink"/>
+            <w:lang w:val="vi-VN"/>
+          </w:rPr>
+          <w:t>1</w:t>
         </w:r>
       </w:hyperlink>
       <w:r>
@@ -6966,13 +6729,12 @@
       <w:r>
         <w:rPr>
           <w:noProof/>
-          <w:lang w:val="vi-VN"/>
         </w:rPr>
         <w:drawing>
-          <wp:inline distT="0" distB="0" distL="0" distR="0" wp14:anchorId="2983FEC9" wp14:editId="47773790">
-            <wp:extent cx="5943600" cy="3435985"/>
+          <wp:inline distT="0" distB="0" distL="0" distR="0" wp14:anchorId="501946C4" wp14:editId="26E80BCF">
+            <wp:extent cx="5943600" cy="3587750"/>
             <wp:effectExtent l="0" t="0" r="0" b="0"/>
-            <wp:docPr id="336425524" name="Picture 1"/>
+            <wp:docPr id="900868665" name="Picture 1"/>
             <wp:cNvGraphicFramePr>
               <a:graphicFrameLocks xmlns:a="http://schemas.openxmlformats.org/drawingml/2006/main" noChangeAspect="1"/>
             </wp:cNvGraphicFramePr>
@@ -6980,7 +6742,7 @@
               <a:graphicData uri="http://schemas.openxmlformats.org/drawingml/2006/picture">
                 <pic:pic xmlns:pic="http://schemas.openxmlformats.org/drawingml/2006/picture">
                   <pic:nvPicPr>
-                    <pic:cNvPr id="336425524" name="Picture 336425524"/>
+                    <pic:cNvPr id="900868665" name="Picture 900868665"/>
                     <pic:cNvPicPr/>
                   </pic:nvPicPr>
                   <pic:blipFill>
@@ -6998,7 +6760,7 @@
                   <pic:spPr>
                     <a:xfrm>
                       <a:off x="0" y="0"/>
-                      <a:ext cx="5943600" cy="3435985"/>
+                      <a:ext cx="5943600" cy="3587750"/>
                     </a:xfrm>
                     <a:prstGeom prst="rect">
                       <a:avLst/>
@@ -7019,7 +6781,7 @@
           <w:lang w:val="vi-VN"/>
         </w:rPr>
       </w:pPr>
-      <w:bookmarkStart w:id="10" w:name="_Toc237102664"/>
+      <w:bookmarkStart w:id="10" w:name="_Toc237192195"/>
       <w:r>
         <w:t xml:space="preserve">Figure </w:t>
       </w:r>
@@ -7047,13 +6809,6 @@
     </w:p>
     <w:p>
       <w:pPr>
-        <w:rPr>
-          <w:lang w:val="vi-VN"/>
-        </w:rPr>
-      </w:pPr>
-    </w:p>
-    <w:p>
-      <w:pPr>
         <w:pStyle w:val="Heading1"/>
         <w:numPr>
           <w:ilvl w:val="0"/>
@@ -7067,6 +6822,7 @@
         <w:rPr>
           <w:lang w:val="vi-VN"/>
         </w:rPr>
+        <w:lastRenderedPageBreak/>
         <w:t xml:space="preserve"> </w:t>
       </w:r>
       <w:bookmarkStart w:id="11" w:name="_Toc237102640"/>
@@ -7178,41 +6934,21 @@
       <w:r>
         <w:t xml:space="preserve">Parsed server-side by </w:t>
       </w:r>
-      <w:proofErr w:type="spellStart"/>
-      <w:proofErr w:type="gramStart"/>
       <w:r>
         <w:rPr>
           <w:rStyle w:val="PseudocodeChar"/>
         </w:rPr>
-        <w:t>CommandParser</w:t>
-      </w:r>
-      <w:proofErr w:type="spellEnd"/>
+        <w:t>CommandParser::parseCommand</w:t>
+      </w:r>
+      <w:r>
+        <w:t xml:space="preserve">, which splits the line into a </w:t>
+      </w:r>
       <w:r>
         <w:rPr>
           <w:rStyle w:val="PseudocodeChar"/>
         </w:rPr>
-        <w:t>::</w:t>
-      </w:r>
-      <w:proofErr w:type="spellStart"/>
-      <w:proofErr w:type="gramEnd"/>
-      <w:r>
-        <w:rPr>
-          <w:rStyle w:val="PseudocodeChar"/>
-        </w:rPr>
-        <w:t>parseCommand</w:t>
-      </w:r>
-      <w:proofErr w:type="spellEnd"/>
-      <w:r>
-        <w:t xml:space="preserve">, which splits the line into a </w:t>
-      </w:r>
-      <w:proofErr w:type="spellStart"/>
-      <w:r>
-        <w:rPr>
-          <w:rStyle w:val="PseudocodeChar"/>
-        </w:rPr>
         <w:t>ParsedCommand</w:t>
       </w:r>
-      <w:proofErr w:type="spellEnd"/>
       <w:r>
         <w:t xml:space="preserve"> structure:</w:t>
       </w:r>
@@ -7299,7 +7035,6 @@
                 <w:lang w:val="vi-VN"/>
               </w:rPr>
             </w:pPr>
-            <w:proofErr w:type="spellStart"/>
             <w:r>
               <w:rPr>
                 <w:b w:val="0"/>
@@ -7307,7 +7042,6 @@
               </w:rPr>
               <w:t>rawCommand</w:t>
             </w:r>
-            <w:proofErr w:type="spellEnd"/>
           </w:p>
         </w:tc>
         <w:tc>
@@ -7322,13 +7056,8 @@
                 <w:lang w:val="vi-VN"/>
               </w:rPr>
             </w:pPr>
-            <w:proofErr w:type="gramStart"/>
-            <w:r>
-              <w:t>std::</w:t>
-            </w:r>
-            <w:proofErr w:type="gramEnd"/>
-            <w:r>
-              <w:t>string</w:t>
+            <w:r>
+              <w:t>std::string</w:t>
             </w:r>
           </w:p>
         </w:tc>
@@ -7385,13 +7114,8 @@
                 <w:lang w:val="vi-VN"/>
               </w:rPr>
             </w:pPr>
-            <w:proofErr w:type="gramStart"/>
-            <w:r>
-              <w:t>std::</w:t>
-            </w:r>
-            <w:proofErr w:type="gramEnd"/>
-            <w:r>
-              <w:t>string</w:t>
+            <w:r>
+              <w:t>std::string</w:t>
             </w:r>
           </w:p>
         </w:tc>
@@ -7439,7 +7163,6 @@
                 <w:lang w:val="vi-VN"/>
               </w:rPr>
             </w:pPr>
-            <w:proofErr w:type="spellStart"/>
             <w:r>
               <w:rPr>
                 <w:b w:val="0"/>
@@ -7447,7 +7170,6 @@
               </w:rPr>
               <w:t>args</w:t>
             </w:r>
-            <w:proofErr w:type="spellEnd"/>
           </w:p>
         </w:tc>
         <w:tc>
@@ -7462,13 +7184,8 @@
                 <w:lang w:val="vi-VN"/>
               </w:rPr>
             </w:pPr>
-            <w:proofErr w:type="gramStart"/>
-            <w:r>
-              <w:t>std::</w:t>
-            </w:r>
-            <w:proofErr w:type="gramEnd"/>
-            <w:r>
-              <w:t>string</w:t>
+            <w:r>
+              <w:t>std::string</w:t>
             </w:r>
           </w:p>
         </w:tc>
@@ -7574,55 +7291,11 @@
           <w:lang w:val="vi-VN"/>
         </w:rPr>
       </w:pPr>
-      <w:proofErr w:type="gramStart"/>
       <w:r>
         <w:rPr>
           <w:rStyle w:val="PseudocodeChar"/>
         </w:rPr>
-        <w:t>std::</w:t>
-      </w:r>
-      <w:proofErr w:type="spellStart"/>
-      <w:proofErr w:type="gramEnd"/>
-      <w:r>
-        <w:rPr>
-          <w:rStyle w:val="PseudocodeChar"/>
-        </w:rPr>
-        <w:t>to_string</w:t>
-      </w:r>
-      <w:proofErr w:type="spellEnd"/>
-      <w:r>
-        <w:rPr>
-          <w:rStyle w:val="PseudocodeChar"/>
-        </w:rPr>
-        <w:t>(</w:t>
-      </w:r>
-      <w:proofErr w:type="spellStart"/>
-      <w:r>
-        <w:rPr>
-          <w:rStyle w:val="PseudocodeChar"/>
-        </w:rPr>
-        <w:t>replyCode</w:t>
-      </w:r>
-      <w:proofErr w:type="spellEnd"/>
-      <w:r>
-        <w:rPr>
-          <w:rStyle w:val="PseudocodeChar"/>
-        </w:rPr>
-        <w:t xml:space="preserve">) </w:t>
-      </w:r>
-      <w:proofErr w:type="gramStart"/>
-      <w:r>
-        <w:rPr>
-          <w:rStyle w:val="PseudocodeChar"/>
-        </w:rPr>
-        <w:t>+ " "</w:t>
-      </w:r>
-      <w:proofErr w:type="gramEnd"/>
-      <w:r>
-        <w:rPr>
-          <w:rStyle w:val="PseudocodeChar"/>
-        </w:rPr>
-        <w:t xml:space="preserve"> + message + "\r\n"</w:t>
+        <w:t>std::to_string(replyCode) + " " + message + "\r\n"</w:t>
       </w:r>
     </w:p>
     <w:p>
@@ -7986,11 +7659,9 @@
                 <w:lang w:val="vi-VN"/>
               </w:rPr>
             </w:pPr>
-            <w:proofErr w:type="spellStart"/>
             <w:r>
               <w:t>seq_num</w:t>
             </w:r>
-            <w:proofErr w:type="spellEnd"/>
           </w:p>
         </w:tc>
         <w:tc>
@@ -8108,11 +7779,9 @@
                 <w:lang w:val="vi-VN"/>
               </w:rPr>
             </w:pPr>
-            <w:proofErr w:type="spellStart"/>
             <w:r>
               <w:t>ack_num</w:t>
             </w:r>
-            <w:proofErr w:type="spellEnd"/>
           </w:p>
         </w:tc>
         <w:tc>
@@ -8327,11 +7996,9 @@
                 <w:lang w:val="vi-VN"/>
               </w:rPr>
             </w:pPr>
-            <w:proofErr w:type="spellStart"/>
             <w:r>
               <w:t>window_size</w:t>
             </w:r>
-            <w:proofErr w:type="spellEnd"/>
           </w:p>
         </w:tc>
         <w:tc>
@@ -8452,11 +8119,9 @@
                 <w:lang w:val="vi-VN"/>
               </w:rPr>
             </w:pPr>
-            <w:proofErr w:type="spellStart"/>
             <w:r>
               <w:t>payload_len</w:t>
             </w:r>
-            <w:proofErr w:type="spellEnd"/>
           </w:p>
         </w:tc>
         <w:tc>
@@ -9502,7 +9167,6 @@
           <w:lang w:val="vi-VN"/>
         </w:rPr>
       </w:pPr>
-      <w:proofErr w:type="spellStart"/>
       <w:r>
         <w:rPr>
           <w:rStyle w:val="PseudocodeChar"/>
@@ -9511,7 +9175,6 @@
         </w:rPr>
         <w:t>RdtPacket</w:t>
       </w:r>
-      <w:proofErr w:type="spellEnd"/>
       <w:r>
         <w:rPr>
           <w:sz w:val="36"/>
@@ -9540,15 +9203,7 @@
         </w:rPr>
       </w:pPr>
       <w:r>
-        <w:t xml:space="preserve">struct </w:t>
-      </w:r>
-      <w:proofErr w:type="spellStart"/>
-      <w:r>
-        <w:t>RdtPacket</w:t>
-      </w:r>
-      <w:proofErr w:type="spellEnd"/>
-      <w:r>
-        <w:t xml:space="preserve"> {</w:t>
+        <w:t>struct RdtPacket {</w:t>
       </w:r>
     </w:p>
     <w:p>
@@ -9562,13 +9217,8 @@
           <w:lang w:val="vi-VN"/>
         </w:rPr>
       </w:pPr>
-      <w:proofErr w:type="spellStart"/>
-      <w:r>
-        <w:t>RdtHeader</w:t>
-      </w:r>
-      <w:proofErr w:type="spellEnd"/>
-      <w:r>
-        <w:t xml:space="preserve"> header; </w:t>
+      <w:r>
+        <w:t xml:space="preserve">RdtHeader header; </w:t>
       </w:r>
       <w:r>
         <w:rPr>
@@ -9598,15 +9248,7 @@
         </w:rPr>
       </w:pPr>
       <w:r>
-        <w:t xml:space="preserve">char </w:t>
-      </w:r>
-      <w:proofErr w:type="gramStart"/>
-      <w:r>
-        <w:t>payload[</w:t>
-      </w:r>
-      <w:proofErr w:type="gramEnd"/>
-      <w:r>
-        <w:t xml:space="preserve">MAX_PAYLOAD]; // 1024 bytes </w:t>
+        <w:t xml:space="preserve">char payload[MAX_PAYLOAD]; // 1024 bytes </w:t>
       </w:r>
     </w:p>
     <w:p>
@@ -9700,16 +9342,8 @@
         <w:rPr>
           <w:rStyle w:val="PseudocodeChar"/>
         </w:rPr>
-        <w:t>shared/protocol/</w:t>
-      </w:r>
-      <w:proofErr w:type="spellStart"/>
-      <w:r>
-        <w:rPr>
-          <w:rStyle w:val="PseudocodeChar"/>
-        </w:rPr>
-        <w:t>ProtocolConstants.h</w:t>
-      </w:r>
-      <w:proofErr w:type="spellEnd"/>
+        <w:t>shared/protocol/ProtocolConstants.h</w:t>
+      </w:r>
     </w:p>
     <w:tbl>
       <w:tblPr>
@@ -9956,15 +9590,7 @@
               </w:rPr>
             </w:pPr>
             <w:r>
-              <w:t xml:space="preserve">Maximum </w:t>
-            </w:r>
-            <w:proofErr w:type="gramStart"/>
-            <w:r>
-              <w:t>handshake</w:t>
-            </w:r>
-            <w:proofErr w:type="gramEnd"/>
-            <w:r>
-              <w:t xml:space="preserve"> retry attempts before aborting</w:t>
+              <w:t>Maximum handshake retry attempts before aborting</w:t>
             </w:r>
           </w:p>
         </w:tc>
@@ -10082,15 +9708,106 @@
               </w:rPr>
             </w:pPr>
             <w:r>
-              <w:t xml:space="preserve">Extended idle wait </w:t>
-            </w:r>
-            <w:proofErr w:type="gramStart"/>
-            <w:r>
-              <w:t>used</w:t>
-            </w:r>
-            <w:proofErr w:type="gramEnd"/>
-            <w:r>
-              <w:t xml:space="preserve"> specifically when chaos-mode fault injection is active</w:t>
+              <w:t>Extended idle wait used specifically when chaos-mode fault injection is active</w:t>
+            </w:r>
+          </w:p>
+        </w:tc>
+      </w:tr>
+      <w:tr>
+        <w:tc>
+          <w:tcPr>
+            <w:cnfStyle w:val="001000000000" w:firstRow="0" w:lastRow="0" w:firstColumn="1" w:lastColumn="0" w:oddVBand="0" w:evenVBand="0" w:oddHBand="0" w:evenHBand="0" w:firstRowFirstColumn="0" w:firstRowLastColumn="0" w:lastRowFirstColumn="0" w:lastRowLastColumn="0"/>
+            <w:tcW w:w="3361" w:type="dxa"/>
+          </w:tcPr>
+          <w:p>
+            <w:pPr>
+              <w:pStyle w:val="Pseudocode"/>
+              <w:rPr>
+                <w:b w:val="0"/>
+                <w:bCs w:val="0"/>
+              </w:rPr>
+            </w:pPr>
+            <w:r>
+              <w:rPr>
+                <w:b w:val="0"/>
+                <w:bCs w:val="0"/>
+              </w:rPr>
+              <w:lastRenderedPageBreak/>
+              <w:t>RDT_RECEIVE_WINDOW</w:t>
+            </w:r>
+          </w:p>
+        </w:tc>
+        <w:tc>
+          <w:tcPr>
+            <w:tcW w:w="887" w:type="dxa"/>
+          </w:tcPr>
+          <w:p>
+            <w:pPr>
+              <w:cnfStyle w:val="000000000000" w:firstRow="0" w:lastRow="0" w:firstColumn="0" w:lastColumn="0" w:oddVBand="0" w:evenVBand="0" w:oddHBand="0" w:evenHBand="0" w:firstRowFirstColumn="0" w:firstRowLastColumn="0" w:lastRowFirstColumn="0" w:lastRowLastColumn="0"/>
+              <w:rPr>
+                <w:lang w:val="vi-VN"/>
+              </w:rPr>
+            </w:pPr>
+            <w:r>
+              <w:t>10</w:t>
+            </w:r>
+            <w:r>
+              <w:rPr>
+                <w:lang w:val="vi-VN"/>
+              </w:rPr>
+              <w:t xml:space="preserve"> </w:t>
+            </w:r>
+          </w:p>
+        </w:tc>
+        <w:tc>
+          <w:tcPr>
+            <w:tcW w:w="5102" w:type="dxa"/>
+          </w:tcPr>
+          <w:p>
+            <w:pPr>
+              <w:keepNext/>
+              <w:cnfStyle w:val="000000000000" w:firstRow="0" w:lastRow="0" w:firstColumn="0" w:lastColumn="0" w:oddVBand="0" w:evenVBand="0" w:oddHBand="0" w:evenHBand="0" w:firstRowFirstColumn="0" w:firstRowLastColumn="0" w:lastRowFirstColumn="0" w:lastRowLastColumn="0"/>
+            </w:pPr>
+            <w:r>
+              <w:t xml:space="preserve">The receiver's out-of-order lookahead window; a packet whose sequence number is </w:t>
+            </w:r>
+            <w:r>
+              <w:rPr>
+                <w:lang w:val="vi-VN"/>
+              </w:rPr>
+              <w:br/>
+            </w:r>
+            <w:r>
+              <w:rPr>
+                <w:rStyle w:val="PseudocodeChar"/>
+              </w:rPr>
+              <w:t>&gt;= expected_seq + RDT_RECEIVE_WINDOW</w:t>
+            </w:r>
+            <w:r>
+              <w:t xml:space="preserve"> is dropped without an ACK (Section </w:t>
+            </w:r>
+            <w:hyperlink w:anchor="_RdtReceiver_–_Selective" w:history="1">
+              <w:r>
+                <w:rPr>
+                  <w:rStyle w:val="Hyperlink"/>
+                </w:rPr>
+                <w:t>3.2</w:t>
+              </w:r>
+              <w:r>
+                <w:rPr>
+                  <w:rStyle w:val="Hyperlink"/>
+                </w:rPr>
+                <w:t>.</w:t>
+              </w:r>
+              <w:r>
+                <w:rPr>
+                  <w:rStyle w:val="Hyperlink"/>
+                </w:rPr>
+                <w:t>2</w:t>
+              </w:r>
+            </w:hyperlink>
+            <w:r>
+              <w:t>, Figure 7)</w:t>
             </w:r>
           </w:p>
         </w:tc>
@@ -10099,22 +9816,16 @@
     <w:p>
       <w:pPr>
         <w:rPr>
-          <w:lang w:val="vi-VN"/>
-        </w:rPr>
-      </w:pPr>
-    </w:p>
-    <w:p>
-      <w:pPr>
-        <w:rPr>
-          <w:lang w:val="vi-VN"/>
-        </w:rPr>
-      </w:pPr>
-      <w:r>
-        <w:rPr>
           <w:i/>
           <w:iCs/>
-        </w:rPr>
-        <w:lastRenderedPageBreak/>
+          <w:lang w:val="vi-VN"/>
+        </w:rPr>
+      </w:pPr>
+      <w:r>
+        <w:rPr>
+          <w:i/>
+          <w:iCs/>
+        </w:rPr>
         <w:t xml:space="preserve">(Congestion-control parameters are documented in Section </w:t>
       </w:r>
       <w:hyperlink w:anchor="_RdtSender_–_Selective" w:history="1">
@@ -10138,9 +9849,415 @@
     <w:p>
       <w:pPr>
         <w:rPr>
-          <w:lang w:val="vi-VN"/>
-        </w:rPr>
-      </w:pPr>
+          <w:i/>
+          <w:iCs/>
+          <w:lang w:val="vi-VN"/>
+        </w:rPr>
+      </w:pPr>
+    </w:p>
+    <w:p>
+      <w:pPr>
+        <w:pStyle w:val="Heading3"/>
+        <w:numPr>
+          <w:ilvl w:val="2"/>
+          <w:numId w:val="1"/>
+        </w:numPr>
+        <w:rPr>
+          <w:lang w:val="vi-VN"/>
+        </w:rPr>
+      </w:pPr>
+      <w:r>
+        <w:rPr>
+          <w:rStyle w:val="PseudocodeChar"/>
+          <w:sz w:val="28"/>
+          <w:szCs w:val="36"/>
+        </w:rPr>
+        <w:t>IRdtTransport</w:t>
+      </w:r>
+      <w:r>
+        <w:rPr>
+          <w:sz w:val="36"/>
+          <w:szCs w:val="36"/>
+        </w:rPr>
+        <w:t xml:space="preserve"> </w:t>
+      </w:r>
+      <w:r>
+        <w:t>— Shared Transport Interface</w:t>
+      </w:r>
+    </w:p>
+    <w:p>
+      <w:pPr>
+        <w:ind w:firstLine="357"/>
+        <w:rPr>
+          <w:lang w:val="vi-VN"/>
+        </w:rPr>
+      </w:pPr>
+      <w:r>
+        <w:rPr>
+          <w:lang w:val="vi-VN"/>
+        </w:rPr>
+        <w:t xml:space="preserve">Reside at </w:t>
+      </w:r>
+      <w:r>
+        <w:rPr>
+          <w:rFonts w:ascii="Consolas" w:hAnsi="Consolas"/>
+          <w:sz w:val="22"/>
+        </w:rPr>
+        <w:t>shared/protocol/RdtHeader.h</w:t>
+      </w:r>
+      <w:r>
+        <w:rPr>
+          <w:lang w:val="vi-VN"/>
+        </w:rPr>
+        <w:t xml:space="preserve">. </w:t>
+      </w:r>
+      <w:r>
+        <w:rPr>
+          <w:rStyle w:val="PseudocodeChar"/>
+        </w:rPr>
+        <w:t>RdtSender</w:t>
+      </w:r>
+      <w:r>
+        <w:t xml:space="preserve"> and </w:t>
+      </w:r>
+      <w:r>
+        <w:rPr>
+          <w:rStyle w:val="PseudocodeChar"/>
+        </w:rPr>
+        <w:t>RdtReceiver</w:t>
+      </w:r>
+      <w:r>
+        <w:t xml:space="preserve">, on both sides of the connection, implement a common abstract interface rather than being used through their concrete types directly. This is what lets </w:t>
+      </w:r>
+      <w:r>
+        <w:rPr>
+          <w:rStyle w:val="PseudocodeChar"/>
+        </w:rPr>
+        <w:t>DataChannelSession::sendFile</w:t>
+      </w:r>
+      <w:r>
+        <w:t>/</w:t>
+      </w:r>
+      <w:r>
+        <w:rPr>
+          <w:rStyle w:val="PseudocodeChar"/>
+        </w:rPr>
+        <w:t>receiveFile</w:t>
+      </w:r>
+      <w:r>
+        <w:t xml:space="preserve"> (Section </w:t>
+      </w:r>
+      <w:hyperlink w:anchor="_Unified_Upload_Handling:" w:history="1">
+        <w:r>
+          <w:rPr>
+            <w:rStyle w:val="Hyperlink"/>
+          </w:rPr>
+          <w:t>3</w:t>
+        </w:r>
+        <w:r>
+          <w:rPr>
+            <w:rStyle w:val="Hyperlink"/>
+          </w:rPr>
+          <w:t>.</w:t>
+        </w:r>
+        <w:r>
+          <w:rPr>
+            <w:rStyle w:val="Hyperlink"/>
+          </w:rPr>
+          <w:t>4</w:t>
+        </w:r>
+      </w:hyperlink>
+      <w:r>
+        <w:t>) stay agnostic to which transport variant was constructed for a given transfer.</w:t>
+      </w:r>
+    </w:p>
+    <w:tbl>
+      <w:tblPr>
+        <w:tblStyle w:val="PlainTable2"/>
+        <w:tblW w:w="0" w:type="auto"/>
+        <w:tblLook w:val="04A0" w:firstRow="1" w:lastRow="0" w:firstColumn="1" w:lastColumn="0" w:noHBand="0" w:noVBand="1"/>
+      </w:tblPr>
+      <w:tblGrid>
+        <w:gridCol w:w="4675"/>
+        <w:gridCol w:w="4675"/>
+      </w:tblGrid>
+      <w:tr>
+        <w:trPr>
+          <w:cnfStyle w:val="100000000000" w:firstRow="1" w:lastRow="0" w:firstColumn="0" w:lastColumn="0" w:oddVBand="0" w:evenVBand="0" w:oddHBand="0" w:evenHBand="0" w:firstRowFirstColumn="0" w:firstRowLastColumn="0" w:lastRowFirstColumn="0" w:lastRowLastColumn="0"/>
+        </w:trPr>
+        <w:tc>
+          <w:tcPr>
+            <w:cnfStyle w:val="001000000000" w:firstRow="0" w:lastRow="0" w:firstColumn="1" w:lastColumn="0" w:oddVBand="0" w:evenVBand="0" w:oddHBand="0" w:evenHBand="0" w:firstRowFirstColumn="0" w:firstRowLastColumn="0" w:lastRowFirstColumn="0" w:lastRowLastColumn="0"/>
+            <w:tcW w:w="4675" w:type="dxa"/>
+          </w:tcPr>
+          <w:p>
+            <w:pPr>
+              <w:rPr>
+                <w:lang w:val="vi-VN"/>
+              </w:rPr>
+            </w:pPr>
+            <w:r>
+              <w:rPr>
+                <w:lang w:val="vi-VN"/>
+              </w:rPr>
+              <w:t>Method</w:t>
+            </w:r>
+          </w:p>
+        </w:tc>
+        <w:tc>
+          <w:tcPr>
+            <w:tcW w:w="4675" w:type="dxa"/>
+          </w:tcPr>
+          <w:p>
+            <w:pPr>
+              <w:cnfStyle w:val="100000000000" w:firstRow="1" w:lastRow="0" w:firstColumn="0" w:lastColumn="0" w:oddVBand="0" w:evenVBand="0" w:oddHBand="0" w:evenHBand="0" w:firstRowFirstColumn="0" w:firstRowLastColumn="0" w:lastRowFirstColumn="0" w:lastRowLastColumn="0"/>
+              <w:rPr>
+                <w:lang w:val="vi-VN"/>
+              </w:rPr>
+            </w:pPr>
+            <w:r>
+              <w:t>Purpose</w:t>
+            </w:r>
+          </w:p>
+        </w:tc>
+      </w:tr>
+      <w:tr>
+        <w:trPr>
+          <w:cnfStyle w:val="000000100000" w:firstRow="0" w:lastRow="0" w:firstColumn="0" w:lastColumn="0" w:oddVBand="0" w:evenVBand="0" w:oddHBand="1" w:evenHBand="0" w:firstRowFirstColumn="0" w:firstRowLastColumn="0" w:lastRowFirstColumn="0" w:lastRowLastColumn="0"/>
+        </w:trPr>
+        <w:tc>
+          <w:tcPr>
+            <w:cnfStyle w:val="001000000000" w:firstRow="0" w:lastRow="0" w:firstColumn="1" w:lastColumn="0" w:oddVBand="0" w:evenVBand="0" w:oddHBand="0" w:evenHBand="0" w:firstRowFirstColumn="0" w:firstRowLastColumn="0" w:lastRowFirstColumn="0" w:lastRowLastColumn="0"/>
+            <w:tcW w:w="4675" w:type="dxa"/>
+          </w:tcPr>
+          <w:p>
+            <w:pPr>
+              <w:pStyle w:val="Pseudocode"/>
+              <w:jc w:val="left"/>
+              <w:rPr>
+                <w:b w:val="0"/>
+                <w:bCs w:val="0"/>
+                <w:lang w:val="vi-VN"/>
+              </w:rPr>
+            </w:pPr>
+            <w:r>
+              <w:rPr>
+                <w:b w:val="0"/>
+                <w:bCs w:val="0"/>
+              </w:rPr>
+              <w:t>sendChunk(seqNum, data, len, isFinal)</w:t>
+            </w:r>
+          </w:p>
+        </w:tc>
+        <w:tc>
+          <w:tcPr>
+            <w:tcW w:w="4675" w:type="dxa"/>
+          </w:tcPr>
+          <w:p>
+            <w:pPr>
+              <w:cnfStyle w:val="000000100000" w:firstRow="0" w:lastRow="0" w:firstColumn="0" w:lastColumn="0" w:oddVBand="0" w:evenVBand="0" w:oddHBand="1" w:evenHBand="0" w:firstRowFirstColumn="0" w:firstRowLastColumn="0" w:lastRowFirstColumn="0" w:lastRowLastColumn="0"/>
+              <w:rPr>
+                <w:lang w:val="vi-VN"/>
+              </w:rPr>
+            </w:pPr>
+            <w:r>
+              <w:t xml:space="preserve">Send one chunk; implemented meaningfully only by </w:t>
+            </w:r>
+            <w:r>
+              <w:rPr>
+                <w:rStyle w:val="PseudocodeChar"/>
+              </w:rPr>
+              <w:t>RdtSender</w:t>
+            </w:r>
+          </w:p>
+        </w:tc>
+      </w:tr>
+      <w:tr>
+        <w:tc>
+          <w:tcPr>
+            <w:cnfStyle w:val="001000000000" w:firstRow="0" w:lastRow="0" w:firstColumn="1" w:lastColumn="0" w:oddVBand="0" w:evenVBand="0" w:oddHBand="0" w:evenHBand="0" w:firstRowFirstColumn="0" w:firstRowLastColumn="0" w:lastRowFirstColumn="0" w:lastRowLastColumn="0"/>
+            <w:tcW w:w="4675" w:type="dxa"/>
+          </w:tcPr>
+          <w:p>
+            <w:pPr>
+              <w:pStyle w:val="Pseudocode"/>
+              <w:jc w:val="left"/>
+              <w:rPr>
+                <w:b w:val="0"/>
+                <w:bCs w:val="0"/>
+                <w:lang w:val="vi-VN"/>
+              </w:rPr>
+            </w:pPr>
+            <w:r>
+              <w:rPr>
+                <w:b w:val="0"/>
+                <w:bCs w:val="0"/>
+              </w:rPr>
+              <w:t>receiveNext(outSeqNum, outData, outIsFinal)</w:t>
+            </w:r>
+          </w:p>
+        </w:tc>
+        <w:tc>
+          <w:tcPr>
+            <w:tcW w:w="4675" w:type="dxa"/>
+          </w:tcPr>
+          <w:p>
+            <w:pPr>
+              <w:cnfStyle w:val="000000000000" w:firstRow="0" w:lastRow="0" w:firstColumn="0" w:lastColumn="0" w:oddVBand="0" w:evenVBand="0" w:oddHBand="0" w:evenHBand="0" w:firstRowFirstColumn="0" w:firstRowLastColumn="0" w:lastRowFirstColumn="0" w:lastRowLastColumn="0"/>
+              <w:rPr>
+                <w:lang w:val="vi-VN"/>
+              </w:rPr>
+            </w:pPr>
+            <w:r>
+              <w:t xml:space="preserve">Receive the next chunk; implemented meaningfully only by </w:t>
+            </w:r>
+            <w:r>
+              <w:rPr>
+                <w:rStyle w:val="PseudocodeChar"/>
+              </w:rPr>
+              <w:t>RdtReceiver</w:t>
+            </w:r>
+          </w:p>
+        </w:tc>
+      </w:tr>
+      <w:tr>
+        <w:trPr>
+          <w:cnfStyle w:val="000000100000" w:firstRow="0" w:lastRow="0" w:firstColumn="0" w:lastColumn="0" w:oddVBand="0" w:evenVBand="0" w:oddHBand="1" w:evenHBand="0" w:firstRowFirstColumn="0" w:firstRowLastColumn="0" w:lastRowFirstColumn="0" w:lastRowLastColumn="0"/>
+        </w:trPr>
+        <w:tc>
+          <w:tcPr>
+            <w:cnfStyle w:val="001000000000" w:firstRow="0" w:lastRow="0" w:firstColumn="1" w:lastColumn="0" w:oddVBand="0" w:evenVBand="0" w:oddHBand="0" w:evenHBand="0" w:firstRowFirstColumn="0" w:firstRowLastColumn="0" w:lastRowFirstColumn="0" w:lastRowLastColumn="0"/>
+            <w:tcW w:w="4675" w:type="dxa"/>
+          </w:tcPr>
+          <w:p>
+            <w:pPr>
+              <w:pStyle w:val="Pseudocode"/>
+              <w:jc w:val="left"/>
+              <w:rPr>
+                <w:b w:val="0"/>
+                <w:bCs w:val="0"/>
+                <w:lang w:val="vi-VN"/>
+              </w:rPr>
+            </w:pPr>
+            <w:r>
+              <w:rPr>
+                <w:b w:val="0"/>
+                <w:bCs w:val="0"/>
+              </w:rPr>
+              <w:t>confirmReceive(seqNum, accepted)</w:t>
+            </w:r>
+          </w:p>
+        </w:tc>
+        <w:tc>
+          <w:tcPr>
+            <w:tcW w:w="4675" w:type="dxa"/>
+          </w:tcPr>
+          <w:p>
+            <w:pPr>
+              <w:cnfStyle w:val="000000100000" w:firstRow="0" w:lastRow="0" w:firstColumn="0" w:lastColumn="0" w:oddVBand="0" w:evenVBand="0" w:oddHBand="1" w:evenHBand="0" w:firstRowFirstColumn="0" w:firstRowLastColumn="0" w:lastRowFirstColumn="0" w:lastRowLastColumn="0"/>
+              <w:rPr>
+                <w:highlight w:val="yellow"/>
+                <w:lang w:val="vi-VN"/>
+              </w:rPr>
+            </w:pPr>
+            <w:r>
+              <w:rPr>
+                <w:highlight w:val="yellow"/>
+              </w:rPr>
+              <w:t xml:space="preserve">Lets a receiver delay its final ACK until the data has been durably committed locally, and reject a sequence number outright by returning false/sending a NAK. The base interface default is a no-op that echoes accepted back without sending anything on the wire </w:t>
+            </w:r>
+            <w:r>
+              <w:rPr>
+                <w:highlight w:val="yellow"/>
+                <w:lang w:val="vi-VN"/>
+              </w:rPr>
+              <w:t xml:space="preserve">– </w:t>
+            </w:r>
+            <w:r>
+              <w:rPr>
+                <w:highlight w:val="yellow"/>
+              </w:rPr>
+              <w:t>see Section 3.2.3 for the one implementation (the client's RdtReceiver) that actually overrides it</w:t>
+            </w:r>
+          </w:p>
+        </w:tc>
+      </w:tr>
+      <w:tr>
+        <w:tc>
+          <w:tcPr>
+            <w:cnfStyle w:val="001000000000" w:firstRow="0" w:lastRow="0" w:firstColumn="1" w:lastColumn="0" w:oddVBand="0" w:evenVBand="0" w:oddHBand="0" w:evenHBand="0" w:firstRowFirstColumn="0" w:firstRowLastColumn="0" w:lastRowFirstColumn="0" w:lastRowLastColumn="0"/>
+            <w:tcW w:w="4675" w:type="dxa"/>
+          </w:tcPr>
+          <w:p>
+            <w:pPr>
+              <w:pStyle w:val="Pseudocode"/>
+              <w:jc w:val="left"/>
+              <w:rPr>
+                <w:b w:val="0"/>
+                <w:bCs w:val="0"/>
+                <w:lang w:val="vi-VN"/>
+              </w:rPr>
+            </w:pPr>
+            <w:r>
+              <w:rPr>
+                <w:b w:val="0"/>
+                <w:bCs w:val="0"/>
+              </w:rPr>
+              <w:t>flush()</w:t>
+            </w:r>
+          </w:p>
+        </w:tc>
+        <w:tc>
+          <w:tcPr>
+            <w:tcW w:w="4675" w:type="dxa"/>
+          </w:tcPr>
+          <w:p>
+            <w:pPr>
+              <w:cnfStyle w:val="000000000000" w:firstRow="0" w:lastRow="0" w:firstColumn="0" w:lastColumn="0" w:oddVBand="0" w:evenVBand="0" w:oddHBand="0" w:evenHBand="0" w:firstRowFirstColumn="0" w:firstRowLastColumn="0" w:lastRowFirstColumn="0" w:lastRowLastColumn="0"/>
+              <w:rPr>
+                <w:lang w:val="vi-VN"/>
+              </w:rPr>
+            </w:pPr>
+            <w:r>
+              <w:t xml:space="preserve">Drain any remaining in-flight state; meaningful only for </w:t>
+            </w:r>
+            <w:r>
+              <w:rPr>
+                <w:rStyle w:val="PseudocodeChar"/>
+              </w:rPr>
+              <w:t>RdtSender</w:t>
+            </w:r>
+          </w:p>
+        </w:tc>
+      </w:tr>
+    </w:tbl>
+    <w:p>
+      <w:pPr>
+        <w:rPr>
+          <w:i/>
+          <w:iCs/>
+          <w:lang w:val="vi-VN"/>
+        </w:rPr>
+      </w:pPr>
+    </w:p>
+    <w:p>
+      <w:pPr>
+        <w:spacing w:after="160"/>
+        <w:jc w:val="left"/>
+        <w:rPr>
+          <w:i/>
+          <w:iCs/>
+          <w:lang w:val="vi-VN"/>
+        </w:rPr>
+      </w:pPr>
+      <w:r>
+        <w:rPr>
+          <w:i/>
+          <w:iCs/>
+          <w:lang w:val="vi-VN"/>
+        </w:rPr>
+        <w:br w:type="page"/>
+      </w:r>
     </w:p>
     <w:p>
       <w:pPr>
@@ -10155,6 +10272,7 @@
       </w:pPr>
       <w:bookmarkStart w:id="14" w:name="_Toc237102643"/>
       <w:r>
+        <w:lastRenderedPageBreak/>
         <w:t>Session Management Structures</w:t>
       </w:r>
       <w:bookmarkEnd w:id="14"/>
@@ -10206,30 +10324,8 @@
         <w:rPr>
           <w:rStyle w:val="PseudocodeChar"/>
         </w:rPr>
-        <w:t>server/</w:t>
-      </w:r>
-      <w:proofErr w:type="spellStart"/>
-      <w:r>
-        <w:rPr>
-          <w:rStyle w:val="PseudocodeChar"/>
-        </w:rPr>
-        <w:t>src</w:t>
-      </w:r>
-      <w:proofErr w:type="spellEnd"/>
-      <w:r>
-        <w:rPr>
-          <w:rStyle w:val="PseudocodeChar"/>
-        </w:rPr>
-        <w:t>/control/</w:t>
-      </w:r>
-      <w:proofErr w:type="spellStart"/>
-      <w:r>
-        <w:rPr>
-          <w:rStyle w:val="PseudocodeChar"/>
-        </w:rPr>
-        <w:t>Session.h</w:t>
-      </w:r>
-      <w:proofErr w:type="spellEnd"/>
+        <w:t>server/src/control/Session.h</w:t>
+      </w:r>
       <w:r>
         <w:rPr>
           <w:lang w:val="vi-VN"/>
@@ -10417,19 +10513,11 @@
             <w:r>
               <w:t xml:space="preserve">Login status, set only after a real credential check against </w:t>
             </w:r>
-            <w:proofErr w:type="gramStart"/>
             <w:r>
               <w:rPr>
                 <w:rStyle w:val="PseudocodeChar"/>
               </w:rPr>
-              <w:t>Users::</w:t>
-            </w:r>
-            <w:proofErr w:type="gramEnd"/>
-            <w:r>
-              <w:rPr>
-                <w:rStyle w:val="PseudocodeChar"/>
-              </w:rPr>
-              <w:t>database</w:t>
+              <w:t>Users::database</w:t>
             </w:r>
           </w:p>
         </w:tc>
@@ -10452,7 +10540,6 @@
                 <w:lang w:val="vi-VN"/>
               </w:rPr>
             </w:pPr>
-            <w:proofErr w:type="spellStart"/>
             <w:r>
               <w:rPr>
                 <w:b w:val="0"/>
@@ -10460,7 +10547,6 @@
               </w:rPr>
               <w:t>transferMode</w:t>
             </w:r>
-            <w:proofErr w:type="spellEnd"/>
           </w:p>
         </w:tc>
         <w:tc>
@@ -10475,11 +10561,9 @@
                 <w:lang w:val="vi-VN"/>
               </w:rPr>
             </w:pPr>
-            <w:proofErr w:type="spellStart"/>
             <w:r>
               <w:t>TransferMode</w:t>
             </w:r>
-            <w:proofErr w:type="spellEnd"/>
           </w:p>
         </w:tc>
         <w:tc>
@@ -10553,13 +10637,8 @@
                 <w:lang w:val="vi-VN"/>
               </w:rPr>
             </w:pPr>
-            <w:proofErr w:type="gramStart"/>
-            <w:r>
-              <w:t>std::</w:t>
-            </w:r>
-            <w:proofErr w:type="gramEnd"/>
-            <w:r>
-              <w:t>string</w:t>
+            <w:r>
+              <w:t>std::string</w:t>
             </w:r>
           </w:p>
         </w:tc>
@@ -10604,7 +10683,6 @@
                 <w:lang w:val="vi-VN"/>
               </w:rPr>
             </w:pPr>
-            <w:proofErr w:type="spellStart"/>
             <w:r>
               <w:rPr>
                 <w:b w:val="0"/>
@@ -10612,7 +10690,6 @@
               </w:rPr>
               <w:t>currentDir</w:t>
             </w:r>
-            <w:proofErr w:type="spellEnd"/>
           </w:p>
         </w:tc>
         <w:tc>
@@ -10627,13 +10704,8 @@
                 <w:lang w:val="vi-VN"/>
               </w:rPr>
             </w:pPr>
-            <w:proofErr w:type="gramStart"/>
-            <w:r>
-              <w:t>std::filesystem::</w:t>
-            </w:r>
-            <w:proofErr w:type="gramEnd"/>
-            <w:r>
-              <w:t>path</w:t>
+            <w:r>
+              <w:t>std::filesystem::path</w:t>
             </w:r>
           </w:p>
         </w:tc>
@@ -10651,14 +10723,12 @@
             <w:r>
               <w:t xml:space="preserve">This session's current working directory, bounded by </w:t>
             </w:r>
-            <w:proofErr w:type="spellStart"/>
             <w:r>
               <w:rPr>
                 <w:rStyle w:val="PseudocodeChar"/>
               </w:rPr>
               <w:t>PathResolver</w:t>
             </w:r>
-            <w:proofErr w:type="spellEnd"/>
           </w:p>
         </w:tc>
       </w:tr>
@@ -10677,7 +10747,6 @@
                 <w:lang w:val="vi-VN"/>
               </w:rPr>
             </w:pPr>
-            <w:proofErr w:type="spellStart"/>
             <w:r>
               <w:rPr>
                 <w:b w:val="0"/>
@@ -10685,7 +10754,6 @@
               </w:rPr>
               <w:t>dataChannelMode</w:t>
             </w:r>
-            <w:proofErr w:type="spellEnd"/>
           </w:p>
         </w:tc>
         <w:tc>
@@ -10700,11 +10768,9 @@
                 <w:lang w:val="vi-VN"/>
               </w:rPr>
             </w:pPr>
-            <w:proofErr w:type="spellStart"/>
             <w:r>
               <w:t>DataChannelMode</w:t>
             </w:r>
-            <w:proofErr w:type="spellEnd"/>
           </w:p>
         </w:tc>
         <w:tc>
@@ -10775,7 +10841,6 @@
                 <w:lang w:val="vi-VN"/>
               </w:rPr>
             </w:pPr>
-            <w:proofErr w:type="spellStart"/>
             <w:r>
               <w:rPr>
                 <w:b w:val="0"/>
@@ -10783,7 +10848,6 @@
               </w:rPr>
               <w:t>pendingDataSocket</w:t>
             </w:r>
-            <w:proofErr w:type="spellEnd"/>
           </w:p>
         </w:tc>
         <w:tc>
@@ -10844,7 +10908,6 @@
                 <w:lang w:val="vi-VN"/>
               </w:rPr>
             </w:pPr>
-            <w:proofErr w:type="spellStart"/>
             <w:r>
               <w:rPr>
                 <w:b w:val="0"/>
@@ -10852,7 +10915,6 @@
               </w:rPr>
               <w:t>pendingPeerAddr</w:t>
             </w:r>
-            <w:proofErr w:type="spellEnd"/>
           </w:p>
         </w:tc>
         <w:tc>
@@ -10867,11 +10929,9 @@
                 <w:lang w:val="vi-VN"/>
               </w:rPr>
             </w:pPr>
-            <w:proofErr w:type="spellStart"/>
             <w:r>
               <w:t>sockaddr_in</w:t>
             </w:r>
-            <w:proofErr w:type="spellEnd"/>
           </w:p>
         </w:tc>
         <w:tc>
@@ -10909,7 +10969,6 @@
                 <w:lang w:val="vi-VN"/>
               </w:rPr>
             </w:pPr>
-            <w:proofErr w:type="spellStart"/>
             <w:r>
               <w:rPr>
                 <w:b w:val="0"/>
@@ -10917,7 +10976,6 @@
               </w:rPr>
               <w:t>controlPeerAddr</w:t>
             </w:r>
-            <w:proofErr w:type="spellEnd"/>
           </w:p>
         </w:tc>
         <w:tc>
@@ -10932,11 +10990,9 @@
                 <w:lang w:val="vi-VN"/>
               </w:rPr>
             </w:pPr>
-            <w:proofErr w:type="spellStart"/>
             <w:r>
               <w:t>sockaddr_in</w:t>
             </w:r>
-            <w:proofErr w:type="spellEnd"/>
           </w:p>
         </w:tc>
         <w:tc>
@@ -10980,7 +11036,6 @@
                 <w:lang w:val="vi-VN"/>
               </w:rPr>
             </w:pPr>
-            <w:proofErr w:type="spellStart"/>
             <w:r>
               <w:rPr>
                 <w:b w:val="0"/>
@@ -10988,7 +11043,6 @@
               </w:rPr>
               <w:t>pendingRenameSource</w:t>
             </w:r>
-            <w:proofErr w:type="spellEnd"/>
           </w:p>
         </w:tc>
         <w:tc>
@@ -11003,13 +11057,8 @@
                 <w:lang w:val="vi-VN"/>
               </w:rPr>
             </w:pPr>
-            <w:proofErr w:type="gramStart"/>
-            <w:r>
-              <w:t>std::filesystem::</w:t>
-            </w:r>
-            <w:proofErr w:type="gramEnd"/>
-            <w:r>
-              <w:t>path</w:t>
+            <w:r>
+              <w:t>std::filesystem::path</w:t>
             </w:r>
           </w:p>
         </w:tc>
@@ -11063,7 +11112,6 @@
                 <w:lang w:val="vi-VN"/>
               </w:rPr>
             </w:pPr>
-            <w:proofErr w:type="spellStart"/>
             <w:r>
               <w:rPr>
                 <w:b w:val="0"/>
@@ -11071,7 +11119,6 @@
               </w:rPr>
               <w:t>hasPendingRename</w:t>
             </w:r>
-            <w:proofErr w:type="spellEnd"/>
           </w:p>
         </w:tc>
         <w:tc>
@@ -11138,16 +11185,13 @@
                 <w:lang w:val="vi-VN"/>
               </w:rPr>
             </w:pPr>
-            <w:proofErr w:type="spellStart"/>
             <w:r>
               <w:rPr>
                 <w:b w:val="0"/>
                 <w:bCs w:val="0"/>
               </w:rPr>
-              <w:lastRenderedPageBreak/>
               <w:t>transferActive</w:t>
             </w:r>
-            <w:proofErr w:type="spellEnd"/>
           </w:p>
         </w:tc>
         <w:tc>
@@ -11159,13 +11203,8 @@
               <w:pStyle w:val="Pseudocode"/>
               <w:cnfStyle w:val="000000000000" w:firstRow="0" w:lastRow="0" w:firstColumn="0" w:lastColumn="0" w:oddVBand="0" w:evenVBand="0" w:oddHBand="0" w:evenHBand="0" w:firstRowFirstColumn="0" w:firstRowLastColumn="0" w:lastRowFirstColumn="0" w:lastRowLastColumn="0"/>
             </w:pPr>
-            <w:proofErr w:type="gramStart"/>
-            <w:r>
-              <w:t>std::</w:t>
-            </w:r>
-            <w:proofErr w:type="gramEnd"/>
-            <w:r>
-              <w:t>atomic&lt;bool&gt;</w:t>
+            <w:r>
+              <w:t>std::atomic&lt;bool&gt;</w:t>
             </w:r>
           </w:p>
         </w:tc>
@@ -11200,7 +11239,6 @@
                 <w:bCs w:val="0"/>
               </w:rPr>
             </w:pPr>
-            <w:proofErr w:type="spellStart"/>
             <w:r>
               <w:rPr>
                 <w:b w:val="0"/>
@@ -11208,7 +11246,6 @@
               </w:rPr>
               <w:t>abortRequested</w:t>
             </w:r>
-            <w:proofErr w:type="spellEnd"/>
           </w:p>
         </w:tc>
         <w:tc>
@@ -11220,13 +11257,8 @@
               <w:pStyle w:val="Pseudocode"/>
               <w:cnfStyle w:val="000000100000" w:firstRow="0" w:lastRow="0" w:firstColumn="0" w:lastColumn="0" w:oddVBand="0" w:evenVBand="0" w:oddHBand="1" w:evenHBand="0" w:firstRowFirstColumn="0" w:firstRowLastColumn="0" w:lastRowFirstColumn="0" w:lastRowLastColumn="0"/>
             </w:pPr>
-            <w:proofErr w:type="gramStart"/>
-            <w:r>
-              <w:t>std::</w:t>
-            </w:r>
-            <w:proofErr w:type="gramEnd"/>
-            <w:r>
-              <w:t>atomic&lt;bool&gt;</w:t>
+            <w:r>
+              <w:t>std::atomic&lt;bool&gt;</w:t>
             </w:r>
           </w:p>
         </w:tc>
@@ -11248,7 +11280,11 @@
               <w:t>ABOR</w:t>
             </w:r>
             <w:r>
-              <w:t xml:space="preserve"> handler; polled by the transfer worker (and, via the same predicate, by the RDT layer itself) to signal early termination</w:t>
+              <w:t xml:space="preserve"> handler; polled by the transfer worker (and, via the same predicate, </w:t>
+            </w:r>
+            <w:r>
+              <w:lastRenderedPageBreak/>
+              <w:t>by the RDT layer itself) to signal early termination</w:t>
             </w:r>
           </w:p>
         </w:tc>
@@ -11267,15 +11303,14 @@
                 <w:bCs w:val="0"/>
               </w:rPr>
             </w:pPr>
-            <w:proofErr w:type="spellStart"/>
             <w:r>
               <w:rPr>
                 <w:b w:val="0"/>
                 <w:bCs w:val="0"/>
               </w:rPr>
+              <w:lastRenderedPageBreak/>
               <w:t>transferWorker</w:t>
             </w:r>
-            <w:proofErr w:type="spellEnd"/>
           </w:p>
         </w:tc>
         <w:tc>
@@ -11287,13 +11322,8 @@
               <w:pStyle w:val="Pseudocode"/>
               <w:cnfStyle w:val="000000000000" w:firstRow="0" w:lastRow="0" w:firstColumn="0" w:lastColumn="0" w:oddVBand="0" w:evenVBand="0" w:oddHBand="0" w:evenHBand="0" w:firstRowFirstColumn="0" w:firstRowLastColumn="0" w:lastRowFirstColumn="0" w:lastRowLastColumn="0"/>
             </w:pPr>
-            <w:proofErr w:type="gramStart"/>
-            <w:r>
-              <w:t>std::</w:t>
-            </w:r>
-            <w:proofErr w:type="gramEnd"/>
-            <w:r>
-              <w:t>thread</w:t>
+            <w:r>
+              <w:t>std::thread</w:t>
             </w:r>
           </w:p>
         </w:tc>
@@ -11364,7 +11394,6 @@
                 <w:bCs w:val="0"/>
               </w:rPr>
             </w:pPr>
-            <w:proofErr w:type="spellStart"/>
             <w:r>
               <w:rPr>
                 <w:b w:val="0"/>
@@ -11372,7 +11401,6 @@
               </w:rPr>
               <w:t>replyMutex</w:t>
             </w:r>
-            <w:proofErr w:type="spellEnd"/>
           </w:p>
         </w:tc>
         <w:tc>
@@ -11384,13 +11412,8 @@
               <w:pStyle w:val="Pseudocode"/>
               <w:cnfStyle w:val="000000100000" w:firstRow="0" w:lastRow="0" w:firstColumn="0" w:lastColumn="0" w:oddVBand="0" w:evenVBand="0" w:oddHBand="1" w:evenHBand="0" w:firstRowFirstColumn="0" w:firstRowLastColumn="0" w:lastRowFirstColumn="0" w:lastRowLastColumn="0"/>
             </w:pPr>
-            <w:proofErr w:type="gramStart"/>
-            <w:r>
-              <w:t>std::</w:t>
-            </w:r>
-            <w:proofErr w:type="gramEnd"/>
-            <w:r>
-              <w:t>mutex</w:t>
+            <w:r>
+              <w:t>std::mutex</w:t>
             </w:r>
           </w:p>
         </w:tc>
@@ -11402,13 +11425,8 @@
             <w:pPr>
               <w:cnfStyle w:val="000000100000" w:firstRow="0" w:lastRow="0" w:firstColumn="0" w:lastColumn="0" w:oddVBand="0" w:evenVBand="0" w:oddHBand="1" w:evenHBand="0" w:firstRowFirstColumn="0" w:firstRowLastColumn="0" w:lastRowFirstColumn="0" w:lastRowLastColumn="0"/>
             </w:pPr>
-            <w:proofErr w:type="gramStart"/>
-            <w:r>
-              <w:t>Guards</w:t>
-            </w:r>
-            <w:proofErr w:type="gramEnd"/>
-            <w:r>
-              <w:t xml:space="preserve"> concurrent writes to the control socket, since the transfer worker now sends its own completion reply independently of the control thread</w:t>
+            <w:r>
+              <w:t>Guards concurrent writes to the control socket, since the transfer worker now sends its own completion reply independently of the control thread</w:t>
             </w:r>
           </w:p>
         </w:tc>
@@ -11427,7 +11445,6 @@
                 <w:bCs w:val="0"/>
               </w:rPr>
             </w:pPr>
-            <w:proofErr w:type="spellStart"/>
             <w:r>
               <w:rPr>
                 <w:b w:val="0"/>
@@ -11435,7 +11452,6 @@
               </w:rPr>
               <w:t>pendingUniqueFilename</w:t>
             </w:r>
-            <w:proofErr w:type="spellEnd"/>
           </w:p>
         </w:tc>
         <w:tc>
@@ -11447,13 +11463,8 @@
               <w:pStyle w:val="Pseudocode"/>
               <w:cnfStyle w:val="000000000000" w:firstRow="0" w:lastRow="0" w:firstColumn="0" w:lastColumn="0" w:oddVBand="0" w:evenVBand="0" w:oddHBand="0" w:evenHBand="0" w:firstRowFirstColumn="0" w:firstRowLastColumn="0" w:lastRowFirstColumn="0" w:lastRowLastColumn="0"/>
             </w:pPr>
-            <w:proofErr w:type="gramStart"/>
-            <w:r>
-              <w:t>std::</w:t>
-            </w:r>
-            <w:proofErr w:type="gramEnd"/>
-            <w:r>
-              <w:t>string</w:t>
+            <w:r>
+              <w:t>std::string</w:t>
             </w:r>
           </w:p>
         </w:tc>
@@ -11494,7 +11505,6 @@
       <w:r>
         <w:t xml:space="preserve">Client – </w:t>
       </w:r>
-      <w:proofErr w:type="spellStart"/>
       <w:r>
         <w:rPr>
           <w:rStyle w:val="PseudocodeChar"/>
@@ -11503,7 +11513,6 @@
         </w:rPr>
         <w:t>ClientState</w:t>
       </w:r>
-      <w:proofErr w:type="spellEnd"/>
     </w:p>
     <w:p>
       <w:pPr>
@@ -11527,30 +11536,8 @@
         <w:rPr>
           <w:rStyle w:val="PseudocodeChar"/>
         </w:rPr>
-        <w:t>/</w:t>
-      </w:r>
-      <w:proofErr w:type="spellStart"/>
-      <w:r>
-        <w:rPr>
-          <w:rStyle w:val="PseudocodeChar"/>
-        </w:rPr>
-        <w:t>src</w:t>
-      </w:r>
-      <w:proofErr w:type="spellEnd"/>
-      <w:r>
-        <w:rPr>
-          <w:rStyle w:val="PseudocodeChar"/>
-        </w:rPr>
-        <w:t>/control/</w:t>
-      </w:r>
-      <w:proofErr w:type="spellStart"/>
-      <w:r>
-        <w:rPr>
-          <w:rStyle w:val="PseudocodeChar"/>
-        </w:rPr>
-        <w:t>Session.h</w:t>
-      </w:r>
-      <w:proofErr w:type="spellEnd"/>
+        <w:t>/src/control/Session.h</w:t>
+      </w:r>
       <w:r>
         <w:rPr>
           <w:lang w:val="vi-VN"/>
@@ -11628,7 +11615,6 @@
                 <w:bCs w:val="0"/>
               </w:rPr>
             </w:pPr>
-            <w:proofErr w:type="spellStart"/>
             <w:r>
               <w:rPr>
                 <w:b w:val="0"/>
@@ -11636,7 +11622,6 @@
               </w:rPr>
               <w:t>dataMode</w:t>
             </w:r>
-            <w:proofErr w:type="spellEnd"/>
           </w:p>
         </w:tc>
         <w:tc>
@@ -11648,11 +11633,9 @@
               <w:pStyle w:val="Pseudocode"/>
               <w:cnfStyle w:val="000000100000" w:firstRow="0" w:lastRow="0" w:firstColumn="0" w:lastColumn="0" w:oddVBand="0" w:evenVBand="0" w:oddHBand="1" w:evenHBand="0" w:firstRowFirstColumn="0" w:firstRowLastColumn="0" w:lastRowFirstColumn="0" w:lastRowLastColumn="0"/>
             </w:pPr>
-            <w:proofErr w:type="spellStart"/>
             <w:r>
               <w:t>DataMode</w:t>
             </w:r>
-            <w:proofErr w:type="spellEnd"/>
           </w:p>
         </w:tc>
         <w:tc>
@@ -11666,14 +11649,12 @@
             <w:r>
               <w:t xml:space="preserve">Client-side equivalent of </w:t>
             </w:r>
-            <w:proofErr w:type="spellStart"/>
             <w:r>
               <w:rPr>
                 <w:rStyle w:val="PseudocodeChar"/>
               </w:rPr>
               <w:t>DataChannelMode</w:t>
             </w:r>
-            <w:proofErr w:type="spellEnd"/>
           </w:p>
         </w:tc>
       </w:tr>
@@ -11691,7 +11672,6 @@
                 <w:bCs w:val="0"/>
               </w:rPr>
             </w:pPr>
-            <w:proofErr w:type="spellStart"/>
             <w:r>
               <w:rPr>
                 <w:b w:val="0"/>
@@ -11699,7 +11679,6 @@
               </w:rPr>
               <w:t>pendingDataSocket</w:t>
             </w:r>
-            <w:proofErr w:type="spellEnd"/>
           </w:p>
         </w:tc>
         <w:tc>
@@ -11747,7 +11726,6 @@
                 <w:bCs w:val="0"/>
               </w:rPr>
             </w:pPr>
-            <w:proofErr w:type="spellStart"/>
             <w:r>
               <w:rPr>
                 <w:b w:val="0"/>
@@ -11755,7 +11733,6 @@
               </w:rPr>
               <w:t>passiveAddress</w:t>
             </w:r>
-            <w:proofErr w:type="spellEnd"/>
           </w:p>
         </w:tc>
         <w:tc>
@@ -11767,11 +11744,9 @@
               <w:pStyle w:val="Pseudocode"/>
               <w:cnfStyle w:val="000000100000" w:firstRow="0" w:lastRow="0" w:firstColumn="0" w:lastColumn="0" w:oddVBand="0" w:evenVBand="0" w:oddHBand="1" w:evenHBand="0" w:firstRowFirstColumn="0" w:firstRowLastColumn="0" w:lastRowFirstColumn="0" w:lastRowLastColumn="0"/>
             </w:pPr>
-            <w:proofErr w:type="spellStart"/>
             <w:r>
               <w:t>sockaddr_in</w:t>
             </w:r>
-            <w:proofErr w:type="spellEnd"/>
           </w:p>
         </w:tc>
         <w:tc>
@@ -11811,7 +11786,6 @@
                 <w:bCs w:val="0"/>
               </w:rPr>
             </w:pPr>
-            <w:proofErr w:type="spellStart"/>
             <w:r>
               <w:rPr>
                 <w:b w:val="0"/>
@@ -11819,7 +11793,6 @@
               </w:rPr>
               <w:t>serverAddress</w:t>
             </w:r>
-            <w:proofErr w:type="spellEnd"/>
           </w:p>
         </w:tc>
         <w:tc>
@@ -11831,11 +11804,9 @@
               <w:pStyle w:val="Pseudocode"/>
               <w:cnfStyle w:val="000000000000" w:firstRow="0" w:lastRow="0" w:firstColumn="0" w:lastColumn="0" w:oddVBand="0" w:evenVBand="0" w:oddHBand="0" w:evenHBand="0" w:firstRowFirstColumn="0" w:firstRowLastColumn="0" w:lastRowFirstColumn="0" w:lastRowLastColumn="0"/>
             </w:pPr>
-            <w:proofErr w:type="spellStart"/>
             <w:r>
               <w:t>sockaddr_in</w:t>
             </w:r>
-            <w:proofErr w:type="spellEnd"/>
           </w:p>
         </w:tc>
         <w:tc>
@@ -11869,16 +11840,13 @@
                 <w:bCs w:val="0"/>
               </w:rPr>
             </w:pPr>
-            <w:proofErr w:type="spellStart"/>
             <w:r>
               <w:rPr>
                 <w:b w:val="0"/>
                 <w:bCs w:val="0"/>
               </w:rPr>
-              <w:lastRenderedPageBreak/>
               <w:t>transferMode</w:t>
             </w:r>
-            <w:proofErr w:type="spellEnd"/>
           </w:p>
         </w:tc>
         <w:tc>
@@ -11890,11 +11858,9 @@
               <w:pStyle w:val="Pseudocode"/>
               <w:cnfStyle w:val="000000100000" w:firstRow="0" w:lastRow="0" w:firstColumn="0" w:lastColumn="0" w:oddVBand="0" w:evenVBand="0" w:oddHBand="1" w:evenHBand="0" w:firstRowFirstColumn="0" w:firstRowLastColumn="0" w:lastRowFirstColumn="0" w:lastRowLastColumn="0"/>
             </w:pPr>
-            <w:proofErr w:type="spellStart"/>
             <w:r>
               <w:t>TransferMode</w:t>
             </w:r>
-            <w:proofErr w:type="spellEnd"/>
           </w:p>
         </w:tc>
         <w:tc>
@@ -11934,7 +11900,6 @@
                 <w:bCs w:val="0"/>
               </w:rPr>
             </w:pPr>
-            <w:proofErr w:type="spellStart"/>
             <w:r>
               <w:rPr>
                 <w:b w:val="0"/>
@@ -11942,7 +11907,6 @@
               </w:rPr>
               <w:t>replyBuffer</w:t>
             </w:r>
-            <w:proofErr w:type="spellEnd"/>
           </w:p>
         </w:tc>
         <w:tc>
@@ -11954,13 +11918,8 @@
               <w:pStyle w:val="Pseudocode"/>
               <w:cnfStyle w:val="000000000000" w:firstRow="0" w:lastRow="0" w:firstColumn="0" w:lastColumn="0" w:oddVBand="0" w:evenVBand="0" w:oddHBand="0" w:evenHBand="0" w:firstRowFirstColumn="0" w:firstRowLastColumn="0" w:lastRowFirstColumn="0" w:lastRowLastColumn="0"/>
             </w:pPr>
-            <w:proofErr w:type="gramStart"/>
-            <w:r>
-              <w:t>std::</w:t>
-            </w:r>
-            <w:proofErr w:type="gramEnd"/>
-            <w:r>
-              <w:t>string</w:t>
+            <w:r>
+              <w:t>std::string</w:t>
             </w:r>
           </w:p>
         </w:tc>
@@ -12007,6 +11966,7 @@
         </w:rPr>
       </w:pPr>
       <w:r>
+        <w:lastRenderedPageBreak/>
         <w:t>Transfer Coordination Types</w:t>
       </w:r>
     </w:p>
@@ -12021,12 +11981,49 @@
         <w:rPr>
           <w:lang w:val="vi-VN"/>
         </w:rPr>
-        <w:t>Introduced alongside the asynchronous transfer-worker model and the unification of STOR/STOU/APPE into a single code path.</w:t>
+        <w:t xml:space="preserve">Introduced alongside the asynchronous transfer-worker model and the unification of </w:t>
+      </w:r>
+      <w:r>
+        <w:rPr>
+          <w:rStyle w:val="PseudocodeChar"/>
+          <w:lang w:val="vi-VN"/>
+        </w:rPr>
+        <w:t>STOR</w:t>
+      </w:r>
+      <w:r>
+        <w:rPr>
+          <w:lang w:val="vi-VN"/>
+        </w:rPr>
+        <w:t>/</w:t>
+      </w:r>
+      <w:r>
+        <w:rPr>
+          <w:rStyle w:val="PseudocodeChar"/>
+          <w:lang w:val="vi-VN"/>
+        </w:rPr>
+        <w:t>STOU</w:t>
+      </w:r>
+      <w:r>
+        <w:rPr>
+          <w:lang w:val="vi-VN"/>
+        </w:rPr>
+        <w:t>/</w:t>
+      </w:r>
+      <w:r>
+        <w:rPr>
+          <w:rStyle w:val="PseudocodeChar"/>
+          <w:lang w:val="vi-VN"/>
+        </w:rPr>
+        <w:t>APPE</w:t>
+      </w:r>
+      <w:r>
+        <w:rPr>
+          <w:lang w:val="vi-VN"/>
+        </w:rPr>
+        <w:t xml:space="preserve"> into a single code path.</w:t>
       </w:r>
     </w:p>
     <w:p>
-      <w:proofErr w:type="spellStart"/>
-      <w:proofErr w:type="gramStart"/>
       <w:r>
         <w:rPr>
           <w:rStyle w:val="PseudocodeChar"/>
@@ -12035,7 +12032,6 @@
         </w:rPr>
         <w:t>SendResult</w:t>
       </w:r>
-      <w:proofErr w:type="spellEnd"/>
       <w:r>
         <w:t xml:space="preserve"> </w:t>
       </w:r>
@@ -12043,73 +12039,40 @@
         <w:rPr>
           <w:lang w:val="vi-VN"/>
         </w:rPr>
-        <w:t>,</w:t>
-      </w:r>
-      <w:proofErr w:type="gramEnd"/>
-      <w:r>
-        <w:rPr>
-          <w:lang w:val="vi-VN"/>
-        </w:rPr>
-        <w:t xml:space="preserve"> reside at </w:t>
+        <w:t xml:space="preserve">, reside at </w:t>
       </w:r>
       <w:r>
         <w:rPr>
           <w:rStyle w:val="PseudocodeChar"/>
         </w:rPr>
-        <w:t>server/</w:t>
-      </w:r>
-      <w:proofErr w:type="spellStart"/>
+        <w:t>server/src/datachannel/DataChannelSession.h</w:t>
+      </w:r>
+      <w:r>
+        <w:rPr>
+          <w:lang w:val="vi-VN"/>
+        </w:rPr>
+        <w:t xml:space="preserve">, is </w:t>
+      </w:r>
+      <w:r>
+        <w:t xml:space="preserve">the return type of </w:t>
+      </w:r>
       <w:r>
         <w:rPr>
           <w:rStyle w:val="PseudocodeChar"/>
         </w:rPr>
-        <w:t>src</w:t>
-      </w:r>
-      <w:proofErr w:type="spellEnd"/>
+        <w:t>sendFile</w:t>
+      </w:r>
+      <w:r>
+        <w:t xml:space="preserve">, replacing a bare </w:t>
+      </w:r>
       <w:r>
         <w:rPr>
           <w:rStyle w:val="PseudocodeChar"/>
         </w:rPr>
-        <w:t>/</w:t>
-      </w:r>
-      <w:proofErr w:type="spellStart"/>
-      <w:r>
-        <w:rPr>
-          <w:rStyle w:val="PseudocodeChar"/>
-        </w:rPr>
-        <w:t>datachannel</w:t>
-      </w:r>
-      <w:proofErr w:type="spellEnd"/>
-      <w:r>
-        <w:rPr>
-          <w:rStyle w:val="PseudocodeChar"/>
-        </w:rPr>
-        <w:t>/</w:t>
-      </w:r>
-      <w:proofErr w:type="spellStart"/>
-      <w:r>
-        <w:rPr>
-          <w:rStyle w:val="PseudocodeChar"/>
-        </w:rPr>
-        <w:t>DataChannelSession.h</w:t>
-      </w:r>
-      <w:proofErr w:type="spellEnd"/>
-      <w:r>
-        <w:rPr>
-          <w:lang w:val="vi-VN"/>
-        </w:rPr>
-        <w:t xml:space="preserve">, is </w:t>
-      </w:r>
-      <w:r>
-        <w:t xml:space="preserve">the return type of </w:t>
-      </w:r>
-      <w:proofErr w:type="spellStart"/>
-      <w:r>
-        <w:t>sendFile</w:t>
-      </w:r>
-      <w:proofErr w:type="spellEnd"/>
-      <w:r>
-        <w:t>, replacing a bare bool:</w:t>
+        <w:t>bool</w:t>
+      </w:r>
+      <w:r>
+        <w:t>:</w:t>
       </w:r>
     </w:p>
     <w:tbl>
@@ -12232,35 +12195,13 @@
               </w:rPr>
             </w:pPr>
             <w:r>
-              <w:t xml:space="preserve">Whether the transfer </w:t>
-            </w:r>
-            <w:proofErr w:type="gramStart"/>
-            <w:r>
-              <w:t>completed</w:t>
-            </w:r>
-            <w:proofErr w:type="gramEnd"/>
-            <w:r>
-              <w:t xml:space="preserve"> successfully (also exposed via </w:t>
+              <w:t xml:space="preserve">Whether the transfer completed successfully (also exposed via </w:t>
             </w:r>
             <w:r>
               <w:rPr>
                 <w:rStyle w:val="PseudocodeChar"/>
               </w:rPr>
-              <w:t xml:space="preserve">operator </w:t>
-            </w:r>
-            <w:proofErr w:type="gramStart"/>
-            <w:r>
-              <w:rPr>
-                <w:rStyle w:val="PseudocodeChar"/>
-              </w:rPr>
-              <w:t>bool(</w:t>
-            </w:r>
-            <w:proofErr w:type="gramEnd"/>
-            <w:r>
-              <w:rPr>
-                <w:rStyle w:val="PseudocodeChar"/>
-              </w:rPr>
-              <w:t>)</w:t>
+              <w:t>operator bool()</w:t>
             </w:r>
             <w:r>
               <w:t xml:space="preserve"> for direct use in conditionals)</w:t>
@@ -12304,13 +12245,8 @@
                 <w:lang w:val="vi-VN"/>
               </w:rPr>
             </w:pPr>
-            <w:proofErr w:type="gramStart"/>
-            <w:r>
-              <w:t>std::</w:t>
-            </w:r>
-            <w:proofErr w:type="gramEnd"/>
-            <w:r>
-              <w:t>string</w:t>
+            <w:r>
+              <w:t>std::string</w:t>
             </w:r>
           </w:p>
         </w:tc>
@@ -12345,7 +12281,6 @@
           <w:lang w:val="vi-VN"/>
         </w:rPr>
       </w:pPr>
-      <w:proofErr w:type="spellStart"/>
       <w:r>
         <w:rPr>
           <w:rStyle w:val="PseudocodeChar"/>
@@ -12354,7 +12289,6 @@
         </w:rPr>
         <w:t>UploadKind</w:t>
       </w:r>
-      <w:proofErr w:type="spellEnd"/>
       <w:r>
         <w:rPr>
           <w:lang w:val="vi-VN"/>
@@ -12378,16 +12312,8 @@
         <w:rPr>
           <w:lang w:val="vi-VN"/>
         </w:rPr>
-        <w:t xml:space="preserve"> in </w:t>
-      </w:r>
-      <w:proofErr w:type="gramStart"/>
-      <w:r>
-        <w:rPr>
-          <w:lang w:val="vi-VN"/>
-        </w:rPr>
-        <w:t>a</w:t>
-      </w:r>
-      <w:proofErr w:type="gramEnd"/>
+        <w:t xml:space="preserve"> in a</w:t>
+      </w:r>
       <w:r>
         <w:rPr>
           <w:lang w:val="vi-VN"/>
@@ -12418,14 +12344,12 @@
         </w:rPr>
         <w:t>an enum distinguishing the three upload commands that now share one implementation (</w:t>
       </w:r>
-      <w:proofErr w:type="spellStart"/>
       <w:r>
         <w:rPr>
           <w:rStyle w:val="PseudocodeChar"/>
         </w:rPr>
         <w:t>startUploadTransfer</w:t>
       </w:r>
-      <w:proofErr w:type="spellEnd"/>
       <w:r>
         <w:rPr>
           <w:lang w:val="vi-VN"/>
@@ -12731,7 +12655,6 @@
           <w:lang w:val="vi-VN"/>
         </w:rPr>
       </w:pPr>
-      <w:proofErr w:type="spellStart"/>
       <w:r>
         <w:rPr>
           <w:rStyle w:val="PseudocodeChar"/>
@@ -12740,7 +12663,6 @@
         </w:rPr>
         <w:t>DirEntryInfo</w:t>
       </w:r>
-      <w:proofErr w:type="spellEnd"/>
     </w:p>
     <w:p>
       <w:pPr>
@@ -12758,30 +12680,8 @@
         <w:rPr>
           <w:rStyle w:val="PseudocodeChar"/>
         </w:rPr>
-        <w:t>server/</w:t>
-      </w:r>
-      <w:proofErr w:type="spellStart"/>
-      <w:r>
-        <w:rPr>
-          <w:rStyle w:val="PseudocodeChar"/>
-        </w:rPr>
-        <w:t>src</w:t>
-      </w:r>
-      <w:proofErr w:type="spellEnd"/>
-      <w:r>
-        <w:rPr>
-          <w:rStyle w:val="PseudocodeChar"/>
-        </w:rPr>
-        <w:t>/filesystem/</w:t>
-      </w:r>
-      <w:proofErr w:type="spellStart"/>
-      <w:r>
-        <w:rPr>
-          <w:rStyle w:val="PseudocodeChar"/>
-        </w:rPr>
-        <w:t>DirectoryService.h</w:t>
-      </w:r>
-      <w:proofErr w:type="spellEnd"/>
+        <w:t>server/src/filesystem/DirectoryService.h</w:t>
+      </w:r>
       <w:r>
         <w:rPr>
           <w:lang w:val="vi-VN"/>
@@ -12874,7 +12774,6 @@
                 <w:lang w:val="vi-VN"/>
               </w:rPr>
             </w:pPr>
-            <w:proofErr w:type="spellStart"/>
             <w:r>
               <w:rPr>
                 <w:b w:val="0"/>
@@ -12882,7 +12781,6 @@
               </w:rPr>
               <w:t>formatPermissions</w:t>
             </w:r>
-            <w:proofErr w:type="spellEnd"/>
           </w:p>
         </w:tc>
         <w:tc>
@@ -12897,13 +12795,8 @@
                 <w:lang w:val="vi-VN"/>
               </w:rPr>
             </w:pPr>
-            <w:proofErr w:type="gramStart"/>
-            <w:r>
-              <w:t>std::</w:t>
-            </w:r>
-            <w:proofErr w:type="gramEnd"/>
-            <w:r>
-              <w:t>string</w:t>
+            <w:r>
+              <w:t>std::string</w:t>
             </w:r>
           </w:p>
         </w:tc>
@@ -12925,21 +12818,7 @@
               <w:rPr>
                 <w:rStyle w:val="PseudocodeChar"/>
               </w:rPr>
-              <w:t>-</w:t>
-            </w:r>
-            <w:proofErr w:type="spellStart"/>
-            <w:r>
-              <w:rPr>
-                <w:rStyle w:val="PseudocodeChar"/>
-              </w:rPr>
-              <w:t>rw</w:t>
-            </w:r>
-            <w:proofErr w:type="spellEnd"/>
-            <w:r>
-              <w:rPr>
-                <w:rStyle w:val="PseudocodeChar"/>
-              </w:rPr>
-              <w:t>-r--r--</w:t>
+              <w:t>-rw-r--r--</w:t>
             </w:r>
             <w:r>
               <w:t xml:space="preserve">) for </w:t>
@@ -12992,13 +12871,8 @@
                 <w:lang w:val="vi-VN"/>
               </w:rPr>
             </w:pPr>
-            <w:proofErr w:type="gramStart"/>
-            <w:r>
-              <w:t>std::</w:t>
-            </w:r>
-            <w:proofErr w:type="gramEnd"/>
-            <w:r>
-              <w:t>string</w:t>
+            <w:r>
+              <w:t>std::string</w:t>
             </w:r>
           </w:p>
         </w:tc>
@@ -13037,7 +12911,6 @@
                 <w:lang w:val="vi-VN"/>
               </w:rPr>
             </w:pPr>
-            <w:proofErr w:type="spellStart"/>
             <w:r>
               <w:rPr>
                 <w:b w:val="0"/>
@@ -13045,7 +12918,6 @@
               </w:rPr>
               <w:t>isDirectory</w:t>
             </w:r>
-            <w:proofErr w:type="spellEnd"/>
           </w:p>
         </w:tc>
         <w:tc>
@@ -13100,7 +12972,6 @@
                 <w:lang w:val="vi-VN"/>
               </w:rPr>
             </w:pPr>
-            <w:proofErr w:type="spellStart"/>
             <w:r>
               <w:rPr>
                 <w:b w:val="0"/>
@@ -13108,7 +12979,6 @@
               </w:rPr>
               <w:t>sizeBytes</w:t>
             </w:r>
-            <w:proofErr w:type="spellEnd"/>
           </w:p>
         </w:tc>
         <w:tc>
@@ -13123,11 +12993,9 @@
                 <w:lang w:val="vi-VN"/>
               </w:rPr>
             </w:pPr>
-            <w:proofErr w:type="spellStart"/>
             <w:r>
               <w:t>uintmax_t</w:t>
             </w:r>
-            <w:proofErr w:type="spellEnd"/>
           </w:p>
         </w:tc>
         <w:tc>
@@ -13168,36 +13036,14 @@
           <w:lang w:val="vi-VN"/>
         </w:rPr>
       </w:pPr>
-      <w:proofErr w:type="spellStart"/>
-      <w:proofErr w:type="gramStart"/>
       <w:r>
         <w:rPr>
           <w:rStyle w:val="PseudocodeChar"/>
           <w:sz w:val="28"/>
           <w:szCs w:val="36"/>
         </w:rPr>
-        <w:t>DirectoryService</w:t>
-      </w:r>
-      <w:proofErr w:type="spellEnd"/>
-      <w:r>
-        <w:rPr>
-          <w:rStyle w:val="PseudocodeChar"/>
-          <w:sz w:val="28"/>
-          <w:szCs w:val="36"/>
-        </w:rPr>
-        <w:t>::</w:t>
-      </w:r>
-      <w:proofErr w:type="spellStart"/>
-      <w:proofErr w:type="gramEnd"/>
-      <w:r>
-        <w:rPr>
-          <w:rStyle w:val="PseudocodeChar"/>
-          <w:sz w:val="28"/>
-          <w:szCs w:val="36"/>
-        </w:rPr>
-        <w:t>PathMetadata</w:t>
-      </w:r>
-      <w:proofErr w:type="spellEnd"/>
+        <w:t>DirectoryService::PathMetadata</w:t>
+      </w:r>
     </w:p>
     <w:tbl>
       <w:tblPr>
@@ -13345,7 +13191,6 @@
                 <w:lang w:val="vi-VN"/>
               </w:rPr>
             </w:pPr>
-            <w:proofErr w:type="spellStart"/>
             <w:r>
               <w:rPr>
                 <w:b w:val="0"/>
@@ -13353,7 +13198,6 @@
               </w:rPr>
               <w:t>isDirectory</w:t>
             </w:r>
-            <w:proofErr w:type="spellEnd"/>
           </w:p>
         </w:tc>
         <w:tc>
@@ -13411,7 +13255,6 @@
                 <w:lang w:val="vi-VN"/>
               </w:rPr>
             </w:pPr>
-            <w:proofErr w:type="spellStart"/>
             <w:r>
               <w:rPr>
                 <w:b w:val="0"/>
@@ -13419,7 +13262,6 @@
               </w:rPr>
               <w:t>sizeBytes</w:t>
             </w:r>
-            <w:proofErr w:type="spellEnd"/>
           </w:p>
         </w:tc>
         <w:tc>
@@ -13474,7 +13316,6 @@
                 <w:lang w:val="vi-VN"/>
               </w:rPr>
             </w:pPr>
-            <w:proofErr w:type="spellStart"/>
             <w:r>
               <w:rPr>
                 <w:b w:val="0"/>
@@ -13482,7 +13323,6 @@
               </w:rPr>
               <w:t>lastModified</w:t>
             </w:r>
-            <w:proofErr w:type="spellEnd"/>
           </w:p>
         </w:tc>
         <w:tc>
@@ -13497,11 +13337,9 @@
                 <w:lang w:val="vi-VN"/>
               </w:rPr>
             </w:pPr>
-            <w:proofErr w:type="spellStart"/>
             <w:r>
               <w:t>uintmax_t</w:t>
             </w:r>
-            <w:proofErr w:type="spellEnd"/>
           </w:p>
         </w:tc>
         <w:tc>
@@ -13549,33 +13387,13 @@
           <w:lang w:val="vi-VN"/>
         </w:rPr>
       </w:pPr>
-      <w:proofErr w:type="spellStart"/>
-      <w:proofErr w:type="gramStart"/>
       <w:r>
         <w:rPr>
           <w:rStyle w:val="PseudocodeChar"/>
           <w:sz w:val="28"/>
           <w:szCs w:val="36"/>
         </w:rPr>
-        <w:t>DirectoryService</w:t>
-      </w:r>
-      <w:proofErr w:type="spellEnd"/>
-      <w:r>
-        <w:rPr>
-          <w:rStyle w:val="PseudocodeChar"/>
-          <w:sz w:val="28"/>
-          <w:szCs w:val="36"/>
-        </w:rPr>
-        <w:t>::</w:t>
-      </w:r>
-      <w:proofErr w:type="gramEnd"/>
-      <w:r>
-        <w:rPr>
-          <w:rStyle w:val="PseudocodeChar"/>
-          <w:sz w:val="28"/>
-          <w:szCs w:val="36"/>
-        </w:rPr>
-        <w:t>Result</w:t>
+        <w:t>DirectoryService::Result</w:t>
       </w:r>
     </w:p>
     <w:tbl>
@@ -13806,13 +13624,8 @@
                 <w:lang w:val="vi-VN"/>
               </w:rPr>
             </w:pPr>
-            <w:proofErr w:type="gramStart"/>
-            <w:r>
-              <w:t>std::</w:t>
-            </w:r>
-            <w:proofErr w:type="gramEnd"/>
-            <w:r>
-              <w:t>string</w:t>
+            <w:r>
+              <w:t>std::string</w:t>
             </w:r>
           </w:p>
         </w:tc>
@@ -13885,7 +13698,6 @@
           <w:lang w:val="vi-VN"/>
         </w:rPr>
       </w:pPr>
-      <w:proofErr w:type="spellStart"/>
       <w:r>
         <w:rPr>
           <w:rStyle w:val="PseudocodeChar"/>
@@ -13894,7 +13706,6 @@
         </w:rPr>
         <w:t>InFlightPacket</w:t>
       </w:r>
-      <w:proofErr w:type="spellEnd"/>
     </w:p>
     <w:p>
       <w:pPr>
@@ -13925,49 +13736,8 @@
           <w:rFonts w:ascii="Consolas" w:hAnsi="Consolas"/>
           <w:sz w:val="22"/>
         </w:rPr>
-        <w:t>server/</w:t>
-      </w:r>
-      <w:proofErr w:type="spellStart"/>
-      <w:r>
-        <w:rPr>
-          <w:rFonts w:ascii="Consolas" w:hAnsi="Consolas"/>
-          <w:sz w:val="22"/>
-        </w:rPr>
-        <w:t>src</w:t>
-      </w:r>
-      <w:proofErr w:type="spellEnd"/>
-      <w:r>
-        <w:rPr>
-          <w:rFonts w:ascii="Consolas" w:hAnsi="Consolas"/>
-          <w:sz w:val="22"/>
-        </w:rPr>
-        <w:t>/</w:t>
-      </w:r>
-      <w:proofErr w:type="spellStart"/>
-      <w:r>
-        <w:rPr>
-          <w:rFonts w:ascii="Consolas" w:hAnsi="Consolas"/>
-          <w:sz w:val="22"/>
-        </w:rPr>
-        <w:t>rdt</w:t>
-      </w:r>
-      <w:proofErr w:type="spellEnd"/>
-      <w:r>
-        <w:rPr>
-          <w:rFonts w:ascii="Consolas" w:hAnsi="Consolas"/>
-          <w:sz w:val="22"/>
-        </w:rPr>
-        <w:t>/</w:t>
-      </w:r>
-      <w:proofErr w:type="spellStart"/>
-      <w:r>
-        <w:rPr>
-          <w:rFonts w:ascii="Consolas" w:hAnsi="Consolas"/>
-          <w:sz w:val="22"/>
-        </w:rPr>
-        <w:t>RdtSender.h</w:t>
-      </w:r>
-      <w:proofErr w:type="spellEnd"/>
+        <w:t>server/src/rdt/RdtSender.h</w:t>
+      </w:r>
       <w:r>
         <w:rPr>
           <w:lang w:val="vi-VN"/>
@@ -14058,7 +13828,6 @@
                 <w:lang w:val="vi-VN"/>
               </w:rPr>
             </w:pPr>
-            <w:proofErr w:type="spellStart"/>
             <w:r>
               <w:rPr>
                 <w:b w:val="0"/>
@@ -14066,7 +13835,6 @@
               </w:rPr>
               <w:t>seq_num</w:t>
             </w:r>
-            <w:proofErr w:type="spellEnd"/>
           </w:p>
         </w:tc>
         <w:tc>
@@ -14139,13 +13907,8 @@
                 <w:lang w:val="vi-VN"/>
               </w:rPr>
             </w:pPr>
-            <w:proofErr w:type="gramStart"/>
-            <w:r>
-              <w:t>std::</w:t>
-            </w:r>
-            <w:proofErr w:type="gramEnd"/>
-            <w:r>
-              <w:t>vector&lt;char&gt;</w:t>
+            <w:r>
+              <w:t>std::vector&lt;char&gt;</w:t>
             </w:r>
           </w:p>
         </w:tc>
@@ -14184,7 +13947,6 @@
                 <w:lang w:val="vi-VN"/>
               </w:rPr>
             </w:pPr>
-            <w:proofErr w:type="spellStart"/>
             <w:r>
               <w:rPr>
                 <w:b w:val="0"/>
@@ -14192,7 +13954,6 @@
               </w:rPr>
               <w:t>is_final</w:t>
             </w:r>
-            <w:proofErr w:type="spellEnd"/>
           </w:p>
         </w:tc>
         <w:tc>
@@ -14244,7 +14005,6 @@
                 <w:lang w:val="vi-VN"/>
               </w:rPr>
             </w:pPr>
-            <w:proofErr w:type="spellStart"/>
             <w:r>
               <w:rPr>
                 <w:b w:val="0"/>
@@ -14252,7 +14012,6 @@
               </w:rPr>
               <w:t>sent_time</w:t>
             </w:r>
-            <w:proofErr w:type="spellEnd"/>
           </w:p>
         </w:tc>
         <w:tc>
@@ -14267,29 +14026,9 @@
                 <w:lang w:val="vi-VN"/>
               </w:rPr>
             </w:pPr>
-            <w:proofErr w:type="gramStart"/>
-            <w:r>
-              <w:t>std::chrono::</w:t>
-            </w:r>
-            <w:proofErr w:type="spellStart"/>
-            <w:proofErr w:type="gramEnd"/>
-            <w:r>
-              <w:t>steady_</w:t>
-            </w:r>
-            <w:proofErr w:type="gramStart"/>
-            <w:r>
-              <w:t>clock</w:t>
-            </w:r>
-            <w:proofErr w:type="spellEnd"/>
-            <w:r>
-              <w:t>::</w:t>
-            </w:r>
-            <w:proofErr w:type="spellStart"/>
-            <w:proofErr w:type="gramEnd"/>
-            <w:r>
-              <w:t>time_point</w:t>
-            </w:r>
-            <w:proofErr w:type="spellEnd"/>
+            <w:r>
+              <w:t>std::chrono::steady_clock::time_point</w:t>
+            </w:r>
           </w:p>
         </w:tc>
         <w:tc>
@@ -14327,7 +14066,6 @@
                 <w:lang w:val="vi-VN"/>
               </w:rPr>
             </w:pPr>
-            <w:proofErr w:type="spellStart"/>
             <w:r>
               <w:rPr>
                 <w:b w:val="0"/>
@@ -14335,7 +14073,6 @@
               </w:rPr>
               <w:t>acked</w:t>
             </w:r>
-            <w:proofErr w:type="spellEnd"/>
           </w:p>
         </w:tc>
         <w:tc>
@@ -14427,7 +14164,6 @@
             <w:r>
               <w:t xml:space="preserve">Whether this packet has been resent </w:t>
             </w:r>
-            <w:proofErr w:type="gramStart"/>
             <w:r>
               <w:rPr>
                 <w:lang w:val="vi-VN"/>
@@ -14435,11 +14171,7 @@
               <w:t xml:space="preserve">– </w:t>
             </w:r>
             <w:r>
-              <w:t xml:space="preserve"> excludes</w:t>
-            </w:r>
-            <w:proofErr w:type="gramEnd"/>
-            <w:r>
-              <w:t xml:space="preserve"> it from RTT sampling (Karn's Algorithm)</w:t>
+              <w:t xml:space="preserve"> excludes it from RTT sampling (Karn's Algorithm)</w:t>
             </w:r>
           </w:p>
         </w:tc>
@@ -14521,13 +14253,6 @@
           <w:lang w:val="vi-VN"/>
         </w:rPr>
       </w:pPr>
-    </w:p>
-    <w:p>
-      <w:pPr>
-        <w:rPr>
-          <w:lang w:val="vi-VN"/>
-        </w:rPr>
-      </w:pPr>
       <w:r>
         <w:rPr>
           <w:lang w:val="vi-VN"/>
@@ -14545,39 +14270,17 @@
         <w:rPr>
           <w:lang w:val="vi-VN"/>
         </w:rPr>
-        <w:t xml:space="preserve"> window </w:t>
-      </w:r>
-      <w:r>
-        <w:rPr>
-          <w:lang w:val="vi-VN"/>
-        </w:rPr>
-        <w:t>–</w:t>
-      </w:r>
-      <w:r>
-        <w:rPr>
-          <w:lang w:val="vi-VN"/>
-        </w:rPr>
-        <w:t xml:space="preserve"> the sender's Selective Repeat sliding window; its slide condition and congestion-window interaction are detailed in Section </w:t>
-      </w:r>
-      <w:r>
-        <w:fldChar w:fldCharType="begin"/>
-      </w:r>
-      <w:r>
-        <w:instrText>HYPERLINK \l "_RdtSender_–_Selective"</w:instrText>
-      </w:r>
-      <w:r>
-        <w:fldChar w:fldCharType="separate"/>
-      </w:r>
-      <w:r>
-        <w:rPr>
-          <w:rStyle w:val="Hyperlink"/>
-          <w:lang w:val="vi-VN"/>
-        </w:rPr>
-        <w:t>3.2.1</w:t>
-      </w:r>
-      <w:r>
-        <w:fldChar w:fldCharType="end"/>
-      </w:r>
+        <w:t xml:space="preserve"> window – the sender's Selective Repeat sliding window; its slide condition and congestion-window interaction are detailed in Section </w:t>
+      </w:r>
+      <w:hyperlink w:anchor="_RdtSender_–_Selective" w:history="1">
+        <w:r>
+          <w:rPr>
+            <w:rStyle w:val="Hyperlink"/>
+            <w:lang w:val="vi-VN"/>
+          </w:rPr>
+          <w:t>3.2.1</w:t>
+        </w:r>
+      </w:hyperlink>
       <w:r>
         <w:rPr>
           <w:lang w:val="vi-VN"/>
@@ -14839,136 +14542,146 @@
       <w:pPr>
         <w:ind w:firstLine="357"/>
         <w:rPr>
-          <w:lang w:val="vi-VN"/>
-        </w:rPr>
-      </w:pPr>
-      <w:r>
+          <w:color w:val="EE0000"/>
+          <w:lang w:val="vi-VN"/>
+        </w:rPr>
+      </w:pPr>
+      <w:r>
+        <w:rPr>
+          <w:color w:val="EE0000"/>
+        </w:rPr>
         <w:t xml:space="preserve">For most commands, dispatch is still synchronous </w:t>
       </w:r>
       <w:r>
         <w:rPr>
+          <w:color w:val="EE0000"/>
           <w:lang w:val="vi-VN"/>
         </w:rPr>
         <w:t>–</w:t>
       </w:r>
       <w:r>
-        <w:t xml:space="preserve"> the handler runs to </w:t>
-      </w:r>
-      <w:proofErr w:type="gramStart"/>
-      <w:r>
-        <w:t>completion</w:t>
-      </w:r>
-      <w:proofErr w:type="gramEnd"/>
-      <w:r>
-        <w:t xml:space="preserve"> and the loop immediately reads the next command. For </w:t>
+        <w:rPr>
+          <w:color w:val="EE0000"/>
+        </w:rPr>
+        <w:t xml:space="preserve"> the handler runs to completion and the loop immediately reads the next command. For </w:t>
       </w:r>
       <w:r>
         <w:rPr>
           <w:rStyle w:val="PseudocodeChar"/>
+          <w:color w:val="EE0000"/>
         </w:rPr>
         <w:t>RETR</w:t>
       </w:r>
       <w:r>
+        <w:rPr>
+          <w:color w:val="EE0000"/>
+        </w:rPr>
         <w:t>/</w:t>
       </w:r>
       <w:r>
         <w:rPr>
           <w:rStyle w:val="PseudocodeChar"/>
+          <w:color w:val="EE0000"/>
         </w:rPr>
         <w:t>STOR</w:t>
       </w:r>
       <w:r>
+        <w:rPr>
+          <w:color w:val="EE0000"/>
+        </w:rPr>
         <w:t>/</w:t>
       </w:r>
       <w:r>
         <w:rPr>
           <w:rStyle w:val="PseudocodeChar"/>
+          <w:color w:val="EE0000"/>
         </w:rPr>
         <w:t>STOU</w:t>
       </w:r>
       <w:r>
+        <w:rPr>
+          <w:color w:val="EE0000"/>
+        </w:rPr>
         <w:t>/</w:t>
       </w:r>
       <w:r>
         <w:rPr>
           <w:rStyle w:val="PseudocodeChar"/>
+          <w:color w:val="EE0000"/>
         </w:rPr>
         <w:t>APPE</w:t>
       </w:r>
       <w:r>
+        <w:rPr>
+          <w:color w:val="EE0000"/>
+        </w:rPr>
         <w:t xml:space="preserve"> specifically, dispatch instead </w:t>
       </w:r>
       <w:r>
         <w:rPr>
           <w:b/>
           <w:bCs/>
+          <w:color w:val="EE0000"/>
         </w:rPr>
         <w:t>launches a second, dedicated worker thread</w:t>
       </w:r>
       <w:r>
+        <w:rPr>
+          <w:color w:val="EE0000"/>
+        </w:rPr>
         <w:t xml:space="preserve"> to run the actual transfer and returns immediately, so the control loop stays free to receive further commands </w:t>
       </w:r>
       <w:r>
         <w:rPr>
+          <w:color w:val="EE0000"/>
           <w:lang w:val="vi-VN"/>
         </w:rPr>
         <w:t>–</w:t>
       </w:r>
       <w:r>
-        <w:t xml:space="preserve"> most importantly, </w:t>
+        <w:rPr>
+          <w:color w:val="EE0000"/>
+        </w:rPr>
+        <w:t xml:space="preserve"> </w:t>
       </w:r>
       <w:r>
         <w:rPr>
           <w:rStyle w:val="PseudocodeChar"/>
+          <w:color w:val="EE0000"/>
         </w:rPr>
         <w:t>ABOR</w:t>
       </w:r>
       <w:r>
+        <w:rPr>
+          <w:color w:val="EE0000"/>
+        </w:rPr>
         <w:t xml:space="preserve"> </w:t>
       </w:r>
       <w:r>
         <w:rPr>
+          <w:color w:val="EE0000"/>
           <w:lang w:val="vi-VN"/>
         </w:rPr>
         <w:t>–</w:t>
       </w:r>
       <w:r>
+        <w:rPr>
+          <w:color w:val="EE0000"/>
+        </w:rPr>
         <w:t xml:space="preserve"> while a transfer is still in progress. The worker thread sends its own completion reply once finished, independently of the control loop, guarded by </w:t>
       </w:r>
-      <w:proofErr w:type="spellStart"/>
-      <w:proofErr w:type="gramStart"/>
       <w:r>
         <w:rPr>
           <w:rStyle w:val="PseudocodeChar"/>
-        </w:rPr>
-        <w:t>ClientSession</w:t>
-      </w:r>
-      <w:proofErr w:type="spellEnd"/>
-      <w:r>
-        <w:rPr>
-          <w:rStyle w:val="PseudocodeChar"/>
-        </w:rPr>
-        <w:t>::</w:t>
-      </w:r>
-      <w:proofErr w:type="spellStart"/>
-      <w:proofErr w:type="gramEnd"/>
-      <w:r>
-        <w:rPr>
-          <w:rStyle w:val="PseudocodeChar"/>
-        </w:rPr>
-        <w:t>replyMutex</w:t>
-      </w:r>
-      <w:proofErr w:type="spellEnd"/>
-      <w:r>
-        <w:t xml:space="preserve"> to prevent the two threads from corrupting each other's </w:t>
-      </w:r>
-      <w:proofErr w:type="gramStart"/>
-      <w:r>
-        <w:t>writes</w:t>
-      </w:r>
-      <w:proofErr w:type="gramEnd"/>
-      <w:r>
-        <w:t xml:space="preserve"> to the same socket.</w:t>
+          <w:color w:val="EE0000"/>
+        </w:rPr>
+        <w:t>ClientSession::replyMutex</w:t>
+      </w:r>
+      <w:r>
+        <w:rPr>
+          <w:color w:val="EE0000"/>
+        </w:rPr>
+        <w:t xml:space="preserve"> to prevent the two threads from corrupting each other's writes to the same socket.</w:t>
       </w:r>
     </w:p>
     <w:p>
@@ -14987,10 +14700,10 @@
         </w:rPr>
         <w:lastRenderedPageBreak/>
         <w:drawing>
-          <wp:inline distT="0" distB="0" distL="0" distR="0" wp14:anchorId="699D39B7" wp14:editId="31F9800A">
-            <wp:extent cx="5943600" cy="6993255"/>
+          <wp:inline distT="0" distB="0" distL="0" distR="0" wp14:anchorId="47B5BA78" wp14:editId="69AFD1DB">
+            <wp:extent cx="5943600" cy="5775325"/>
             <wp:effectExtent l="0" t="0" r="0" b="0"/>
-            <wp:docPr id="1421332855" name="Picture 3"/>
+            <wp:docPr id="1069420984" name="Picture 3"/>
             <wp:cNvGraphicFramePr>
               <a:graphicFrameLocks xmlns:a="http://schemas.openxmlformats.org/drawingml/2006/main" noChangeAspect="1"/>
             </wp:cNvGraphicFramePr>
@@ -15004,7 +14717,7 @@
                     </pic:cNvPicPr>
                   </pic:nvPicPr>
                   <pic:blipFill>
-                    <a:blip r:embed="rId12">
+                    <a:blip r:embed="rId12" cstate="print">
                       <a:extLst>
                         <a:ext uri="{28A0092B-C50C-407E-A947-70E740481C1C}">
                           <a14:useLocalDpi xmlns:a14="http://schemas.microsoft.com/office/drawing/2010/main" val="0"/>
@@ -15019,7 +14732,7 @@
                   <pic:spPr bwMode="auto">
                     <a:xfrm>
                       <a:off x="0" y="0"/>
-                      <a:ext cx="5943600" cy="6993255"/>
+                      <a:ext cx="5943600" cy="5775325"/>
                     </a:xfrm>
                     <a:prstGeom prst="rect">
                       <a:avLst/>
@@ -15044,7 +14757,7 @@
           <w:lang w:val="vi-VN"/>
         </w:rPr>
       </w:pPr>
-      <w:bookmarkStart w:id="20" w:name="_Toc237102665"/>
+      <w:bookmarkStart w:id="20" w:name="_Toc237192196"/>
       <w:r>
         <w:t xml:space="preserve">Figure </w:t>
       </w:r>
@@ -15068,17 +14781,17 @@
       <w:pPr>
         <w:keepNext/>
         <w:jc w:val="center"/>
-      </w:pPr>
-      <w:r>
-        <w:rPr>
-          <w:noProof/>
-        </w:rPr>
+        <w:rPr>
+          <w:lang w:val="vi-VN"/>
+        </w:rPr>
+      </w:pPr>
+      <w:r>
         <w:lastRenderedPageBreak/>
         <w:drawing>
-          <wp:inline distT="0" distB="0" distL="0" distR="0" wp14:anchorId="24626B63" wp14:editId="2813368C">
-            <wp:extent cx="4609465" cy="7956550"/>
-            <wp:effectExtent l="0" t="0" r="635" b="6350"/>
-            <wp:docPr id="2126061667" name="Picture 4"/>
+          <wp:inline distT="0" distB="0" distL="0" distR="0" wp14:anchorId="626B5391" wp14:editId="4182A60A">
+            <wp:extent cx="4491990" cy="7969250"/>
+            <wp:effectExtent l="0" t="0" r="3810" b="0"/>
+            <wp:docPr id="2120875475" name="Picture 2"/>
             <wp:cNvGraphicFramePr>
               <a:graphicFrameLocks xmlns:a="http://schemas.openxmlformats.org/drawingml/2006/main" noChangeAspect="1"/>
             </wp:cNvGraphicFramePr>
@@ -15086,7 +14799,7 @@
               <a:graphicData uri="http://schemas.openxmlformats.org/drawingml/2006/picture">
                 <pic:pic xmlns:pic="http://schemas.openxmlformats.org/drawingml/2006/picture">
                   <pic:nvPicPr>
-                    <pic:cNvPr id="0" name="Picture 13"/>
+                    <pic:cNvPr id="0" name="Picture 6"/>
                     <pic:cNvPicPr>
                       <a:picLocks noChangeAspect="1" noChangeArrowheads="1"/>
                     </pic:cNvPicPr>
@@ -15107,7 +14820,7 @@
                   <pic:spPr bwMode="auto">
                     <a:xfrm>
                       <a:off x="0" y="0"/>
-                      <a:ext cx="4609465" cy="7956550"/>
+                      <a:ext cx="4491990" cy="7969250"/>
                     </a:xfrm>
                     <a:prstGeom prst="rect">
                       <a:avLst/>
@@ -15132,7 +14845,7 @@
           <w:lang w:val="vi-VN"/>
         </w:rPr>
       </w:pPr>
-      <w:bookmarkStart w:id="21" w:name="_Toc237102666"/>
+      <w:bookmarkStart w:id="21" w:name="_Toc237192197"/>
       <w:r>
         <w:t xml:space="preserve">Figure </w:t>
       </w:r>
@@ -15231,6 +14944,118 @@
         </w:rPr>
         <w:t xml:space="preserve"> additionally performing RTT-based dynamic timeout estimation and AIMD (Additive-Increase/Multiplicative-Decrease) congestion control.</w:t>
       </w:r>
+      <w:r>
+        <w:rPr>
+          <w:lang w:val="vi-VN"/>
+        </w:rPr>
+        <w:t xml:space="preserve"> </w:t>
+      </w:r>
+    </w:p>
+    <w:p>
+      <w:pPr>
+        <w:ind w:firstLine="357"/>
+        <w:rPr>
+          <w:lang w:val="vi-VN"/>
+        </w:rPr>
+      </w:pPr>
+      <w:r>
+        <w:rPr>
+          <w:rStyle w:val="PseudocodeChar"/>
+          <w:highlight w:val="yellow"/>
+        </w:rPr>
+        <w:t>RdtSender</w:t>
+      </w:r>
+      <w:r>
+        <w:rPr>
+          <w:highlight w:val="yellow"/>
+        </w:rPr>
+        <w:t>/</w:t>
+      </w:r>
+      <w:r>
+        <w:rPr>
+          <w:rStyle w:val="PseudocodeChar"/>
+          <w:highlight w:val="yellow"/>
+        </w:rPr>
+        <w:t>RdtReceiverexist</w:t>
+      </w:r>
+      <w:r>
+        <w:rPr>
+          <w:highlight w:val="yellow"/>
+        </w:rPr>
+        <w:t xml:space="preserve"> as </w:t>
+      </w:r>
+      <w:r>
+        <w:rPr>
+          <w:b/>
+          <w:bCs/>
+          <w:highlight w:val="yellow"/>
+        </w:rPr>
+        <w:t>separate, independently-maintained implementations</w:t>
+      </w:r>
+      <w:r>
+        <w:rPr>
+          <w:highlight w:val="yellow"/>
+        </w:rPr>
+        <w:t xml:space="preserve"> under </w:t>
+      </w:r>
+      <w:r>
+        <w:rPr>
+          <w:rStyle w:val="PseudocodeChar"/>
+          <w:highlight w:val="yellow"/>
+        </w:rPr>
+        <w:t xml:space="preserve">server/src/rdt/ </w:t>
+      </w:r>
+      <w:r>
+        <w:rPr>
+          <w:highlight w:val="yellow"/>
+        </w:rPr>
+        <w:t xml:space="preserve">and </w:t>
+      </w:r>
+      <w:r>
+        <w:rPr>
+          <w:rStyle w:val="PseudocodeChar"/>
+          <w:highlight w:val="yellow"/>
+        </w:rPr>
+        <w:t>client/src/rdt/</w:t>
+      </w:r>
+      <w:r>
+        <w:rPr>
+          <w:highlight w:val="yellow"/>
+        </w:rPr>
+        <w:t xml:space="preserve"> </w:t>
+      </w:r>
+      <w:r>
+        <w:rPr>
+          <w:highlight w:val="yellow"/>
+          <w:lang w:val="vi-VN"/>
+        </w:rPr>
+        <w:t>–</w:t>
+      </w:r>
+      <w:r>
+        <w:rPr>
+          <w:highlight w:val="yellow"/>
+        </w:rPr>
+        <w:t xml:space="preserve"> not one shared class used by both sides. The two copies are functionally very close, but not </w:t>
+      </w:r>
+      <w:r>
+        <w:rPr>
+          <w:highlight w:val="yellow"/>
+        </w:rPr>
+        <w:t>identical</w:t>
+      </w:r>
+      <w:r>
+        <w:rPr>
+          <w:highlight w:val="yellow"/>
+          <w:lang w:val="vi-VN"/>
+        </w:rPr>
+        <w:t xml:space="preserve">. </w:t>
+      </w:r>
+      <w:r>
+        <w:rPr>
+          <w:highlight w:val="yellow"/>
+        </w:rPr>
+        <w:t>Section 3.2.3 documents one genuine behavioral asymmetry between them</w:t>
+      </w:r>
     </w:p>
     <w:p>
       <w:pPr>
@@ -15245,7 +15070,6 @@
       </w:pPr>
       <w:bookmarkStart w:id="23" w:name="_RdtSender_–_Selective"/>
       <w:bookmarkEnd w:id="23"/>
-      <w:proofErr w:type="spellStart"/>
       <w:r>
         <w:rPr>
           <w:rStyle w:val="PseudocodeChar"/>
@@ -15254,7 +15078,6 @@
         </w:rPr>
         <w:t>RdtSender</w:t>
       </w:r>
-      <w:proofErr w:type="spellEnd"/>
       <w:r>
         <w:rPr>
           <w:sz w:val="36"/>
@@ -15403,24 +15226,28 @@
           <w:rStyle w:val="PseudocodeChar"/>
           <w:b/>
           <w:bCs/>
+          <w:highlight w:val="yellow"/>
           <w:lang w:val="vi-VN"/>
         </w:rPr>
         <w:t>pollAcksAndRetransmit</w:t>
       </w:r>
       <w:r>
         <w:rPr>
+          <w:highlight w:val="yellow"/>
           <w:lang w:val="vi-VN"/>
         </w:rPr>
         <w:t xml:space="preserve"> handles two responsibilities in one pass: draining available ACKs and updating window/RTT/congestion state, then scanning for any unacked packet whose timeout has elapsed and retransmitting it </w:t>
       </w:r>
       <w:r>
         <w:rPr>
+          <w:highlight w:val="yellow"/>
           <w:lang w:val="vi-VN"/>
         </w:rPr>
         <w:t>–</w:t>
       </w:r>
       <w:r>
         <w:rPr>
+          <w:highlight w:val="yellow"/>
           <w:lang w:val="vi-VN"/>
         </w:rPr>
         <w:t xml:space="preserve"> or aborting the transfer entirely if that packet has exhausted </w:t>
@@ -15428,48 +15255,17 @@
       <w:r>
         <w:rPr>
           <w:rStyle w:val="PseudocodeChar"/>
+          <w:highlight w:val="yellow"/>
           <w:lang w:val="vi-VN"/>
         </w:rPr>
         <w:t>MAX_RETRIES</w:t>
       </w:r>
       <w:r>
         <w:rPr>
+          <w:highlight w:val="yellow"/>
           <w:lang w:val="vi-VN"/>
         </w:rPr>
         <w:t>.</w:t>
-      </w:r>
-    </w:p>
-    <w:p>
-      <w:pPr>
-        <w:rPr>
-          <w:lang w:val="vi-VN"/>
-        </w:rPr>
-      </w:pPr>
-      <w:r>
-        <w:rPr>
-          <w:rStyle w:val="PseudocodeChar"/>
-          <w:lang w:val="vi-VN"/>
-        </w:rPr>
-        <w:t>flush</w:t>
-      </w:r>
-      <w:r>
-        <w:rPr>
-          <w:lang w:val="vi-VN"/>
-        </w:rPr>
-        <w:t xml:space="preserve"> calls </w:t>
-      </w:r>
-      <w:r>
-        <w:rPr>
-          <w:rStyle w:val="PseudocodeChar"/>
-          <w:lang w:val="vi-VN"/>
-        </w:rPr>
-        <w:t>pollAcksAndRetransmit(true)</w:t>
-      </w:r>
-      <w:r>
-        <w:rPr>
-          <w:lang w:val="vi-VN"/>
-        </w:rPr>
-        <w:t xml:space="preserve"> in a loop until the window is fully drained, giving the caller a genuine "every packet confirmed" completion signal.</w:t>
       </w:r>
     </w:p>
     <w:p>
@@ -15485,71 +15281,103 @@
           <w:bCs/>
           <w:lang w:val="vi-VN"/>
         </w:rPr>
-        <w:t>waitForClientReady</w:t>
-      </w:r>
-      <w:r>
-        <w:rPr>
-          <w:lang w:val="vi-VN"/>
-        </w:rPr>
-        <w:t xml:space="preserve"> is the Passive-mode </w:t>
+        <w:t>flush</w:t>
+      </w:r>
+      <w:r>
+        <w:rPr>
+          <w:lang w:val="vi-VN"/>
+        </w:rPr>
+        <w:t xml:space="preserve"> calls </w:t>
       </w:r>
       <w:r>
         <w:rPr>
           <w:rStyle w:val="PseudocodeChar"/>
           <w:lang w:val="vi-VN"/>
         </w:rPr>
-        <w:t>RETR</w:t>
-      </w:r>
-      <w:r>
-        <w:rPr>
-          <w:lang w:val="vi-VN"/>
-        </w:rPr>
-        <w:t xml:space="preserve"> handshake: the sender blocks waiting for a client's </w:t>
-      </w:r>
-      <w:r>
-        <w:rPr>
-          <w:rStyle w:val="PseudocodeChar"/>
-          <w:lang w:val="vi-VN"/>
-        </w:rPr>
-        <w:t>FLAG_SYN</w:t>
-      </w:r>
-      <w:r>
-        <w:rPr>
-          <w:lang w:val="vi-VN"/>
-        </w:rPr>
-        <w:t xml:space="preserve"> packet, captures the sender's address, and ACKs the SYN before normal sending can proceed.</w:t>
+        <w:t>pollAcksAndRetransmit(true)</w:t>
+      </w:r>
+      <w:r>
+        <w:rPr>
+          <w:lang w:val="vi-VN"/>
+        </w:rPr>
+        <w:t xml:space="preserve"> in a loop until the window is fully drained, giving the caller a genuine "every packet confirmed" completion signal.</w:t>
       </w:r>
     </w:p>
     <w:p>
       <w:pPr>
-        <w:ind w:firstLine="360"/>
-      </w:pPr>
-      <w:r>
-        <w:t xml:space="preserve">RTT is sampled only from packets that were never retransmitted (Karn's Algorithm). On any timeout, the congestion window is </w:t>
-      </w:r>
-      <w:proofErr w:type="gramStart"/>
-      <w:r>
-        <w:t>halved</w:t>
-      </w:r>
-      <w:proofErr w:type="gramEnd"/>
-      <w:r>
-        <w:t xml:space="preserve"> and the retransmission timeout doubles, both </w:t>
-      </w:r>
-      <w:proofErr w:type="gramStart"/>
-      <w:r>
-        <w:t>bounded</w:t>
-      </w:r>
-      <w:proofErr w:type="gramEnd"/>
-      <w:r>
-        <w:t xml:space="preserve"> by the constants below; on a sustained run of clean ACKs equal to the current window size, the congestion window increases by 1.0.</w:t>
+        <w:rPr>
+          <w:lang w:val="vi-VN"/>
+        </w:rPr>
+      </w:pPr>
+      <w:r>
+        <w:rPr>
+          <w:rStyle w:val="PseudocodeChar"/>
+          <w:b/>
+          <w:bCs/>
+          <w:lang w:val="vi-VN"/>
+        </w:rPr>
+        <w:t>waitForClientReady</w:t>
+      </w:r>
+      <w:r>
+        <w:rPr>
+          <w:lang w:val="vi-VN"/>
+        </w:rPr>
+        <w:t xml:space="preserve"> is the Passive-mode </w:t>
+      </w:r>
+      <w:r>
+        <w:rPr>
+          <w:rStyle w:val="PseudocodeChar"/>
+          <w:lang w:val="vi-VN"/>
+        </w:rPr>
+        <w:t>RETR</w:t>
+      </w:r>
+      <w:r>
+        <w:rPr>
+          <w:lang w:val="vi-VN"/>
+        </w:rPr>
+        <w:t xml:space="preserve"> handshake: the sender blocks waiting for a client's </w:t>
+      </w:r>
+      <w:r>
+        <w:rPr>
+          <w:rStyle w:val="PseudocodeChar"/>
+          <w:lang w:val="vi-VN"/>
+        </w:rPr>
+        <w:t>FLAG_SYN</w:t>
+      </w:r>
+      <w:r>
+        <w:rPr>
+          <w:lang w:val="vi-VN"/>
+        </w:rPr>
+        <w:t xml:space="preserve"> packet, captures the sender's address, and ACKs the SYN before normal sending can proceed.</w:t>
       </w:r>
     </w:p>
     <w:p>
+      <w:pPr>
+        <w:ind w:firstLine="360"/>
+      </w:pPr>
+      <w:r>
+        <w:t>RTT is sampled only from packets that were never retransmitted (Karn's Algorithm). On any timeout, the congestion window is halved and the retransmission timeout doubles, both bounded by the constants below; on a sustained run of clean ACKs equal to the current window size, the congestion window increases by 1.0.</w:t>
+      </w:r>
+    </w:p>
+    <w:p>
+      <w:pPr>
+        <w:spacing w:after="160"/>
+        <w:jc w:val="left"/>
+        <w:rPr>
+          <w:lang w:val="vi-VN"/>
+        </w:rPr>
+      </w:pPr>
+      <w:r>
+        <w:br w:type="page"/>
+      </w:r>
+    </w:p>
+    <w:p>
       <w:r>
         <w:rPr>
           <w:b/>
           <w:bCs/>
         </w:rPr>
+        <w:lastRenderedPageBreak/>
         <w:t>Congestion Control &amp; Timeout Parameters:</w:t>
       </w:r>
     </w:p>
@@ -15970,16 +15798,17 @@
           <w:lang w:val="vi-VN"/>
         </w:rPr>
       </w:pPr>
-      <w:r>
-        <w:rPr>
-          <w:noProof/>
-        </w:rPr>
-        <w:lastRenderedPageBreak/>
+    </w:p>
+    <w:p>
+      <w:pPr>
+        <w:keepNext/>
+      </w:pPr>
+      <w:r>
         <w:drawing>
-          <wp:inline distT="0" distB="0" distL="0" distR="0" wp14:anchorId="65CE9EAC" wp14:editId="6A5F871D">
-            <wp:extent cx="5943600" cy="4679950"/>
-            <wp:effectExtent l="0" t="0" r="0" b="6350"/>
-            <wp:docPr id="1999350424" name="Picture 12"/>
+          <wp:inline distT="0" distB="0" distL="0" distR="0" wp14:anchorId="5F080BBB" wp14:editId="1AB3476D">
+            <wp:extent cx="5943600" cy="4719955"/>
+            <wp:effectExtent l="0" t="0" r="0" b="4445"/>
+            <wp:docPr id="834057686" name="Picture 4"/>
             <wp:cNvGraphicFramePr>
               <a:graphicFrameLocks xmlns:a="http://schemas.openxmlformats.org/drawingml/2006/main" noChangeAspect="1"/>
             </wp:cNvGraphicFramePr>
@@ -15987,7 +15816,7 @@
               <a:graphicData uri="http://schemas.openxmlformats.org/drawingml/2006/picture">
                 <pic:pic xmlns:pic="http://schemas.openxmlformats.org/drawingml/2006/picture">
                   <pic:nvPicPr>
-                    <pic:cNvPr id="0" name="Picture 27"/>
+                    <pic:cNvPr id="0" name="Picture 13"/>
                     <pic:cNvPicPr>
                       <a:picLocks noChangeAspect="1" noChangeArrowheads="1"/>
                     </pic:cNvPicPr>
@@ -16008,7 +15837,7 @@
                   <pic:spPr bwMode="auto">
                     <a:xfrm>
                       <a:off x="0" y="0"/>
-                      <a:ext cx="5943600" cy="4679950"/>
+                      <a:ext cx="5943600" cy="4719955"/>
                     </a:xfrm>
                     <a:prstGeom prst="rect">
                       <a:avLst/>
@@ -16033,7 +15862,7 @@
           <w:lang w:val="vi-VN"/>
         </w:rPr>
       </w:pPr>
-      <w:bookmarkStart w:id="24" w:name="_Toc237102667"/>
+      <w:bookmarkStart w:id="24" w:name="_Toc237192198"/>
       <w:r>
         <w:t xml:space="preserve">Figure </w:t>
       </w:r>
@@ -16062,20 +15891,14 @@
     <w:p>
       <w:pPr>
         <w:keepNext/>
-        <w:rPr>
-          <w:lang w:val="vi-VN"/>
-        </w:rPr>
-      </w:pPr>
-      <w:r>
-        <w:rPr>
-          <w:noProof/>
-        </w:rPr>
+      </w:pPr>
+      <w:r>
         <w:lastRenderedPageBreak/>
         <w:drawing>
-          <wp:inline distT="0" distB="0" distL="0" distR="0" wp14:anchorId="408C845D" wp14:editId="4A14B20B">
-            <wp:extent cx="5943600" cy="5263515"/>
+          <wp:inline distT="0" distB="0" distL="0" distR="0" wp14:anchorId="5C5AE6C4" wp14:editId="18D83024">
+            <wp:extent cx="5943600" cy="3642360"/>
             <wp:effectExtent l="0" t="0" r="0" b="0"/>
-            <wp:docPr id="723376835" name="Picture 14"/>
+            <wp:docPr id="1676319619" name="Picture 6"/>
             <wp:cNvGraphicFramePr>
               <a:graphicFrameLocks xmlns:a="http://schemas.openxmlformats.org/drawingml/2006/main" noChangeAspect="1"/>
             </wp:cNvGraphicFramePr>
@@ -16083,13 +15906,13 @@
               <a:graphicData uri="http://schemas.openxmlformats.org/drawingml/2006/picture">
                 <pic:pic xmlns:pic="http://schemas.openxmlformats.org/drawingml/2006/picture">
                   <pic:nvPicPr>
-                    <pic:cNvPr id="0" name="Picture 34"/>
+                    <pic:cNvPr id="0" name="Picture 20"/>
                     <pic:cNvPicPr>
                       <a:picLocks noChangeAspect="1" noChangeArrowheads="1"/>
                     </pic:cNvPicPr>
                   </pic:nvPicPr>
                   <pic:blipFill>
-                    <a:blip r:embed="rId15">
+                    <a:blip r:embed="rId15" cstate="print">
                       <a:extLst>
                         <a:ext uri="{28A0092B-C50C-407E-A947-70E740481C1C}">
                           <a14:useLocalDpi xmlns:a14="http://schemas.microsoft.com/office/drawing/2010/main" val="0"/>
@@ -16104,7 +15927,7 @@
                   <pic:spPr bwMode="auto">
                     <a:xfrm>
                       <a:off x="0" y="0"/>
-                      <a:ext cx="5943600" cy="5263515"/>
+                      <a:ext cx="5943600" cy="3642360"/>
                     </a:xfrm>
                     <a:prstGeom prst="rect">
                       <a:avLst/>
@@ -16129,7 +15952,7 @@
           <w:lang w:val="vi-VN"/>
         </w:rPr>
       </w:pPr>
-      <w:bookmarkStart w:id="25" w:name="_Toc237102668"/>
+      <w:bookmarkStart w:id="25" w:name="_Toc237192199"/>
       <w:r>
         <w:t xml:space="preserve">Figure </w:t>
       </w:r>
@@ -16173,7 +15996,8 @@
           <w:lang w:val="vi-VN"/>
         </w:rPr>
       </w:pPr>
-      <w:proofErr w:type="spellStart"/>
+      <w:bookmarkStart w:id="26" w:name="_RdtReceiver_–_Selective"/>
+      <w:bookmarkEnd w:id="26"/>
       <w:r>
         <w:rPr>
           <w:rStyle w:val="PseudocodeChar"/>
@@ -16182,7 +16006,6 @@
         </w:rPr>
         <w:t>RdtReceiver</w:t>
       </w:r>
-      <w:proofErr w:type="spellEnd"/>
       <w:r>
         <w:rPr>
           <w:sz w:val="36"/>
@@ -16521,7 +16344,7 @@
         <w:pStyle w:val="Caption"/>
         <w:jc w:val="center"/>
       </w:pPr>
-      <w:bookmarkStart w:id="26" w:name="_Toc237102669"/>
+      <w:bookmarkStart w:id="27" w:name="_Toc237192200"/>
       <w:r>
         <w:t xml:space="preserve">Figure </w:t>
       </w:r>
@@ -16536,15 +16359,13 @@
       <w:r>
         <w:t xml:space="preserve">: </w:t>
       </w:r>
-      <w:proofErr w:type="spellStart"/>
       <w:r>
         <w:t>receiveNext</w:t>
       </w:r>
-      <w:proofErr w:type="spellEnd"/>
       <w:r>
         <w:t xml:space="preserve"> Flow</w:t>
       </w:r>
-      <w:bookmarkEnd w:id="26"/>
+      <w:bookmarkEnd w:id="27"/>
     </w:p>
     <w:p/>
     <w:p>
@@ -16564,12 +16385,12 @@
           <w:numId w:val="1"/>
         </w:numPr>
       </w:pPr>
-      <w:bookmarkStart w:id="27" w:name="_Toc237102649"/>
+      <w:bookmarkStart w:id="28" w:name="_Toc237102649"/>
       <w:r>
         <w:lastRenderedPageBreak/>
         <w:t>Active/Passive Mode Toggle</w:t>
       </w:r>
-      <w:bookmarkEnd w:id="27"/>
+      <w:bookmarkEnd w:id="28"/>
     </w:p>
     <w:p>
       <w:pPr>
@@ -16593,25 +16414,21 @@
       <w:r>
         <w:t xml:space="preserve"> specifically which code path </w:t>
       </w:r>
-      <w:proofErr w:type="spellStart"/>
       <w:r>
         <w:rPr>
           <w:rStyle w:val="PseudocodeChar"/>
         </w:rPr>
         <w:t>CommandDispatcher</w:t>
       </w:r>
-      <w:proofErr w:type="spellEnd"/>
       <w:r>
         <w:t xml:space="preserve"> takes based on the session's </w:t>
       </w:r>
-      <w:proofErr w:type="spellStart"/>
       <w:r>
         <w:rPr>
           <w:rStyle w:val="PseudocodeChar"/>
         </w:rPr>
         <w:t>dataChannelMode</w:t>
       </w:r>
-      <w:proofErr w:type="spellEnd"/>
       <w:r>
         <w:t>.</w:t>
       </w:r>
@@ -16629,46 +16446,36 @@
       <w:r>
         <w:t xml:space="preserve"> opens a server-side ephemeral UDP socket, storing it directly in the session, and sets </w:t>
       </w:r>
-      <w:proofErr w:type="spellStart"/>
       <w:r>
         <w:rPr>
           <w:rStyle w:val="PseudocodeChar"/>
         </w:rPr>
-        <w:t>dataChannelMode</w:t>
-      </w:r>
-      <w:proofErr w:type="spellEnd"/>
+        <w:t>dataChannelMode = Passive</w:t>
+      </w:r>
+      <w:r>
+        <w:t xml:space="preserve">. </w:t>
+      </w:r>
       <w:r>
         <w:rPr>
           <w:rStyle w:val="PseudocodeChar"/>
         </w:rPr>
-        <w:t xml:space="preserve"> = Passive</w:t>
-      </w:r>
-      <w:r>
-        <w:t xml:space="preserve">. </w:t>
+        <w:t>PORT</w:t>
+      </w:r>
+      <w:r>
+        <w:t xml:space="preserve"> parses and validates the client's advertised address and additionally verifies </w:t>
+      </w:r>
+      <w:r>
+        <w:t>–</w:t>
+      </w:r>
+      <w:r>
+        <w:t xml:space="preserve"> via </w:t>
       </w:r>
       <w:r>
         <w:rPr>
           <w:rStyle w:val="PseudocodeChar"/>
         </w:rPr>
-        <w:t>PORT</w:t>
-      </w:r>
-      <w:r>
-        <w:t xml:space="preserve"> parses and validates the client's advertised address and additionally verifies </w:t>
-      </w:r>
-      <w:r>
-        <w:t>–</w:t>
-      </w:r>
-      <w:r>
-        <w:t xml:space="preserve"> via </w:t>
-      </w:r>
-      <w:proofErr w:type="spellStart"/>
-      <w:r>
-        <w:rPr>
-          <w:rStyle w:val="PseudocodeChar"/>
-        </w:rPr>
         <w:t>portMatchesControlPeer</w:t>
       </w:r>
-      <w:proofErr w:type="spellEnd"/>
       <w:r>
         <w:t xml:space="preserve"> </w:t>
       </w:r>
@@ -16741,32 +16548,14 @@
         <w:t xml:space="preserve"> </w:t>
       </w:r>
       <w:r>
-        <w:t xml:space="preserve">is subsequently issued, the dispatcher first rejects the command if no mode was selected. </w:t>
-      </w:r>
-      <w:proofErr w:type="gramStart"/>
-      <w:r>
-        <w:t>Otherwise</w:t>
-      </w:r>
-      <w:proofErr w:type="gramEnd"/>
-      <w:r>
-        <w:t xml:space="preserve"> it </w:t>
-      </w:r>
-      <w:proofErr w:type="gramStart"/>
-      <w:r>
-        <w:t>branches:</w:t>
-      </w:r>
-      <w:proofErr w:type="gramEnd"/>
-      <w:r>
-        <w:t xml:space="preserve"> for Passive mode, it takes ownership of the already-open </w:t>
-      </w:r>
-      <w:proofErr w:type="spellStart"/>
+        <w:t xml:space="preserve">is subsequently issued, the dispatcher first rejects the command if no mode was selected. Otherwise it branches: for Passive mode, it takes ownership of the already-open </w:t>
+      </w:r>
       <w:r>
         <w:rPr>
           <w:rStyle w:val="PseudocodeChar"/>
         </w:rPr>
         <w:t>pendingDataSocket</w:t>
       </w:r>
-      <w:proofErr w:type="spellEnd"/>
       <w:r>
         <w:t xml:space="preserve"> and constructs the corresponding transport with the existing-socket constructor; for Active mode, it constructs the fresh-socket variant using the client's validated address. The session's mode state resets to </w:t>
       </w:r>
@@ -16890,7 +16679,7 @@
           <w:lang w:val="vi-VN"/>
         </w:rPr>
       </w:pPr>
-      <w:bookmarkStart w:id="28" w:name="_Toc237102670"/>
+      <w:bookmarkStart w:id="29" w:name="_Toc237192201"/>
       <w:r>
         <w:t xml:space="preserve">Figure </w:t>
       </w:r>
@@ -16914,7 +16703,7 @@
         </w:rPr>
         <w:t>Active/Passive Mode Toggle</w:t>
       </w:r>
-      <w:bookmarkEnd w:id="28"/>
+      <w:bookmarkEnd w:id="29"/>
     </w:p>
     <w:p>
       <w:pPr>
@@ -16927,7 +16716,7 @@
           <w:lang w:val="vi-VN"/>
         </w:rPr>
       </w:pPr>
-      <w:bookmarkStart w:id="29" w:name="_Toc237102650"/>
+      <w:bookmarkStart w:id="30" w:name="_Toc237102650"/>
       <w:r>
         <w:lastRenderedPageBreak/>
         <w:t xml:space="preserve">Unified Upload Handling: </w:t>
@@ -16976,7 +16765,7 @@
         </w:rPr>
         <w:t>APPE</w:t>
       </w:r>
-      <w:bookmarkEnd w:id="29"/>
+      <w:bookmarkEnd w:id="30"/>
     </w:p>
     <w:p>
       <w:pPr>
@@ -17080,7 +16869,7 @@
         <w:pStyle w:val="Caption"/>
         <w:jc w:val="center"/>
       </w:pPr>
-      <w:bookmarkStart w:id="30" w:name="_Toc237102671"/>
+      <w:bookmarkStart w:id="31" w:name="_Toc237192202"/>
       <w:r>
         <w:t xml:space="preserve">Figure </w:t>
       </w:r>
@@ -17104,7 +16893,7 @@
         </w:rPr>
         <w:t>UploadKind Destination Resolution</w:t>
       </w:r>
-      <w:bookmarkEnd w:id="30"/>
+      <w:bookmarkEnd w:id="31"/>
     </w:p>
     <w:p>
       <w:pPr>
@@ -17333,7 +17122,7 @@
         <w:pStyle w:val="Caption"/>
         <w:jc w:val="center"/>
       </w:pPr>
-      <w:bookmarkStart w:id="31" w:name="_Toc237102672"/>
+      <w:bookmarkStart w:id="32" w:name="_Toc237192203"/>
       <w:r>
         <w:t xml:space="preserve">Figure </w:t>
       </w:r>
@@ -17357,7 +17146,7 @@
         </w:rPr>
         <w:t>APPE Post-Receive Combination (appendAtomically)</w:t>
       </w:r>
-      <w:bookmarkEnd w:id="31"/>
+      <w:bookmarkEnd w:id="32"/>
     </w:p>
     <w:p>
       <w:pPr>
@@ -17368,14 +17157,12 @@
       <w:r>
         <w:t xml:space="preserve">This design deliberately keeps </w:t>
       </w:r>
-      <w:proofErr w:type="spellStart"/>
       <w:r>
         <w:rPr>
           <w:rStyle w:val="PseudocodeChar"/>
         </w:rPr>
         <w:t>ChunkedFileWriter</w:t>
       </w:r>
-      <w:proofErr w:type="spellEnd"/>
       <w:r>
         <w:t xml:space="preserve"> itself unmodified — it always just streams "the new data" into a temp file and atomically commits it, with no concept of "append" at all. The combination logic lives entirely in a separate step applied after a normal receive succeeds, at the cost of a second full-file copy for the existing content on a large append (once to seed the combined temp file, once already staged as new data) compared to a design that seeds the writer's temp file directly — a deliberate simplicity-over-I/O-efficiency tradeoff, not an oversight.</w:t>
       </w:r>
@@ -17397,12 +17184,12 @@
           <w:numId w:val="1"/>
         </w:numPr>
       </w:pPr>
-      <w:bookmarkStart w:id="32" w:name="_Toc237102651"/>
+      <w:bookmarkStart w:id="33" w:name="_Toc237102651"/>
       <w:r>
         <w:lastRenderedPageBreak/>
         <w:t>Task Assignment Matrix</w:t>
       </w:r>
-      <w:bookmarkEnd w:id="32"/>
+      <w:bookmarkEnd w:id="33"/>
     </w:p>
     <w:p>
       <w:pPr>
@@ -17412,26 +17199,18 @@
           <w:numId w:val="1"/>
         </w:numPr>
       </w:pPr>
-      <w:bookmarkStart w:id="33" w:name="_Toc237102652"/>
+      <w:bookmarkStart w:id="34" w:name="_Toc237102652"/>
       <w:r>
         <w:t>Ownership Overview</w:t>
       </w:r>
-      <w:bookmarkEnd w:id="33"/>
+      <w:bookmarkEnd w:id="34"/>
     </w:p>
     <w:p>
       <w:pPr>
         <w:ind w:firstLine="357"/>
       </w:pPr>
       <w:r>
-        <w:t xml:space="preserve">The table below maps every major engineering component to its primary owner and supporting contributors, based on the team's original planning document and the project's </w:t>
-      </w:r>
-      <w:proofErr w:type="gramStart"/>
-      <w:r>
-        <w:t>commit history</w:t>
-      </w:r>
-      <w:proofErr w:type="gramEnd"/>
-      <w:r>
-        <w:t xml:space="preserve">. Each member owned a distinct architectural layer for the full duration of the project; where teammates contributed to another member's layer, this is noted as supporting collaboration rather than a change of ownership, consistent with how the team worked throughout </w:t>
+        <w:t xml:space="preserve">The table below maps every major engineering component to its primary owner and supporting contributors, based on the team's original planning document and the project's commit history. Each member owned a distinct architectural layer for the full duration of the project; where teammates contributed to another member's layer, this is noted as supporting collaboration rather than a change of ownership, consistent with how the team worked throughout </w:t>
       </w:r>
       <w:r>
         <w:t xml:space="preserve">– </w:t>
@@ -17933,11 +17712,9 @@
               <w:jc w:val="left"/>
               <w:cnfStyle w:val="000000100000" w:firstRow="0" w:lastRow="0" w:firstColumn="0" w:lastColumn="0" w:oddVBand="0" w:evenVBand="0" w:oddHBand="1" w:evenHBand="0" w:firstRowFirstColumn="0" w:firstRowLastColumn="0" w:lastRowFirstColumn="0" w:lastRowLastColumn="0"/>
             </w:pPr>
-            <w:proofErr w:type="spellStart"/>
             <w:r>
               <w:t>Đỗ</w:t>
             </w:r>
-            <w:proofErr w:type="spellEnd"/>
             <w:r>
               <w:rPr>
                 <w:lang w:val="vi-VN"/>
@@ -17945,15 +17722,7 @@
               <w:t xml:space="preserve"> Minh Khang </w:t>
             </w:r>
             <w:r>
-              <w:t xml:space="preserve">provided support with the underlying </w:t>
-            </w:r>
-            <w:proofErr w:type="spellStart"/>
-            <w:r>
-              <w:t>ChunkedFileWriter</w:t>
-            </w:r>
-            <w:proofErr w:type="spellEnd"/>
-            <w:r>
-              <w:t>/atomic-commit design these commands build on</w:t>
+              <w:t>provided support with the underlying ChunkedFileWriter/atomic-commit design these commands build on</w:t>
             </w:r>
           </w:p>
         </w:tc>
@@ -17976,15 +17745,7 @@
               <w:t>STOU</w:t>
             </w:r>
             <w:r>
-              <w:t xml:space="preserve">); non-destructive, </w:t>
-            </w:r>
-            <w:proofErr w:type="gramStart"/>
-            <w:r>
-              <w:t>atomically-committed</w:t>
-            </w:r>
-            <w:proofErr w:type="gramEnd"/>
-            <w:r>
-              <w:t xml:space="preserve"> appending to existing files (</w:t>
+              <w:t>); non-destructive, atomically-committed appending to existing files (</w:t>
             </w:r>
             <w:r>
               <w:rPr>
@@ -18048,11 +17809,9 @@
               <w:jc w:val="left"/>
               <w:cnfStyle w:val="000000000000" w:firstRow="0" w:lastRow="0" w:firstColumn="0" w:lastColumn="0" w:oddVBand="0" w:evenVBand="0" w:oddHBand="0" w:evenHBand="0" w:firstRowFirstColumn="0" w:firstRowLastColumn="0" w:lastRowFirstColumn="0" w:lastRowLastColumn="0"/>
             </w:pPr>
-            <w:proofErr w:type="spellStart"/>
             <w:r>
               <w:t>Đỗ</w:t>
             </w:r>
-            <w:proofErr w:type="spellEnd"/>
             <w:r>
               <w:rPr>
                 <w:lang w:val="vi-VN"/>
@@ -18076,14 +17835,12 @@
             <w:r>
               <w:t xml:space="preserve">Credential verification, per-client session fields, </w:t>
             </w:r>
-            <w:proofErr w:type="spellStart"/>
             <w:r>
               <w:rPr>
                 <w:rStyle w:val="PseudocodeChar"/>
               </w:rPr>
               <w:t>ClientRegistry</w:t>
             </w:r>
-            <w:proofErr w:type="spellEnd"/>
           </w:p>
         </w:tc>
       </w:tr>
@@ -18206,11 +17963,9 @@
                 <w:lang w:val="vi-VN"/>
               </w:rPr>
             </w:pPr>
-            <w:proofErr w:type="spellStart"/>
             <w:r>
               <w:t>Đỗ</w:t>
             </w:r>
-            <w:proofErr w:type="spellEnd"/>
             <w:r>
               <w:rPr>
                 <w:lang w:val="vi-VN"/>
@@ -18287,11 +18042,9 @@
               <w:jc w:val="left"/>
               <w:cnfStyle w:val="000000100000" w:firstRow="0" w:lastRow="0" w:firstColumn="0" w:lastColumn="0" w:oddVBand="0" w:evenVBand="0" w:oddHBand="1" w:evenHBand="0" w:firstRowFirstColumn="0" w:firstRowLastColumn="0" w:lastRowFirstColumn="0" w:lastRowLastColumn="0"/>
             </w:pPr>
-            <w:proofErr w:type="spellStart"/>
             <w:r>
               <w:t>Đỗ</w:t>
             </w:r>
-            <w:proofErr w:type="spellEnd"/>
             <w:r>
               <w:rPr>
                 <w:lang w:val="vi-VN"/>
@@ -18461,11 +18214,9 @@
               <w:jc w:val="left"/>
               <w:cnfStyle w:val="000000000000" w:firstRow="0" w:lastRow="0" w:firstColumn="0" w:lastColumn="0" w:oddVBand="0" w:evenVBand="0" w:oddHBand="0" w:evenHBand="0" w:firstRowFirstColumn="0" w:firstRowLastColumn="0" w:lastRowFirstColumn="0" w:lastRowLastColumn="0"/>
             </w:pPr>
-            <w:proofErr w:type="spellStart"/>
             <w:r>
               <w:t>Đỗ</w:t>
             </w:r>
-            <w:proofErr w:type="spellEnd"/>
             <w:r>
               <w:rPr>
                 <w:lang w:val="vi-VN"/>
@@ -18542,11 +18293,9 @@
               <w:jc w:val="left"/>
               <w:cnfStyle w:val="000000100000" w:firstRow="0" w:lastRow="0" w:firstColumn="0" w:lastColumn="0" w:oddVBand="0" w:evenVBand="0" w:oddHBand="1" w:evenHBand="0" w:firstRowFirstColumn="0" w:firstRowLastColumn="0" w:lastRowFirstColumn="0" w:lastRowLastColumn="0"/>
             </w:pPr>
-            <w:proofErr w:type="spellStart"/>
             <w:r>
               <w:t>Đỗ</w:t>
             </w:r>
-            <w:proofErr w:type="spellEnd"/>
             <w:r>
               <w:rPr>
                 <w:lang w:val="vi-VN"/>
@@ -18635,11 +18384,9 @@
               <w:jc w:val="left"/>
               <w:cnfStyle w:val="000000000000" w:firstRow="0" w:lastRow="0" w:firstColumn="0" w:lastColumn="0" w:oddVBand="0" w:evenVBand="0" w:oddHBand="0" w:evenHBand="0" w:firstRowFirstColumn="0" w:firstRowLastColumn="0" w:lastRowFirstColumn="0" w:lastRowLastColumn="0"/>
             </w:pPr>
-            <w:proofErr w:type="spellStart"/>
             <w:r>
               <w:t>Đỗ</w:t>
             </w:r>
-            <w:proofErr w:type="spellEnd"/>
             <w:r>
               <w:rPr>
                 <w:lang w:val="vi-VN"/>
@@ -18719,11 +18466,9 @@
                 <w:lang w:val="vi-VN"/>
               </w:rPr>
             </w:pPr>
-            <w:proofErr w:type="spellStart"/>
             <w:r>
               <w:t>Đỗ</w:t>
             </w:r>
-            <w:proofErr w:type="spellEnd"/>
             <w:r>
               <w:rPr>
                 <w:lang w:val="vi-VN"/>
@@ -18786,15 +18531,7 @@
               <w:cnfStyle w:val="000000100000" w:firstRow="0" w:lastRow="0" w:firstColumn="0" w:lastColumn="0" w:oddVBand="0" w:evenVBand="0" w:oddHBand="1" w:evenHBand="0" w:firstRowFirstColumn="0" w:firstRowLastColumn="0" w:lastRowFirstColumn="0" w:lastRowLastColumn="0"/>
             </w:pPr>
             <w:r>
-              <w:t xml:space="preserve">Bridges </w:t>
-            </w:r>
-            <w:proofErr w:type="gramStart"/>
-            <w:r>
-              <w:t>filesystem</w:t>
-            </w:r>
-            <w:proofErr w:type="gramEnd"/>
-            <w:r>
-              <w:t xml:space="preserve"> I/O and the RDT transport interface</w:t>
+              <w:t>Bridges filesystem I/O and the RDT transport interface</w:t>
             </w:r>
           </w:p>
         </w:tc>
@@ -18832,11 +18569,9 @@
               <w:jc w:val="left"/>
               <w:cnfStyle w:val="000000000000" w:firstRow="0" w:lastRow="0" w:firstColumn="0" w:lastColumn="0" w:oddVBand="0" w:evenVBand="0" w:oddHBand="0" w:evenHBand="0" w:firstRowFirstColumn="0" w:firstRowLastColumn="0" w:lastRowFirstColumn="0" w:lastRowLastColumn="0"/>
             </w:pPr>
-            <w:proofErr w:type="spellStart"/>
             <w:r>
               <w:t>Đỗ</w:t>
             </w:r>
-            <w:proofErr w:type="spellEnd"/>
             <w:r>
               <w:rPr>
                 <w:lang w:val="vi-VN"/>
@@ -18864,15 +18599,7 @@
               <w:t xml:space="preserve"> Hồng Hải Hoàng Lê</w:t>
             </w:r>
             <w:r>
-              <w:t xml:space="preserve"> provided support with control-layer integration (mode-toggle dispatch, </w:t>
-            </w:r>
-            <w:proofErr w:type="spellStart"/>
-            <w:r>
-              <w:t>portMatchesControlPeer</w:t>
-            </w:r>
-            <w:proofErr w:type="spellEnd"/>
-            <w:r>
-              <w:t xml:space="preserve"> validation)</w:t>
+              <w:t xml:space="preserve"> provided support with control-layer integration (mode-toggle dispatch, portMatchesControlPeer validation)</w:t>
             </w:r>
           </w:p>
         </w:tc>
@@ -18950,11 +18677,9 @@
               <w:jc w:val="left"/>
               <w:cnfStyle w:val="000000100000" w:firstRow="0" w:lastRow="0" w:firstColumn="0" w:lastColumn="0" w:oddVBand="0" w:evenVBand="0" w:oddHBand="1" w:evenHBand="0" w:firstRowFirstColumn="0" w:firstRowLastColumn="0" w:lastRowFirstColumn="0" w:lastRowLastColumn="0"/>
             </w:pPr>
-            <w:proofErr w:type="spellStart"/>
             <w:r>
               <w:t>Đỗ</w:t>
             </w:r>
-            <w:proofErr w:type="spellEnd"/>
             <w:r>
               <w:rPr>
                 <w:lang w:val="vi-VN"/>
@@ -19113,11 +18838,9 @@
               <w:jc w:val="left"/>
               <w:cnfStyle w:val="000000100000" w:firstRow="0" w:lastRow="0" w:firstColumn="0" w:lastColumn="0" w:oddVBand="0" w:evenVBand="0" w:oddHBand="1" w:evenHBand="0" w:firstRowFirstColumn="0" w:firstRowLastColumn="0" w:lastRowFirstColumn="0" w:lastRowLastColumn="0"/>
             </w:pPr>
-            <w:proofErr w:type="spellStart"/>
             <w:r>
               <w:t>Đỗ</w:t>
             </w:r>
-            <w:proofErr w:type="spellEnd"/>
             <w:r>
               <w:rPr>
                 <w:lang w:val="vi-VN"/>
@@ -19163,23 +18886,7 @@
                 <w:b w:val="0"/>
                 <w:bCs w:val="0"/>
               </w:rPr>
-              <w:t>Build system (</w:t>
-            </w:r>
-            <w:proofErr w:type="spellStart"/>
-            <w:r>
-              <w:rPr>
-                <w:b w:val="0"/>
-                <w:bCs w:val="0"/>
-              </w:rPr>
-              <w:t>CMake</w:t>
-            </w:r>
-            <w:proofErr w:type="spellEnd"/>
-            <w:r>
-              <w:rPr>
-                <w:b w:val="0"/>
-                <w:bCs w:val="0"/>
-              </w:rPr>
-              <w:t>, library structure)</w:t>
+              <w:t>Build system (CMake, library structure)</w:t>
             </w:r>
           </w:p>
         </w:tc>
@@ -19358,11 +19065,9 @@
               <w:jc w:val="left"/>
               <w:cnfStyle w:val="000000000000" w:firstRow="0" w:lastRow="0" w:firstColumn="0" w:lastColumn="0" w:oddVBand="0" w:evenVBand="0" w:oddHBand="0" w:evenHBand="0" w:firstRowFirstColumn="0" w:firstRowLastColumn="0" w:lastRowFirstColumn="0" w:lastRowLastColumn="0"/>
             </w:pPr>
-            <w:proofErr w:type="spellStart"/>
             <w:r>
               <w:t>Đỗ</w:t>
             </w:r>
-            <w:proofErr w:type="spellEnd"/>
             <w:r>
               <w:rPr>
                 <w:lang w:val="vi-VN"/>
@@ -19422,11 +19127,11 @@
           <w:lang w:val="vi-VN"/>
         </w:rPr>
       </w:pPr>
-      <w:bookmarkStart w:id="34" w:name="_Toc237102653"/>
+      <w:bookmarkStart w:id="35" w:name="_Toc237102653"/>
       <w:r>
         <w:t>Layer Summary</w:t>
       </w:r>
-      <w:bookmarkEnd w:id="34"/>
+      <w:bookmarkEnd w:id="35"/>
     </w:p>
     <w:p>
       <w:pPr>
@@ -19447,37 +19152,103 @@
           <w:bCs/>
           <w:lang w:val="vi-VN"/>
         </w:rPr>
-        <w:t xml:space="preserve"> Hồng Hải Hoàng Lê </w:t>
-      </w:r>
-      <w:proofErr w:type="gramStart"/>
+        <w:t xml:space="preserve"> Hồng Hải Hoàng Lê –  </w:t>
+      </w:r>
       <w:r>
         <w:rPr>
           <w:b/>
           <w:bCs/>
-          <w:lang w:val="vi-VN"/>
-        </w:rPr>
-        <w:t xml:space="preserve">–  </w:t>
-      </w:r>
+        </w:rPr>
+        <w:t>Control &amp; Session Layer.</w:t>
+      </w:r>
+      <w:r>
+        <w:t xml:space="preserve"> </w:t>
+      </w:r>
+      <w:r>
+        <w:t>Owns the TCP control channel end-to-end: connection acceptance, command parsing, command dispatch, authentication, and the client's interactive console. This layer is the integration point every other component ultimately connects through, and its command-dispatch table now covers the full approved command set, including asynchronous handling for long-running transfer commands.</w:t>
+      </w:r>
+    </w:p>
+    <w:p>
       <w:r>
         <w:rPr>
           <w:b/>
           <w:bCs/>
-        </w:rPr>
-        <w:t>Control</w:t>
-      </w:r>
-      <w:proofErr w:type="gramEnd"/>
+          <w:lang w:val="vi-VN"/>
+        </w:rPr>
+        <w:t>Mai Phúc Hưng</w:t>
+      </w:r>
       <w:r>
         <w:rPr>
           <w:b/>
           <w:bCs/>
         </w:rPr>
-        <w:t xml:space="preserve"> &amp; Session Layer.</w:t>
-      </w:r>
-      <w:r>
         <w:t xml:space="preserve"> </w:t>
       </w:r>
       <w:r>
-        <w:t>Owns the TCP control channel end-to-end: connection acceptance, command parsing, command dispatch, authentication, and the client's interactive console. This layer is the integration point every other component ultimately connects through, and its command-dispatch table now covers the full approved command set, including asynchronous handling for long-running transfer commands.</w:t>
+        <w:rPr>
+          <w:b/>
+          <w:bCs/>
+          <w:lang w:val="vi-VN"/>
+        </w:rPr>
+        <w:t xml:space="preserve">– </w:t>
+      </w:r>
+      <w:r>
+        <w:rPr>
+          <w:b/>
+          <w:bCs/>
+        </w:rPr>
+        <w:t xml:space="preserve"> Reliable Data Channel Layer.</w:t>
+      </w:r>
+      <w:r>
+        <w:t xml:space="preserve"> </w:t>
+      </w:r>
+      <w:r>
+        <w:t xml:space="preserve">Owns the custom UDP reliability protocol in full: wire format, checksum verification, Selective Repeat windowing, RTT-based dynamic timeout estimation, and AIMD congestion control, along with the fault-injection harness used to validate it under adverse network conditions. Also extended the control layer with the asynchronous transfer-worker model underpinning </w:t>
+      </w:r>
+      <w:r>
+        <w:rPr>
+          <w:rStyle w:val="PseudocodeChar"/>
+        </w:rPr>
+        <w:t>ABOR</w:t>
+      </w:r>
+      <w:r>
+        <w:t xml:space="preserve">, and implemented </w:t>
+      </w:r>
+      <w:r>
+        <w:rPr>
+          <w:rStyle w:val="PseudocodeChar"/>
+        </w:rPr>
+        <w:t>STOU</w:t>
+      </w:r>
+      <w:r>
+        <w:t xml:space="preserve">, </w:t>
+      </w:r>
+      <w:r>
+        <w:rPr>
+          <w:rStyle w:val="PseudocodeChar"/>
+        </w:rPr>
+        <w:t>APPE</w:t>
+      </w:r>
+      <w:r>
+        <w:t xml:space="preserve">, </w:t>
+      </w:r>
+      <w:r>
+        <w:rPr>
+          <w:rStyle w:val="PseudocodeChar"/>
+        </w:rPr>
+        <w:t>MODE</w:t>
+      </w:r>
+      <w:r>
+        <w:t xml:space="preserve">, and </w:t>
+      </w:r>
+      <w:r>
+        <w:rPr>
+          <w:rStyle w:val="PseudocodeChar"/>
+        </w:rPr>
+        <w:t>HELP</w:t>
+      </w:r>
+      <w:r>
+        <w:t xml:space="preserve"> on top of the existing filesystem and data-channel infrastructure.</w:t>
       </w:r>
     </w:p>
     <w:p>
@@ -19485,94 +19256,9 @@
         <w:rPr>
           <w:b/>
           <w:bCs/>
-          <w:lang w:val="vi-VN"/>
-        </w:rPr>
-        <w:t>Mai Phúc Hưng</w:t>
-      </w:r>
-      <w:r>
-        <w:rPr>
-          <w:b/>
-          <w:bCs/>
-        </w:rPr>
-        <w:t xml:space="preserve"> </w:t>
-      </w:r>
-      <w:r>
-        <w:rPr>
-          <w:b/>
-          <w:bCs/>
-          <w:lang w:val="vi-VN"/>
-        </w:rPr>
-        <w:t xml:space="preserve">– </w:t>
-      </w:r>
-      <w:r>
-        <w:rPr>
-          <w:b/>
-          <w:bCs/>
-        </w:rPr>
-        <w:t xml:space="preserve"> Reliable Data Channel Layer.</w:t>
-      </w:r>
-      <w:r>
-        <w:t xml:space="preserve"> </w:t>
-      </w:r>
-      <w:r>
-        <w:t xml:space="preserve">Owns the custom UDP reliability protocol in full: wire format, checksum verification, Selective Repeat windowing, RTT-based dynamic timeout estimation, and AIMD congestion control, along with the fault-injection harness used to validate it under adverse network conditions. Also extended the control layer with the asynchronous transfer-worker model underpinning </w:t>
-      </w:r>
-      <w:r>
-        <w:rPr>
-          <w:rStyle w:val="PseudocodeChar"/>
-        </w:rPr>
-        <w:t>ABOR</w:t>
-      </w:r>
-      <w:r>
-        <w:t xml:space="preserve">, and implemented </w:t>
-      </w:r>
-      <w:r>
-        <w:rPr>
-          <w:rStyle w:val="PseudocodeChar"/>
-        </w:rPr>
-        <w:t>STOU</w:t>
-      </w:r>
-      <w:r>
-        <w:t xml:space="preserve">, </w:t>
-      </w:r>
-      <w:r>
-        <w:rPr>
-          <w:rStyle w:val="PseudocodeChar"/>
-        </w:rPr>
-        <w:t>APPE</w:t>
-      </w:r>
-      <w:r>
-        <w:t xml:space="preserve">, </w:t>
-      </w:r>
-      <w:r>
-        <w:rPr>
-          <w:rStyle w:val="PseudocodeChar"/>
-        </w:rPr>
-        <w:t>MODE</w:t>
-      </w:r>
-      <w:r>
-        <w:t xml:space="preserve">, and </w:t>
-      </w:r>
-      <w:r>
-        <w:rPr>
-          <w:rStyle w:val="PseudocodeChar"/>
-        </w:rPr>
-        <w:t>HELP</w:t>
-      </w:r>
-      <w:r>
-        <w:t xml:space="preserve"> on top of the existing filesystem and data-channel infrastructure.</w:t>
-      </w:r>
-    </w:p>
-    <w:p>
-      <w:proofErr w:type="spellStart"/>
-      <w:r>
-        <w:rPr>
-          <w:b/>
-          <w:bCs/>
         </w:rPr>
         <w:t>Đỗ</w:t>
       </w:r>
-      <w:proofErr w:type="spellEnd"/>
       <w:r>
         <w:rPr>
           <w:b/>
@@ -19639,12 +19325,12 @@
           <w:lang w:val="vi-VN"/>
         </w:rPr>
       </w:pPr>
-      <w:bookmarkStart w:id="35" w:name="_Toc237102654"/>
+      <w:bookmarkStart w:id="36" w:name="_Toc237102654"/>
       <w:r>
         <w:lastRenderedPageBreak/>
         <w:t>Self-Assessment &amp; Peer Evaluation</w:t>
       </w:r>
-      <w:bookmarkEnd w:id="35"/>
+      <w:bookmarkEnd w:id="36"/>
     </w:p>
     <w:p>
       <w:pPr>
@@ -19654,14 +19340,14 @@
           <w:numId w:val="1"/>
         </w:numPr>
       </w:pPr>
-      <w:bookmarkStart w:id="36" w:name="_Toc237102655"/>
+      <w:bookmarkStart w:id="37" w:name="_Toc237102655"/>
       <w:r>
         <w:rPr>
           <w:lang w:val="vi-VN"/>
         </w:rPr>
         <w:t>Lâm Hồng Hải Hoàng Lê</w:t>
       </w:r>
-      <w:bookmarkEnd w:id="36"/>
+      <w:bookmarkEnd w:id="37"/>
     </w:p>
     <w:p>
       <w:pPr>
@@ -19813,15 +19499,7 @@
         <w:ind w:firstLine="357"/>
       </w:pPr>
       <w:r>
-        <w:t xml:space="preserve">As our leader, </w:t>
-      </w:r>
-      <w:proofErr w:type="spellStart"/>
-      <w:r>
-        <w:t>Đỗ</w:t>
-      </w:r>
-      <w:proofErr w:type="spellEnd"/>
-      <w:r>
-        <w:t xml:space="preserve"> Minh Khang</w:t>
+        <w:t>As our leader, Đỗ Minh Khang</w:t>
       </w:r>
       <w:r>
         <w:t xml:space="preserve"> demonstrated exceptional project leadership by establishing </w:t>
@@ -19862,13 +19540,8 @@
         <w:ind w:firstLine="357"/>
       </w:pPr>
       <w:r>
-        <w:t xml:space="preserve">Mai Phúc </w:t>
-      </w:r>
-      <w:proofErr w:type="spellStart"/>
-      <w:r>
-        <w:t>Hưng</w:t>
-      </w:r>
-      <w:proofErr w:type="spellEnd"/>
+        <w:t>Mai Phúc Hưng</w:t>
+      </w:r>
       <w:r>
         <w:t xml:space="preserve"> provided invaluable collaborative support during the integration </w:t>
       </w:r>
@@ -19920,14 +19593,14 @@
           <w:lang w:val="vi-VN"/>
         </w:rPr>
       </w:pPr>
-      <w:bookmarkStart w:id="37" w:name="_Toc237102656"/>
+      <w:bookmarkStart w:id="38" w:name="_Toc237102656"/>
       <w:r>
         <w:rPr>
           <w:lang w:val="vi-VN"/>
         </w:rPr>
         <w:t>Mai Phúc Hưng</w:t>
       </w:r>
-      <w:bookmarkEnd w:id="37"/>
+      <w:bookmarkEnd w:id="38"/>
     </w:p>
     <w:p>
       <w:pPr>
@@ -19963,15 +19636,7 @@
         </w:rPr>
       </w:pPr>
       <w:r>
-        <w:t xml:space="preserve">One important part of my work was debugging the RDT tests. For example, I encountered an issue related to the verification checksum of a serialized header. I reviewed the implementation, corrected the problem, and reran the test until the </w:t>
-      </w:r>
-      <w:proofErr w:type="spellStart"/>
-      <w:r>
-        <w:t>RdtTest</w:t>
-      </w:r>
-      <w:proofErr w:type="spellEnd"/>
-      <w:r>
-        <w:t xml:space="preserve"> passed successfully. This process helped me better understand how reliable data transfer works and how important careful serialization, checksum handling, and testing are in network programming.</w:t>
+        <w:t>One important part of my work was debugging the RDT tests. For example, I encountered an issue related to the verification checksum of a serialized header. I reviewed the implementation, corrected the problem, and reran the test until the RdtTest passed successfully. This process helped me better understand how reliable data transfer works and how important careful serialization, checksum handling, and testing are in network programming.</w:t>
       </w:r>
     </w:p>
     <w:p>
@@ -20063,14 +19728,14 @@
           <w:lang w:val="vi-VN"/>
         </w:rPr>
       </w:pPr>
-      <w:bookmarkStart w:id="38" w:name="_Toc237102657"/>
+      <w:bookmarkStart w:id="39" w:name="_Toc237102657"/>
       <w:r>
         <w:rPr>
           <w:lang w:val="vi-VN"/>
         </w:rPr>
         <w:t>Đỗ Minh Khang</w:t>
       </w:r>
-      <w:bookmarkEnd w:id="38"/>
+      <w:bookmarkEnd w:id="39"/>
     </w:p>
     <w:p>
       <w:pPr>
@@ -20104,12 +19769,21 @@
     <w:p>
       <w:pPr>
         <w:ind w:firstLine="357"/>
-        <w:rPr>
-          <w:lang w:val="vi-VN"/>
-        </w:rPr>
       </w:pPr>
       <w:r>
         <w:t>Despite these contributions, I recognize that there is still room for improvement in my technical abilities. At times, my programming skills limited the speed and effectiveness of my contributions, which may have affected the team's overall progress. Furthermore, I believe our final product could have achieved a higher standard if the team had benefited from stronger project leadership. As leadership is an area in which I still need to develop, some coordination challenges and workflow inefficiencies arose during the project.</w:t>
+      </w:r>
+    </w:p>
+    <w:p>
+      <w:pPr>
+        <w:spacing w:after="160"/>
+        <w:jc w:val="left"/>
+        <w:rPr>
+          <w:lang w:val="vi-VN"/>
+        </w:rPr>
+      </w:pPr>
+      <w:r>
+        <w:br w:type="page"/>
       </w:r>
     </w:p>
     <w:p>
@@ -20124,6 +19798,7 @@
         </w:rPr>
       </w:pPr>
       <w:r>
+        <w:lastRenderedPageBreak/>
         <w:t>Peer Evaluation</w:t>
       </w:r>
     </w:p>
@@ -20150,14 +19825,7 @@
         <w:rPr>
           <w:lang w:val="vi-VN"/>
         </w:rPr>
-        <w:t xml:space="preserve">demonstrated a genuine commitment to understanding his assigned responsibilities and the technical aspects of his modules. Although he </w:t>
-      </w:r>
-      <w:r>
-        <w:rPr>
-          <w:lang w:val="vi-VN"/>
-        </w:rPr>
-        <w:lastRenderedPageBreak/>
-        <w:t>occasionally progressed more slowly than planned, he maintained a solid understanding of his tasks, and the quality of his code was consistently high.</w:t>
+        <w:t>demonstrated a genuine commitment to understanding his assigned responsibilities and the technical aspects of his modules. Although he occasionally progressed more slowly than planned, he maintained a solid understanding of his tasks, and the quality of his code was consistently high.</w:t>
       </w:r>
     </w:p>
     <w:p>
@@ -20224,14 +19892,14 @@
           <w:lang w:val="vi-VN"/>
         </w:rPr>
       </w:pPr>
-      <w:bookmarkStart w:id="39" w:name="_Toc237102658"/>
+      <w:bookmarkStart w:id="40" w:name="_Toc237102658"/>
       <w:r>
         <w:rPr>
           <w:lang w:val="vi-VN"/>
         </w:rPr>
         <w:t>Contribute Distribution</w:t>
       </w:r>
-      <w:bookmarkEnd w:id="39"/>
+      <w:bookmarkEnd w:id="40"/>
     </w:p>
     <w:p>
       <w:pPr>
@@ -20244,7 +19912,19 @@
         <w:rPr>
           <w:lang w:val="vi-VN"/>
         </w:rPr>
-        <w:t>After gathered all opinion from each member in the team, we agreed to distribute our contribution as follow:</w:t>
+        <w:t>After</w:t>
+      </w:r>
+      <w:r>
+        <w:rPr>
+          <w:lang w:val="vi-VN"/>
+        </w:rPr>
+        <w:t xml:space="preserve"> several disscussions and</w:t>
+      </w:r>
+      <w:r>
+        <w:rPr>
+          <w:lang w:val="vi-VN"/>
+        </w:rPr>
+        <w:t xml:space="preserve"> gathered all opinion from each member in the team, we agreed to distribute our contribution as follow:</w:t>
       </w:r>
     </w:p>
     <w:tbl>
@@ -20377,6 +20057,12 @@
                 <w:lang w:val="vi-VN"/>
               </w:rPr>
             </w:pPr>
+            <w:r>
+              <w:rPr>
+                <w:lang w:val="vi-VN"/>
+              </w:rPr>
+              <w:t>35</w:t>
+            </w:r>
           </w:p>
         </w:tc>
       </w:tr>
@@ -20436,6 +20122,12 @@
                 <w:lang w:val="vi-VN"/>
               </w:rPr>
             </w:pPr>
+            <w:r>
+              <w:rPr>
+                <w:lang w:val="vi-VN"/>
+              </w:rPr>
+              <w:t>32</w:t>
+            </w:r>
           </w:p>
         </w:tc>
       </w:tr>
@@ -20498,6 +20190,12 @@
                 <w:lang w:val="vi-VN"/>
               </w:rPr>
             </w:pPr>
+            <w:r>
+              <w:rPr>
+                <w:lang w:val="vi-VN"/>
+              </w:rPr>
+              <w:t>33</w:t>
+            </w:r>
           </w:p>
         </w:tc>
       </w:tr>
@@ -20550,7 +20248,6 @@
     </w:tbl>
     <w:p>
       <w:pPr>
-        <w:ind w:firstLine="357"/>
         <w:rPr>
           <w:lang w:val="vi-VN"/>
         </w:rPr>
@@ -20567,11 +20264,12 @@
           <w:lang w:val="vi-VN"/>
         </w:rPr>
       </w:pPr>
-      <w:bookmarkStart w:id="40" w:name="_Toc237102659"/>
-      <w:r>
+      <w:bookmarkStart w:id="41" w:name="_Toc237102659"/>
+      <w:r>
+        <w:lastRenderedPageBreak/>
         <w:t>GenAI Usage &amp; Code Refinement Log</w:t>
       </w:r>
-      <w:bookmarkEnd w:id="40"/>
+      <w:bookmarkEnd w:id="41"/>
     </w:p>
     <w:p>
       <w:pPr>
@@ -20615,7 +20313,6 @@
         <w:rPr>
           <w:lang w:val="vi-VN"/>
         </w:rPr>
-        <w:lastRenderedPageBreak/>
         <w:t>Đỗ Minh Khang’s log:</w:t>
       </w:r>
       <w:r>
@@ -20623,6 +20320,19 @@
           <w:lang w:val="vi-VN"/>
         </w:rPr>
         <w:t xml:space="preserve"> </w:t>
+      </w:r>
+    </w:p>
+    <w:p>
+      <w:pPr>
+        <w:rPr>
+          <w:lang w:val="vi-VN"/>
+        </w:rPr>
+      </w:pPr>
+      <w:r>
+        <w:rPr>
+          <w:lang w:val="vi-VN"/>
+        </w:rPr>
+        <w:t>All the logs also stored within the submission zip file.</w:t>
       </w:r>
     </w:p>
     <w:p>
@@ -20633,11 +20343,11 @@
           <w:numId w:val="1"/>
         </w:numPr>
       </w:pPr>
-      <w:bookmarkStart w:id="41" w:name="_Toc237102660"/>
+      <w:bookmarkStart w:id="42" w:name="_Toc237102660"/>
       <w:r>
         <w:t>Application Demo Evidence</w:t>
       </w:r>
-      <w:bookmarkEnd w:id="41"/>
+      <w:bookmarkEnd w:id="42"/>
     </w:p>
     <w:p>
       <w:r>
@@ -20645,7 +20355,7 @@
           <w:noProof/>
         </w:rPr>
         <w:drawing>
-          <wp:inline distT="0" distB="0" distL="0" distR="0" wp14:anchorId="395E031F" wp14:editId="23308475">
+          <wp:inline distT="0" distB="0" distL="0" distR="0" wp14:anchorId="395E031F" wp14:editId="7DE55F40">
             <wp:extent cx="5928360" cy="3512820"/>
             <wp:effectExtent l="0" t="0" r="0" b="0"/>
             <wp:docPr id="1356372844" name="Picture 20"/>
@@ -20729,8 +20439,9 @@
           <w:iCs/>
           <w:noProof/>
         </w:rPr>
+        <w:lastRenderedPageBreak/>
         <w:drawing>
-          <wp:inline distT="0" distB="0" distL="0" distR="0" wp14:anchorId="66AA96C6" wp14:editId="25BB72D1">
+          <wp:inline distT="0" distB="0" distL="0" distR="0" wp14:anchorId="66AA96C6" wp14:editId="1912B639">
             <wp:extent cx="5928360" cy="3497580"/>
             <wp:effectExtent l="0" t="0" r="0" b="7620"/>
             <wp:docPr id="950035153" name="Picture 19"/>
@@ -20805,7 +20516,6 @@
           <w:sz w:val="18"/>
           <w:szCs w:val="18"/>
         </w:rPr>
-        <w:lastRenderedPageBreak/>
         <w:t>Figure B: Clients logging in via the USER and PASS commands.</w:t>
       </w:r>
     </w:p>
@@ -20908,6 +20618,7 @@
           <w:iCs/>
           <w:noProof/>
         </w:rPr>
+        <w:lastRenderedPageBreak/>
         <w:drawing>
           <wp:inline distT="0" distB="0" distL="0" distR="0" wp14:anchorId="4275524E" wp14:editId="70DEEADF">
             <wp:extent cx="5600700" cy="3702646"/>
@@ -20994,7 +20705,6 @@
           <w:noProof/>
           <w:lang w:val="vi-VN"/>
         </w:rPr>
-        <w:lastRenderedPageBreak/>
         <w:drawing>
           <wp:inline distT="0" distB="0" distL="0" distR="0" wp14:anchorId="29E34BEF" wp14:editId="0C331647">
             <wp:extent cx="5928360" cy="3512820"/>
@@ -21095,6 +20805,7 @@
           <w:sz w:val="18"/>
           <w:szCs w:val="18"/>
         </w:rPr>
+        <w:lastRenderedPageBreak/>
         <w:drawing>
           <wp:inline distT="0" distB="0" distL="0" distR="0" wp14:anchorId="6BBE5367" wp14:editId="32E5675F">
             <wp:extent cx="5928360" cy="3520440"/>
@@ -21267,11 +20978,11 @@
         <w:rPr>
           <w:i/>
           <w:iCs/>
+          <w:noProof/>
           <w:color w:val="44546A" w:themeColor="text2"/>
           <w:sz w:val="18"/>
           <w:szCs w:val="18"/>
         </w:rPr>
-        <w:lastRenderedPageBreak/>
         <w:drawing>
           <wp:inline distT="0" distB="0" distL="0" distR="0" wp14:anchorId="67A1E947" wp14:editId="788DB021">
             <wp:extent cx="5943600" cy="1131570"/>
@@ -21368,11 +21079,241 @@
           <w:lang w:val="vi-VN"/>
         </w:rPr>
       </w:pPr>
-      <w:bookmarkStart w:id="42" w:name="_Toc237102661"/>
-      <w:r>
-        <w:t>Reference</w:t>
-      </w:r>
-      <w:bookmarkEnd w:id="42"/>
+      <w:r>
+        <w:t>Tools</w:t>
+      </w:r>
+      <w:r>
+        <w:rPr>
+          <w:lang w:val="vi-VN"/>
+        </w:rPr>
+        <w:t xml:space="preserve"> used</w:t>
+      </w:r>
+    </w:p>
+    <w:p>
+      <w:pPr>
+        <w:pStyle w:val="Heading2"/>
+        <w:numPr>
+          <w:ilvl w:val="1"/>
+          <w:numId w:val="1"/>
+        </w:numPr>
+        <w:rPr>
+          <w:lang w:val="vi-VN"/>
+        </w:rPr>
+      </w:pPr>
+      <w:r>
+        <w:rPr>
+          <w:lang w:val="vi-VN"/>
+        </w:rPr>
+        <w:t>Libraries</w:t>
+      </w:r>
+    </w:p>
+    <w:p>
+      <w:pPr>
+        <w:pStyle w:val="ListParagraph"/>
+        <w:numPr>
+          <w:ilvl w:val="0"/>
+          <w:numId w:val="46"/>
+        </w:numPr>
+        <w:rPr>
+          <w:lang w:val="vi-VN"/>
+        </w:rPr>
+      </w:pPr>
+      <w:r>
+        <w:rPr>
+          <w:lang w:val="vi-VN"/>
+        </w:rPr>
+        <w:t>Socket: Winsock2 (</w:t>
+      </w:r>
+      <w:r>
+        <w:rPr>
+          <w:rStyle w:val="PseudocodeChar"/>
+        </w:rPr>
+        <w:t>ws2_32.</w:t>
+      </w:r>
+      <w:r>
+        <w:rPr>
+          <w:rStyle w:val="PseudocodeChar"/>
+        </w:rPr>
+        <w:t>lib</w:t>
+      </w:r>
+      <w:r>
+        <w:rPr>
+          <w:lang w:val="vi-VN"/>
+        </w:rPr>
+        <w:t xml:space="preserve">, </w:t>
+      </w:r>
+      <w:r>
+        <w:rPr>
+          <w:rStyle w:val="PseudocodeChar"/>
+        </w:rPr>
+        <w:t>winsock2.</w:t>
+      </w:r>
+      <w:r>
+        <w:rPr>
+          <w:rStyle w:val="PseudocodeChar"/>
+        </w:rPr>
+        <w:t>h</w:t>
+      </w:r>
+      <w:r>
+        <w:rPr>
+          <w:lang w:val="vi-VN"/>
+        </w:rPr>
+        <w:t>)</w:t>
+      </w:r>
+    </w:p>
+    <w:p>
+      <w:pPr>
+        <w:pStyle w:val="ListParagraph"/>
+        <w:numPr>
+          <w:ilvl w:val="0"/>
+          <w:numId w:val="46"/>
+        </w:numPr>
+        <w:rPr>
+          <w:lang w:val="vi-VN"/>
+        </w:rPr>
+      </w:pPr>
+      <w:r>
+        <w:rPr>
+          <w:lang w:val="vi-VN"/>
+        </w:rPr>
+        <w:t xml:space="preserve">Hashing: MS </w:t>
+      </w:r>
+      <w:r>
+        <w:t>Cryptography API: Next Generation</w:t>
+      </w:r>
+      <w:r>
+        <w:rPr>
+          <w:lang w:val="vi-VN"/>
+        </w:rPr>
+        <w:t xml:space="preserve"> (CNG/</w:t>
+      </w:r>
+      <w:r>
+        <w:rPr>
+          <w:rStyle w:val="PseudocodeChar"/>
+        </w:rPr>
+        <w:t>bcrypt</w:t>
+      </w:r>
+      <w:r>
+        <w:rPr>
+          <w:lang w:val="vi-VN"/>
+        </w:rPr>
+        <w:t>)</w:t>
+      </w:r>
+    </w:p>
+    <w:p>
+      <w:pPr>
+        <w:rPr>
+          <w:i/>
+          <w:iCs/>
+          <w:lang w:val="vi-VN"/>
+        </w:rPr>
+      </w:pPr>
+      <w:r>
+        <w:rPr>
+          <w:i/>
+          <w:iCs/>
+          <w:lang w:val="vi-VN"/>
+        </w:rPr>
+        <w:t xml:space="preserve">* </w:t>
+      </w:r>
+      <w:r>
+        <w:rPr>
+          <w:i/>
+          <w:iCs/>
+        </w:rPr>
+        <w:t>Both are native Windows OS components, not third-party libraries. While direct usage of these specific APIs ties the current source code to the Windows environment, the application's underlying logic can be made portable to other operating systems by introducing standard cross-platform abstractions (such as POSIX sockets for networking and OpenSSL for cryptography).</w:t>
+      </w:r>
+    </w:p>
+    <w:p>
+      <w:pPr>
+        <w:pStyle w:val="Heading2"/>
+        <w:numPr>
+          <w:ilvl w:val="1"/>
+          <w:numId w:val="1"/>
+        </w:numPr>
+        <w:rPr>
+          <w:lang w:val="vi-VN"/>
+        </w:rPr>
+      </w:pPr>
+      <w:r>
+        <w:rPr>
+          <w:lang w:val="vi-VN"/>
+        </w:rPr>
+        <w:lastRenderedPageBreak/>
+        <w:t>Applications/Websites</w:t>
+      </w:r>
+    </w:p>
+    <w:p>
+      <w:pPr>
+        <w:pStyle w:val="ListParagraph"/>
+        <w:numPr>
+          <w:ilvl w:val="0"/>
+          <w:numId w:val="45"/>
+        </w:numPr>
+        <w:rPr>
+          <w:lang w:val="vi-VN"/>
+        </w:rPr>
+      </w:pPr>
+      <w:r>
+        <w:rPr>
+          <w:lang w:val="vi-VN"/>
+        </w:rPr>
+        <w:t>Documenting: MS Word</w:t>
+      </w:r>
+    </w:p>
+    <w:p>
+      <w:pPr>
+        <w:pStyle w:val="ListParagraph"/>
+        <w:numPr>
+          <w:ilvl w:val="0"/>
+          <w:numId w:val="45"/>
+        </w:numPr>
+        <w:rPr>
+          <w:lang w:val="vi-VN"/>
+        </w:rPr>
+      </w:pPr>
+      <w:r>
+        <w:rPr>
+          <w:lang w:val="vi-VN"/>
+        </w:rPr>
+        <w:t>Collaboration: GitHub, Messenger</w:t>
+      </w:r>
+    </w:p>
+    <w:p>
+      <w:pPr>
+        <w:pStyle w:val="ListParagraph"/>
+        <w:numPr>
+          <w:ilvl w:val="0"/>
+          <w:numId w:val="45"/>
+        </w:numPr>
+        <w:rPr>
+          <w:lang w:val="vi-VN"/>
+        </w:rPr>
+      </w:pPr>
+      <w:r>
+        <w:rPr>
+          <w:lang w:val="vi-VN"/>
+        </w:rPr>
+        <w:t>Code Editor/IDE: Visual Studio Code, Visual Studio 2022</w:t>
+      </w:r>
+    </w:p>
+    <w:p>
+      <w:pPr>
+        <w:pStyle w:val="ListParagraph"/>
+        <w:numPr>
+          <w:ilvl w:val="0"/>
+          <w:numId w:val="45"/>
+        </w:numPr>
+        <w:rPr>
+          <w:lang w:val="vi-VN"/>
+        </w:rPr>
+      </w:pPr>
+      <w:r>
+        <w:rPr>
+          <w:lang w:val="vi-VN"/>
+        </w:rPr>
+        <w:t>GenAI: Claude, Antigravity, Codex</w:t>
+      </w:r>
     </w:p>
     <w:p>
       <w:pPr>
@@ -24253,6 +24194,231 @@
     </w:lvl>
   </w:abstractNum>
   <w:abstractNum w:abstractNumId="21" w15:restartNumberingAfterBreak="0">
+    <w:nsid w:val="3F44675F"/>
+    <w:multiLevelType w:val="hybridMultilevel"/>
+    <w:tmpl w:val="92566020"/>
+    <w:lvl w:ilvl="0" w:tplc="047EA2BC">
+      <w:start w:val="8"/>
+      <w:numFmt w:val="bullet"/>
+      <w:lvlText w:val="-"/>
+      <w:lvlJc w:val="left"/>
+      <w:pPr>
+        <w:ind w:left="720" w:hanging="360"/>
+      </w:pPr>
+      <w:rPr>
+        <w:rFonts w:ascii="Times New Roman" w:eastAsiaTheme="minorHAnsi" w:hAnsi="Times New Roman" w:cs="Times New Roman" w:hint="default"/>
+      </w:rPr>
+    </w:lvl>
+    <w:lvl w:ilvl="1" w:tplc="04090003" w:tentative="1">
+      <w:start w:val="1"/>
+      <w:numFmt w:val="bullet"/>
+      <w:lvlText w:val="o"/>
+      <w:lvlJc w:val="left"/>
+      <w:pPr>
+        <w:ind w:left="1440" w:hanging="360"/>
+      </w:pPr>
+      <w:rPr>
+        <w:rFonts w:ascii="Courier New" w:hAnsi="Courier New" w:cs="Courier New" w:hint="default"/>
+      </w:rPr>
+    </w:lvl>
+    <w:lvl w:ilvl="2" w:tplc="04090005" w:tentative="1">
+      <w:start w:val="1"/>
+      <w:numFmt w:val="bullet"/>
+      <w:lvlText w:val=""/>
+      <w:lvlJc w:val="left"/>
+      <w:pPr>
+        <w:ind w:left="2160" w:hanging="360"/>
+      </w:pPr>
+      <w:rPr>
+        <w:rFonts w:ascii="Wingdings" w:hAnsi="Wingdings" w:hint="default"/>
+      </w:rPr>
+    </w:lvl>
+    <w:lvl w:ilvl="3" w:tplc="04090001" w:tentative="1">
+      <w:start w:val="1"/>
+      <w:numFmt w:val="bullet"/>
+      <w:lvlText w:val=""/>
+      <w:lvlJc w:val="left"/>
+      <w:pPr>
+        <w:ind w:left="2880" w:hanging="360"/>
+      </w:pPr>
+      <w:rPr>
+        <w:rFonts w:ascii="Symbol" w:hAnsi="Symbol" w:hint="default"/>
+      </w:rPr>
+    </w:lvl>
+    <w:lvl w:ilvl="4" w:tplc="04090003" w:tentative="1">
+      <w:start w:val="1"/>
+      <w:numFmt w:val="bullet"/>
+      <w:lvlText w:val="o"/>
+      <w:lvlJc w:val="left"/>
+      <w:pPr>
+        <w:ind w:left="3600" w:hanging="360"/>
+      </w:pPr>
+      <w:rPr>
+        <w:rFonts w:ascii="Courier New" w:hAnsi="Courier New" w:cs="Courier New" w:hint="default"/>
+      </w:rPr>
+    </w:lvl>
+    <w:lvl w:ilvl="5" w:tplc="04090005" w:tentative="1">
+      <w:start w:val="1"/>
+      <w:numFmt w:val="bullet"/>
+      <w:lvlText w:val=""/>
+      <w:lvlJc w:val="left"/>
+      <w:pPr>
+        <w:ind w:left="4320" w:hanging="360"/>
+      </w:pPr>
+      <w:rPr>
+        <w:rFonts w:ascii="Wingdings" w:hAnsi="Wingdings" w:hint="default"/>
+      </w:rPr>
+    </w:lvl>
+    <w:lvl w:ilvl="6" w:tplc="04090001" w:tentative="1">
+      <w:start w:val="1"/>
+      <w:numFmt w:val="bullet"/>
+      <w:lvlText w:val=""/>
+      <w:lvlJc w:val="left"/>
+      <w:pPr>
+        <w:ind w:left="5040" w:hanging="360"/>
+      </w:pPr>
+      <w:rPr>
+        <w:rFonts w:ascii="Symbol" w:hAnsi="Symbol" w:hint="default"/>
+      </w:rPr>
+    </w:lvl>
+    <w:lvl w:ilvl="7" w:tplc="04090003" w:tentative="1">
+      <w:start w:val="1"/>
+      <w:numFmt w:val="bullet"/>
+      <w:lvlText w:val="o"/>
+      <w:lvlJc w:val="left"/>
+      <w:pPr>
+        <w:ind w:left="5760" w:hanging="360"/>
+      </w:pPr>
+      <w:rPr>
+        <w:rFonts w:ascii="Courier New" w:hAnsi="Courier New" w:cs="Courier New" w:hint="default"/>
+      </w:rPr>
+    </w:lvl>
+    <w:lvl w:ilvl="8" w:tplc="04090005" w:tentative="1">
+      <w:start w:val="1"/>
+      <w:numFmt w:val="bullet"/>
+      <w:lvlText w:val=""/>
+      <w:lvlJc w:val="left"/>
+      <w:pPr>
+        <w:ind w:left="6480" w:hanging="360"/>
+      </w:pPr>
+      <w:rPr>
+        <w:rFonts w:ascii="Wingdings" w:hAnsi="Wingdings" w:hint="default"/>
+      </w:rPr>
+    </w:lvl>
+  </w:abstractNum>
+  <w:abstractNum w:abstractNumId="22" w15:restartNumberingAfterBreak="0">
+    <w:nsid w:val="41F929DD"/>
+    <w:multiLevelType w:val="hybridMultilevel"/>
+    <w:tmpl w:val="618A8484"/>
+    <w:lvl w:ilvl="0" w:tplc="2EC830E0">
+      <w:numFmt w:val="bullet"/>
+      <w:lvlText w:val="-"/>
+      <w:lvlJc w:val="left"/>
+      <w:pPr>
+        <w:ind w:left="720" w:hanging="360"/>
+      </w:pPr>
+      <w:rPr>
+        <w:rFonts w:ascii="Times New Roman" w:eastAsiaTheme="minorHAnsi" w:hAnsi="Times New Roman" w:cs="Times New Roman" w:hint="default"/>
+      </w:rPr>
+    </w:lvl>
+    <w:lvl w:ilvl="1" w:tplc="04090003" w:tentative="1">
+      <w:start w:val="1"/>
+      <w:numFmt w:val="bullet"/>
+      <w:lvlText w:val="o"/>
+      <w:lvlJc w:val="left"/>
+      <w:pPr>
+        <w:ind w:left="1440" w:hanging="360"/>
+      </w:pPr>
+      <w:rPr>
+        <w:rFonts w:ascii="Courier New" w:hAnsi="Courier New" w:cs="Courier New" w:hint="default"/>
+      </w:rPr>
+    </w:lvl>
+    <w:lvl w:ilvl="2" w:tplc="04090005" w:tentative="1">
+      <w:start w:val="1"/>
+      <w:numFmt w:val="bullet"/>
+      <w:lvlText w:val=""/>
+      <w:lvlJc w:val="left"/>
+      <w:pPr>
+        <w:ind w:left="2160" w:hanging="360"/>
+      </w:pPr>
+      <w:rPr>
+        <w:rFonts w:ascii="Wingdings" w:hAnsi="Wingdings" w:hint="default"/>
+      </w:rPr>
+    </w:lvl>
+    <w:lvl w:ilvl="3" w:tplc="04090001" w:tentative="1">
+      <w:start w:val="1"/>
+      <w:numFmt w:val="bullet"/>
+      <w:lvlText w:val=""/>
+      <w:lvlJc w:val="left"/>
+      <w:pPr>
+        <w:ind w:left="2880" w:hanging="360"/>
+      </w:pPr>
+      <w:rPr>
+        <w:rFonts w:ascii="Symbol" w:hAnsi="Symbol" w:hint="default"/>
+      </w:rPr>
+    </w:lvl>
+    <w:lvl w:ilvl="4" w:tplc="04090003" w:tentative="1">
+      <w:start w:val="1"/>
+      <w:numFmt w:val="bullet"/>
+      <w:lvlText w:val="o"/>
+      <w:lvlJc w:val="left"/>
+      <w:pPr>
+        <w:ind w:left="3600" w:hanging="360"/>
+      </w:pPr>
+      <w:rPr>
+        <w:rFonts w:ascii="Courier New" w:hAnsi="Courier New" w:cs="Courier New" w:hint="default"/>
+      </w:rPr>
+    </w:lvl>
+    <w:lvl w:ilvl="5" w:tplc="04090005" w:tentative="1">
+      <w:start w:val="1"/>
+      <w:numFmt w:val="bullet"/>
+      <w:lvlText w:val=""/>
+      <w:lvlJc w:val="left"/>
+      <w:pPr>
+        <w:ind w:left="4320" w:hanging="360"/>
+      </w:pPr>
+      <w:rPr>
+        <w:rFonts w:ascii="Wingdings" w:hAnsi="Wingdings" w:hint="default"/>
+      </w:rPr>
+    </w:lvl>
+    <w:lvl w:ilvl="6" w:tplc="04090001" w:tentative="1">
+      <w:start w:val="1"/>
+      <w:numFmt w:val="bullet"/>
+      <w:lvlText w:val=""/>
+      <w:lvlJc w:val="left"/>
+      <w:pPr>
+        <w:ind w:left="5040" w:hanging="360"/>
+      </w:pPr>
+      <w:rPr>
+        <w:rFonts w:ascii="Symbol" w:hAnsi="Symbol" w:hint="default"/>
+      </w:rPr>
+    </w:lvl>
+    <w:lvl w:ilvl="7" w:tplc="04090003" w:tentative="1">
+      <w:start w:val="1"/>
+      <w:numFmt w:val="bullet"/>
+      <w:lvlText w:val="o"/>
+      <w:lvlJc w:val="left"/>
+      <w:pPr>
+        <w:ind w:left="5760" w:hanging="360"/>
+      </w:pPr>
+      <w:rPr>
+        <w:rFonts w:ascii="Courier New" w:hAnsi="Courier New" w:cs="Courier New" w:hint="default"/>
+      </w:rPr>
+    </w:lvl>
+    <w:lvl w:ilvl="8" w:tplc="04090005" w:tentative="1">
+      <w:start w:val="1"/>
+      <w:numFmt w:val="bullet"/>
+      <w:lvlText w:val=""/>
+      <w:lvlJc w:val="left"/>
+      <w:pPr>
+        <w:ind w:left="6480" w:hanging="360"/>
+      </w:pPr>
+      <w:rPr>
+        <w:rFonts w:ascii="Wingdings" w:hAnsi="Wingdings" w:hint="default"/>
+      </w:rPr>
+    </w:lvl>
+  </w:abstractNum>
+  <w:abstractNum w:abstractNumId="23" w15:restartNumberingAfterBreak="0">
     <w:nsid w:val="44F11532"/>
     <w:multiLevelType w:val="multilevel"/>
     <w:tmpl w:val="E2C68AF8"/>
@@ -24401,7 +24567,7 @@
       </w:rPr>
     </w:lvl>
   </w:abstractNum>
-  <w:abstractNum w:abstractNumId="22" w15:restartNumberingAfterBreak="0">
+  <w:abstractNum w:abstractNumId="24" w15:restartNumberingAfterBreak="0">
     <w:nsid w:val="45C730EC"/>
     <w:multiLevelType w:val="multilevel"/>
     <w:tmpl w:val="0409001F"/>
@@ -24490,7 +24656,7 @@
       </w:pPr>
     </w:lvl>
   </w:abstractNum>
-  <w:abstractNum w:abstractNumId="23" w15:restartNumberingAfterBreak="0">
+  <w:abstractNum w:abstractNumId="25" w15:restartNumberingAfterBreak="0">
     <w:nsid w:val="45C84BE4"/>
     <w:multiLevelType w:val="multilevel"/>
     <w:tmpl w:val="386E4B92"/>
@@ -24639,7 +24805,7 @@
       </w:rPr>
     </w:lvl>
   </w:abstractNum>
-  <w:abstractNum w:abstractNumId="24" w15:restartNumberingAfterBreak="0">
+  <w:abstractNum w:abstractNumId="26" w15:restartNumberingAfterBreak="0">
     <w:nsid w:val="45ED630F"/>
     <w:multiLevelType w:val="hybridMultilevel"/>
     <w:tmpl w:val="0F441F42"/>
@@ -24728,7 +24894,7 @@
       </w:pPr>
     </w:lvl>
   </w:abstractNum>
-  <w:abstractNum w:abstractNumId="25" w15:restartNumberingAfterBreak="0">
+  <w:abstractNum w:abstractNumId="27" w15:restartNumberingAfterBreak="0">
     <w:nsid w:val="489716F6"/>
     <w:multiLevelType w:val="multilevel"/>
     <w:tmpl w:val="0E401190"/>
@@ -24877,7 +25043,7 @@
       </w:rPr>
     </w:lvl>
   </w:abstractNum>
-  <w:abstractNum w:abstractNumId="26" w15:restartNumberingAfterBreak="0">
+  <w:abstractNum w:abstractNumId="28" w15:restartNumberingAfterBreak="0">
     <w:nsid w:val="51433172"/>
     <w:multiLevelType w:val="multilevel"/>
     <w:tmpl w:val="DD186A32"/>
@@ -24990,7 +25156,7 @@
       </w:rPr>
     </w:lvl>
   </w:abstractNum>
-  <w:abstractNum w:abstractNumId="27" w15:restartNumberingAfterBreak="0">
+  <w:abstractNum w:abstractNumId="29" w15:restartNumberingAfterBreak="0">
     <w:nsid w:val="51446E2D"/>
     <w:multiLevelType w:val="multilevel"/>
     <w:tmpl w:val="4FF4A878"/>
@@ -25139,7 +25305,7 @@
       </w:rPr>
     </w:lvl>
   </w:abstractNum>
-  <w:abstractNum w:abstractNumId="28" w15:restartNumberingAfterBreak="0">
+  <w:abstractNum w:abstractNumId="30" w15:restartNumberingAfterBreak="0">
     <w:nsid w:val="521B1F66"/>
     <w:multiLevelType w:val="multilevel"/>
     <w:tmpl w:val="96A60592"/>
@@ -25288,7 +25454,7 @@
       </w:rPr>
     </w:lvl>
   </w:abstractNum>
-  <w:abstractNum w:abstractNumId="29" w15:restartNumberingAfterBreak="0">
+  <w:abstractNum w:abstractNumId="31" w15:restartNumberingAfterBreak="0">
     <w:nsid w:val="53966737"/>
     <w:multiLevelType w:val="multilevel"/>
     <w:tmpl w:val="D9C2A3FE"/>
@@ -25437,7 +25603,7 @@
       </w:rPr>
     </w:lvl>
   </w:abstractNum>
-  <w:abstractNum w:abstractNumId="30" w15:restartNumberingAfterBreak="0">
+  <w:abstractNum w:abstractNumId="32" w15:restartNumberingAfterBreak="0">
     <w:nsid w:val="572E45F1"/>
     <w:multiLevelType w:val="hybridMultilevel"/>
     <w:tmpl w:val="070A824E"/>
@@ -25550,7 +25716,7 @@
       </w:rPr>
     </w:lvl>
   </w:abstractNum>
-  <w:abstractNum w:abstractNumId="31" w15:restartNumberingAfterBreak="0">
+  <w:abstractNum w:abstractNumId="33" w15:restartNumberingAfterBreak="0">
     <w:nsid w:val="57773CCE"/>
     <w:multiLevelType w:val="hybridMultilevel"/>
     <w:tmpl w:val="F8546172"/>
@@ -25663,7 +25829,7 @@
       </w:rPr>
     </w:lvl>
   </w:abstractNum>
-  <w:abstractNum w:abstractNumId="32" w15:restartNumberingAfterBreak="0">
+  <w:abstractNum w:abstractNumId="34" w15:restartNumberingAfterBreak="0">
     <w:nsid w:val="5C573121"/>
     <w:multiLevelType w:val="multilevel"/>
     <w:tmpl w:val="E2C68AF8"/>
@@ -25812,7 +25978,7 @@
       </w:rPr>
     </w:lvl>
   </w:abstractNum>
-  <w:abstractNum w:abstractNumId="33" w15:restartNumberingAfterBreak="0">
+  <w:abstractNum w:abstractNumId="35" w15:restartNumberingAfterBreak="0">
     <w:nsid w:val="5F161A89"/>
     <w:multiLevelType w:val="hybridMultilevel"/>
     <w:tmpl w:val="42787C20"/>
@@ -25925,7 +26091,7 @@
       </w:rPr>
     </w:lvl>
   </w:abstractNum>
-  <w:abstractNum w:abstractNumId="34" w15:restartNumberingAfterBreak="0">
+  <w:abstractNum w:abstractNumId="36" w15:restartNumberingAfterBreak="0">
     <w:nsid w:val="6113638B"/>
     <w:multiLevelType w:val="hybridMultilevel"/>
     <w:tmpl w:val="3F9A7174"/>
@@ -26014,7 +26180,7 @@
       </w:pPr>
     </w:lvl>
   </w:abstractNum>
-  <w:abstractNum w:abstractNumId="35" w15:restartNumberingAfterBreak="0">
+  <w:abstractNum w:abstractNumId="37" w15:restartNumberingAfterBreak="0">
     <w:nsid w:val="62942522"/>
     <w:multiLevelType w:val="hybridMultilevel"/>
     <w:tmpl w:val="80E41FEC"/>
@@ -26127,7 +26293,7 @@
       </w:rPr>
     </w:lvl>
   </w:abstractNum>
-  <w:abstractNum w:abstractNumId="36" w15:restartNumberingAfterBreak="0">
+  <w:abstractNum w:abstractNumId="38" w15:restartNumberingAfterBreak="0">
     <w:nsid w:val="636C793B"/>
     <w:multiLevelType w:val="multilevel"/>
     <w:tmpl w:val="373EB3C6"/>
@@ -26276,7 +26442,7 @@
       </w:rPr>
     </w:lvl>
   </w:abstractNum>
-  <w:abstractNum w:abstractNumId="37" w15:restartNumberingAfterBreak="0">
+  <w:abstractNum w:abstractNumId="39" w15:restartNumberingAfterBreak="0">
     <w:nsid w:val="693E33FE"/>
     <w:multiLevelType w:val="multilevel"/>
     <w:tmpl w:val="CFF6CA72"/>
@@ -26425,7 +26591,7 @@
       </w:rPr>
     </w:lvl>
   </w:abstractNum>
-  <w:abstractNum w:abstractNumId="38" w15:restartNumberingAfterBreak="0">
+  <w:abstractNum w:abstractNumId="40" w15:restartNumberingAfterBreak="0">
     <w:nsid w:val="6DB331F4"/>
     <w:multiLevelType w:val="multilevel"/>
     <w:tmpl w:val="255A3A5E"/>
@@ -26574,7 +26740,7 @@
       </w:rPr>
     </w:lvl>
   </w:abstractNum>
-  <w:abstractNum w:abstractNumId="39" w15:restartNumberingAfterBreak="0">
+  <w:abstractNum w:abstractNumId="41" w15:restartNumberingAfterBreak="0">
     <w:nsid w:val="71081978"/>
     <w:multiLevelType w:val="hybridMultilevel"/>
     <w:tmpl w:val="76B0985C"/>
@@ -26687,7 +26853,7 @@
       </w:rPr>
     </w:lvl>
   </w:abstractNum>
-  <w:abstractNum w:abstractNumId="40" w15:restartNumberingAfterBreak="0">
+  <w:abstractNum w:abstractNumId="42" w15:restartNumberingAfterBreak="0">
     <w:nsid w:val="730A044F"/>
     <w:multiLevelType w:val="hybridMultilevel"/>
     <w:tmpl w:val="D89C6C70"/>
@@ -26800,7 +26966,7 @@
       </w:rPr>
     </w:lvl>
   </w:abstractNum>
-  <w:abstractNum w:abstractNumId="41" w15:restartNumberingAfterBreak="0">
+  <w:abstractNum w:abstractNumId="43" w15:restartNumberingAfterBreak="0">
     <w:nsid w:val="767B1061"/>
     <w:multiLevelType w:val="hybridMultilevel"/>
     <w:tmpl w:val="38EAC090"/>
@@ -26913,7 +27079,7 @@
       </w:rPr>
     </w:lvl>
   </w:abstractNum>
-  <w:abstractNum w:abstractNumId="42" w15:restartNumberingAfterBreak="0">
+  <w:abstractNum w:abstractNumId="44" w15:restartNumberingAfterBreak="0">
     <w:nsid w:val="77304DDE"/>
     <w:multiLevelType w:val="multilevel"/>
     <w:tmpl w:val="FE606364"/>
@@ -27066,34 +27232,34 @@
     <w:abstractNumId w:val="19"/>
   </w:num>
   <w:num w:numId="2" w16cid:durableId="1987320871">
-    <w:abstractNumId w:val="26"/>
+    <w:abstractNumId w:val="28"/>
   </w:num>
   <w:num w:numId="3" w16cid:durableId="361517088">
-    <w:abstractNumId w:val="26"/>
+    <w:abstractNumId w:val="28"/>
   </w:num>
   <w:num w:numId="4" w16cid:durableId="1565332884">
     <w:abstractNumId w:val="3"/>
   </w:num>
   <w:num w:numId="5" w16cid:durableId="855457903">
-    <w:abstractNumId w:val="22"/>
+    <w:abstractNumId w:val="24"/>
   </w:num>
   <w:num w:numId="6" w16cid:durableId="991715207">
-    <w:abstractNumId w:val="23"/>
+    <w:abstractNumId w:val="25"/>
   </w:num>
   <w:num w:numId="7" w16cid:durableId="1681470014">
     <w:abstractNumId w:val="9"/>
   </w:num>
   <w:num w:numId="8" w16cid:durableId="1408697501">
-    <w:abstractNumId w:val="41"/>
+    <w:abstractNumId w:val="43"/>
   </w:num>
   <w:num w:numId="9" w16cid:durableId="847139038">
-    <w:abstractNumId w:val="36"/>
+    <w:abstractNumId w:val="38"/>
   </w:num>
   <w:num w:numId="10" w16cid:durableId="642387804">
     <w:abstractNumId w:val="2"/>
   </w:num>
   <w:num w:numId="11" w16cid:durableId="110781821">
-    <w:abstractNumId w:val="37"/>
+    <w:abstractNumId w:val="39"/>
   </w:num>
   <w:num w:numId="12" w16cid:durableId="954486540">
     <w:abstractNumId w:val="5"/>
@@ -27102,16 +27268,16 @@
     <w:abstractNumId w:val="13"/>
   </w:num>
   <w:num w:numId="14" w16cid:durableId="502552770">
-    <w:abstractNumId w:val="34"/>
+    <w:abstractNumId w:val="36"/>
   </w:num>
   <w:num w:numId="15" w16cid:durableId="1980501594">
-    <w:abstractNumId w:val="24"/>
+    <w:abstractNumId w:val="26"/>
   </w:num>
   <w:num w:numId="16" w16cid:durableId="351763882">
     <w:abstractNumId w:val="16"/>
   </w:num>
   <w:num w:numId="17" w16cid:durableId="571699025">
-    <w:abstractNumId w:val="30"/>
+    <w:abstractNumId w:val="32"/>
   </w:num>
   <w:num w:numId="18" w16cid:durableId="1868443020">
     <w:abstractNumId w:val="6"/>
@@ -27120,22 +27286,22 @@
     <w:abstractNumId w:val="4"/>
   </w:num>
   <w:num w:numId="20" w16cid:durableId="973560339">
-    <w:abstractNumId w:val="38"/>
+    <w:abstractNumId w:val="40"/>
   </w:num>
   <w:num w:numId="21" w16cid:durableId="1843931102">
-    <w:abstractNumId w:val="29"/>
+    <w:abstractNumId w:val="31"/>
   </w:num>
   <w:num w:numId="22" w16cid:durableId="50425387">
     <w:abstractNumId w:val="1"/>
   </w:num>
   <w:num w:numId="23" w16cid:durableId="1895500467">
-    <w:abstractNumId w:val="32"/>
+    <w:abstractNumId w:val="34"/>
   </w:num>
   <w:num w:numId="24" w16cid:durableId="2069259226">
-    <w:abstractNumId w:val="42"/>
+    <w:abstractNumId w:val="44"/>
   </w:num>
   <w:num w:numId="25" w16cid:durableId="247927083">
-    <w:abstractNumId w:val="21"/>
+    <w:abstractNumId w:val="23"/>
   </w:num>
   <w:num w:numId="26" w16cid:durableId="1760104145">
     <w:abstractNumId w:val="14"/>
@@ -27147,16 +27313,16 @@
     <w:abstractNumId w:val="8"/>
   </w:num>
   <w:num w:numId="29" w16cid:durableId="474564908">
-    <w:abstractNumId w:val="27"/>
+    <w:abstractNumId w:val="29"/>
   </w:num>
   <w:num w:numId="30" w16cid:durableId="2116904696">
-    <w:abstractNumId w:val="28"/>
+    <w:abstractNumId w:val="30"/>
   </w:num>
   <w:num w:numId="31" w16cid:durableId="1072388169">
     <w:abstractNumId w:val="11"/>
   </w:num>
   <w:num w:numId="32" w16cid:durableId="1066030114">
-    <w:abstractNumId w:val="31"/>
+    <w:abstractNumId w:val="33"/>
   </w:num>
   <w:num w:numId="33" w16cid:durableId="444160386">
     <w:abstractNumId w:val="10"/>
@@ -27165,22 +27331,22 @@
     <w:abstractNumId w:val="20"/>
   </w:num>
   <w:num w:numId="35" w16cid:durableId="2008248613">
-    <w:abstractNumId w:val="33"/>
+    <w:abstractNumId w:val="35"/>
   </w:num>
   <w:num w:numId="36" w16cid:durableId="349186550">
-    <w:abstractNumId w:val="40"/>
+    <w:abstractNumId w:val="42"/>
   </w:num>
   <w:num w:numId="37" w16cid:durableId="1005091121">
     <w:abstractNumId w:val="18"/>
   </w:num>
   <w:num w:numId="38" w16cid:durableId="2093088887">
-    <w:abstractNumId w:val="39"/>
+    <w:abstractNumId w:val="41"/>
   </w:num>
   <w:num w:numId="39" w16cid:durableId="1286110741">
     <w:abstractNumId w:val="12"/>
   </w:num>
   <w:num w:numId="40" w16cid:durableId="766853685">
-    <w:abstractNumId w:val="35"/>
+    <w:abstractNumId w:val="37"/>
   </w:num>
   <w:num w:numId="41" w16cid:durableId="1354574002">
     <w:abstractNumId w:val="17"/>
@@ -27189,10 +27355,16 @@
     <w:abstractNumId w:val="15"/>
   </w:num>
   <w:num w:numId="43" w16cid:durableId="324627705">
-    <w:abstractNumId w:val="25"/>
+    <w:abstractNumId w:val="27"/>
   </w:num>
   <w:num w:numId="44" w16cid:durableId="292751710">
     <w:abstractNumId w:val="0"/>
+  </w:num>
+  <w:num w:numId="45" w16cid:durableId="1237668105">
+    <w:abstractNumId w:val="22"/>
+  </w:num>
+  <w:num w:numId="46" w16cid:durableId="803233617">
+    <w:abstractNumId w:val="21"/>
   </w:num>
 </w:numbering>
 </file>
@@ -27810,7 +27982,6 @@
   <w:style w:type="character" w:default="1" w:styleId="DefaultParagraphFont">
     <w:name w:val="Default Paragraph Font"/>
     <w:uiPriority w:val="1"/>
-    <w:semiHidden/>
     <w:unhideWhenUsed/>
   </w:style>
   <w:style w:type="table" w:default="1" w:styleId="TableNormal">
